--- a/manuales_sena/Diagramas-UML-CodeByMike.docx
+++ b/manuales_sena/Diagramas-UML-CodeByMike.docx
@@ -110,11 +110,15 @@
         <w:rPr/>
         <w:t>9 de agosto de 2026</w:t>
       </w:r>
+      <w:r>
+        <w:br w:type="page"/>
+      </w:r>
     </w:p>
     <w:p>
       <w:pPr>
         <w:pStyle w:val="Heading1"/>
         <w:bidi w:val="0"/>
+        <w:ind w:hanging="0" w:left="0" w:right="0"/>
         <w:rPr/>
       </w:pPr>
       <w:r>
@@ -324,6 +328,9 @@
       <w:r>
         <w:rPr/>
         <w:t>Referencias</w:t>
+      </w:r>
+      <w:r>
+        <w:br w:type="page"/>
       </w:r>
     </w:p>
     <w:p>
@@ -381,6 +388,9 @@
       <w:r>
         <w:rPr/>
         <w:t>Los diagramas no se dibujaron en una herramienta externa: se generan desde el propio código fuente del sistema, ya sea mediante Mermaid o mediante motores de trazado escritos para el proyecto, y se exportaron a este documento directamente desde la aplicación en ejecución. Esa decisión garantiza que el modelo aquí presentado corresponda al sistema tal como está construido y no a una versión que quedó desactualizada al primer cambio de código.</w:t>
+      </w:r>
+      <w:r>
+        <w:br w:type="page"/>
       </w:r>
     </w:p>
     <w:p>
@@ -526,6 +536,9 @@
         <w:rPr/>
         <w:t xml:space="preserve">Relacionar cada diagrama con el elemento del código fuente que lo implementa, para conservar la trazabilidad entre el modelo y el sistema construido. </w:t>
       </w:r>
+      <w:r>
+        <w:br w:type="page"/>
+      </w:r>
     </w:p>
     <w:p>
       <w:pPr>
@@ -583,6 +596,9 @@
         <w:rPr/>
         <w:t>Esa clasificación organiza el presente documento. Primero se presentan los diagramas de comportamiento, porque el análisis parte de lo que el sistema debe hacer y de quién lo solicita; después los de estructura, que responden a cómo se organiza internamente para hacerlo. Larman (2007) sostiene precisamente que el orden natural del análisis orientado a objetos va del comportamiento observable hacia la asignación de responsabilidades entre clases.</w:t>
       </w:r>
+      <w:r>
+        <w:br w:type="page"/>
+      </w:r>
     </w:p>
     <w:p>
       <w:pPr>
@@ -734,11 +750,15 @@
         <w:rPr/>
         <w:t>La Figura 1 presenta el diagrama de casos de uso del sistema. Dada su extensión, se muestra en secciones consecutivas. Los actores identificados son el administrador, el cliente, el visitante público y los sistemas externos que actúan sin intervención humana, como el planificador de tareas programadas y la pasarela de pagos. Su inclusión como actores obedece a que inician casos de uso por su cuenta: la técnica no exige que un actor sea una persona, sino una entidad externa a la frontera del sistema.</w:t>
       </w:r>
+      <w:r>
+        <w:br w:type="page"/>
+      </w:r>
     </w:p>
     <w:p>
       <w:pPr>
         <w:pStyle w:val="BodyTextfig-num"/>
         <w:bidi w:val="0"/>
+        <w:ind w:hanging="0" w:left="0" w:right="0"/>
         <w:jc w:val="left"/>
         <w:rPr/>
       </w:pPr>
@@ -751,6 +771,7 @@
       <w:pPr>
         <w:pStyle w:val="BodyTextfig-tit"/>
         <w:bidi w:val="0"/>
+        <w:ind w:hanging="0" w:left="0" w:right="0"/>
         <w:jc w:val="left"/>
         <w:rPr>
           <w:i/>
@@ -775,7 +796,7 @@
         <w:rPr/>
         <w:drawing>
           <wp:inline distT="0" distB="0" distL="0" distR="0">
-            <wp:extent cx="5939790" cy="20069175"/>
+            <wp:extent cx="5939790" cy="5687695"/>
             <wp:effectExtent l="0" t="0" r="0" b="0"/>
             <wp:docPr id="1" name="Image1" descr=""/>
             <wp:cNvGraphicFramePr>
@@ -799,7 +820,7 @@
                   <pic:spPr bwMode="auto">
                     <a:xfrm>
                       <a:off x="0" y="0"/>
-                      <a:ext cx="5939790" cy="20069175"/>
+                      <a:ext cx="5939790" cy="5687695"/>
                     </a:xfrm>
                     <a:prstGeom prst="rect">
                       <a:avLst/>
@@ -811,11 +832,15 @@
           </wp:inline>
         </w:drawing>
       </w:r>
+      <w:r>
+        <w:br w:type="page"/>
+      </w:r>
     </w:p>
     <w:p>
       <w:pPr>
         <w:pStyle w:val="BodyTextfig-num"/>
         <w:bidi w:val="0"/>
+        <w:ind w:hanging="0" w:left="0" w:right="0"/>
         <w:jc w:val="left"/>
         <w:rPr/>
       </w:pPr>
@@ -828,6 +853,7 @@
       <w:pPr>
         <w:pStyle w:val="BodyTextfig-tit"/>
         <w:bidi w:val="0"/>
+        <w:ind w:hanging="0" w:left="0" w:right="0"/>
         <w:jc w:val="left"/>
         <w:rPr>
           <w:i/>
@@ -852,7 +878,7 @@
         <w:rPr/>
         <w:drawing>
           <wp:inline distT="0" distB="0" distL="0" distR="0">
-            <wp:extent cx="5939790" cy="20688300"/>
+            <wp:extent cx="5939790" cy="5864225"/>
             <wp:effectExtent l="0" t="0" r="0" b="0"/>
             <wp:docPr id="2" name="Image2" descr=""/>
             <wp:cNvGraphicFramePr>
@@ -876,7 +902,7 @@
                   <pic:spPr bwMode="auto">
                     <a:xfrm>
                       <a:off x="0" y="0"/>
-                      <a:ext cx="5939790" cy="20688300"/>
+                      <a:ext cx="5939790" cy="5864225"/>
                     </a:xfrm>
                     <a:prstGeom prst="rect">
                       <a:avLst/>
@@ -888,11 +914,15 @@
           </wp:inline>
         </w:drawing>
       </w:r>
+      <w:r>
+        <w:br w:type="page"/>
+      </w:r>
     </w:p>
     <w:p>
       <w:pPr>
         <w:pStyle w:val="BodyTextfig-num"/>
         <w:bidi w:val="0"/>
+        <w:ind w:hanging="0" w:left="0" w:right="0"/>
         <w:jc w:val="left"/>
         <w:rPr/>
       </w:pPr>
@@ -905,6 +935,7 @@
       <w:pPr>
         <w:pStyle w:val="BodyTextfig-tit"/>
         <w:bidi w:val="0"/>
+        <w:ind w:hanging="0" w:left="0" w:right="0"/>
         <w:jc w:val="left"/>
         <w:rPr>
           <w:i/>
@@ -929,7 +960,7 @@
         <w:rPr/>
         <w:drawing>
           <wp:inline distT="0" distB="0" distL="0" distR="0">
-            <wp:extent cx="5939790" cy="20688300"/>
+            <wp:extent cx="5939790" cy="5864225"/>
             <wp:effectExtent l="0" t="0" r="0" b="0"/>
             <wp:docPr id="3" name="Image3" descr=""/>
             <wp:cNvGraphicFramePr>
@@ -953,7 +984,7 @@
                   <pic:spPr bwMode="auto">
                     <a:xfrm>
                       <a:off x="0" y="0"/>
-                      <a:ext cx="5939790" cy="20688300"/>
+                      <a:ext cx="5939790" cy="5864225"/>
                     </a:xfrm>
                     <a:prstGeom prst="rect">
                       <a:avLst/>
@@ -965,6 +996,9 @@
           </wp:inline>
         </w:drawing>
       </w:r>
+      <w:r>
+        <w:br w:type="page"/>
+      </w:r>
     </w:p>
     <w:p>
       <w:pPr>
@@ -1028,6 +1062,7 @@
       <w:pPr>
         <w:pStyle w:val="BodyTextfig-num"/>
         <w:bidi w:val="0"/>
+        <w:ind w:hanging="0" w:left="0" w:right="0"/>
         <w:jc w:val="left"/>
         <w:rPr/>
       </w:pPr>
@@ -1040,6 +1075,7 @@
       <w:pPr>
         <w:pStyle w:val="BodyTextfig-tit"/>
         <w:bidi w:val="0"/>
+        <w:ind w:hanging="0" w:left="0" w:right="0"/>
         <w:jc w:val="left"/>
         <w:rPr>
           <w:i/>
@@ -1064,7 +1100,7 @@
         <w:rPr/>
         <w:drawing>
           <wp:inline distT="0" distB="0" distL="0" distR="0">
-            <wp:extent cx="5939790" cy="15887700"/>
+            <wp:extent cx="5939790" cy="4503420"/>
             <wp:effectExtent l="0" t="0" r="0" b="0"/>
             <wp:docPr id="4" name="Image4" descr=""/>
             <wp:cNvGraphicFramePr>
@@ -1088,7 +1124,7 @@
                   <pic:spPr bwMode="auto">
                     <a:xfrm>
                       <a:off x="0" y="0"/>
-                      <a:ext cx="5939790" cy="15887700"/>
+                      <a:ext cx="5939790" cy="4503420"/>
                     </a:xfrm>
                     <a:prstGeom prst="rect">
                       <a:avLst/>
@@ -1105,6 +1141,7 @@
       <w:pPr>
         <w:pStyle w:val="BodyText"/>
         <w:bidi w:val="0"/>
+        <w:ind w:hanging="0" w:left="0" w:right="0"/>
         <w:jc w:val="left"/>
         <w:rPr/>
       </w:pPr>
@@ -1123,6 +1160,7 @@
       <w:pPr>
         <w:pStyle w:val="BodyTextfig-num"/>
         <w:bidi w:val="0"/>
+        <w:ind w:hanging="0" w:left="0" w:right="0"/>
         <w:jc w:val="left"/>
         <w:rPr/>
       </w:pPr>
@@ -1135,6 +1173,7 @@
       <w:pPr>
         <w:pStyle w:val="BodyTextfig-tit"/>
         <w:bidi w:val="0"/>
+        <w:ind w:hanging="0" w:left="0" w:right="0"/>
         <w:jc w:val="left"/>
         <w:rPr>
           <w:i/>
@@ -1159,7 +1198,7 @@
         <w:rPr/>
         <w:drawing>
           <wp:inline distT="0" distB="0" distL="0" distR="0">
-            <wp:extent cx="5939790" cy="18411825"/>
+            <wp:extent cx="5939790" cy="5219700"/>
             <wp:effectExtent l="0" t="0" r="0" b="0"/>
             <wp:docPr id="5" name="Image5" descr=""/>
             <wp:cNvGraphicFramePr>
@@ -1183,7 +1222,7 @@
                   <pic:spPr bwMode="auto">
                     <a:xfrm>
                       <a:off x="0" y="0"/>
-                      <a:ext cx="5939790" cy="18411825"/>
+                      <a:ext cx="5939790" cy="5219700"/>
                     </a:xfrm>
                     <a:prstGeom prst="rect">
                       <a:avLst/>
@@ -1200,6 +1239,7 @@
       <w:pPr>
         <w:pStyle w:val="BodyText"/>
         <w:bidi w:val="0"/>
+        <w:ind w:hanging="0" w:left="0" w:right="0"/>
         <w:jc w:val="left"/>
         <w:rPr/>
       </w:pPr>
@@ -1218,6 +1258,7 @@
       <w:pPr>
         <w:pStyle w:val="BodyTextfig-num"/>
         <w:bidi w:val="0"/>
+        <w:ind w:hanging="0" w:left="0" w:right="0"/>
         <w:jc w:val="left"/>
         <w:rPr/>
       </w:pPr>
@@ -1230,6 +1271,7 @@
       <w:pPr>
         <w:pStyle w:val="BodyTextfig-tit"/>
         <w:bidi w:val="0"/>
+        <w:ind w:hanging="0" w:left="0" w:right="0"/>
         <w:jc w:val="left"/>
         <w:rPr>
           <w:i/>
@@ -1254,7 +1296,7 @@
         <w:rPr/>
         <w:drawing>
           <wp:inline distT="0" distB="0" distL="0" distR="0">
-            <wp:extent cx="5939790" cy="16859250"/>
+            <wp:extent cx="5939790" cy="4035425"/>
             <wp:effectExtent l="0" t="0" r="0" b="0"/>
             <wp:docPr id="6" name="Image6" descr=""/>
             <wp:cNvGraphicFramePr>
@@ -1278,7 +1320,7 @@
                   <pic:spPr bwMode="auto">
                     <a:xfrm>
                       <a:off x="0" y="0"/>
-                      <a:ext cx="5939790" cy="16859250"/>
+                      <a:ext cx="5939790" cy="4035425"/>
                     </a:xfrm>
                     <a:prstGeom prst="rect">
                       <a:avLst/>
@@ -1295,6 +1337,7 @@
       <w:pPr>
         <w:pStyle w:val="BodyText"/>
         <w:bidi w:val="0"/>
+        <w:ind w:hanging="0" w:left="0" w:right="0"/>
         <w:jc w:val="left"/>
         <w:rPr/>
       </w:pPr>
@@ -1313,6 +1356,7 @@
       <w:pPr>
         <w:pStyle w:val="BodyTextfig-num"/>
         <w:bidi w:val="0"/>
+        <w:ind w:hanging="0" w:left="0" w:right="0"/>
         <w:jc w:val="left"/>
         <w:rPr/>
       </w:pPr>
@@ -1325,6 +1369,7 @@
       <w:pPr>
         <w:pStyle w:val="BodyTextfig-tit"/>
         <w:bidi w:val="0"/>
+        <w:ind w:hanging="0" w:left="0" w:right="0"/>
         <w:jc w:val="left"/>
         <w:rPr>
           <w:i/>
@@ -1349,7 +1394,7 @@
         <w:rPr/>
         <w:drawing>
           <wp:inline distT="0" distB="0" distL="0" distR="0">
-            <wp:extent cx="5939790" cy="14839950"/>
+            <wp:extent cx="5939790" cy="4204970"/>
             <wp:effectExtent l="0" t="0" r="0" b="0"/>
             <wp:docPr id="7" name="Image7" descr=""/>
             <wp:cNvGraphicFramePr>
@@ -1373,7 +1418,7 @@
                   <pic:spPr bwMode="auto">
                     <a:xfrm>
                       <a:off x="0" y="0"/>
-                      <a:ext cx="5939790" cy="14839950"/>
+                      <a:ext cx="5939790" cy="4204970"/>
                     </a:xfrm>
                     <a:prstGeom prst="rect">
                       <a:avLst/>
@@ -1390,6 +1435,7 @@
       <w:pPr>
         <w:pStyle w:val="BodyText"/>
         <w:bidi w:val="0"/>
+        <w:ind w:hanging="0" w:left="0" w:right="0"/>
         <w:jc w:val="left"/>
         <w:rPr/>
       </w:pPr>
@@ -1402,6 +1448,9 @@
       <w:r>
         <w:rPr/>
         <w:t xml:space="preserve"> CU-12 · Estados sin retroceso y bitácora completa de eventos.</w:t>
+      </w:r>
+      <w:r>
+        <w:br w:type="page"/>
       </w:r>
     </w:p>
     <w:p>
@@ -1466,6 +1515,7 @@
       <w:pPr>
         <w:pStyle w:val="BodyTextfig-num"/>
         <w:bidi w:val="0"/>
+        <w:ind w:hanging="0" w:left="0" w:right="0"/>
         <w:jc w:val="left"/>
         <w:rPr/>
       </w:pPr>
@@ -1478,6 +1528,7 @@
       <w:pPr>
         <w:pStyle w:val="BodyTextfig-tit"/>
         <w:bidi w:val="0"/>
+        <w:ind w:hanging="0" w:left="0" w:right="0"/>
         <w:jc w:val="left"/>
         <w:rPr>
           <w:i/>
@@ -1502,7 +1553,7 @@
         <w:rPr/>
         <w:drawing>
           <wp:inline distT="0" distB="0" distL="0" distR="0">
-            <wp:extent cx="5939790" cy="11753850"/>
+            <wp:extent cx="5939790" cy="3329940"/>
             <wp:effectExtent l="0" t="0" r="0" b="0"/>
             <wp:docPr id="8" name="Image8" descr=""/>
             <wp:cNvGraphicFramePr>
@@ -1526,7 +1577,7 @@
                   <pic:spPr bwMode="auto">
                     <a:xfrm>
                       <a:off x="0" y="0"/>
-                      <a:ext cx="5939790" cy="11753850"/>
+                      <a:ext cx="5939790" cy="3329940"/>
                     </a:xfrm>
                     <a:prstGeom prst="rect">
                       <a:avLst/>
@@ -1543,6 +1594,7 @@
       <w:pPr>
         <w:pStyle w:val="BodyText"/>
         <w:bidi w:val="0"/>
+        <w:ind w:hanging="0" w:left="0" w:right="0"/>
         <w:jc w:val="left"/>
         <w:rPr/>
       </w:pPr>
@@ -1561,6 +1613,7 @@
       <w:pPr>
         <w:pStyle w:val="BodyTextfig-num"/>
         <w:bidi w:val="0"/>
+        <w:ind w:hanging="0" w:left="0" w:right="0"/>
         <w:jc w:val="left"/>
         <w:rPr/>
       </w:pPr>
@@ -1573,6 +1626,7 @@
       <w:pPr>
         <w:pStyle w:val="BodyTextfig-tit"/>
         <w:bidi w:val="0"/>
+        <w:ind w:hanging="0" w:left="0" w:right="0"/>
         <w:jc w:val="left"/>
         <w:rPr>
           <w:i/>
@@ -1597,7 +1651,7 @@
         <w:rPr/>
         <w:drawing>
           <wp:inline distT="0" distB="0" distL="0" distR="0">
-            <wp:extent cx="5939790" cy="8115300"/>
+            <wp:extent cx="5939790" cy="2300605"/>
             <wp:effectExtent l="0" t="0" r="0" b="0"/>
             <wp:docPr id="9" name="Image9" descr=""/>
             <wp:cNvGraphicFramePr>
@@ -1621,7 +1675,7 @@
                   <pic:spPr bwMode="auto">
                     <a:xfrm>
                       <a:off x="0" y="0"/>
-                      <a:ext cx="5939790" cy="8115300"/>
+                      <a:ext cx="5939790" cy="2300605"/>
                     </a:xfrm>
                     <a:prstGeom prst="rect">
                       <a:avLst/>
@@ -1638,6 +1692,7 @@
       <w:pPr>
         <w:pStyle w:val="BodyText"/>
         <w:bidi w:val="0"/>
+        <w:ind w:hanging="0" w:left="0" w:right="0"/>
         <w:jc w:val="left"/>
         <w:rPr/>
       </w:pPr>
@@ -1656,6 +1711,7 @@
       <w:pPr>
         <w:pStyle w:val="BodyTextfig-num"/>
         <w:bidi w:val="0"/>
+        <w:ind w:hanging="0" w:left="0" w:right="0"/>
         <w:jc w:val="left"/>
         <w:rPr/>
       </w:pPr>
@@ -1668,6 +1724,7 @@
       <w:pPr>
         <w:pStyle w:val="BodyTextfig-tit"/>
         <w:bidi w:val="0"/>
+        <w:ind w:hanging="0" w:left="0" w:right="0"/>
         <w:jc w:val="left"/>
         <w:rPr>
           <w:i/>
@@ -1692,7 +1749,7 @@
         <w:rPr/>
         <w:drawing>
           <wp:inline distT="0" distB="0" distL="0" distR="0">
-            <wp:extent cx="5939790" cy="8172450"/>
+            <wp:extent cx="5939790" cy="2314575"/>
             <wp:effectExtent l="0" t="0" r="0" b="0"/>
             <wp:docPr id="10" name="Image10" descr=""/>
             <wp:cNvGraphicFramePr>
@@ -1716,7 +1773,7 @@
                   <pic:spPr bwMode="auto">
                     <a:xfrm>
                       <a:off x="0" y="0"/>
-                      <a:ext cx="5939790" cy="8172450"/>
+                      <a:ext cx="5939790" cy="2314575"/>
                     </a:xfrm>
                     <a:prstGeom prst="rect">
                       <a:avLst/>
@@ -1733,6 +1790,7 @@
       <w:pPr>
         <w:pStyle w:val="BodyText"/>
         <w:bidi w:val="0"/>
+        <w:ind w:hanging="0" w:left="0" w:right="0"/>
         <w:jc w:val="left"/>
         <w:rPr/>
       </w:pPr>
@@ -1751,6 +1809,7 @@
       <w:pPr>
         <w:pStyle w:val="BodyTextfig-num"/>
         <w:bidi w:val="0"/>
+        <w:ind w:hanging="0" w:left="0" w:right="0"/>
         <w:jc w:val="left"/>
         <w:rPr/>
       </w:pPr>
@@ -1763,6 +1822,7 @@
       <w:pPr>
         <w:pStyle w:val="BodyTextfig-tit"/>
         <w:bidi w:val="0"/>
+        <w:ind w:hanging="0" w:left="0" w:right="0"/>
         <w:jc w:val="left"/>
         <w:rPr>
           <w:i/>
@@ -1787,7 +1847,7 @@
         <w:rPr/>
         <w:drawing>
           <wp:inline distT="0" distB="0" distL="0" distR="0">
-            <wp:extent cx="5939790" cy="8172450"/>
+            <wp:extent cx="5939790" cy="2314575"/>
             <wp:effectExtent l="0" t="0" r="0" b="0"/>
             <wp:docPr id="11" name="Image11" descr=""/>
             <wp:cNvGraphicFramePr>
@@ -1811,7 +1871,7 @@
                   <pic:spPr bwMode="auto">
                     <a:xfrm>
                       <a:off x="0" y="0"/>
-                      <a:ext cx="5939790" cy="8172450"/>
+                      <a:ext cx="5939790" cy="2314575"/>
                     </a:xfrm>
                     <a:prstGeom prst="rect">
                       <a:avLst/>
@@ -1828,6 +1888,7 @@
       <w:pPr>
         <w:pStyle w:val="BodyText"/>
         <w:bidi w:val="0"/>
+        <w:ind w:hanging="0" w:left="0" w:right="0"/>
         <w:jc w:val="left"/>
         <w:rPr/>
       </w:pPr>
@@ -1840,6 +1901,9 @@
       <w:r>
         <w:rPr/>
         <w:t xml:space="preserve"> La misma interacción que el diagrama de actividades describe por dentro, aquí vista por sus enlaces. El endpoint no toca la máquina de estados ni ella responde a la pasarela: cada objeto habla solo con sus vecinos.</w:t>
+      </w:r>
+      <w:r>
+        <w:br w:type="page"/>
       </w:r>
     </w:p>
     <w:p>
@@ -1899,11 +1963,15 @@
         <w:rPr/>
         <w:t>Se modelaron tres procesos: la atención de una solicitud en la capa intermedia de seguridad, el flujo de integración y despliegue continuo con reversión automática, y la aplicación idempotente de un evento de la pasarela de pagos. Los tres contienen bifurcaciones condicionales, y los dos primeros contienen además rutas concurrentes, lo que justifica el uso de este diagrama frente a un diagrama de flujo convencional.</w:t>
       </w:r>
+      <w:r>
+        <w:br w:type="page"/>
+      </w:r>
     </w:p>
     <w:p>
       <w:pPr>
         <w:pStyle w:val="BodyTextfig-num"/>
         <w:bidi w:val="0"/>
+        <w:ind w:hanging="0" w:left="0" w:right="0"/>
         <w:jc w:val="left"/>
         <w:rPr/>
       </w:pPr>
@@ -1916,6 +1984,7 @@
       <w:pPr>
         <w:pStyle w:val="BodyTextfig-tit"/>
         <w:bidi w:val="0"/>
+        <w:ind w:hanging="0" w:left="0" w:right="0"/>
         <w:jc w:val="left"/>
         <w:rPr>
           <w:i/>
@@ -1940,7 +2009,7 @@
         <w:rPr/>
         <w:drawing>
           <wp:inline distT="0" distB="0" distL="0" distR="0">
-            <wp:extent cx="4831080" cy="29679900"/>
+            <wp:extent cx="4831080" cy="6840220"/>
             <wp:effectExtent l="0" t="0" r="0" b="0"/>
             <wp:docPr id="12" name="Image12" descr=""/>
             <wp:cNvGraphicFramePr>
@@ -1964,7 +2033,7 @@
                   <pic:spPr bwMode="auto">
                     <a:xfrm>
                       <a:off x="0" y="0"/>
-                      <a:ext cx="4831080" cy="29679900"/>
+                      <a:ext cx="4831080" cy="6840220"/>
                     </a:xfrm>
                     <a:prstGeom prst="rect">
                       <a:avLst/>
@@ -1981,6 +2050,7 @@
       <w:pPr>
         <w:pStyle w:val="BodyText"/>
         <w:bidi w:val="0"/>
+        <w:ind w:hanging="0" w:left="0" w:right="0"/>
         <w:jc w:val="left"/>
         <w:rPr/>
       </w:pPr>
@@ -1994,11 +2064,15 @@
         <w:rPr/>
         <w:t xml:space="preserve"> El camino completo de un request desde que entra al edge hasta que sale con sus cabeceras. Concentra en un solo punto la normalización de idioma, el chaos del LAB, la blocklist, el límite de peticiones y las dos autenticaciones, en ese orden.</w:t>
       </w:r>
+      <w:r>
+        <w:br w:type="page"/>
+      </w:r>
     </w:p>
     <w:p>
       <w:pPr>
         <w:pStyle w:val="BodyTextfig-num"/>
         <w:bidi w:val="0"/>
+        <w:ind w:hanging="0" w:left="0" w:right="0"/>
         <w:jc w:val="left"/>
         <w:rPr/>
       </w:pPr>
@@ -2011,6 +2085,7 @@
       <w:pPr>
         <w:pStyle w:val="BodyTextfig-tit"/>
         <w:bidi w:val="0"/>
+        <w:ind w:hanging="0" w:left="0" w:right="0"/>
         <w:jc w:val="left"/>
         <w:rPr>
           <w:i/>
@@ -2035,7 +2110,7 @@
         <w:rPr/>
         <w:drawing>
           <wp:inline distT="0" distB="0" distL="0" distR="0">
-            <wp:extent cx="4831080" cy="29679900"/>
+            <wp:extent cx="4831080" cy="6840220"/>
             <wp:effectExtent l="0" t="0" r="0" b="0"/>
             <wp:docPr id="13" name="Image13" descr=""/>
             <wp:cNvGraphicFramePr>
@@ -2059,7 +2134,7 @@
                   <pic:spPr bwMode="auto">
                     <a:xfrm>
                       <a:off x="0" y="0"/>
-                      <a:ext cx="4831080" cy="29679900"/>
+                      <a:ext cx="4831080" cy="6840220"/>
                     </a:xfrm>
                     <a:prstGeom prst="rect">
                       <a:avLst/>
@@ -2076,6 +2151,7 @@
       <w:pPr>
         <w:pStyle w:val="BodyText"/>
         <w:bidi w:val="0"/>
+        <w:ind w:hanging="0" w:left="0" w:right="0"/>
         <w:jc w:val="left"/>
         <w:rPr/>
       </w:pPr>
@@ -2089,11 +2165,15 @@
         <w:rPr/>
         <w:t xml:space="preserve"> Del push a main hasta producción verificada. Las dos ramas de verificación (pruebas y seguridad/accesibilidad) corren concurrentes y se sincronizan antes de desplegar; después del deploy hay una etapa más, la que decide si la versión nueva se queda o se revierte.</w:t>
       </w:r>
+      <w:r>
+        <w:br w:type="page"/>
+      </w:r>
     </w:p>
     <w:p>
       <w:pPr>
         <w:pStyle w:val="BodyTextfig-num"/>
         <w:bidi w:val="0"/>
+        <w:ind w:hanging="0" w:left="0" w:right="0"/>
         <w:jc w:val="left"/>
         <w:rPr/>
       </w:pPr>
@@ -2106,6 +2186,7 @@
       <w:pPr>
         <w:pStyle w:val="BodyTextfig-tit"/>
         <w:bidi w:val="0"/>
+        <w:ind w:hanging="0" w:left="0" w:right="0"/>
         <w:jc w:val="left"/>
         <w:rPr>
           <w:i/>
@@ -2130,7 +2211,7 @@
         <w:rPr/>
         <w:drawing>
           <wp:inline distT="0" distB="0" distL="0" distR="0">
-            <wp:extent cx="4265930" cy="33604200"/>
+            <wp:extent cx="4265930" cy="6840220"/>
             <wp:effectExtent l="0" t="0" r="0" b="0"/>
             <wp:docPr id="14" name="Image14" descr=""/>
             <wp:cNvGraphicFramePr>
@@ -2154,7 +2235,7 @@
                   <pic:spPr bwMode="auto">
                     <a:xfrm>
                       <a:off x="0" y="0"/>
-                      <a:ext cx="4265930" cy="33604200"/>
+                      <a:ext cx="4265930" cy="6840220"/>
                     </a:xfrm>
                     <a:prstGeom prst="rect">
                       <a:avLst/>
@@ -2171,6 +2252,7 @@
       <w:pPr>
         <w:pStyle w:val="BodyText"/>
         <w:bidi w:val="0"/>
+        <w:ind w:hanging="0" w:left="0" w:right="0"/>
         <w:jc w:val="left"/>
         <w:rPr/>
       </w:pPr>
@@ -2283,6 +2365,7 @@
       <w:pPr>
         <w:pStyle w:val="BodyTextfig-num"/>
         <w:bidi w:val="0"/>
+        <w:ind w:hanging="0" w:left="0" w:right="0"/>
         <w:jc w:val="left"/>
         <w:rPr/>
       </w:pPr>
@@ -2295,6 +2378,7 @@
       <w:pPr>
         <w:pStyle w:val="BodyTextfig-tit"/>
         <w:bidi w:val="0"/>
+        <w:ind w:hanging="0" w:left="0" w:right="0"/>
         <w:jc w:val="left"/>
         <w:rPr>
           <w:i/>
@@ -2319,7 +2403,7 @@
         <w:rPr/>
         <w:drawing>
           <wp:inline distT="0" distB="0" distL="0" distR="0">
-            <wp:extent cx="5939790" cy="17802225"/>
+            <wp:extent cx="5939790" cy="4291330"/>
             <wp:effectExtent l="0" t="0" r="0" b="0"/>
             <wp:docPr id="15" name="Image15" descr=""/>
             <wp:cNvGraphicFramePr>
@@ -2343,7 +2427,7 @@
                   <pic:spPr bwMode="auto">
                     <a:xfrm>
                       <a:off x="0" y="0"/>
-                      <a:ext cx="5939790" cy="17802225"/>
+                      <a:ext cx="5939790" cy="4291330"/>
                     </a:xfrm>
                     <a:prstGeom prst="rect">
                       <a:avLst/>
@@ -2360,6 +2444,7 @@
       <w:pPr>
         <w:pStyle w:val="BodyTextfig-num"/>
         <w:bidi w:val="0"/>
+        <w:ind w:hanging="0" w:left="0" w:right="0"/>
         <w:jc w:val="left"/>
         <w:rPr/>
       </w:pPr>
@@ -2372,6 +2457,7 @@
       <w:pPr>
         <w:pStyle w:val="BodyTextfig-tit"/>
         <w:bidi w:val="0"/>
+        <w:ind w:hanging="0" w:left="0" w:right="0"/>
         <w:jc w:val="left"/>
         <w:rPr>
           <w:i/>
@@ -2396,7 +2482,7 @@
         <w:rPr/>
         <w:drawing>
           <wp:inline distT="0" distB="0" distL="0" distR="0">
-            <wp:extent cx="5939790" cy="8458200"/>
+            <wp:extent cx="5939790" cy="2397760"/>
             <wp:effectExtent l="0" t="0" r="0" b="0"/>
             <wp:docPr id="16" name="Image16" descr=""/>
             <wp:cNvGraphicFramePr>
@@ -2420,7 +2506,7 @@
                   <pic:spPr bwMode="auto">
                     <a:xfrm>
                       <a:off x="0" y="0"/>
-                      <a:ext cx="5939790" cy="8458200"/>
+                      <a:ext cx="5939790" cy="2397760"/>
                     </a:xfrm>
                     <a:prstGeom prst="rect">
                       <a:avLst/>
@@ -2437,6 +2523,7 @@
       <w:pPr>
         <w:pStyle w:val="BodyTextfig-num"/>
         <w:bidi w:val="0"/>
+        <w:ind w:hanging="0" w:left="0" w:right="0"/>
         <w:jc w:val="left"/>
         <w:rPr/>
       </w:pPr>
@@ -2449,6 +2536,7 @@
       <w:pPr>
         <w:pStyle w:val="BodyTextfig-tit"/>
         <w:bidi w:val="0"/>
+        <w:ind w:hanging="0" w:left="0" w:right="0"/>
         <w:jc w:val="left"/>
         <w:rPr>
           <w:i/>
@@ -2473,7 +2561,7 @@
         <w:rPr/>
         <w:drawing>
           <wp:inline distT="0" distB="0" distL="0" distR="0">
-            <wp:extent cx="5878830" cy="19897725"/>
+            <wp:extent cx="5878830" cy="5579745"/>
             <wp:effectExtent l="0" t="0" r="0" b="0"/>
             <wp:docPr id="17" name="Image17" descr=""/>
             <wp:cNvGraphicFramePr>
@@ -2497,7 +2585,7 @@
                   <pic:spPr bwMode="auto">
                     <a:xfrm>
                       <a:off x="0" y="0"/>
-                      <a:ext cx="5878830" cy="19897725"/>
+                      <a:ext cx="5878830" cy="5579745"/>
                     </a:xfrm>
                     <a:prstGeom prst="rect">
                       <a:avLst/>
@@ -2514,6 +2602,7 @@
       <w:pPr>
         <w:pStyle w:val="BodyTextfig-num"/>
         <w:bidi w:val="0"/>
+        <w:ind w:hanging="0" w:left="0" w:right="0"/>
         <w:jc w:val="left"/>
         <w:rPr/>
       </w:pPr>
@@ -2526,6 +2615,7 @@
       <w:pPr>
         <w:pStyle w:val="BodyTextfig-tit"/>
         <w:bidi w:val="0"/>
+        <w:ind w:hanging="0" w:left="0" w:right="0"/>
         <w:jc w:val="left"/>
         <w:rPr>
           <w:i/>
@@ -2550,7 +2640,7 @@
         <w:rPr/>
         <w:drawing>
           <wp:inline distT="0" distB="0" distL="0" distR="0">
-            <wp:extent cx="5939790" cy="6629400"/>
+            <wp:extent cx="5939790" cy="2534285"/>
             <wp:effectExtent l="0" t="0" r="0" b="0"/>
             <wp:docPr id="18" name="Image18" descr=""/>
             <wp:cNvGraphicFramePr>
@@ -2574,7 +2664,7 @@
                   <pic:spPr bwMode="auto">
                     <a:xfrm>
                       <a:off x="0" y="0"/>
-                      <a:ext cx="5939790" cy="6629400"/>
+                      <a:ext cx="5939790" cy="2534285"/>
                     </a:xfrm>
                     <a:prstGeom prst="rect">
                       <a:avLst/>
@@ -2591,6 +2681,7 @@
       <w:pPr>
         <w:pStyle w:val="BodyText"/>
         <w:bidi w:val="0"/>
+        <w:ind w:hanging="0" w:left="0" w:right="0"/>
         <w:jc w:val="left"/>
         <w:rPr/>
       </w:pPr>
@@ -2603,6 +2694,9 @@
       <w:r>
         <w:rPr/>
         <w:t xml:space="preserve"> Sin relaciones: ambas tablas registran telemetría suelta (descargas de CV, progreso de labs) sin foreign keys hacia el resto del schema.</w:t>
+      </w:r>
+      <w:r>
+        <w:br w:type="page"/>
       </w:r>
     </w:p>
     <w:p>
@@ -2655,6 +2749,7 @@
       <w:pPr>
         <w:pStyle w:val="BodyTextfig-num"/>
         <w:bidi w:val="0"/>
+        <w:ind w:hanging="0" w:left="0" w:right="0"/>
         <w:jc w:val="left"/>
         <w:rPr/>
       </w:pPr>
@@ -2667,6 +2762,7 @@
       <w:pPr>
         <w:pStyle w:val="BodyTextfig-tit"/>
         <w:bidi w:val="0"/>
+        <w:ind w:hanging="0" w:left="0" w:right="0"/>
         <w:jc w:val="left"/>
         <w:rPr>
           <w:i/>
@@ -2691,7 +2787,7 @@
         <w:rPr/>
         <w:drawing>
           <wp:inline distT="0" distB="0" distL="0" distR="0">
-            <wp:extent cx="5939790" cy="13115925"/>
+            <wp:extent cx="5939790" cy="3715385"/>
             <wp:effectExtent l="0" t="0" r="0" b="0"/>
             <wp:docPr id="19" name="Image19" descr=""/>
             <wp:cNvGraphicFramePr>
@@ -2715,7 +2811,7 @@
                   <pic:spPr bwMode="auto">
                     <a:xfrm>
                       <a:off x="0" y="0"/>
-                      <a:ext cx="5939790" cy="13115925"/>
+                      <a:ext cx="5939790" cy="3715385"/>
                     </a:xfrm>
                     <a:prstGeom prst="rect">
                       <a:avLst/>
@@ -2732,6 +2828,7 @@
       <w:pPr>
         <w:pStyle w:val="BodyText"/>
         <w:bidi w:val="0"/>
+        <w:ind w:hanging="0" w:left="0" w:right="0"/>
         <w:jc w:val="left"/>
         <w:rPr/>
       </w:pPr>
@@ -2750,6 +2847,7 @@
       <w:pPr>
         <w:pStyle w:val="BodyTextfig-num"/>
         <w:bidi w:val="0"/>
+        <w:ind w:hanging="0" w:left="0" w:right="0"/>
         <w:jc w:val="left"/>
         <w:rPr/>
       </w:pPr>
@@ -2762,6 +2860,7 @@
       <w:pPr>
         <w:pStyle w:val="BodyTextfig-tit"/>
         <w:bidi w:val="0"/>
+        <w:ind w:hanging="0" w:left="0" w:right="0"/>
         <w:jc w:val="left"/>
         <w:rPr>
           <w:i/>
@@ -2786,7 +2885,7 @@
         <w:rPr/>
         <w:drawing>
           <wp:inline distT="0" distB="0" distL="0" distR="0">
-            <wp:extent cx="5939790" cy="10363200"/>
+            <wp:extent cx="5939790" cy="2933700"/>
             <wp:effectExtent l="0" t="0" r="0" b="0"/>
             <wp:docPr id="20" name="Image20" descr=""/>
             <wp:cNvGraphicFramePr>
@@ -2810,7 +2909,7 @@
                   <pic:spPr bwMode="auto">
                     <a:xfrm>
                       <a:off x="0" y="0"/>
-                      <a:ext cx="5939790" cy="10363200"/>
+                      <a:ext cx="5939790" cy="2933700"/>
                     </a:xfrm>
                     <a:prstGeom prst="rect">
                       <a:avLst/>
@@ -2827,6 +2926,7 @@
       <w:pPr>
         <w:pStyle w:val="BodyText"/>
         <w:bidi w:val="0"/>
+        <w:ind w:hanging="0" w:left="0" w:right="0"/>
         <w:jc w:val="left"/>
         <w:rPr/>
       </w:pPr>
@@ -2839,6 +2939,9 @@
       <w:r>
         <w:rPr/>
         <w:t xml:space="preserve"> Un pago aprobado cuya bitácora conserva el evento duplicado descartado (CU-12), junto a una IP bloqueada automáticamente y la anomalía que la originó (CU-14).</w:t>
+      </w:r>
+      <w:r>
+        <w:br w:type="page"/>
       </w:r>
     </w:p>
     <w:p>
@@ -2891,6 +2994,7 @@
       <w:pPr>
         <w:pStyle w:val="BodyTextfig-num"/>
         <w:bidi w:val="0"/>
+        <w:ind w:hanging="0" w:left="0" w:right="0"/>
         <w:jc w:val="left"/>
         <w:rPr/>
       </w:pPr>
@@ -2903,6 +3007,7 @@
       <w:pPr>
         <w:pStyle w:val="BodyTextfig-tit"/>
         <w:bidi w:val="0"/>
+        <w:ind w:hanging="0" w:left="0" w:right="0"/>
         <w:jc w:val="left"/>
         <w:rPr>
           <w:i/>
@@ -2927,7 +3032,7 @@
         <w:rPr/>
         <w:drawing>
           <wp:inline distT="0" distB="0" distL="0" distR="0">
-            <wp:extent cx="5939790" cy="14573250"/>
+            <wp:extent cx="5939790" cy="4129405"/>
             <wp:effectExtent l="0" t="0" r="0" b="0"/>
             <wp:docPr id="21" name="Image21" descr=""/>
             <wp:cNvGraphicFramePr>
@@ -2951,7 +3056,7 @@
                   <pic:spPr bwMode="auto">
                     <a:xfrm>
                       <a:off x="0" y="0"/>
-                      <a:ext cx="5939790" cy="14573250"/>
+                      <a:ext cx="5939790" cy="4129405"/>
                     </a:xfrm>
                     <a:prstGeom prst="rect">
                       <a:avLst/>
@@ -2968,6 +3073,7 @@
       <w:pPr>
         <w:pStyle w:val="BodyText"/>
         <w:bidi w:val="0"/>
+        <w:ind w:hanging="0" w:left="0" w:right="0"/>
         <w:jc w:val="left"/>
         <w:rPr/>
       </w:pPr>
@@ -2980,6 +3086,9 @@
       <w:r>
         <w:rPr/>
         <w:t xml:space="preserve"> Las piezas de software del sistema y las interfaces por las que dependen unas de otras. Lo que el diagrama afirma es sustituibilidad: un componente que solo depende de interfaces provistas puede cambiarse por otro que ofrezca las mismas sin tocar a sus consumidores.</w:t>
+      </w:r>
+      <w:r>
+        <w:br w:type="page"/>
       </w:r>
     </w:p>
     <w:p>
@@ -3032,6 +3141,7 @@
       <w:pPr>
         <w:pStyle w:val="BodyTextfig-num"/>
         <w:bidi w:val="0"/>
+        <w:ind w:hanging="0" w:left="0" w:right="0"/>
         <w:jc w:val="left"/>
         <w:rPr/>
       </w:pPr>
@@ -3044,6 +3154,7 @@
       <w:pPr>
         <w:pStyle w:val="BodyTextfig-tit"/>
         <w:bidi w:val="0"/>
+        <w:ind w:hanging="0" w:left="0" w:right="0"/>
         <w:jc w:val="left"/>
         <w:rPr>
           <w:i/>
@@ -3068,7 +3179,7 @@
         <w:rPr/>
         <w:drawing>
           <wp:inline distT="0" distB="0" distL="0" distR="0">
-            <wp:extent cx="5939790" cy="12449175"/>
+            <wp:extent cx="5939790" cy="3528060"/>
             <wp:effectExtent l="0" t="0" r="0" b="0"/>
             <wp:docPr id="22" name="Image22" descr=""/>
             <wp:cNvGraphicFramePr>
@@ -3092,7 +3203,7 @@
                   <pic:spPr bwMode="auto">
                     <a:xfrm>
                       <a:off x="0" y="0"/>
-                      <a:ext cx="5939790" cy="12449175"/>
+                      <a:ext cx="5939790" cy="3528060"/>
                     </a:xfrm>
                     <a:prstGeom prst="rect">
                       <a:avLst/>
@@ -3109,6 +3220,7 @@
       <w:pPr>
         <w:pStyle w:val="BodyText"/>
         <w:bidi w:val="0"/>
+        <w:ind w:hanging="0" w:left="0" w:right="0"/>
         <w:jc w:val="left"/>
         <w:rPr/>
       </w:pPr>
@@ -3121,6 +3233,9 @@
       <w:r>
         <w:rPr/>
         <w:t xml:space="preserve"> Qué corre dónde y por dónde viaja cada cosa. El sistema no tiene servidor propio: todo el cómputo vive en la red de borde de Vercel, la persistencia es un servicio gestionado y los disparadores periódicos vienen de fuera, no de un proceso residente.</w:t>
+      </w:r>
+      <w:r>
+        <w:br w:type="page"/>
       </w:r>
     </w:p>
     <w:p>
@@ -3168,11 +3283,15 @@
         <w:rPr/>
         <w:t>En este sistema el diagrama de paquetes documenta una regla de arquitectura que el código debe respetar: las dependencias fluyen en una sola dirección, desde las páginas y los puntos de entrada hacia la lógica de dominio y de ahí hacia el acceso a datos, sin ciclos de retorno. Los módulos de lógica pura no dependen de la base de datos, y esa restricción es la que permite probarlos sin levantar una base de datos real.</w:t>
       </w:r>
+      <w:r>
+        <w:br w:type="page"/>
+      </w:r>
     </w:p>
     <w:p>
       <w:pPr>
         <w:pStyle w:val="BodyTextfig-num"/>
         <w:bidi w:val="0"/>
+        <w:ind w:hanging="0" w:left="0" w:right="0"/>
         <w:jc w:val="left"/>
         <w:rPr/>
       </w:pPr>
@@ -3185,6 +3304,7 @@
       <w:pPr>
         <w:pStyle w:val="BodyTextfig-tit"/>
         <w:bidi w:val="0"/>
+        <w:ind w:hanging="0" w:left="0" w:right="0"/>
         <w:jc w:val="left"/>
         <w:rPr>
           <w:i/>
@@ -3209,7 +3329,7 @@
         <w:rPr/>
         <w:drawing>
           <wp:inline distT="0" distB="0" distL="0" distR="0">
-            <wp:extent cx="5939790" cy="15801975"/>
+            <wp:extent cx="5939790" cy="6757035"/>
             <wp:effectExtent l="0" t="0" r="0" b="0"/>
             <wp:docPr id="23" name="Image23" descr=""/>
             <wp:cNvGraphicFramePr>
@@ -3233,7 +3353,7 @@
                   <pic:spPr bwMode="auto">
                     <a:xfrm>
                       <a:off x="0" y="0"/>
-                      <a:ext cx="5939790" cy="15801975"/>
+                      <a:ext cx="5939790" cy="6757035"/>
                     </a:xfrm>
                     <a:prstGeom prst="rect">
                       <a:avLst/>
@@ -3250,6 +3370,7 @@
       <w:pPr>
         <w:pStyle w:val="BodyText"/>
         <w:bidi w:val="0"/>
+        <w:ind w:hanging="0" w:left="0" w:right="0"/>
         <w:jc w:val="left"/>
         <w:rPr/>
       </w:pPr>
@@ -3263,11 +3384,15 @@
         <w:rPr/>
         <w:t xml:space="preserve"> lib/security/micro-SIEM: clasificador, ratelimit, blocklist</w:t>
       </w:r>
+      <w:r>
+        <w:br w:type="page"/>
+      </w:r>
     </w:p>
     <w:p>
       <w:pPr>
         <w:pStyle w:val="BodyTextfig-num"/>
         <w:bidi w:val="0"/>
+        <w:ind w:hanging="0" w:left="0" w:right="0"/>
         <w:jc w:val="left"/>
         <w:rPr/>
       </w:pPr>
@@ -3280,6 +3405,7 @@
       <w:pPr>
         <w:pStyle w:val="BodyTextfig-tit"/>
         <w:bidi w:val="0"/>
+        <w:ind w:hanging="0" w:left="0" w:right="0"/>
         <w:jc w:val="left"/>
         <w:rPr>
           <w:i/>
@@ -3304,7 +3430,7 @@
         <w:rPr/>
         <w:drawing>
           <wp:inline distT="0" distB="0" distL="0" distR="0">
-            <wp:extent cx="5605145" cy="16944975"/>
+            <wp:extent cx="5605145" cy="6840220"/>
             <wp:effectExtent l="0" t="0" r="0" b="0"/>
             <wp:docPr id="24" name="Image24" descr=""/>
             <wp:cNvGraphicFramePr>
@@ -3328,7 +3454,7 @@
                   <pic:spPr bwMode="auto">
                     <a:xfrm>
                       <a:off x="0" y="0"/>
-                      <a:ext cx="5605145" cy="16944975"/>
+                      <a:ext cx="5605145" cy="6840220"/>
                     </a:xfrm>
                     <a:prstGeom prst="rect">
                       <a:avLst/>
@@ -3340,11 +3466,15 @@
           </wp:inline>
         </w:drawing>
       </w:r>
+      <w:r>
+        <w:br w:type="page"/>
+      </w:r>
     </w:p>
     <w:p>
       <w:pPr>
         <w:pStyle w:val="BodyTextfig-num"/>
         <w:bidi w:val="0"/>
+        <w:ind w:hanging="0" w:left="0" w:right="0"/>
         <w:jc w:val="left"/>
         <w:rPr/>
       </w:pPr>
@@ -3357,6 +3487,7 @@
       <w:pPr>
         <w:pStyle w:val="BodyTextfig-tit"/>
         <w:bidi w:val="0"/>
+        <w:ind w:hanging="0" w:left="0" w:right="0"/>
         <w:jc w:val="left"/>
         <w:rPr>
           <w:i/>
@@ -3381,7 +3512,7 @@
         <w:rPr/>
         <w:drawing>
           <wp:inline distT="0" distB="0" distL="0" distR="0">
-            <wp:extent cx="5605145" cy="16944975"/>
+            <wp:extent cx="5605145" cy="6840220"/>
             <wp:effectExtent l="0" t="0" r="0" b="0"/>
             <wp:docPr id="25" name="Image25" descr=""/>
             <wp:cNvGraphicFramePr>
@@ -3405,7 +3536,7 @@
                   <pic:spPr bwMode="auto">
                     <a:xfrm>
                       <a:off x="0" y="0"/>
-                      <a:ext cx="5605145" cy="16944975"/>
+                      <a:ext cx="5605145" cy="6840220"/>
                     </a:xfrm>
                     <a:prstGeom prst="rect">
                       <a:avLst/>
@@ -3417,6 +3548,9 @@
           </wp:inline>
         </w:drawing>
       </w:r>
+      <w:r>
+        <w:br w:type="page"/>
+      </w:r>
     </w:p>
     <w:p>
       <w:pPr>
@@ -3473,6 +3607,9 @@
       <w:r>
         <w:rPr/>
         <w:t>Por último, generar los diagramas desde el código fuente en lugar de dibujarlos en una herramienta aparte cambió su función dentro del proyecto: dejaron de ser documentación que envejece para convertirse en una vista del sistema que se actualiza con él. Un diagrama que se desincroniza del código no solo pierde utilidad, sino que induce a error a quien lo consulta.</w:t>
+      </w:r>
+      <w:r>
+        <w:br w:type="page"/>
       </w:r>
     </w:p>
     <w:p>

--- a/manuales_sena/Diagramas-UML-CodeByMike.docx
+++ b/manuales_sena/Diagramas-UML-CodeByMike.docx
@@ -878,7 +878,7 @@
         <w:rPr/>
         <w:drawing>
           <wp:inline distT="0" distB="0" distL="0" distR="0">
-            <wp:extent cx="5939790" cy="5864225"/>
+            <wp:extent cx="5939790" cy="6083935"/>
             <wp:effectExtent l="0" t="0" r="0" b="0"/>
             <wp:docPr id="2" name="Image2" descr=""/>
             <wp:cNvGraphicFramePr>
@@ -902,7 +902,7 @@
                   <pic:spPr bwMode="auto">
                     <a:xfrm>
                       <a:off x="0" y="0"/>
-                      <a:ext cx="5939790" cy="5864225"/>
+                      <a:ext cx="5939790" cy="6083935"/>
                     </a:xfrm>
                     <a:prstGeom prst="rect">
                       <a:avLst/>
@@ -960,7 +960,7 @@
         <w:rPr/>
         <w:drawing>
           <wp:inline distT="0" distB="0" distL="0" distR="0">
-            <wp:extent cx="5939790" cy="5864225"/>
+            <wp:extent cx="5939790" cy="6083935"/>
             <wp:effectExtent l="0" t="0" r="0" b="0"/>
             <wp:docPr id="3" name="Image3" descr=""/>
             <wp:cNvGraphicFramePr>
@@ -984,7 +984,7 @@
                   <pic:spPr bwMode="auto">
                     <a:xfrm>
                       <a:off x="0" y="0"/>
-                      <a:ext cx="5939790" cy="5864225"/>
+                      <a:ext cx="5939790" cy="6083935"/>
                     </a:xfrm>
                     <a:prstGeom prst="rect">
                       <a:avLst/>
@@ -3430,7 +3430,7 @@
         <w:rPr/>
         <w:drawing>
           <wp:inline distT="0" distB="0" distL="0" distR="0">
-            <wp:extent cx="5605145" cy="6840220"/>
+            <wp:extent cx="5169535" cy="6840220"/>
             <wp:effectExtent l="0" t="0" r="0" b="0"/>
             <wp:docPr id="24" name="Image24" descr=""/>
             <wp:cNvGraphicFramePr>
@@ -3454,7 +3454,7 @@
                   <pic:spPr bwMode="auto">
                     <a:xfrm>
                       <a:off x="0" y="0"/>
-                      <a:ext cx="5605145" cy="6840220"/>
+                      <a:ext cx="5169535" cy="6840220"/>
                     </a:xfrm>
                     <a:prstGeom prst="rect">
                       <a:avLst/>
@@ -3512,7 +3512,7 @@
         <w:rPr/>
         <w:drawing>
           <wp:inline distT="0" distB="0" distL="0" distR="0">
-            <wp:extent cx="5605145" cy="6840220"/>
+            <wp:extent cx="5169535" cy="6840220"/>
             <wp:effectExtent l="0" t="0" r="0" b="0"/>
             <wp:docPr id="25" name="Image25" descr=""/>
             <wp:cNvGraphicFramePr>
@@ -3536,7 +3536,7 @@
                   <pic:spPr bwMode="auto">
                     <a:xfrm>
                       <a:off x="0" y="0"/>
-                      <a:ext cx="5605145" cy="6840220"/>
+                      <a:ext cx="5169535" cy="6840220"/>
                     </a:xfrm>
                     <a:prstGeom prst="rect">
                       <a:avLst/>

--- a/manuales_sena/Diagramas-UML-CodeByMike.docx
+++ b/manuales_sena/Diagramas-UML-CodeByMike.docx
@@ -748,40 +748,39 @@
       </w:pPr>
       <w:r>
         <w:rPr/>
-        <w:t>La Figura 1 presenta el diagrama de casos de uso del sistema. Dada su extensión, se muestra en secciones consecutivas. Los actores identificados son el administrador, el cliente, el visitante público y los sistemas externos que actúan sin intervención humana, como el planificador de tareas programadas y la pasarela de pagos. Su inclusión como actores obedece a que inician casos de uso por su cuenta: la técnica no exige que un actor sea una persona, sino una entidad externa a la frontera del sistema.</w:t>
-      </w:r>
-      <w:r>
-        <w:br w:type="page"/>
+        <w:t>Las figuras siguientes presentan el diagrama de casos de uso del sistema, una por subsistema: cada figura muestra la frontera de un módulo, los casos de uso que contiene y el actor que los ejecuta. Se presentan por separado, y no como un único diagrama, porque el conjunto completo no cabe en una hoja con un tamaño de letra legible; la lectura conjunta se obtiene recorriéndolas en orden. Los actores identificados son el administrador, el cliente, el visitante público y los sistemas externos que actúan sin intervención humana, como el planificador de tareas programadas y la pasarela de pagos. Su inclusión como actores obedece a que inician casos de uso por su cuenta: la técnica no exige que un actor sea una persona, sino una entidad externa a la frontera del sistema.</w:t>
       </w:r>
     </w:p>
     <w:p>
       <w:pPr>
         <w:pStyle w:val="BodyTextfig-num"/>
-        <w:bidi w:val="0"/>
-        <w:ind w:hanging="0" w:left="0" w:right="0"/>
-        <w:jc w:val="left"/>
-        <w:rPr/>
-      </w:pPr>
-      <w:r>
-        <w:rPr/>
-        <w:t>Figura 1 (sección 1 de 3)</w:t>
+        <w:keepNext w:val="true"/>
+        <w:bidi w:val="0"/>
+        <w:ind w:hanging="0" w:left="0" w:right="0"/>
+        <w:jc w:val="left"/>
+        <w:rPr/>
+      </w:pPr>
+      <w:r>
+        <w:rPr/>
+        <w:t>Figura 1</w:t>
       </w:r>
     </w:p>
     <w:p>
       <w:pPr>
         <w:pStyle w:val="BodyTextfig-tit"/>
-        <w:bidi w:val="0"/>
-        <w:ind w:hanging="0" w:left="0" w:right="0"/>
-        <w:jc w:val="left"/>
-        <w:rPr>
-          <w:i/>
-        </w:rPr>
-      </w:pPr>
-      <w:r>
-        <w:rPr>
-          <w:i/>
-        </w:rPr>
-        <w:t>Diagrama de casos de uso</w:t>
+        <w:keepNext w:val="true"/>
+        <w:bidi w:val="0"/>
+        <w:ind w:hanging="0" w:left="0" w:right="0"/>
+        <w:jc w:val="left"/>
+        <w:rPr>
+          <w:i/>
+        </w:rPr>
+      </w:pPr>
+      <w:r>
+        <w:rPr>
+          <w:i/>
+        </w:rPr>
+        <w:t>Sitio público - Visitante público</w:t>
       </w:r>
     </w:p>
     <w:p>
@@ -796,7 +795,7 @@
         <w:rPr/>
         <w:drawing>
           <wp:inline distT="0" distB="0" distL="0" distR="0">
-            <wp:extent cx="5939790" cy="5687695"/>
+            <wp:extent cx="3826510" cy="2314575"/>
             <wp:effectExtent l="0" t="0" r="0" b="0"/>
             <wp:docPr id="1" name="Image1" descr=""/>
             <wp:cNvGraphicFramePr>
@@ -820,7 +819,7 @@
                   <pic:spPr bwMode="auto">
                     <a:xfrm>
                       <a:off x="0" y="0"/>
-                      <a:ext cx="5939790" cy="5687695"/>
+                      <a:ext cx="3826510" cy="2314575"/>
                     </a:xfrm>
                     <a:prstGeom prst="rect">
                       <a:avLst/>
@@ -832,38 +831,37 @@
           </wp:inline>
         </w:drawing>
       </w:r>
-      <w:r>
-        <w:br w:type="page"/>
-      </w:r>
     </w:p>
     <w:p>
       <w:pPr>
         <w:pStyle w:val="BodyTextfig-num"/>
-        <w:bidi w:val="0"/>
-        <w:ind w:hanging="0" w:left="0" w:right="0"/>
-        <w:jc w:val="left"/>
-        <w:rPr/>
-      </w:pPr>
-      <w:r>
-        <w:rPr/>
-        <w:t>Figura 1 (sección 2 de 3)</w:t>
+        <w:keepNext w:val="true"/>
+        <w:bidi w:val="0"/>
+        <w:ind w:hanging="0" w:left="0" w:right="0"/>
+        <w:jc w:val="left"/>
+        <w:rPr/>
+      </w:pPr>
+      <w:r>
+        <w:rPr/>
+        <w:t>Figura 2</w:t>
       </w:r>
     </w:p>
     <w:p>
       <w:pPr>
         <w:pStyle w:val="BodyTextfig-tit"/>
-        <w:bidi w:val="0"/>
-        <w:ind w:hanging="0" w:left="0" w:right="0"/>
-        <w:jc w:val="left"/>
-        <w:rPr>
-          <w:i/>
-        </w:rPr>
-      </w:pPr>
-      <w:r>
-        <w:rPr>
-          <w:i/>
-        </w:rPr>
-        <w:t>Diagrama de casos de uso</w:t>
+        <w:keepNext w:val="true"/>
+        <w:bidi w:val="0"/>
+        <w:ind w:hanging="0" w:left="0" w:right="0"/>
+        <w:jc w:val="left"/>
+        <w:rPr>
+          <w:i/>
+        </w:rPr>
+      </w:pPr>
+      <w:r>
+        <w:rPr>
+          <w:i/>
+        </w:rPr>
+        <w:t>Autenticación y sesiones - Administrador (Mike)</w:t>
       </w:r>
     </w:p>
     <w:p>
@@ -878,7 +876,7 @@
         <w:rPr/>
         <w:drawing>
           <wp:inline distT="0" distB="0" distL="0" distR="0">
-            <wp:extent cx="5939790" cy="6083935"/>
+            <wp:extent cx="2332990" cy="1645285"/>
             <wp:effectExtent l="0" t="0" r="0" b="0"/>
             <wp:docPr id="2" name="Image2" descr=""/>
             <wp:cNvGraphicFramePr>
@@ -902,7 +900,7 @@
                   <pic:spPr bwMode="auto">
                     <a:xfrm>
                       <a:off x="0" y="0"/>
-                      <a:ext cx="5939790" cy="6083935"/>
+                      <a:ext cx="2332990" cy="1645285"/>
                     </a:xfrm>
                     <a:prstGeom prst="rect">
                       <a:avLst/>
@@ -914,38 +912,37 @@
           </wp:inline>
         </w:drawing>
       </w:r>
-      <w:r>
-        <w:br w:type="page"/>
-      </w:r>
     </w:p>
     <w:p>
       <w:pPr>
         <w:pStyle w:val="BodyTextfig-num"/>
-        <w:bidi w:val="0"/>
-        <w:ind w:hanging="0" w:left="0" w:right="0"/>
-        <w:jc w:val="left"/>
-        <w:rPr/>
-      </w:pPr>
-      <w:r>
-        <w:rPr/>
-        <w:t>Figura 1 (sección 3 de 3)</w:t>
+        <w:keepNext w:val="true"/>
+        <w:bidi w:val="0"/>
+        <w:ind w:hanging="0" w:left="0" w:right="0"/>
+        <w:jc w:val="left"/>
+        <w:rPr/>
+      </w:pPr>
+      <w:r>
+        <w:rPr/>
+        <w:t>Figura 3</w:t>
       </w:r>
     </w:p>
     <w:p>
       <w:pPr>
         <w:pStyle w:val="BodyTextfig-tit"/>
-        <w:bidi w:val="0"/>
-        <w:ind w:hanging="0" w:left="0" w:right="0"/>
-        <w:jc w:val="left"/>
-        <w:rPr>
-          <w:i/>
-        </w:rPr>
-      </w:pPr>
-      <w:r>
-        <w:rPr>
-          <w:i/>
-        </w:rPr>
-        <w:t>Diagrama de casos de uso</w:t>
+        <w:keepNext w:val="true"/>
+        <w:bidi w:val="0"/>
+        <w:ind w:hanging="0" w:left="0" w:right="0"/>
+        <w:jc w:val="left"/>
+        <w:rPr>
+          <w:i/>
+        </w:rPr>
+      </w:pPr>
+      <w:r>
+        <w:rPr>
+          <w:i/>
+        </w:rPr>
+        <w:t>CRM (proyectos, clientes, seguimiento) - Administrador (Mike)</w:t>
       </w:r>
     </w:p>
     <w:p>
@@ -960,7 +957,7 @@
         <w:rPr/>
         <w:drawing>
           <wp:inline distT="0" distB="0" distL="0" distR="0">
-            <wp:extent cx="5939790" cy="6083935"/>
+            <wp:extent cx="5939790" cy="1645285"/>
             <wp:effectExtent l="0" t="0" r="0" b="0"/>
             <wp:docPr id="3" name="Image3" descr=""/>
             <wp:cNvGraphicFramePr>
@@ -984,7 +981,7 @@
                   <pic:spPr bwMode="auto">
                     <a:xfrm>
                       <a:off x="0" y="0"/>
-                      <a:ext cx="5939790" cy="6083935"/>
+                      <a:ext cx="5939790" cy="1645285"/>
                     </a:xfrm>
                     <a:prstGeom prst="rect">
                       <a:avLst/>
@@ -996,96 +993,37 @@
           </wp:inline>
         </w:drawing>
       </w:r>
-      <w:r>
-        <w:br w:type="page"/>
-      </w:r>
-    </w:p>
-    <w:p>
-      <w:pPr>
-        <w:pStyle w:val="Heading2"/>
-        <w:bidi w:val="0"/>
-        <w:ind w:hanging="0" w:left="0" w:right="0"/>
-        <w:jc w:val="left"/>
-        <w:rPr/>
-      </w:pPr>
-      <w:bookmarkStart w:id="6" w:name="h6"/>
-      <w:bookmarkEnd w:id="6"/>
-      <w:r>
-        <w:rPr/>
-        <w:t>Diagrama de secuencia</w:t>
-      </w:r>
-      <w:r>
-        <w:rPr>
-          <w:color w:val="FFFFFF"/>
-          <w:sz w:val="2"/>
-        </w:rPr>
-        <w:t>[[h6]]</w:t>
-      </w:r>
-    </w:p>
-    <w:p>
-      <w:pPr>
-        <w:pStyle w:val="BodyText"/>
-        <w:bidi w:val="0"/>
-        <w:jc w:val="left"/>
-        <w:rPr/>
-      </w:pPr>
-      <w:r>
-        <w:rPr/>
-        <w:t>Los diagramas de secuencia describen el funcionamiento interno del sistema desde el punto de vista de la implementación y forman parte de la vista de interacción de UML (SENA, 2018). Cada objeto se dibuja como una caja en la parte superior de una línea vertical punteada, llamada línea de vida, que representa su existencia durante la interacción; cada mensaje es una flecha entre dos líneas de vida, y el orden de los mensajes transcurre de arriba hacia abajo.</w:t>
-      </w:r>
-    </w:p>
-    <w:p>
-      <w:pPr>
-        <w:pStyle w:val="BodyText"/>
-        <w:bidi w:val="0"/>
-        <w:jc w:val="left"/>
-        <w:rPr/>
-      </w:pPr>
-      <w:r>
-        <w:rPr/>
-        <w:t>Se distinguen dos tipos de mensajes. Los sincrónicos corresponden a llamadas a métodos en las que el emisor queda bloqueado hasta que la llamada termina, y se representan con flechas de cabeza llena. Los asincrónicos terminan de inmediato y crean un nuevo hilo de ejecución dentro de la secuencia; se representan con flechas de cabeza abierta, y la respuesta a un mensaje se dibuja con una flecha discontinua (SENA, 2018).</w:t>
-      </w:r>
-    </w:p>
-    <w:p>
-      <w:pPr>
-        <w:pStyle w:val="BodyText"/>
-        <w:bidi w:val="0"/>
-        <w:jc w:val="left"/>
-        <w:rPr/>
-      </w:pPr>
-      <w:r>
-        <w:rPr/>
-        <w:t>Las cuatro interacciones modeladas corresponden a los casos de uso de mayor riesgo del sistema: la autenticación del administrador, el ciclo de monitoreo que abre incidentes, la aplicación de las defensas de seguridad en cada petición y el procesamiento de un webhook de pago. Se eligieron esos cuatro porque son los flujos donde un error no degrada una función sino que compromete datos, dinero o disponibilidad.</w:t>
-      </w:r>
     </w:p>
     <w:p>
       <w:pPr>
         <w:pStyle w:val="BodyTextfig-num"/>
-        <w:bidi w:val="0"/>
-        <w:ind w:hanging="0" w:left="0" w:right="0"/>
-        <w:jc w:val="left"/>
-        <w:rPr/>
-      </w:pPr>
-      <w:r>
-        <w:rPr/>
-        <w:t>Figura 2</w:t>
+        <w:keepNext w:val="true"/>
+        <w:bidi w:val="0"/>
+        <w:ind w:hanging="0" w:left="0" w:right="0"/>
+        <w:jc w:val="left"/>
+        <w:rPr/>
+      </w:pPr>
+      <w:r>
+        <w:rPr/>
+        <w:t>Figura 4</w:t>
       </w:r>
     </w:p>
     <w:p>
       <w:pPr>
         <w:pStyle w:val="BodyTextfig-tit"/>
-        <w:bidi w:val="0"/>
-        <w:ind w:hanging="0" w:left="0" w:right="0"/>
-        <w:jc w:val="left"/>
-        <w:rPr>
-          <w:i/>
-        </w:rPr>
-      </w:pPr>
-      <w:r>
-        <w:rPr>
-          <w:i/>
-        </w:rPr>
-        <w:t>Login del administrador (GitHub OAuth)</w:t>
+        <w:keepNext w:val="true"/>
+        <w:bidi w:val="0"/>
+        <w:ind w:hanging="0" w:left="0" w:right="0"/>
+        <w:jc w:val="left"/>
+        <w:rPr>
+          <w:i/>
+        </w:rPr>
+      </w:pPr>
+      <w:r>
+        <w:rPr>
+          <w:i/>
+        </w:rPr>
+        <w:t>Finanzas - Administrador (Mike)</w:t>
       </w:r>
     </w:p>
     <w:p>
@@ -1100,7 +1038,7 @@
         <w:rPr/>
         <w:drawing>
           <wp:inline distT="0" distB="0" distL="0" distR="0">
-            <wp:extent cx="5939790" cy="4503420"/>
+            <wp:extent cx="4136390" cy="1310640"/>
             <wp:effectExtent l="0" t="0" r="0" b="0"/>
             <wp:docPr id="4" name="Image4" descr=""/>
             <wp:cNvGraphicFramePr>
@@ -1124,7 +1062,7 @@
                   <pic:spPr bwMode="auto">
                     <a:xfrm>
                       <a:off x="0" y="0"/>
-                      <a:ext cx="5939790" cy="4503420"/>
+                      <a:ext cx="4136390" cy="1310640"/>
                     </a:xfrm>
                     <a:prstGeom prst="rect">
                       <a:avLst/>
@@ -1139,51 +1077,34 @@
     </w:p>
     <w:p>
       <w:pPr>
-        <w:pStyle w:val="BodyText"/>
-        <w:bidi w:val="0"/>
-        <w:ind w:hanging="0" w:left="0" w:right="0"/>
-        <w:jc w:val="left"/>
-        <w:rPr/>
-      </w:pPr>
-      <w:r>
-        <w:rPr>
-          <w:i/>
-        </w:rPr>
-        <w:t>Nota.</w:t>
-      </w:r>
-      <w:r>
-        <w:rPr/>
-        <w:t xml:space="preserve"> CU-04 · Autenticación con allowlist y registro de dispositivo.</w:t>
-      </w:r>
-    </w:p>
-    <w:p>
-      <w:pPr>
         <w:pStyle w:val="BodyTextfig-num"/>
-        <w:bidi w:val="0"/>
-        <w:ind w:hanging="0" w:left="0" w:right="0"/>
-        <w:jc w:val="left"/>
-        <w:rPr/>
-      </w:pPr>
-      <w:r>
-        <w:rPr/>
-        <w:t>Figura 3</w:t>
+        <w:keepNext w:val="true"/>
+        <w:bidi w:val="0"/>
+        <w:ind w:hanging="0" w:left="0" w:right="0"/>
+        <w:jc w:val="left"/>
+        <w:rPr/>
+      </w:pPr>
+      <w:r>
+        <w:rPr/>
+        <w:t>Figura 5</w:t>
       </w:r>
     </w:p>
     <w:p>
       <w:pPr>
         <w:pStyle w:val="BodyTextfig-tit"/>
-        <w:bidi w:val="0"/>
-        <w:ind w:hanging="0" w:left="0" w:right="0"/>
-        <w:jc w:val="left"/>
-        <w:rPr>
-          <w:i/>
-        </w:rPr>
-      </w:pPr>
-      <w:r>
-        <w:rPr>
-          <w:i/>
-        </w:rPr>
-        <w:t>Chequeo de monitor y apertura de incidente</w:t>
+        <w:keepNext w:val="true"/>
+        <w:bidi w:val="0"/>
+        <w:ind w:hanging="0" w:left="0" w:right="0"/>
+        <w:jc w:val="left"/>
+        <w:rPr>
+          <w:i/>
+        </w:rPr>
+      </w:pPr>
+      <w:r>
+        <w:rPr>
+          <w:i/>
+        </w:rPr>
+        <w:t>Observabilidad - Cron externo (cron-job.org / Vercel Cron)</w:t>
       </w:r>
     </w:p>
     <w:p>
@@ -1198,7 +1119,7 @@
         <w:rPr/>
         <w:drawing>
           <wp:inline distT="0" distB="0" distL="0" distR="0">
-            <wp:extent cx="5939790" cy="5219700"/>
+            <wp:extent cx="5939790" cy="1310640"/>
             <wp:effectExtent l="0" t="0" r="0" b="0"/>
             <wp:docPr id="5" name="Image5" descr=""/>
             <wp:cNvGraphicFramePr>
@@ -1222,7 +1143,7 @@
                   <pic:spPr bwMode="auto">
                     <a:xfrm>
                       <a:off x="0" y="0"/>
-                      <a:ext cx="5939790" cy="5219700"/>
+                      <a:ext cx="5939790" cy="1310640"/>
                     </a:xfrm>
                     <a:prstGeom prst="rect">
                       <a:avLst/>
@@ -1237,51 +1158,34 @@
     </w:p>
     <w:p>
       <w:pPr>
-        <w:pStyle w:val="BodyText"/>
-        <w:bidi w:val="0"/>
-        <w:ind w:hanging="0" w:left="0" w:right="0"/>
-        <w:jc w:val="left"/>
-        <w:rPr/>
-      </w:pPr>
-      <w:r>
-        <w:rPr>
-          <w:i/>
-        </w:rPr>
-        <w:t>Nota.</w:t>
-      </w:r>
-      <w:r>
-        <w:rPr/>
-        <w:t xml:space="preserve"> CU-09 · Cron externo, sondeo HTTP y notificación push.</w:t>
-      </w:r>
-    </w:p>
-    <w:p>
-      <w:pPr>
         <w:pStyle w:val="BodyTextfig-num"/>
-        <w:bidi w:val="0"/>
-        <w:ind w:hanging="0" w:left="0" w:right="0"/>
-        <w:jc w:val="left"/>
-        <w:rPr/>
-      </w:pPr>
-      <w:r>
-        <w:rPr/>
-        <w:t>Figura 4</w:t>
+        <w:keepNext w:val="true"/>
+        <w:bidi w:val="0"/>
+        <w:ind w:hanging="0" w:left="0" w:right="0"/>
+        <w:jc w:val="left"/>
+        <w:rPr/>
+      </w:pPr>
+      <w:r>
+        <w:rPr/>
+        <w:t>Figura 6</w:t>
       </w:r>
     </w:p>
     <w:p>
       <w:pPr>
         <w:pStyle w:val="BodyTextfig-tit"/>
-        <w:bidi w:val="0"/>
-        <w:ind w:hanging="0" w:left="0" w:right="0"/>
-        <w:jc w:val="left"/>
-        <w:rPr>
-          <w:i/>
-        </w:rPr>
-      </w:pPr>
-      <w:r>
-        <w:rPr>
-          <w:i/>
-        </w:rPr>
-        <w:t>Enforcement de seguridad en el middleware</w:t>
+        <w:keepNext w:val="true"/>
+        <w:bidi w:val="0"/>
+        <w:ind w:hanging="0" w:left="0" w:right="0"/>
+        <w:jc w:val="left"/>
+        <w:rPr>
+          <w:i/>
+        </w:rPr>
+      </w:pPr>
+      <w:r>
+        <w:rPr>
+          <w:i/>
+        </w:rPr>
+        <w:t>Observabilidad - Administrador (Mike)</w:t>
       </w:r>
     </w:p>
     <w:p>
@@ -1296,7 +1200,7 @@
         <w:rPr/>
         <w:drawing>
           <wp:inline distT="0" distB="0" distL="0" distR="0">
-            <wp:extent cx="5939790" cy="4035425"/>
+            <wp:extent cx="2332990" cy="864235"/>
             <wp:effectExtent l="0" t="0" r="0" b="0"/>
             <wp:docPr id="6" name="Image6" descr=""/>
             <wp:cNvGraphicFramePr>
@@ -1320,7 +1224,7 @@
                   <pic:spPr bwMode="auto">
                     <a:xfrm>
                       <a:off x="0" y="0"/>
-                      <a:ext cx="5939790" cy="4035425"/>
+                      <a:ext cx="2332990" cy="864235"/>
                     </a:xfrm>
                     <a:prstGeom prst="rect">
                       <a:avLst/>
@@ -1335,51 +1239,34 @@
     </w:p>
     <w:p>
       <w:pPr>
-        <w:pStyle w:val="BodyText"/>
-        <w:bidi w:val="0"/>
-        <w:ind w:hanging="0" w:left="0" w:right="0"/>
-        <w:jc w:val="left"/>
-        <w:rPr/>
-      </w:pPr>
-      <w:r>
-        <w:rPr>
-          <w:i/>
-        </w:rPr>
-        <w:t>Nota.</w:t>
-      </w:r>
-      <w:r>
-        <w:rPr/>
-        <w:t xml:space="preserve"> CU-14 · Sensor, blocklist y rate limiting durable, todo fail-open.</w:t>
-      </w:r>
-    </w:p>
-    <w:p>
-      <w:pPr>
         <w:pStyle w:val="BodyTextfig-num"/>
-        <w:bidi w:val="0"/>
-        <w:ind w:hanging="0" w:left="0" w:right="0"/>
-        <w:jc w:val="left"/>
-        <w:rPr/>
-      </w:pPr>
-      <w:r>
-        <w:rPr/>
-        <w:t>Figura 5</w:t>
+        <w:keepNext w:val="true"/>
+        <w:bidi w:val="0"/>
+        <w:ind w:hanging="0" w:left="0" w:right="0"/>
+        <w:jc w:val="left"/>
+        <w:rPr/>
+      </w:pPr>
+      <w:r>
+        <w:rPr/>
+        <w:t>Figura 7</w:t>
       </w:r>
     </w:p>
     <w:p>
       <w:pPr>
         <w:pStyle w:val="BodyTextfig-tit"/>
-        <w:bidi w:val="0"/>
-        <w:ind w:hanging="0" w:left="0" w:right="0"/>
-        <w:jc w:val="left"/>
-        <w:rPr>
-          <w:i/>
-        </w:rPr>
-      </w:pPr>
-      <w:r>
-        <w:rPr>
-          <w:i/>
-        </w:rPr>
-        <w:t>Webhook de pago con idempotencia</w:t>
+        <w:keepNext w:val="true"/>
+        <w:bidi w:val="0"/>
+        <w:ind w:hanging="0" w:left="0" w:right="0"/>
+        <w:jc w:val="left"/>
+        <w:rPr>
+          <w:i/>
+        </w:rPr>
+      </w:pPr>
+      <w:r>
+        <w:rPr>
+          <w:i/>
+        </w:rPr>
+        <w:t>Sistema - Administrador (Mike)</w:t>
       </w:r>
     </w:p>
     <w:p>
@@ -1394,7 +1281,7 @@
         <w:rPr/>
         <w:drawing>
           <wp:inline distT="0" distB="0" distL="0" distR="0">
-            <wp:extent cx="5939790" cy="4204970"/>
+            <wp:extent cx="4136390" cy="2095500"/>
             <wp:effectExtent l="0" t="0" r="0" b="0"/>
             <wp:docPr id="7" name="Image7" descr=""/>
             <wp:cNvGraphicFramePr>
@@ -1418,7 +1305,7 @@
                   <pic:spPr bwMode="auto">
                     <a:xfrm>
                       <a:off x="0" y="0"/>
-                      <a:ext cx="5939790" cy="4204970"/>
+                      <a:ext cx="4136390" cy="2095500"/>
                     </a:xfrm>
                     <a:prstGeom prst="rect">
                       <a:avLst/>
@@ -1433,112 +1320,34 @@
     </w:p>
     <w:p>
       <w:pPr>
-        <w:pStyle w:val="BodyText"/>
-        <w:bidi w:val="0"/>
-        <w:ind w:hanging="0" w:left="0" w:right="0"/>
-        <w:jc w:val="left"/>
-        <w:rPr/>
-      </w:pPr>
-      <w:r>
-        <w:rPr>
-          <w:i/>
-        </w:rPr>
-        <w:t>Nota.</w:t>
-      </w:r>
-      <w:r>
-        <w:rPr/>
-        <w:t xml:space="preserve"> CU-12 · Estados sin retroceso y bitácora completa de eventos.</w:t>
-      </w:r>
-      <w:r>
-        <w:br w:type="page"/>
-      </w:r>
-    </w:p>
-    <w:p>
-      <w:pPr>
-        <w:pStyle w:val="Heading2"/>
-        <w:bidi w:val="0"/>
-        <w:ind w:hanging="0" w:left="0" w:right="0"/>
-        <w:jc w:val="left"/>
-        <w:rPr/>
-      </w:pPr>
-      <w:bookmarkStart w:id="7" w:name="h7"/>
-      <w:bookmarkEnd w:id="7"/>
-      <w:r>
-        <w:rPr/>
-        <w:t>Diagrama de comunicación</w:t>
-      </w:r>
-      <w:r>
-        <w:rPr>
-          <w:color w:val="FFFFFF"/>
-          <w:sz w:val="2"/>
-        </w:rPr>
-        <w:t>[[h7]]</w:t>
-      </w:r>
-    </w:p>
-    <w:p>
-      <w:pPr>
-        <w:pStyle w:val="BodyText"/>
-        <w:bidi w:val="0"/>
-        <w:jc w:val="left"/>
-        <w:rPr/>
-      </w:pPr>
-      <w:r>
-        <w:rPr/>
-        <w:t>El diagrama de comunicación, llamado de colaboración en UML 1.0, transmite la misma información que un diagrama de secuencia. La diferencia está en el énfasis: el de secuencia destaca el orden en que se emiten los mensajes e incorpora la línea de vida de cada objeto, mientras que el de comunicación destaca la relación entre los objetos y genera una visión espacial del sistema durante la ejecución de un proceso (SENA, 2018).</w:t>
-      </w:r>
-    </w:p>
-    <w:p>
-      <w:pPr>
-        <w:pStyle w:val="BodyText"/>
-        <w:bidi w:val="0"/>
-        <w:jc w:val="left"/>
-        <w:rPr/>
-      </w:pPr>
-      <w:r>
-        <w:rPr/>
-        <w:t>Sus componentes gráficos son los del diagrama de secuencia salvo por dos diferencias: no se emplea la línea de vida y cada mensaje lleva un número que identifica el orden en que debe ejecutarse. La numeración es, por tanto, el único portador de la secuencia temporal.</w:t>
-      </w:r>
-    </w:p>
-    <w:p>
-      <w:pPr>
-        <w:pStyle w:val="BodyText"/>
-        <w:bidi w:val="0"/>
-        <w:jc w:val="left"/>
-        <w:rPr/>
-      </w:pPr>
-      <w:r>
-        <w:rPr/>
-        <w:t>Los cuatro diagramas siguientes representan las mismas interacciones de la sección anterior, vistas ahora por su estructura. El contraste entre ambas vistas es deliberado: la representación espacial revela con qué otros objetos se acopla cada participante, información que la vista temporal dispersa a lo largo del eje vertical.</w:t>
-      </w:r>
-    </w:p>
-    <w:p>
-      <w:pPr>
         <w:pStyle w:val="BodyTextfig-num"/>
-        <w:bidi w:val="0"/>
-        <w:ind w:hanging="0" w:left="0" w:right="0"/>
-        <w:jc w:val="left"/>
-        <w:rPr/>
-      </w:pPr>
-      <w:r>
-        <w:rPr/>
-        <w:t>Figura 6</w:t>
+        <w:keepNext w:val="true"/>
+        <w:bidi w:val="0"/>
+        <w:ind w:hanging="0" w:left="0" w:right="0"/>
+        <w:jc w:val="left"/>
+        <w:rPr/>
+      </w:pPr>
+      <w:r>
+        <w:rPr/>
+        <w:t>Figura 8</w:t>
       </w:r>
     </w:p>
     <w:p>
       <w:pPr>
         <w:pStyle w:val="BodyTextfig-tit"/>
-        <w:bidi w:val="0"/>
-        <w:ind w:hanging="0" w:left="0" w:right="0"/>
-        <w:jc w:val="left"/>
-        <w:rPr>
-          <w:i/>
-        </w:rPr>
-      </w:pPr>
-      <w:r>
-        <w:rPr>
-          <w:i/>
-        </w:rPr>
-        <w:t>Login del administrador (GitHub OAuth)</w:t>
+        <w:keepNext w:val="true"/>
+        <w:bidi w:val="0"/>
+        <w:ind w:hanging="0" w:left="0" w:right="0"/>
+        <w:jc w:val="left"/>
+        <w:rPr>
+          <w:i/>
+        </w:rPr>
+      </w:pPr>
+      <w:r>
+        <w:rPr>
+          <w:i/>
+        </w:rPr>
+        <w:t>LAB (SENA) - Pasarela de pagos (Wompi)</w:t>
       </w:r>
     </w:p>
     <w:p>
@@ -1553,7 +1362,7 @@
         <w:rPr/>
         <w:drawing>
           <wp:inline distT="0" distB="0" distL="0" distR="0">
-            <wp:extent cx="5939790" cy="3329940"/>
+            <wp:extent cx="3826510" cy="1310640"/>
             <wp:effectExtent l="0" t="0" r="0" b="0"/>
             <wp:docPr id="8" name="Image8" descr=""/>
             <wp:cNvGraphicFramePr>
@@ -1577,7 +1386,7 @@
                   <pic:spPr bwMode="auto">
                     <a:xfrm>
                       <a:off x="0" y="0"/>
-                      <a:ext cx="5939790" cy="3329940"/>
+                      <a:ext cx="3826510" cy="1310640"/>
                     </a:xfrm>
                     <a:prstGeom prst="rect">
                       <a:avLst/>
@@ -1592,51 +1401,34 @@
     </w:p>
     <w:p>
       <w:pPr>
-        <w:pStyle w:val="BodyText"/>
-        <w:bidi w:val="0"/>
-        <w:ind w:hanging="0" w:left="0" w:right="0"/>
-        <w:jc w:val="left"/>
-        <w:rPr/>
-      </w:pPr>
-      <w:r>
-        <w:rPr>
-          <w:i/>
-        </w:rPr>
-        <w:t>Nota.</w:t>
-      </w:r>
-      <w:r>
-        <w:rPr/>
-        <w:t xml:space="preserve"> La misma interacción del diagrama de secuencia, vista por su estructura: qué objeto está enlazado con cuál. Se lee de un vistazo que el navegador nunca habla con GitHub ni con la base - solo con el middleware y con Auth.js.</w:t>
-      </w:r>
-    </w:p>
-    <w:p>
-      <w:pPr>
         <w:pStyle w:val="BodyTextfig-num"/>
-        <w:bidi w:val="0"/>
-        <w:ind w:hanging="0" w:left="0" w:right="0"/>
-        <w:jc w:val="left"/>
-        <w:rPr/>
-      </w:pPr>
-      <w:r>
-        <w:rPr/>
-        <w:t>Figura 7</w:t>
+        <w:keepNext w:val="true"/>
+        <w:bidi w:val="0"/>
+        <w:ind w:hanging="0" w:left="0" w:right="0"/>
+        <w:jc w:val="left"/>
+        <w:rPr/>
+      </w:pPr>
+      <w:r>
+        <w:rPr/>
+        <w:t>Figura 9</w:t>
       </w:r>
     </w:p>
     <w:p>
       <w:pPr>
         <w:pStyle w:val="BodyTextfig-tit"/>
-        <w:bidi w:val="0"/>
-        <w:ind w:hanging="0" w:left="0" w:right="0"/>
-        <w:jc w:val="left"/>
-        <w:rPr>
-          <w:i/>
-        </w:rPr>
-      </w:pPr>
-      <w:r>
-        <w:rPr>
-          <w:i/>
-        </w:rPr>
-        <w:t>Chequeo de monitor y apertura de incidente</w:t>
+        <w:keepNext w:val="true"/>
+        <w:bidi w:val="0"/>
+        <w:ind w:hanging="0" w:left="0" w:right="0"/>
+        <w:jc w:val="left"/>
+        <w:rPr>
+          <w:i/>
+        </w:rPr>
+      </w:pPr>
+      <w:r>
+        <w:rPr>
+          <w:i/>
+        </w:rPr>
+        <w:t>LAB (SENA) - Administrador (Mike)</w:t>
       </w:r>
     </w:p>
     <w:p>
@@ -1651,7 +1443,7 @@
         <w:rPr/>
         <w:drawing>
           <wp:inline distT="0" distB="0" distL="0" distR="0">
-            <wp:extent cx="5939790" cy="2300605"/>
+            <wp:extent cx="4136390" cy="1310640"/>
             <wp:effectExtent l="0" t="0" r="0" b="0"/>
             <wp:docPr id="9" name="Image9" descr=""/>
             <wp:cNvGraphicFramePr>
@@ -1675,7 +1467,7 @@
                   <pic:spPr bwMode="auto">
                     <a:xfrm>
                       <a:off x="0" y="0"/>
-                      <a:ext cx="5939790" cy="2300605"/>
+                      <a:ext cx="4136390" cy="1310640"/>
                     </a:xfrm>
                     <a:prstGeom prst="rect">
                       <a:avLst/>
@@ -1690,51 +1482,34 @@
     </w:p>
     <w:p>
       <w:pPr>
-        <w:pStyle w:val="BodyText"/>
-        <w:bidi w:val="0"/>
-        <w:ind w:hanging="0" w:left="0" w:right="0"/>
-        <w:jc w:val="left"/>
-        <w:rPr/>
-      </w:pPr>
-      <w:r>
-        <w:rPr>
-          <w:i/>
-        </w:rPr>
-        <w:t>Nota.</w:t>
-      </w:r>
-      <w:r>
-        <w:rPr/>
-        <w:t xml:space="preserve"> El ciclo de sondeo disparado por el cron externo. La estructura enseña algo que la secuencia no subraya: el endpoint es el único objeto enlazado con todos los demás, así que es también el único punto donde el ciclo puede romperse.</w:t>
-      </w:r>
-    </w:p>
-    <w:p>
-      <w:pPr>
         <w:pStyle w:val="BodyTextfig-num"/>
-        <w:bidi w:val="0"/>
-        <w:ind w:hanging="0" w:left="0" w:right="0"/>
-        <w:jc w:val="left"/>
-        <w:rPr/>
-      </w:pPr>
-      <w:r>
-        <w:rPr/>
-        <w:t>Figura 8</w:t>
+        <w:keepNext w:val="true"/>
+        <w:bidi w:val="0"/>
+        <w:ind w:hanging="0" w:left="0" w:right="0"/>
+        <w:jc w:val="left"/>
+        <w:rPr/>
+      </w:pPr>
+      <w:r>
+        <w:rPr/>
+        <w:t>Figura 10</w:t>
       </w:r>
     </w:p>
     <w:p>
       <w:pPr>
         <w:pStyle w:val="BodyTextfig-tit"/>
-        <w:bidi w:val="0"/>
-        <w:ind w:hanging="0" w:left="0" w:right="0"/>
-        <w:jc w:val="left"/>
-        <w:rPr>
-          <w:i/>
-        </w:rPr>
-      </w:pPr>
-      <w:r>
-        <w:rPr>
-          <w:i/>
-        </w:rPr>
-        <w:t>Enforcement de seguridad en el middleware</w:t>
+        <w:keepNext w:val="true"/>
+        <w:bidi w:val="0"/>
+        <w:ind w:hanging="0" w:left="0" w:right="0"/>
+        <w:jc w:val="left"/>
+        <w:rPr>
+          <w:i/>
+        </w:rPr>
+      </w:pPr>
+      <w:r>
+        <w:rPr>
+          <w:i/>
+        </w:rPr>
+        <w:t>Seguridad (micro-SIEM) - Administrador (Mike)</w:t>
       </w:r>
     </w:p>
     <w:p>
@@ -1749,7 +1524,7 @@
         <w:rPr/>
         <w:drawing>
           <wp:inline distT="0" distB="0" distL="0" distR="0">
-            <wp:extent cx="5939790" cy="2314575"/>
+            <wp:extent cx="4136390" cy="1645285"/>
             <wp:effectExtent l="0" t="0" r="0" b="0"/>
             <wp:docPr id="10" name="Image10" descr=""/>
             <wp:cNvGraphicFramePr>
@@ -1773,7 +1548,7 @@
                   <pic:spPr bwMode="auto">
                     <a:xfrm>
                       <a:off x="0" y="0"/>
-                      <a:ext cx="5939790" cy="2314575"/>
+                      <a:ext cx="4136390" cy="1645285"/>
                     </a:xfrm>
                     <a:prstGeom prst="rect">
                       <a:avLst/>
@@ -1788,51 +1563,34 @@
     </w:p>
     <w:p>
       <w:pPr>
-        <w:pStyle w:val="BodyText"/>
-        <w:bidi w:val="0"/>
-        <w:ind w:hanging="0" w:left="0" w:right="0"/>
-        <w:jc w:val="left"/>
-        <w:rPr/>
-      </w:pPr>
-      <w:r>
-        <w:rPr>
-          <w:i/>
-        </w:rPr>
-        <w:t>Nota.</w:t>
-      </w:r>
-      <w:r>
-        <w:rPr/>
-        <w:t xml:space="preserve"> Los tres guardas de seguridad y sus enlaces. La vista estructural deja claro que el sensor no está en el camino del cliente: cuelga del middleware por un enlace propio y escribe en la base por su cuenta.</w:t>
-      </w:r>
-    </w:p>
-    <w:p>
-      <w:pPr>
         <w:pStyle w:val="BodyTextfig-num"/>
-        <w:bidi w:val="0"/>
-        <w:ind w:hanging="0" w:left="0" w:right="0"/>
-        <w:jc w:val="left"/>
-        <w:rPr/>
-      </w:pPr>
-      <w:r>
-        <w:rPr/>
-        <w:t>Figura 9</w:t>
+        <w:keepNext w:val="true"/>
+        <w:bidi w:val="0"/>
+        <w:ind w:hanging="0" w:left="0" w:right="0"/>
+        <w:jc w:val="left"/>
+        <w:rPr/>
+      </w:pPr>
+      <w:r>
+        <w:rPr/>
+        <w:t>Figura 11</w:t>
       </w:r>
     </w:p>
     <w:p>
       <w:pPr>
         <w:pStyle w:val="BodyTextfig-tit"/>
-        <w:bidi w:val="0"/>
-        <w:ind w:hanging="0" w:left="0" w:right="0"/>
-        <w:jc w:val="left"/>
-        <w:rPr>
-          <w:i/>
-        </w:rPr>
-      </w:pPr>
-      <w:r>
-        <w:rPr>
-          <w:i/>
-        </w:rPr>
-        <w:t>Webhook de pago con idempotencia</w:t>
+        <w:keepNext w:val="true"/>
+        <w:bidi w:val="0"/>
+        <w:ind w:hanging="0" w:left="0" w:right="0"/>
+        <w:jc w:val="left"/>
+        <w:rPr>
+          <w:i/>
+        </w:rPr>
+      </w:pPr>
+      <w:r>
+        <w:rPr>
+          <w:i/>
+        </w:rPr>
+        <w:t>CRM (proyectos, clientes, seguimiento) - Cliente</w:t>
       </w:r>
     </w:p>
     <w:p>
@@ -1847,7 +1605,7 @@
         <w:rPr/>
         <w:drawing>
           <wp:inline distT="0" distB="0" distL="0" distR="0">
-            <wp:extent cx="5939790" cy="2314575"/>
+            <wp:extent cx="4136390" cy="1310640"/>
             <wp:effectExtent l="0" t="0" r="0" b="0"/>
             <wp:docPr id="11" name="Image11" descr=""/>
             <wp:cNvGraphicFramePr>
@@ -1871,7 +1629,7 @@
                   <pic:spPr bwMode="auto">
                     <a:xfrm>
                       <a:off x="0" y="0"/>
-                      <a:ext cx="5939790" cy="2314575"/>
+                      <a:ext cx="4136390" cy="1310640"/>
                     </a:xfrm>
                     <a:prstGeom prst="rect">
                       <a:avLst/>
@@ -1886,115 +1644,34 @@
     </w:p>
     <w:p>
       <w:pPr>
-        <w:pStyle w:val="BodyText"/>
-        <w:bidi w:val="0"/>
-        <w:ind w:hanging="0" w:left="0" w:right="0"/>
-        <w:jc w:val="left"/>
-        <w:rPr/>
-      </w:pPr>
-      <w:r>
-        <w:rPr>
-          <w:i/>
-        </w:rPr>
-        <w:t>Nota.</w:t>
-      </w:r>
-      <w:r>
-        <w:rPr/>
-        <w:t xml:space="preserve"> La misma interacción que el diagrama de actividades describe por dentro, aquí vista por sus enlaces. El endpoint no toca la máquina de estados ni ella responde a la pasarela: cada objeto habla solo con sus vecinos.</w:t>
-      </w:r>
-      <w:r>
-        <w:br w:type="page"/>
-      </w:r>
-    </w:p>
-    <w:p>
-      <w:pPr>
-        <w:pStyle w:val="Heading2"/>
-        <w:bidi w:val="0"/>
-        <w:ind w:hanging="0" w:left="0" w:right="0"/>
-        <w:jc w:val="left"/>
-        <w:rPr/>
-      </w:pPr>
-      <w:bookmarkStart w:id="8" w:name="h8"/>
-      <w:bookmarkEnd w:id="8"/>
-      <w:r>
-        <w:rPr/>
-        <w:t>Diagrama de actividades</w:t>
-      </w:r>
-      <w:r>
-        <w:rPr>
-          <w:color w:val="FFFFFF"/>
-          <w:sz w:val="2"/>
-        </w:rPr>
-        <w:t>[[h8]]</w:t>
-      </w:r>
-    </w:p>
-    <w:p>
-      <w:pPr>
-        <w:pStyle w:val="BodyText"/>
-        <w:bidi w:val="0"/>
-        <w:jc w:val="left"/>
-        <w:rPr/>
-      </w:pPr>
-      <w:r>
-        <w:rPr/>
-        <w:t>El diagrama de actividades muestra el flujo de actividades dentro de un sistema, cubre su parte dinámica y resalta el flujo de control entre objetos (SENA, 2018). Es similar al diagrama de flujo tradicional, con una diferencia decisiva: permite representar actividades concurrentes, es decir, pasos que se ejecutan en paralelo y luego se unen. En el contexto de la orientación a objetos se usa habitualmente para detallar los pasos lógicos que requiere un caso de uso.</w:t>
-      </w:r>
-    </w:p>
-    <w:p>
-      <w:pPr>
-        <w:pStyle w:val="BodyText"/>
-        <w:bidi w:val="0"/>
-        <w:jc w:val="left"/>
-        <w:rPr/>
-      </w:pPr>
-      <w:r>
-        <w:rPr/>
-        <w:t>La notación empleada es la siguiente. El inicio es un círculo relleno, y todo diagrama posee uno solo. El fin es un círculo que rodea a un círculo relleno. Las actividades son rectángulos de vértices redondeados, y las flechas que las enlazan se denominan transiciones. La decisión se representa mediante un rombo del que parten los caminos alternativos, cada uno con su condición. El inicio y el fin de una ruta concurrente se representan mediante una línea horizontal sólida (SENA, 2018).</w:t>
-      </w:r>
-    </w:p>
-    <w:p>
-      <w:pPr>
-        <w:pStyle w:val="BodyText"/>
-        <w:bidi w:val="0"/>
-        <w:jc w:val="left"/>
-        <w:rPr/>
-      </w:pPr>
-      <w:r>
-        <w:rPr/>
-        <w:t>Se modelaron tres procesos: la atención de una solicitud en la capa intermedia de seguridad, el flujo de integración y despliegue continuo con reversión automática, y la aplicación idempotente de un evento de la pasarela de pagos. Los tres contienen bifurcaciones condicionales, y los dos primeros contienen además rutas concurrentes, lo que justifica el uso de este diagrama frente a un diagrama de flujo convencional.</w:t>
-      </w:r>
-      <w:r>
-        <w:br w:type="page"/>
-      </w:r>
-    </w:p>
-    <w:p>
-      <w:pPr>
         <w:pStyle w:val="BodyTextfig-num"/>
-        <w:bidi w:val="0"/>
-        <w:ind w:hanging="0" w:left="0" w:right="0"/>
-        <w:jc w:val="left"/>
-        <w:rPr/>
-      </w:pPr>
-      <w:r>
-        <w:rPr/>
-        <w:t>Figura 10</w:t>
+        <w:keepNext w:val="true"/>
+        <w:bidi w:val="0"/>
+        <w:ind w:hanging="0" w:left="0" w:right="0"/>
+        <w:jc w:val="left"/>
+        <w:rPr/>
+      </w:pPr>
+      <w:r>
+        <w:rPr/>
+        <w:t>Figura 12</w:t>
       </w:r>
     </w:p>
     <w:p>
       <w:pPr>
         <w:pStyle w:val="BodyTextfig-tit"/>
-        <w:bidi w:val="0"/>
-        <w:ind w:hanging="0" w:left="0" w:right="0"/>
-        <w:jc w:val="left"/>
-        <w:rPr>
-          <w:i/>
-        </w:rPr>
-      </w:pPr>
-      <w:r>
-        <w:rPr>
-          <w:i/>
-        </w:rPr>
-        <w:t>Atención de una solicitud en el middleware</w:t>
+        <w:keepNext w:val="true"/>
+        <w:bidi w:val="0"/>
+        <w:ind w:hanging="0" w:left="0" w:right="0"/>
+        <w:jc w:val="left"/>
+        <w:rPr>
+          <w:i/>
+        </w:rPr>
+      </w:pPr>
+      <w:r>
+        <w:rPr>
+          <w:i/>
+        </w:rPr>
+        <w:t>Sitio público - Buscador (Google/Bing)</w:t>
       </w:r>
     </w:p>
     <w:p>
@@ -2009,7 +1686,7 @@
         <w:rPr/>
         <w:drawing>
           <wp:inline distT="0" distB="0" distL="0" distR="0">
-            <wp:extent cx="4831080" cy="6840220"/>
+            <wp:extent cx="2332990" cy="864235"/>
             <wp:effectExtent l="0" t="0" r="0" b="0"/>
             <wp:docPr id="12" name="Image12" descr=""/>
             <wp:cNvGraphicFramePr>
@@ -2033,7 +1710,7 @@
                   <pic:spPr bwMode="auto">
                     <a:xfrm>
                       <a:off x="0" y="0"/>
-                      <a:ext cx="4831080" cy="6840220"/>
+                      <a:ext cx="2332990" cy="864235"/>
                     </a:xfrm>
                     <a:prstGeom prst="rect">
                       <a:avLst/>
@@ -2045,57 +1722,98 @@
           </wp:inline>
         </w:drawing>
       </w:r>
-    </w:p>
-    <w:p>
-      <w:pPr>
-        <w:pStyle w:val="BodyText"/>
-        <w:bidi w:val="0"/>
-        <w:ind w:hanging="0" w:left="0" w:right="0"/>
-        <w:jc w:val="left"/>
-        <w:rPr/>
-      </w:pPr>
-      <w:r>
-        <w:rPr>
-          <w:i/>
-        </w:rPr>
-        <w:t>Nota.</w:t>
-      </w:r>
-      <w:r>
-        <w:rPr/>
-        <w:t xml:space="preserve"> El camino completo de un request desde que entra al edge hasta que sale con sus cabeceras. Concentra en un solo punto la normalización de idioma, el chaos del LAB, la blocklist, el límite de peticiones y las dos autenticaciones, en ese orden.</w:t>
-      </w:r>
       <w:r>
         <w:br w:type="page"/>
       </w:r>
     </w:p>
     <w:p>
       <w:pPr>
+        <w:pStyle w:val="Heading2"/>
+        <w:bidi w:val="0"/>
+        <w:ind w:hanging="0" w:left="0" w:right="0"/>
+        <w:jc w:val="left"/>
+        <w:rPr/>
+      </w:pPr>
+      <w:bookmarkStart w:id="6" w:name="h6"/>
+      <w:bookmarkEnd w:id="6"/>
+      <w:r>
+        <w:rPr/>
+        <w:t>Diagrama de secuencia</w:t>
+      </w:r>
+      <w:r>
+        <w:rPr>
+          <w:color w:val="FFFFFF"/>
+          <w:sz w:val="2"/>
+        </w:rPr>
+        <w:t>[[h6]]</w:t>
+      </w:r>
+    </w:p>
+    <w:p>
+      <w:pPr>
+        <w:pStyle w:val="BodyText"/>
+        <w:bidi w:val="0"/>
+        <w:jc w:val="left"/>
+        <w:rPr/>
+      </w:pPr>
+      <w:r>
+        <w:rPr/>
+        <w:t>Los diagramas de secuencia describen el funcionamiento interno del sistema desde el punto de vista de la implementación y forman parte de la vista de interacción de UML (SENA, 2018). Cada objeto se dibuja como una caja en la parte superior de una línea vertical punteada, llamada línea de vida, que representa su existencia durante la interacción; cada mensaje es una flecha entre dos líneas de vida, y el orden de los mensajes transcurre de arriba hacia abajo.</w:t>
+      </w:r>
+    </w:p>
+    <w:p>
+      <w:pPr>
+        <w:pStyle w:val="BodyText"/>
+        <w:bidi w:val="0"/>
+        <w:jc w:val="left"/>
+        <w:rPr/>
+      </w:pPr>
+      <w:r>
+        <w:rPr/>
+        <w:t>Se distinguen dos tipos de mensajes. Los sincrónicos corresponden a llamadas a métodos en las que el emisor queda bloqueado hasta que la llamada termina, y se representan con flechas de cabeza llena. Los asincrónicos terminan de inmediato y crean un nuevo hilo de ejecución dentro de la secuencia; se representan con flechas de cabeza abierta, y la respuesta a un mensaje se dibuja con una flecha discontinua (SENA, 2018).</w:t>
+      </w:r>
+    </w:p>
+    <w:p>
+      <w:pPr>
+        <w:pStyle w:val="BodyText"/>
+        <w:bidi w:val="0"/>
+        <w:jc w:val="left"/>
+        <w:rPr/>
+      </w:pPr>
+      <w:r>
+        <w:rPr/>
+        <w:t>Las cuatro interacciones modeladas corresponden a los casos de uso de mayor riesgo del sistema: la autenticación del administrador, el ciclo de monitoreo que abre incidentes, la aplicación de las defensas de seguridad en cada petición y el procesamiento de un webhook de pago. Se eligieron esos cuatro porque son los flujos donde un error no degrada una función sino que compromete datos, dinero o disponibilidad.</w:t>
+      </w:r>
+    </w:p>
+    <w:p>
+      <w:pPr>
         <w:pStyle w:val="BodyTextfig-num"/>
-        <w:bidi w:val="0"/>
-        <w:ind w:hanging="0" w:left="0" w:right="0"/>
-        <w:jc w:val="left"/>
-        <w:rPr/>
-      </w:pPr>
-      <w:r>
-        <w:rPr/>
-        <w:t>Figura 11</w:t>
+        <w:keepNext w:val="true"/>
+        <w:bidi w:val="0"/>
+        <w:ind w:hanging="0" w:left="0" w:right="0"/>
+        <w:jc w:val="left"/>
+        <w:rPr/>
+      </w:pPr>
+      <w:r>
+        <w:rPr/>
+        <w:t>Figura 13</w:t>
       </w:r>
     </w:p>
     <w:p>
       <w:pPr>
         <w:pStyle w:val="BodyTextfig-tit"/>
-        <w:bidi w:val="0"/>
-        <w:ind w:hanging="0" w:left="0" w:right="0"/>
-        <w:jc w:val="left"/>
-        <w:rPr>
-          <w:i/>
-        </w:rPr>
-      </w:pPr>
-      <w:r>
-        <w:rPr>
-          <w:i/>
-        </w:rPr>
-        <w:t>Integración, despliegue y verificación con rollback</w:t>
+        <w:keepNext w:val="true"/>
+        <w:bidi w:val="0"/>
+        <w:ind w:hanging="0" w:left="0" w:right="0"/>
+        <w:jc w:val="left"/>
+        <w:rPr>
+          <w:i/>
+        </w:rPr>
+      </w:pPr>
+      <w:r>
+        <w:rPr>
+          <w:i/>
+        </w:rPr>
+        <w:t>Login del administrador (GitHub OAuth)</w:t>
       </w:r>
     </w:p>
     <w:p>
@@ -2110,7 +1828,7 @@
         <w:rPr/>
         <w:drawing>
           <wp:inline distT="0" distB="0" distL="0" distR="0">
-            <wp:extent cx="4831080" cy="6840220"/>
+            <wp:extent cx="5939790" cy="4503420"/>
             <wp:effectExtent l="0" t="0" r="0" b="0"/>
             <wp:docPr id="13" name="Image13" descr=""/>
             <wp:cNvGraphicFramePr>
@@ -2134,7 +1852,7 @@
                   <pic:spPr bwMode="auto">
                     <a:xfrm>
                       <a:off x="0" y="0"/>
-                      <a:ext cx="4831080" cy="6840220"/>
+                      <a:ext cx="5939790" cy="4503420"/>
                     </a:xfrm>
                     <a:prstGeom prst="rect">
                       <a:avLst/>
@@ -2163,40 +1881,39 @@
       </w:r>
       <w:r>
         <w:rPr/>
-        <w:t xml:space="preserve"> Del push a main hasta producción verificada. Las dos ramas de verificación (pruebas y seguridad/accesibilidad) corren concurrentes y se sincronizan antes de desplegar; después del deploy hay una etapa más, la que decide si la versión nueva se queda o se revierte.</w:t>
-      </w:r>
-      <w:r>
-        <w:br w:type="page"/>
+        <w:t xml:space="preserve"> CU-04 · Autenticación con allowlist y registro de dispositivo.</w:t>
       </w:r>
     </w:p>
     <w:p>
       <w:pPr>
         <w:pStyle w:val="BodyTextfig-num"/>
-        <w:bidi w:val="0"/>
-        <w:ind w:hanging="0" w:left="0" w:right="0"/>
-        <w:jc w:val="left"/>
-        <w:rPr/>
-      </w:pPr>
-      <w:r>
-        <w:rPr/>
-        <w:t>Figura 12</w:t>
+        <w:keepNext w:val="true"/>
+        <w:bidi w:val="0"/>
+        <w:ind w:hanging="0" w:left="0" w:right="0"/>
+        <w:jc w:val="left"/>
+        <w:rPr/>
+      </w:pPr>
+      <w:r>
+        <w:rPr/>
+        <w:t>Figura 14</w:t>
       </w:r>
     </w:p>
     <w:p>
       <w:pPr>
         <w:pStyle w:val="BodyTextfig-tit"/>
-        <w:bidi w:val="0"/>
-        <w:ind w:hanging="0" w:left="0" w:right="0"/>
-        <w:jc w:val="left"/>
-        <w:rPr>
-          <w:i/>
-        </w:rPr>
-      </w:pPr>
-      <w:r>
-        <w:rPr>
-          <w:i/>
-        </w:rPr>
-        <w:t>Aplicación idempotente de un evento de la pasarela</w:t>
+        <w:keepNext w:val="true"/>
+        <w:bidi w:val="0"/>
+        <w:ind w:hanging="0" w:left="0" w:right="0"/>
+        <w:jc w:val="left"/>
+        <w:rPr>
+          <w:i/>
+        </w:rPr>
+      </w:pPr>
+      <w:r>
+        <w:rPr>
+          <w:i/>
+        </w:rPr>
+        <w:t>Chequeo de monitor y apertura de incidente</w:t>
       </w:r>
     </w:p>
     <w:p>
@@ -2211,7 +1928,7 @@
         <w:rPr/>
         <w:drawing>
           <wp:inline distT="0" distB="0" distL="0" distR="0">
-            <wp:extent cx="4265930" cy="6840220"/>
+            <wp:extent cx="5939790" cy="5219700"/>
             <wp:effectExtent l="0" t="0" r="0" b="0"/>
             <wp:docPr id="14" name="Image14" descr=""/>
             <wp:cNvGraphicFramePr>
@@ -2235,7 +1952,7 @@
                   <pic:spPr bwMode="auto">
                     <a:xfrm>
                       <a:off x="0" y="0"/>
-                      <a:ext cx="4265930" cy="6840220"/>
+                      <a:ext cx="5939790" cy="5219700"/>
                     </a:xfrm>
                     <a:prstGeom prst="rect">
                       <a:avLst/>
@@ -2264,131 +1981,39 @@
       </w:r>
       <w:r>
         <w:rPr/>
-        <w:t xml:space="preserve"> Qué ocurre dentro del sistema cuando llega un webhook de pago. No es el proceso de cobro (ese está en BPMN): es el algoritmo que garantiza que un evento repetido, reenviado o simultáneo no cobre dos veces ni deje el pago a medias.</w:t>
-      </w:r>
-      <w:r>
-        <w:br w:type="page"/>
-      </w:r>
-    </w:p>
-    <w:p>
-      <w:pPr>
-        <w:pStyle w:val="Heading1parte"/>
-        <w:bidi w:val="0"/>
-        <w:ind w:hanging="0" w:left="0" w:right="0"/>
-        <w:rPr/>
-      </w:pPr>
-      <w:bookmarkStart w:id="9" w:name="h9"/>
-      <w:bookmarkEnd w:id="9"/>
-      <w:r>
-        <w:rPr/>
-        <w:t>Diagramas de estructura</w:t>
-      </w:r>
-      <w:r>
-        <w:rPr>
-          <w:color w:val="FFFFFF"/>
-          <w:sz w:val="2"/>
-        </w:rPr>
-        <w:t>[[h9]]</w:t>
-      </w:r>
-    </w:p>
-    <w:p>
-      <w:pPr>
-        <w:pStyle w:val="Heading2"/>
-        <w:bidi w:val="0"/>
-        <w:ind w:hanging="0" w:left="0" w:right="0"/>
-        <w:jc w:val="left"/>
-        <w:rPr/>
-      </w:pPr>
-      <w:bookmarkStart w:id="10" w:name="h10"/>
-      <w:bookmarkEnd w:id="10"/>
-      <w:r>
-        <w:rPr/>
-        <w:t>Diagrama de clases</w:t>
-      </w:r>
-      <w:r>
-        <w:rPr>
-          <w:color w:val="FFFFFF"/>
-          <w:sz w:val="2"/>
-        </w:rPr>
-        <w:t>[[h10]]</w:t>
-      </w:r>
-    </w:p>
-    <w:p>
-      <w:pPr>
-        <w:pStyle w:val="BodyText"/>
-        <w:bidi w:val="0"/>
-        <w:jc w:val="left"/>
-        <w:rPr/>
-      </w:pPr>
-      <w:r>
-        <w:rPr/>
-        <w:t>El diagrama de clases es el más común para describir el diseño de los sistemas orientados a objetos: muestra un conjunto de clases con sus atributos, operaciones, interfaces y relaciones (SENA, 2018). Una clase es la unidad básica que agrupa una colección de objetos con un mismo comportamiento, y se compone de tres partes: el nombre, los atributos o propiedades, y los métodos u operaciones, que se identifican con verbos en infinitivo.</w:t>
-      </w:r>
-    </w:p>
-    <w:p>
-      <w:pPr>
-        <w:pStyle w:val="BodyText"/>
-        <w:bidi w:val="0"/>
-        <w:jc w:val="left"/>
-        <w:rPr/>
-      </w:pPr>
-      <w:r>
-        <w:rPr/>
-        <w:t>La visibilidad de atributos y métodos se indica con un símbolo antepuesto. El signo más (+) corresponde a visibilidad pública, accesible desde cualquier punto; el signo menos (−) a visibilidad privada, accesible solo desde dentro de la clase; y la almohadilla (#) a visibilidad protegida, accesible desde la clase y sus subclases pero no desde fuera (SENA, 2018).</w:t>
-      </w:r>
-    </w:p>
-    <w:p>
-      <w:pPr>
-        <w:pStyle w:val="BodyText"/>
-        <w:bidi w:val="0"/>
-        <w:jc w:val="left"/>
-        <w:rPr/>
-      </w:pPr>
-      <w:r>
-        <w:rPr/>
-        <w:t>Las relaciones entre clases pueden ser de herencia, asociación, agregación, composición y dependencia. La composición expresa una relación estática de parte y todo, en la que el tiempo de vida del objeto incluido depende del que lo incluye; la agregación expresa una relación dinámica en la que ambos tiempos de vida son independientes; la asociación vincula objetos que colaboran sin que uno dependa del otro para existir; y la dependencia indica que una clase instancia o crea objetos de otra (SENA, 2018; Larman, 2007).</w:t>
-      </w:r>
-    </w:p>
-    <w:p>
-      <w:pPr>
-        <w:pStyle w:val="BodyText"/>
-        <w:bidi w:val="0"/>
-        <w:jc w:val="left"/>
-        <w:rPr/>
-      </w:pPr>
-      <w:r>
-        <w:rPr/>
-        <w:t>El modelo de datos del sistema se presenta dividido en cuatro vistas temáticas, no porque sean subsistemas aislados sino porque un único diagrama con todas las entidades resultaría ilegible en papel. Las vistas corresponden a la gestión comercial y financiera, la observabilidad y el laboratorio, la seguridad, y el currículo y la formación.</w:t>
+        <w:t xml:space="preserve"> CU-09 · Cron externo, sondeo HTTP y notificación push.</w:t>
       </w:r>
     </w:p>
     <w:p>
       <w:pPr>
         <w:pStyle w:val="BodyTextfig-num"/>
-        <w:bidi w:val="0"/>
-        <w:ind w:hanging="0" w:left="0" w:right="0"/>
-        <w:jc w:val="left"/>
-        <w:rPr/>
-      </w:pPr>
-      <w:r>
-        <w:rPr/>
-        <w:t>Figura 13</w:t>
+        <w:keepNext w:val="true"/>
+        <w:bidi w:val="0"/>
+        <w:ind w:hanging="0" w:left="0" w:right="0"/>
+        <w:jc w:val="left"/>
+        <w:rPr/>
+      </w:pPr>
+      <w:r>
+        <w:rPr/>
+        <w:t>Figura 15</w:t>
       </w:r>
     </w:p>
     <w:p>
       <w:pPr>
         <w:pStyle w:val="BodyTextfig-tit"/>
-        <w:bidi w:val="0"/>
-        <w:ind w:hanging="0" w:left="0" w:right="0"/>
-        <w:jc w:val="left"/>
-        <w:rPr>
-          <w:i/>
-        </w:rPr>
-      </w:pPr>
-      <w:r>
-        <w:rPr>
-          <w:i/>
-        </w:rPr>
-        <w:t>CRM y finanzas</w:t>
+        <w:keepNext w:val="true"/>
+        <w:bidi w:val="0"/>
+        <w:ind w:hanging="0" w:left="0" w:right="0"/>
+        <w:jc w:val="left"/>
+        <w:rPr>
+          <w:i/>
+        </w:rPr>
+      </w:pPr>
+      <w:r>
+        <w:rPr>
+          <w:i/>
+        </w:rPr>
+        <w:t>Enforcement de seguridad en el middleware</w:t>
       </w:r>
     </w:p>
     <w:p>
@@ -2403,7 +2028,7 @@
         <w:rPr/>
         <w:drawing>
           <wp:inline distT="0" distB="0" distL="0" distR="0">
-            <wp:extent cx="5939790" cy="4291330"/>
+            <wp:extent cx="5939790" cy="4035425"/>
             <wp:effectExtent l="0" t="0" r="0" b="0"/>
             <wp:docPr id="15" name="Image15" descr=""/>
             <wp:cNvGraphicFramePr>
@@ -2427,7 +2052,7 @@
                   <pic:spPr bwMode="auto">
                     <a:xfrm>
                       <a:off x="0" y="0"/>
-                      <a:ext cx="5939790" cy="4291330"/>
+                      <a:ext cx="5939790" cy="4035425"/>
                     </a:xfrm>
                     <a:prstGeom prst="rect">
                       <a:avLst/>
@@ -2442,32 +2067,53 @@
     </w:p>
     <w:p>
       <w:pPr>
+        <w:pStyle w:val="BodyText"/>
+        <w:bidi w:val="0"/>
+        <w:ind w:hanging="0" w:left="0" w:right="0"/>
+        <w:jc w:val="left"/>
+        <w:rPr/>
+      </w:pPr>
+      <w:r>
+        <w:rPr>
+          <w:i/>
+        </w:rPr>
+        <w:t>Nota.</w:t>
+      </w:r>
+      <w:r>
+        <w:rPr/>
+        <w:t xml:space="preserve"> CU-14 · Sensor, blocklist y rate limiting durable, todo fail-open.</w:t>
+      </w:r>
+    </w:p>
+    <w:p>
+      <w:pPr>
         <w:pStyle w:val="BodyTextfig-num"/>
-        <w:bidi w:val="0"/>
-        <w:ind w:hanging="0" w:left="0" w:right="0"/>
-        <w:jc w:val="left"/>
-        <w:rPr/>
-      </w:pPr>
-      <w:r>
-        <w:rPr/>
-        <w:t>Figura 14</w:t>
+        <w:keepNext w:val="true"/>
+        <w:bidi w:val="0"/>
+        <w:ind w:hanging="0" w:left="0" w:right="0"/>
+        <w:jc w:val="left"/>
+        <w:rPr/>
+      </w:pPr>
+      <w:r>
+        <w:rPr/>
+        <w:t>Figura 16</w:t>
       </w:r>
     </w:p>
     <w:p>
       <w:pPr>
         <w:pStyle w:val="BodyTextfig-tit"/>
-        <w:bidi w:val="0"/>
-        <w:ind w:hanging="0" w:left="0" w:right="0"/>
-        <w:jc w:val="left"/>
-        <w:rPr>
-          <w:i/>
-        </w:rPr>
-      </w:pPr>
-      <w:r>
-        <w:rPr>
-          <w:i/>
-        </w:rPr>
-        <w:t>Observabilidad y LAB</w:t>
+        <w:keepNext w:val="true"/>
+        <w:bidi w:val="0"/>
+        <w:ind w:hanging="0" w:left="0" w:right="0"/>
+        <w:jc w:val="left"/>
+        <w:rPr>
+          <w:i/>
+        </w:rPr>
+      </w:pPr>
+      <w:r>
+        <w:rPr>
+          <w:i/>
+        </w:rPr>
+        <w:t>Webhook de pago con idempotencia</w:t>
       </w:r>
     </w:p>
     <w:p>
@@ -2482,7 +2128,7 @@
         <w:rPr/>
         <w:drawing>
           <wp:inline distT="0" distB="0" distL="0" distR="0">
-            <wp:extent cx="5939790" cy="2397760"/>
+            <wp:extent cx="5939790" cy="4204970"/>
             <wp:effectExtent l="0" t="0" r="0" b="0"/>
             <wp:docPr id="16" name="Image16" descr=""/>
             <wp:cNvGraphicFramePr>
@@ -2506,7 +2152,7 @@
                   <pic:spPr bwMode="auto">
                     <a:xfrm>
                       <a:off x="0" y="0"/>
-                      <a:ext cx="5939790" cy="2397760"/>
+                      <a:ext cx="5939790" cy="4204970"/>
                     </a:xfrm>
                     <a:prstGeom prst="rect">
                       <a:avLst/>
@@ -2521,32 +2167,114 @@
     </w:p>
     <w:p>
       <w:pPr>
+        <w:pStyle w:val="BodyText"/>
+        <w:bidi w:val="0"/>
+        <w:ind w:hanging="0" w:left="0" w:right="0"/>
+        <w:jc w:val="left"/>
+        <w:rPr/>
+      </w:pPr>
+      <w:r>
+        <w:rPr>
+          <w:i/>
+        </w:rPr>
+        <w:t>Nota.</w:t>
+      </w:r>
+      <w:r>
+        <w:rPr/>
+        <w:t xml:space="preserve"> CU-12 · Estados sin retroceso y bitácora completa de eventos.</w:t>
+      </w:r>
+      <w:r>
+        <w:br w:type="page"/>
+      </w:r>
+    </w:p>
+    <w:p>
+      <w:pPr>
+        <w:pStyle w:val="Heading2"/>
+        <w:bidi w:val="0"/>
+        <w:ind w:hanging="0" w:left="0" w:right="0"/>
+        <w:jc w:val="left"/>
+        <w:rPr/>
+      </w:pPr>
+      <w:bookmarkStart w:id="7" w:name="h7"/>
+      <w:bookmarkEnd w:id="7"/>
+      <w:r>
+        <w:rPr/>
+        <w:t>Diagrama de comunicación</w:t>
+      </w:r>
+      <w:r>
+        <w:rPr>
+          <w:color w:val="FFFFFF"/>
+          <w:sz w:val="2"/>
+        </w:rPr>
+        <w:t>[[h7]]</w:t>
+      </w:r>
+    </w:p>
+    <w:p>
+      <w:pPr>
+        <w:pStyle w:val="BodyText"/>
+        <w:bidi w:val="0"/>
+        <w:jc w:val="left"/>
+        <w:rPr/>
+      </w:pPr>
+      <w:r>
+        <w:rPr/>
+        <w:t>El diagrama de comunicación, llamado de colaboración en UML 1.0, transmite la misma información que un diagrama de secuencia. La diferencia está en el énfasis: el de secuencia destaca el orden en que se emiten los mensajes e incorpora la línea de vida de cada objeto, mientras que el de comunicación destaca la relación entre los objetos y genera una visión espacial del sistema durante la ejecución de un proceso (SENA, 2018).</w:t>
+      </w:r>
+    </w:p>
+    <w:p>
+      <w:pPr>
+        <w:pStyle w:val="BodyText"/>
+        <w:bidi w:val="0"/>
+        <w:jc w:val="left"/>
+        <w:rPr/>
+      </w:pPr>
+      <w:r>
+        <w:rPr/>
+        <w:t>Sus componentes gráficos son los del diagrama de secuencia salvo por dos diferencias: no se emplea la línea de vida y cada mensaje lleva un número que identifica el orden en que debe ejecutarse. La numeración es, por tanto, el único portador de la secuencia temporal.</w:t>
+      </w:r>
+    </w:p>
+    <w:p>
+      <w:pPr>
+        <w:pStyle w:val="BodyText"/>
+        <w:bidi w:val="0"/>
+        <w:jc w:val="left"/>
+        <w:rPr/>
+      </w:pPr>
+      <w:r>
+        <w:rPr/>
+        <w:t>Los cuatro diagramas siguientes representan las mismas interacciones de la sección anterior, vistas ahora por su estructura. El contraste entre ambas vistas es deliberado: la representación espacial revela con qué otros objetos se acopla cada participante, información que la vista temporal dispersa a lo largo del eje vertical.</w:t>
+      </w:r>
+    </w:p>
+    <w:p>
+      <w:pPr>
         <w:pStyle w:val="BodyTextfig-num"/>
-        <w:bidi w:val="0"/>
-        <w:ind w:hanging="0" w:left="0" w:right="0"/>
-        <w:jc w:val="left"/>
-        <w:rPr/>
-      </w:pPr>
-      <w:r>
-        <w:rPr/>
-        <w:t>Figura 15</w:t>
+        <w:keepNext w:val="true"/>
+        <w:bidi w:val="0"/>
+        <w:ind w:hanging="0" w:left="0" w:right="0"/>
+        <w:jc w:val="left"/>
+        <w:rPr/>
+      </w:pPr>
+      <w:r>
+        <w:rPr/>
+        <w:t>Figura 17</w:t>
       </w:r>
     </w:p>
     <w:p>
       <w:pPr>
         <w:pStyle w:val="BodyTextfig-tit"/>
-        <w:bidi w:val="0"/>
-        <w:ind w:hanging="0" w:left="0" w:right="0"/>
-        <w:jc w:val="left"/>
-        <w:rPr>
-          <w:i/>
-        </w:rPr>
-      </w:pPr>
-      <w:r>
-        <w:rPr>
-          <w:i/>
-        </w:rPr>
-        <w:t>Seguridad (micro-SIEM)</w:t>
+        <w:keepNext w:val="true"/>
+        <w:bidi w:val="0"/>
+        <w:ind w:hanging="0" w:left="0" w:right="0"/>
+        <w:jc w:val="left"/>
+        <w:rPr>
+          <w:i/>
+        </w:rPr>
+      </w:pPr>
+      <w:r>
+        <w:rPr>
+          <w:i/>
+        </w:rPr>
+        <w:t>Login del administrador (GitHub OAuth)</w:t>
       </w:r>
     </w:p>
     <w:p>
@@ -2561,7 +2289,7 @@
         <w:rPr/>
         <w:drawing>
           <wp:inline distT="0" distB="0" distL="0" distR="0">
-            <wp:extent cx="5878830" cy="5579745"/>
+            <wp:extent cx="5939790" cy="3329940"/>
             <wp:effectExtent l="0" t="0" r="0" b="0"/>
             <wp:docPr id="17" name="Image17" descr=""/>
             <wp:cNvGraphicFramePr>
@@ -2585,7 +2313,7 @@
                   <pic:spPr bwMode="auto">
                     <a:xfrm>
                       <a:off x="0" y="0"/>
-                      <a:ext cx="5878830" cy="5579745"/>
+                      <a:ext cx="5939790" cy="3329940"/>
                     </a:xfrm>
                     <a:prstGeom prst="rect">
                       <a:avLst/>
@@ -2600,32 +2328,53 @@
     </w:p>
     <w:p>
       <w:pPr>
+        <w:pStyle w:val="BodyText"/>
+        <w:bidi w:val="0"/>
+        <w:ind w:hanging="0" w:left="0" w:right="0"/>
+        <w:jc w:val="left"/>
+        <w:rPr/>
+      </w:pPr>
+      <w:r>
+        <w:rPr>
+          <w:i/>
+        </w:rPr>
+        <w:t>Nota.</w:t>
+      </w:r>
+      <w:r>
+        <w:rPr/>
+        <w:t xml:space="preserve"> La misma interacción del diagrama de secuencia, vista por su estructura: qué objeto está enlazado con cuál. Se lee de un vistazo que el navegador nunca habla con GitHub ni con la base - solo con el middleware y con Auth.js.</w:t>
+      </w:r>
+    </w:p>
+    <w:p>
+      <w:pPr>
         <w:pStyle w:val="BodyTextfig-num"/>
-        <w:bidi w:val="0"/>
-        <w:ind w:hanging="0" w:left="0" w:right="0"/>
-        <w:jc w:val="left"/>
-        <w:rPr/>
-      </w:pPr>
-      <w:r>
-        <w:rPr/>
-        <w:t>Figura 16</w:t>
+        <w:keepNext w:val="true"/>
+        <w:bidi w:val="0"/>
+        <w:ind w:hanging="0" w:left="0" w:right="0"/>
+        <w:jc w:val="left"/>
+        <w:rPr/>
+      </w:pPr>
+      <w:r>
+        <w:rPr/>
+        <w:t>Figura 18</w:t>
       </w:r>
     </w:p>
     <w:p>
       <w:pPr>
         <w:pStyle w:val="BodyTextfig-tit"/>
-        <w:bidi w:val="0"/>
-        <w:ind w:hanging="0" w:left="0" w:right="0"/>
-        <w:jc w:val="left"/>
-        <w:rPr>
-          <w:i/>
-        </w:rPr>
-      </w:pPr>
-      <w:r>
-        <w:rPr>
-          <w:i/>
-        </w:rPr>
-        <w:t>CV y educación</w:t>
+        <w:keepNext w:val="true"/>
+        <w:bidi w:val="0"/>
+        <w:ind w:hanging="0" w:left="0" w:right="0"/>
+        <w:jc w:val="left"/>
+        <w:rPr>
+          <w:i/>
+        </w:rPr>
+      </w:pPr>
+      <w:r>
+        <w:rPr>
+          <w:i/>
+        </w:rPr>
+        <w:t>Chequeo de monitor y apertura de incidente</w:t>
       </w:r>
     </w:p>
     <w:p>
@@ -2640,7 +2389,7 @@
         <w:rPr/>
         <w:drawing>
           <wp:inline distT="0" distB="0" distL="0" distR="0">
-            <wp:extent cx="5939790" cy="2534285"/>
+            <wp:extent cx="5939790" cy="2300605"/>
             <wp:effectExtent l="0" t="0" r="0" b="0"/>
             <wp:docPr id="18" name="Image18" descr=""/>
             <wp:cNvGraphicFramePr>
@@ -2664,7 +2413,7 @@
                   <pic:spPr bwMode="auto">
                     <a:xfrm>
                       <a:off x="0" y="0"/>
-                      <a:ext cx="5939790" cy="2534285"/>
+                      <a:ext cx="5939790" cy="2300605"/>
                     </a:xfrm>
                     <a:prstGeom prst="rect">
                       <a:avLst/>
@@ -2693,86 +2442,39 @@
       </w:r>
       <w:r>
         <w:rPr/>
-        <w:t xml:space="preserve"> Sin relaciones: ambas tablas registran telemetría suelta (descargas de CV, progreso de labs) sin foreign keys hacia el resto del schema.</w:t>
-      </w:r>
-      <w:r>
-        <w:br w:type="page"/>
-      </w:r>
-    </w:p>
-    <w:p>
-      <w:pPr>
-        <w:pStyle w:val="Heading2"/>
-        <w:bidi w:val="0"/>
-        <w:ind w:hanging="0" w:left="0" w:right="0"/>
-        <w:jc w:val="left"/>
-        <w:rPr/>
-      </w:pPr>
-      <w:bookmarkStart w:id="11" w:name="h11"/>
-      <w:bookmarkEnd w:id="11"/>
-      <w:r>
-        <w:rPr/>
-        <w:t>Diagrama de objetos</w:t>
-      </w:r>
-      <w:r>
-        <w:rPr>
-          <w:color w:val="FFFFFF"/>
-          <w:sz w:val="2"/>
-        </w:rPr>
-        <w:t>[[h11]]</w:t>
-      </w:r>
-    </w:p>
-    <w:p>
-      <w:pPr>
-        <w:pStyle w:val="BodyText"/>
-        <w:bidi w:val="0"/>
-        <w:jc w:val="left"/>
-        <w:rPr/>
-      </w:pPr>
-      <w:r>
-        <w:rPr/>
-        <w:t>Un diagrama de objetos es en esencia muy similar a uno de clases, pero su propósito es modelar el sistema en un momento determinado a partir de las instancias derivadas de las clases (SENA, 2018). En lugar de presentar el nombre de la clase como una abstracción general, presenta un objeto concreto, lo que aporta claridad al modelo. Se emplean los mismos componentes que en el diagrama de clases, con la salvedad de que se omite la multiplicidad, pues esta se observa de manera explícita al incorporar varias instancias de una misma clase.</w:t>
-      </w:r>
-    </w:p>
-    <w:p>
-      <w:pPr>
-        <w:pStyle w:val="BodyText"/>
-        <w:bidi w:val="0"/>
-        <w:jc w:val="left"/>
-        <w:rPr/>
-      </w:pPr>
-      <w:r>
-        <w:rPr/>
-        <w:t>La sintaxis del nombre de un objeto es nombreObjeto:NombreClase. Las dos instantáneas que siguen se construyeron con datos que efectivamente ocurren en producción, y cumplen una función de verificación: si una configuración real no puede representarse con el diagrama de clases vigente, el modelo estructural está incompleto.</w:t>
+        <w:t xml:space="preserve"> El ciclo de sondeo disparado por el cron externo. La estructura enseña algo que la secuencia no subraya: el endpoint es el único objeto enlazado con todos los demás, así que es también el único punto donde el ciclo puede romperse.</w:t>
       </w:r>
     </w:p>
     <w:p>
       <w:pPr>
         <w:pStyle w:val="BodyTextfig-num"/>
-        <w:bidi w:val="0"/>
-        <w:ind w:hanging="0" w:left="0" w:right="0"/>
-        <w:jc w:val="left"/>
-        <w:rPr/>
-      </w:pPr>
-      <w:r>
-        <w:rPr/>
-        <w:t>Figura 17</w:t>
+        <w:keepNext w:val="true"/>
+        <w:bidi w:val="0"/>
+        <w:ind w:hanging="0" w:left="0" w:right="0"/>
+        <w:jc w:val="left"/>
+        <w:rPr/>
+      </w:pPr>
+      <w:r>
+        <w:rPr/>
+        <w:t>Figura 19</w:t>
       </w:r>
     </w:p>
     <w:p>
       <w:pPr>
         <w:pStyle w:val="BodyTextfig-tit"/>
-        <w:bidi w:val="0"/>
-        <w:ind w:hanging="0" w:left="0" w:right="0"/>
-        <w:jc w:val="left"/>
-        <w:rPr>
-          <w:i/>
-        </w:rPr>
-      </w:pPr>
-      <w:r>
-        <w:rPr>
-          <w:i/>
-        </w:rPr>
-        <w:t>Instantánea 1 - Proyecto DobleYo con sus servicios</w:t>
+        <w:keepNext w:val="true"/>
+        <w:bidi w:val="0"/>
+        <w:ind w:hanging="0" w:left="0" w:right="0"/>
+        <w:jc w:val="left"/>
+        <w:rPr>
+          <w:i/>
+        </w:rPr>
+      </w:pPr>
+      <w:r>
+        <w:rPr>
+          <w:i/>
+        </w:rPr>
+        <w:t>Enforcement de seguridad en el middleware</w:t>
       </w:r>
     </w:p>
     <w:p>
@@ -2787,7 +2489,7 @@
         <w:rPr/>
         <w:drawing>
           <wp:inline distT="0" distB="0" distL="0" distR="0">
-            <wp:extent cx="5939790" cy="3715385"/>
+            <wp:extent cx="5939790" cy="2314575"/>
             <wp:effectExtent l="0" t="0" r="0" b="0"/>
             <wp:docPr id="19" name="Image19" descr=""/>
             <wp:cNvGraphicFramePr>
@@ -2811,7 +2513,7 @@
                   <pic:spPr bwMode="auto">
                     <a:xfrm>
                       <a:off x="0" y="0"/>
-                      <a:ext cx="5939790" cy="3715385"/>
+                      <a:ext cx="5939790" cy="2314575"/>
                     </a:xfrm>
                     <a:prstGeom prst="rect">
                       <a:avLst/>
@@ -2840,37 +2542,39 @@
       </w:r>
       <w:r>
         <w:rPr/>
-        <w:t xml:space="preserve"> Un cliente con un proyecto activo, dos costos asociados, un monitor y un briefing aprobado.</w:t>
+        <w:t xml:space="preserve"> Los tres guardas de seguridad y sus enlaces. La vista estructural deja claro que el sensor no está en el camino del cliente: cuelga del middleware por un enlace propio y escribe en la base por su cuenta.</w:t>
       </w:r>
     </w:p>
     <w:p>
       <w:pPr>
         <w:pStyle w:val="BodyTextfig-num"/>
-        <w:bidi w:val="0"/>
-        <w:ind w:hanging="0" w:left="0" w:right="0"/>
-        <w:jc w:val="left"/>
-        <w:rPr/>
-      </w:pPr>
-      <w:r>
-        <w:rPr/>
-        <w:t>Figura 18</w:t>
+        <w:keepNext w:val="true"/>
+        <w:bidi w:val="0"/>
+        <w:ind w:hanging="0" w:left="0" w:right="0"/>
+        <w:jc w:val="left"/>
+        <w:rPr/>
+      </w:pPr>
+      <w:r>
+        <w:rPr/>
+        <w:t>Figura 20</w:t>
       </w:r>
     </w:p>
     <w:p>
       <w:pPr>
         <w:pStyle w:val="BodyTextfig-tit"/>
-        <w:bidi w:val="0"/>
-        <w:ind w:hanging="0" w:left="0" w:right="0"/>
-        <w:jc w:val="left"/>
-        <w:rPr>
-          <w:i/>
-        </w:rPr>
-      </w:pPr>
-      <w:r>
-        <w:rPr>
-          <w:i/>
-        </w:rPr>
-        <w:t>Instantánea 2 - Pago con evento duplicado + IP bloqueada</w:t>
+        <w:keepNext w:val="true"/>
+        <w:bidi w:val="0"/>
+        <w:ind w:hanging="0" w:left="0" w:right="0"/>
+        <w:jc w:val="left"/>
+        <w:rPr>
+          <w:i/>
+        </w:rPr>
+      </w:pPr>
+      <w:r>
+        <w:rPr>
+          <w:i/>
+        </w:rPr>
+        <w:t>Webhook de pago con idempotencia</w:t>
       </w:r>
     </w:p>
     <w:p>
@@ -2885,7 +2589,7 @@
         <w:rPr/>
         <w:drawing>
           <wp:inline distT="0" distB="0" distL="0" distR="0">
-            <wp:extent cx="5939790" cy="2933700"/>
+            <wp:extent cx="5939790" cy="2314575"/>
             <wp:effectExtent l="0" t="0" r="0" b="0"/>
             <wp:docPr id="20" name="Image20" descr=""/>
             <wp:cNvGraphicFramePr>
@@ -2909,7 +2613,7 @@
                   <pic:spPr bwMode="auto">
                     <a:xfrm>
                       <a:off x="0" y="0"/>
-                      <a:ext cx="5939790" cy="2933700"/>
+                      <a:ext cx="5939790" cy="2314575"/>
                     </a:xfrm>
                     <a:prstGeom prst="rect">
                       <a:avLst/>
@@ -2938,7 +2642,7 @@
       </w:r>
       <w:r>
         <w:rPr/>
-        <w:t xml:space="preserve"> Un pago aprobado cuya bitácora conserva el evento duplicado descartado (CU-12), junto a una IP bloqueada automáticamente y la anomalía que la originó (CU-14).</w:t>
+        <w:t xml:space="preserve"> La misma interacción que el diagrama de actividades describe por dentro, aquí vista por sus enlaces. El endpoint no toca la máquina de estados ni ella responde a la pasarela: cada objeto habla solo con sus vecinos.</w:t>
       </w:r>
       <w:r>
         <w:br w:type="page"/>
@@ -2952,72 +2656,89 @@
         <w:jc w:val="left"/>
         <w:rPr/>
       </w:pPr>
-      <w:bookmarkStart w:id="12" w:name="h12"/>
-      <w:bookmarkEnd w:id="12"/>
-      <w:r>
-        <w:rPr/>
-        <w:t>Diagrama de componentes</w:t>
+      <w:bookmarkStart w:id="8" w:name="h8"/>
+      <w:bookmarkEnd w:id="8"/>
+      <w:r>
+        <w:rPr/>
+        <w:t>Diagrama de actividades</w:t>
       </w:r>
       <w:r>
         <w:rPr>
           <w:color w:val="FFFFFF"/>
           <w:sz w:val="2"/>
         </w:rPr>
-        <w:t>[[h12]]</w:t>
-      </w:r>
-    </w:p>
-    <w:p>
-      <w:pPr>
-        <w:pStyle w:val="BodyText"/>
-        <w:bidi w:val="0"/>
-        <w:jc w:val="left"/>
-        <w:rPr/>
-      </w:pPr>
-      <w:r>
-        <w:rPr/>
-        <w:t>El diagrama de componentes representa las piezas que conforman una aplicación, junto con sus relaciones, interacciones e interfaces públicas (SENA, 2018). Modela el sistema a partir de las unidades desde las cuales se construye la aplicación, y resulta especialmente útil para comprender sistemas grandes como composición de partes pequeñas.</w:t>
-      </w:r>
-    </w:p>
-    <w:p>
-      <w:pPr>
-        <w:pStyle w:val="BodyText"/>
-        <w:bidi w:val="0"/>
-        <w:jc w:val="left"/>
-        <w:rPr/>
-      </w:pPr>
-      <w:r>
-        <w:rPr/>
-        <w:t>La notación se apoya en la metáfora de bola y enchufe: una interfaz proporcionada, aquello que el componente ofrece, se dibuja como un círculo sólido en el extremo de una línea; una interfaz requerida, aquello que el componente necesita, se dibuja como un semicírculo abierto hacia la interfaz con la que se acopla. Cuando la bola encaja dentro del enchufe se representa un conector de ensamblaje, es decir, una dependencia real entre los dos componentes.</w:t>
+        <w:t>[[h8]]</w:t>
+      </w:r>
+    </w:p>
+    <w:p>
+      <w:pPr>
+        <w:pStyle w:val="BodyText"/>
+        <w:bidi w:val="0"/>
+        <w:jc w:val="left"/>
+        <w:rPr/>
+      </w:pPr>
+      <w:r>
+        <w:rPr/>
+        <w:t>El diagrama de actividades muestra el flujo de actividades dentro de un sistema, cubre su parte dinámica y resalta el flujo de control entre objetos (SENA, 2018). Es similar al diagrama de flujo tradicional, con una diferencia decisiva: permite representar actividades concurrentes, es decir, pasos que se ejecutan en paralelo y luego se unen. En el contexto de la orientación a objetos se usa habitualmente para detallar los pasos lógicos que requiere un caso de uso.</w:t>
+      </w:r>
+    </w:p>
+    <w:p>
+      <w:pPr>
+        <w:pStyle w:val="BodyText"/>
+        <w:bidi w:val="0"/>
+        <w:jc w:val="left"/>
+        <w:rPr/>
+      </w:pPr>
+      <w:r>
+        <w:rPr/>
+        <w:t>La notación empleada es la siguiente. El inicio es un círculo relleno, y todo diagrama posee uno solo. El fin es un círculo que rodea a un círculo relleno. Las actividades son rectángulos de vértices redondeados, y las flechas que las enlazan se denominan transiciones. La decisión se representa mediante un rombo del que parten los caminos alternativos, cada uno con su condición. El inicio y el fin de una ruta concurrente se representan mediante una línea horizontal sólida (SENA, 2018).</w:t>
+      </w:r>
+    </w:p>
+    <w:p>
+      <w:pPr>
+        <w:pStyle w:val="BodyText"/>
+        <w:bidi w:val="0"/>
+        <w:jc w:val="left"/>
+        <w:rPr/>
+      </w:pPr>
+      <w:r>
+        <w:rPr/>
+        <w:t>Se modelaron tres procesos: la atención de una solicitud en la capa intermedia de seguridad, el flujo de integración y despliegue continuo con reversión automática, y la aplicación idempotente de un evento de la pasarela de pagos. Los tres contienen bifurcaciones condicionales, y los dos primeros contienen además rutas concurrentes, lo que justifica el uso de este diagrama frente a un diagrama de flujo convencional.</w:t>
+      </w:r>
+      <w:r>
+        <w:br w:type="page"/>
       </w:r>
     </w:p>
     <w:p>
       <w:pPr>
         <w:pStyle w:val="BodyTextfig-num"/>
-        <w:bidi w:val="0"/>
-        <w:ind w:hanging="0" w:left="0" w:right="0"/>
-        <w:jc w:val="left"/>
-        <w:rPr/>
-      </w:pPr>
-      <w:r>
-        <w:rPr/>
-        <w:t>Figura 19</w:t>
+        <w:keepNext w:val="true"/>
+        <w:bidi w:val="0"/>
+        <w:ind w:hanging="0" w:left="0" w:right="0"/>
+        <w:jc w:val="left"/>
+        <w:rPr/>
+      </w:pPr>
+      <w:r>
+        <w:rPr/>
+        <w:t>Figura 21</w:t>
       </w:r>
     </w:p>
     <w:p>
       <w:pPr>
         <w:pStyle w:val="BodyTextfig-tit"/>
-        <w:bidi w:val="0"/>
-        <w:ind w:hanging="0" w:left="0" w:right="0"/>
-        <w:jc w:val="left"/>
-        <w:rPr>
-          <w:i/>
-        </w:rPr>
-      </w:pPr>
-      <w:r>
-        <w:rPr>
-          <w:i/>
-        </w:rPr>
-        <w:t>Componentes y sus interfaces</w:t>
+        <w:keepNext w:val="true"/>
+        <w:bidi w:val="0"/>
+        <w:ind w:hanging="0" w:left="0" w:right="0"/>
+        <w:jc w:val="left"/>
+        <w:rPr>
+          <w:i/>
+        </w:rPr>
+      </w:pPr>
+      <w:r>
+        <w:rPr>
+          <w:i/>
+        </w:rPr>
+        <w:t>Atención de una solicitud en el middleware</w:t>
       </w:r>
     </w:p>
     <w:p>
@@ -3032,7 +2753,7 @@
         <w:rPr/>
         <w:drawing>
           <wp:inline distT="0" distB="0" distL="0" distR="0">
-            <wp:extent cx="5939790" cy="4129405"/>
+            <wp:extent cx="4831080" cy="6840220"/>
             <wp:effectExtent l="0" t="0" r="0" b="0"/>
             <wp:docPr id="21" name="Image21" descr=""/>
             <wp:cNvGraphicFramePr>
@@ -3056,7 +2777,7 @@
                   <pic:spPr bwMode="auto">
                     <a:xfrm>
                       <a:off x="0" y="0"/>
-                      <a:ext cx="5939790" cy="4129405"/>
+                      <a:ext cx="4831080" cy="6840220"/>
                     </a:xfrm>
                     <a:prstGeom prst="rect">
                       <a:avLst/>
@@ -3085,7 +2806,7 @@
       </w:r>
       <w:r>
         <w:rPr/>
-        <w:t xml:space="preserve"> Las piezas de software del sistema y las interfaces por las que dependen unas de otras. Lo que el diagrama afirma es sustituibilidad: un componente que solo depende de interfaces provistas puede cambiarse por otro que ofrezca las mismas sin tocar a sus consumidores.</w:t>
+        <w:t xml:space="preserve"> El camino completo de un request desde que entra al edge hasta que sale con sus cabeceras. Concentra en un solo punto la normalización de idioma, el chaos del LAB, la blocklist, el límite de peticiones y las dos autenticaciones, en ese orden.</w:t>
       </w:r>
       <w:r>
         <w:br w:type="page"/>
@@ -3093,78 +2814,34 @@
     </w:p>
     <w:p>
       <w:pPr>
-        <w:pStyle w:val="Heading2"/>
-        <w:bidi w:val="0"/>
-        <w:ind w:hanging="0" w:left="0" w:right="0"/>
-        <w:jc w:val="left"/>
-        <w:rPr/>
-      </w:pPr>
-      <w:bookmarkStart w:id="13" w:name="h13"/>
-      <w:bookmarkEnd w:id="13"/>
-      <w:r>
-        <w:rPr/>
-        <w:t>Diagrama de despliegue</w:t>
-      </w:r>
-      <w:r>
-        <w:rPr>
-          <w:color w:val="FFFFFF"/>
-          <w:sz w:val="2"/>
-        </w:rPr>
-        <w:t>[[h13]]</w:t>
-      </w:r>
-    </w:p>
-    <w:p>
-      <w:pPr>
-        <w:pStyle w:val="BodyText"/>
-        <w:bidi w:val="0"/>
-        <w:jc w:val="left"/>
-        <w:rPr/>
-      </w:pPr>
-      <w:r>
-        <w:rPr/>
-        <w:t>El diagrama de despliegue físico muestra cómo y dónde se desplegará el sistema. Las máquinas físicas y los procesadores se representan como nodos, visualizados habitualmente como cubos, y los artefactos se ubican dentro de esos nodos para modelar el despliegue (SENA, 2018). La ubicación de cada artefacto se guía por las especificaciones de despliegue.</w:t>
-      </w:r>
-    </w:p>
-    <w:p>
-      <w:pPr>
-        <w:pStyle w:val="BodyText"/>
-        <w:bidi w:val="0"/>
-        <w:jc w:val="left"/>
-        <w:rPr/>
-      </w:pPr>
-      <w:r>
-        <w:rPr/>
-        <w:t>El caso de este sistema tiene una particularidad que el diagrama expone con claridad: no existe un servidor propio. El cómputo ocurre en funciones administradas por la plataforma de despliegue, la base de datos reside en un servicio gestionado con réplicas por región, y las tareas programadas las dispara un planificador externo mediante peticiones autenticadas. Los nodos del diagrama son, por tanto, entornos de ejecución de terceros y no máquinas bajo control directo del proyecto.</w:t>
-      </w:r>
-    </w:p>
-    <w:p>
-      <w:pPr>
         <w:pStyle w:val="BodyTextfig-num"/>
-        <w:bidi w:val="0"/>
-        <w:ind w:hanging="0" w:left="0" w:right="0"/>
-        <w:jc w:val="left"/>
-        <w:rPr/>
-      </w:pPr>
-      <w:r>
-        <w:rPr/>
-        <w:t>Figura 20</w:t>
+        <w:keepNext w:val="true"/>
+        <w:bidi w:val="0"/>
+        <w:ind w:hanging="0" w:left="0" w:right="0"/>
+        <w:jc w:val="left"/>
+        <w:rPr/>
+      </w:pPr>
+      <w:r>
+        <w:rPr/>
+        <w:t>Figura 22</w:t>
       </w:r>
     </w:p>
     <w:p>
       <w:pPr>
         <w:pStyle w:val="BodyTextfig-tit"/>
-        <w:bidi w:val="0"/>
-        <w:ind w:hanging="0" w:left="0" w:right="0"/>
-        <w:jc w:val="left"/>
-        <w:rPr>
-          <w:i/>
-        </w:rPr>
-      </w:pPr>
-      <w:r>
-        <w:rPr>
-          <w:i/>
-        </w:rPr>
-        <w:t>Despliegue de producción (codebymike.tech)</w:t>
+        <w:keepNext w:val="true"/>
+        <w:bidi w:val="0"/>
+        <w:ind w:hanging="0" w:left="0" w:right="0"/>
+        <w:jc w:val="left"/>
+        <w:rPr>
+          <w:i/>
+        </w:rPr>
+      </w:pPr>
+      <w:r>
+        <w:rPr>
+          <w:i/>
+        </w:rPr>
+        <w:t>Integración, despliegue y verificación con rollback</w:t>
       </w:r>
     </w:p>
     <w:p>
@@ -3179,7 +2856,7 @@
         <w:rPr/>
         <w:drawing>
           <wp:inline distT="0" distB="0" distL="0" distR="0">
-            <wp:extent cx="5939790" cy="3528060"/>
+            <wp:extent cx="4831080" cy="6840220"/>
             <wp:effectExtent l="0" t="0" r="0" b="0"/>
             <wp:docPr id="22" name="Image22" descr=""/>
             <wp:cNvGraphicFramePr>
@@ -3203,7 +2880,7 @@
                   <pic:spPr bwMode="auto">
                     <a:xfrm>
                       <a:off x="0" y="0"/>
-                      <a:ext cx="5939790" cy="3528060"/>
+                      <a:ext cx="4831080" cy="6840220"/>
                     </a:xfrm>
                     <a:prstGeom prst="rect">
                       <a:avLst/>
@@ -3232,7 +2909,7 @@
       </w:r>
       <w:r>
         <w:rPr/>
-        <w:t xml:space="preserve"> Qué corre dónde y por dónde viaja cada cosa. El sistema no tiene servidor propio: todo el cómputo vive en la red de borde de Vercel, la persistencia es un servicio gestionado y los disparadores periódicos vienen de fuera, no de un proceso residente.</w:t>
+        <w:t xml:space="preserve"> Del push a main hasta producción verificada. Las dos ramas de verificación (pruebas y seguridad/accesibilidad) corren concurrentes y se sincronizan antes de desplegar; después del deploy hay una etapa más, la que decide si la versión nueva se queda o se revierte.</w:t>
       </w:r>
       <w:r>
         <w:br w:type="page"/>
@@ -3240,81 +2917,34 @@
     </w:p>
     <w:p>
       <w:pPr>
-        <w:pStyle w:val="Heading2"/>
-        <w:bidi w:val="0"/>
-        <w:ind w:hanging="0" w:left="0" w:right="0"/>
-        <w:jc w:val="left"/>
-        <w:rPr/>
-      </w:pPr>
-      <w:bookmarkStart w:id="14" w:name="h14"/>
-      <w:bookmarkEnd w:id="14"/>
-      <w:r>
-        <w:rPr/>
-        <w:t>Diagrama de paquetes</w:t>
-      </w:r>
-      <w:r>
-        <w:rPr>
-          <w:color w:val="FFFFFF"/>
-          <w:sz w:val="2"/>
-        </w:rPr>
-        <w:t>[[h14]]</w:t>
-      </w:r>
-    </w:p>
-    <w:p>
-      <w:pPr>
-        <w:pStyle w:val="BodyText"/>
-        <w:bidi w:val="0"/>
-        <w:jc w:val="left"/>
-        <w:rPr/>
-      </w:pPr>
-      <w:r>
-        <w:rPr/>
-        <w:t>El diagrama de paquetes permite organizar los elementos de modelado en agrupaciones y representar las dependencias entre ellas (SENA, 2018). Sus usos más frecuentes son ordenar diagramas de casos de uso y de clases, aunque no está limitado a esos elementos.</w:t>
-      </w:r>
-    </w:p>
-    <w:p>
-      <w:pPr>
-        <w:pStyle w:val="BodyText"/>
-        <w:bidi w:val="0"/>
-        <w:jc w:val="left"/>
-        <w:rPr/>
-      </w:pPr>
-      <w:r>
-        <w:rPr/>
-        <w:t>En este sistema el diagrama de paquetes documenta una regla de arquitectura que el código debe respetar: las dependencias fluyen en una sola dirección, desde las páginas y los puntos de entrada hacia la lógica de dominio y de ahí hacia el acceso a datos, sin ciclos de retorno. Los módulos de lógica pura no dependen de la base de datos, y esa restricción es la que permite probarlos sin levantar una base de datos real.</w:t>
-      </w:r>
-      <w:r>
-        <w:br w:type="page"/>
-      </w:r>
-    </w:p>
-    <w:p>
-      <w:pPr>
         <w:pStyle w:val="BodyTextfig-num"/>
-        <w:bidi w:val="0"/>
-        <w:ind w:hanging="0" w:left="0" w:right="0"/>
-        <w:jc w:val="left"/>
-        <w:rPr/>
-      </w:pPr>
-      <w:r>
-        <w:rPr/>
-        <w:t>Figura 21 (sección 1 de 3)</w:t>
+        <w:keepNext w:val="true"/>
+        <w:bidi w:val="0"/>
+        <w:ind w:hanging="0" w:left="0" w:right="0"/>
+        <w:jc w:val="left"/>
+        <w:rPr/>
+      </w:pPr>
+      <w:r>
+        <w:rPr/>
+        <w:t>Figura 23</w:t>
       </w:r>
     </w:p>
     <w:p>
       <w:pPr>
         <w:pStyle w:val="BodyTextfig-tit"/>
-        <w:bidi w:val="0"/>
-        <w:ind w:hanging="0" w:left="0" w:right="0"/>
-        <w:jc w:val="left"/>
-        <w:rPr>
-          <w:i/>
-        </w:rPr>
-      </w:pPr>
-      <w:r>
-        <w:rPr>
-          <w:i/>
-        </w:rPr>
-        <w:t>Diagrama de paquetes</w:t>
+        <w:keepNext w:val="true"/>
+        <w:bidi w:val="0"/>
+        <w:ind w:hanging="0" w:left="0" w:right="0"/>
+        <w:jc w:val="left"/>
+        <w:rPr>
+          <w:i/>
+        </w:rPr>
+      </w:pPr>
+      <w:r>
+        <w:rPr>
+          <w:i/>
+        </w:rPr>
+        <w:t>Aplicación idempotente de un evento de la pasarela</w:t>
       </w:r>
     </w:p>
     <w:p>
@@ -3329,7 +2959,7 @@
         <w:rPr/>
         <w:drawing>
           <wp:inline distT="0" distB="0" distL="0" distR="0">
-            <wp:extent cx="5939790" cy="6757035"/>
+            <wp:extent cx="4265930" cy="6840220"/>
             <wp:effectExtent l="0" t="0" r="0" b="0"/>
             <wp:docPr id="23" name="Image23" descr=""/>
             <wp:cNvGraphicFramePr>
@@ -3353,7 +2983,7 @@
                   <pic:spPr bwMode="auto">
                     <a:xfrm>
                       <a:off x="0" y="0"/>
-                      <a:ext cx="5939790" cy="6757035"/>
+                      <a:ext cx="4265930" cy="6840220"/>
                     </a:xfrm>
                     <a:prstGeom prst="rect">
                       <a:avLst/>
@@ -3382,7 +3012,7 @@
       </w:r>
       <w:r>
         <w:rPr/>
-        <w:t xml:space="preserve"> lib/security/micro-SIEM: clasificador, ratelimit, blocklist</w:t>
+        <w:t xml:space="preserve"> Qué ocurre dentro del sistema cuando llega un webhook de pago. No es el proceso de cobro (ese está en BPMN): es el algoritmo que garantiza que un evento repetido, reenviado o simultáneo no cobre dos veces ni deje el pago a medias.</w:t>
       </w:r>
       <w:r>
         <w:br w:type="page"/>
@@ -3390,32 +3020,125 @@
     </w:p>
     <w:p>
       <w:pPr>
+        <w:pStyle w:val="Heading1parte"/>
+        <w:bidi w:val="0"/>
+        <w:ind w:hanging="0" w:left="0" w:right="0"/>
+        <w:rPr/>
+      </w:pPr>
+      <w:bookmarkStart w:id="9" w:name="h9"/>
+      <w:bookmarkEnd w:id="9"/>
+      <w:r>
+        <w:rPr/>
+        <w:t>Diagramas de estructura</w:t>
+      </w:r>
+      <w:r>
+        <w:rPr>
+          <w:color w:val="FFFFFF"/>
+          <w:sz w:val="2"/>
+        </w:rPr>
+        <w:t>[[h9]]</w:t>
+      </w:r>
+    </w:p>
+    <w:p>
+      <w:pPr>
+        <w:pStyle w:val="Heading2"/>
+        <w:bidi w:val="0"/>
+        <w:ind w:hanging="0" w:left="0" w:right="0"/>
+        <w:jc w:val="left"/>
+        <w:rPr/>
+      </w:pPr>
+      <w:bookmarkStart w:id="10" w:name="h10"/>
+      <w:bookmarkEnd w:id="10"/>
+      <w:r>
+        <w:rPr/>
+        <w:t>Diagrama de clases</w:t>
+      </w:r>
+      <w:r>
+        <w:rPr>
+          <w:color w:val="FFFFFF"/>
+          <w:sz w:val="2"/>
+        </w:rPr>
+        <w:t>[[h10]]</w:t>
+      </w:r>
+    </w:p>
+    <w:p>
+      <w:pPr>
+        <w:pStyle w:val="BodyText"/>
+        <w:bidi w:val="0"/>
+        <w:jc w:val="left"/>
+        <w:rPr/>
+      </w:pPr>
+      <w:r>
+        <w:rPr/>
+        <w:t>El diagrama de clases es el más común para describir el diseño de los sistemas orientados a objetos: muestra un conjunto de clases con sus atributos, operaciones, interfaces y relaciones (SENA, 2018). Una clase es la unidad básica que agrupa una colección de objetos con un mismo comportamiento, y se compone de tres partes: el nombre, los atributos o propiedades, y los métodos u operaciones, que se identifican con verbos en infinitivo.</w:t>
+      </w:r>
+    </w:p>
+    <w:p>
+      <w:pPr>
+        <w:pStyle w:val="BodyText"/>
+        <w:bidi w:val="0"/>
+        <w:jc w:val="left"/>
+        <w:rPr/>
+      </w:pPr>
+      <w:r>
+        <w:rPr/>
+        <w:t>La visibilidad de atributos y métodos se indica con un símbolo antepuesto. El signo más (+) corresponde a visibilidad pública, accesible desde cualquier punto; el signo menos (−) a visibilidad privada, accesible solo desde dentro de la clase; y la almohadilla (#) a visibilidad protegida, accesible desde la clase y sus subclases pero no desde fuera (SENA, 2018).</w:t>
+      </w:r>
+    </w:p>
+    <w:p>
+      <w:pPr>
+        <w:pStyle w:val="BodyText"/>
+        <w:bidi w:val="0"/>
+        <w:jc w:val="left"/>
+        <w:rPr/>
+      </w:pPr>
+      <w:r>
+        <w:rPr/>
+        <w:t>Las relaciones entre clases pueden ser de herencia, asociación, agregación, composición y dependencia. La composición expresa una relación estática de parte y todo, en la que el tiempo de vida del objeto incluido depende del que lo incluye; la agregación expresa una relación dinámica en la que ambos tiempos de vida son independientes; la asociación vincula objetos que colaboran sin que uno dependa del otro para existir; y la dependencia indica que una clase instancia o crea objetos de otra (SENA, 2018; Larman, 2007).</w:t>
+      </w:r>
+    </w:p>
+    <w:p>
+      <w:pPr>
+        <w:pStyle w:val="BodyText"/>
+        <w:bidi w:val="0"/>
+        <w:jc w:val="left"/>
+        <w:rPr/>
+      </w:pPr>
+      <w:r>
+        <w:rPr/>
+        <w:t>El modelo de datos del sistema se presenta dividido en cuatro vistas temáticas, no porque sean subsistemas aislados sino porque un único diagrama con todas las entidades resultaría ilegible en papel. Las vistas corresponden a la gestión comercial y financiera, la observabilidad y el laboratorio, la seguridad, y el currículo y la formación.</w:t>
+      </w:r>
+    </w:p>
+    <w:p>
+      <w:pPr>
         <w:pStyle w:val="BodyTextfig-num"/>
-        <w:bidi w:val="0"/>
-        <w:ind w:hanging="0" w:left="0" w:right="0"/>
-        <w:jc w:val="left"/>
-        <w:rPr/>
-      </w:pPr>
-      <w:r>
-        <w:rPr/>
-        <w:t>Figura 21 (sección 2 de 3)</w:t>
+        <w:keepNext w:val="true"/>
+        <w:bidi w:val="0"/>
+        <w:ind w:hanging="0" w:left="0" w:right="0"/>
+        <w:jc w:val="left"/>
+        <w:rPr/>
+      </w:pPr>
+      <w:r>
+        <w:rPr/>
+        <w:t>Figura 24</w:t>
       </w:r>
     </w:p>
     <w:p>
       <w:pPr>
         <w:pStyle w:val="BodyTextfig-tit"/>
-        <w:bidi w:val="0"/>
-        <w:ind w:hanging="0" w:left="0" w:right="0"/>
-        <w:jc w:val="left"/>
-        <w:rPr>
-          <w:i/>
-        </w:rPr>
-      </w:pPr>
-      <w:r>
-        <w:rPr>
-          <w:i/>
-        </w:rPr>
-        <w:t>Diagrama de paquetes</w:t>
+        <w:keepNext w:val="true"/>
+        <w:bidi w:val="0"/>
+        <w:ind w:hanging="0" w:left="0" w:right="0"/>
+        <w:jc w:val="left"/>
+        <w:rPr>
+          <w:i/>
+        </w:rPr>
+      </w:pPr>
+      <w:r>
+        <w:rPr>
+          <w:i/>
+        </w:rPr>
+        <w:t>CRM y finanzas</w:t>
       </w:r>
     </w:p>
     <w:p>
@@ -3430,7 +3153,7 @@
         <w:rPr/>
         <w:drawing>
           <wp:inline distT="0" distB="0" distL="0" distR="0">
-            <wp:extent cx="5169535" cy="6840220"/>
+            <wp:extent cx="5939790" cy="4291330"/>
             <wp:effectExtent l="0" t="0" r="0" b="0"/>
             <wp:docPr id="24" name="Image24" descr=""/>
             <wp:cNvGraphicFramePr>
@@ -3454,7 +3177,7 @@
                   <pic:spPr bwMode="auto">
                     <a:xfrm>
                       <a:off x="0" y="0"/>
-                      <a:ext cx="5169535" cy="6840220"/>
+                      <a:ext cx="5939790" cy="4291330"/>
                     </a:xfrm>
                     <a:prstGeom prst="rect">
                       <a:avLst/>
@@ -3466,38 +3189,37 @@
           </wp:inline>
         </w:drawing>
       </w:r>
-      <w:r>
-        <w:br w:type="page"/>
-      </w:r>
     </w:p>
     <w:p>
       <w:pPr>
         <w:pStyle w:val="BodyTextfig-num"/>
-        <w:bidi w:val="0"/>
-        <w:ind w:hanging="0" w:left="0" w:right="0"/>
-        <w:jc w:val="left"/>
-        <w:rPr/>
-      </w:pPr>
-      <w:r>
-        <w:rPr/>
-        <w:t>Figura 21 (sección 3 de 3)</w:t>
+        <w:keepNext w:val="true"/>
+        <w:bidi w:val="0"/>
+        <w:ind w:hanging="0" w:left="0" w:right="0"/>
+        <w:jc w:val="left"/>
+        <w:rPr/>
+      </w:pPr>
+      <w:r>
+        <w:rPr/>
+        <w:t>Figura 25</w:t>
       </w:r>
     </w:p>
     <w:p>
       <w:pPr>
         <w:pStyle w:val="BodyTextfig-tit"/>
-        <w:bidi w:val="0"/>
-        <w:ind w:hanging="0" w:left="0" w:right="0"/>
-        <w:jc w:val="left"/>
-        <w:rPr>
-          <w:i/>
-        </w:rPr>
-      </w:pPr>
-      <w:r>
-        <w:rPr>
-          <w:i/>
-        </w:rPr>
-        <w:t>Diagrama de paquetes</w:t>
+        <w:keepNext w:val="true"/>
+        <w:bidi w:val="0"/>
+        <w:ind w:hanging="0" w:left="0" w:right="0"/>
+        <w:jc w:val="left"/>
+        <w:rPr>
+          <w:i/>
+        </w:rPr>
+      </w:pPr>
+      <w:r>
+        <w:rPr>
+          <w:i/>
+        </w:rPr>
+        <w:t>Observabilidad y LAB</w:t>
       </w:r>
     </w:p>
     <w:p>
@@ -3512,7 +3234,7 @@
         <w:rPr/>
         <w:drawing>
           <wp:inline distT="0" distB="0" distL="0" distR="0">
-            <wp:extent cx="5169535" cy="6840220"/>
+            <wp:extent cx="5939790" cy="2397760"/>
             <wp:effectExtent l="0" t="0" r="0" b="0"/>
             <wp:docPr id="25" name="Image25" descr=""/>
             <wp:cNvGraphicFramePr>
@@ -3529,6 +3251,1054 @@
                   </pic:nvPicPr>
                   <pic:blipFill>
                     <a:blip r:embed="rId26"/>
+                    <a:stretch>
+                      <a:fillRect/>
+                    </a:stretch>
+                  </pic:blipFill>
+                  <pic:spPr bwMode="auto">
+                    <a:xfrm>
+                      <a:off x="0" y="0"/>
+                      <a:ext cx="5939790" cy="2397760"/>
+                    </a:xfrm>
+                    <a:prstGeom prst="rect">
+                      <a:avLst/>
+                    </a:prstGeom>
+                  </pic:spPr>
+                </pic:pic>
+              </a:graphicData>
+            </a:graphic>
+          </wp:inline>
+        </w:drawing>
+      </w:r>
+    </w:p>
+    <w:p>
+      <w:pPr>
+        <w:pStyle w:val="BodyTextfig-num"/>
+        <w:keepNext w:val="true"/>
+        <w:bidi w:val="0"/>
+        <w:ind w:hanging="0" w:left="0" w:right="0"/>
+        <w:jc w:val="left"/>
+        <w:rPr/>
+      </w:pPr>
+      <w:r>
+        <w:rPr/>
+        <w:t>Figura 26</w:t>
+      </w:r>
+    </w:p>
+    <w:p>
+      <w:pPr>
+        <w:pStyle w:val="BodyTextfig-tit"/>
+        <w:keepNext w:val="true"/>
+        <w:bidi w:val="0"/>
+        <w:ind w:hanging="0" w:left="0" w:right="0"/>
+        <w:jc w:val="left"/>
+        <w:rPr>
+          <w:i/>
+        </w:rPr>
+      </w:pPr>
+      <w:r>
+        <w:rPr>
+          <w:i/>
+        </w:rPr>
+        <w:t>Seguridad (micro-SIEM)</w:t>
+      </w:r>
+    </w:p>
+    <w:p>
+      <w:pPr>
+        <w:pStyle w:val="BodyText"/>
+        <w:bidi w:val="0"/>
+        <w:ind w:hanging="0" w:left="0" w:right="0"/>
+        <w:jc w:val="left"/>
+        <w:rPr/>
+      </w:pPr>
+      <w:r>
+        <w:rPr/>
+        <w:drawing>
+          <wp:inline distT="0" distB="0" distL="0" distR="0">
+            <wp:extent cx="5878830" cy="5579745"/>
+            <wp:effectExtent l="0" t="0" r="0" b="0"/>
+            <wp:docPr id="26" name="Image26" descr=""/>
+            <wp:cNvGraphicFramePr>
+              <a:graphicFrameLocks xmlns:a="http://schemas.openxmlformats.org/drawingml/2006/main" noChangeAspect="1"/>
+            </wp:cNvGraphicFramePr>
+            <a:graphic xmlns:a="http://schemas.openxmlformats.org/drawingml/2006/main">
+              <a:graphicData uri="http://schemas.openxmlformats.org/drawingml/2006/picture">
+                <pic:pic xmlns:pic="http://schemas.openxmlformats.org/drawingml/2006/picture">
+                  <pic:nvPicPr>
+                    <pic:cNvPr id="26" name="Image26" descr=""/>
+                    <pic:cNvPicPr>
+                      <a:picLocks noChangeAspect="1" noChangeArrowheads="1"/>
+                    </pic:cNvPicPr>
+                  </pic:nvPicPr>
+                  <pic:blipFill>
+                    <a:blip r:embed="rId27"/>
+                    <a:stretch>
+                      <a:fillRect/>
+                    </a:stretch>
+                  </pic:blipFill>
+                  <pic:spPr bwMode="auto">
+                    <a:xfrm>
+                      <a:off x="0" y="0"/>
+                      <a:ext cx="5878830" cy="5579745"/>
+                    </a:xfrm>
+                    <a:prstGeom prst="rect">
+                      <a:avLst/>
+                    </a:prstGeom>
+                  </pic:spPr>
+                </pic:pic>
+              </a:graphicData>
+            </a:graphic>
+          </wp:inline>
+        </w:drawing>
+      </w:r>
+    </w:p>
+    <w:p>
+      <w:pPr>
+        <w:pStyle w:val="BodyTextfig-num"/>
+        <w:keepNext w:val="true"/>
+        <w:bidi w:val="0"/>
+        <w:ind w:hanging="0" w:left="0" w:right="0"/>
+        <w:jc w:val="left"/>
+        <w:rPr/>
+      </w:pPr>
+      <w:r>
+        <w:rPr/>
+        <w:t>Figura 27</w:t>
+      </w:r>
+    </w:p>
+    <w:p>
+      <w:pPr>
+        <w:pStyle w:val="BodyTextfig-tit"/>
+        <w:keepNext w:val="true"/>
+        <w:bidi w:val="0"/>
+        <w:ind w:hanging="0" w:left="0" w:right="0"/>
+        <w:jc w:val="left"/>
+        <w:rPr>
+          <w:i/>
+        </w:rPr>
+      </w:pPr>
+      <w:r>
+        <w:rPr>
+          <w:i/>
+        </w:rPr>
+        <w:t>CV y educación</w:t>
+      </w:r>
+    </w:p>
+    <w:p>
+      <w:pPr>
+        <w:pStyle w:val="BodyText"/>
+        <w:bidi w:val="0"/>
+        <w:ind w:hanging="0" w:left="0" w:right="0"/>
+        <w:jc w:val="left"/>
+        <w:rPr/>
+      </w:pPr>
+      <w:r>
+        <w:rPr/>
+        <w:drawing>
+          <wp:inline distT="0" distB="0" distL="0" distR="0">
+            <wp:extent cx="5939790" cy="2534285"/>
+            <wp:effectExtent l="0" t="0" r="0" b="0"/>
+            <wp:docPr id="27" name="Image27" descr=""/>
+            <wp:cNvGraphicFramePr>
+              <a:graphicFrameLocks xmlns:a="http://schemas.openxmlformats.org/drawingml/2006/main" noChangeAspect="1"/>
+            </wp:cNvGraphicFramePr>
+            <a:graphic xmlns:a="http://schemas.openxmlformats.org/drawingml/2006/main">
+              <a:graphicData uri="http://schemas.openxmlformats.org/drawingml/2006/picture">
+                <pic:pic xmlns:pic="http://schemas.openxmlformats.org/drawingml/2006/picture">
+                  <pic:nvPicPr>
+                    <pic:cNvPr id="27" name="Image27" descr=""/>
+                    <pic:cNvPicPr>
+                      <a:picLocks noChangeAspect="1" noChangeArrowheads="1"/>
+                    </pic:cNvPicPr>
+                  </pic:nvPicPr>
+                  <pic:blipFill>
+                    <a:blip r:embed="rId28"/>
+                    <a:stretch>
+                      <a:fillRect/>
+                    </a:stretch>
+                  </pic:blipFill>
+                  <pic:spPr bwMode="auto">
+                    <a:xfrm>
+                      <a:off x="0" y="0"/>
+                      <a:ext cx="5939790" cy="2534285"/>
+                    </a:xfrm>
+                    <a:prstGeom prst="rect">
+                      <a:avLst/>
+                    </a:prstGeom>
+                  </pic:spPr>
+                </pic:pic>
+              </a:graphicData>
+            </a:graphic>
+          </wp:inline>
+        </w:drawing>
+      </w:r>
+    </w:p>
+    <w:p>
+      <w:pPr>
+        <w:pStyle w:val="BodyText"/>
+        <w:bidi w:val="0"/>
+        <w:ind w:hanging="0" w:left="0" w:right="0"/>
+        <w:jc w:val="left"/>
+        <w:rPr/>
+      </w:pPr>
+      <w:r>
+        <w:rPr>
+          <w:i/>
+        </w:rPr>
+        <w:t>Nota.</w:t>
+      </w:r>
+      <w:r>
+        <w:rPr/>
+        <w:t xml:space="preserve"> Sin relaciones: ambas tablas registran telemetría suelta (descargas de CV, progreso de labs) sin foreign keys hacia el resto del schema.</w:t>
+      </w:r>
+      <w:r>
+        <w:br w:type="page"/>
+      </w:r>
+    </w:p>
+    <w:p>
+      <w:pPr>
+        <w:pStyle w:val="Heading2"/>
+        <w:bidi w:val="0"/>
+        <w:ind w:hanging="0" w:left="0" w:right="0"/>
+        <w:jc w:val="left"/>
+        <w:rPr/>
+      </w:pPr>
+      <w:bookmarkStart w:id="11" w:name="h11"/>
+      <w:bookmarkEnd w:id="11"/>
+      <w:r>
+        <w:rPr/>
+        <w:t>Diagrama de objetos</w:t>
+      </w:r>
+      <w:r>
+        <w:rPr>
+          <w:color w:val="FFFFFF"/>
+          <w:sz w:val="2"/>
+        </w:rPr>
+        <w:t>[[h11]]</w:t>
+      </w:r>
+    </w:p>
+    <w:p>
+      <w:pPr>
+        <w:pStyle w:val="BodyText"/>
+        <w:bidi w:val="0"/>
+        <w:jc w:val="left"/>
+        <w:rPr/>
+      </w:pPr>
+      <w:r>
+        <w:rPr/>
+        <w:t>Un diagrama de objetos es en esencia muy similar a uno de clases, pero su propósito es modelar el sistema en un momento determinado a partir de las instancias derivadas de las clases (SENA, 2018). En lugar de presentar el nombre de la clase como una abstracción general, presenta un objeto concreto, lo que aporta claridad al modelo. Se emplean los mismos componentes que en el diagrama de clases, con la salvedad de que se omite la multiplicidad, pues esta se observa de manera explícita al incorporar varias instancias de una misma clase.</w:t>
+      </w:r>
+    </w:p>
+    <w:p>
+      <w:pPr>
+        <w:pStyle w:val="BodyText"/>
+        <w:bidi w:val="0"/>
+        <w:jc w:val="left"/>
+        <w:rPr/>
+      </w:pPr>
+      <w:r>
+        <w:rPr/>
+        <w:t>La sintaxis del nombre de un objeto es nombreObjeto:NombreClase. Las dos instantáneas que siguen se construyeron con datos que efectivamente ocurren en producción, y cumplen una función de verificación: si una configuración real no puede representarse con el diagrama de clases vigente, el modelo estructural está incompleto.</w:t>
+      </w:r>
+    </w:p>
+    <w:p>
+      <w:pPr>
+        <w:pStyle w:val="BodyTextfig-num"/>
+        <w:keepNext w:val="true"/>
+        <w:bidi w:val="0"/>
+        <w:ind w:hanging="0" w:left="0" w:right="0"/>
+        <w:jc w:val="left"/>
+        <w:rPr/>
+      </w:pPr>
+      <w:r>
+        <w:rPr/>
+        <w:t>Figura 28</w:t>
+      </w:r>
+    </w:p>
+    <w:p>
+      <w:pPr>
+        <w:pStyle w:val="BodyTextfig-tit"/>
+        <w:keepNext w:val="true"/>
+        <w:bidi w:val="0"/>
+        <w:ind w:hanging="0" w:left="0" w:right="0"/>
+        <w:jc w:val="left"/>
+        <w:rPr>
+          <w:i/>
+        </w:rPr>
+      </w:pPr>
+      <w:r>
+        <w:rPr>
+          <w:i/>
+        </w:rPr>
+        <w:t>Instantánea 1 - Proyecto DobleYo con sus servicios</w:t>
+      </w:r>
+    </w:p>
+    <w:p>
+      <w:pPr>
+        <w:pStyle w:val="BodyText"/>
+        <w:bidi w:val="0"/>
+        <w:ind w:hanging="0" w:left="0" w:right="0"/>
+        <w:jc w:val="left"/>
+        <w:rPr/>
+      </w:pPr>
+      <w:r>
+        <w:rPr/>
+        <w:drawing>
+          <wp:inline distT="0" distB="0" distL="0" distR="0">
+            <wp:extent cx="5939790" cy="3715385"/>
+            <wp:effectExtent l="0" t="0" r="0" b="0"/>
+            <wp:docPr id="28" name="Image28" descr=""/>
+            <wp:cNvGraphicFramePr>
+              <a:graphicFrameLocks xmlns:a="http://schemas.openxmlformats.org/drawingml/2006/main" noChangeAspect="1"/>
+            </wp:cNvGraphicFramePr>
+            <a:graphic xmlns:a="http://schemas.openxmlformats.org/drawingml/2006/main">
+              <a:graphicData uri="http://schemas.openxmlformats.org/drawingml/2006/picture">
+                <pic:pic xmlns:pic="http://schemas.openxmlformats.org/drawingml/2006/picture">
+                  <pic:nvPicPr>
+                    <pic:cNvPr id="28" name="Image28" descr=""/>
+                    <pic:cNvPicPr>
+                      <a:picLocks noChangeAspect="1" noChangeArrowheads="1"/>
+                    </pic:cNvPicPr>
+                  </pic:nvPicPr>
+                  <pic:blipFill>
+                    <a:blip r:embed="rId29"/>
+                    <a:stretch>
+                      <a:fillRect/>
+                    </a:stretch>
+                  </pic:blipFill>
+                  <pic:spPr bwMode="auto">
+                    <a:xfrm>
+                      <a:off x="0" y="0"/>
+                      <a:ext cx="5939790" cy="3715385"/>
+                    </a:xfrm>
+                    <a:prstGeom prst="rect">
+                      <a:avLst/>
+                    </a:prstGeom>
+                  </pic:spPr>
+                </pic:pic>
+              </a:graphicData>
+            </a:graphic>
+          </wp:inline>
+        </w:drawing>
+      </w:r>
+    </w:p>
+    <w:p>
+      <w:pPr>
+        <w:pStyle w:val="BodyText"/>
+        <w:bidi w:val="0"/>
+        <w:ind w:hanging="0" w:left="0" w:right="0"/>
+        <w:jc w:val="left"/>
+        <w:rPr/>
+      </w:pPr>
+      <w:r>
+        <w:rPr>
+          <w:i/>
+        </w:rPr>
+        <w:t>Nota.</w:t>
+      </w:r>
+      <w:r>
+        <w:rPr/>
+        <w:t xml:space="preserve"> Un cliente con un proyecto activo, dos costos asociados, un monitor y un briefing aprobado.</w:t>
+      </w:r>
+    </w:p>
+    <w:p>
+      <w:pPr>
+        <w:pStyle w:val="BodyTextfig-num"/>
+        <w:keepNext w:val="true"/>
+        <w:bidi w:val="0"/>
+        <w:ind w:hanging="0" w:left="0" w:right="0"/>
+        <w:jc w:val="left"/>
+        <w:rPr/>
+      </w:pPr>
+      <w:r>
+        <w:rPr/>
+        <w:t>Figura 29</w:t>
+      </w:r>
+    </w:p>
+    <w:p>
+      <w:pPr>
+        <w:pStyle w:val="BodyTextfig-tit"/>
+        <w:keepNext w:val="true"/>
+        <w:bidi w:val="0"/>
+        <w:ind w:hanging="0" w:left="0" w:right="0"/>
+        <w:jc w:val="left"/>
+        <w:rPr>
+          <w:i/>
+        </w:rPr>
+      </w:pPr>
+      <w:r>
+        <w:rPr>
+          <w:i/>
+        </w:rPr>
+        <w:t>Instantánea 2 - Pago con evento duplicado + IP bloqueada</w:t>
+      </w:r>
+    </w:p>
+    <w:p>
+      <w:pPr>
+        <w:pStyle w:val="BodyText"/>
+        <w:bidi w:val="0"/>
+        <w:ind w:hanging="0" w:left="0" w:right="0"/>
+        <w:jc w:val="left"/>
+        <w:rPr/>
+      </w:pPr>
+      <w:r>
+        <w:rPr/>
+        <w:drawing>
+          <wp:inline distT="0" distB="0" distL="0" distR="0">
+            <wp:extent cx="5939790" cy="2933700"/>
+            <wp:effectExtent l="0" t="0" r="0" b="0"/>
+            <wp:docPr id="29" name="Image29" descr=""/>
+            <wp:cNvGraphicFramePr>
+              <a:graphicFrameLocks xmlns:a="http://schemas.openxmlformats.org/drawingml/2006/main" noChangeAspect="1"/>
+            </wp:cNvGraphicFramePr>
+            <a:graphic xmlns:a="http://schemas.openxmlformats.org/drawingml/2006/main">
+              <a:graphicData uri="http://schemas.openxmlformats.org/drawingml/2006/picture">
+                <pic:pic xmlns:pic="http://schemas.openxmlformats.org/drawingml/2006/picture">
+                  <pic:nvPicPr>
+                    <pic:cNvPr id="29" name="Image29" descr=""/>
+                    <pic:cNvPicPr>
+                      <a:picLocks noChangeAspect="1" noChangeArrowheads="1"/>
+                    </pic:cNvPicPr>
+                  </pic:nvPicPr>
+                  <pic:blipFill>
+                    <a:blip r:embed="rId30"/>
+                    <a:stretch>
+                      <a:fillRect/>
+                    </a:stretch>
+                  </pic:blipFill>
+                  <pic:spPr bwMode="auto">
+                    <a:xfrm>
+                      <a:off x="0" y="0"/>
+                      <a:ext cx="5939790" cy="2933700"/>
+                    </a:xfrm>
+                    <a:prstGeom prst="rect">
+                      <a:avLst/>
+                    </a:prstGeom>
+                  </pic:spPr>
+                </pic:pic>
+              </a:graphicData>
+            </a:graphic>
+          </wp:inline>
+        </w:drawing>
+      </w:r>
+    </w:p>
+    <w:p>
+      <w:pPr>
+        <w:pStyle w:val="BodyText"/>
+        <w:bidi w:val="0"/>
+        <w:ind w:hanging="0" w:left="0" w:right="0"/>
+        <w:jc w:val="left"/>
+        <w:rPr/>
+      </w:pPr>
+      <w:r>
+        <w:rPr>
+          <w:i/>
+        </w:rPr>
+        <w:t>Nota.</w:t>
+      </w:r>
+      <w:r>
+        <w:rPr/>
+        <w:t xml:space="preserve"> Un pago aprobado cuya bitácora conserva el evento duplicado descartado (CU-12), junto a una IP bloqueada automáticamente y la anomalía que la originó (CU-14).</w:t>
+      </w:r>
+      <w:r>
+        <w:br w:type="page"/>
+      </w:r>
+    </w:p>
+    <w:p>
+      <w:pPr>
+        <w:pStyle w:val="Heading2"/>
+        <w:bidi w:val="0"/>
+        <w:ind w:hanging="0" w:left="0" w:right="0"/>
+        <w:jc w:val="left"/>
+        <w:rPr/>
+      </w:pPr>
+      <w:bookmarkStart w:id="12" w:name="h12"/>
+      <w:bookmarkEnd w:id="12"/>
+      <w:r>
+        <w:rPr/>
+        <w:t>Diagrama de componentes</w:t>
+      </w:r>
+      <w:r>
+        <w:rPr>
+          <w:color w:val="FFFFFF"/>
+          <w:sz w:val="2"/>
+        </w:rPr>
+        <w:t>[[h12]]</w:t>
+      </w:r>
+    </w:p>
+    <w:p>
+      <w:pPr>
+        <w:pStyle w:val="BodyText"/>
+        <w:bidi w:val="0"/>
+        <w:jc w:val="left"/>
+        <w:rPr/>
+      </w:pPr>
+      <w:r>
+        <w:rPr/>
+        <w:t>El diagrama de componentes representa las piezas que conforman una aplicación, junto con sus relaciones, interacciones e interfaces públicas (SENA, 2018). Modela el sistema a partir de las unidades desde las cuales se construye la aplicación, y resulta especialmente útil para comprender sistemas grandes como composición de partes pequeñas.</w:t>
+      </w:r>
+    </w:p>
+    <w:p>
+      <w:pPr>
+        <w:pStyle w:val="BodyText"/>
+        <w:bidi w:val="0"/>
+        <w:jc w:val="left"/>
+        <w:rPr/>
+      </w:pPr>
+      <w:r>
+        <w:rPr/>
+        <w:t>La notación se apoya en la metáfora de bola y enchufe: una interfaz proporcionada, aquello que el componente ofrece, se dibuja como un círculo sólido en el extremo de una línea; una interfaz requerida, aquello que el componente necesita, se dibuja como un semicírculo abierto hacia la interfaz con la que se acopla. Cuando la bola encaja dentro del enchufe se representa un conector de ensamblaje, es decir, una dependencia real entre los dos componentes.</w:t>
+      </w:r>
+    </w:p>
+    <w:p>
+      <w:pPr>
+        <w:pStyle w:val="BodyTextfig-num"/>
+        <w:keepNext w:val="true"/>
+        <w:bidi w:val="0"/>
+        <w:ind w:hanging="0" w:left="0" w:right="0"/>
+        <w:jc w:val="left"/>
+        <w:rPr/>
+      </w:pPr>
+      <w:r>
+        <w:rPr/>
+        <w:t>Figura 30</w:t>
+      </w:r>
+    </w:p>
+    <w:p>
+      <w:pPr>
+        <w:pStyle w:val="BodyTextfig-tit"/>
+        <w:keepNext w:val="true"/>
+        <w:bidi w:val="0"/>
+        <w:ind w:hanging="0" w:left="0" w:right="0"/>
+        <w:jc w:val="left"/>
+        <w:rPr>
+          <w:i/>
+        </w:rPr>
+      </w:pPr>
+      <w:r>
+        <w:rPr>
+          <w:i/>
+        </w:rPr>
+        <w:t>Componentes y sus interfaces</w:t>
+      </w:r>
+    </w:p>
+    <w:p>
+      <w:pPr>
+        <w:pStyle w:val="BodyText"/>
+        <w:bidi w:val="0"/>
+        <w:ind w:hanging="0" w:left="0" w:right="0"/>
+        <w:jc w:val="left"/>
+        <w:rPr/>
+      </w:pPr>
+      <w:r>
+        <w:rPr/>
+        <w:drawing>
+          <wp:inline distT="0" distB="0" distL="0" distR="0">
+            <wp:extent cx="5939790" cy="4129405"/>
+            <wp:effectExtent l="0" t="0" r="0" b="0"/>
+            <wp:docPr id="30" name="Image30" descr=""/>
+            <wp:cNvGraphicFramePr>
+              <a:graphicFrameLocks xmlns:a="http://schemas.openxmlformats.org/drawingml/2006/main" noChangeAspect="1"/>
+            </wp:cNvGraphicFramePr>
+            <a:graphic xmlns:a="http://schemas.openxmlformats.org/drawingml/2006/main">
+              <a:graphicData uri="http://schemas.openxmlformats.org/drawingml/2006/picture">
+                <pic:pic xmlns:pic="http://schemas.openxmlformats.org/drawingml/2006/picture">
+                  <pic:nvPicPr>
+                    <pic:cNvPr id="30" name="Image30" descr=""/>
+                    <pic:cNvPicPr>
+                      <a:picLocks noChangeAspect="1" noChangeArrowheads="1"/>
+                    </pic:cNvPicPr>
+                  </pic:nvPicPr>
+                  <pic:blipFill>
+                    <a:blip r:embed="rId31"/>
+                    <a:stretch>
+                      <a:fillRect/>
+                    </a:stretch>
+                  </pic:blipFill>
+                  <pic:spPr bwMode="auto">
+                    <a:xfrm>
+                      <a:off x="0" y="0"/>
+                      <a:ext cx="5939790" cy="4129405"/>
+                    </a:xfrm>
+                    <a:prstGeom prst="rect">
+                      <a:avLst/>
+                    </a:prstGeom>
+                  </pic:spPr>
+                </pic:pic>
+              </a:graphicData>
+            </a:graphic>
+          </wp:inline>
+        </w:drawing>
+      </w:r>
+    </w:p>
+    <w:p>
+      <w:pPr>
+        <w:pStyle w:val="BodyText"/>
+        <w:bidi w:val="0"/>
+        <w:ind w:hanging="0" w:left="0" w:right="0"/>
+        <w:jc w:val="left"/>
+        <w:rPr/>
+      </w:pPr>
+      <w:r>
+        <w:rPr>
+          <w:i/>
+        </w:rPr>
+        <w:t>Nota.</w:t>
+      </w:r>
+      <w:r>
+        <w:rPr/>
+        <w:t xml:space="preserve"> Las piezas de software del sistema y las interfaces por las que dependen unas de otras. Lo que el diagrama afirma es sustituibilidad: un componente que solo depende de interfaces provistas puede cambiarse por otro que ofrezca las mismas sin tocar a sus consumidores.</w:t>
+      </w:r>
+      <w:r>
+        <w:br w:type="page"/>
+      </w:r>
+    </w:p>
+    <w:p>
+      <w:pPr>
+        <w:pStyle w:val="Heading2"/>
+        <w:bidi w:val="0"/>
+        <w:ind w:hanging="0" w:left="0" w:right="0"/>
+        <w:jc w:val="left"/>
+        <w:rPr/>
+      </w:pPr>
+      <w:bookmarkStart w:id="13" w:name="h13"/>
+      <w:bookmarkEnd w:id="13"/>
+      <w:r>
+        <w:rPr/>
+        <w:t>Diagrama de despliegue</w:t>
+      </w:r>
+      <w:r>
+        <w:rPr>
+          <w:color w:val="FFFFFF"/>
+          <w:sz w:val="2"/>
+        </w:rPr>
+        <w:t>[[h13]]</w:t>
+      </w:r>
+    </w:p>
+    <w:p>
+      <w:pPr>
+        <w:pStyle w:val="BodyText"/>
+        <w:bidi w:val="0"/>
+        <w:jc w:val="left"/>
+        <w:rPr/>
+      </w:pPr>
+      <w:r>
+        <w:rPr/>
+        <w:t>El diagrama de despliegue físico muestra cómo y dónde se desplegará el sistema. Las máquinas físicas y los procesadores se representan como nodos, visualizados habitualmente como cubos, y los artefactos se ubican dentro de esos nodos para modelar el despliegue (SENA, 2018). La ubicación de cada artefacto se guía por las especificaciones de despliegue.</w:t>
+      </w:r>
+    </w:p>
+    <w:p>
+      <w:pPr>
+        <w:pStyle w:val="BodyText"/>
+        <w:bidi w:val="0"/>
+        <w:jc w:val="left"/>
+        <w:rPr/>
+      </w:pPr>
+      <w:r>
+        <w:rPr/>
+        <w:t>El caso de este sistema tiene una particularidad que el diagrama expone con claridad: no existe un servidor propio. El cómputo ocurre en funciones administradas por la plataforma de despliegue, la base de datos reside en un servicio gestionado con réplicas por región, y las tareas programadas las dispara un planificador externo mediante peticiones autenticadas. Los nodos del diagrama son, por tanto, entornos de ejecución de terceros y no máquinas bajo control directo del proyecto.</w:t>
+      </w:r>
+    </w:p>
+    <w:p>
+      <w:pPr>
+        <w:pStyle w:val="BodyTextfig-num"/>
+        <w:keepNext w:val="true"/>
+        <w:bidi w:val="0"/>
+        <w:ind w:hanging="0" w:left="0" w:right="0"/>
+        <w:jc w:val="left"/>
+        <w:rPr/>
+      </w:pPr>
+      <w:r>
+        <w:rPr/>
+        <w:t>Figura 31</w:t>
+      </w:r>
+    </w:p>
+    <w:p>
+      <w:pPr>
+        <w:pStyle w:val="BodyTextfig-tit"/>
+        <w:keepNext w:val="true"/>
+        <w:bidi w:val="0"/>
+        <w:ind w:hanging="0" w:left="0" w:right="0"/>
+        <w:jc w:val="left"/>
+        <w:rPr>
+          <w:i/>
+        </w:rPr>
+      </w:pPr>
+      <w:r>
+        <w:rPr>
+          <w:i/>
+        </w:rPr>
+        <w:t>Despliegue de producción (codebymike.tech)</w:t>
+      </w:r>
+    </w:p>
+    <w:p>
+      <w:pPr>
+        <w:pStyle w:val="BodyText"/>
+        <w:bidi w:val="0"/>
+        <w:ind w:hanging="0" w:left="0" w:right="0"/>
+        <w:jc w:val="left"/>
+        <w:rPr/>
+      </w:pPr>
+      <w:r>
+        <w:rPr/>
+        <w:drawing>
+          <wp:inline distT="0" distB="0" distL="0" distR="0">
+            <wp:extent cx="5939790" cy="3528060"/>
+            <wp:effectExtent l="0" t="0" r="0" b="0"/>
+            <wp:docPr id="31" name="Image31" descr=""/>
+            <wp:cNvGraphicFramePr>
+              <a:graphicFrameLocks xmlns:a="http://schemas.openxmlformats.org/drawingml/2006/main" noChangeAspect="1"/>
+            </wp:cNvGraphicFramePr>
+            <a:graphic xmlns:a="http://schemas.openxmlformats.org/drawingml/2006/main">
+              <a:graphicData uri="http://schemas.openxmlformats.org/drawingml/2006/picture">
+                <pic:pic xmlns:pic="http://schemas.openxmlformats.org/drawingml/2006/picture">
+                  <pic:nvPicPr>
+                    <pic:cNvPr id="31" name="Image31" descr=""/>
+                    <pic:cNvPicPr>
+                      <a:picLocks noChangeAspect="1" noChangeArrowheads="1"/>
+                    </pic:cNvPicPr>
+                  </pic:nvPicPr>
+                  <pic:blipFill>
+                    <a:blip r:embed="rId32"/>
+                    <a:stretch>
+                      <a:fillRect/>
+                    </a:stretch>
+                  </pic:blipFill>
+                  <pic:spPr bwMode="auto">
+                    <a:xfrm>
+                      <a:off x="0" y="0"/>
+                      <a:ext cx="5939790" cy="3528060"/>
+                    </a:xfrm>
+                    <a:prstGeom prst="rect">
+                      <a:avLst/>
+                    </a:prstGeom>
+                  </pic:spPr>
+                </pic:pic>
+              </a:graphicData>
+            </a:graphic>
+          </wp:inline>
+        </w:drawing>
+      </w:r>
+    </w:p>
+    <w:p>
+      <w:pPr>
+        <w:pStyle w:val="BodyText"/>
+        <w:bidi w:val="0"/>
+        <w:ind w:hanging="0" w:left="0" w:right="0"/>
+        <w:jc w:val="left"/>
+        <w:rPr/>
+      </w:pPr>
+      <w:r>
+        <w:rPr>
+          <w:i/>
+        </w:rPr>
+        <w:t>Nota.</w:t>
+      </w:r>
+      <w:r>
+        <w:rPr/>
+        <w:t xml:space="preserve"> Qué corre dónde y por dónde viaja cada cosa. El sistema no tiene servidor propio: todo el cómputo vive en la red de borde de Vercel, la persistencia es un servicio gestionado y los disparadores periódicos vienen de fuera, no de un proceso residente.</w:t>
+      </w:r>
+      <w:r>
+        <w:br w:type="page"/>
+      </w:r>
+    </w:p>
+    <w:p>
+      <w:pPr>
+        <w:pStyle w:val="Heading2"/>
+        <w:bidi w:val="0"/>
+        <w:ind w:hanging="0" w:left="0" w:right="0"/>
+        <w:jc w:val="left"/>
+        <w:rPr/>
+      </w:pPr>
+      <w:bookmarkStart w:id="14" w:name="h14"/>
+      <w:bookmarkEnd w:id="14"/>
+      <w:r>
+        <w:rPr/>
+        <w:t>Diagrama de paquetes</w:t>
+      </w:r>
+      <w:r>
+        <w:rPr>
+          <w:color w:val="FFFFFF"/>
+          <w:sz w:val="2"/>
+        </w:rPr>
+        <w:t>[[h14]]</w:t>
+      </w:r>
+    </w:p>
+    <w:p>
+      <w:pPr>
+        <w:pStyle w:val="BodyText"/>
+        <w:bidi w:val="0"/>
+        <w:jc w:val="left"/>
+        <w:rPr/>
+      </w:pPr>
+      <w:r>
+        <w:rPr/>
+        <w:t>El diagrama de paquetes permite organizar los elementos de modelado en agrupaciones y representar las dependencias entre ellas (SENA, 2018). Sus usos más frecuentes son ordenar diagramas de casos de uso y de clases, aunque no está limitado a esos elementos.</w:t>
+      </w:r>
+    </w:p>
+    <w:p>
+      <w:pPr>
+        <w:pStyle w:val="BodyText"/>
+        <w:bidi w:val="0"/>
+        <w:jc w:val="left"/>
+        <w:rPr/>
+      </w:pPr>
+      <w:r>
+        <w:rPr/>
+        <w:t>En este sistema el diagrama de paquetes documenta una regla de arquitectura que el código debe respetar: las dependencias fluyen en una sola dirección, desde las páginas y los puntos de entrada hacia la lógica de dominio y de ahí hacia el acceso a datos, sin ciclos de retorno. Los módulos de lógica pura no dependen de la base de datos, y esa restricción es la que permite probarlos sin levantar una base de datos real.</w:t>
+      </w:r>
+      <w:r>
+        <w:br w:type="page"/>
+      </w:r>
+    </w:p>
+    <w:p>
+      <w:pPr>
+        <w:pStyle w:val="BodyTextfig-num"/>
+        <w:keepNext w:val="true"/>
+        <w:bidi w:val="0"/>
+        <w:ind w:hanging="0" w:left="0" w:right="0"/>
+        <w:jc w:val="left"/>
+        <w:rPr/>
+      </w:pPr>
+      <w:r>
+        <w:rPr/>
+        <w:t>Figura 32 (sección 1 de 3)</w:t>
+      </w:r>
+    </w:p>
+    <w:p>
+      <w:pPr>
+        <w:pStyle w:val="BodyTextfig-tit"/>
+        <w:keepNext w:val="true"/>
+        <w:bidi w:val="0"/>
+        <w:ind w:hanging="0" w:left="0" w:right="0"/>
+        <w:jc w:val="left"/>
+        <w:rPr>
+          <w:i/>
+        </w:rPr>
+      </w:pPr>
+      <w:r>
+        <w:rPr>
+          <w:i/>
+        </w:rPr>
+        <w:t>Diagrama de paquetes</w:t>
+      </w:r>
+    </w:p>
+    <w:p>
+      <w:pPr>
+        <w:pStyle w:val="BodyText"/>
+        <w:bidi w:val="0"/>
+        <w:ind w:hanging="0" w:left="0" w:right="0"/>
+        <w:jc w:val="left"/>
+        <w:rPr/>
+      </w:pPr>
+      <w:r>
+        <w:rPr/>
+        <w:drawing>
+          <wp:inline distT="0" distB="0" distL="0" distR="0">
+            <wp:extent cx="5939790" cy="6757035"/>
+            <wp:effectExtent l="0" t="0" r="0" b="0"/>
+            <wp:docPr id="32" name="Image32" descr=""/>
+            <wp:cNvGraphicFramePr>
+              <a:graphicFrameLocks xmlns:a="http://schemas.openxmlformats.org/drawingml/2006/main" noChangeAspect="1"/>
+            </wp:cNvGraphicFramePr>
+            <a:graphic xmlns:a="http://schemas.openxmlformats.org/drawingml/2006/main">
+              <a:graphicData uri="http://schemas.openxmlformats.org/drawingml/2006/picture">
+                <pic:pic xmlns:pic="http://schemas.openxmlformats.org/drawingml/2006/picture">
+                  <pic:nvPicPr>
+                    <pic:cNvPr id="32" name="Image32" descr=""/>
+                    <pic:cNvPicPr>
+                      <a:picLocks noChangeAspect="1" noChangeArrowheads="1"/>
+                    </pic:cNvPicPr>
+                  </pic:nvPicPr>
+                  <pic:blipFill>
+                    <a:blip r:embed="rId33"/>
+                    <a:stretch>
+                      <a:fillRect/>
+                    </a:stretch>
+                  </pic:blipFill>
+                  <pic:spPr bwMode="auto">
+                    <a:xfrm>
+                      <a:off x="0" y="0"/>
+                      <a:ext cx="5939790" cy="6757035"/>
+                    </a:xfrm>
+                    <a:prstGeom prst="rect">
+                      <a:avLst/>
+                    </a:prstGeom>
+                  </pic:spPr>
+                </pic:pic>
+              </a:graphicData>
+            </a:graphic>
+          </wp:inline>
+        </w:drawing>
+      </w:r>
+    </w:p>
+    <w:p>
+      <w:pPr>
+        <w:pStyle w:val="BodyText"/>
+        <w:bidi w:val="0"/>
+        <w:ind w:hanging="0" w:left="0" w:right="0"/>
+        <w:jc w:val="left"/>
+        <w:rPr/>
+      </w:pPr>
+      <w:r>
+        <w:rPr>
+          <w:i/>
+        </w:rPr>
+        <w:t>Nota.</w:t>
+      </w:r>
+      <w:r>
+        <w:rPr/>
+        <w:t xml:space="preserve"> lib/security/micro-SIEM: clasificador, ratelimit, blocklist</w:t>
+      </w:r>
+      <w:r>
+        <w:br w:type="page"/>
+      </w:r>
+    </w:p>
+    <w:p>
+      <w:pPr>
+        <w:pStyle w:val="BodyTextfig-num"/>
+        <w:keepNext w:val="true"/>
+        <w:bidi w:val="0"/>
+        <w:ind w:hanging="0" w:left="0" w:right="0"/>
+        <w:jc w:val="left"/>
+        <w:rPr/>
+      </w:pPr>
+      <w:r>
+        <w:rPr/>
+        <w:t>Figura 32 (sección 2 de 3)</w:t>
+      </w:r>
+    </w:p>
+    <w:p>
+      <w:pPr>
+        <w:pStyle w:val="BodyTextfig-tit"/>
+        <w:keepNext w:val="true"/>
+        <w:bidi w:val="0"/>
+        <w:ind w:hanging="0" w:left="0" w:right="0"/>
+        <w:jc w:val="left"/>
+        <w:rPr>
+          <w:i/>
+        </w:rPr>
+      </w:pPr>
+      <w:r>
+        <w:rPr>
+          <w:i/>
+        </w:rPr>
+        <w:t>Diagrama de paquetes</w:t>
+      </w:r>
+    </w:p>
+    <w:p>
+      <w:pPr>
+        <w:pStyle w:val="BodyText"/>
+        <w:bidi w:val="0"/>
+        <w:ind w:hanging="0" w:left="0" w:right="0"/>
+        <w:jc w:val="left"/>
+        <w:rPr/>
+      </w:pPr>
+      <w:r>
+        <w:rPr/>
+        <w:drawing>
+          <wp:inline distT="0" distB="0" distL="0" distR="0">
+            <wp:extent cx="5169535" cy="6840220"/>
+            <wp:effectExtent l="0" t="0" r="0" b="0"/>
+            <wp:docPr id="33" name="Image33" descr=""/>
+            <wp:cNvGraphicFramePr>
+              <a:graphicFrameLocks xmlns:a="http://schemas.openxmlformats.org/drawingml/2006/main" noChangeAspect="1"/>
+            </wp:cNvGraphicFramePr>
+            <a:graphic xmlns:a="http://schemas.openxmlformats.org/drawingml/2006/main">
+              <a:graphicData uri="http://schemas.openxmlformats.org/drawingml/2006/picture">
+                <pic:pic xmlns:pic="http://schemas.openxmlformats.org/drawingml/2006/picture">
+                  <pic:nvPicPr>
+                    <pic:cNvPr id="33" name="Image33" descr=""/>
+                    <pic:cNvPicPr>
+                      <a:picLocks noChangeAspect="1" noChangeArrowheads="1"/>
+                    </pic:cNvPicPr>
+                  </pic:nvPicPr>
+                  <pic:blipFill>
+                    <a:blip r:embed="rId34"/>
+                    <a:stretch>
+                      <a:fillRect/>
+                    </a:stretch>
+                  </pic:blipFill>
+                  <pic:spPr bwMode="auto">
+                    <a:xfrm>
+                      <a:off x="0" y="0"/>
+                      <a:ext cx="5169535" cy="6840220"/>
+                    </a:xfrm>
+                    <a:prstGeom prst="rect">
+                      <a:avLst/>
+                    </a:prstGeom>
+                  </pic:spPr>
+                </pic:pic>
+              </a:graphicData>
+            </a:graphic>
+          </wp:inline>
+        </w:drawing>
+      </w:r>
+      <w:r>
+        <w:br w:type="page"/>
+      </w:r>
+    </w:p>
+    <w:p>
+      <w:pPr>
+        <w:pStyle w:val="BodyTextfig-num"/>
+        <w:keepNext w:val="true"/>
+        <w:bidi w:val="0"/>
+        <w:ind w:hanging="0" w:left="0" w:right="0"/>
+        <w:jc w:val="left"/>
+        <w:rPr/>
+      </w:pPr>
+      <w:r>
+        <w:rPr/>
+        <w:t>Figura 32 (sección 3 de 3)</w:t>
+      </w:r>
+    </w:p>
+    <w:p>
+      <w:pPr>
+        <w:pStyle w:val="BodyTextfig-tit"/>
+        <w:keepNext w:val="true"/>
+        <w:bidi w:val="0"/>
+        <w:ind w:hanging="0" w:left="0" w:right="0"/>
+        <w:jc w:val="left"/>
+        <w:rPr>
+          <w:i/>
+        </w:rPr>
+      </w:pPr>
+      <w:r>
+        <w:rPr>
+          <w:i/>
+        </w:rPr>
+        <w:t>Diagrama de paquetes</w:t>
+      </w:r>
+    </w:p>
+    <w:p>
+      <w:pPr>
+        <w:pStyle w:val="BodyText"/>
+        <w:bidi w:val="0"/>
+        <w:ind w:hanging="0" w:left="0" w:right="0"/>
+        <w:jc w:val="left"/>
+        <w:rPr/>
+      </w:pPr>
+      <w:r>
+        <w:rPr/>
+        <w:drawing>
+          <wp:inline distT="0" distB="0" distL="0" distR="0">
+            <wp:extent cx="5169535" cy="6840220"/>
+            <wp:effectExtent l="0" t="0" r="0" b="0"/>
+            <wp:docPr id="34" name="Image34" descr=""/>
+            <wp:cNvGraphicFramePr>
+              <a:graphicFrameLocks xmlns:a="http://schemas.openxmlformats.org/drawingml/2006/main" noChangeAspect="1"/>
+            </wp:cNvGraphicFramePr>
+            <a:graphic xmlns:a="http://schemas.openxmlformats.org/drawingml/2006/main">
+              <a:graphicData uri="http://schemas.openxmlformats.org/drawingml/2006/picture">
+                <pic:pic xmlns:pic="http://schemas.openxmlformats.org/drawingml/2006/picture">
+                  <pic:nvPicPr>
+                    <pic:cNvPr id="34" name="Image34" descr=""/>
+                    <pic:cNvPicPr>
+                      <a:picLocks noChangeAspect="1" noChangeArrowheads="1"/>
+                    </pic:cNvPicPr>
+                  </pic:nvPicPr>
+                  <pic:blipFill>
+                    <a:blip r:embed="rId35"/>
                     <a:stretch>
                       <a:fillRect/>
                     </a:stretch>

--- a/manuales_sena/Diagramas-UML-CodeByMike.docx
+++ b/manuales_sena/Diagramas-UML-CodeByMike.docx
@@ -834,6 +834,25 @@
     </w:p>
     <w:p>
       <w:pPr>
+        <w:pStyle w:val="BodyText"/>
+        <w:bidi w:val="0"/>
+        <w:ind w:hanging="0" w:left="0" w:right="0"/>
+        <w:jc w:val="left"/>
+        <w:rPr/>
+      </w:pPr>
+      <w:r>
+        <w:rPr>
+          <w:i/>
+        </w:rPr>
+        <w:t>Nota.</w:t>
+      </w:r>
+      <w:r>
+        <w:rPr/>
+        <w:t xml:space="preserve"> CU-19 declara dos extensiones y ninguna inclusión. Sugerir el inglés según el idioma del navegador solo ocurre si el visitante llega con otro idioma configurado, y devolver la versión en español solo si esa página aún no está traducida; en ambos casos el caso base se completa sin ellas. Un comportamiento que siempre se ejecuta se modela como &lt;&lt;include&gt;&gt;, uno que depende de una condición como &lt;&lt;extend&gt;&gt;.</w:t>
+      </w:r>
+    </w:p>
+    <w:p>
+      <w:pPr>
         <w:pStyle w:val="BodyTextfig-num"/>
         <w:keepNext w:val="true"/>
         <w:bidi w:val="0"/>
@@ -915,6 +934,25 @@
     </w:p>
     <w:p>
       <w:pPr>
+        <w:pStyle w:val="BodyText"/>
+        <w:bidi w:val="0"/>
+        <w:ind w:hanging="0" w:left="0" w:right="0"/>
+        <w:jc w:val="left"/>
+        <w:rPr/>
+      </w:pPr>
+      <w:r>
+        <w:rPr>
+          <w:i/>
+        </w:rPr>
+        <w:t>Nota.</w:t>
+      </w:r>
+      <w:r>
+        <w:rPr/>
+        <w:t xml:space="preserve"> Rechazar el login fuera de la allowlist extiende a CU-04 porque solo se activa cuando la validación de la lista de permitidos falla. El flujo principal de autenticación termina sin pasar nunca por esa extensión, que es la razón por la que no se modela como inclusión.</w:t>
+      </w:r>
+    </w:p>
+    <w:p>
+      <w:pPr>
         <w:pStyle w:val="BodyTextfig-num"/>
         <w:keepNext w:val="true"/>
         <w:bidi w:val="0"/>
@@ -996,6 +1034,25 @@
     </w:p>
     <w:p>
       <w:pPr>
+        <w:pStyle w:val="BodyText"/>
+        <w:bidi w:val="0"/>
+        <w:ind w:hanging="0" w:left="0" w:right="0"/>
+        <w:jc w:val="left"/>
+        <w:rPr/>
+      </w:pPr>
+      <w:r>
+        <w:rPr>
+          <w:i/>
+        </w:rPr>
+        <w:t>Nota.</w:t>
+      </w:r>
+      <w:r>
+        <w:rPr/>
+        <w:t xml:space="preserve"> CU-06 incluye dos pasos encadenados, registrar la interacción de seguimiento y documentar la decisión de arquitectura: son &lt;&lt;include&gt;&gt; porque el seguimiento de un proyecto no está completo sin ellos, y van encadenados porque el ADR se documenta sobre una interacción ya registrada. Publicar el ADR en la vitrina pública, en cambio, extiende al caso base: la decisión puede quedarse privada y el caso de uso igual se cumple.</w:t>
+      </w:r>
+    </w:p>
+    <w:p>
+      <w:pPr>
         <w:pStyle w:val="BodyTextfig-num"/>
         <w:keepNext w:val="true"/>
         <w:bidi w:val="0"/>
@@ -1077,6 +1134,25 @@
     </w:p>
     <w:p>
       <w:pPr>
+        <w:pStyle w:val="BodyText"/>
+        <w:bidi w:val="0"/>
+        <w:ind w:hanging="0" w:left="0" w:right="0"/>
+        <w:jc w:val="left"/>
+        <w:rPr/>
+      </w:pPr>
+      <w:r>
+        <w:rPr>
+          <w:i/>
+        </w:rPr>
+        <w:t>Nota.</w:t>
+      </w:r>
+      <w:r>
+        <w:rPr/>
+        <w:t xml:space="preserve"> Calcular el P&amp;L del proyecto es un &lt;&lt;include&gt;&gt; de CU-08: registrar un costo sin recalcular el resultado dejaría el proyecto con cifras inconsistentes, de modo que el paso no es opcional. Excluir un costo sin tasa de cambio es un &lt;&lt;extend&gt;&gt; porque solo se dispara ante el caso particular de un costo en otra moneda sin tasa registrada.</w:t>
+      </w:r>
+    </w:p>
+    <w:p>
+      <w:pPr>
         <w:pStyle w:val="BodyTextfig-num"/>
         <w:keepNext w:val="true"/>
         <w:bidi w:val="0"/>
@@ -1158,6 +1234,25 @@
     </w:p>
     <w:p>
       <w:pPr>
+        <w:pStyle w:val="BodyText"/>
+        <w:bidi w:val="0"/>
+        <w:ind w:hanging="0" w:left="0" w:right="0"/>
+        <w:jc w:val="left"/>
+        <w:rPr/>
+      </w:pPr>
+      <w:r>
+        <w:rPr>
+          <w:i/>
+        </w:rPr>
+        <w:t>Nota.</w:t>
+      </w:r>
+      <w:r>
+        <w:rPr/>
+        <w:t xml:space="preserve"> Abrir el incidente y notificar la caída por push son inclusiones encadenadas: cuando el chequeo detecta la caída, ambos pasos se ejecutan siempre y en ese orden, porque la notificación necesita el incidente ya creado. Cerrar el incidente por recuperación y marcar la degradación por latencia son extensiones: dependen de condiciones distintas (que el servicio vuelva, o que responda pero lento) y ninguna forma parte del flujo básico de la alerta.</w:t>
+      </w:r>
+    </w:p>
+    <w:p>
+      <w:pPr>
         <w:pStyle w:val="BodyTextfig-num"/>
         <w:keepNext w:val="true"/>
         <w:bidi w:val="0"/>
@@ -1239,6 +1334,25 @@
     </w:p>
     <w:p>
       <w:pPr>
+        <w:pStyle w:val="BodyText"/>
+        <w:bidi w:val="0"/>
+        <w:ind w:hanging="0" w:left="0" w:right="0"/>
+        <w:jc w:val="left"/>
+        <w:rPr/>
+      </w:pPr>
+      <w:r>
+        <w:rPr>
+          <w:i/>
+        </w:rPr>
+        <w:t>Nota.</w:t>
+      </w:r>
+      <w:r>
+        <w:rPr/>
+        <w:t xml:space="preserve"> CU-10 no declara relaciones. Es un caso de uso atómico: consultar el presupuesto de error de un monitor no exige ningún paso compartido con otros casos ni admite variantes condicionales, y descomponerlo solo añadiría ruido al diagrama.</w:t>
+      </w:r>
+    </w:p>
+    <w:p>
+      <w:pPr>
         <w:pStyle w:val="BodyTextfig-num"/>
         <w:keepNext w:val="true"/>
         <w:bidi w:val="0"/>
@@ -1320,6 +1434,25 @@
     </w:p>
     <w:p>
       <w:pPr>
+        <w:pStyle w:val="BodyText"/>
+        <w:bidi w:val="0"/>
+        <w:ind w:hanging="0" w:left="0" w:right="0"/>
+        <w:jc w:val="left"/>
+        <w:rPr/>
+      </w:pPr>
+      <w:r>
+        <w:rPr>
+          <w:i/>
+        </w:rPr>
+        <w:t>Nota.</w:t>
+      </w:r>
+      <w:r>
+        <w:rPr/>
+        <w:t xml:space="preserve"> El backup automático por cron extiende a CU-11 porque es la misma operación disparada por otro camino, el planificador externo en lugar del administrador, y solo ocurre en esa circunstancia. En CU-18, navegar una subpágina de documentación es una inclusión (no hay consulta sin navegación) y consultar un diagrama Mermaid es una extensión, ya que solo algunas páginas de la documentación llevan diagrama.</w:t>
+      </w:r>
+    </w:p>
+    <w:p>
+      <w:pPr>
         <w:pStyle w:val="BodyTextfig-num"/>
         <w:keepNext w:val="true"/>
         <w:bidi w:val="0"/>
@@ -1401,6 +1534,25 @@
     </w:p>
     <w:p>
       <w:pPr>
+        <w:pStyle w:val="BodyText"/>
+        <w:bidi w:val="0"/>
+        <w:ind w:hanging="0" w:left="0" w:right="0"/>
+        <w:jc w:val="left"/>
+        <w:rPr/>
+      </w:pPr>
+      <w:r>
+        <w:rPr>
+          <w:i/>
+        </w:rPr>
+        <w:t>Nota.</w:t>
+      </w:r>
+      <w:r>
+        <w:rPr/>
+        <w:t xml:space="preserve"> CU-12 tiene dos extensiones y ninguna inclusión, y eso describe con precisión el diseño de idempotencia: el flujo normal aplica el evento del webhook y termina. Registrar un evento duplicado ocurre solo si la pasarela reenvía un evento ya procesado, y registrar un evento fuera de orden solo si llega uno anterior al estado actual. Ambos son desvíos condicionales, no pasos del camino feliz.</w:t>
+      </w:r>
+    </w:p>
+    <w:p>
+      <w:pPr>
         <w:pStyle w:val="BodyTextfig-num"/>
         <w:keepNext w:val="true"/>
         <w:bidi w:val="0"/>
@@ -1482,6 +1634,25 @@
     </w:p>
     <w:p>
       <w:pPr>
+        <w:pStyle w:val="BodyText"/>
+        <w:bidi w:val="0"/>
+        <w:ind w:hanging="0" w:left="0" w:right="0"/>
+        <w:jc w:val="left"/>
+        <w:rPr/>
+      </w:pPr>
+      <w:r>
+        <w:rPr>
+          <w:i/>
+        </w:rPr>
+        <w:t>Nota.</w:t>
+      </w:r>
+      <w:r>
+        <w:rPr/>
+        <w:t xml:space="preserve"> Aplicar el fallo simulado en el middleware es un &lt;&lt;include&gt;&gt; de CU-13: sin ese paso el flag quedaría registrado pero no habría fallo que observar, luego el paso es parte constitutiva del caso. Desactivar todos los flags con el botón de pánico extiende al caso base porque es una salida de emergencia que solo se usa si el experimento se descontrola.</w:t>
+      </w:r>
+    </w:p>
+    <w:p>
+      <w:pPr>
         <w:pStyle w:val="BodyTextfig-num"/>
         <w:keepNext w:val="true"/>
         <w:bidi w:val="0"/>
@@ -1563,6 +1734,25 @@
     </w:p>
     <w:p>
       <w:pPr>
+        <w:pStyle w:val="BodyText"/>
+        <w:bidi w:val="0"/>
+        <w:ind w:hanging="0" w:left="0" w:right="0"/>
+        <w:jc w:val="left"/>
+        <w:rPr/>
+      </w:pPr>
+      <w:r>
+        <w:rPr>
+          <w:i/>
+        </w:rPr>
+        <w:t>Nota.</w:t>
+      </w:r>
+      <w:r>
+        <w:rPr/>
+        <w:t xml:space="preserve"> Registrar el evento de seguridad es una inclusión de CU-14 sin excepciones: toda decisión del sensor queda en la bitácora del micro-SIEM, tanto si termina en bloqueo como si no, y una bitácora con huecos no serviría para auditar. Bloquear la IP manualmente extiende al caso porque es la vía alternativa a la que el auto-bloqueo recorre por su cuenta.</w:t>
+      </w:r>
+    </w:p>
+    <w:p>
+      <w:pPr>
         <w:pStyle w:val="BodyTextfig-num"/>
         <w:keepNext w:val="true"/>
         <w:bidi w:val="0"/>
@@ -1644,6 +1834,25 @@
     </w:p>
     <w:p>
       <w:pPr>
+        <w:pStyle w:val="BodyText"/>
+        <w:bidi w:val="0"/>
+        <w:ind w:hanging="0" w:left="0" w:right="0"/>
+        <w:jc w:val="left"/>
+        <w:rPr/>
+      </w:pPr>
+      <w:r>
+        <w:rPr>
+          <w:i/>
+        </w:rPr>
+        <w:t>Nota.</w:t>
+      </w:r>
+      <w:r>
+        <w:rPr/>
+        <w:t xml:space="preserve"> CU-16 incluye generar un PIN libre de colisiones y sincronizar la diapositiva por pub/sub: sin cualquiera de los dos no hay sesión proyectada, así que son obligatorios. Recoger el feedback del público al cerrar es una extensión porque ocurre al final y solo si la sesión se cierra formalmente.</w:t>
+      </w:r>
+    </w:p>
+    <w:p>
+      <w:pPr>
         <w:pStyle w:val="BodyTextfig-num"/>
         <w:keepNext w:val="true"/>
         <w:bidi w:val="0"/>
@@ -1721,6 +1930,25 @@
             </a:graphic>
           </wp:inline>
         </w:drawing>
+      </w:r>
+    </w:p>
+    <w:p>
+      <w:pPr>
+        <w:pStyle w:val="BodyText"/>
+        <w:bidi w:val="0"/>
+        <w:ind w:hanging="0" w:left="0" w:right="0"/>
+        <w:jc w:val="left"/>
+        <w:rPr/>
+      </w:pPr>
+      <w:r>
+        <w:rPr>
+          <w:i/>
+        </w:rPr>
+        <w:t>Nota.</w:t>
+      </w:r>
+      <w:r>
+        <w:rPr/>
+        <w:t xml:space="preserve"> CU-17 no declara relaciones. El actor es un sistema externo (el rastreador del buscador) y el caso de uso se agota en un intercambio: se notifica el contenido nuevo y se actualizan los recursos de indexación, sin pasos compartidos ni variantes condicionales.</w:t>
       </w:r>
       <w:r>
         <w:br w:type="page"/>

--- a/manuales_sena/Diagramas-UML-CodeByMike.docx
+++ b/manuales_sena/Diagramas-UML-CodeByMike.docx
@@ -3447,7 +3447,7 @@
         <w:rPr>
           <w:i/>
         </w:rPr>
-        <w:t>Observabilidad y LAB</w:t>
+        <w:t>Observabilidad y pagos</w:t>
       </w:r>
     </w:p>
     <w:p>
@@ -3462,7 +3462,7 @@
         <w:rPr/>
         <w:drawing>
           <wp:inline distT="0" distB="0" distL="0" distR="0">
-            <wp:extent cx="5939790" cy="2397760"/>
+            <wp:extent cx="5939790" cy="4294505"/>
             <wp:effectExtent l="0" t="0" r="0" b="0"/>
             <wp:docPr id="25" name="Image25" descr=""/>
             <wp:cNvGraphicFramePr>
@@ -3486,7 +3486,7 @@
                   <pic:spPr bwMode="auto">
                     <a:xfrm>
                       <a:off x="0" y="0"/>
-                      <a:ext cx="5939790" cy="2397760"/>
+                      <a:ext cx="5939790" cy="4294505"/>
                     </a:xfrm>
                     <a:prstGeom prst="rect">
                       <a:avLst/>
@@ -3498,6 +3498,55 @@
           </wp:inline>
         </w:drawing>
       </w:r>
+      <w:r>
+        <w:br w:type="page"/>
+      </w:r>
+    </w:p>
+    <w:p>
+      <w:pPr>
+        <w:pStyle w:val="Heading2"/>
+        <w:bidi w:val="0"/>
+        <w:ind w:hanging="0" w:left="0" w:right="0"/>
+        <w:jc w:val="left"/>
+        <w:rPr/>
+      </w:pPr>
+      <w:bookmarkStart w:id="11" w:name="h11"/>
+      <w:bookmarkEnd w:id="11"/>
+      <w:r>
+        <w:rPr/>
+        <w:t>Diagrama de objetos</w:t>
+      </w:r>
+      <w:r>
+        <w:rPr>
+          <w:color w:val="FFFFFF"/>
+          <w:sz w:val="2"/>
+        </w:rPr>
+        <w:t>[[h11]]</w:t>
+      </w:r>
+    </w:p>
+    <w:p>
+      <w:pPr>
+        <w:pStyle w:val="BodyText"/>
+        <w:bidi w:val="0"/>
+        <w:jc w:val="left"/>
+        <w:rPr/>
+      </w:pPr>
+      <w:r>
+        <w:rPr/>
+        <w:t>Un diagrama de objetos es en esencia muy similar a uno de clases, pero su propósito es modelar el sistema en un momento determinado a partir de las instancias derivadas de las clases (SENA, 2018). En lugar de presentar el nombre de la clase como una abstracción general, presenta un objeto concreto, lo que aporta claridad al modelo. Se emplean los mismos componentes que en el diagrama de clases, con la salvedad de que se omite la multiplicidad, pues esta se observa de manera explícita al incorporar varias instancias de una misma clase.</w:t>
+      </w:r>
+    </w:p>
+    <w:p>
+      <w:pPr>
+        <w:pStyle w:val="BodyText"/>
+        <w:bidi w:val="0"/>
+        <w:jc w:val="left"/>
+        <w:rPr/>
+      </w:pPr>
+      <w:r>
+        <w:rPr/>
+        <w:t>La sintaxis del nombre de un objeto es nombreObjeto:NombreClase. Las dos instantáneas que siguen se construyeron con datos que efectivamente ocurren en producción, y cumplen una función de verificación: si una configuración real no puede representarse con el diagrama de clases vigente, el modelo estructural está incompleto.</w:t>
+      </w:r>
     </w:p>
     <w:p>
       <w:pPr>
@@ -3528,7 +3577,7 @@
         <w:rPr>
           <w:i/>
         </w:rPr>
-        <w:t>Seguridad (micro-SIEM)</w:t>
+        <w:t>Instantánea 1 - Proyecto DobleYo con sus servicios</w:t>
       </w:r>
     </w:p>
     <w:p>
@@ -3543,7 +3592,7 @@
         <w:rPr/>
         <w:drawing>
           <wp:inline distT="0" distB="0" distL="0" distR="0">
-            <wp:extent cx="5878830" cy="5579745"/>
+            <wp:extent cx="5939790" cy="3715385"/>
             <wp:effectExtent l="0" t="0" r="0" b="0"/>
             <wp:docPr id="26" name="Image26" descr=""/>
             <wp:cNvGraphicFramePr>
@@ -3567,7 +3616,7 @@
                   <pic:spPr bwMode="auto">
                     <a:xfrm>
                       <a:off x="0" y="0"/>
-                      <a:ext cx="5878830" cy="5579745"/>
+                      <a:ext cx="5939790" cy="3715385"/>
                     </a:xfrm>
                     <a:prstGeom prst="rect">
                       <a:avLst/>
@@ -3582,6 +3631,25 @@
     </w:p>
     <w:p>
       <w:pPr>
+        <w:pStyle w:val="BodyText"/>
+        <w:bidi w:val="0"/>
+        <w:ind w:hanging="0" w:left="0" w:right="0"/>
+        <w:jc w:val="left"/>
+        <w:rPr/>
+      </w:pPr>
+      <w:r>
+        <w:rPr>
+          <w:i/>
+        </w:rPr>
+        <w:t>Nota.</w:t>
+      </w:r>
+      <w:r>
+        <w:rPr/>
+        <w:t xml:space="preserve"> Un cliente con un proyecto activo, dos costos asociados, un monitor y un briefing aprobado.</w:t>
+      </w:r>
+    </w:p>
+    <w:p>
+      <w:pPr>
         <w:pStyle w:val="BodyTextfig-num"/>
         <w:keepNext w:val="true"/>
         <w:bidi w:val="0"/>
@@ -3609,7 +3677,7 @@
         <w:rPr>
           <w:i/>
         </w:rPr>
-        <w:t>CV y educación</w:t>
+        <w:t>Instantánea 2 - Pago con evento duplicado + IP bloqueada</w:t>
       </w:r>
     </w:p>
     <w:p>
@@ -3624,7 +3692,7 @@
         <w:rPr/>
         <w:drawing>
           <wp:inline distT="0" distB="0" distL="0" distR="0">
-            <wp:extent cx="5939790" cy="2534285"/>
+            <wp:extent cx="5939790" cy="2933700"/>
             <wp:effectExtent l="0" t="0" r="0" b="0"/>
             <wp:docPr id="27" name="Image27" descr=""/>
             <wp:cNvGraphicFramePr>
@@ -3648,7 +3716,7 @@
                   <pic:spPr bwMode="auto">
                     <a:xfrm>
                       <a:off x="0" y="0"/>
-                      <a:ext cx="5939790" cy="2534285"/>
+                      <a:ext cx="5939790" cy="2933700"/>
                     </a:xfrm>
                     <a:prstGeom prst="rect">
                       <a:avLst/>
@@ -3677,7 +3745,7 @@
       </w:r>
       <w:r>
         <w:rPr/>
-        <w:t xml:space="preserve"> Sin relaciones: ambas tablas registran telemetría suelta (descargas de CV, progreso de labs) sin foreign keys hacia el resto del schema.</w:t>
+        <w:t xml:space="preserve"> Un pago aprobado cuya bitácora conserva el evento duplicado descartado (CU-12), junto a una IP bloqueada automáticamente y la anomalía que la originó (CU-14).</w:t>
       </w:r>
       <w:r>
         <w:br w:type="page"/>
@@ -3691,42 +3759,42 @@
         <w:jc w:val="left"/>
         <w:rPr/>
       </w:pPr>
-      <w:bookmarkStart w:id="11" w:name="h11"/>
-      <w:bookmarkEnd w:id="11"/>
-      <w:r>
-        <w:rPr/>
-        <w:t>Diagrama de objetos</w:t>
+      <w:bookmarkStart w:id="12" w:name="h12"/>
+      <w:bookmarkEnd w:id="12"/>
+      <w:r>
+        <w:rPr/>
+        <w:t>Diagrama de componentes</w:t>
       </w:r>
       <w:r>
         <w:rPr>
           <w:color w:val="FFFFFF"/>
           <w:sz w:val="2"/>
         </w:rPr>
-        <w:t>[[h11]]</w:t>
-      </w:r>
-    </w:p>
-    <w:p>
-      <w:pPr>
-        <w:pStyle w:val="BodyText"/>
-        <w:bidi w:val="0"/>
-        <w:jc w:val="left"/>
-        <w:rPr/>
-      </w:pPr>
-      <w:r>
-        <w:rPr/>
-        <w:t>Un diagrama de objetos es en esencia muy similar a uno de clases, pero su propósito es modelar el sistema en un momento determinado a partir de las instancias derivadas de las clases (SENA, 2018). En lugar de presentar el nombre de la clase como una abstracción general, presenta un objeto concreto, lo que aporta claridad al modelo. Se emplean los mismos componentes que en el diagrama de clases, con la salvedad de que se omite la multiplicidad, pues esta se observa de manera explícita al incorporar varias instancias de una misma clase.</w:t>
-      </w:r>
-    </w:p>
-    <w:p>
-      <w:pPr>
-        <w:pStyle w:val="BodyText"/>
-        <w:bidi w:val="0"/>
-        <w:jc w:val="left"/>
-        <w:rPr/>
-      </w:pPr>
-      <w:r>
-        <w:rPr/>
-        <w:t>La sintaxis del nombre de un objeto es nombreObjeto:NombreClase. Las dos instantáneas que siguen se construyeron con datos que efectivamente ocurren en producción, y cumplen una función de verificación: si una configuración real no puede representarse con el diagrama de clases vigente, el modelo estructural está incompleto.</w:t>
+        <w:t>[[h12]]</w:t>
+      </w:r>
+    </w:p>
+    <w:p>
+      <w:pPr>
+        <w:pStyle w:val="BodyText"/>
+        <w:bidi w:val="0"/>
+        <w:jc w:val="left"/>
+        <w:rPr/>
+      </w:pPr>
+      <w:r>
+        <w:rPr/>
+        <w:t>El diagrama de componentes representa las piezas que conforman una aplicación, junto con sus relaciones, interacciones e interfaces públicas (SENA, 2018). Modela el sistema a partir de las unidades desde las cuales se construye la aplicación, y resulta especialmente útil para comprender sistemas grandes como composición de partes pequeñas.</w:t>
+      </w:r>
+    </w:p>
+    <w:p>
+      <w:pPr>
+        <w:pStyle w:val="BodyText"/>
+        <w:bidi w:val="0"/>
+        <w:jc w:val="left"/>
+        <w:rPr/>
+      </w:pPr>
+      <w:r>
+        <w:rPr/>
+        <w:t>La notación se apoya en la metáfora de bola y enchufe: una interfaz proporcionada, aquello que el componente ofrece, se dibuja como un círculo sólido en el extremo de una línea; una interfaz requerida, aquello que el componente necesita, se dibuja como un semicírculo abierto hacia la interfaz con la que se acopla. Cuando la bola encaja dentro del enchufe se representa un conector de ensamblaje, es decir, una dependencia real entre los dos componentes.</w:t>
       </w:r>
     </w:p>
     <w:p>
@@ -3758,7 +3826,7 @@
         <w:rPr>
           <w:i/>
         </w:rPr>
-        <w:t>Instantánea 1 - Proyecto DobleYo con sus servicios</w:t>
+        <w:t>Componentes y sus interfaces</w:t>
       </w:r>
     </w:p>
     <w:p>
@@ -3773,7 +3841,7 @@
         <w:rPr/>
         <w:drawing>
           <wp:inline distT="0" distB="0" distL="0" distR="0">
-            <wp:extent cx="5939790" cy="3715385"/>
+            <wp:extent cx="5939790" cy="4129405"/>
             <wp:effectExtent l="0" t="0" r="0" b="0"/>
             <wp:docPr id="28" name="Image28" descr=""/>
             <wp:cNvGraphicFramePr>
@@ -3797,7 +3865,7 @@
                   <pic:spPr bwMode="auto">
                     <a:xfrm>
                       <a:off x="0" y="0"/>
-                      <a:ext cx="5939790" cy="3715385"/>
+                      <a:ext cx="5939790" cy="4129405"/>
                     </a:xfrm>
                     <a:prstGeom prst="rect">
                       <a:avLst/>
@@ -3826,7 +3894,56 @@
       </w:r>
       <w:r>
         <w:rPr/>
-        <w:t xml:space="preserve"> Un cliente con un proyecto activo, dos costos asociados, un monitor y un briefing aprobado.</w:t>
+        <w:t xml:space="preserve"> Las piezas de software del sistema y las interfaces por las que dependen unas de otras. Lo que el diagrama afirma es sustituibilidad: un componente que solo depende de interfaces provistas puede cambiarse por otro que ofrezca las mismas sin tocar a sus consumidores.</w:t>
+      </w:r>
+      <w:r>
+        <w:br w:type="page"/>
+      </w:r>
+    </w:p>
+    <w:p>
+      <w:pPr>
+        <w:pStyle w:val="Heading2"/>
+        <w:bidi w:val="0"/>
+        <w:ind w:hanging="0" w:left="0" w:right="0"/>
+        <w:jc w:val="left"/>
+        <w:rPr/>
+      </w:pPr>
+      <w:bookmarkStart w:id="13" w:name="h13"/>
+      <w:bookmarkEnd w:id="13"/>
+      <w:r>
+        <w:rPr/>
+        <w:t>Diagrama de despliegue</w:t>
+      </w:r>
+      <w:r>
+        <w:rPr>
+          <w:color w:val="FFFFFF"/>
+          <w:sz w:val="2"/>
+        </w:rPr>
+        <w:t>[[h13]]</w:t>
+      </w:r>
+    </w:p>
+    <w:p>
+      <w:pPr>
+        <w:pStyle w:val="BodyText"/>
+        <w:bidi w:val="0"/>
+        <w:jc w:val="left"/>
+        <w:rPr/>
+      </w:pPr>
+      <w:r>
+        <w:rPr/>
+        <w:t>El diagrama de despliegue físico muestra cómo y dónde se desplegará el sistema. Las máquinas físicas y los procesadores se representan como nodos, visualizados habitualmente como cubos, y los artefactos se ubican dentro de esos nodos para modelar el despliegue (SENA, 2018). La ubicación de cada artefacto se guía por las especificaciones de despliegue.</w:t>
+      </w:r>
+    </w:p>
+    <w:p>
+      <w:pPr>
+        <w:pStyle w:val="BodyText"/>
+        <w:bidi w:val="0"/>
+        <w:jc w:val="left"/>
+        <w:rPr/>
+      </w:pPr>
+      <w:r>
+        <w:rPr/>
+        <w:t>El caso de este sistema tiene una particularidad que el diagrama expone con claridad: no existe un servidor propio. El cómputo ocurre en funciones administradas por la plataforma de despliegue, la base de datos reside en un servicio gestionado con réplicas por región, y las tareas programadas las dispara un planificador externo mediante peticiones autenticadas. Los nodos del diagrama son, por tanto, entornos de ejecución de terceros y no máquinas bajo control directo del proyecto.</w:t>
       </w:r>
     </w:p>
     <w:p>
@@ -3858,7 +3975,7 @@
         <w:rPr>
           <w:i/>
         </w:rPr>
-        <w:t>Instantánea 2 - Pago con evento duplicado + IP bloqueada</w:t>
+        <w:t>Despliegue de producción (codebymike.tech)</w:t>
       </w:r>
     </w:p>
     <w:p>
@@ -3873,7 +3990,7 @@
         <w:rPr/>
         <w:drawing>
           <wp:inline distT="0" distB="0" distL="0" distR="0">
-            <wp:extent cx="5939790" cy="2933700"/>
+            <wp:extent cx="5939790" cy="3528060"/>
             <wp:effectExtent l="0" t="0" r="0" b="0"/>
             <wp:docPr id="29" name="Image29" descr=""/>
             <wp:cNvGraphicFramePr>
@@ -3897,7 +4014,7 @@
                   <pic:spPr bwMode="auto">
                     <a:xfrm>
                       <a:off x="0" y="0"/>
-                      <a:ext cx="5939790" cy="2933700"/>
+                      <a:ext cx="5939790" cy="3528060"/>
                     </a:xfrm>
                     <a:prstGeom prst="rect">
                       <a:avLst/>
@@ -3926,7 +4043,7 @@
       </w:r>
       <w:r>
         <w:rPr/>
-        <w:t xml:space="preserve"> Un pago aprobado cuya bitácora conserva el evento duplicado descartado (CU-12), junto a una IP bloqueada automáticamente y la anomalía que la originó (CU-14).</w:t>
+        <w:t xml:space="preserve"> Qué corre dónde y por dónde viaja cada cosa. El sistema no tiene servidor propio: todo el cómputo vive en la red de borde de Vercel, la persistencia es un servicio gestionado y los disparadores periódicos vienen de fuera, no de un proceso residente.</w:t>
       </w:r>
       <w:r>
         <w:br w:type="page"/>
@@ -3940,42 +4057,45 @@
         <w:jc w:val="left"/>
         <w:rPr/>
       </w:pPr>
-      <w:bookmarkStart w:id="12" w:name="h12"/>
-      <w:bookmarkEnd w:id="12"/>
-      <w:r>
-        <w:rPr/>
-        <w:t>Diagrama de componentes</w:t>
+      <w:bookmarkStart w:id="14" w:name="h14"/>
+      <w:bookmarkEnd w:id="14"/>
+      <w:r>
+        <w:rPr/>
+        <w:t>Diagrama de paquetes</w:t>
       </w:r>
       <w:r>
         <w:rPr>
           <w:color w:val="FFFFFF"/>
           <w:sz w:val="2"/>
         </w:rPr>
-        <w:t>[[h12]]</w:t>
-      </w:r>
-    </w:p>
-    <w:p>
-      <w:pPr>
-        <w:pStyle w:val="BodyText"/>
-        <w:bidi w:val="0"/>
-        <w:jc w:val="left"/>
-        <w:rPr/>
-      </w:pPr>
-      <w:r>
-        <w:rPr/>
-        <w:t>El diagrama de componentes representa las piezas que conforman una aplicación, junto con sus relaciones, interacciones e interfaces públicas (SENA, 2018). Modela el sistema a partir de las unidades desde las cuales se construye la aplicación, y resulta especialmente útil para comprender sistemas grandes como composición de partes pequeñas.</w:t>
-      </w:r>
-    </w:p>
-    <w:p>
-      <w:pPr>
-        <w:pStyle w:val="BodyText"/>
-        <w:bidi w:val="0"/>
-        <w:jc w:val="left"/>
-        <w:rPr/>
-      </w:pPr>
-      <w:r>
-        <w:rPr/>
-        <w:t>La notación se apoya en la metáfora de bola y enchufe: una interfaz proporcionada, aquello que el componente ofrece, se dibuja como un círculo sólido en el extremo de una línea; una interfaz requerida, aquello que el componente necesita, se dibuja como un semicírculo abierto hacia la interfaz con la que se acopla. Cuando la bola encaja dentro del enchufe se representa un conector de ensamblaje, es decir, una dependencia real entre los dos componentes.</w:t>
+        <w:t>[[h14]]</w:t>
+      </w:r>
+    </w:p>
+    <w:p>
+      <w:pPr>
+        <w:pStyle w:val="BodyText"/>
+        <w:bidi w:val="0"/>
+        <w:jc w:val="left"/>
+        <w:rPr/>
+      </w:pPr>
+      <w:r>
+        <w:rPr/>
+        <w:t>El diagrama de paquetes permite organizar los elementos de modelado en agrupaciones y representar las dependencias entre ellas (SENA, 2018). Sus usos más frecuentes son ordenar diagramas de casos de uso y de clases, aunque no está limitado a esos elementos.</w:t>
+      </w:r>
+    </w:p>
+    <w:p>
+      <w:pPr>
+        <w:pStyle w:val="BodyText"/>
+        <w:bidi w:val="0"/>
+        <w:jc w:val="left"/>
+        <w:rPr/>
+      </w:pPr>
+      <w:r>
+        <w:rPr/>
+        <w:t>En este sistema el diagrama de paquetes documenta una regla de arquitectura que el código debe respetar: las dependencias fluyen en una sola dirección, desde las páginas y los puntos de entrada hacia la lógica de dominio y de ahí hacia el acceso a datos, sin ciclos de retorno. Los módulos de lógica pura no dependen de la base de datos, y esa restricción es la que permite probarlos sin levantar una base de datos real.</w:t>
+      </w:r>
+      <w:r>
+        <w:br w:type="page"/>
       </w:r>
     </w:p>
     <w:p>
@@ -3989,7 +4109,7 @@
       </w:pPr>
       <w:r>
         <w:rPr/>
-        <w:t>Figura 30</w:t>
+        <w:t>Figura 30 (sección 1 de 2)</w:t>
       </w:r>
     </w:p>
     <w:p>
@@ -4007,7 +4127,7 @@
         <w:rPr>
           <w:i/>
         </w:rPr>
-        <w:t>Componentes y sus interfaces</w:t>
+        <w:t>Diagrama de paquetes</w:t>
       </w:r>
     </w:p>
     <w:p>
@@ -4022,7 +4142,7 @@
         <w:rPr/>
         <w:drawing>
           <wp:inline distT="0" distB="0" distL="0" distR="0">
-            <wp:extent cx="5939790" cy="4129405"/>
+            <wp:extent cx="5130165" cy="6840220"/>
             <wp:effectExtent l="0" t="0" r="0" b="0"/>
             <wp:docPr id="30" name="Image30" descr=""/>
             <wp:cNvGraphicFramePr>
@@ -4046,7 +4166,7 @@
                   <pic:spPr bwMode="auto">
                     <a:xfrm>
                       <a:off x="0" y="0"/>
-                      <a:ext cx="5939790" cy="4129405"/>
+                      <a:ext cx="5130165" cy="6840220"/>
                     </a:xfrm>
                     <a:prstGeom prst="rect">
                       <a:avLst/>
@@ -4075,7 +4195,7 @@
       </w:r>
       <w:r>
         <w:rPr/>
-        <w:t xml:space="preserve"> Las piezas de software del sistema y las interfaces por las que dependen unas de otras. Lo que el diagrama afirma es sustituibilidad: un componente que solo depende de interfaces provistas puede cambiarse por otro que ofrezca las mismas sin tocar a sus consumidores.</w:t>
+        <w:t xml:space="preserve"> src/middleware.tsguarda de entrada</w:t>
       </w:r>
       <w:r>
         <w:br w:type="page"/>
@@ -4083,52 +4203,6 @@
     </w:p>
     <w:p>
       <w:pPr>
-        <w:pStyle w:val="Heading2"/>
-        <w:bidi w:val="0"/>
-        <w:ind w:hanging="0" w:left="0" w:right="0"/>
-        <w:jc w:val="left"/>
-        <w:rPr/>
-      </w:pPr>
-      <w:bookmarkStart w:id="13" w:name="h13"/>
-      <w:bookmarkEnd w:id="13"/>
-      <w:r>
-        <w:rPr/>
-        <w:t>Diagrama de despliegue</w:t>
-      </w:r>
-      <w:r>
-        <w:rPr>
-          <w:color w:val="FFFFFF"/>
-          <w:sz w:val="2"/>
-        </w:rPr>
-        <w:t>[[h13]]</w:t>
-      </w:r>
-    </w:p>
-    <w:p>
-      <w:pPr>
-        <w:pStyle w:val="BodyText"/>
-        <w:bidi w:val="0"/>
-        <w:jc w:val="left"/>
-        <w:rPr/>
-      </w:pPr>
-      <w:r>
-        <w:rPr/>
-        <w:t>El diagrama de despliegue físico muestra cómo y dónde se desplegará el sistema. Las máquinas físicas y los procesadores se representan como nodos, visualizados habitualmente como cubos, y los artefactos se ubican dentro de esos nodos para modelar el despliegue (SENA, 2018). La ubicación de cada artefacto se guía por las especificaciones de despliegue.</w:t>
-      </w:r>
-    </w:p>
-    <w:p>
-      <w:pPr>
-        <w:pStyle w:val="BodyText"/>
-        <w:bidi w:val="0"/>
-        <w:jc w:val="left"/>
-        <w:rPr/>
-      </w:pPr>
-      <w:r>
-        <w:rPr/>
-        <w:t>El caso de este sistema tiene una particularidad que el diagrama expone con claridad: no existe un servidor propio. El cómputo ocurre en funciones administradas por la plataforma de despliegue, la base de datos reside en un servicio gestionado con réplicas por región, y las tareas programadas las dispara un planificador externo mediante peticiones autenticadas. Los nodos del diagrama son, por tanto, entornos de ejecución de terceros y no máquinas bajo control directo del proyecto.</w:t>
-      </w:r>
-    </w:p>
-    <w:p>
-      <w:pPr>
         <w:pStyle w:val="BodyTextfig-num"/>
         <w:keepNext w:val="true"/>
         <w:bidi w:val="0"/>
@@ -4138,7 +4212,7 @@
       </w:pPr>
       <w:r>
         <w:rPr/>
-        <w:t>Figura 31</w:t>
+        <w:t>Figura 30 (sección 2 de 2)</w:t>
       </w:r>
     </w:p>
     <w:p>
@@ -4156,7 +4230,7 @@
         <w:rPr>
           <w:i/>
         </w:rPr>
-        <w:t>Despliegue de producción (codebymike.tech)</w:t>
+        <w:t>Diagrama de paquetes</w:t>
       </w:r>
     </w:p>
     <w:p>
@@ -4171,7 +4245,7 @@
         <w:rPr/>
         <w:drawing>
           <wp:inline distT="0" distB="0" distL="0" distR="0">
-            <wp:extent cx="5939790" cy="3528060"/>
+            <wp:extent cx="4471035" cy="6840220"/>
             <wp:effectExtent l="0" t="0" r="0" b="0"/>
             <wp:docPr id="31" name="Image31" descr=""/>
             <wp:cNvGraphicFramePr>
@@ -4195,346 +4269,7 @@
                   <pic:spPr bwMode="auto">
                     <a:xfrm>
                       <a:off x="0" y="0"/>
-                      <a:ext cx="5939790" cy="3528060"/>
-                    </a:xfrm>
-                    <a:prstGeom prst="rect">
-                      <a:avLst/>
-                    </a:prstGeom>
-                  </pic:spPr>
-                </pic:pic>
-              </a:graphicData>
-            </a:graphic>
-          </wp:inline>
-        </w:drawing>
-      </w:r>
-    </w:p>
-    <w:p>
-      <w:pPr>
-        <w:pStyle w:val="BodyText"/>
-        <w:bidi w:val="0"/>
-        <w:ind w:hanging="0" w:left="0" w:right="0"/>
-        <w:jc w:val="left"/>
-        <w:rPr/>
-      </w:pPr>
-      <w:r>
-        <w:rPr>
-          <w:i/>
-        </w:rPr>
-        <w:t>Nota.</w:t>
-      </w:r>
-      <w:r>
-        <w:rPr/>
-        <w:t xml:space="preserve"> Qué corre dónde y por dónde viaja cada cosa. El sistema no tiene servidor propio: todo el cómputo vive en la red de borde de Vercel, la persistencia es un servicio gestionado y los disparadores periódicos vienen de fuera, no de un proceso residente.</w:t>
-      </w:r>
-      <w:r>
-        <w:br w:type="page"/>
-      </w:r>
-    </w:p>
-    <w:p>
-      <w:pPr>
-        <w:pStyle w:val="Heading2"/>
-        <w:bidi w:val="0"/>
-        <w:ind w:hanging="0" w:left="0" w:right="0"/>
-        <w:jc w:val="left"/>
-        <w:rPr/>
-      </w:pPr>
-      <w:bookmarkStart w:id="14" w:name="h14"/>
-      <w:bookmarkEnd w:id="14"/>
-      <w:r>
-        <w:rPr/>
-        <w:t>Diagrama de paquetes</w:t>
-      </w:r>
-      <w:r>
-        <w:rPr>
-          <w:color w:val="FFFFFF"/>
-          <w:sz w:val="2"/>
-        </w:rPr>
-        <w:t>[[h14]]</w:t>
-      </w:r>
-    </w:p>
-    <w:p>
-      <w:pPr>
-        <w:pStyle w:val="BodyText"/>
-        <w:bidi w:val="0"/>
-        <w:jc w:val="left"/>
-        <w:rPr/>
-      </w:pPr>
-      <w:r>
-        <w:rPr/>
-        <w:t>El diagrama de paquetes permite organizar los elementos de modelado en agrupaciones y representar las dependencias entre ellas (SENA, 2018). Sus usos más frecuentes son ordenar diagramas de casos de uso y de clases, aunque no está limitado a esos elementos.</w:t>
-      </w:r>
-    </w:p>
-    <w:p>
-      <w:pPr>
-        <w:pStyle w:val="BodyText"/>
-        <w:bidi w:val="0"/>
-        <w:jc w:val="left"/>
-        <w:rPr/>
-      </w:pPr>
-      <w:r>
-        <w:rPr/>
-        <w:t>En este sistema el diagrama de paquetes documenta una regla de arquitectura que el código debe respetar: las dependencias fluyen en una sola dirección, desde las páginas y los puntos de entrada hacia la lógica de dominio y de ahí hacia el acceso a datos, sin ciclos de retorno. Los módulos de lógica pura no dependen de la base de datos, y esa restricción es la que permite probarlos sin levantar una base de datos real.</w:t>
-      </w:r>
-      <w:r>
-        <w:br w:type="page"/>
-      </w:r>
-    </w:p>
-    <w:p>
-      <w:pPr>
-        <w:pStyle w:val="BodyTextfig-num"/>
-        <w:keepNext w:val="true"/>
-        <w:bidi w:val="0"/>
-        <w:ind w:hanging="0" w:left="0" w:right="0"/>
-        <w:jc w:val="left"/>
-        <w:rPr/>
-      </w:pPr>
-      <w:r>
-        <w:rPr/>
-        <w:t>Figura 32 (sección 1 de 3)</w:t>
-      </w:r>
-    </w:p>
-    <w:p>
-      <w:pPr>
-        <w:pStyle w:val="BodyTextfig-tit"/>
-        <w:keepNext w:val="true"/>
-        <w:bidi w:val="0"/>
-        <w:ind w:hanging="0" w:left="0" w:right="0"/>
-        <w:jc w:val="left"/>
-        <w:rPr>
-          <w:i/>
-        </w:rPr>
-      </w:pPr>
-      <w:r>
-        <w:rPr>
-          <w:i/>
-        </w:rPr>
-        <w:t>Diagrama de paquetes</w:t>
-      </w:r>
-    </w:p>
-    <w:p>
-      <w:pPr>
-        <w:pStyle w:val="BodyText"/>
-        <w:bidi w:val="0"/>
-        <w:ind w:hanging="0" w:left="0" w:right="0"/>
-        <w:jc w:val="left"/>
-        <w:rPr/>
-      </w:pPr>
-      <w:r>
-        <w:rPr/>
-        <w:drawing>
-          <wp:inline distT="0" distB="0" distL="0" distR="0">
-            <wp:extent cx="5939790" cy="6757035"/>
-            <wp:effectExtent l="0" t="0" r="0" b="0"/>
-            <wp:docPr id="32" name="Image32" descr=""/>
-            <wp:cNvGraphicFramePr>
-              <a:graphicFrameLocks xmlns:a="http://schemas.openxmlformats.org/drawingml/2006/main" noChangeAspect="1"/>
-            </wp:cNvGraphicFramePr>
-            <a:graphic xmlns:a="http://schemas.openxmlformats.org/drawingml/2006/main">
-              <a:graphicData uri="http://schemas.openxmlformats.org/drawingml/2006/picture">
-                <pic:pic xmlns:pic="http://schemas.openxmlformats.org/drawingml/2006/picture">
-                  <pic:nvPicPr>
-                    <pic:cNvPr id="32" name="Image32" descr=""/>
-                    <pic:cNvPicPr>
-                      <a:picLocks noChangeAspect="1" noChangeArrowheads="1"/>
-                    </pic:cNvPicPr>
-                  </pic:nvPicPr>
-                  <pic:blipFill>
-                    <a:blip r:embed="rId33"/>
-                    <a:stretch>
-                      <a:fillRect/>
-                    </a:stretch>
-                  </pic:blipFill>
-                  <pic:spPr bwMode="auto">
-                    <a:xfrm>
-                      <a:off x="0" y="0"/>
-                      <a:ext cx="5939790" cy="6757035"/>
-                    </a:xfrm>
-                    <a:prstGeom prst="rect">
-                      <a:avLst/>
-                    </a:prstGeom>
-                  </pic:spPr>
-                </pic:pic>
-              </a:graphicData>
-            </a:graphic>
-          </wp:inline>
-        </w:drawing>
-      </w:r>
-    </w:p>
-    <w:p>
-      <w:pPr>
-        <w:pStyle w:val="BodyText"/>
-        <w:bidi w:val="0"/>
-        <w:ind w:hanging="0" w:left="0" w:right="0"/>
-        <w:jc w:val="left"/>
-        <w:rPr/>
-      </w:pPr>
-      <w:r>
-        <w:rPr>
-          <w:i/>
-        </w:rPr>
-        <w:t>Nota.</w:t>
-      </w:r>
-      <w:r>
-        <w:rPr/>
-        <w:t xml:space="preserve"> lib/security/micro-SIEM: clasificador, ratelimit, blocklist</w:t>
-      </w:r>
-      <w:r>
-        <w:br w:type="page"/>
-      </w:r>
-    </w:p>
-    <w:p>
-      <w:pPr>
-        <w:pStyle w:val="BodyTextfig-num"/>
-        <w:keepNext w:val="true"/>
-        <w:bidi w:val="0"/>
-        <w:ind w:hanging="0" w:left="0" w:right="0"/>
-        <w:jc w:val="left"/>
-        <w:rPr/>
-      </w:pPr>
-      <w:r>
-        <w:rPr/>
-        <w:t>Figura 32 (sección 2 de 3)</w:t>
-      </w:r>
-    </w:p>
-    <w:p>
-      <w:pPr>
-        <w:pStyle w:val="BodyTextfig-tit"/>
-        <w:keepNext w:val="true"/>
-        <w:bidi w:val="0"/>
-        <w:ind w:hanging="0" w:left="0" w:right="0"/>
-        <w:jc w:val="left"/>
-        <w:rPr>
-          <w:i/>
-        </w:rPr>
-      </w:pPr>
-      <w:r>
-        <w:rPr>
-          <w:i/>
-        </w:rPr>
-        <w:t>Diagrama de paquetes</w:t>
-      </w:r>
-    </w:p>
-    <w:p>
-      <w:pPr>
-        <w:pStyle w:val="BodyText"/>
-        <w:bidi w:val="0"/>
-        <w:ind w:hanging="0" w:left="0" w:right="0"/>
-        <w:jc w:val="left"/>
-        <w:rPr/>
-      </w:pPr>
-      <w:r>
-        <w:rPr/>
-        <w:drawing>
-          <wp:inline distT="0" distB="0" distL="0" distR="0">
-            <wp:extent cx="5169535" cy="6840220"/>
-            <wp:effectExtent l="0" t="0" r="0" b="0"/>
-            <wp:docPr id="33" name="Image33" descr=""/>
-            <wp:cNvGraphicFramePr>
-              <a:graphicFrameLocks xmlns:a="http://schemas.openxmlformats.org/drawingml/2006/main" noChangeAspect="1"/>
-            </wp:cNvGraphicFramePr>
-            <a:graphic xmlns:a="http://schemas.openxmlformats.org/drawingml/2006/main">
-              <a:graphicData uri="http://schemas.openxmlformats.org/drawingml/2006/picture">
-                <pic:pic xmlns:pic="http://schemas.openxmlformats.org/drawingml/2006/picture">
-                  <pic:nvPicPr>
-                    <pic:cNvPr id="33" name="Image33" descr=""/>
-                    <pic:cNvPicPr>
-                      <a:picLocks noChangeAspect="1" noChangeArrowheads="1"/>
-                    </pic:cNvPicPr>
-                  </pic:nvPicPr>
-                  <pic:blipFill>
-                    <a:blip r:embed="rId34"/>
-                    <a:stretch>
-                      <a:fillRect/>
-                    </a:stretch>
-                  </pic:blipFill>
-                  <pic:spPr bwMode="auto">
-                    <a:xfrm>
-                      <a:off x="0" y="0"/>
-                      <a:ext cx="5169535" cy="6840220"/>
-                    </a:xfrm>
-                    <a:prstGeom prst="rect">
-                      <a:avLst/>
-                    </a:prstGeom>
-                  </pic:spPr>
-                </pic:pic>
-              </a:graphicData>
-            </a:graphic>
-          </wp:inline>
-        </w:drawing>
-      </w:r>
-      <w:r>
-        <w:br w:type="page"/>
-      </w:r>
-    </w:p>
-    <w:p>
-      <w:pPr>
-        <w:pStyle w:val="BodyTextfig-num"/>
-        <w:keepNext w:val="true"/>
-        <w:bidi w:val="0"/>
-        <w:ind w:hanging="0" w:left="0" w:right="0"/>
-        <w:jc w:val="left"/>
-        <w:rPr/>
-      </w:pPr>
-      <w:r>
-        <w:rPr/>
-        <w:t>Figura 32 (sección 3 de 3)</w:t>
-      </w:r>
-    </w:p>
-    <w:p>
-      <w:pPr>
-        <w:pStyle w:val="BodyTextfig-tit"/>
-        <w:keepNext w:val="true"/>
-        <w:bidi w:val="0"/>
-        <w:ind w:hanging="0" w:left="0" w:right="0"/>
-        <w:jc w:val="left"/>
-        <w:rPr>
-          <w:i/>
-        </w:rPr>
-      </w:pPr>
-      <w:r>
-        <w:rPr>
-          <w:i/>
-        </w:rPr>
-        <w:t>Diagrama de paquetes</w:t>
-      </w:r>
-    </w:p>
-    <w:p>
-      <w:pPr>
-        <w:pStyle w:val="BodyText"/>
-        <w:bidi w:val="0"/>
-        <w:ind w:hanging="0" w:left="0" w:right="0"/>
-        <w:jc w:val="left"/>
-        <w:rPr/>
-      </w:pPr>
-      <w:r>
-        <w:rPr/>
-        <w:drawing>
-          <wp:inline distT="0" distB="0" distL="0" distR="0">
-            <wp:extent cx="5169535" cy="6840220"/>
-            <wp:effectExtent l="0" t="0" r="0" b="0"/>
-            <wp:docPr id="34" name="Image34" descr=""/>
-            <wp:cNvGraphicFramePr>
-              <a:graphicFrameLocks xmlns:a="http://schemas.openxmlformats.org/drawingml/2006/main" noChangeAspect="1"/>
-            </wp:cNvGraphicFramePr>
-            <a:graphic xmlns:a="http://schemas.openxmlformats.org/drawingml/2006/main">
-              <a:graphicData uri="http://schemas.openxmlformats.org/drawingml/2006/picture">
-                <pic:pic xmlns:pic="http://schemas.openxmlformats.org/drawingml/2006/picture">
-                  <pic:nvPicPr>
-                    <pic:cNvPr id="34" name="Image34" descr=""/>
-                    <pic:cNvPicPr>
-                      <a:picLocks noChangeAspect="1" noChangeArrowheads="1"/>
-                    </pic:cNvPicPr>
-                  </pic:nvPicPr>
-                  <pic:blipFill>
-                    <a:blip r:embed="rId35"/>
-                    <a:stretch>
-                      <a:fillRect/>
-                    </a:stretch>
-                  </pic:blipFill>
-                  <pic:spPr bwMode="auto">
-                    <a:xfrm>
-                      <a:off x="0" y="0"/>
-                      <a:ext cx="5169535" cy="6840220"/>
+                      <a:ext cx="4471035" cy="6840220"/>
                     </a:xfrm>
                     <a:prstGeom prst="rect">
                       <a:avLst/>

--- a/manuales_sena/Diagramas-UML-CodeByMike.docx
+++ b/manuales_sena/Diagramas-UML-CodeByMike.docx
@@ -196,6 +196,18 @@
       <w:r>
         <w:rPr/>
         <w:t>Diagrama de casos de uso</w:t>
+      </w:r>
+    </w:p>
+    <w:p>
+      <w:pPr>
+        <w:pStyle w:val="BodyText"/>
+        <w:bidi w:val="0"/>
+        <w:jc w:val="left"/>
+        <w:rPr/>
+      </w:pPr>
+      <w:r>
+        <w:rPr/>
+        <w:t>Documentación de los casos de uso</w:t>
       </w:r>
     </w:p>
     <w:p>
@@ -1966,7 +1978,7 @@
       <w:bookmarkEnd w:id="6"/>
       <w:r>
         <w:rPr/>
-        <w:t>Diagrama de secuencia</w:t>
+        <w:t>Documentación de los casos de uso</w:t>
       </w:r>
       <w:r>
         <w:rPr>
@@ -1974,6 +1986,5342 @@
           <w:sz w:val="2"/>
         </w:rPr>
         <w:t>[[h6]]</w:t>
+      </w:r>
+    </w:p>
+    <w:p>
+      <w:pPr>
+        <w:pStyle w:val="BodyText"/>
+        <w:bidi w:val="0"/>
+        <w:jc w:val="left"/>
+        <w:rPr/>
+      </w:pPr>
+      <w:r>
+        <w:rPr/>
+        <w:t>La técnica de casos de uso exige, además del diagrama, la descripción de cada caso: el flujo de eventos que se da entre el sistema y el actor (SENA, 2018). Las tablas siguientes recogen ese formato extendido (precondiciones, secuencia normal, flujos alternos, excepciones y postcondiciones) para los casos de uso más críticos del sistema, que son los que involucran dinero, seguridad o estado que debe permanecer consistente ante fallos.</w:t>
+      </w:r>
+    </w:p>
+    <w:p>
+      <w:pPr>
+        <w:pStyle w:val="BodyText"/>
+        <w:keepNext w:val="true"/>
+        <w:keepLines/>
+        <w:bidi w:val="0"/>
+        <w:ind w:hanging="0" w:left="0" w:right="0"/>
+        <w:jc w:val="left"/>
+        <w:rPr>
+          <w:b/>
+        </w:rPr>
+      </w:pPr>
+      <w:r>
+        <w:rPr>
+          <w:b/>
+        </w:rPr>
+        <w:t>Tabla 1</w:t>
+      </w:r>
+    </w:p>
+    <w:p>
+      <w:pPr>
+        <w:pStyle w:val="BodyTexttab-tit"/>
+        <w:keepNext w:val="true"/>
+        <w:keepLines/>
+        <w:bidi w:val="0"/>
+        <w:ind w:hanging="0" w:left="0" w:right="0"/>
+        <w:jc w:val="left"/>
+        <w:rPr>
+          <w:i/>
+        </w:rPr>
+      </w:pPr>
+      <w:r>
+        <w:rPr>
+          <w:i/>
+        </w:rPr>
+        <w:t>Descripción del caso de uso CU-04Iniciar sesión como administradorAdministrador (Mike)</w:t>
+      </w:r>
+    </w:p>
+    <w:tbl>
+      <w:tblPr>
+        <w:tblW w:w="9026" w:type="dxa"/>
+        <w:jc w:val="left"/>
+        <w:tblInd w:w="0" w:type="dxa"/>
+        <w:tblLayout w:type="fixed"/>
+        <w:tblCellMar>
+          <w:top w:w="28" w:type="dxa"/>
+          <w:left w:w="28" w:type="dxa"/>
+          <w:bottom w:w="28" w:type="dxa"/>
+          <w:right w:w="28" w:type="dxa"/>
+        </w:tblCellMar>
+      </w:tblPr>
+      <w:tblGrid>
+        <w:gridCol w:w="1764"/>
+        <w:gridCol w:w="7262"/>
+      </w:tblGrid>
+      <w:tr>
+        <w:trPr/>
+        <w:tc>
+          <w:tcPr>
+            <w:tcW w:w="1764" w:type="dxa"/>
+            <w:tcBorders/>
+            <w:vAlign w:val="center"/>
+          </w:tcPr>
+          <w:p>
+            <w:pPr>
+              <w:pStyle w:val="TableHeading"/>
+              <w:suppressLineNumbers/>
+              <w:bidi w:val="0"/>
+              <w:jc w:val="center"/>
+              <w:rPr/>
+            </w:pPr>
+            <w:r>
+              <w:rPr/>
+              <w:t>Descripción</w:t>
+            </w:r>
+          </w:p>
+        </w:tc>
+        <w:tc>
+          <w:tcPr>
+            <w:tcW w:w="7262" w:type="dxa"/>
+            <w:tcBorders/>
+            <w:vAlign w:val="center"/>
+          </w:tcPr>
+          <w:p>
+            <w:pPr>
+              <w:pStyle w:val="TableContents"/>
+              <w:widowControl w:val="false"/>
+              <w:suppressLineNumbers/>
+              <w:bidi w:val="0"/>
+              <w:jc w:val="left"/>
+              <w:rPr/>
+            </w:pPr>
+            <w:r>
+              <w:rPr/>
+              <w:t>El administrador se autentica con GitHub y accede al panel si su login está en la allowlist.</w:t>
+            </w:r>
+          </w:p>
+        </w:tc>
+      </w:tr>
+      <w:tr>
+        <w:trPr/>
+        <w:tc>
+          <w:tcPr>
+            <w:tcW w:w="1764" w:type="dxa"/>
+            <w:tcBorders/>
+            <w:vAlign w:val="center"/>
+          </w:tcPr>
+          <w:p>
+            <w:pPr>
+              <w:pStyle w:val="TableHeading"/>
+              <w:suppressLineNumbers/>
+              <w:bidi w:val="0"/>
+              <w:jc w:val="center"/>
+              <w:rPr/>
+            </w:pPr>
+            <w:r>
+              <w:rPr/>
+              <w:t>Precondición</w:t>
+            </w:r>
+          </w:p>
+        </w:tc>
+        <w:tc>
+          <w:tcPr>
+            <w:tcW w:w="7262" w:type="dxa"/>
+            <w:tcBorders/>
+            <w:vAlign w:val="center"/>
+          </w:tcPr>
+          <w:p>
+            <w:pPr>
+              <w:pStyle w:val="TableContents"/>
+              <w:widowControl w:val="false"/>
+              <w:suppressLineNumbers/>
+              <w:bidi w:val="0"/>
+              <w:jc w:val="left"/>
+              <w:rPr/>
+            </w:pPr>
+            <w:r>
+              <w:rPr/>
+              <w:t>El administrador tiene una cuenta de GitHub válida. Su login está registrado en la allowlist de src/lib/auth.ts.</w:t>
+            </w:r>
+          </w:p>
+        </w:tc>
+      </w:tr>
+      <w:tr>
+        <w:trPr/>
+        <w:tc>
+          <w:tcPr>
+            <w:tcW w:w="1764" w:type="dxa"/>
+            <w:tcBorders/>
+            <w:vAlign w:val="center"/>
+          </w:tcPr>
+          <w:p>
+            <w:pPr>
+              <w:pStyle w:val="TableHeading"/>
+              <w:suppressLineNumbers/>
+              <w:bidi w:val="0"/>
+              <w:jc w:val="center"/>
+              <w:rPr/>
+            </w:pPr>
+            <w:r>
+              <w:rPr/>
+              <w:t>Secuencia normal</w:t>
+            </w:r>
+          </w:p>
+        </w:tc>
+        <w:tc>
+          <w:tcPr>
+            <w:tcW w:w="7262" w:type="dxa"/>
+            <w:tcBorders/>
+            <w:vAlign w:val="center"/>
+          </w:tcPr>
+          <w:p>
+            <w:pPr>
+              <w:pStyle w:val="TableContents"/>
+              <w:numPr>
+                <w:ilvl w:val="0"/>
+                <w:numId w:val="2"/>
+              </w:numPr>
+              <w:tabs>
+                <w:tab w:val="clear" w:pos="709"/>
+                <w:tab w:val="left" w:pos="709" w:leader="none"/>
+              </w:tabs>
+              <w:bidi w:val="0"/>
+              <w:ind w:hanging="283" w:left="709"/>
+              <w:jc w:val="left"/>
+              <w:rPr/>
+            </w:pPr>
+            <w:r>
+              <w:rPr/>
+              <w:t>PasoAcción</w:t>
+            </w:r>
+          </w:p>
+          <w:p>
+            <w:pPr>
+              <w:pStyle w:val="TableContents"/>
+              <w:numPr>
+                <w:ilvl w:val="0"/>
+                <w:numId w:val="2"/>
+              </w:numPr>
+              <w:tabs>
+                <w:tab w:val="clear" w:pos="709"/>
+                <w:tab w:val="left" w:pos="709" w:leader="none"/>
+              </w:tabs>
+              <w:bidi w:val="0"/>
+              <w:ind w:hanging="283" w:left="709"/>
+              <w:jc w:val="left"/>
+              <w:rPr/>
+            </w:pPr>
+            <w:r>
+              <w:rPr/>
+              <w:t>1El administrador visita /admin sin sesión activa.</w:t>
+            </w:r>
+          </w:p>
+          <w:p>
+            <w:pPr>
+              <w:pStyle w:val="TableContents"/>
+              <w:numPr>
+                <w:ilvl w:val="0"/>
+                <w:numId w:val="2"/>
+              </w:numPr>
+              <w:tabs>
+                <w:tab w:val="clear" w:pos="709"/>
+                <w:tab w:val="left" w:pos="709" w:leader="none"/>
+              </w:tabs>
+              <w:bidi w:val="0"/>
+              <w:ind w:hanging="283" w:left="709"/>
+              <w:jc w:val="left"/>
+              <w:rPr/>
+            </w:pPr>
+            <w:r>
+              <w:rPr/>
+              <w:t>2El middleware detecta ausencia de sesión y redirige a /api/auth/signin.</w:t>
+            </w:r>
+          </w:p>
+          <w:p>
+            <w:pPr>
+              <w:pStyle w:val="TableContents"/>
+              <w:numPr>
+                <w:ilvl w:val="0"/>
+                <w:numId w:val="2"/>
+              </w:numPr>
+              <w:tabs>
+                <w:tab w:val="clear" w:pos="709"/>
+                <w:tab w:val="left" w:pos="709" w:leader="none"/>
+              </w:tabs>
+              <w:bidi w:val="0"/>
+              <w:ind w:hanging="283" w:left="709"/>
+              <w:jc w:val="left"/>
+              <w:rPr/>
+            </w:pPr>
+            <w:r>
+              <w:rPr/>
+              <w:t>3El administrador autoriza la app OAuth de GitHub.</w:t>
+            </w:r>
+          </w:p>
+          <w:p>
+            <w:pPr>
+              <w:pStyle w:val="TableContents"/>
+              <w:numPr>
+                <w:ilvl w:val="0"/>
+                <w:numId w:val="2"/>
+              </w:numPr>
+              <w:tabs>
+                <w:tab w:val="clear" w:pos="709"/>
+                <w:tab w:val="left" w:pos="709" w:leader="none"/>
+              </w:tabs>
+              <w:bidi w:val="0"/>
+              <w:ind w:hanging="283" w:left="709"/>
+              <w:jc w:val="left"/>
+              <w:rPr/>
+            </w:pPr>
+            <w:r>
+              <w:rPr/>
+              <w:t>4Auth.js valida el login contra la allowlist.</w:t>
+            </w:r>
+          </w:p>
+          <w:p>
+            <w:pPr>
+              <w:pStyle w:val="TableContents"/>
+              <w:numPr>
+                <w:ilvl w:val="0"/>
+                <w:numId w:val="2"/>
+              </w:numPr>
+              <w:tabs>
+                <w:tab w:val="clear" w:pos="709"/>
+                <w:tab w:val="left" w:pos="709" w:leader="none"/>
+              </w:tabs>
+              <w:bidi w:val="0"/>
+              <w:ind w:hanging="283" w:left="709"/>
+              <w:jc w:val="left"/>
+              <w:rPr/>
+            </w:pPr>
+            <w:r>
+              <w:rPr/>
+              <w:t>5Se emite un JWT de sesión y se registra el dispositivo en admin_sessions.</w:t>
+            </w:r>
+          </w:p>
+          <w:p>
+            <w:pPr>
+              <w:pStyle w:val="TableContents"/>
+              <w:numPr>
+                <w:ilvl w:val="0"/>
+                <w:numId w:val="2"/>
+              </w:numPr>
+              <w:tabs>
+                <w:tab w:val="clear" w:pos="709"/>
+                <w:tab w:val="left" w:pos="709" w:leader="none"/>
+              </w:tabs>
+              <w:bidi w:val="0"/>
+              <w:spacing w:before="0" w:after="283"/>
+              <w:ind w:hanging="283" w:left="709"/>
+              <w:jc w:val="left"/>
+              <w:rPr/>
+            </w:pPr>
+            <w:r>
+              <w:rPr/>
+              <w:t>6El administrador es redirigido al panel /admin.</w:t>
+            </w:r>
+          </w:p>
+        </w:tc>
+      </w:tr>
+      <w:tr>
+        <w:trPr/>
+        <w:tc>
+          <w:tcPr>
+            <w:tcW w:w="1764" w:type="dxa"/>
+            <w:tcBorders/>
+            <w:vAlign w:val="center"/>
+          </w:tcPr>
+          <w:p>
+            <w:pPr>
+              <w:pStyle w:val="TableHeading"/>
+              <w:suppressLineNumbers/>
+              <w:bidi w:val="0"/>
+              <w:jc w:val="center"/>
+              <w:rPr/>
+            </w:pPr>
+            <w:r>
+              <w:rPr/>
+              <w:t>Flujos alternos</w:t>
+            </w:r>
+          </w:p>
+        </w:tc>
+        <w:tc>
+          <w:tcPr>
+            <w:tcW w:w="7262" w:type="dxa"/>
+            <w:tcBorders/>
+            <w:vAlign w:val="center"/>
+          </w:tcPr>
+          <w:p>
+            <w:pPr>
+              <w:pStyle w:val="TableContents"/>
+              <w:numPr>
+                <w:ilvl w:val="0"/>
+                <w:numId w:val="3"/>
+              </w:numPr>
+              <w:tabs>
+                <w:tab w:val="clear" w:pos="709"/>
+                <w:tab w:val="left" w:pos="709" w:leader="none"/>
+              </w:tabs>
+              <w:bidi w:val="0"/>
+              <w:ind w:hanging="283" w:left="709"/>
+              <w:jc w:val="left"/>
+              <w:rPr/>
+            </w:pPr>
+            <w:r>
+              <w:rPr/>
+              <w:t>1.GitHub autentica correctamente pero el login no está en la allowlist.</w:t>
+            </w:r>
+          </w:p>
+          <w:p>
+            <w:pPr>
+              <w:pStyle w:val="TableContents"/>
+              <w:numPr>
+                <w:ilvl w:val="0"/>
+                <w:numId w:val="3"/>
+              </w:numPr>
+              <w:tabs>
+                <w:tab w:val="clear" w:pos="709"/>
+                <w:tab w:val="left" w:pos="709" w:leader="none"/>
+              </w:tabs>
+              <w:bidi w:val="0"/>
+              <w:spacing w:before="0" w:after="283"/>
+              <w:ind w:hanging="283" w:left="709"/>
+              <w:jc w:val="left"/>
+              <w:rPr/>
+            </w:pPr>
+            <w:r>
+              <w:rPr/>
+              <w:t>2.Auth.js rechaza la sesión y muestra error de acceso denegado.</w:t>
+            </w:r>
+          </w:p>
+        </w:tc>
+      </w:tr>
+      <w:tr>
+        <w:trPr/>
+        <w:tc>
+          <w:tcPr>
+            <w:tcW w:w="1764" w:type="dxa"/>
+            <w:tcBorders/>
+            <w:vAlign w:val="center"/>
+          </w:tcPr>
+          <w:p>
+            <w:pPr>
+              <w:pStyle w:val="TableHeading"/>
+              <w:suppressLineNumbers/>
+              <w:bidi w:val="0"/>
+              <w:jc w:val="center"/>
+              <w:rPr/>
+            </w:pPr>
+            <w:r>
+              <w:rPr/>
+              <w:t>Postcondición</w:t>
+            </w:r>
+          </w:p>
+        </w:tc>
+        <w:tc>
+          <w:tcPr>
+            <w:tcW w:w="7262" w:type="dxa"/>
+            <w:tcBorders/>
+            <w:vAlign w:val="center"/>
+          </w:tcPr>
+          <w:p>
+            <w:pPr>
+              <w:pStyle w:val="TableContents"/>
+              <w:widowControl w:val="false"/>
+              <w:suppressLineNumbers/>
+              <w:bidi w:val="0"/>
+              <w:jc w:val="left"/>
+              <w:rPr/>
+            </w:pPr>
+            <w:r>
+              <w:rPr/>
+              <w:t>El administrador tiene una sesión JWT activa y un registro en admin_sessions con IP y user-agent.</w:t>
+            </w:r>
+          </w:p>
+        </w:tc>
+      </w:tr>
+      <w:tr>
+        <w:trPr/>
+        <w:tc>
+          <w:tcPr>
+            <w:tcW w:w="1764" w:type="dxa"/>
+            <w:tcBorders/>
+            <w:vAlign w:val="center"/>
+          </w:tcPr>
+          <w:p>
+            <w:pPr>
+              <w:pStyle w:val="TableHeading"/>
+              <w:suppressLineNumbers/>
+              <w:bidi w:val="0"/>
+              <w:jc w:val="center"/>
+              <w:rPr/>
+            </w:pPr>
+            <w:r>
+              <w:rPr/>
+              <w:t>Excepciones</w:t>
+            </w:r>
+          </w:p>
+        </w:tc>
+        <w:tc>
+          <w:tcPr>
+            <w:tcW w:w="7262" w:type="dxa"/>
+            <w:tcBorders/>
+            <w:vAlign w:val="center"/>
+          </w:tcPr>
+          <w:p>
+            <w:pPr>
+              <w:pStyle w:val="TableContents"/>
+              <w:numPr>
+                <w:ilvl w:val="0"/>
+                <w:numId w:val="4"/>
+              </w:numPr>
+              <w:tabs>
+                <w:tab w:val="clear" w:pos="709"/>
+                <w:tab w:val="left" w:pos="709" w:leader="none"/>
+              </w:tabs>
+              <w:bidi w:val="0"/>
+              <w:ind w:hanging="283" w:left="709"/>
+              <w:jc w:val="left"/>
+              <w:rPr/>
+            </w:pPr>
+            <w:r>
+              <w:rPr/>
+              <w:t>PasoAcción</w:t>
+            </w:r>
+          </w:p>
+          <w:p>
+            <w:pPr>
+              <w:pStyle w:val="TableContents"/>
+              <w:numPr>
+                <w:ilvl w:val="0"/>
+                <w:numId w:val="4"/>
+              </w:numPr>
+              <w:tabs>
+                <w:tab w:val="clear" w:pos="709"/>
+                <w:tab w:val="left" w:pos="709" w:leader="none"/>
+              </w:tabs>
+              <w:bidi w:val="0"/>
+              <w:spacing w:before="0" w:after="283"/>
+              <w:ind w:hanging="283" w:left="709"/>
+              <w:jc w:val="left"/>
+              <w:rPr/>
+            </w:pPr>
+            <w:r>
+              <w:rPr/>
+              <w:t>1GitHub OAuth no disponible: el login falla con mensaje de error genérico, sin exponer detalles internos.</w:t>
+            </w:r>
+          </w:p>
+        </w:tc>
+      </w:tr>
+    </w:tbl>
+    <w:p>
+      <w:pPr>
+        <w:pStyle w:val="BodyText"/>
+        <w:keepNext w:val="true"/>
+        <w:keepLines/>
+        <w:bidi w:val="0"/>
+        <w:ind w:hanging="0" w:left="0" w:right="0"/>
+        <w:jc w:val="left"/>
+        <w:rPr>
+          <w:b/>
+        </w:rPr>
+      </w:pPr>
+      <w:r>
+        <w:rPr>
+          <w:b/>
+        </w:rPr>
+        <w:t>Tabla 2</w:t>
+      </w:r>
+    </w:p>
+    <w:p>
+      <w:pPr>
+        <w:pStyle w:val="BodyTexttab-tit"/>
+        <w:keepNext w:val="true"/>
+        <w:keepLines/>
+        <w:bidi w:val="0"/>
+        <w:ind w:hanging="0" w:left="0" w:right="0"/>
+        <w:jc w:val="left"/>
+        <w:rPr>
+          <w:i/>
+        </w:rPr>
+      </w:pPr>
+      <w:r>
+        <w:rPr>
+          <w:i/>
+        </w:rPr>
+        <w:t>Descripción del caso de uso CU-09Recibir alerta de monitor caídoCron externo (cron-job.org / Vercel Cron)</w:t>
+      </w:r>
+    </w:p>
+    <w:tbl>
+      <w:tblPr>
+        <w:tblW w:w="9026" w:type="dxa"/>
+        <w:jc w:val="left"/>
+        <w:tblInd w:w="0" w:type="dxa"/>
+        <w:tblLayout w:type="fixed"/>
+        <w:tblCellMar>
+          <w:top w:w="28" w:type="dxa"/>
+          <w:left w:w="28" w:type="dxa"/>
+          <w:bottom w:w="28" w:type="dxa"/>
+          <w:right w:w="28" w:type="dxa"/>
+        </w:tblCellMar>
+      </w:tblPr>
+      <w:tblGrid>
+        <w:gridCol w:w="1719"/>
+        <w:gridCol w:w="7307"/>
+      </w:tblGrid>
+      <w:tr>
+        <w:trPr/>
+        <w:tc>
+          <w:tcPr>
+            <w:tcW w:w="1719" w:type="dxa"/>
+            <w:tcBorders/>
+            <w:vAlign w:val="center"/>
+          </w:tcPr>
+          <w:p>
+            <w:pPr>
+              <w:pStyle w:val="TableHeading"/>
+              <w:suppressLineNumbers/>
+              <w:bidi w:val="0"/>
+              <w:jc w:val="center"/>
+              <w:rPr/>
+            </w:pPr>
+            <w:r>
+              <w:rPr/>
+              <w:t>Descripción</w:t>
+            </w:r>
+          </w:p>
+        </w:tc>
+        <w:tc>
+          <w:tcPr>
+            <w:tcW w:w="7307" w:type="dxa"/>
+            <w:tcBorders/>
+            <w:vAlign w:val="center"/>
+          </w:tcPr>
+          <w:p>
+            <w:pPr>
+              <w:pStyle w:val="TableContents"/>
+              <w:widowControl w:val="false"/>
+              <w:suppressLineNumbers/>
+              <w:bidi w:val="0"/>
+              <w:jc w:val="left"/>
+              <w:rPr/>
+            </w:pPr>
+            <w:r>
+              <w:rPr/>
+              <w:t>El cron externo dispara el chequeo, detecta una caída, abre un incidente y notifica por push.</w:t>
+            </w:r>
+          </w:p>
+        </w:tc>
+      </w:tr>
+      <w:tr>
+        <w:trPr/>
+        <w:tc>
+          <w:tcPr>
+            <w:tcW w:w="1719" w:type="dxa"/>
+            <w:tcBorders/>
+            <w:vAlign w:val="center"/>
+          </w:tcPr>
+          <w:p>
+            <w:pPr>
+              <w:pStyle w:val="TableHeading"/>
+              <w:suppressLineNumbers/>
+              <w:bidi w:val="0"/>
+              <w:jc w:val="center"/>
+              <w:rPr/>
+            </w:pPr>
+            <w:r>
+              <w:rPr/>
+              <w:t>Precondición</w:t>
+            </w:r>
+          </w:p>
+        </w:tc>
+        <w:tc>
+          <w:tcPr>
+            <w:tcW w:w="7307" w:type="dxa"/>
+            <w:tcBorders/>
+            <w:vAlign w:val="center"/>
+          </w:tcPr>
+          <w:p>
+            <w:pPr>
+              <w:pStyle w:val="TableContents"/>
+              <w:widowControl w:val="false"/>
+              <w:suppressLineNumbers/>
+              <w:bidi w:val="0"/>
+              <w:jc w:val="left"/>
+              <w:rPr/>
+            </w:pPr>
+            <w:r>
+              <w:rPr/>
+              <w:t>Existe un monitor activo y no pausado en la tabla monitors. El cron externo tiene configurado el CRON_SECRET válido.</w:t>
+            </w:r>
+          </w:p>
+        </w:tc>
+      </w:tr>
+      <w:tr>
+        <w:trPr/>
+        <w:tc>
+          <w:tcPr>
+            <w:tcW w:w="1719" w:type="dxa"/>
+            <w:tcBorders/>
+            <w:vAlign w:val="center"/>
+          </w:tcPr>
+          <w:p>
+            <w:pPr>
+              <w:pStyle w:val="TableHeading"/>
+              <w:suppressLineNumbers/>
+              <w:bidi w:val="0"/>
+              <w:jc w:val="center"/>
+              <w:rPr/>
+            </w:pPr>
+            <w:r>
+              <w:rPr/>
+              <w:t>Secuencia normal</w:t>
+            </w:r>
+          </w:p>
+        </w:tc>
+        <w:tc>
+          <w:tcPr>
+            <w:tcW w:w="7307" w:type="dxa"/>
+            <w:tcBorders/>
+            <w:vAlign w:val="center"/>
+          </w:tcPr>
+          <w:p>
+            <w:pPr>
+              <w:pStyle w:val="TableContents"/>
+              <w:numPr>
+                <w:ilvl w:val="0"/>
+                <w:numId w:val="5"/>
+              </w:numPr>
+              <w:tabs>
+                <w:tab w:val="clear" w:pos="709"/>
+                <w:tab w:val="left" w:pos="709" w:leader="none"/>
+              </w:tabs>
+              <w:bidi w:val="0"/>
+              <w:ind w:hanging="283" w:left="709"/>
+              <w:jc w:val="left"/>
+              <w:rPr/>
+            </w:pPr>
+            <w:r>
+              <w:rPr/>
+              <w:t>PasoAcción</w:t>
+            </w:r>
+          </w:p>
+          <w:p>
+            <w:pPr>
+              <w:pStyle w:val="TableContents"/>
+              <w:numPr>
+                <w:ilvl w:val="0"/>
+                <w:numId w:val="5"/>
+              </w:numPr>
+              <w:tabs>
+                <w:tab w:val="clear" w:pos="709"/>
+                <w:tab w:val="left" w:pos="709" w:leader="none"/>
+              </w:tabs>
+              <w:bidi w:val="0"/>
+              <w:ind w:hanging="283" w:left="709"/>
+              <w:jc w:val="left"/>
+              <w:rPr/>
+            </w:pPr>
+            <w:r>
+              <w:rPr/>
+              <w:t>1El cron externo llama a /api/cron/uptime-check con el secreto.</w:t>
+            </w:r>
+          </w:p>
+          <w:p>
+            <w:pPr>
+              <w:pStyle w:val="TableContents"/>
+              <w:numPr>
+                <w:ilvl w:val="0"/>
+                <w:numId w:val="5"/>
+              </w:numPr>
+              <w:tabs>
+                <w:tab w:val="clear" w:pos="709"/>
+                <w:tab w:val="left" w:pos="709" w:leader="none"/>
+              </w:tabs>
+              <w:bidi w:val="0"/>
+              <w:ind w:hanging="283" w:left="709"/>
+              <w:jc w:val="left"/>
+              <w:rPr/>
+            </w:pPr>
+            <w:r>
+              <w:rPr/>
+              <w:t>2El sistema itera los monitores activos y hace la petición HTTP configurada (método, texto esperado, umbral de latencia).</w:t>
+            </w:r>
+          </w:p>
+          <w:p>
+            <w:pPr>
+              <w:pStyle w:val="TableContents"/>
+              <w:numPr>
+                <w:ilvl w:val="0"/>
+                <w:numId w:val="5"/>
+              </w:numPr>
+              <w:tabs>
+                <w:tab w:val="clear" w:pos="709"/>
+                <w:tab w:val="left" w:pos="709" w:leader="none"/>
+              </w:tabs>
+              <w:bidi w:val="0"/>
+              <w:ind w:hanging="283" w:left="709"/>
+              <w:jc w:val="left"/>
+              <w:rPr/>
+            </w:pPr>
+            <w:r>
+              <w:rPr/>
+              <w:t>3La respuesta falla (status inesperado, timeout o texto ausente).</w:t>
+            </w:r>
+          </w:p>
+          <w:p>
+            <w:pPr>
+              <w:pStyle w:val="TableContents"/>
+              <w:numPr>
+                <w:ilvl w:val="0"/>
+                <w:numId w:val="5"/>
+              </w:numPr>
+              <w:tabs>
+                <w:tab w:val="clear" w:pos="709"/>
+                <w:tab w:val="left" w:pos="709" w:leader="none"/>
+              </w:tabs>
+              <w:bidi w:val="0"/>
+              <w:ind w:hanging="283" w:left="709"/>
+              <w:jc w:val="left"/>
+              <w:rPr/>
+            </w:pPr>
+            <w:r>
+              <w:rPr/>
+              <w:t>4Se inserta un monitor_check con ok=false.</w:t>
+            </w:r>
+          </w:p>
+          <w:p>
+            <w:pPr>
+              <w:pStyle w:val="TableContents"/>
+              <w:numPr>
+                <w:ilvl w:val="0"/>
+                <w:numId w:val="5"/>
+              </w:numPr>
+              <w:tabs>
+                <w:tab w:val="clear" w:pos="709"/>
+                <w:tab w:val="left" w:pos="709" w:leader="none"/>
+              </w:tabs>
+              <w:bidi w:val="0"/>
+              <w:ind w:hanging="283" w:left="709"/>
+              <w:jc w:val="left"/>
+              <w:rPr/>
+            </w:pPr>
+            <w:r>
+              <w:rPr/>
+              <w:t>5Si es el primer fallo consecutivo, se abre un monitor_incidents con startedAt.</w:t>
+            </w:r>
+          </w:p>
+          <w:p>
+            <w:pPr>
+              <w:pStyle w:val="TableContents"/>
+              <w:numPr>
+                <w:ilvl w:val="0"/>
+                <w:numId w:val="5"/>
+              </w:numPr>
+              <w:tabs>
+                <w:tab w:val="clear" w:pos="709"/>
+                <w:tab w:val="left" w:pos="709" w:leader="none"/>
+              </w:tabs>
+              <w:bidi w:val="0"/>
+              <w:spacing w:before="0" w:after="283"/>
+              <w:ind w:hanging="283" w:left="709"/>
+              <w:jc w:val="left"/>
+              <w:rPr/>
+            </w:pPr>
+            <w:r>
+              <w:rPr/>
+              <w:t>6Se actualiza monitors.lastStatus a "down" y se dispara una notificación push (ntfy).</w:t>
+            </w:r>
+          </w:p>
+        </w:tc>
+      </w:tr>
+      <w:tr>
+        <w:trPr/>
+        <w:tc>
+          <w:tcPr>
+            <w:tcW w:w="1719" w:type="dxa"/>
+            <w:tcBorders/>
+            <w:vAlign w:val="center"/>
+          </w:tcPr>
+          <w:p>
+            <w:pPr>
+              <w:pStyle w:val="TableHeading"/>
+              <w:suppressLineNumbers/>
+              <w:bidi w:val="0"/>
+              <w:jc w:val="center"/>
+              <w:rPr/>
+            </w:pPr>
+            <w:r>
+              <w:rPr/>
+              <w:t>Flujos alternos</w:t>
+            </w:r>
+          </w:p>
+        </w:tc>
+        <w:tc>
+          <w:tcPr>
+            <w:tcW w:w="7307" w:type="dxa"/>
+            <w:tcBorders/>
+            <w:vAlign w:val="center"/>
+          </w:tcPr>
+          <w:p>
+            <w:pPr>
+              <w:pStyle w:val="TableContents"/>
+              <w:numPr>
+                <w:ilvl w:val="0"/>
+                <w:numId w:val="6"/>
+              </w:numPr>
+              <w:tabs>
+                <w:tab w:val="clear" w:pos="709"/>
+                <w:tab w:val="left" w:pos="709" w:leader="none"/>
+              </w:tabs>
+              <w:bidi w:val="0"/>
+              <w:ind w:hanging="283" w:left="709"/>
+              <w:jc w:val="left"/>
+              <w:rPr/>
+            </w:pPr>
+            <w:r>
+              <w:rPr/>
+              <w:t>1.Un chequeo posterior tiene éxito.</w:t>
+            </w:r>
+          </w:p>
+          <w:p>
+            <w:pPr>
+              <w:pStyle w:val="TableContents"/>
+              <w:numPr>
+                <w:ilvl w:val="0"/>
+                <w:numId w:val="6"/>
+              </w:numPr>
+              <w:tabs>
+                <w:tab w:val="clear" w:pos="709"/>
+                <w:tab w:val="left" w:pos="709" w:leader="none"/>
+              </w:tabs>
+              <w:bidi w:val="0"/>
+              <w:ind w:hanging="283" w:left="709"/>
+              <w:jc w:val="left"/>
+              <w:rPr/>
+            </w:pPr>
+            <w:r>
+              <w:rPr/>
+              <w:t>2.Se cierra el incidente abierto con resolvedAt y durationSec.</w:t>
+            </w:r>
+          </w:p>
+          <w:p>
+            <w:pPr>
+              <w:pStyle w:val="TableContents"/>
+              <w:numPr>
+                <w:ilvl w:val="0"/>
+                <w:numId w:val="6"/>
+              </w:numPr>
+              <w:tabs>
+                <w:tab w:val="clear" w:pos="709"/>
+                <w:tab w:val="left" w:pos="709" w:leader="none"/>
+              </w:tabs>
+              <w:bidi w:val="0"/>
+              <w:ind w:hanging="283" w:left="709"/>
+              <w:jc w:val="left"/>
+              <w:rPr/>
+            </w:pPr>
+            <w:r>
+              <w:rPr/>
+              <w:t>3.Se notifica la recuperación.</w:t>
+            </w:r>
+          </w:p>
+          <w:p>
+            <w:pPr>
+              <w:pStyle w:val="TableContents"/>
+              <w:numPr>
+                <w:ilvl w:val="0"/>
+                <w:numId w:val="6"/>
+              </w:numPr>
+              <w:tabs>
+                <w:tab w:val="clear" w:pos="709"/>
+                <w:tab w:val="left" w:pos="709" w:leader="none"/>
+              </w:tabs>
+              <w:bidi w:val="0"/>
+              <w:ind w:hanging="283" w:left="709"/>
+              <w:jc w:val="left"/>
+              <w:rPr/>
+            </w:pPr>
+            <w:r>
+              <w:rPr/>
+              <w:t>1.La respuesta es exitosa pero supera latencyThresholdMs.</w:t>
+            </w:r>
+          </w:p>
+          <w:p>
+            <w:pPr>
+              <w:pStyle w:val="TableContents"/>
+              <w:numPr>
+                <w:ilvl w:val="0"/>
+                <w:numId w:val="6"/>
+              </w:numPr>
+              <w:tabs>
+                <w:tab w:val="clear" w:pos="709"/>
+                <w:tab w:val="left" w:pos="709" w:leader="none"/>
+              </w:tabs>
+              <w:bidi w:val="0"/>
+              <w:spacing w:before="0" w:after="283"/>
+              <w:ind w:hanging="283" w:left="709"/>
+              <w:jc w:val="left"/>
+              <w:rPr/>
+            </w:pPr>
+            <w:r>
+              <w:rPr/>
+              <w:t>2.lastStatus pasa a "degraded" sin abrir incidente.</w:t>
+            </w:r>
+          </w:p>
+        </w:tc>
+      </w:tr>
+      <w:tr>
+        <w:trPr/>
+        <w:tc>
+          <w:tcPr>
+            <w:tcW w:w="1719" w:type="dxa"/>
+            <w:tcBorders/>
+            <w:vAlign w:val="center"/>
+          </w:tcPr>
+          <w:p>
+            <w:pPr>
+              <w:pStyle w:val="TableHeading"/>
+              <w:suppressLineNumbers/>
+              <w:bidi w:val="0"/>
+              <w:jc w:val="center"/>
+              <w:rPr/>
+            </w:pPr>
+            <w:r>
+              <w:rPr/>
+              <w:t>Postcondición</w:t>
+            </w:r>
+          </w:p>
+        </w:tc>
+        <w:tc>
+          <w:tcPr>
+            <w:tcW w:w="7307" w:type="dxa"/>
+            <w:tcBorders/>
+            <w:vAlign w:val="center"/>
+          </w:tcPr>
+          <w:p>
+            <w:pPr>
+              <w:pStyle w:val="TableContents"/>
+              <w:widowControl w:val="false"/>
+              <w:suppressLineNumbers/>
+              <w:bidi w:val="0"/>
+              <w:jc w:val="left"/>
+              <w:rPr/>
+            </w:pPr>
+            <w:r>
+              <w:rPr/>
+              <w:t>El estado materializado del monitor refleja el último chequeo; el historial permite reconstruir el SLO.</w:t>
+            </w:r>
+          </w:p>
+        </w:tc>
+      </w:tr>
+      <w:tr>
+        <w:trPr/>
+        <w:tc>
+          <w:tcPr>
+            <w:tcW w:w="1719" w:type="dxa"/>
+            <w:tcBorders/>
+            <w:vAlign w:val="center"/>
+          </w:tcPr>
+          <w:p>
+            <w:pPr>
+              <w:pStyle w:val="TableHeading"/>
+              <w:suppressLineNumbers/>
+              <w:bidi w:val="0"/>
+              <w:jc w:val="center"/>
+              <w:rPr/>
+            </w:pPr>
+            <w:r>
+              <w:rPr/>
+              <w:t>Excepciones</w:t>
+            </w:r>
+          </w:p>
+        </w:tc>
+        <w:tc>
+          <w:tcPr>
+            <w:tcW w:w="7307" w:type="dxa"/>
+            <w:tcBorders/>
+            <w:vAlign w:val="center"/>
+          </w:tcPr>
+          <w:p>
+            <w:pPr>
+              <w:pStyle w:val="TableContents"/>
+              <w:numPr>
+                <w:ilvl w:val="0"/>
+                <w:numId w:val="7"/>
+              </w:numPr>
+              <w:tabs>
+                <w:tab w:val="clear" w:pos="709"/>
+                <w:tab w:val="left" w:pos="709" w:leader="none"/>
+              </w:tabs>
+              <w:bidi w:val="0"/>
+              <w:ind w:hanging="283" w:left="709"/>
+              <w:jc w:val="left"/>
+              <w:rPr/>
+            </w:pPr>
+            <w:r>
+              <w:rPr/>
+              <w:t>PasoAcción</w:t>
+            </w:r>
+          </w:p>
+          <w:p>
+            <w:pPr>
+              <w:pStyle w:val="TableContents"/>
+              <w:numPr>
+                <w:ilvl w:val="0"/>
+                <w:numId w:val="7"/>
+              </w:numPr>
+              <w:tabs>
+                <w:tab w:val="clear" w:pos="709"/>
+                <w:tab w:val="left" w:pos="709" w:leader="none"/>
+              </w:tabs>
+              <w:bidi w:val="0"/>
+              <w:spacing w:before="0" w:after="283"/>
+              <w:ind w:hanging="283" w:left="709"/>
+              <w:jc w:val="left"/>
+              <w:rPr/>
+            </w:pPr>
+            <w:r>
+              <w:rPr/>
+              <w:t>1El endpoint del monitor no responde en absoluto (timeout de red): se registra como fallo con error de timeout.</w:t>
+            </w:r>
+          </w:p>
+        </w:tc>
+      </w:tr>
+    </w:tbl>
+    <w:p>
+      <w:pPr>
+        <w:pStyle w:val="BodyText"/>
+        <w:keepNext w:val="true"/>
+        <w:keepLines/>
+        <w:bidi w:val="0"/>
+        <w:ind w:hanging="0" w:left="0" w:right="0"/>
+        <w:jc w:val="left"/>
+        <w:rPr>
+          <w:b/>
+        </w:rPr>
+      </w:pPr>
+      <w:r>
+        <w:rPr>
+          <w:b/>
+        </w:rPr>
+        <w:t>Tabla 3</w:t>
+      </w:r>
+    </w:p>
+    <w:p>
+      <w:pPr>
+        <w:pStyle w:val="BodyTexttab-tit"/>
+        <w:keepNext w:val="true"/>
+        <w:keepLines/>
+        <w:bidi w:val="0"/>
+        <w:ind w:hanging="0" w:left="0" w:right="0"/>
+        <w:jc w:val="left"/>
+        <w:rPr>
+          <w:i/>
+        </w:rPr>
+      </w:pPr>
+      <w:r>
+        <w:rPr>
+          <w:i/>
+        </w:rPr>
+        <w:t>Descripción del caso de uso CU-12Procesar un pago con idempotenciaPasarela de pagos (Wompi)</w:t>
+      </w:r>
+    </w:p>
+    <w:tbl>
+      <w:tblPr>
+        <w:tblW w:w="9026" w:type="dxa"/>
+        <w:jc w:val="left"/>
+        <w:tblInd w:w="0" w:type="dxa"/>
+        <w:tblLayout w:type="fixed"/>
+        <w:tblCellMar>
+          <w:top w:w="28" w:type="dxa"/>
+          <w:left w:w="28" w:type="dxa"/>
+          <w:bottom w:w="28" w:type="dxa"/>
+          <w:right w:w="28" w:type="dxa"/>
+        </w:tblCellMar>
+      </w:tblPr>
+      <w:tblGrid>
+        <w:gridCol w:w="1703"/>
+        <w:gridCol w:w="7323"/>
+      </w:tblGrid>
+      <w:tr>
+        <w:trPr/>
+        <w:tc>
+          <w:tcPr>
+            <w:tcW w:w="1703" w:type="dxa"/>
+            <w:tcBorders/>
+            <w:vAlign w:val="center"/>
+          </w:tcPr>
+          <w:p>
+            <w:pPr>
+              <w:pStyle w:val="TableHeading"/>
+              <w:suppressLineNumbers/>
+              <w:bidi w:val="0"/>
+              <w:jc w:val="center"/>
+              <w:rPr/>
+            </w:pPr>
+            <w:r>
+              <w:rPr/>
+              <w:t>Descripción</w:t>
+            </w:r>
+          </w:p>
+        </w:tc>
+        <w:tc>
+          <w:tcPr>
+            <w:tcW w:w="7323" w:type="dxa"/>
+            <w:tcBorders/>
+            <w:vAlign w:val="center"/>
+          </w:tcPr>
+          <w:p>
+            <w:pPr>
+              <w:pStyle w:val="TableContents"/>
+              <w:widowControl w:val="false"/>
+              <w:suppressLineNumbers/>
+              <w:bidi w:val="0"/>
+              <w:jc w:val="left"/>
+              <w:rPr/>
+            </w:pPr>
+            <w:r>
+              <w:rPr/>
+              <w:t>La pasarela envía un webhook de pago; el sistema aplica el evento respetando idempotencia y orden.</w:t>
+            </w:r>
+          </w:p>
+        </w:tc>
+      </w:tr>
+      <w:tr>
+        <w:trPr/>
+        <w:tc>
+          <w:tcPr>
+            <w:tcW w:w="1703" w:type="dxa"/>
+            <w:tcBorders/>
+            <w:vAlign w:val="center"/>
+          </w:tcPr>
+          <w:p>
+            <w:pPr>
+              <w:pStyle w:val="TableHeading"/>
+              <w:suppressLineNumbers/>
+              <w:bidi w:val="0"/>
+              <w:jc w:val="center"/>
+              <w:rPr/>
+            </w:pPr>
+            <w:r>
+              <w:rPr/>
+              <w:t>Precondición</w:t>
+            </w:r>
+          </w:p>
+        </w:tc>
+        <w:tc>
+          <w:tcPr>
+            <w:tcW w:w="7323" w:type="dxa"/>
+            <w:tcBorders/>
+            <w:vAlign w:val="center"/>
+          </w:tcPr>
+          <w:p>
+            <w:pPr>
+              <w:pStyle w:val="TableContents"/>
+              <w:widowControl w:val="false"/>
+              <w:suppressLineNumbers/>
+              <w:bidi w:val="0"/>
+              <w:jc w:val="left"/>
+              <w:rPr/>
+            </w:pPr>
+            <w:r>
+              <w:rPr/>
+              <w:t>Existe un payment en estado created o pending con un idempotencyKey único.</w:t>
+            </w:r>
+          </w:p>
+        </w:tc>
+      </w:tr>
+      <w:tr>
+        <w:trPr/>
+        <w:tc>
+          <w:tcPr>
+            <w:tcW w:w="1703" w:type="dxa"/>
+            <w:tcBorders/>
+            <w:vAlign w:val="center"/>
+          </w:tcPr>
+          <w:p>
+            <w:pPr>
+              <w:pStyle w:val="TableHeading"/>
+              <w:suppressLineNumbers/>
+              <w:bidi w:val="0"/>
+              <w:jc w:val="center"/>
+              <w:rPr/>
+            </w:pPr>
+            <w:r>
+              <w:rPr/>
+              <w:t>Secuencia normal</w:t>
+            </w:r>
+          </w:p>
+        </w:tc>
+        <w:tc>
+          <w:tcPr>
+            <w:tcW w:w="7323" w:type="dxa"/>
+            <w:tcBorders/>
+            <w:vAlign w:val="center"/>
+          </w:tcPr>
+          <w:p>
+            <w:pPr>
+              <w:pStyle w:val="TableContents"/>
+              <w:numPr>
+                <w:ilvl w:val="0"/>
+                <w:numId w:val="8"/>
+              </w:numPr>
+              <w:tabs>
+                <w:tab w:val="clear" w:pos="709"/>
+                <w:tab w:val="left" w:pos="709" w:leader="none"/>
+              </w:tabs>
+              <w:bidi w:val="0"/>
+              <w:ind w:hanging="283" w:left="709"/>
+              <w:jc w:val="left"/>
+              <w:rPr/>
+            </w:pPr>
+            <w:r>
+              <w:rPr/>
+              <w:t>PasoAcción</w:t>
+            </w:r>
+          </w:p>
+          <w:p>
+            <w:pPr>
+              <w:pStyle w:val="TableContents"/>
+              <w:numPr>
+                <w:ilvl w:val="0"/>
+                <w:numId w:val="8"/>
+              </w:numPr>
+              <w:tabs>
+                <w:tab w:val="clear" w:pos="709"/>
+                <w:tab w:val="left" w:pos="709" w:leader="none"/>
+              </w:tabs>
+              <w:bidi w:val="0"/>
+              <w:ind w:hanging="283" w:left="709"/>
+              <w:jc w:val="left"/>
+              <w:rPr/>
+            </w:pPr>
+            <w:r>
+              <w:rPr/>
+              <w:t>1La pasarela (Wompi) envía un webhook con el resultado de la transacción.</w:t>
+            </w:r>
+          </w:p>
+          <w:p>
+            <w:pPr>
+              <w:pStyle w:val="TableContents"/>
+              <w:numPr>
+                <w:ilvl w:val="0"/>
+                <w:numId w:val="8"/>
+              </w:numPr>
+              <w:tabs>
+                <w:tab w:val="clear" w:pos="709"/>
+                <w:tab w:val="left" w:pos="709" w:leader="none"/>
+              </w:tabs>
+              <w:bidi w:val="0"/>
+              <w:ind w:hanging="283" w:left="709"/>
+              <w:jc w:val="left"/>
+              <w:rPr/>
+            </w:pPr>
+            <w:r>
+              <w:rPr/>
+              <w:t>2El sistema busca el payment por reference/gatewayTxId.</w:t>
+            </w:r>
+          </w:p>
+          <w:p>
+            <w:pPr>
+              <w:pStyle w:val="TableContents"/>
+              <w:numPr>
+                <w:ilvl w:val="0"/>
+                <w:numId w:val="8"/>
+              </w:numPr>
+              <w:tabs>
+                <w:tab w:val="clear" w:pos="709"/>
+                <w:tab w:val="left" w:pos="709" w:leader="none"/>
+              </w:tabs>
+              <w:bidi w:val="0"/>
+              <w:ind w:hanging="283" w:left="709"/>
+              <w:jc w:val="left"/>
+              <w:rPr/>
+            </w:pPr>
+            <w:r>
+              <w:rPr/>
+              <w:t>3Se registra el evento crudo en payment_events (incluyendo si es duplicado o fuera de orden).</w:t>
+            </w:r>
+          </w:p>
+          <w:p>
+            <w:pPr>
+              <w:pStyle w:val="TableContents"/>
+              <w:numPr>
+                <w:ilvl w:val="0"/>
+                <w:numId w:val="8"/>
+              </w:numPr>
+              <w:tabs>
+                <w:tab w:val="clear" w:pos="709"/>
+                <w:tab w:val="left" w:pos="709" w:leader="none"/>
+              </w:tabs>
+              <w:bidi w:val="0"/>
+              <w:ind w:hanging="283" w:left="709"/>
+              <w:jc w:val="left"/>
+              <w:rPr/>
+            </w:pPr>
+            <w:r>
+              <w:rPr/>
+              <w:t>4Si el evento es válido y en orden, se aplica la transición de estado (created→pending→approved/declined).</w:t>
+            </w:r>
+          </w:p>
+          <w:p>
+            <w:pPr>
+              <w:pStyle w:val="TableContents"/>
+              <w:numPr>
+                <w:ilvl w:val="0"/>
+                <w:numId w:val="8"/>
+              </w:numPr>
+              <w:tabs>
+                <w:tab w:val="clear" w:pos="709"/>
+                <w:tab w:val="left" w:pos="709" w:leader="none"/>
+              </w:tabs>
+              <w:bidi w:val="0"/>
+              <w:spacing w:before="0" w:after="283"/>
+              <w:ind w:hanging="283" w:left="709"/>
+              <w:jc w:val="left"/>
+              <w:rPr/>
+            </w:pPr>
+            <w:r>
+              <w:rPr/>
+              <w:t>5Se responde 200 a la pasarela para confirmar recepción.</w:t>
+            </w:r>
+          </w:p>
+        </w:tc>
+      </w:tr>
+      <w:tr>
+        <w:trPr/>
+        <w:tc>
+          <w:tcPr>
+            <w:tcW w:w="1703" w:type="dxa"/>
+            <w:tcBorders/>
+            <w:vAlign w:val="center"/>
+          </w:tcPr>
+          <w:p>
+            <w:pPr>
+              <w:pStyle w:val="TableHeading"/>
+              <w:suppressLineNumbers/>
+              <w:bidi w:val="0"/>
+              <w:jc w:val="center"/>
+              <w:rPr/>
+            </w:pPr>
+            <w:r>
+              <w:rPr/>
+              <w:t>Flujos alternos</w:t>
+            </w:r>
+          </w:p>
+        </w:tc>
+        <w:tc>
+          <w:tcPr>
+            <w:tcW w:w="7323" w:type="dxa"/>
+            <w:tcBorders/>
+            <w:vAlign w:val="center"/>
+          </w:tcPr>
+          <w:p>
+            <w:pPr>
+              <w:pStyle w:val="TableContents"/>
+              <w:numPr>
+                <w:ilvl w:val="0"/>
+                <w:numId w:val="9"/>
+              </w:numPr>
+              <w:tabs>
+                <w:tab w:val="clear" w:pos="709"/>
+                <w:tab w:val="left" w:pos="709" w:leader="none"/>
+              </w:tabs>
+              <w:bidi w:val="0"/>
+              <w:ind w:hanging="283" w:left="709"/>
+              <w:jc w:val="left"/>
+              <w:rPr/>
+            </w:pPr>
+            <w:r>
+              <w:rPr/>
+              <w:t>1.El gatewayTxId ya fue procesado.</w:t>
+            </w:r>
+          </w:p>
+          <w:p>
+            <w:pPr>
+              <w:pStyle w:val="TableContents"/>
+              <w:numPr>
+                <w:ilvl w:val="0"/>
+                <w:numId w:val="9"/>
+              </w:numPr>
+              <w:tabs>
+                <w:tab w:val="clear" w:pos="709"/>
+                <w:tab w:val="left" w:pos="709" w:leader="none"/>
+              </w:tabs>
+              <w:bidi w:val="0"/>
+              <w:ind w:hanging="283" w:left="709"/>
+              <w:jc w:val="left"/>
+              <w:rPr/>
+            </w:pPr>
+            <w:r>
+              <w:rPr/>
+              <w:t>2.Se marca duplicate=true en payment_events.</w:t>
+            </w:r>
+          </w:p>
+          <w:p>
+            <w:pPr>
+              <w:pStyle w:val="TableContents"/>
+              <w:numPr>
+                <w:ilvl w:val="0"/>
+                <w:numId w:val="9"/>
+              </w:numPr>
+              <w:tabs>
+                <w:tab w:val="clear" w:pos="709"/>
+                <w:tab w:val="left" w:pos="709" w:leader="none"/>
+              </w:tabs>
+              <w:bidi w:val="0"/>
+              <w:ind w:hanging="283" w:left="709"/>
+              <w:jc w:val="left"/>
+              <w:rPr/>
+            </w:pPr>
+            <w:r>
+              <w:rPr/>
+              <w:t>3.No se modifica el estado del payment.</w:t>
+            </w:r>
+          </w:p>
+          <w:p>
+            <w:pPr>
+              <w:pStyle w:val="TableContents"/>
+              <w:numPr>
+                <w:ilvl w:val="0"/>
+                <w:numId w:val="9"/>
+              </w:numPr>
+              <w:tabs>
+                <w:tab w:val="clear" w:pos="709"/>
+                <w:tab w:val="left" w:pos="709" w:leader="none"/>
+              </w:tabs>
+              <w:bidi w:val="0"/>
+              <w:ind w:hanging="283" w:left="709"/>
+              <w:jc w:val="left"/>
+              <w:rPr/>
+            </w:pPr>
+            <w:r>
+              <w:rPr/>
+              <w:t>1.Llega un evento "pending" después de uno "approved".</w:t>
+            </w:r>
+          </w:p>
+          <w:p>
+            <w:pPr>
+              <w:pStyle w:val="TableContents"/>
+              <w:numPr>
+                <w:ilvl w:val="0"/>
+                <w:numId w:val="9"/>
+              </w:numPr>
+              <w:tabs>
+                <w:tab w:val="clear" w:pos="709"/>
+                <w:tab w:val="left" w:pos="709" w:leader="none"/>
+              </w:tabs>
+              <w:bidi w:val="0"/>
+              <w:ind w:hanging="283" w:left="709"/>
+              <w:jc w:val="left"/>
+              <w:rPr/>
+            </w:pPr>
+            <w:r>
+              <w:rPr/>
+              <w:t>2.Se marca outOfOrder=true.</w:t>
+            </w:r>
+          </w:p>
+          <w:p>
+            <w:pPr>
+              <w:pStyle w:val="TableContents"/>
+              <w:numPr>
+                <w:ilvl w:val="0"/>
+                <w:numId w:val="9"/>
+              </w:numPr>
+              <w:tabs>
+                <w:tab w:val="clear" w:pos="709"/>
+                <w:tab w:val="left" w:pos="709" w:leader="none"/>
+              </w:tabs>
+              <w:bidi w:val="0"/>
+              <w:spacing w:before="0" w:after="283"/>
+              <w:ind w:hanging="283" w:left="709"/>
+              <w:jc w:val="left"/>
+              <w:rPr/>
+            </w:pPr>
+            <w:r>
+              <w:rPr/>
+              <w:t>3.El estado terminal previo se conserva (nunca retrocede).</w:t>
+            </w:r>
+          </w:p>
+        </w:tc>
+      </w:tr>
+      <w:tr>
+        <w:trPr/>
+        <w:tc>
+          <w:tcPr>
+            <w:tcW w:w="1703" w:type="dxa"/>
+            <w:tcBorders/>
+            <w:vAlign w:val="center"/>
+          </w:tcPr>
+          <w:p>
+            <w:pPr>
+              <w:pStyle w:val="TableHeading"/>
+              <w:suppressLineNumbers/>
+              <w:bidi w:val="0"/>
+              <w:jc w:val="center"/>
+              <w:rPr/>
+            </w:pPr>
+            <w:r>
+              <w:rPr/>
+              <w:t>Postcondición</w:t>
+            </w:r>
+          </w:p>
+        </w:tc>
+        <w:tc>
+          <w:tcPr>
+            <w:tcW w:w="7323" w:type="dxa"/>
+            <w:tcBorders/>
+            <w:vAlign w:val="center"/>
+          </w:tcPr>
+          <w:p>
+            <w:pPr>
+              <w:pStyle w:val="TableContents"/>
+              <w:widowControl w:val="false"/>
+              <w:suppressLineNumbers/>
+              <w:bidi w:val="0"/>
+              <w:jc w:val="left"/>
+              <w:rPr/>
+            </w:pPr>
+            <w:r>
+              <w:rPr/>
+              <w:t>El estado del payment refleja fielmente la transacción real, con bitácora completa auditable para sustentación.</w:t>
+            </w:r>
+          </w:p>
+        </w:tc>
+      </w:tr>
+      <w:tr>
+        <w:trPr/>
+        <w:tc>
+          <w:tcPr>
+            <w:tcW w:w="1703" w:type="dxa"/>
+            <w:tcBorders/>
+            <w:vAlign w:val="center"/>
+          </w:tcPr>
+          <w:p>
+            <w:pPr>
+              <w:pStyle w:val="TableHeading"/>
+              <w:suppressLineNumbers/>
+              <w:bidi w:val="0"/>
+              <w:jc w:val="center"/>
+              <w:rPr/>
+            </w:pPr>
+            <w:r>
+              <w:rPr/>
+              <w:t>Excepciones</w:t>
+            </w:r>
+          </w:p>
+        </w:tc>
+        <w:tc>
+          <w:tcPr>
+            <w:tcW w:w="7323" w:type="dxa"/>
+            <w:tcBorders/>
+            <w:vAlign w:val="center"/>
+          </w:tcPr>
+          <w:p>
+            <w:pPr>
+              <w:pStyle w:val="TableContents"/>
+              <w:numPr>
+                <w:ilvl w:val="0"/>
+                <w:numId w:val="10"/>
+              </w:numPr>
+              <w:tabs>
+                <w:tab w:val="clear" w:pos="709"/>
+                <w:tab w:val="left" w:pos="709" w:leader="none"/>
+              </w:tabs>
+              <w:bidi w:val="0"/>
+              <w:ind w:hanging="283" w:left="709"/>
+              <w:jc w:val="left"/>
+              <w:rPr/>
+            </w:pPr>
+            <w:r>
+              <w:rPr/>
+              <w:t>PasoAcción</w:t>
+            </w:r>
+          </w:p>
+          <w:p>
+            <w:pPr>
+              <w:pStyle w:val="TableContents"/>
+              <w:numPr>
+                <w:ilvl w:val="0"/>
+                <w:numId w:val="10"/>
+              </w:numPr>
+              <w:tabs>
+                <w:tab w:val="clear" w:pos="709"/>
+                <w:tab w:val="left" w:pos="709" w:leader="none"/>
+              </w:tabs>
+              <w:bidi w:val="0"/>
+              <w:spacing w:before="0" w:after="283"/>
+              <w:ind w:hanging="283" w:left="709"/>
+              <w:jc w:val="left"/>
+              <w:rPr/>
+            </w:pPr>
+            <w:r>
+              <w:rPr/>
+              <w:t>1El monto del evento no coincide con el del payment: se marca amountMismatch=true y se genera una alerta; el evento nunca se aplica.</w:t>
+            </w:r>
+          </w:p>
+        </w:tc>
+      </w:tr>
+    </w:tbl>
+    <w:p>
+      <w:pPr>
+        <w:pStyle w:val="BodyText"/>
+        <w:keepNext w:val="true"/>
+        <w:keepLines/>
+        <w:bidi w:val="0"/>
+        <w:ind w:hanging="0" w:left="0" w:right="0"/>
+        <w:jc w:val="left"/>
+        <w:rPr>
+          <w:b/>
+        </w:rPr>
+      </w:pPr>
+      <w:r>
+        <w:rPr>
+          <w:b/>
+        </w:rPr>
+        <w:t>Tabla 4</w:t>
+      </w:r>
+    </w:p>
+    <w:p>
+      <w:pPr>
+        <w:pStyle w:val="BodyTexttab-tit"/>
+        <w:keepNext w:val="true"/>
+        <w:keepLines/>
+        <w:bidi w:val="0"/>
+        <w:ind w:hanging="0" w:left="0" w:right="0"/>
+        <w:jc w:val="left"/>
+        <w:rPr>
+          <w:i/>
+        </w:rPr>
+      </w:pPr>
+      <w:r>
+        <w:rPr>
+          <w:i/>
+        </w:rPr>
+        <w:t>Descripción del caso de uso CU-14Bloquear una IP maliciosaAdministrador (Mike)</w:t>
+      </w:r>
+    </w:p>
+    <w:tbl>
+      <w:tblPr>
+        <w:tblW w:w="9026" w:type="dxa"/>
+        <w:jc w:val="left"/>
+        <w:tblInd w:w="0" w:type="dxa"/>
+        <w:tblLayout w:type="fixed"/>
+        <w:tblCellMar>
+          <w:top w:w="28" w:type="dxa"/>
+          <w:left w:w="28" w:type="dxa"/>
+          <w:bottom w:w="28" w:type="dxa"/>
+          <w:right w:w="28" w:type="dxa"/>
+        </w:tblCellMar>
+      </w:tblPr>
+      <w:tblGrid>
+        <w:gridCol w:w="1713"/>
+        <w:gridCol w:w="7313"/>
+      </w:tblGrid>
+      <w:tr>
+        <w:trPr/>
+        <w:tc>
+          <w:tcPr>
+            <w:tcW w:w="1713" w:type="dxa"/>
+            <w:tcBorders/>
+            <w:vAlign w:val="center"/>
+          </w:tcPr>
+          <w:p>
+            <w:pPr>
+              <w:pStyle w:val="TableHeading"/>
+              <w:suppressLineNumbers/>
+              <w:bidi w:val="0"/>
+              <w:jc w:val="center"/>
+              <w:rPr/>
+            </w:pPr>
+            <w:r>
+              <w:rPr/>
+              <w:t>Descripción</w:t>
+            </w:r>
+          </w:p>
+        </w:tc>
+        <w:tc>
+          <w:tcPr>
+            <w:tcW w:w="7313" w:type="dxa"/>
+            <w:tcBorders/>
+            <w:vAlign w:val="center"/>
+          </w:tcPr>
+          <w:p>
+            <w:pPr>
+              <w:pStyle w:val="TableContents"/>
+              <w:widowControl w:val="false"/>
+              <w:suppressLineNumbers/>
+              <w:bidi w:val="0"/>
+              <w:jc w:val="left"/>
+              <w:rPr/>
+            </w:pPr>
+            <w:r>
+              <w:rPr/>
+              <w:t>El sensor clasifica un request hostil; el administrador (o el auto-block) añade la IP a la blocklist con TTL.</w:t>
+            </w:r>
+          </w:p>
+        </w:tc>
+      </w:tr>
+      <w:tr>
+        <w:trPr/>
+        <w:tc>
+          <w:tcPr>
+            <w:tcW w:w="1713" w:type="dxa"/>
+            <w:tcBorders/>
+            <w:vAlign w:val="center"/>
+          </w:tcPr>
+          <w:p>
+            <w:pPr>
+              <w:pStyle w:val="TableHeading"/>
+              <w:suppressLineNumbers/>
+              <w:bidi w:val="0"/>
+              <w:jc w:val="center"/>
+              <w:rPr/>
+            </w:pPr>
+            <w:r>
+              <w:rPr/>
+              <w:t>Precondición</w:t>
+            </w:r>
+          </w:p>
+        </w:tc>
+        <w:tc>
+          <w:tcPr>
+            <w:tcW w:w="7313" w:type="dxa"/>
+            <w:tcBorders/>
+            <w:vAlign w:val="center"/>
+          </w:tcPr>
+          <w:p>
+            <w:pPr>
+              <w:pStyle w:val="TableContents"/>
+              <w:widowControl w:val="false"/>
+              <w:suppressLineNumbers/>
+              <w:bidi w:val="0"/>
+              <w:jc w:val="left"/>
+              <w:rPr/>
+            </w:pPr>
+            <w:r>
+              <w:rPr/>
+              <w:t>El sensor de seguridad (sensor.ts) está observando requests entrantes.</w:t>
+            </w:r>
+          </w:p>
+        </w:tc>
+      </w:tr>
+      <w:tr>
+        <w:trPr/>
+        <w:tc>
+          <w:tcPr>
+            <w:tcW w:w="1713" w:type="dxa"/>
+            <w:tcBorders/>
+            <w:vAlign w:val="center"/>
+          </w:tcPr>
+          <w:p>
+            <w:pPr>
+              <w:pStyle w:val="TableHeading"/>
+              <w:suppressLineNumbers/>
+              <w:bidi w:val="0"/>
+              <w:jc w:val="center"/>
+              <w:rPr/>
+            </w:pPr>
+            <w:r>
+              <w:rPr/>
+              <w:t>Secuencia normal</w:t>
+            </w:r>
+          </w:p>
+        </w:tc>
+        <w:tc>
+          <w:tcPr>
+            <w:tcW w:w="7313" w:type="dxa"/>
+            <w:tcBorders/>
+            <w:vAlign w:val="center"/>
+          </w:tcPr>
+          <w:p>
+            <w:pPr>
+              <w:pStyle w:val="TableContents"/>
+              <w:numPr>
+                <w:ilvl w:val="0"/>
+                <w:numId w:val="11"/>
+              </w:numPr>
+              <w:tabs>
+                <w:tab w:val="clear" w:pos="709"/>
+                <w:tab w:val="left" w:pos="709" w:leader="none"/>
+              </w:tabs>
+              <w:bidi w:val="0"/>
+              <w:ind w:hanging="283" w:left="709"/>
+              <w:jc w:val="left"/>
+              <w:rPr/>
+            </w:pPr>
+            <w:r>
+              <w:rPr/>
+              <w:t>PasoAcción</w:t>
+            </w:r>
+          </w:p>
+          <w:p>
+            <w:pPr>
+              <w:pStyle w:val="TableContents"/>
+              <w:numPr>
+                <w:ilvl w:val="0"/>
+                <w:numId w:val="11"/>
+              </w:numPr>
+              <w:tabs>
+                <w:tab w:val="clear" w:pos="709"/>
+                <w:tab w:val="left" w:pos="709" w:leader="none"/>
+              </w:tabs>
+              <w:bidi w:val="0"/>
+              <w:ind w:hanging="283" w:left="709"/>
+              <w:jc w:val="left"/>
+              <w:rPr/>
+            </w:pPr>
+            <w:r>
+              <w:rPr/>
+              <w:t>1Llega un request al middleware.</w:t>
+            </w:r>
+          </w:p>
+          <w:p>
+            <w:pPr>
+              <w:pStyle w:val="TableContents"/>
+              <w:numPr>
+                <w:ilvl w:val="0"/>
+                <w:numId w:val="11"/>
+              </w:numPr>
+              <w:tabs>
+                <w:tab w:val="clear" w:pos="709"/>
+                <w:tab w:val="left" w:pos="709" w:leader="none"/>
+              </w:tabs>
+              <w:bidi w:val="0"/>
+              <w:ind w:hanging="283" w:left="709"/>
+              <w:jc w:val="left"/>
+              <w:rPr/>
+            </w:pPr>
+            <w:r>
+              <w:rPr/>
+              <w:t>2observeRequest clasifica el request contra las firmas conocidas (classify.ts).</w:t>
+            </w:r>
+          </w:p>
+          <w:p>
+            <w:pPr>
+              <w:pStyle w:val="TableContents"/>
+              <w:numPr>
+                <w:ilvl w:val="0"/>
+                <w:numId w:val="11"/>
+              </w:numPr>
+              <w:tabs>
+                <w:tab w:val="clear" w:pos="709"/>
+                <w:tab w:val="left" w:pos="709" w:leader="none"/>
+              </w:tabs>
+              <w:bidi w:val="0"/>
+              <w:ind w:hanging="283" w:left="709"/>
+              <w:jc w:val="left"/>
+              <w:rPr/>
+            </w:pPr>
+            <w:r>
+              <w:rPr/>
+              <w:t>3Se detecta una firma de severidad alta/crítica (p. ej. intento de path traversal).</w:t>
+            </w:r>
+          </w:p>
+          <w:p>
+            <w:pPr>
+              <w:pStyle w:val="TableContents"/>
+              <w:numPr>
+                <w:ilvl w:val="0"/>
+                <w:numId w:val="11"/>
+              </w:numPr>
+              <w:tabs>
+                <w:tab w:val="clear" w:pos="709"/>
+                <w:tab w:val="left" w:pos="709" w:leader="none"/>
+              </w:tabs>
+              <w:bidi w:val="0"/>
+              <w:ind w:hanging="283" w:left="709"/>
+              <w:jc w:val="left"/>
+              <w:rPr/>
+            </w:pPr>
+            <w:r>
+              <w:rPr/>
+              <w:t>4Se registra un security_events con category, severity y ruleId.</w:t>
+            </w:r>
+          </w:p>
+          <w:p>
+            <w:pPr>
+              <w:pStyle w:val="TableContents"/>
+              <w:numPr>
+                <w:ilvl w:val="0"/>
+                <w:numId w:val="11"/>
+              </w:numPr>
+              <w:tabs>
+                <w:tab w:val="clear" w:pos="709"/>
+                <w:tab w:val="left" w:pos="709" w:leader="none"/>
+              </w:tabs>
+              <w:bidi w:val="0"/>
+              <w:ind w:hanging="283" w:left="709"/>
+              <w:jc w:val="left"/>
+              <w:rPr/>
+            </w:pPr>
+            <w:r>
+              <w:rPr/>
+              <w:t>5El cron de auto-block evalúa la reincidencia de esa IP y decide bloquearla con TTL escalonado (1h → 24h → 7d).</w:t>
+            </w:r>
+          </w:p>
+          <w:p>
+            <w:pPr>
+              <w:pStyle w:val="TableContents"/>
+              <w:numPr>
+                <w:ilvl w:val="0"/>
+                <w:numId w:val="11"/>
+              </w:numPr>
+              <w:tabs>
+                <w:tab w:val="clear" w:pos="709"/>
+                <w:tab w:val="left" w:pos="709" w:leader="none"/>
+              </w:tabs>
+              <w:bidi w:val="0"/>
+              <w:spacing w:before="0" w:after="283"/>
+              <w:ind w:hanging="283" w:left="709"/>
+              <w:jc w:val="left"/>
+              <w:rPr/>
+            </w:pPr>
+            <w:r>
+              <w:rPr/>
+              <w:t>6La IP queda en blocked_ips con expiresAt obligatorio.</w:t>
+            </w:r>
+          </w:p>
+        </w:tc>
+      </w:tr>
+      <w:tr>
+        <w:trPr/>
+        <w:tc>
+          <w:tcPr>
+            <w:tcW w:w="1713" w:type="dxa"/>
+            <w:tcBorders/>
+            <w:vAlign w:val="center"/>
+          </w:tcPr>
+          <w:p>
+            <w:pPr>
+              <w:pStyle w:val="TableHeading"/>
+              <w:suppressLineNumbers/>
+              <w:bidi w:val="0"/>
+              <w:jc w:val="center"/>
+              <w:rPr/>
+            </w:pPr>
+            <w:r>
+              <w:rPr/>
+              <w:t>Flujos alternos</w:t>
+            </w:r>
+          </w:p>
+        </w:tc>
+        <w:tc>
+          <w:tcPr>
+            <w:tcW w:w="7313" w:type="dxa"/>
+            <w:tcBorders/>
+            <w:vAlign w:val="center"/>
+          </w:tcPr>
+          <w:p>
+            <w:pPr>
+              <w:pStyle w:val="TableContents"/>
+              <w:numPr>
+                <w:ilvl w:val="0"/>
+                <w:numId w:val="12"/>
+              </w:numPr>
+              <w:tabs>
+                <w:tab w:val="clear" w:pos="709"/>
+                <w:tab w:val="left" w:pos="709" w:leader="none"/>
+              </w:tabs>
+              <w:bidi w:val="0"/>
+              <w:ind w:hanging="283" w:left="709"/>
+              <w:jc w:val="left"/>
+              <w:rPr/>
+            </w:pPr>
+            <w:r>
+              <w:rPr/>
+              <w:t>1.El administrador revisa un evento en el panel y decide bloquear la IP manualmente.</w:t>
+            </w:r>
+          </w:p>
+          <w:p>
+            <w:pPr>
+              <w:pStyle w:val="TableContents"/>
+              <w:numPr>
+                <w:ilvl w:val="0"/>
+                <w:numId w:val="12"/>
+              </w:numPr>
+              <w:tabs>
+                <w:tab w:val="clear" w:pos="709"/>
+                <w:tab w:val="left" w:pos="709" w:leader="none"/>
+              </w:tabs>
+              <w:bidi w:val="0"/>
+              <w:spacing w:before="0" w:after="283"/>
+              <w:ind w:hanging="283" w:left="709"/>
+              <w:jc w:val="left"/>
+              <w:rPr/>
+            </w:pPr>
+            <w:r>
+              <w:rPr/>
+              <w:t>2.Se inserta en blocked_ips con source=manual.</w:t>
+            </w:r>
+          </w:p>
+        </w:tc>
+      </w:tr>
+      <w:tr>
+        <w:trPr/>
+        <w:tc>
+          <w:tcPr>
+            <w:tcW w:w="1713" w:type="dxa"/>
+            <w:tcBorders/>
+            <w:vAlign w:val="center"/>
+          </w:tcPr>
+          <w:p>
+            <w:pPr>
+              <w:pStyle w:val="TableHeading"/>
+              <w:suppressLineNumbers/>
+              <w:bidi w:val="0"/>
+              <w:jc w:val="center"/>
+              <w:rPr/>
+            </w:pPr>
+            <w:r>
+              <w:rPr/>
+              <w:t>Postcondición</w:t>
+            </w:r>
+          </w:p>
+        </w:tc>
+        <w:tc>
+          <w:tcPr>
+            <w:tcW w:w="7313" w:type="dxa"/>
+            <w:tcBorders/>
+            <w:vAlign w:val="center"/>
+          </w:tcPr>
+          <w:p>
+            <w:pPr>
+              <w:pStyle w:val="TableContents"/>
+              <w:widowControl w:val="false"/>
+              <w:suppressLineNumbers/>
+              <w:bidi w:val="0"/>
+              <w:jc w:val="left"/>
+              <w:rPr/>
+            </w:pPr>
+            <w:r>
+              <w:rPr/>
+              <w:t>Requests posteriores de esa IP reciben 403 seco hasta que expire el bloqueo.</w:t>
+            </w:r>
+          </w:p>
+        </w:tc>
+      </w:tr>
+      <w:tr>
+        <w:trPr/>
+        <w:tc>
+          <w:tcPr>
+            <w:tcW w:w="1713" w:type="dxa"/>
+            <w:tcBorders/>
+            <w:vAlign w:val="center"/>
+          </w:tcPr>
+          <w:p>
+            <w:pPr>
+              <w:pStyle w:val="TableHeading"/>
+              <w:suppressLineNumbers/>
+              <w:bidi w:val="0"/>
+              <w:jc w:val="center"/>
+              <w:rPr/>
+            </w:pPr>
+            <w:r>
+              <w:rPr/>
+              <w:t>Excepciones</w:t>
+            </w:r>
+          </w:p>
+        </w:tc>
+        <w:tc>
+          <w:tcPr>
+            <w:tcW w:w="7313" w:type="dxa"/>
+            <w:tcBorders/>
+            <w:vAlign w:val="center"/>
+          </w:tcPr>
+          <w:p>
+            <w:pPr>
+              <w:pStyle w:val="TableContents"/>
+              <w:numPr>
+                <w:ilvl w:val="0"/>
+                <w:numId w:val="13"/>
+              </w:numPr>
+              <w:tabs>
+                <w:tab w:val="clear" w:pos="709"/>
+                <w:tab w:val="left" w:pos="709" w:leader="none"/>
+              </w:tabs>
+              <w:bidi w:val="0"/>
+              <w:ind w:hanging="283" w:left="709"/>
+              <w:jc w:val="left"/>
+              <w:rPr/>
+            </w:pPr>
+            <w:r>
+              <w:rPr/>
+              <w:t>PasoAcción</w:t>
+            </w:r>
+          </w:p>
+          <w:p>
+            <w:pPr>
+              <w:pStyle w:val="TableContents"/>
+              <w:numPr>
+                <w:ilvl w:val="0"/>
+                <w:numId w:val="13"/>
+              </w:numPr>
+              <w:tabs>
+                <w:tab w:val="clear" w:pos="709"/>
+                <w:tab w:val="left" w:pos="709" w:leader="none"/>
+              </w:tabs>
+              <w:bidi w:val="0"/>
+              <w:spacing w:before="0" w:after="283"/>
+              <w:ind w:hanging="283" w:left="709"/>
+              <w:jc w:val="left"/>
+              <w:rPr/>
+            </w:pPr>
+            <w:r>
+              <w:rPr/>
+              <w:t>1La lectura de blocklist falla (timeout de DB): el middleware falla abierto y deja pasar el request (nunca bloquea por error interno).</w:t>
+            </w:r>
+          </w:p>
+        </w:tc>
+      </w:tr>
+    </w:tbl>
+    <w:p>
+      <w:pPr>
+        <w:pStyle w:val="BodyText"/>
+        <w:keepNext w:val="true"/>
+        <w:keepLines/>
+        <w:bidi w:val="0"/>
+        <w:ind w:hanging="0" w:left="0" w:right="0"/>
+        <w:jc w:val="left"/>
+        <w:rPr>
+          <w:b/>
+        </w:rPr>
+      </w:pPr>
+      <w:r>
+        <w:rPr>
+          <w:b/>
+        </w:rPr>
+        <w:t>Tabla 5</w:t>
+      </w:r>
+    </w:p>
+    <w:p>
+      <w:pPr>
+        <w:pStyle w:val="BodyTexttab-tit"/>
+        <w:keepNext w:val="true"/>
+        <w:keepLines/>
+        <w:bidi w:val="0"/>
+        <w:ind w:hanging="0" w:left="0" w:right="0"/>
+        <w:jc w:val="left"/>
+        <w:rPr>
+          <w:i/>
+        </w:rPr>
+      </w:pPr>
+      <w:r>
+        <w:rPr>
+          <w:i/>
+        </w:rPr>
+        <w:t>Descripción del caso de uso CU-18Consultar documentación del proyectoAdministrador (Mike)</w:t>
+      </w:r>
+    </w:p>
+    <w:tbl>
+      <w:tblPr>
+        <w:tblW w:w="9026" w:type="dxa"/>
+        <w:jc w:val="left"/>
+        <w:tblInd w:w="0" w:type="dxa"/>
+        <w:tblLayout w:type="fixed"/>
+        <w:tblCellMar>
+          <w:top w:w="28" w:type="dxa"/>
+          <w:left w:w="28" w:type="dxa"/>
+          <w:bottom w:w="28" w:type="dxa"/>
+          <w:right w:w="28" w:type="dxa"/>
+        </w:tblCellMar>
+      </w:tblPr>
+      <w:tblGrid>
+        <w:gridCol w:w="1665"/>
+        <w:gridCol w:w="7361"/>
+      </w:tblGrid>
+      <w:tr>
+        <w:trPr/>
+        <w:tc>
+          <w:tcPr>
+            <w:tcW w:w="1665" w:type="dxa"/>
+            <w:tcBorders/>
+            <w:vAlign w:val="center"/>
+          </w:tcPr>
+          <w:p>
+            <w:pPr>
+              <w:pStyle w:val="TableHeading"/>
+              <w:suppressLineNumbers/>
+              <w:bidi w:val="0"/>
+              <w:jc w:val="center"/>
+              <w:rPr/>
+            </w:pPr>
+            <w:r>
+              <w:rPr/>
+              <w:t>Descripción</w:t>
+            </w:r>
+          </w:p>
+        </w:tc>
+        <w:tc>
+          <w:tcPr>
+            <w:tcW w:w="7361" w:type="dxa"/>
+            <w:tcBorders/>
+            <w:vAlign w:val="center"/>
+          </w:tcPr>
+          <w:p>
+            <w:pPr>
+              <w:pStyle w:val="TableContents"/>
+              <w:widowControl w:val="false"/>
+              <w:suppressLineNumbers/>
+              <w:bidi w:val="0"/>
+              <w:jc w:val="left"/>
+              <w:rPr/>
+            </w:pPr>
+            <w:r>
+              <w:rPr/>
+              <w:t>El administrador navega /docs para revisar requerimientos, casos de uso, diagramas y el kanban del propio portfolio.</w:t>
+            </w:r>
+          </w:p>
+        </w:tc>
+      </w:tr>
+      <w:tr>
+        <w:trPr/>
+        <w:tc>
+          <w:tcPr>
+            <w:tcW w:w="1665" w:type="dxa"/>
+            <w:tcBorders/>
+            <w:vAlign w:val="center"/>
+          </w:tcPr>
+          <w:p>
+            <w:pPr>
+              <w:pStyle w:val="TableHeading"/>
+              <w:suppressLineNumbers/>
+              <w:bidi w:val="0"/>
+              <w:jc w:val="center"/>
+              <w:rPr/>
+            </w:pPr>
+            <w:r>
+              <w:rPr/>
+              <w:t>Precondición</w:t>
+            </w:r>
+          </w:p>
+        </w:tc>
+        <w:tc>
+          <w:tcPr>
+            <w:tcW w:w="7361" w:type="dxa"/>
+            <w:tcBorders/>
+            <w:vAlign w:val="center"/>
+          </w:tcPr>
+          <w:p>
+            <w:pPr>
+              <w:pStyle w:val="TableContents"/>
+              <w:widowControl w:val="false"/>
+              <w:suppressLineNumbers/>
+              <w:bidi w:val="0"/>
+              <w:jc w:val="left"/>
+              <w:rPr/>
+            </w:pPr>
+            <w:r>
+              <w:rPr/>
+              <w:t>El administrador tiene sesión activa en /admin.</w:t>
+            </w:r>
+          </w:p>
+        </w:tc>
+      </w:tr>
+      <w:tr>
+        <w:trPr/>
+        <w:tc>
+          <w:tcPr>
+            <w:tcW w:w="1665" w:type="dxa"/>
+            <w:tcBorders/>
+            <w:vAlign w:val="center"/>
+          </w:tcPr>
+          <w:p>
+            <w:pPr>
+              <w:pStyle w:val="TableHeading"/>
+              <w:suppressLineNumbers/>
+              <w:bidi w:val="0"/>
+              <w:jc w:val="center"/>
+              <w:rPr/>
+            </w:pPr>
+            <w:r>
+              <w:rPr/>
+              <w:t>Secuencia normal</w:t>
+            </w:r>
+          </w:p>
+        </w:tc>
+        <w:tc>
+          <w:tcPr>
+            <w:tcW w:w="7361" w:type="dxa"/>
+            <w:tcBorders/>
+            <w:vAlign w:val="center"/>
+          </w:tcPr>
+          <w:p>
+            <w:pPr>
+              <w:pStyle w:val="TableContents"/>
+              <w:numPr>
+                <w:ilvl w:val="0"/>
+                <w:numId w:val="14"/>
+              </w:numPr>
+              <w:tabs>
+                <w:tab w:val="clear" w:pos="709"/>
+                <w:tab w:val="left" w:pos="709" w:leader="none"/>
+              </w:tabs>
+              <w:bidi w:val="0"/>
+              <w:ind w:hanging="283" w:left="709"/>
+              <w:jc w:val="left"/>
+              <w:rPr/>
+            </w:pPr>
+            <w:r>
+              <w:rPr/>
+              <w:t>PasoAcción</w:t>
+            </w:r>
+          </w:p>
+          <w:p>
+            <w:pPr>
+              <w:pStyle w:val="TableContents"/>
+              <w:numPr>
+                <w:ilvl w:val="0"/>
+                <w:numId w:val="14"/>
+              </w:numPr>
+              <w:tabs>
+                <w:tab w:val="clear" w:pos="709"/>
+                <w:tab w:val="left" w:pos="709" w:leader="none"/>
+              </w:tabs>
+              <w:bidi w:val="0"/>
+              <w:ind w:hanging="283" w:left="709"/>
+              <w:jc w:val="left"/>
+              <w:rPr/>
+            </w:pPr>
+            <w:r>
+              <w:rPr/>
+              <w:t>1El administrador hace clic en "Documentación" en la sidebar.</w:t>
+            </w:r>
+          </w:p>
+          <w:p>
+            <w:pPr>
+              <w:pStyle w:val="TableContents"/>
+              <w:numPr>
+                <w:ilvl w:val="0"/>
+                <w:numId w:val="14"/>
+              </w:numPr>
+              <w:tabs>
+                <w:tab w:val="clear" w:pos="709"/>
+                <w:tab w:val="left" w:pos="709" w:leader="none"/>
+              </w:tabs>
+              <w:bidi w:val="0"/>
+              <w:ind w:hanging="283" w:left="709"/>
+              <w:jc w:val="left"/>
+              <w:rPr/>
+            </w:pPr>
+            <w:r>
+              <w:rPr/>
+              <w:t>2Se muestra el hub /docs con visión general, alcance y mapa de subpáginas.</w:t>
+            </w:r>
+          </w:p>
+          <w:p>
+            <w:pPr>
+              <w:pStyle w:val="TableContents"/>
+              <w:numPr>
+                <w:ilvl w:val="0"/>
+                <w:numId w:val="14"/>
+              </w:numPr>
+              <w:tabs>
+                <w:tab w:val="clear" w:pos="709"/>
+                <w:tab w:val="left" w:pos="709" w:leader="none"/>
+              </w:tabs>
+              <w:bidi w:val="0"/>
+              <w:ind w:hanging="283" w:left="709"/>
+              <w:jc w:val="left"/>
+              <w:rPr/>
+            </w:pPr>
+            <w:r>
+              <w:rPr/>
+              <w:t>3El administrador navega a una subpágina (RF, RNF, CU, diagramas o kanban) usando DocsNav.</w:t>
+            </w:r>
+          </w:p>
+          <w:p>
+            <w:pPr>
+              <w:pStyle w:val="TableContents"/>
+              <w:numPr>
+                <w:ilvl w:val="0"/>
+                <w:numId w:val="14"/>
+              </w:numPr>
+              <w:tabs>
+                <w:tab w:val="clear" w:pos="709"/>
+                <w:tab w:val="left" w:pos="709" w:leader="none"/>
+              </w:tabs>
+              <w:bidi w:val="0"/>
+              <w:spacing w:before="0" w:after="283"/>
+              <w:ind w:hanging="283" w:left="709"/>
+              <w:jc w:val="left"/>
+              <w:rPr/>
+            </w:pPr>
+            <w:r>
+              <w:rPr/>
+              <w:t>4La página renderiza el contenido desde src/data/documentacion.ts o src/data/iteraciones-portfolio.ts.</w:t>
+            </w:r>
+          </w:p>
+        </w:tc>
+      </w:tr>
+      <w:tr>
+        <w:trPr/>
+        <w:tc>
+          <w:tcPr>
+            <w:tcW w:w="1665" w:type="dxa"/>
+            <w:tcBorders/>
+            <w:vAlign w:val="center"/>
+          </w:tcPr>
+          <w:p>
+            <w:pPr>
+              <w:pStyle w:val="TableHeading"/>
+              <w:suppressLineNumbers/>
+              <w:bidi w:val="0"/>
+              <w:jc w:val="center"/>
+              <w:rPr/>
+            </w:pPr>
+            <w:r>
+              <w:rPr/>
+              <w:t>Flujos alternos</w:t>
+            </w:r>
+          </w:p>
+        </w:tc>
+        <w:tc>
+          <w:tcPr>
+            <w:tcW w:w="7361" w:type="dxa"/>
+            <w:tcBorders/>
+            <w:vAlign w:val="center"/>
+          </w:tcPr>
+          <w:p>
+            <w:pPr>
+              <w:pStyle w:val="TableContents"/>
+              <w:numPr>
+                <w:ilvl w:val="0"/>
+                <w:numId w:val="15"/>
+              </w:numPr>
+              <w:tabs>
+                <w:tab w:val="clear" w:pos="709"/>
+                <w:tab w:val="left" w:pos="709" w:leader="none"/>
+              </w:tabs>
+              <w:bidi w:val="0"/>
+              <w:ind w:hanging="283" w:left="709"/>
+              <w:jc w:val="left"/>
+              <w:rPr/>
+            </w:pPr>
+            <w:r>
+              <w:rPr/>
+              <w:t>1.El administrador entra a una página de diagrama de secuencia, clases u objetos.</w:t>
+            </w:r>
+          </w:p>
+          <w:p>
+            <w:pPr>
+              <w:pStyle w:val="TableContents"/>
+              <w:numPr>
+                <w:ilvl w:val="0"/>
+                <w:numId w:val="15"/>
+              </w:numPr>
+              <w:tabs>
+                <w:tab w:val="clear" w:pos="709"/>
+                <w:tab w:val="left" w:pos="709" w:leader="none"/>
+              </w:tabs>
+              <w:bidi w:val="0"/>
+              <w:ind w:hanging="283" w:left="709"/>
+              <w:jc w:val="left"/>
+              <w:rPr/>
+            </w:pPr>
+            <w:r>
+              <w:rPr/>
+              <w:t>2.El navegador renderiza el diagrama Mermaid desde el texto embebido en la página.</w:t>
+            </w:r>
+          </w:p>
+          <w:p>
+            <w:pPr>
+              <w:pStyle w:val="TableContents"/>
+              <w:numPr>
+                <w:ilvl w:val="0"/>
+                <w:numId w:val="15"/>
+              </w:numPr>
+              <w:tabs>
+                <w:tab w:val="clear" w:pos="709"/>
+                <w:tab w:val="left" w:pos="709" w:leader="none"/>
+              </w:tabs>
+              <w:bidi w:val="0"/>
+              <w:ind w:hanging="283" w:left="709"/>
+              <w:jc w:val="left"/>
+              <w:rPr/>
+            </w:pPr>
+            <w:r>
+              <w:rPr/>
+              <w:t>1.El administrador entra a una página de diagrama BPMN, de despliegue, de comunicación, de actividades o de componentes.</w:t>
+            </w:r>
+          </w:p>
+          <w:p>
+            <w:pPr>
+              <w:pStyle w:val="TableContents"/>
+              <w:numPr>
+                <w:ilvl w:val="0"/>
+                <w:numId w:val="15"/>
+              </w:numPr>
+              <w:tabs>
+                <w:tab w:val="clear" w:pos="709"/>
+                <w:tab w:val="left" w:pos="709" w:leader="none"/>
+              </w:tabs>
+              <w:bidi w:val="0"/>
+              <w:spacing w:before="0" w:after="283"/>
+              <w:ind w:hanging="283" w:left="709"/>
+              <w:jc w:val="left"/>
+              <w:rPr/>
+            </w:pPr>
+            <w:r>
+              <w:rPr/>
+              <w:t>2.El servidor genera el SVG desde el modelo tipado de src/data/ con el motor de layout correspondiente de src/lib/; el navegador no ejecuta JavaScript para dibujarlo.</w:t>
+            </w:r>
+          </w:p>
+        </w:tc>
+      </w:tr>
+      <w:tr>
+        <w:trPr/>
+        <w:tc>
+          <w:tcPr>
+            <w:tcW w:w="1665" w:type="dxa"/>
+            <w:tcBorders/>
+            <w:vAlign w:val="center"/>
+          </w:tcPr>
+          <w:p>
+            <w:pPr>
+              <w:pStyle w:val="TableHeading"/>
+              <w:suppressLineNumbers/>
+              <w:bidi w:val="0"/>
+              <w:jc w:val="center"/>
+              <w:rPr/>
+            </w:pPr>
+            <w:r>
+              <w:rPr/>
+              <w:t>Postcondición</w:t>
+            </w:r>
+          </w:p>
+        </w:tc>
+        <w:tc>
+          <w:tcPr>
+            <w:tcW w:w="7361" w:type="dxa"/>
+            <w:tcBorders/>
+            <w:vAlign w:val="center"/>
+          </w:tcPr>
+          <w:p>
+            <w:pPr>
+              <w:pStyle w:val="TableContents"/>
+              <w:widowControl w:val="false"/>
+              <w:suppressLineNumbers/>
+              <w:bidi w:val="0"/>
+              <w:jc w:val="left"/>
+              <w:rPr/>
+            </w:pPr>
+            <w:r>
+              <w:rPr/>
+              <w:t>El administrador cuenta con la documentación de ingeniería completa del proyecto sin salir del panel.</w:t>
+            </w:r>
+          </w:p>
+        </w:tc>
+      </w:tr>
+    </w:tbl>
+    <w:p>
+      <w:pPr>
+        <w:pStyle w:val="BodyText"/>
+        <w:keepNext w:val="true"/>
+        <w:keepLines/>
+        <w:bidi w:val="0"/>
+        <w:ind w:hanging="0" w:left="0" w:right="0"/>
+        <w:jc w:val="left"/>
+        <w:rPr>
+          <w:b/>
+        </w:rPr>
+      </w:pPr>
+      <w:r>
+        <w:rPr>
+          <w:b/>
+        </w:rPr>
+        <w:t>Tabla 6</w:t>
+      </w:r>
+    </w:p>
+    <w:p>
+      <w:pPr>
+        <w:pStyle w:val="BodyTexttab-tit"/>
+        <w:keepNext w:val="true"/>
+        <w:keepLines/>
+        <w:bidi w:val="0"/>
+        <w:ind w:hanging="0" w:left="0" w:right="0"/>
+        <w:jc w:val="left"/>
+        <w:rPr>
+          <w:i/>
+        </w:rPr>
+      </w:pPr>
+      <w:r>
+        <w:rPr>
+          <w:i/>
+        </w:rPr>
+        <w:t>Descripción del caso de uso CU-06Registrar y dar seguimiento a un proyectoAdministrador (Mike)</w:t>
+      </w:r>
+    </w:p>
+    <w:tbl>
+      <w:tblPr>
+        <w:tblW w:w="9026" w:type="dxa"/>
+        <w:jc w:val="left"/>
+        <w:tblInd w:w="0" w:type="dxa"/>
+        <w:tblLayout w:type="fixed"/>
+        <w:tblCellMar>
+          <w:top w:w="28" w:type="dxa"/>
+          <w:left w:w="28" w:type="dxa"/>
+          <w:bottom w:w="28" w:type="dxa"/>
+          <w:right w:w="28" w:type="dxa"/>
+        </w:tblCellMar>
+      </w:tblPr>
+      <w:tblGrid>
+        <w:gridCol w:w="1666"/>
+        <w:gridCol w:w="7360"/>
+      </w:tblGrid>
+      <w:tr>
+        <w:trPr/>
+        <w:tc>
+          <w:tcPr>
+            <w:tcW w:w="1666" w:type="dxa"/>
+            <w:tcBorders/>
+            <w:vAlign w:val="center"/>
+          </w:tcPr>
+          <w:p>
+            <w:pPr>
+              <w:pStyle w:val="TableHeading"/>
+              <w:suppressLineNumbers/>
+              <w:bidi w:val="0"/>
+              <w:jc w:val="center"/>
+              <w:rPr/>
+            </w:pPr>
+            <w:r>
+              <w:rPr/>
+              <w:t>Descripción</w:t>
+            </w:r>
+          </w:p>
+        </w:tc>
+        <w:tc>
+          <w:tcPr>
+            <w:tcW w:w="7360" w:type="dxa"/>
+            <w:tcBorders/>
+            <w:vAlign w:val="center"/>
+          </w:tcPr>
+          <w:p>
+            <w:pPr>
+              <w:pStyle w:val="TableContents"/>
+              <w:widowControl w:val="false"/>
+              <w:suppressLineNumbers/>
+              <w:bidi w:val="0"/>
+              <w:jc w:val="left"/>
+              <w:rPr/>
+            </w:pPr>
+            <w:r>
+              <w:rPr/>
+              <w:t>El administrador crea un proyecto, registra interacciones de seguimiento y documenta decisiones de arquitectura.</w:t>
+            </w:r>
+          </w:p>
+        </w:tc>
+      </w:tr>
+      <w:tr>
+        <w:trPr/>
+        <w:tc>
+          <w:tcPr>
+            <w:tcW w:w="1666" w:type="dxa"/>
+            <w:tcBorders/>
+            <w:vAlign w:val="center"/>
+          </w:tcPr>
+          <w:p>
+            <w:pPr>
+              <w:pStyle w:val="TableHeading"/>
+              <w:suppressLineNumbers/>
+              <w:bidi w:val="0"/>
+              <w:jc w:val="center"/>
+              <w:rPr/>
+            </w:pPr>
+            <w:r>
+              <w:rPr/>
+              <w:t>Precondición</w:t>
+            </w:r>
+          </w:p>
+        </w:tc>
+        <w:tc>
+          <w:tcPr>
+            <w:tcW w:w="7360" w:type="dxa"/>
+            <w:tcBorders/>
+            <w:vAlign w:val="center"/>
+          </w:tcPr>
+          <w:p>
+            <w:pPr>
+              <w:pStyle w:val="TableContents"/>
+              <w:widowControl w:val="false"/>
+              <w:suppressLineNumbers/>
+              <w:bidi w:val="0"/>
+              <w:jc w:val="left"/>
+              <w:rPr/>
+            </w:pPr>
+            <w:r>
+              <w:rPr/>
+              <w:t>El administrador tiene sesión activa. Opcionalmente existe un cliente en la tabla clients al que asociar el proyecto.</w:t>
+            </w:r>
+          </w:p>
+        </w:tc>
+      </w:tr>
+      <w:tr>
+        <w:trPr/>
+        <w:tc>
+          <w:tcPr>
+            <w:tcW w:w="1666" w:type="dxa"/>
+            <w:tcBorders/>
+            <w:vAlign w:val="center"/>
+          </w:tcPr>
+          <w:p>
+            <w:pPr>
+              <w:pStyle w:val="TableHeading"/>
+              <w:suppressLineNumbers/>
+              <w:bidi w:val="0"/>
+              <w:jc w:val="center"/>
+              <w:rPr/>
+            </w:pPr>
+            <w:r>
+              <w:rPr/>
+              <w:t>Secuencia normal</w:t>
+            </w:r>
+          </w:p>
+        </w:tc>
+        <w:tc>
+          <w:tcPr>
+            <w:tcW w:w="7360" w:type="dxa"/>
+            <w:tcBorders/>
+            <w:vAlign w:val="center"/>
+          </w:tcPr>
+          <w:p>
+            <w:pPr>
+              <w:pStyle w:val="TableContents"/>
+              <w:numPr>
+                <w:ilvl w:val="0"/>
+                <w:numId w:val="16"/>
+              </w:numPr>
+              <w:tabs>
+                <w:tab w:val="clear" w:pos="709"/>
+                <w:tab w:val="left" w:pos="709" w:leader="none"/>
+              </w:tabs>
+              <w:bidi w:val="0"/>
+              <w:ind w:hanging="283" w:left="709"/>
+              <w:jc w:val="left"/>
+              <w:rPr/>
+            </w:pPr>
+            <w:r>
+              <w:rPr/>
+              <w:t>PasoAcción</w:t>
+            </w:r>
+          </w:p>
+          <w:p>
+            <w:pPr>
+              <w:pStyle w:val="TableContents"/>
+              <w:numPr>
+                <w:ilvl w:val="0"/>
+                <w:numId w:val="16"/>
+              </w:numPr>
+              <w:tabs>
+                <w:tab w:val="clear" w:pos="709"/>
+                <w:tab w:val="left" w:pos="709" w:leader="none"/>
+              </w:tabs>
+              <w:bidi w:val="0"/>
+              <w:ind w:hanging="283" w:left="709"/>
+              <w:jc w:val="left"/>
+              <w:rPr/>
+            </w:pPr>
+            <w:r>
+              <w:rPr/>
+              <w:t>1El administrador crea el proyecto desde /admin/projects con POST /api/admin/projects (requiere slug y title), quedando en estado "activo" y no visible al público.</w:t>
+            </w:r>
+          </w:p>
+          <w:p>
+            <w:pPr>
+              <w:pStyle w:val="TableContents"/>
+              <w:numPr>
+                <w:ilvl w:val="0"/>
+                <w:numId w:val="16"/>
+              </w:numPr>
+              <w:tabs>
+                <w:tab w:val="clear" w:pos="709"/>
+                <w:tab w:val="left" w:pos="709" w:leader="none"/>
+              </w:tabs>
+              <w:bidi w:val="0"/>
+              <w:ind w:hanging="283" w:left="709"/>
+              <w:jc w:val="left"/>
+              <w:rPr/>
+            </w:pPr>
+            <w:r>
+              <w:rPr/>
+              <w:t>2Registra una interacción de seguimiento (llamada, reunión, tarea) con POST /api/admin/interactions, insertando en la tabla interactions con tipo, título, cuerpo y próxima acción.</w:t>
+            </w:r>
+          </w:p>
+          <w:p>
+            <w:pPr>
+              <w:pStyle w:val="TableContents"/>
+              <w:numPr>
+                <w:ilvl w:val="0"/>
+                <w:numId w:val="16"/>
+              </w:numPr>
+              <w:tabs>
+                <w:tab w:val="clear" w:pos="709"/>
+                <w:tab w:val="left" w:pos="709" w:leader="none"/>
+              </w:tabs>
+              <w:bidi w:val="0"/>
+              <w:ind w:hanging="283" w:left="709"/>
+              <w:jc w:val="left"/>
+              <w:rPr/>
+            </w:pPr>
+            <w:r>
+              <w:rPr/>
+              <w:t>3Marca la interacción como resuelta con PUT /api/admin/interactions (done, doneAt).</w:t>
+            </w:r>
+          </w:p>
+          <w:p>
+            <w:pPr>
+              <w:pStyle w:val="TableContents"/>
+              <w:numPr>
+                <w:ilvl w:val="0"/>
+                <w:numId w:val="16"/>
+              </w:numPr>
+              <w:tabs>
+                <w:tab w:val="clear" w:pos="709"/>
+                <w:tab w:val="left" w:pos="709" w:leader="none"/>
+              </w:tabs>
+              <w:bidi w:val="0"/>
+              <w:ind w:hanging="283" w:left="709"/>
+              <w:jc w:val="left"/>
+              <w:rPr/>
+            </w:pPr>
+            <w:r>
+              <w:rPr/>
+              <w:t>4Documenta una decisión de arquitectura con POST /api/admin/projects/[id]/adrs, insertando en project_adrs (contexto, decisión, justificación, estado).</w:t>
+            </w:r>
+          </w:p>
+          <w:p>
+            <w:pPr>
+              <w:pStyle w:val="TableContents"/>
+              <w:numPr>
+                <w:ilvl w:val="0"/>
+                <w:numId w:val="16"/>
+              </w:numPr>
+              <w:tabs>
+                <w:tab w:val="clear" w:pos="709"/>
+                <w:tab w:val="left" w:pos="709" w:leader="none"/>
+              </w:tabs>
+              <w:bidi w:val="0"/>
+              <w:spacing w:before="0" w:after="283"/>
+              <w:ind w:hanging="283" w:left="709"/>
+              <w:jc w:val="left"/>
+              <w:rPr/>
+            </w:pPr>
+            <w:r>
+              <w:rPr/>
+              <w:t>5Opcionalmente marca el ADR como isPublic para exponerlo en la vitrina pública del proyecto.</w:t>
+            </w:r>
+          </w:p>
+        </w:tc>
+      </w:tr>
+      <w:tr>
+        <w:trPr/>
+        <w:tc>
+          <w:tcPr>
+            <w:tcW w:w="1666" w:type="dxa"/>
+            <w:tcBorders/>
+            <w:vAlign w:val="center"/>
+          </w:tcPr>
+          <w:p>
+            <w:pPr>
+              <w:pStyle w:val="TableHeading"/>
+              <w:suppressLineNumbers/>
+              <w:bidi w:val="0"/>
+              <w:jc w:val="center"/>
+              <w:rPr/>
+            </w:pPr>
+            <w:r>
+              <w:rPr/>
+              <w:t>Flujos alternos</w:t>
+            </w:r>
+          </w:p>
+        </w:tc>
+        <w:tc>
+          <w:tcPr>
+            <w:tcW w:w="7360" w:type="dxa"/>
+            <w:tcBorders/>
+            <w:vAlign w:val="center"/>
+          </w:tcPr>
+          <w:p>
+            <w:pPr>
+              <w:pStyle w:val="TableContents"/>
+              <w:numPr>
+                <w:ilvl w:val="0"/>
+                <w:numId w:val="17"/>
+              </w:numPr>
+              <w:tabs>
+                <w:tab w:val="clear" w:pos="709"/>
+                <w:tab w:val="left" w:pos="709" w:leader="none"/>
+              </w:tabs>
+              <w:bidi w:val="0"/>
+              <w:ind w:hanging="283" w:left="709"/>
+              <w:jc w:val="left"/>
+              <w:rPr/>
+            </w:pPr>
+            <w:r>
+              <w:rPr/>
+              <w:t>1.El administrador cambia el estado con PUT /api/admin/projects/[id] a pausado, completado o archivado.</w:t>
+            </w:r>
+          </w:p>
+          <w:p>
+            <w:pPr>
+              <w:pStyle w:val="TableContents"/>
+              <w:numPr>
+                <w:ilvl w:val="0"/>
+                <w:numId w:val="17"/>
+              </w:numPr>
+              <w:tabs>
+                <w:tab w:val="clear" w:pos="709"/>
+                <w:tab w:val="left" w:pos="709" w:leader="none"/>
+              </w:tabs>
+              <w:bidi w:val="0"/>
+              <w:spacing w:before="0" w:after="283"/>
+              <w:ind w:hanging="283" w:left="709"/>
+              <w:jc w:val="left"/>
+              <w:rPr/>
+            </w:pPr>
+            <w:r>
+              <w:rPr/>
+              <w:t>1.El administrador corrige o elimina una decisión previa vía PUT/DELETE sobre project_adrs.</w:t>
+            </w:r>
+          </w:p>
+        </w:tc>
+      </w:tr>
+      <w:tr>
+        <w:trPr/>
+        <w:tc>
+          <w:tcPr>
+            <w:tcW w:w="1666" w:type="dxa"/>
+            <w:tcBorders/>
+            <w:vAlign w:val="center"/>
+          </w:tcPr>
+          <w:p>
+            <w:pPr>
+              <w:pStyle w:val="TableHeading"/>
+              <w:suppressLineNumbers/>
+              <w:bidi w:val="0"/>
+              <w:jc w:val="center"/>
+              <w:rPr/>
+            </w:pPr>
+            <w:r>
+              <w:rPr/>
+              <w:t>Postcondición</w:t>
+            </w:r>
+          </w:p>
+        </w:tc>
+        <w:tc>
+          <w:tcPr>
+            <w:tcW w:w="7360" w:type="dxa"/>
+            <w:tcBorders/>
+            <w:vAlign w:val="center"/>
+          </w:tcPr>
+          <w:p>
+            <w:pPr>
+              <w:pStyle w:val="TableContents"/>
+              <w:widowControl w:val="false"/>
+              <w:suppressLineNumbers/>
+              <w:bidi w:val="0"/>
+              <w:jc w:val="left"/>
+              <w:rPr/>
+            </w:pPr>
+            <w:r>
+              <w:rPr/>
+              <w:t>El proyecto queda con un historial trazable de interacciones y decisiones arquitectónicas en interactions y project_adrs.</w:t>
+            </w:r>
+          </w:p>
+        </w:tc>
+      </w:tr>
+      <w:tr>
+        <w:trPr/>
+        <w:tc>
+          <w:tcPr>
+            <w:tcW w:w="1666" w:type="dxa"/>
+            <w:tcBorders/>
+            <w:vAlign w:val="center"/>
+          </w:tcPr>
+          <w:p>
+            <w:pPr>
+              <w:pStyle w:val="TableHeading"/>
+              <w:suppressLineNumbers/>
+              <w:bidi w:val="0"/>
+              <w:jc w:val="center"/>
+              <w:rPr/>
+            </w:pPr>
+            <w:r>
+              <w:rPr/>
+              <w:t>Excepciones</w:t>
+            </w:r>
+          </w:p>
+        </w:tc>
+        <w:tc>
+          <w:tcPr>
+            <w:tcW w:w="7360" w:type="dxa"/>
+            <w:tcBorders/>
+            <w:vAlign w:val="center"/>
+          </w:tcPr>
+          <w:p>
+            <w:pPr>
+              <w:pStyle w:val="TableContents"/>
+              <w:numPr>
+                <w:ilvl w:val="0"/>
+                <w:numId w:val="18"/>
+              </w:numPr>
+              <w:tabs>
+                <w:tab w:val="clear" w:pos="709"/>
+                <w:tab w:val="left" w:pos="709" w:leader="none"/>
+              </w:tabs>
+              <w:bidi w:val="0"/>
+              <w:ind w:hanging="283" w:left="709"/>
+              <w:jc w:val="left"/>
+              <w:rPr/>
+            </w:pPr>
+            <w:r>
+              <w:rPr/>
+              <w:t>PasoAcción</w:t>
+            </w:r>
+          </w:p>
+          <w:p>
+            <w:pPr>
+              <w:pStyle w:val="TableContents"/>
+              <w:numPr>
+                <w:ilvl w:val="0"/>
+                <w:numId w:val="18"/>
+              </w:numPr>
+              <w:tabs>
+                <w:tab w:val="clear" w:pos="709"/>
+                <w:tab w:val="left" w:pos="709" w:leader="none"/>
+              </w:tabs>
+              <w:bidi w:val="0"/>
+              <w:spacing w:before="0" w:after="283"/>
+              <w:ind w:hanging="283" w:left="709"/>
+              <w:jc w:val="left"/>
+              <w:rPr/>
+            </w:pPr>
+            <w:r>
+              <w:rPr/>
+              <w:t>1El POST de creación llega sin slug o title: la API responde 400 sin tocar la base de datos.</w:t>
+            </w:r>
+          </w:p>
+        </w:tc>
+      </w:tr>
+    </w:tbl>
+    <w:p>
+      <w:pPr>
+        <w:pStyle w:val="BodyText"/>
+        <w:keepNext w:val="true"/>
+        <w:keepLines/>
+        <w:bidi w:val="0"/>
+        <w:ind w:hanging="0" w:left="0" w:right="0"/>
+        <w:jc w:val="left"/>
+        <w:rPr>
+          <w:b/>
+        </w:rPr>
+      </w:pPr>
+      <w:r>
+        <w:rPr>
+          <w:b/>
+        </w:rPr>
+        <w:t>Tabla 7</w:t>
+      </w:r>
+    </w:p>
+    <w:p>
+      <w:pPr>
+        <w:pStyle w:val="BodyTexttab-tit"/>
+        <w:keepNext w:val="true"/>
+        <w:keepLines/>
+        <w:bidi w:val="0"/>
+        <w:ind w:hanging="0" w:left="0" w:right="0"/>
+        <w:jc w:val="left"/>
+        <w:rPr>
+          <w:i/>
+        </w:rPr>
+      </w:pPr>
+      <w:r>
+        <w:rPr>
+          <w:i/>
+        </w:rPr>
+        <w:t>Descripción del caso de uso CU-08Registrar costos y calcular P&amp;LAdministrador (Mike)</w:t>
+      </w:r>
+    </w:p>
+    <w:tbl>
+      <w:tblPr>
+        <w:tblW w:w="9026" w:type="dxa"/>
+        <w:jc w:val="left"/>
+        <w:tblInd w:w="0" w:type="dxa"/>
+        <w:tblLayout w:type="fixed"/>
+        <w:tblCellMar>
+          <w:top w:w="28" w:type="dxa"/>
+          <w:left w:w="28" w:type="dxa"/>
+          <w:bottom w:w="28" w:type="dxa"/>
+          <w:right w:w="28" w:type="dxa"/>
+        </w:tblCellMar>
+      </w:tblPr>
+      <w:tblGrid>
+        <w:gridCol w:w="1674"/>
+        <w:gridCol w:w="7352"/>
+      </w:tblGrid>
+      <w:tr>
+        <w:trPr/>
+        <w:tc>
+          <w:tcPr>
+            <w:tcW w:w="1674" w:type="dxa"/>
+            <w:tcBorders/>
+            <w:vAlign w:val="center"/>
+          </w:tcPr>
+          <w:p>
+            <w:pPr>
+              <w:pStyle w:val="TableHeading"/>
+              <w:suppressLineNumbers/>
+              <w:bidi w:val="0"/>
+              <w:jc w:val="center"/>
+              <w:rPr/>
+            </w:pPr>
+            <w:r>
+              <w:rPr/>
+              <w:t>Descripción</w:t>
+            </w:r>
+          </w:p>
+        </w:tc>
+        <w:tc>
+          <w:tcPr>
+            <w:tcW w:w="7352" w:type="dxa"/>
+            <w:tcBorders/>
+            <w:vAlign w:val="center"/>
+          </w:tcPr>
+          <w:p>
+            <w:pPr>
+              <w:pStyle w:val="TableContents"/>
+              <w:widowControl w:val="false"/>
+              <w:suppressLineNumbers/>
+              <w:bidi w:val="0"/>
+              <w:jc w:val="left"/>
+              <w:rPr/>
+            </w:pPr>
+            <w:r>
+              <w:rPr/>
+              <w:t>El administrador registra el costo de un servicio, quién lo paga y cuánto se factura al cliente.</w:t>
+            </w:r>
+          </w:p>
+        </w:tc>
+      </w:tr>
+      <w:tr>
+        <w:trPr/>
+        <w:tc>
+          <w:tcPr>
+            <w:tcW w:w="1674" w:type="dxa"/>
+            <w:tcBorders/>
+            <w:vAlign w:val="center"/>
+          </w:tcPr>
+          <w:p>
+            <w:pPr>
+              <w:pStyle w:val="TableHeading"/>
+              <w:suppressLineNumbers/>
+              <w:bidi w:val="0"/>
+              <w:jc w:val="center"/>
+              <w:rPr/>
+            </w:pPr>
+            <w:r>
+              <w:rPr/>
+              <w:t>Precondición</w:t>
+            </w:r>
+          </w:p>
+        </w:tc>
+        <w:tc>
+          <w:tcPr>
+            <w:tcW w:w="7352" w:type="dxa"/>
+            <w:tcBorders/>
+            <w:vAlign w:val="center"/>
+          </w:tcPr>
+          <w:p>
+            <w:pPr>
+              <w:pStyle w:val="TableContents"/>
+              <w:widowControl w:val="false"/>
+              <w:suppressLineNumbers/>
+              <w:bidi w:val="0"/>
+              <w:jc w:val="left"/>
+              <w:rPr/>
+            </w:pPr>
+            <w:r>
+              <w:rPr/>
+              <w:t>El proyecto existe. ENCRYPTION_KEY está configurada si el costo incluye credenciales cifradas. Existen tasas de cambio en app_settings para costos que no están en USD.</w:t>
+            </w:r>
+          </w:p>
+        </w:tc>
+      </w:tr>
+      <w:tr>
+        <w:trPr/>
+        <w:tc>
+          <w:tcPr>
+            <w:tcW w:w="1674" w:type="dxa"/>
+            <w:tcBorders/>
+            <w:vAlign w:val="center"/>
+          </w:tcPr>
+          <w:p>
+            <w:pPr>
+              <w:pStyle w:val="TableHeading"/>
+              <w:suppressLineNumbers/>
+              <w:bidi w:val="0"/>
+              <w:jc w:val="center"/>
+              <w:rPr/>
+            </w:pPr>
+            <w:r>
+              <w:rPr/>
+              <w:t>Secuencia normal</w:t>
+            </w:r>
+          </w:p>
+        </w:tc>
+        <w:tc>
+          <w:tcPr>
+            <w:tcW w:w="7352" w:type="dxa"/>
+            <w:tcBorders/>
+            <w:vAlign w:val="center"/>
+          </w:tcPr>
+          <w:p>
+            <w:pPr>
+              <w:pStyle w:val="TableContents"/>
+              <w:numPr>
+                <w:ilvl w:val="0"/>
+                <w:numId w:val="19"/>
+              </w:numPr>
+              <w:tabs>
+                <w:tab w:val="clear" w:pos="709"/>
+                <w:tab w:val="left" w:pos="709" w:leader="none"/>
+              </w:tabs>
+              <w:bidi w:val="0"/>
+              <w:ind w:hanging="283" w:left="709"/>
+              <w:jc w:val="left"/>
+              <w:rPr/>
+            </w:pPr>
+            <w:r>
+              <w:rPr/>
+              <w:t>PasoAcción</w:t>
+            </w:r>
+          </w:p>
+          <w:p>
+            <w:pPr>
+              <w:pStyle w:val="TableContents"/>
+              <w:numPr>
+                <w:ilvl w:val="0"/>
+                <w:numId w:val="19"/>
+              </w:numPr>
+              <w:tabs>
+                <w:tab w:val="clear" w:pos="709"/>
+                <w:tab w:val="left" w:pos="709" w:leader="none"/>
+              </w:tabs>
+              <w:bidi w:val="0"/>
+              <w:ind w:hanging="283" w:left="709"/>
+              <w:jc w:val="left"/>
+              <w:rPr/>
+            </w:pPr>
+            <w:r>
+              <w:rPr/>
+              <w:t>1El administrador registra un servicio o costo (ciclo de facturación, moneda, quién paga y a quién se factura) insertando en project_services.</w:t>
+            </w:r>
+          </w:p>
+          <w:p>
+            <w:pPr>
+              <w:pStyle w:val="TableContents"/>
+              <w:numPr>
+                <w:ilvl w:val="0"/>
+                <w:numId w:val="19"/>
+              </w:numPr>
+              <w:tabs>
+                <w:tab w:val="clear" w:pos="709"/>
+                <w:tab w:val="left" w:pos="709" w:leader="none"/>
+              </w:tabs>
+              <w:bidi w:val="0"/>
+              <w:ind w:hanging="283" w:left="709"/>
+              <w:jc w:val="left"/>
+              <w:rPr/>
+            </w:pPr>
+            <w:r>
+              <w:rPr/>
+              <w:t>2Registra el ingreso cobrado o pendiente en la tabla finances.</w:t>
+            </w:r>
+          </w:p>
+          <w:p>
+            <w:pPr>
+              <w:pStyle w:val="TableContents"/>
+              <w:numPr>
+                <w:ilvl w:val="0"/>
+                <w:numId w:val="19"/>
+              </w:numPr>
+              <w:tabs>
+                <w:tab w:val="clear" w:pos="709"/>
+                <w:tab w:val="left" w:pos="709" w:leader="none"/>
+              </w:tabs>
+              <w:bidi w:val="0"/>
+              <w:ind w:hanging="283" w:left="709"/>
+              <w:jc w:val="left"/>
+              <w:rPr/>
+            </w:pPr>
+            <w:r>
+              <w:rPr/>
+              <w:t>3La vista del proyecto invoca projectPnL() (src/lib/pnl.ts) con los servicios, las finanzas y las tasas de cambio.</w:t>
+            </w:r>
+          </w:p>
+          <w:p>
+            <w:pPr>
+              <w:pStyle w:val="TableContents"/>
+              <w:numPr>
+                <w:ilvl w:val="0"/>
+                <w:numId w:val="19"/>
+              </w:numPr>
+              <w:tabs>
+                <w:tab w:val="clear" w:pos="709"/>
+                <w:tab w:val="left" w:pos="709" w:leader="none"/>
+              </w:tabs>
+              <w:bidi w:val="0"/>
+              <w:ind w:hanging="283" w:left="709"/>
+              <w:jc w:val="left"/>
+              <w:rPr/>
+            </w:pPr>
+            <w:r>
+              <w:rPr/>
+              <w:t>4projectPnL calcula el costo mensual equivalente en USD por servicio y lo proyecta desde la fecha de inicio del proyecto.</w:t>
+            </w:r>
+          </w:p>
+          <w:p>
+            <w:pPr>
+              <w:pStyle w:val="TableContents"/>
+              <w:numPr>
+                <w:ilvl w:val="0"/>
+                <w:numId w:val="19"/>
+              </w:numPr>
+              <w:tabs>
+                <w:tab w:val="clear" w:pos="709"/>
+                <w:tab w:val="left" w:pos="709" w:leader="none"/>
+              </w:tabs>
+              <w:bidi w:val="0"/>
+              <w:ind w:hanging="283" w:left="709"/>
+              <w:jc w:val="left"/>
+              <w:rPr/>
+            </w:pPr>
+            <w:r>
+              <w:rPr/>
+              <w:t>5Se obtiene el margen estimado restando el costo acumulado a los ingresos cobrados.</w:t>
+            </w:r>
+          </w:p>
+          <w:p>
+            <w:pPr>
+              <w:pStyle w:val="TableContents"/>
+              <w:numPr>
+                <w:ilvl w:val="0"/>
+                <w:numId w:val="19"/>
+              </w:numPr>
+              <w:tabs>
+                <w:tab w:val="clear" w:pos="709"/>
+                <w:tab w:val="left" w:pos="709" w:leader="none"/>
+              </w:tabs>
+              <w:bidi w:val="0"/>
+              <w:spacing w:before="0" w:after="283"/>
+              <w:ind w:hanging="283" w:left="709"/>
+              <w:jc w:val="left"/>
+              <w:rPr/>
+            </w:pPr>
+            <w:r>
+              <w:rPr/>
+              <w:t>6El panel muestra ingresos, costo mensual/anual, costo acumulado y margen, coloreado según sea positivo o negativo.</w:t>
+            </w:r>
+          </w:p>
+        </w:tc>
+      </w:tr>
+      <w:tr>
+        <w:trPr/>
+        <w:tc>
+          <w:tcPr>
+            <w:tcW w:w="1674" w:type="dxa"/>
+            <w:tcBorders/>
+            <w:vAlign w:val="center"/>
+          </w:tcPr>
+          <w:p>
+            <w:pPr>
+              <w:pStyle w:val="TableHeading"/>
+              <w:suppressLineNumbers/>
+              <w:bidi w:val="0"/>
+              <w:jc w:val="center"/>
+              <w:rPr/>
+            </w:pPr>
+            <w:r>
+              <w:rPr/>
+              <w:t>Flujos alternos</w:t>
+            </w:r>
+          </w:p>
+        </w:tc>
+        <w:tc>
+          <w:tcPr>
+            <w:tcW w:w="7352" w:type="dxa"/>
+            <w:tcBorders/>
+            <w:vAlign w:val="center"/>
+          </w:tcPr>
+          <w:p>
+            <w:pPr>
+              <w:pStyle w:val="TableContents"/>
+              <w:numPr>
+                <w:ilvl w:val="0"/>
+                <w:numId w:val="20"/>
+              </w:numPr>
+              <w:tabs>
+                <w:tab w:val="clear" w:pos="709"/>
+                <w:tab w:val="left" w:pos="709" w:leader="none"/>
+              </w:tabs>
+              <w:bidi w:val="0"/>
+              <w:ind w:hanging="283" w:left="709"/>
+              <w:jc w:val="left"/>
+              <w:rPr/>
+            </w:pPr>
+            <w:r>
+              <w:rPr/>
+              <w:t>1.El administrador ajusta o borra un costo; el P&amp;L se recalcula en el siguiente render, sin job asíncrono.</w:t>
+            </w:r>
+          </w:p>
+          <w:p>
+            <w:pPr>
+              <w:pStyle w:val="TableContents"/>
+              <w:numPr>
+                <w:ilvl w:val="0"/>
+                <w:numId w:val="20"/>
+              </w:numPr>
+              <w:tabs>
+                <w:tab w:val="clear" w:pos="709"/>
+                <w:tab w:val="left" w:pos="709" w:leader="none"/>
+              </w:tabs>
+              <w:bidi w:val="0"/>
+              <w:spacing w:before="0" w:after="283"/>
+              <w:ind w:hanging="283" w:left="709"/>
+              <w:jc w:val="left"/>
+              <w:rPr/>
+            </w:pPr>
+            <w:r>
+              <w:rPr/>
+              <w:t>1.Un costo en moneda sin tasa configurada se excluye del total y se muestra como advertencia con link a /admin/settings.</w:t>
+            </w:r>
+          </w:p>
+        </w:tc>
+      </w:tr>
+      <w:tr>
+        <w:trPr/>
+        <w:tc>
+          <w:tcPr>
+            <w:tcW w:w="1674" w:type="dxa"/>
+            <w:tcBorders/>
+            <w:vAlign w:val="center"/>
+          </w:tcPr>
+          <w:p>
+            <w:pPr>
+              <w:pStyle w:val="TableHeading"/>
+              <w:suppressLineNumbers/>
+              <w:bidi w:val="0"/>
+              <w:jc w:val="center"/>
+              <w:rPr/>
+            </w:pPr>
+            <w:r>
+              <w:rPr/>
+              <w:t>Postcondición</w:t>
+            </w:r>
+          </w:p>
+        </w:tc>
+        <w:tc>
+          <w:tcPr>
+            <w:tcW w:w="7352" w:type="dxa"/>
+            <w:tcBorders/>
+            <w:vAlign w:val="center"/>
+          </w:tcPr>
+          <w:p>
+            <w:pPr>
+              <w:pStyle w:val="TableContents"/>
+              <w:widowControl w:val="false"/>
+              <w:suppressLineNumbers/>
+              <w:bidi w:val="0"/>
+              <w:jc w:val="left"/>
+              <w:rPr/>
+            </w:pPr>
+            <w:r>
+              <w:rPr/>
+              <w:t>El P&amp;L del proyecto refleja el nuevo costo o ingreso desde el siguiente GET del detalle, sin desfase.</w:t>
+            </w:r>
+          </w:p>
+        </w:tc>
+      </w:tr>
+      <w:tr>
+        <w:trPr/>
+        <w:tc>
+          <w:tcPr>
+            <w:tcW w:w="1674" w:type="dxa"/>
+            <w:tcBorders/>
+            <w:vAlign w:val="center"/>
+          </w:tcPr>
+          <w:p>
+            <w:pPr>
+              <w:pStyle w:val="TableHeading"/>
+              <w:suppressLineNumbers/>
+              <w:bidi w:val="0"/>
+              <w:jc w:val="center"/>
+              <w:rPr/>
+            </w:pPr>
+            <w:r>
+              <w:rPr/>
+              <w:t>Excepciones</w:t>
+            </w:r>
+          </w:p>
+        </w:tc>
+        <w:tc>
+          <w:tcPr>
+            <w:tcW w:w="7352" w:type="dxa"/>
+            <w:tcBorders/>
+            <w:vAlign w:val="center"/>
+          </w:tcPr>
+          <w:p>
+            <w:pPr>
+              <w:pStyle w:val="TableContents"/>
+              <w:numPr>
+                <w:ilvl w:val="0"/>
+                <w:numId w:val="21"/>
+              </w:numPr>
+              <w:tabs>
+                <w:tab w:val="clear" w:pos="709"/>
+                <w:tab w:val="left" w:pos="709" w:leader="none"/>
+              </w:tabs>
+              <w:bidi w:val="0"/>
+              <w:ind w:hanging="283" w:left="709"/>
+              <w:jc w:val="left"/>
+              <w:rPr/>
+            </w:pPr>
+            <w:r>
+              <w:rPr/>
+              <w:t>PasoAcción</w:t>
+            </w:r>
+          </w:p>
+          <w:p>
+            <w:pPr>
+              <w:pStyle w:val="TableContents"/>
+              <w:numPr>
+                <w:ilvl w:val="0"/>
+                <w:numId w:val="21"/>
+              </w:numPr>
+              <w:tabs>
+                <w:tab w:val="clear" w:pos="709"/>
+                <w:tab w:val="left" w:pos="709" w:leader="none"/>
+              </w:tabs>
+              <w:bidi w:val="0"/>
+              <w:spacing w:before="0" w:after="283"/>
+              <w:ind w:hanging="283" w:left="709"/>
+              <w:jc w:val="left"/>
+              <w:rPr/>
+            </w:pPr>
+            <w:r>
+              <w:rPr/>
+              <w:t>1Falta ENCRYPTION_KEY al guardar credenciales de un servicio: la API responde 500 pidiendo configurar la clave de cifrado.</w:t>
+            </w:r>
+          </w:p>
+        </w:tc>
+      </w:tr>
+    </w:tbl>
+    <w:p>
+      <w:pPr>
+        <w:pStyle w:val="BodyText"/>
+        <w:keepNext w:val="true"/>
+        <w:keepLines/>
+        <w:bidi w:val="0"/>
+        <w:ind w:hanging="0" w:left="0" w:right="0"/>
+        <w:jc w:val="left"/>
+        <w:rPr>
+          <w:b/>
+        </w:rPr>
+      </w:pPr>
+      <w:r>
+        <w:rPr>
+          <w:b/>
+        </w:rPr>
+        <w:t>Tabla 8</w:t>
+      </w:r>
+    </w:p>
+    <w:p>
+      <w:pPr>
+        <w:pStyle w:val="BodyTexttab-tit"/>
+        <w:keepNext w:val="true"/>
+        <w:keepLines/>
+        <w:bidi w:val="0"/>
+        <w:ind w:hanging="0" w:left="0" w:right="0"/>
+        <w:jc w:val="left"/>
+        <w:rPr>
+          <w:i/>
+        </w:rPr>
+      </w:pPr>
+      <w:r>
+        <w:rPr>
+          <w:i/>
+        </w:rPr>
+        <w:t>Descripción del caso de uso CU-11Ejecutar backup manualAdministrador (Mike)</w:t>
+      </w:r>
+    </w:p>
+    <w:tbl>
+      <w:tblPr>
+        <w:tblW w:w="9026" w:type="dxa"/>
+        <w:jc w:val="left"/>
+        <w:tblInd w:w="0" w:type="dxa"/>
+        <w:tblLayout w:type="fixed"/>
+        <w:tblCellMar>
+          <w:top w:w="28" w:type="dxa"/>
+          <w:left w:w="28" w:type="dxa"/>
+          <w:bottom w:w="28" w:type="dxa"/>
+          <w:right w:w="28" w:type="dxa"/>
+        </w:tblCellMar>
+      </w:tblPr>
+      <w:tblGrid>
+        <w:gridCol w:w="1693"/>
+        <w:gridCol w:w="7333"/>
+      </w:tblGrid>
+      <w:tr>
+        <w:trPr/>
+        <w:tc>
+          <w:tcPr>
+            <w:tcW w:w="1693" w:type="dxa"/>
+            <w:tcBorders/>
+            <w:vAlign w:val="center"/>
+          </w:tcPr>
+          <w:p>
+            <w:pPr>
+              <w:pStyle w:val="TableHeading"/>
+              <w:suppressLineNumbers/>
+              <w:bidi w:val="0"/>
+              <w:jc w:val="center"/>
+              <w:rPr/>
+            </w:pPr>
+            <w:r>
+              <w:rPr/>
+              <w:t>Descripción</w:t>
+            </w:r>
+          </w:p>
+        </w:tc>
+        <w:tc>
+          <w:tcPr>
+            <w:tcW w:w="7333" w:type="dxa"/>
+            <w:tcBorders/>
+            <w:vAlign w:val="center"/>
+          </w:tcPr>
+          <w:p>
+            <w:pPr>
+              <w:pStyle w:val="TableContents"/>
+              <w:widowControl w:val="false"/>
+              <w:suppressLineNumbers/>
+              <w:bidi w:val="0"/>
+              <w:jc w:val="left"/>
+              <w:rPr/>
+            </w:pPr>
+            <w:r>
+              <w:rPr/>
+              <w:t>El administrador dispara un backup de la base de datos hacia Blob storage desde el panel.</w:t>
+            </w:r>
+          </w:p>
+        </w:tc>
+      </w:tr>
+      <w:tr>
+        <w:trPr/>
+        <w:tc>
+          <w:tcPr>
+            <w:tcW w:w="1693" w:type="dxa"/>
+            <w:tcBorders/>
+            <w:vAlign w:val="center"/>
+          </w:tcPr>
+          <w:p>
+            <w:pPr>
+              <w:pStyle w:val="TableHeading"/>
+              <w:suppressLineNumbers/>
+              <w:bidi w:val="0"/>
+              <w:jc w:val="center"/>
+              <w:rPr/>
+            </w:pPr>
+            <w:r>
+              <w:rPr/>
+              <w:t>Precondición</w:t>
+            </w:r>
+          </w:p>
+        </w:tc>
+        <w:tc>
+          <w:tcPr>
+            <w:tcW w:w="7333" w:type="dxa"/>
+            <w:tcBorders/>
+            <w:vAlign w:val="center"/>
+          </w:tcPr>
+          <w:p>
+            <w:pPr>
+              <w:pStyle w:val="TableContents"/>
+              <w:widowControl w:val="false"/>
+              <w:suppressLineNumbers/>
+              <w:bidi w:val="0"/>
+              <w:jc w:val="left"/>
+              <w:rPr/>
+            </w:pPr>
+            <w:r>
+              <w:rPr/>
+              <w:t>El administrador tiene sesión activa (o, en el modo automático, el cron externo dispone del CRON_SECRET). Vercel Blob está habilitado en el proyecto.</w:t>
+            </w:r>
+          </w:p>
+        </w:tc>
+      </w:tr>
+      <w:tr>
+        <w:trPr/>
+        <w:tc>
+          <w:tcPr>
+            <w:tcW w:w="1693" w:type="dxa"/>
+            <w:tcBorders/>
+            <w:vAlign w:val="center"/>
+          </w:tcPr>
+          <w:p>
+            <w:pPr>
+              <w:pStyle w:val="TableHeading"/>
+              <w:suppressLineNumbers/>
+              <w:bidi w:val="0"/>
+              <w:jc w:val="center"/>
+              <w:rPr/>
+            </w:pPr>
+            <w:r>
+              <w:rPr/>
+              <w:t>Secuencia normal</w:t>
+            </w:r>
+          </w:p>
+        </w:tc>
+        <w:tc>
+          <w:tcPr>
+            <w:tcW w:w="7333" w:type="dxa"/>
+            <w:tcBorders/>
+            <w:vAlign w:val="center"/>
+          </w:tcPr>
+          <w:p>
+            <w:pPr>
+              <w:pStyle w:val="TableContents"/>
+              <w:numPr>
+                <w:ilvl w:val="0"/>
+                <w:numId w:val="22"/>
+              </w:numPr>
+              <w:tabs>
+                <w:tab w:val="clear" w:pos="709"/>
+                <w:tab w:val="left" w:pos="709" w:leader="none"/>
+              </w:tabs>
+              <w:bidi w:val="0"/>
+              <w:ind w:hanging="283" w:left="709"/>
+              <w:jc w:val="left"/>
+              <w:rPr/>
+            </w:pPr>
+            <w:r>
+              <w:rPr/>
+              <w:t>PasoAcción</w:t>
+            </w:r>
+          </w:p>
+          <w:p>
+            <w:pPr>
+              <w:pStyle w:val="TableContents"/>
+              <w:numPr>
+                <w:ilvl w:val="0"/>
+                <w:numId w:val="22"/>
+              </w:numPr>
+              <w:tabs>
+                <w:tab w:val="clear" w:pos="709"/>
+                <w:tab w:val="left" w:pos="709" w:leader="none"/>
+              </w:tabs>
+              <w:bidi w:val="0"/>
+              <w:ind w:hanging="283" w:left="709"/>
+              <w:jc w:val="left"/>
+              <w:rPr/>
+            </w:pPr>
+            <w:r>
+              <w:rPr/>
+              <w:t>1El administrador dispara el backup manual desde /admin/backup.</w:t>
+            </w:r>
+          </w:p>
+          <w:p>
+            <w:pPr>
+              <w:pStyle w:val="TableContents"/>
+              <w:numPr>
+                <w:ilvl w:val="0"/>
+                <w:numId w:val="22"/>
+              </w:numPr>
+              <w:tabs>
+                <w:tab w:val="clear" w:pos="709"/>
+                <w:tab w:val="left" w:pos="709" w:leader="none"/>
+              </w:tabs>
+              <w:bidi w:val="0"/>
+              <w:ind w:hanging="283" w:left="709"/>
+              <w:jc w:val="left"/>
+              <w:rPr/>
+            </w:pPr>
+            <w:r>
+              <w:rPr/>
+              <w:t>2runBackup() consulta en paralelo las tablas de negocio (clients, projects, messages, finances, projectServices, projectAdrs, briefings, entre otras).</w:t>
+            </w:r>
+          </w:p>
+          <w:p>
+            <w:pPr>
+              <w:pStyle w:val="TableContents"/>
+              <w:numPr>
+                <w:ilvl w:val="0"/>
+                <w:numId w:val="22"/>
+              </w:numPr>
+              <w:tabs>
+                <w:tab w:val="clear" w:pos="709"/>
+                <w:tab w:val="left" w:pos="709" w:leader="none"/>
+              </w:tabs>
+              <w:bidi w:val="0"/>
+              <w:ind w:hanging="283" w:left="709"/>
+              <w:jc w:val="left"/>
+              <w:rPr/>
+            </w:pPr>
+            <w:r>
+              <w:rPr/>
+              <w:t>3Arma un dump JSON con metadatos de versión y fecha, más el contenido de cada tabla.</w:t>
+            </w:r>
+          </w:p>
+          <w:p>
+            <w:pPr>
+              <w:pStyle w:val="TableContents"/>
+              <w:numPr>
+                <w:ilvl w:val="0"/>
+                <w:numId w:val="22"/>
+              </w:numPr>
+              <w:tabs>
+                <w:tab w:val="clear" w:pos="709"/>
+                <w:tab w:val="left" w:pos="709" w:leader="none"/>
+              </w:tabs>
+              <w:bidi w:val="0"/>
+              <w:ind w:hanging="283" w:left="709"/>
+              <w:jc w:val="left"/>
+              <w:rPr/>
+            </w:pPr>
+            <w:r>
+              <w:rPr/>
+              <w:t>4Sube el dump a Vercel Blob como backups/portfolio-{fecha}-{timestamp}.json con acceso privado.</w:t>
+            </w:r>
+          </w:p>
+          <w:p>
+            <w:pPr>
+              <w:pStyle w:val="TableContents"/>
+              <w:numPr>
+                <w:ilvl w:val="0"/>
+                <w:numId w:val="22"/>
+              </w:numPr>
+              <w:tabs>
+                <w:tab w:val="clear" w:pos="709"/>
+                <w:tab w:val="left" w:pos="709" w:leader="none"/>
+              </w:tabs>
+              <w:bidi w:val="0"/>
+              <w:ind w:hanging="283" w:left="709"/>
+              <w:jc w:val="left"/>
+              <w:rPr/>
+            </w:pPr>
+            <w:r>
+              <w:rPr/>
+              <w:t>5Devuelve al panel la URL, el tamaño y el pathname del backup generado.</w:t>
+            </w:r>
+          </w:p>
+          <w:p>
+            <w:pPr>
+              <w:pStyle w:val="TableContents"/>
+              <w:numPr>
+                <w:ilvl w:val="0"/>
+                <w:numId w:val="22"/>
+              </w:numPr>
+              <w:tabs>
+                <w:tab w:val="clear" w:pos="709"/>
+                <w:tab w:val="left" w:pos="709" w:leader="none"/>
+              </w:tabs>
+              <w:bidi w:val="0"/>
+              <w:spacing w:before="0" w:after="283"/>
+              <w:ind w:hanging="283" w:left="709"/>
+              <w:jc w:val="left"/>
+              <w:rPr/>
+            </w:pPr>
+            <w:r>
+              <w:rPr/>
+              <w:t>6El panel lista los últimos 30 backups ordenados por fecha para verificación visual.</w:t>
+            </w:r>
+          </w:p>
+        </w:tc>
+      </w:tr>
+      <w:tr>
+        <w:trPr/>
+        <w:tc>
+          <w:tcPr>
+            <w:tcW w:w="1693" w:type="dxa"/>
+            <w:tcBorders/>
+            <w:vAlign w:val="center"/>
+          </w:tcPr>
+          <w:p>
+            <w:pPr>
+              <w:pStyle w:val="TableHeading"/>
+              <w:suppressLineNumbers/>
+              <w:bidi w:val="0"/>
+              <w:jc w:val="center"/>
+              <w:rPr/>
+            </w:pPr>
+            <w:r>
+              <w:rPr/>
+              <w:t>Flujos alternos</w:t>
+            </w:r>
+          </w:p>
+        </w:tc>
+        <w:tc>
+          <w:tcPr>
+            <w:tcW w:w="7333" w:type="dxa"/>
+            <w:tcBorders/>
+            <w:vAlign w:val="center"/>
+          </w:tcPr>
+          <w:p>
+            <w:pPr>
+              <w:pStyle w:val="TableContents"/>
+              <w:numPr>
+                <w:ilvl w:val="0"/>
+                <w:numId w:val="23"/>
+              </w:numPr>
+              <w:tabs>
+                <w:tab w:val="clear" w:pos="709"/>
+                <w:tab w:val="left" w:pos="709" w:leader="none"/>
+              </w:tabs>
+              <w:bidi w:val="0"/>
+              <w:ind w:hanging="283" w:left="709"/>
+              <w:jc w:val="left"/>
+              <w:rPr/>
+            </w:pPr>
+            <w:r>
+              <w:rPr/>
+              <w:t>1.Vercel Cron llama al mismo endpoint con el CRON_SECRET en lugar de sesión de administrador, ejecutando runBackup() sin intervención manual.</w:t>
+            </w:r>
+          </w:p>
+          <w:p>
+            <w:pPr>
+              <w:pStyle w:val="TableContents"/>
+              <w:numPr>
+                <w:ilvl w:val="0"/>
+                <w:numId w:val="23"/>
+              </w:numPr>
+              <w:tabs>
+                <w:tab w:val="clear" w:pos="709"/>
+                <w:tab w:val="left" w:pos="709" w:leader="none"/>
+              </w:tabs>
+              <w:bidi w:val="0"/>
+              <w:spacing w:before="0" w:after="283"/>
+              <w:ind w:hanging="283" w:left="709"/>
+              <w:jc w:val="left"/>
+              <w:rPr/>
+            </w:pPr>
+            <w:r>
+              <w:rPr/>
+              <w:t>1.El administrador solo lista los backups existentes, sin generar uno nuevo.</w:t>
+            </w:r>
+          </w:p>
+        </w:tc>
+      </w:tr>
+      <w:tr>
+        <w:trPr/>
+        <w:tc>
+          <w:tcPr>
+            <w:tcW w:w="1693" w:type="dxa"/>
+            <w:tcBorders/>
+            <w:vAlign w:val="center"/>
+          </w:tcPr>
+          <w:p>
+            <w:pPr>
+              <w:pStyle w:val="TableHeading"/>
+              <w:suppressLineNumbers/>
+              <w:bidi w:val="0"/>
+              <w:jc w:val="center"/>
+              <w:rPr/>
+            </w:pPr>
+            <w:r>
+              <w:rPr/>
+              <w:t>Postcondición</w:t>
+            </w:r>
+          </w:p>
+        </w:tc>
+        <w:tc>
+          <w:tcPr>
+            <w:tcW w:w="7333" w:type="dxa"/>
+            <w:tcBorders/>
+            <w:vAlign w:val="center"/>
+          </w:tcPr>
+          <w:p>
+            <w:pPr>
+              <w:pStyle w:val="TableContents"/>
+              <w:widowControl w:val="false"/>
+              <w:suppressLineNumbers/>
+              <w:bidi w:val="0"/>
+              <w:jc w:val="left"/>
+              <w:rPr/>
+            </w:pPr>
+            <w:r>
+              <w:rPr/>
+              <w:t>Queda un archivo JSON inmutable en Vercel Blob con una fotografía completa de las tablas de negocio en ese momento.</w:t>
+            </w:r>
+          </w:p>
+        </w:tc>
+      </w:tr>
+      <w:tr>
+        <w:trPr/>
+        <w:tc>
+          <w:tcPr>
+            <w:tcW w:w="1693" w:type="dxa"/>
+            <w:tcBorders/>
+            <w:vAlign w:val="center"/>
+          </w:tcPr>
+          <w:p>
+            <w:pPr>
+              <w:pStyle w:val="TableHeading"/>
+              <w:suppressLineNumbers/>
+              <w:bidi w:val="0"/>
+              <w:jc w:val="center"/>
+              <w:rPr/>
+            </w:pPr>
+            <w:r>
+              <w:rPr/>
+              <w:t>Excepciones</w:t>
+            </w:r>
+          </w:p>
+        </w:tc>
+        <w:tc>
+          <w:tcPr>
+            <w:tcW w:w="7333" w:type="dxa"/>
+            <w:tcBorders/>
+            <w:vAlign w:val="center"/>
+          </w:tcPr>
+          <w:p>
+            <w:pPr>
+              <w:pStyle w:val="TableContents"/>
+              <w:numPr>
+                <w:ilvl w:val="0"/>
+                <w:numId w:val="24"/>
+              </w:numPr>
+              <w:tabs>
+                <w:tab w:val="clear" w:pos="709"/>
+                <w:tab w:val="left" w:pos="709" w:leader="none"/>
+              </w:tabs>
+              <w:bidi w:val="0"/>
+              <w:ind w:hanging="283" w:left="709"/>
+              <w:jc w:val="left"/>
+              <w:rPr/>
+            </w:pPr>
+            <w:r>
+              <w:rPr/>
+              <w:t>PasoAcción</w:t>
+            </w:r>
+          </w:p>
+          <w:p>
+            <w:pPr>
+              <w:pStyle w:val="TableContents"/>
+              <w:numPr>
+                <w:ilvl w:val="0"/>
+                <w:numId w:val="24"/>
+              </w:numPr>
+              <w:tabs>
+                <w:tab w:val="clear" w:pos="709"/>
+                <w:tab w:val="left" w:pos="709" w:leader="none"/>
+              </w:tabs>
+              <w:bidi w:val="0"/>
+              <w:spacing w:before="0" w:after="283"/>
+              <w:ind w:hanging="283" w:left="709"/>
+              <w:jc w:val="left"/>
+              <w:rPr/>
+            </w:pPr>
+            <w:r>
+              <w:rPr/>
+              <w:t>1Falla la conexión a la base de datos durante el respaldo: el endpoint responde 500 y el fallo queda registrado en logs, sin generar un blob parcial.</w:t>
+            </w:r>
+          </w:p>
+        </w:tc>
+      </w:tr>
+    </w:tbl>
+    <w:p>
+      <w:pPr>
+        <w:pStyle w:val="BodyText"/>
+        <w:keepNext w:val="true"/>
+        <w:keepLines/>
+        <w:bidi w:val="0"/>
+        <w:ind w:hanging="0" w:left="0" w:right="0"/>
+        <w:jc w:val="left"/>
+        <w:rPr>
+          <w:b/>
+        </w:rPr>
+      </w:pPr>
+      <w:r>
+        <w:rPr>
+          <w:b/>
+        </w:rPr>
+        <w:t>Tabla 9</w:t>
+      </w:r>
+    </w:p>
+    <w:p>
+      <w:pPr>
+        <w:pStyle w:val="BodyTexttab-tit"/>
+        <w:keepNext w:val="true"/>
+        <w:keepLines/>
+        <w:bidi w:val="0"/>
+        <w:ind w:hanging="0" w:left="0" w:right="0"/>
+        <w:jc w:val="left"/>
+        <w:rPr>
+          <w:i/>
+        </w:rPr>
+      </w:pPr>
+      <w:r>
+        <w:rPr>
+          <w:i/>
+        </w:rPr>
+        <w:t>Descripción del caso de uso CU-13Inyectar un fallo de chaos engineeringAdministrador (Mike)</w:t>
+      </w:r>
+    </w:p>
+    <w:tbl>
+      <w:tblPr>
+        <w:tblW w:w="9026" w:type="dxa"/>
+        <w:jc w:val="left"/>
+        <w:tblInd w:w="0" w:type="dxa"/>
+        <w:tblLayout w:type="fixed"/>
+        <w:tblCellMar>
+          <w:top w:w="28" w:type="dxa"/>
+          <w:left w:w="28" w:type="dxa"/>
+          <w:bottom w:w="28" w:type="dxa"/>
+          <w:right w:w="28" w:type="dxa"/>
+        </w:tblCellMar>
+      </w:tblPr>
+      <w:tblGrid>
+        <w:gridCol w:w="1664"/>
+        <w:gridCol w:w="7362"/>
+      </w:tblGrid>
+      <w:tr>
+        <w:trPr/>
+        <w:tc>
+          <w:tcPr>
+            <w:tcW w:w="1664" w:type="dxa"/>
+            <w:tcBorders/>
+            <w:vAlign w:val="center"/>
+          </w:tcPr>
+          <w:p>
+            <w:pPr>
+              <w:pStyle w:val="TableHeading"/>
+              <w:suppressLineNumbers/>
+              <w:bidi w:val="0"/>
+              <w:jc w:val="center"/>
+              <w:rPr/>
+            </w:pPr>
+            <w:r>
+              <w:rPr/>
+              <w:t>Descripción</w:t>
+            </w:r>
+          </w:p>
+        </w:tc>
+        <w:tc>
+          <w:tcPr>
+            <w:tcW w:w="7362" w:type="dxa"/>
+            <w:tcBorders/>
+            <w:vAlign w:val="center"/>
+          </w:tcPr>
+          <w:p>
+            <w:pPr>
+              <w:pStyle w:val="TableContents"/>
+              <w:widowControl w:val="false"/>
+              <w:suppressLineNumbers/>
+              <w:bidi w:val="0"/>
+              <w:jc w:val="left"/>
+              <w:rPr/>
+            </w:pPr>
+            <w:r>
+              <w:rPr/>
+              <w:t>El administrador activa un flag de fallo temporal en una ruta y observa cómo el monitoreo lo detecta.</w:t>
+            </w:r>
+          </w:p>
+        </w:tc>
+      </w:tr>
+      <w:tr>
+        <w:trPr/>
+        <w:tc>
+          <w:tcPr>
+            <w:tcW w:w="1664" w:type="dxa"/>
+            <w:tcBorders/>
+            <w:vAlign w:val="center"/>
+          </w:tcPr>
+          <w:p>
+            <w:pPr>
+              <w:pStyle w:val="TableHeading"/>
+              <w:suppressLineNumbers/>
+              <w:bidi w:val="0"/>
+              <w:jc w:val="center"/>
+              <w:rPr/>
+            </w:pPr>
+            <w:r>
+              <w:rPr/>
+              <w:t>Precondición</w:t>
+            </w:r>
+          </w:p>
+        </w:tc>
+        <w:tc>
+          <w:tcPr>
+            <w:tcW w:w="7362" w:type="dxa"/>
+            <w:tcBorders/>
+            <w:vAlign w:val="center"/>
+          </w:tcPr>
+          <w:p>
+            <w:pPr>
+              <w:pStyle w:val="TableContents"/>
+              <w:widowControl w:val="false"/>
+              <w:suppressLineNumbers/>
+              <w:bidi w:val="0"/>
+              <w:jc w:val="left"/>
+              <w:rPr/>
+            </w:pPr>
+            <w:r>
+              <w:rPr/>
+              <w:t>El administrador tiene sesión activa. La ruta objetivo no pertenece a /admin, /api/admin ni /api/auth (protegidas contra auto-sabotaje).</w:t>
+            </w:r>
+          </w:p>
+        </w:tc>
+      </w:tr>
+      <w:tr>
+        <w:trPr/>
+        <w:tc>
+          <w:tcPr>
+            <w:tcW w:w="1664" w:type="dxa"/>
+            <w:tcBorders/>
+            <w:vAlign w:val="center"/>
+          </w:tcPr>
+          <w:p>
+            <w:pPr>
+              <w:pStyle w:val="TableHeading"/>
+              <w:suppressLineNumbers/>
+              <w:bidi w:val="0"/>
+              <w:jc w:val="center"/>
+              <w:rPr/>
+            </w:pPr>
+            <w:r>
+              <w:rPr/>
+              <w:t>Secuencia normal</w:t>
+            </w:r>
+          </w:p>
+        </w:tc>
+        <w:tc>
+          <w:tcPr>
+            <w:tcW w:w="7362" w:type="dxa"/>
+            <w:tcBorders/>
+            <w:vAlign w:val="center"/>
+          </w:tcPr>
+          <w:p>
+            <w:pPr>
+              <w:pStyle w:val="TableContents"/>
+              <w:numPr>
+                <w:ilvl w:val="0"/>
+                <w:numId w:val="25"/>
+              </w:numPr>
+              <w:tabs>
+                <w:tab w:val="clear" w:pos="709"/>
+                <w:tab w:val="left" w:pos="709" w:leader="none"/>
+              </w:tabs>
+              <w:bidi w:val="0"/>
+              <w:ind w:hanging="283" w:left="709"/>
+              <w:jc w:val="left"/>
+              <w:rPr/>
+            </w:pPr>
+            <w:r>
+              <w:rPr/>
+              <w:t>PasoAcción</w:t>
+            </w:r>
+          </w:p>
+          <w:p>
+            <w:pPr>
+              <w:pStyle w:val="TableContents"/>
+              <w:numPr>
+                <w:ilvl w:val="0"/>
+                <w:numId w:val="25"/>
+              </w:numPr>
+              <w:tabs>
+                <w:tab w:val="clear" w:pos="709"/>
+                <w:tab w:val="left" w:pos="709" w:leader="none"/>
+              </w:tabs>
+              <w:bidi w:val="0"/>
+              <w:ind w:hanging="283" w:left="709"/>
+              <w:jc w:val="left"/>
+              <w:rPr/>
+            </w:pPr>
+            <w:r>
+              <w:rPr/>
+              <w:t>1El administrador crea un flag de chaos desde /admin/lab/chaos, indicando tipo (latencia, error 500 o caída de servicio), ruta objetivo y TTL.</w:t>
+            </w:r>
+          </w:p>
+          <w:p>
+            <w:pPr>
+              <w:pStyle w:val="TableContents"/>
+              <w:numPr>
+                <w:ilvl w:val="0"/>
+                <w:numId w:val="25"/>
+              </w:numPr>
+              <w:tabs>
+                <w:tab w:val="clear" w:pos="709"/>
+                <w:tab w:val="left" w:pos="709" w:leader="none"/>
+              </w:tabs>
+              <w:bidi w:val="0"/>
+              <w:ind w:hanging="283" w:left="709"/>
+              <w:jc w:val="left"/>
+              <w:rPr/>
+            </w:pPr>
+            <w:r>
+              <w:rPr/>
+              <w:t>2El sistema valida el tipo y la ruta, aplica topes de seguridad (latencia máxima y TTL máximo) y calcula la expiración.</w:t>
+            </w:r>
+          </w:p>
+          <w:p>
+            <w:pPr>
+              <w:pStyle w:val="TableContents"/>
+              <w:numPr>
+                <w:ilvl w:val="0"/>
+                <w:numId w:val="25"/>
+              </w:numPr>
+              <w:tabs>
+                <w:tab w:val="clear" w:pos="709"/>
+                <w:tab w:val="left" w:pos="709" w:leader="none"/>
+              </w:tabs>
+              <w:bidi w:val="0"/>
+              <w:ind w:hanging="283" w:left="709"/>
+              <w:jc w:val="left"/>
+              <w:rPr/>
+            </w:pPr>
+            <w:r>
+              <w:rPr/>
+              <w:t>3El flag se inserta activo en la tabla chaos_flags y se invalida la caché para que aplique de inmediato.</w:t>
+            </w:r>
+          </w:p>
+          <w:p>
+            <w:pPr>
+              <w:pStyle w:val="TableContents"/>
+              <w:numPr>
+                <w:ilvl w:val="0"/>
+                <w:numId w:val="25"/>
+              </w:numPr>
+              <w:tabs>
+                <w:tab w:val="clear" w:pos="709"/>
+                <w:tab w:val="left" w:pos="709" w:leader="none"/>
+              </w:tabs>
+              <w:bidi w:val="0"/>
+              <w:ind w:hanging="283" w:left="709"/>
+              <w:jc w:val="left"/>
+              <w:rPr/>
+            </w:pPr>
+            <w:r>
+              <w:rPr/>
+              <w:t>4En cada request, el middleware evalúa los flags activos (con caché corta) y busca una coincidencia con la ruta solicitada.</w:t>
+            </w:r>
+          </w:p>
+          <w:p>
+            <w:pPr>
+              <w:pStyle w:val="TableContents"/>
+              <w:numPr>
+                <w:ilvl w:val="0"/>
+                <w:numId w:val="25"/>
+              </w:numPr>
+              <w:tabs>
+                <w:tab w:val="clear" w:pos="709"/>
+                <w:tab w:val="left" w:pos="709" w:leader="none"/>
+              </w:tabs>
+              <w:bidi w:val="0"/>
+              <w:ind w:hanging="283" w:left="709"/>
+              <w:jc w:val="left"/>
+              <w:rPr/>
+            </w:pPr>
+            <w:r>
+              <w:rPr/>
+              <w:t>5Si coincide, aplica el fallo simulado: introduce latencia, o responde error 500/503 con un header que identifica que es chaos.</w:t>
+            </w:r>
+          </w:p>
+          <w:p>
+            <w:pPr>
+              <w:pStyle w:val="TableContents"/>
+              <w:numPr>
+                <w:ilvl w:val="0"/>
+                <w:numId w:val="25"/>
+              </w:numPr>
+              <w:tabs>
+                <w:tab w:val="clear" w:pos="709"/>
+                <w:tab w:val="left" w:pos="709" w:leader="none"/>
+              </w:tabs>
+              <w:bidi w:val="0"/>
+              <w:spacing w:before="0" w:after="283"/>
+              <w:ind w:hanging="283" w:left="709"/>
+              <w:jc w:val="left"/>
+              <w:rPr/>
+            </w:pPr>
+            <w:r>
+              <w:rPr/>
+              <w:t>6El chequeo de uptime del cron detecta la caída simulada en su siguiente sondeo, igual que detectaría una caída real.</w:t>
+            </w:r>
+          </w:p>
+        </w:tc>
+      </w:tr>
+      <w:tr>
+        <w:trPr/>
+        <w:tc>
+          <w:tcPr>
+            <w:tcW w:w="1664" w:type="dxa"/>
+            <w:tcBorders/>
+            <w:vAlign w:val="center"/>
+          </w:tcPr>
+          <w:p>
+            <w:pPr>
+              <w:pStyle w:val="TableHeading"/>
+              <w:suppressLineNumbers/>
+              <w:bidi w:val="0"/>
+              <w:jc w:val="center"/>
+              <w:rPr/>
+            </w:pPr>
+            <w:r>
+              <w:rPr/>
+              <w:t>Flujos alternos</w:t>
+            </w:r>
+          </w:p>
+        </w:tc>
+        <w:tc>
+          <w:tcPr>
+            <w:tcW w:w="7362" w:type="dxa"/>
+            <w:tcBorders/>
+            <w:vAlign w:val="center"/>
+          </w:tcPr>
+          <w:p>
+            <w:pPr>
+              <w:pStyle w:val="TableContents"/>
+              <w:numPr>
+                <w:ilvl w:val="0"/>
+                <w:numId w:val="26"/>
+              </w:numPr>
+              <w:tabs>
+                <w:tab w:val="clear" w:pos="709"/>
+                <w:tab w:val="left" w:pos="709" w:leader="none"/>
+              </w:tabs>
+              <w:bidi w:val="0"/>
+              <w:ind w:hanging="283" w:left="709"/>
+              <w:jc w:val="left"/>
+              <w:rPr/>
+            </w:pPr>
+            <w:r>
+              <w:rPr/>
+              <w:t>1.Al vencer el TTL, el flag deja de aplicarse automáticamente, sin que el administrador tenga que desactivarlo.</w:t>
+            </w:r>
+          </w:p>
+          <w:p>
+            <w:pPr>
+              <w:pStyle w:val="TableContents"/>
+              <w:numPr>
+                <w:ilvl w:val="0"/>
+                <w:numId w:val="26"/>
+              </w:numPr>
+              <w:tabs>
+                <w:tab w:val="clear" w:pos="709"/>
+                <w:tab w:val="left" w:pos="709" w:leader="none"/>
+              </w:tabs>
+              <w:bidi w:val="0"/>
+              <w:spacing w:before="0" w:after="283"/>
+              <w:ind w:hanging="283" w:left="709"/>
+              <w:jc w:val="left"/>
+              <w:rPr/>
+            </w:pPr>
+            <w:r>
+              <w:rPr/>
+              <w:t>1.El administrador desactiva todos los flags activos de una sola vez desde el panel.</w:t>
+            </w:r>
+          </w:p>
+        </w:tc>
+      </w:tr>
+      <w:tr>
+        <w:trPr/>
+        <w:tc>
+          <w:tcPr>
+            <w:tcW w:w="1664" w:type="dxa"/>
+            <w:tcBorders/>
+            <w:vAlign w:val="center"/>
+          </w:tcPr>
+          <w:p>
+            <w:pPr>
+              <w:pStyle w:val="TableHeading"/>
+              <w:suppressLineNumbers/>
+              <w:bidi w:val="0"/>
+              <w:jc w:val="center"/>
+              <w:rPr/>
+            </w:pPr>
+            <w:r>
+              <w:rPr/>
+              <w:t>Postcondición</w:t>
+            </w:r>
+          </w:p>
+        </w:tc>
+        <w:tc>
+          <w:tcPr>
+            <w:tcW w:w="7362" w:type="dxa"/>
+            <w:tcBorders/>
+            <w:vAlign w:val="center"/>
+          </w:tcPr>
+          <w:p>
+            <w:pPr>
+              <w:pStyle w:val="TableContents"/>
+              <w:widowControl w:val="false"/>
+              <w:suppressLineNumbers/>
+              <w:bidi w:val="0"/>
+              <w:jc w:val="left"/>
+              <w:rPr/>
+            </w:pPr>
+            <w:r>
+              <w:rPr/>
+              <w:t>Las rutas coincidentes sufren el fallo simulado hasta que el flag expira o se apaga manualmente, permitiendo validar que el monitoreo lo detecta.</w:t>
+            </w:r>
+          </w:p>
+        </w:tc>
+      </w:tr>
+      <w:tr>
+        <w:trPr/>
+        <w:tc>
+          <w:tcPr>
+            <w:tcW w:w="1664" w:type="dxa"/>
+            <w:tcBorders/>
+            <w:vAlign w:val="center"/>
+          </w:tcPr>
+          <w:p>
+            <w:pPr>
+              <w:pStyle w:val="TableHeading"/>
+              <w:suppressLineNumbers/>
+              <w:bidi w:val="0"/>
+              <w:jc w:val="center"/>
+              <w:rPr/>
+            </w:pPr>
+            <w:r>
+              <w:rPr/>
+              <w:t>Excepciones</w:t>
+            </w:r>
+          </w:p>
+        </w:tc>
+        <w:tc>
+          <w:tcPr>
+            <w:tcW w:w="7362" w:type="dxa"/>
+            <w:tcBorders/>
+            <w:vAlign w:val="center"/>
+          </w:tcPr>
+          <w:p>
+            <w:pPr>
+              <w:pStyle w:val="TableContents"/>
+              <w:numPr>
+                <w:ilvl w:val="0"/>
+                <w:numId w:val="27"/>
+              </w:numPr>
+              <w:tabs>
+                <w:tab w:val="clear" w:pos="709"/>
+                <w:tab w:val="left" w:pos="709" w:leader="none"/>
+              </w:tabs>
+              <w:bidi w:val="0"/>
+              <w:ind w:hanging="283" w:left="709"/>
+              <w:jc w:val="left"/>
+              <w:rPr/>
+            </w:pPr>
+            <w:r>
+              <w:rPr/>
+              <w:t>PasoAcción</w:t>
+            </w:r>
+          </w:p>
+          <w:p>
+            <w:pPr>
+              <w:pStyle w:val="TableContents"/>
+              <w:numPr>
+                <w:ilvl w:val="0"/>
+                <w:numId w:val="27"/>
+              </w:numPr>
+              <w:tabs>
+                <w:tab w:val="clear" w:pos="709"/>
+                <w:tab w:val="left" w:pos="709" w:leader="none"/>
+              </w:tabs>
+              <w:bidi w:val="0"/>
+              <w:spacing w:before="0" w:after="283"/>
+              <w:ind w:hanging="283" w:left="709"/>
+              <w:jc w:val="left"/>
+              <w:rPr/>
+            </w:pPr>
+            <w:r>
+              <w:rPr/>
+              <w:t>1Si la lectura de flags falla por un problema de base de datos, el middleware falla abierto: el request pasa limpio y nunca se cae el sitio real por un error del propio motor de caos.</w:t>
+            </w:r>
+          </w:p>
+        </w:tc>
+      </w:tr>
+    </w:tbl>
+    <w:p>
+      <w:pPr>
+        <w:pStyle w:val="BodyText"/>
+        <w:keepNext w:val="true"/>
+        <w:keepLines/>
+        <w:bidi w:val="0"/>
+        <w:ind w:hanging="0" w:left="0" w:right="0"/>
+        <w:jc w:val="left"/>
+        <w:rPr>
+          <w:b/>
+        </w:rPr>
+      </w:pPr>
+      <w:r>
+        <w:rPr>
+          <w:b/>
+        </w:rPr>
+        <w:t>Tabla 10</w:t>
+      </w:r>
+    </w:p>
+    <w:p>
+      <w:pPr>
+        <w:pStyle w:val="BodyTexttab-tit"/>
+        <w:keepNext w:val="true"/>
+        <w:keepLines/>
+        <w:bidi w:val="0"/>
+        <w:ind w:hanging="0" w:left="0" w:right="0"/>
+        <w:jc w:val="left"/>
+        <w:rPr>
+          <w:i/>
+        </w:rPr>
+      </w:pPr>
+      <w:r>
+        <w:rPr>
+          <w:i/>
+        </w:rPr>
+        <w:t>Descripción del caso de uso CU-16Proyectar una presentación con el público en sincroníaCliente</w:t>
+      </w:r>
+    </w:p>
+    <w:tbl>
+      <w:tblPr>
+        <w:tblW w:w="9026" w:type="dxa"/>
+        <w:jc w:val="left"/>
+        <w:tblInd w:w="0" w:type="dxa"/>
+        <w:tblLayout w:type="fixed"/>
+        <w:tblCellMar>
+          <w:top w:w="28" w:type="dxa"/>
+          <w:left w:w="28" w:type="dxa"/>
+          <w:bottom w:w="28" w:type="dxa"/>
+          <w:right w:w="28" w:type="dxa"/>
+        </w:tblCellMar>
+      </w:tblPr>
+      <w:tblGrid>
+        <w:gridCol w:w="1653"/>
+        <w:gridCol w:w="7373"/>
+      </w:tblGrid>
+      <w:tr>
+        <w:trPr/>
+        <w:tc>
+          <w:tcPr>
+            <w:tcW w:w="1653" w:type="dxa"/>
+            <w:tcBorders/>
+            <w:vAlign w:val="center"/>
+          </w:tcPr>
+          <w:p>
+            <w:pPr>
+              <w:pStyle w:val="TableHeading"/>
+              <w:suppressLineNumbers/>
+              <w:bidi w:val="0"/>
+              <w:jc w:val="center"/>
+              <w:rPr/>
+            </w:pPr>
+            <w:r>
+              <w:rPr/>
+              <w:t>Descripción</w:t>
+            </w:r>
+          </w:p>
+        </w:tc>
+        <w:tc>
+          <w:tcPr>
+            <w:tcW w:w="7373" w:type="dxa"/>
+            <w:tcBorders/>
+            <w:vAlign w:val="center"/>
+          </w:tcPr>
+          <w:p>
+            <w:pPr>
+              <w:pStyle w:val="TableContents"/>
+              <w:widowControl w:val="false"/>
+              <w:suppressLineNumbers/>
+              <w:bidi w:val="0"/>
+              <w:jc w:val="left"/>
+              <w:rPr/>
+            </w:pPr>
+            <w:r>
+              <w:rPr/>
+              <w:t>El administrador proyecta un deck y lo controla desde su celular; el público lo sigue en sus propios dispositivos entrando por un QR o un PIN de cuatro caracteres.</w:t>
+            </w:r>
+          </w:p>
+        </w:tc>
+      </w:tr>
+      <w:tr>
+        <w:trPr/>
+        <w:tc>
+          <w:tcPr>
+            <w:tcW w:w="1653" w:type="dxa"/>
+            <w:tcBorders/>
+            <w:vAlign w:val="center"/>
+          </w:tcPr>
+          <w:p>
+            <w:pPr>
+              <w:pStyle w:val="TableHeading"/>
+              <w:suppressLineNumbers/>
+              <w:bidi w:val="0"/>
+              <w:jc w:val="center"/>
+              <w:rPr/>
+            </w:pPr>
+            <w:r>
+              <w:rPr/>
+              <w:t>Precondición</w:t>
+            </w:r>
+          </w:p>
+        </w:tc>
+        <w:tc>
+          <w:tcPr>
+            <w:tcW w:w="7373" w:type="dxa"/>
+            <w:tcBorders/>
+            <w:vAlign w:val="center"/>
+          </w:tcPr>
+          <w:p>
+            <w:pPr>
+              <w:pStyle w:val="TableContents"/>
+              <w:widowControl w:val="false"/>
+              <w:suppressLineNumbers/>
+              <w:bidi w:val="0"/>
+              <w:jc w:val="left"/>
+              <w:rPr/>
+            </w:pPr>
+            <w:r>
+              <w:rPr/>
+              <w:t>Existe un deck en la biblioteca: un archivo HTML autónomo con un &lt;deck-stage&gt; del que se extrajeron sus slides al subirlo.</w:t>
+            </w:r>
+          </w:p>
+        </w:tc>
+      </w:tr>
+      <w:tr>
+        <w:trPr/>
+        <w:tc>
+          <w:tcPr>
+            <w:tcW w:w="1653" w:type="dxa"/>
+            <w:tcBorders/>
+            <w:vAlign w:val="center"/>
+          </w:tcPr>
+          <w:p>
+            <w:pPr>
+              <w:pStyle w:val="TableHeading"/>
+              <w:suppressLineNumbers/>
+              <w:bidi w:val="0"/>
+              <w:jc w:val="center"/>
+              <w:rPr/>
+            </w:pPr>
+            <w:r>
+              <w:rPr/>
+              <w:t>Secuencia normal</w:t>
+            </w:r>
+          </w:p>
+        </w:tc>
+        <w:tc>
+          <w:tcPr>
+            <w:tcW w:w="7373" w:type="dxa"/>
+            <w:tcBorders/>
+            <w:vAlign w:val="center"/>
+          </w:tcPr>
+          <w:p>
+            <w:pPr>
+              <w:pStyle w:val="TableContents"/>
+              <w:numPr>
+                <w:ilvl w:val="0"/>
+                <w:numId w:val="28"/>
+              </w:numPr>
+              <w:tabs>
+                <w:tab w:val="clear" w:pos="709"/>
+                <w:tab w:val="left" w:pos="709" w:leader="none"/>
+              </w:tabs>
+              <w:bidi w:val="0"/>
+              <w:ind w:hanging="283" w:left="709"/>
+              <w:jc w:val="left"/>
+              <w:rPr/>
+            </w:pPr>
+            <w:r>
+              <w:rPr/>
+              <w:t>PasoAcción</w:t>
+            </w:r>
+          </w:p>
+          <w:p>
+            <w:pPr>
+              <w:pStyle w:val="TableContents"/>
+              <w:numPr>
+                <w:ilvl w:val="0"/>
+                <w:numId w:val="28"/>
+              </w:numPr>
+              <w:tabs>
+                <w:tab w:val="clear" w:pos="709"/>
+                <w:tab w:val="left" w:pos="709" w:leader="none"/>
+              </w:tabs>
+              <w:bidi w:val="0"/>
+              <w:ind w:hanging="283" w:left="709"/>
+              <w:jc w:val="left"/>
+              <w:rPr/>
+            </w:pPr>
+            <w:r>
+              <w:rPr/>
+              <w:t>1El administrador pulsa Presentar y confirma en una pantalla que muestra el deck, su número de slides y la caducidad de la sesión.</w:t>
+            </w:r>
+          </w:p>
+          <w:p>
+            <w:pPr>
+              <w:pStyle w:val="TableContents"/>
+              <w:numPr>
+                <w:ilvl w:val="0"/>
+                <w:numId w:val="28"/>
+              </w:numPr>
+              <w:tabs>
+                <w:tab w:val="clear" w:pos="709"/>
+                <w:tab w:val="left" w:pos="709" w:leader="none"/>
+              </w:tabs>
+              <w:bidi w:val="0"/>
+              <w:ind w:hanging="283" w:left="709"/>
+              <w:jc w:val="left"/>
+              <w:rPr/>
+            </w:pPr>
+            <w:r>
+              <w:rPr/>
+              <w:t>2El sistema crea la sesión en Redis en estado lobby, con slide 0 y un PIN de cuatro caracteres (dos letras y dos dígitos) comprobado contra las rutas reservadas del sitio y contra los PIN ya en uso.</w:t>
+            </w:r>
+          </w:p>
+          <w:p>
+            <w:pPr>
+              <w:pStyle w:val="TableContents"/>
+              <w:numPr>
+                <w:ilvl w:val="0"/>
+                <w:numId w:val="28"/>
+              </w:numPr>
+              <w:tabs>
+                <w:tab w:val="clear" w:pos="709"/>
+                <w:tab w:val="left" w:pos="709" w:leader="none"/>
+              </w:tabs>
+              <w:bidi w:val="0"/>
+              <w:ind w:hanging="283" w:left="709"/>
+              <w:jc w:val="left"/>
+              <w:rPr/>
+            </w:pPr>
+            <w:r>
+              <w:rPr/>
+              <w:t>3La pantalla de reparto ofrece las dos vistas: la pantalla principal para el proyector y el control remoto, este último también como QR para escanearlo con el celular.</w:t>
+            </w:r>
+          </w:p>
+          <w:p>
+            <w:pPr>
+              <w:pStyle w:val="TableContents"/>
+              <w:numPr>
+                <w:ilvl w:val="0"/>
+                <w:numId w:val="28"/>
+              </w:numPr>
+              <w:tabs>
+                <w:tab w:val="clear" w:pos="709"/>
+                <w:tab w:val="left" w:pos="709" w:leader="none"/>
+              </w:tabs>
+              <w:bidi w:val="0"/>
+              <w:ind w:hanging="283" w:left="709"/>
+              <w:jc w:val="left"/>
+              <w:rPr/>
+            </w:pPr>
+            <w:r>
+              <w:rPr/>
+              <w:t>4La pantalla principal muestra a pantalla completa el QR hacia codebymike.tech/{pin} y el PIN escrito en grande; es la única vista que los muestra.</w:t>
+            </w:r>
+          </w:p>
+          <w:p>
+            <w:pPr>
+              <w:pStyle w:val="TableContents"/>
+              <w:numPr>
+                <w:ilvl w:val="0"/>
+                <w:numId w:val="28"/>
+              </w:numPr>
+              <w:tabs>
+                <w:tab w:val="clear" w:pos="709"/>
+                <w:tab w:val="left" w:pos="709" w:leader="none"/>
+              </w:tabs>
+              <w:bidi w:val="0"/>
+              <w:ind w:hanging="283" w:left="709"/>
+              <w:jc w:val="left"/>
+              <w:rPr/>
+            </w:pPr>
+            <w:r>
+              <w:rPr/>
+              <w:t>5El público escanea o teclea la dirección y ve la pantalla de espera con el título del deck.</w:t>
+            </w:r>
+          </w:p>
+          <w:p>
+            <w:pPr>
+              <w:pStyle w:val="TableContents"/>
+              <w:numPr>
+                <w:ilvl w:val="0"/>
+                <w:numId w:val="28"/>
+              </w:numPr>
+              <w:tabs>
+                <w:tab w:val="clear" w:pos="709"/>
+                <w:tab w:val="left" w:pos="709" w:leader="none"/>
+              </w:tabs>
+              <w:bidi w:val="0"/>
+              <w:ind w:hanging="283" w:left="709"/>
+              <w:jc w:val="left"/>
+              <w:rPr/>
+            </w:pPr>
+            <w:r>
+              <w:rPr/>
+              <w:t>6El administrador inicia desde el control remoto, que exige sesión de administrador y valida además el secreto de la sesión.</w:t>
+            </w:r>
+          </w:p>
+          <w:p>
+            <w:pPr>
+              <w:pStyle w:val="TableContents"/>
+              <w:numPr>
+                <w:ilvl w:val="0"/>
+                <w:numId w:val="28"/>
+              </w:numPr>
+              <w:tabs>
+                <w:tab w:val="clear" w:pos="709"/>
+                <w:tab w:val="left" w:pos="709" w:leader="none"/>
+              </w:tabs>
+              <w:bidi w:val="0"/>
+              <w:ind w:hanging="283" w:left="709"/>
+              <w:jc w:val="left"/>
+              <w:rPr/>
+            </w:pPr>
+            <w:r>
+              <w:rPr/>
+              <w:t>7Cada comando (anterior, siguiente, salto directo) se valida en el servidor contra el rango de slides, se persiste en Redis y se publica al bus.</w:t>
+            </w:r>
+          </w:p>
+          <w:p>
+            <w:pPr>
+              <w:pStyle w:val="TableContents"/>
+              <w:numPr>
+                <w:ilvl w:val="0"/>
+                <w:numId w:val="28"/>
+              </w:numPr>
+              <w:tabs>
+                <w:tab w:val="clear" w:pos="709"/>
+                <w:tab w:val="left" w:pos="709" w:leader="none"/>
+              </w:tabs>
+              <w:bidi w:val="0"/>
+              <w:spacing w:before="0" w:after="283"/>
+              <w:ind w:hanging="283" w:left="709"/>
+              <w:jc w:val="left"/>
+              <w:rPr/>
+            </w:pPr>
+            <w:r>
+              <w:rPr/>
+              <w:t>8Cada dispositivo del salón, suscrito directamente al bus, recibe el cambio y salta al slide correspondiente en menos de 300 ms.</w:t>
+            </w:r>
+          </w:p>
+        </w:tc>
+      </w:tr>
+      <w:tr>
+        <w:trPr/>
+        <w:tc>
+          <w:tcPr>
+            <w:tcW w:w="1653" w:type="dxa"/>
+            <w:tcBorders/>
+            <w:vAlign w:val="center"/>
+          </w:tcPr>
+          <w:p>
+            <w:pPr>
+              <w:pStyle w:val="TableHeading"/>
+              <w:suppressLineNumbers/>
+              <w:bidi w:val="0"/>
+              <w:jc w:val="center"/>
+              <w:rPr/>
+            </w:pPr>
+            <w:r>
+              <w:rPr/>
+              <w:t>Flujos alternos</w:t>
+            </w:r>
+          </w:p>
+        </w:tc>
+        <w:tc>
+          <w:tcPr>
+            <w:tcW w:w="7373" w:type="dxa"/>
+            <w:tcBorders/>
+            <w:vAlign w:val="center"/>
+          </w:tcPr>
+          <w:p>
+            <w:pPr>
+              <w:pStyle w:val="TableContents"/>
+              <w:numPr>
+                <w:ilvl w:val="0"/>
+                <w:numId w:val="29"/>
+              </w:numPr>
+              <w:tabs>
+                <w:tab w:val="clear" w:pos="709"/>
+                <w:tab w:val="left" w:pos="709" w:leader="none"/>
+              </w:tabs>
+              <w:bidi w:val="0"/>
+              <w:ind w:hanging="283" w:left="709"/>
+              <w:jc w:val="left"/>
+              <w:rPr/>
+            </w:pPr>
+            <w:r>
+              <w:rPr/>
+              <w:t>1.Al conectar, el cliente pide el snapshot de la sesión y entra directamente al slide en curso, sin ver los anteriores.</w:t>
+            </w:r>
+          </w:p>
+          <w:p>
+            <w:pPr>
+              <w:pStyle w:val="TableContents"/>
+              <w:numPr>
+                <w:ilvl w:val="0"/>
+                <w:numId w:val="29"/>
+              </w:numPr>
+              <w:tabs>
+                <w:tab w:val="clear" w:pos="709"/>
+                <w:tab w:val="left" w:pos="709" w:leader="none"/>
+              </w:tabs>
+              <w:bidi w:val="0"/>
+              <w:ind w:hanging="283" w:left="709"/>
+              <w:jc w:val="left"/>
+              <w:rPr/>
+            </w:pPr>
+            <w:r>
+              <w:rPr/>
+              <w:t>1.El administrador abre el selector de slides del control remoto y salta a uno concreto por su número y rótulo, en lugar de avanzar de a uno.</w:t>
+            </w:r>
+          </w:p>
+          <w:p>
+            <w:pPr>
+              <w:pStyle w:val="TableContents"/>
+              <w:numPr>
+                <w:ilvl w:val="0"/>
+                <w:numId w:val="29"/>
+              </w:numPr>
+              <w:tabs>
+                <w:tab w:val="clear" w:pos="709"/>
+                <w:tab w:val="left" w:pos="709" w:leader="none"/>
+              </w:tabs>
+              <w:bidi w:val="0"/>
+              <w:spacing w:before="0" w:after="283"/>
+              <w:ind w:hanging="283" w:left="709"/>
+              <w:jc w:val="left"/>
+              <w:rPr/>
+            </w:pPr>
+            <w:r>
+              <w:rPr/>
+              <w:t>1.Al pasar del último slide o pulsar Finalizar, las tres vistas muestran la misma pantalla de cierre con un QR hacia /feedback.</w:t>
+            </w:r>
+          </w:p>
+        </w:tc>
+      </w:tr>
+      <w:tr>
+        <w:trPr/>
+        <w:tc>
+          <w:tcPr>
+            <w:tcW w:w="1653" w:type="dxa"/>
+            <w:tcBorders/>
+            <w:vAlign w:val="center"/>
+          </w:tcPr>
+          <w:p>
+            <w:pPr>
+              <w:pStyle w:val="TableHeading"/>
+              <w:suppressLineNumbers/>
+              <w:bidi w:val="0"/>
+              <w:jc w:val="center"/>
+              <w:rPr/>
+            </w:pPr>
+            <w:r>
+              <w:rPr/>
+              <w:t>Postcondición</w:t>
+            </w:r>
+          </w:p>
+        </w:tc>
+        <w:tc>
+          <w:tcPr>
+            <w:tcW w:w="7373" w:type="dxa"/>
+            <w:tcBorders/>
+            <w:vAlign w:val="center"/>
+          </w:tcPr>
+          <w:p>
+            <w:pPr>
+              <w:pStyle w:val="TableContents"/>
+              <w:widowControl w:val="false"/>
+              <w:suppressLineNumbers/>
+              <w:bidi w:val="0"/>
+              <w:jc w:val="left"/>
+              <w:rPr/>
+            </w:pPr>
+            <w:r>
+              <w:rPr/>
+              <w:t>Al terminar, la sesión pasa a estado ended y libera su PIN, que vuelve a quedar disponible para otra sesión. El estado efímero caduca solo por TTL sin dejar rastro en la base de datos.</w:t>
+            </w:r>
+          </w:p>
+        </w:tc>
+      </w:tr>
+      <w:tr>
+        <w:trPr/>
+        <w:tc>
+          <w:tcPr>
+            <w:tcW w:w="1653" w:type="dxa"/>
+            <w:tcBorders/>
+            <w:vAlign w:val="center"/>
+          </w:tcPr>
+          <w:p>
+            <w:pPr>
+              <w:pStyle w:val="TableHeading"/>
+              <w:suppressLineNumbers/>
+              <w:bidi w:val="0"/>
+              <w:jc w:val="center"/>
+              <w:rPr/>
+            </w:pPr>
+            <w:r>
+              <w:rPr/>
+              <w:t>Excepciones</w:t>
+            </w:r>
+          </w:p>
+        </w:tc>
+        <w:tc>
+          <w:tcPr>
+            <w:tcW w:w="7373" w:type="dxa"/>
+            <w:tcBorders/>
+            <w:vAlign w:val="center"/>
+          </w:tcPr>
+          <w:p>
+            <w:pPr>
+              <w:pStyle w:val="TableContents"/>
+              <w:numPr>
+                <w:ilvl w:val="0"/>
+                <w:numId w:val="30"/>
+              </w:numPr>
+              <w:tabs>
+                <w:tab w:val="clear" w:pos="709"/>
+                <w:tab w:val="left" w:pos="709" w:leader="none"/>
+              </w:tabs>
+              <w:bidi w:val="0"/>
+              <w:ind w:hanging="283" w:left="709"/>
+              <w:jc w:val="left"/>
+              <w:rPr/>
+            </w:pPr>
+            <w:r>
+              <w:rPr/>
+              <w:t>PasoAcción</w:t>
+            </w:r>
+          </w:p>
+          <w:p>
+            <w:pPr>
+              <w:pStyle w:val="TableContents"/>
+              <w:numPr>
+                <w:ilvl w:val="0"/>
+                <w:numId w:val="30"/>
+              </w:numPr>
+              <w:tabs>
+                <w:tab w:val="clear" w:pos="709"/>
+                <w:tab w:val="left" w:pos="709" w:leader="none"/>
+              </w:tabs>
+              <w:bidi w:val="0"/>
+              <w:ind w:hanging="283" w:left="709"/>
+              <w:jc w:val="left"/>
+              <w:rPr/>
+            </w:pPr>
+            <w:r>
+              <w:rPr/>
+              <w:t>1Si se pierde la red del celular, al reconectar el control retoma el slide real: el servidor es la fuente de verdad y el cliente nunca impone su estado.</w:t>
+            </w:r>
+          </w:p>
+          <w:p>
+            <w:pPr>
+              <w:pStyle w:val="TableContents"/>
+              <w:numPr>
+                <w:ilvl w:val="0"/>
+                <w:numId w:val="30"/>
+              </w:numPr>
+              <w:tabs>
+                <w:tab w:val="clear" w:pos="709"/>
+                <w:tab w:val="left" w:pos="709" w:leader="none"/>
+              </w:tabs>
+              <w:bidi w:val="0"/>
+              <w:ind w:hanging="283" w:left="709"/>
+              <w:jc w:val="left"/>
+              <w:rPr/>
+            </w:pPr>
+            <w:r>
+              <w:rPr/>
+              <w:t>2Si un mensaje del bus se pierde (pub/sub no garantiza entrega), la resincronización periódica del snapshot corrige la pantalla en menos de diez segundos.</w:t>
+            </w:r>
+          </w:p>
+          <w:p>
+            <w:pPr>
+              <w:pStyle w:val="TableContents"/>
+              <w:numPr>
+                <w:ilvl w:val="0"/>
+                <w:numId w:val="30"/>
+              </w:numPr>
+              <w:tabs>
+                <w:tab w:val="clear" w:pos="709"/>
+                <w:tab w:val="left" w:pos="709" w:leader="none"/>
+              </w:tabs>
+              <w:bidi w:val="0"/>
+              <w:ind w:hanging="283" w:left="709"/>
+              <w:jc w:val="left"/>
+              <w:rPr/>
+            </w:pPr>
+            <w:r>
+              <w:rPr/>
+              <w:t>3Si el bus no llega a conectar, cada cliente cae a consultar el snapshot en bucle corto: se degrada la latencia, no la sincronía.</w:t>
+            </w:r>
+          </w:p>
+          <w:p>
+            <w:pPr>
+              <w:pStyle w:val="TableContents"/>
+              <w:numPr>
+                <w:ilvl w:val="0"/>
+                <w:numId w:val="30"/>
+              </w:numPr>
+              <w:tabs>
+                <w:tab w:val="clear" w:pos="709"/>
+                <w:tab w:val="left" w:pos="709" w:leader="none"/>
+              </w:tabs>
+              <w:bidi w:val="0"/>
+              <w:ind w:hanging="283" w:left="709"/>
+              <w:jc w:val="left"/>
+              <w:rPr/>
+            </w:pPr>
+            <w:r>
+              <w:rPr/>
+              <w:t>4Si el PIN no existe o la sesión terminó, la vista del público muestra la pantalla de cierre con el enlace de feedback, nunca un error crudo.</w:t>
+            </w:r>
+          </w:p>
+          <w:p>
+            <w:pPr>
+              <w:pStyle w:val="TableContents"/>
+              <w:numPr>
+                <w:ilvl w:val="0"/>
+                <w:numId w:val="30"/>
+              </w:numPr>
+              <w:tabs>
+                <w:tab w:val="clear" w:pos="709"/>
+                <w:tab w:val="left" w:pos="709" w:leader="none"/>
+              </w:tabs>
+              <w:bidi w:val="0"/>
+              <w:spacing w:before="0" w:after="283"/>
+              <w:ind w:hanging="283" w:left="709"/>
+              <w:jc w:val="left"/>
+              <w:rPr/>
+            </w:pPr>
+            <w:r>
+              <w:rPr/>
+              <w:t>5Un texto de un segmento que no tenga forma de PIN devuelve el 404 normal del sitio sin llegar a consultar Redis.</w:t>
+            </w:r>
+          </w:p>
+        </w:tc>
+      </w:tr>
+    </w:tbl>
+    <w:p>
+      <w:pPr>
+        <w:pStyle w:val="Heading2"/>
+        <w:bidi w:val="0"/>
+        <w:ind w:hanging="0" w:left="0" w:right="0"/>
+        <w:jc w:val="left"/>
+        <w:rPr/>
+      </w:pPr>
+      <w:r>
+        <w:br w:type="page"/>
+      </w:r>
+      <w:bookmarkStart w:id="7" w:name="h7"/>
+      <w:bookmarkEnd w:id="7"/>
+      <w:r>
+        <w:rPr/>
+        <w:t>Diagrama de secuencia</w:t>
+      </w:r>
+      <w:r>
+        <w:rPr>
+          <w:color w:val="FFFFFF"/>
+          <w:sz w:val="2"/>
+        </w:rPr>
+        <w:t>[[h7]]</w:t>
       </w:r>
     </w:p>
     <w:p>
@@ -2423,8 +7771,8 @@
         <w:jc w:val="left"/>
         <w:rPr/>
       </w:pPr>
-      <w:bookmarkStart w:id="7" w:name="h7"/>
-      <w:bookmarkEnd w:id="7"/>
+      <w:bookmarkStart w:id="8" w:name="h8"/>
+      <w:bookmarkEnd w:id="8"/>
       <w:r>
         <w:rPr/>
         <w:t>Diagrama de comunicación</w:t>
@@ -2434,7 +7782,7 @@
           <w:color w:val="FFFFFF"/>
           <w:sz w:val="2"/>
         </w:rPr>
-        <w:t>[[h7]]</w:t>
+        <w:t>[[h8]]</w:t>
       </w:r>
     </w:p>
     <w:p>
@@ -2884,8 +8232,8 @@
         <w:jc w:val="left"/>
         <w:rPr/>
       </w:pPr>
-      <w:bookmarkStart w:id="8" w:name="h8"/>
-      <w:bookmarkEnd w:id="8"/>
+      <w:bookmarkStart w:id="9" w:name="h9"/>
+      <w:bookmarkEnd w:id="9"/>
       <w:r>
         <w:rPr/>
         <w:t>Diagrama de actividades</w:t>
@@ -2895,7 +8243,7 @@
           <w:color w:val="FFFFFF"/>
           <w:sz w:val="2"/>
         </w:rPr>
-        <w:t>[[h8]]</w:t>
+        <w:t>[[h9]]</w:t>
       </w:r>
     </w:p>
     <w:p>
@@ -3253,8 +8601,8 @@
         <w:ind w:hanging="0" w:left="0" w:right="0"/>
         <w:rPr/>
       </w:pPr>
-      <w:bookmarkStart w:id="9" w:name="h9"/>
-      <w:bookmarkEnd w:id="9"/>
+      <w:bookmarkStart w:id="10" w:name="h10"/>
+      <w:bookmarkEnd w:id="10"/>
       <w:r>
         <w:rPr/>
         <w:t>Diagramas de estructura</w:t>
@@ -3264,7 +8612,7 @@
           <w:color w:val="FFFFFF"/>
           <w:sz w:val="2"/>
         </w:rPr>
-        <w:t>[[h9]]</w:t>
+        <w:t>[[h10]]</w:t>
       </w:r>
     </w:p>
     <w:p>
@@ -3275,8 +8623,8 @@
         <w:jc w:val="left"/>
         <w:rPr/>
       </w:pPr>
-      <w:bookmarkStart w:id="10" w:name="h10"/>
-      <w:bookmarkEnd w:id="10"/>
+      <w:bookmarkStart w:id="11" w:name="h11"/>
+      <w:bookmarkEnd w:id="11"/>
       <w:r>
         <w:rPr/>
         <w:t>Diagrama de clases</w:t>
@@ -3286,7 +8634,7 @@
           <w:color w:val="FFFFFF"/>
           <w:sz w:val="2"/>
         </w:rPr>
-        <w:t>[[h10]]</w:t>
+        <w:t>[[h11]]</w:t>
       </w:r>
     </w:p>
     <w:p>
@@ -3510,8 +8858,8 @@
         <w:jc w:val="left"/>
         <w:rPr/>
       </w:pPr>
-      <w:bookmarkStart w:id="11" w:name="h11"/>
-      <w:bookmarkEnd w:id="11"/>
+      <w:bookmarkStart w:id="12" w:name="h12"/>
+      <w:bookmarkEnd w:id="12"/>
       <w:r>
         <w:rPr/>
         <w:t>Diagrama de objetos</w:t>
@@ -3521,7 +8869,7 @@
           <w:color w:val="FFFFFF"/>
           <w:sz w:val="2"/>
         </w:rPr>
-        <w:t>[[h11]]</w:t>
+        <w:t>[[h12]]</w:t>
       </w:r>
     </w:p>
     <w:p>
@@ -3759,8 +9107,8 @@
         <w:jc w:val="left"/>
         <w:rPr/>
       </w:pPr>
-      <w:bookmarkStart w:id="12" w:name="h12"/>
-      <w:bookmarkEnd w:id="12"/>
+      <w:bookmarkStart w:id="13" w:name="h13"/>
+      <w:bookmarkEnd w:id="13"/>
       <w:r>
         <w:rPr/>
         <w:t>Diagrama de componentes</w:t>
@@ -3770,7 +9118,7 @@
           <w:color w:val="FFFFFF"/>
           <w:sz w:val="2"/>
         </w:rPr>
-        <w:t>[[h12]]</w:t>
+        <w:t>[[h13]]</w:t>
       </w:r>
     </w:p>
     <w:p>
@@ -3908,8 +9256,8 @@
         <w:jc w:val="left"/>
         <w:rPr/>
       </w:pPr>
-      <w:bookmarkStart w:id="13" w:name="h13"/>
-      <w:bookmarkEnd w:id="13"/>
+      <w:bookmarkStart w:id="14" w:name="h14"/>
+      <w:bookmarkEnd w:id="14"/>
       <w:r>
         <w:rPr/>
         <w:t>Diagrama de despliegue</w:t>
@@ -3919,7 +9267,7 @@
           <w:color w:val="FFFFFF"/>
           <w:sz w:val="2"/>
         </w:rPr>
-        <w:t>[[h13]]</w:t>
+        <w:t>[[h14]]</w:t>
       </w:r>
     </w:p>
     <w:p>
@@ -4057,8 +9405,8 @@
         <w:jc w:val="left"/>
         <w:rPr/>
       </w:pPr>
-      <w:bookmarkStart w:id="14" w:name="h14"/>
-      <w:bookmarkEnd w:id="14"/>
+      <w:bookmarkStart w:id="15" w:name="h15"/>
+      <w:bookmarkEnd w:id="15"/>
       <w:r>
         <w:rPr/>
         <w:t>Diagrama de paquetes</w:t>
@@ -4068,7 +9416,7 @@
           <w:color w:val="FFFFFF"/>
           <w:sz w:val="2"/>
         </w:rPr>
-        <w:t>[[h14]]</w:t>
+        <w:t>[[h15]]</w:t>
       </w:r>
     </w:p>
     <w:p>
@@ -4292,8 +9640,8 @@
         <w:ind w:hanging="0" w:left="0" w:right="0"/>
         <w:rPr/>
       </w:pPr>
-      <w:bookmarkStart w:id="15" w:name="h15"/>
-      <w:bookmarkEnd w:id="15"/>
+      <w:bookmarkStart w:id="16" w:name="h16"/>
+      <w:bookmarkEnd w:id="16"/>
       <w:r>
         <w:rPr/>
         <w:t>Conclusiones</w:t>
@@ -4303,7 +9651,7 @@
           <w:color w:val="FFFFFF"/>
           <w:sz w:val="2"/>
         </w:rPr>
-        <w:t>[[h15]]</w:t>
+        <w:t>[[h16]]</w:t>
       </w:r>
     </w:p>
     <w:p>
@@ -4352,8 +9700,8 @@
         <w:ind w:hanging="0" w:left="0" w:right="0"/>
         <w:rPr/>
       </w:pPr>
-      <w:bookmarkStart w:id="16" w:name="h16"/>
-      <w:bookmarkEnd w:id="16"/>
+      <w:bookmarkStart w:id="17" w:name="h17"/>
+      <w:bookmarkEnd w:id="17"/>
       <w:r>
         <w:rPr/>
         <w:t>Referencias</w:t>
@@ -4363,7 +9711,7 @@
           <w:color w:val="FFFFFF"/>
           <w:sz w:val="2"/>
         </w:rPr>
-        <w:t>[[h16]]</w:t>
+        <w:t>[[h17]]</w:t>
       </w:r>
     </w:p>
     <w:p>
@@ -4725,6 +10073,3457 @@
   <w:abstractNum w:abstractNumId="2">
     <w:lvl w:ilvl="0">
       <w:start w:val="1"/>
+      <w:numFmt w:val="decimal"/>
+      <w:lvlText w:val="%1."/>
+      <w:lvlJc w:val="left"/>
+      <w:pPr>
+        <w:tabs>
+          <w:tab w:val="num" w:pos="709"/>
+        </w:tabs>
+        <w:ind w:left="709" w:hanging="283"/>
+      </w:pPr>
+      <w:rPr/>
+    </w:lvl>
+    <w:lvl w:ilvl="1">
+      <w:start w:val="1"/>
+      <w:numFmt w:val="decimal"/>
+      <w:lvlText w:val="%2."/>
+      <w:lvlJc w:val="left"/>
+      <w:pPr>
+        <w:tabs>
+          <w:tab w:val="num" w:pos="1418"/>
+        </w:tabs>
+        <w:ind w:left="1418" w:hanging="283"/>
+      </w:pPr>
+      <w:rPr/>
+    </w:lvl>
+    <w:lvl w:ilvl="2">
+      <w:start w:val="1"/>
+      <w:numFmt w:val="decimal"/>
+      <w:lvlText w:val="%3."/>
+      <w:lvlJc w:val="left"/>
+      <w:pPr>
+        <w:tabs>
+          <w:tab w:val="num" w:pos="2127"/>
+        </w:tabs>
+        <w:ind w:left="2127" w:hanging="283"/>
+      </w:pPr>
+      <w:rPr/>
+    </w:lvl>
+    <w:lvl w:ilvl="3">
+      <w:start w:val="1"/>
+      <w:numFmt w:val="decimal"/>
+      <w:lvlText w:val="%4."/>
+      <w:lvlJc w:val="left"/>
+      <w:pPr>
+        <w:tabs>
+          <w:tab w:val="num" w:pos="2836"/>
+        </w:tabs>
+        <w:ind w:left="2836" w:hanging="283"/>
+      </w:pPr>
+      <w:rPr/>
+    </w:lvl>
+    <w:lvl w:ilvl="4">
+      <w:start w:val="1"/>
+      <w:numFmt w:val="decimal"/>
+      <w:lvlText w:val="%5."/>
+      <w:lvlJc w:val="left"/>
+      <w:pPr>
+        <w:tabs>
+          <w:tab w:val="num" w:pos="3545"/>
+        </w:tabs>
+        <w:ind w:left="3545" w:hanging="283"/>
+      </w:pPr>
+      <w:rPr/>
+    </w:lvl>
+    <w:lvl w:ilvl="5">
+      <w:start w:val="1"/>
+      <w:numFmt w:val="decimal"/>
+      <w:lvlText w:val="%6."/>
+      <w:lvlJc w:val="left"/>
+      <w:pPr>
+        <w:tabs>
+          <w:tab w:val="num" w:pos="4254"/>
+        </w:tabs>
+        <w:ind w:left="4254" w:hanging="283"/>
+      </w:pPr>
+      <w:rPr/>
+    </w:lvl>
+    <w:lvl w:ilvl="6">
+      <w:start w:val="1"/>
+      <w:numFmt w:val="decimal"/>
+      <w:lvlText w:val="%7."/>
+      <w:lvlJc w:val="left"/>
+      <w:pPr>
+        <w:tabs>
+          <w:tab w:val="num" w:pos="4963"/>
+        </w:tabs>
+        <w:ind w:left="4963" w:hanging="283"/>
+      </w:pPr>
+      <w:rPr/>
+    </w:lvl>
+    <w:lvl w:ilvl="7">
+      <w:start w:val="1"/>
+      <w:numFmt w:val="decimal"/>
+      <w:lvlText w:val="%8."/>
+      <w:lvlJc w:val="left"/>
+      <w:pPr>
+        <w:tabs>
+          <w:tab w:val="num" w:pos="5672"/>
+        </w:tabs>
+        <w:ind w:left="5672" w:hanging="283"/>
+      </w:pPr>
+      <w:rPr/>
+    </w:lvl>
+    <w:lvl w:ilvl="8">
+      <w:start w:val="1"/>
+      <w:numFmt w:val="decimal"/>
+      <w:lvlText w:val="%9."/>
+      <w:lvlJc w:val="left"/>
+      <w:pPr>
+        <w:tabs>
+          <w:tab w:val="num" w:pos="6381"/>
+        </w:tabs>
+        <w:ind w:left="6381" w:hanging="283"/>
+      </w:pPr>
+      <w:rPr/>
+    </w:lvl>
+  </w:abstractNum>
+  <w:abstractNum w:abstractNumId="3">
+    <w:lvl w:ilvl="0">
+      <w:start w:val="1"/>
+      <w:numFmt w:val="decimal"/>
+      <w:lvlText w:val="%1."/>
+      <w:lvlJc w:val="left"/>
+      <w:pPr>
+        <w:tabs>
+          <w:tab w:val="num" w:pos="709"/>
+        </w:tabs>
+        <w:ind w:left="709" w:hanging="283"/>
+      </w:pPr>
+      <w:rPr/>
+    </w:lvl>
+    <w:lvl w:ilvl="1">
+      <w:start w:val="1"/>
+      <w:numFmt w:val="decimal"/>
+      <w:lvlText w:val="%2."/>
+      <w:lvlJc w:val="left"/>
+      <w:pPr>
+        <w:tabs>
+          <w:tab w:val="num" w:pos="1418"/>
+        </w:tabs>
+        <w:ind w:left="1418" w:hanging="283"/>
+      </w:pPr>
+      <w:rPr/>
+    </w:lvl>
+    <w:lvl w:ilvl="2">
+      <w:start w:val="1"/>
+      <w:numFmt w:val="decimal"/>
+      <w:lvlText w:val="%3."/>
+      <w:lvlJc w:val="left"/>
+      <w:pPr>
+        <w:tabs>
+          <w:tab w:val="num" w:pos="2127"/>
+        </w:tabs>
+        <w:ind w:left="2127" w:hanging="283"/>
+      </w:pPr>
+      <w:rPr/>
+    </w:lvl>
+    <w:lvl w:ilvl="3">
+      <w:start w:val="1"/>
+      <w:numFmt w:val="decimal"/>
+      <w:lvlText w:val="%4."/>
+      <w:lvlJc w:val="left"/>
+      <w:pPr>
+        <w:tabs>
+          <w:tab w:val="num" w:pos="2836"/>
+        </w:tabs>
+        <w:ind w:left="2836" w:hanging="283"/>
+      </w:pPr>
+      <w:rPr/>
+    </w:lvl>
+    <w:lvl w:ilvl="4">
+      <w:start w:val="1"/>
+      <w:numFmt w:val="decimal"/>
+      <w:lvlText w:val="%5."/>
+      <w:lvlJc w:val="left"/>
+      <w:pPr>
+        <w:tabs>
+          <w:tab w:val="num" w:pos="3545"/>
+        </w:tabs>
+        <w:ind w:left="3545" w:hanging="283"/>
+      </w:pPr>
+      <w:rPr/>
+    </w:lvl>
+    <w:lvl w:ilvl="5">
+      <w:start w:val="1"/>
+      <w:numFmt w:val="decimal"/>
+      <w:lvlText w:val="%6."/>
+      <w:lvlJc w:val="left"/>
+      <w:pPr>
+        <w:tabs>
+          <w:tab w:val="num" w:pos="4254"/>
+        </w:tabs>
+        <w:ind w:left="4254" w:hanging="283"/>
+      </w:pPr>
+      <w:rPr/>
+    </w:lvl>
+    <w:lvl w:ilvl="6">
+      <w:start w:val="1"/>
+      <w:numFmt w:val="decimal"/>
+      <w:lvlText w:val="%7."/>
+      <w:lvlJc w:val="left"/>
+      <w:pPr>
+        <w:tabs>
+          <w:tab w:val="num" w:pos="4963"/>
+        </w:tabs>
+        <w:ind w:left="4963" w:hanging="283"/>
+      </w:pPr>
+      <w:rPr/>
+    </w:lvl>
+    <w:lvl w:ilvl="7">
+      <w:start w:val="1"/>
+      <w:numFmt w:val="decimal"/>
+      <w:lvlText w:val="%8."/>
+      <w:lvlJc w:val="left"/>
+      <w:pPr>
+        <w:tabs>
+          <w:tab w:val="num" w:pos="5672"/>
+        </w:tabs>
+        <w:ind w:left="5672" w:hanging="283"/>
+      </w:pPr>
+      <w:rPr/>
+    </w:lvl>
+    <w:lvl w:ilvl="8">
+      <w:start w:val="1"/>
+      <w:numFmt w:val="decimal"/>
+      <w:lvlText w:val="%9."/>
+      <w:lvlJc w:val="left"/>
+      <w:pPr>
+        <w:tabs>
+          <w:tab w:val="num" w:pos="6381"/>
+        </w:tabs>
+        <w:ind w:left="6381" w:hanging="283"/>
+      </w:pPr>
+      <w:rPr/>
+    </w:lvl>
+  </w:abstractNum>
+  <w:abstractNum w:abstractNumId="4">
+    <w:lvl w:ilvl="0">
+      <w:start w:val="1"/>
+      <w:numFmt w:val="decimal"/>
+      <w:lvlText w:val="%1."/>
+      <w:lvlJc w:val="left"/>
+      <w:pPr>
+        <w:tabs>
+          <w:tab w:val="num" w:pos="709"/>
+        </w:tabs>
+        <w:ind w:left="709" w:hanging="283"/>
+      </w:pPr>
+      <w:rPr/>
+    </w:lvl>
+    <w:lvl w:ilvl="1">
+      <w:start w:val="1"/>
+      <w:numFmt w:val="decimal"/>
+      <w:lvlText w:val="%2."/>
+      <w:lvlJc w:val="left"/>
+      <w:pPr>
+        <w:tabs>
+          <w:tab w:val="num" w:pos="1418"/>
+        </w:tabs>
+        <w:ind w:left="1418" w:hanging="283"/>
+      </w:pPr>
+      <w:rPr/>
+    </w:lvl>
+    <w:lvl w:ilvl="2">
+      <w:start w:val="1"/>
+      <w:numFmt w:val="decimal"/>
+      <w:lvlText w:val="%3."/>
+      <w:lvlJc w:val="left"/>
+      <w:pPr>
+        <w:tabs>
+          <w:tab w:val="num" w:pos="2127"/>
+        </w:tabs>
+        <w:ind w:left="2127" w:hanging="283"/>
+      </w:pPr>
+      <w:rPr/>
+    </w:lvl>
+    <w:lvl w:ilvl="3">
+      <w:start w:val="1"/>
+      <w:numFmt w:val="decimal"/>
+      <w:lvlText w:val="%4."/>
+      <w:lvlJc w:val="left"/>
+      <w:pPr>
+        <w:tabs>
+          <w:tab w:val="num" w:pos="2836"/>
+        </w:tabs>
+        <w:ind w:left="2836" w:hanging="283"/>
+      </w:pPr>
+      <w:rPr/>
+    </w:lvl>
+    <w:lvl w:ilvl="4">
+      <w:start w:val="1"/>
+      <w:numFmt w:val="decimal"/>
+      <w:lvlText w:val="%5."/>
+      <w:lvlJc w:val="left"/>
+      <w:pPr>
+        <w:tabs>
+          <w:tab w:val="num" w:pos="3545"/>
+        </w:tabs>
+        <w:ind w:left="3545" w:hanging="283"/>
+      </w:pPr>
+      <w:rPr/>
+    </w:lvl>
+    <w:lvl w:ilvl="5">
+      <w:start w:val="1"/>
+      <w:numFmt w:val="decimal"/>
+      <w:lvlText w:val="%6."/>
+      <w:lvlJc w:val="left"/>
+      <w:pPr>
+        <w:tabs>
+          <w:tab w:val="num" w:pos="4254"/>
+        </w:tabs>
+        <w:ind w:left="4254" w:hanging="283"/>
+      </w:pPr>
+      <w:rPr/>
+    </w:lvl>
+    <w:lvl w:ilvl="6">
+      <w:start w:val="1"/>
+      <w:numFmt w:val="decimal"/>
+      <w:lvlText w:val="%7."/>
+      <w:lvlJc w:val="left"/>
+      <w:pPr>
+        <w:tabs>
+          <w:tab w:val="num" w:pos="4963"/>
+        </w:tabs>
+        <w:ind w:left="4963" w:hanging="283"/>
+      </w:pPr>
+      <w:rPr/>
+    </w:lvl>
+    <w:lvl w:ilvl="7">
+      <w:start w:val="1"/>
+      <w:numFmt w:val="decimal"/>
+      <w:lvlText w:val="%8."/>
+      <w:lvlJc w:val="left"/>
+      <w:pPr>
+        <w:tabs>
+          <w:tab w:val="num" w:pos="5672"/>
+        </w:tabs>
+        <w:ind w:left="5672" w:hanging="283"/>
+      </w:pPr>
+      <w:rPr/>
+    </w:lvl>
+    <w:lvl w:ilvl="8">
+      <w:start w:val="1"/>
+      <w:numFmt w:val="decimal"/>
+      <w:lvlText w:val="%9."/>
+      <w:lvlJc w:val="left"/>
+      <w:pPr>
+        <w:tabs>
+          <w:tab w:val="num" w:pos="6381"/>
+        </w:tabs>
+        <w:ind w:left="6381" w:hanging="283"/>
+      </w:pPr>
+      <w:rPr/>
+    </w:lvl>
+  </w:abstractNum>
+  <w:abstractNum w:abstractNumId="5">
+    <w:lvl w:ilvl="0">
+      <w:start w:val="1"/>
+      <w:numFmt w:val="decimal"/>
+      <w:lvlText w:val="%1."/>
+      <w:lvlJc w:val="left"/>
+      <w:pPr>
+        <w:tabs>
+          <w:tab w:val="num" w:pos="709"/>
+        </w:tabs>
+        <w:ind w:left="709" w:hanging="283"/>
+      </w:pPr>
+      <w:rPr/>
+    </w:lvl>
+    <w:lvl w:ilvl="1">
+      <w:start w:val="1"/>
+      <w:numFmt w:val="decimal"/>
+      <w:lvlText w:val="%2."/>
+      <w:lvlJc w:val="left"/>
+      <w:pPr>
+        <w:tabs>
+          <w:tab w:val="num" w:pos="1418"/>
+        </w:tabs>
+        <w:ind w:left="1418" w:hanging="283"/>
+      </w:pPr>
+      <w:rPr/>
+    </w:lvl>
+    <w:lvl w:ilvl="2">
+      <w:start w:val="1"/>
+      <w:numFmt w:val="decimal"/>
+      <w:lvlText w:val="%3."/>
+      <w:lvlJc w:val="left"/>
+      <w:pPr>
+        <w:tabs>
+          <w:tab w:val="num" w:pos="2127"/>
+        </w:tabs>
+        <w:ind w:left="2127" w:hanging="283"/>
+      </w:pPr>
+      <w:rPr/>
+    </w:lvl>
+    <w:lvl w:ilvl="3">
+      <w:start w:val="1"/>
+      <w:numFmt w:val="decimal"/>
+      <w:lvlText w:val="%4."/>
+      <w:lvlJc w:val="left"/>
+      <w:pPr>
+        <w:tabs>
+          <w:tab w:val="num" w:pos="2836"/>
+        </w:tabs>
+        <w:ind w:left="2836" w:hanging="283"/>
+      </w:pPr>
+      <w:rPr/>
+    </w:lvl>
+    <w:lvl w:ilvl="4">
+      <w:start w:val="1"/>
+      <w:numFmt w:val="decimal"/>
+      <w:lvlText w:val="%5."/>
+      <w:lvlJc w:val="left"/>
+      <w:pPr>
+        <w:tabs>
+          <w:tab w:val="num" w:pos="3545"/>
+        </w:tabs>
+        <w:ind w:left="3545" w:hanging="283"/>
+      </w:pPr>
+      <w:rPr/>
+    </w:lvl>
+    <w:lvl w:ilvl="5">
+      <w:start w:val="1"/>
+      <w:numFmt w:val="decimal"/>
+      <w:lvlText w:val="%6."/>
+      <w:lvlJc w:val="left"/>
+      <w:pPr>
+        <w:tabs>
+          <w:tab w:val="num" w:pos="4254"/>
+        </w:tabs>
+        <w:ind w:left="4254" w:hanging="283"/>
+      </w:pPr>
+      <w:rPr/>
+    </w:lvl>
+    <w:lvl w:ilvl="6">
+      <w:start w:val="1"/>
+      <w:numFmt w:val="decimal"/>
+      <w:lvlText w:val="%7."/>
+      <w:lvlJc w:val="left"/>
+      <w:pPr>
+        <w:tabs>
+          <w:tab w:val="num" w:pos="4963"/>
+        </w:tabs>
+        <w:ind w:left="4963" w:hanging="283"/>
+      </w:pPr>
+      <w:rPr/>
+    </w:lvl>
+    <w:lvl w:ilvl="7">
+      <w:start w:val="1"/>
+      <w:numFmt w:val="decimal"/>
+      <w:lvlText w:val="%8."/>
+      <w:lvlJc w:val="left"/>
+      <w:pPr>
+        <w:tabs>
+          <w:tab w:val="num" w:pos="5672"/>
+        </w:tabs>
+        <w:ind w:left="5672" w:hanging="283"/>
+      </w:pPr>
+      <w:rPr/>
+    </w:lvl>
+    <w:lvl w:ilvl="8">
+      <w:start w:val="1"/>
+      <w:numFmt w:val="decimal"/>
+      <w:lvlText w:val="%9."/>
+      <w:lvlJc w:val="left"/>
+      <w:pPr>
+        <w:tabs>
+          <w:tab w:val="num" w:pos="6381"/>
+        </w:tabs>
+        <w:ind w:left="6381" w:hanging="283"/>
+      </w:pPr>
+      <w:rPr/>
+    </w:lvl>
+  </w:abstractNum>
+  <w:abstractNum w:abstractNumId="6">
+    <w:lvl w:ilvl="0">
+      <w:start w:val="1"/>
+      <w:numFmt w:val="decimal"/>
+      <w:lvlText w:val="%1."/>
+      <w:lvlJc w:val="left"/>
+      <w:pPr>
+        <w:tabs>
+          <w:tab w:val="num" w:pos="709"/>
+        </w:tabs>
+        <w:ind w:left="709" w:hanging="283"/>
+      </w:pPr>
+      <w:rPr/>
+    </w:lvl>
+    <w:lvl w:ilvl="1">
+      <w:start w:val="1"/>
+      <w:numFmt w:val="decimal"/>
+      <w:lvlText w:val="%2."/>
+      <w:lvlJc w:val="left"/>
+      <w:pPr>
+        <w:tabs>
+          <w:tab w:val="num" w:pos="1418"/>
+        </w:tabs>
+        <w:ind w:left="1418" w:hanging="283"/>
+      </w:pPr>
+      <w:rPr/>
+    </w:lvl>
+    <w:lvl w:ilvl="2">
+      <w:start w:val="1"/>
+      <w:numFmt w:val="decimal"/>
+      <w:lvlText w:val="%3."/>
+      <w:lvlJc w:val="left"/>
+      <w:pPr>
+        <w:tabs>
+          <w:tab w:val="num" w:pos="2127"/>
+        </w:tabs>
+        <w:ind w:left="2127" w:hanging="283"/>
+      </w:pPr>
+      <w:rPr/>
+    </w:lvl>
+    <w:lvl w:ilvl="3">
+      <w:start w:val="1"/>
+      <w:numFmt w:val="decimal"/>
+      <w:lvlText w:val="%4."/>
+      <w:lvlJc w:val="left"/>
+      <w:pPr>
+        <w:tabs>
+          <w:tab w:val="num" w:pos="2836"/>
+        </w:tabs>
+        <w:ind w:left="2836" w:hanging="283"/>
+      </w:pPr>
+      <w:rPr/>
+    </w:lvl>
+    <w:lvl w:ilvl="4">
+      <w:start w:val="1"/>
+      <w:numFmt w:val="decimal"/>
+      <w:lvlText w:val="%5."/>
+      <w:lvlJc w:val="left"/>
+      <w:pPr>
+        <w:tabs>
+          <w:tab w:val="num" w:pos="3545"/>
+        </w:tabs>
+        <w:ind w:left="3545" w:hanging="283"/>
+      </w:pPr>
+      <w:rPr/>
+    </w:lvl>
+    <w:lvl w:ilvl="5">
+      <w:start w:val="1"/>
+      <w:numFmt w:val="decimal"/>
+      <w:lvlText w:val="%6."/>
+      <w:lvlJc w:val="left"/>
+      <w:pPr>
+        <w:tabs>
+          <w:tab w:val="num" w:pos="4254"/>
+        </w:tabs>
+        <w:ind w:left="4254" w:hanging="283"/>
+      </w:pPr>
+      <w:rPr/>
+    </w:lvl>
+    <w:lvl w:ilvl="6">
+      <w:start w:val="1"/>
+      <w:numFmt w:val="decimal"/>
+      <w:lvlText w:val="%7."/>
+      <w:lvlJc w:val="left"/>
+      <w:pPr>
+        <w:tabs>
+          <w:tab w:val="num" w:pos="4963"/>
+        </w:tabs>
+        <w:ind w:left="4963" w:hanging="283"/>
+      </w:pPr>
+      <w:rPr/>
+    </w:lvl>
+    <w:lvl w:ilvl="7">
+      <w:start w:val="1"/>
+      <w:numFmt w:val="decimal"/>
+      <w:lvlText w:val="%8."/>
+      <w:lvlJc w:val="left"/>
+      <w:pPr>
+        <w:tabs>
+          <w:tab w:val="num" w:pos="5672"/>
+        </w:tabs>
+        <w:ind w:left="5672" w:hanging="283"/>
+      </w:pPr>
+      <w:rPr/>
+    </w:lvl>
+    <w:lvl w:ilvl="8">
+      <w:start w:val="1"/>
+      <w:numFmt w:val="decimal"/>
+      <w:lvlText w:val="%9."/>
+      <w:lvlJc w:val="left"/>
+      <w:pPr>
+        <w:tabs>
+          <w:tab w:val="num" w:pos="6381"/>
+        </w:tabs>
+        <w:ind w:left="6381" w:hanging="283"/>
+      </w:pPr>
+      <w:rPr/>
+    </w:lvl>
+  </w:abstractNum>
+  <w:abstractNum w:abstractNumId="7">
+    <w:lvl w:ilvl="0">
+      <w:start w:val="1"/>
+      <w:numFmt w:val="decimal"/>
+      <w:lvlText w:val="%1."/>
+      <w:lvlJc w:val="left"/>
+      <w:pPr>
+        <w:tabs>
+          <w:tab w:val="num" w:pos="709"/>
+        </w:tabs>
+        <w:ind w:left="709" w:hanging="283"/>
+      </w:pPr>
+      <w:rPr/>
+    </w:lvl>
+    <w:lvl w:ilvl="1">
+      <w:start w:val="1"/>
+      <w:numFmt w:val="decimal"/>
+      <w:lvlText w:val="%2."/>
+      <w:lvlJc w:val="left"/>
+      <w:pPr>
+        <w:tabs>
+          <w:tab w:val="num" w:pos="1418"/>
+        </w:tabs>
+        <w:ind w:left="1418" w:hanging="283"/>
+      </w:pPr>
+      <w:rPr/>
+    </w:lvl>
+    <w:lvl w:ilvl="2">
+      <w:start w:val="1"/>
+      <w:numFmt w:val="decimal"/>
+      <w:lvlText w:val="%3."/>
+      <w:lvlJc w:val="left"/>
+      <w:pPr>
+        <w:tabs>
+          <w:tab w:val="num" w:pos="2127"/>
+        </w:tabs>
+        <w:ind w:left="2127" w:hanging="283"/>
+      </w:pPr>
+      <w:rPr/>
+    </w:lvl>
+    <w:lvl w:ilvl="3">
+      <w:start w:val="1"/>
+      <w:numFmt w:val="decimal"/>
+      <w:lvlText w:val="%4."/>
+      <w:lvlJc w:val="left"/>
+      <w:pPr>
+        <w:tabs>
+          <w:tab w:val="num" w:pos="2836"/>
+        </w:tabs>
+        <w:ind w:left="2836" w:hanging="283"/>
+      </w:pPr>
+      <w:rPr/>
+    </w:lvl>
+    <w:lvl w:ilvl="4">
+      <w:start w:val="1"/>
+      <w:numFmt w:val="decimal"/>
+      <w:lvlText w:val="%5."/>
+      <w:lvlJc w:val="left"/>
+      <w:pPr>
+        <w:tabs>
+          <w:tab w:val="num" w:pos="3545"/>
+        </w:tabs>
+        <w:ind w:left="3545" w:hanging="283"/>
+      </w:pPr>
+      <w:rPr/>
+    </w:lvl>
+    <w:lvl w:ilvl="5">
+      <w:start w:val="1"/>
+      <w:numFmt w:val="decimal"/>
+      <w:lvlText w:val="%6."/>
+      <w:lvlJc w:val="left"/>
+      <w:pPr>
+        <w:tabs>
+          <w:tab w:val="num" w:pos="4254"/>
+        </w:tabs>
+        <w:ind w:left="4254" w:hanging="283"/>
+      </w:pPr>
+      <w:rPr/>
+    </w:lvl>
+    <w:lvl w:ilvl="6">
+      <w:start w:val="1"/>
+      <w:numFmt w:val="decimal"/>
+      <w:lvlText w:val="%7."/>
+      <w:lvlJc w:val="left"/>
+      <w:pPr>
+        <w:tabs>
+          <w:tab w:val="num" w:pos="4963"/>
+        </w:tabs>
+        <w:ind w:left="4963" w:hanging="283"/>
+      </w:pPr>
+      <w:rPr/>
+    </w:lvl>
+    <w:lvl w:ilvl="7">
+      <w:start w:val="1"/>
+      <w:numFmt w:val="decimal"/>
+      <w:lvlText w:val="%8."/>
+      <w:lvlJc w:val="left"/>
+      <w:pPr>
+        <w:tabs>
+          <w:tab w:val="num" w:pos="5672"/>
+        </w:tabs>
+        <w:ind w:left="5672" w:hanging="283"/>
+      </w:pPr>
+      <w:rPr/>
+    </w:lvl>
+    <w:lvl w:ilvl="8">
+      <w:start w:val="1"/>
+      <w:numFmt w:val="decimal"/>
+      <w:lvlText w:val="%9."/>
+      <w:lvlJc w:val="left"/>
+      <w:pPr>
+        <w:tabs>
+          <w:tab w:val="num" w:pos="6381"/>
+        </w:tabs>
+        <w:ind w:left="6381" w:hanging="283"/>
+      </w:pPr>
+      <w:rPr/>
+    </w:lvl>
+  </w:abstractNum>
+  <w:abstractNum w:abstractNumId="8">
+    <w:lvl w:ilvl="0">
+      <w:start w:val="1"/>
+      <w:numFmt w:val="decimal"/>
+      <w:lvlText w:val="%1."/>
+      <w:lvlJc w:val="left"/>
+      <w:pPr>
+        <w:tabs>
+          <w:tab w:val="num" w:pos="709"/>
+        </w:tabs>
+        <w:ind w:left="709" w:hanging="283"/>
+      </w:pPr>
+      <w:rPr/>
+    </w:lvl>
+    <w:lvl w:ilvl="1">
+      <w:start w:val="1"/>
+      <w:numFmt w:val="decimal"/>
+      <w:lvlText w:val="%2."/>
+      <w:lvlJc w:val="left"/>
+      <w:pPr>
+        <w:tabs>
+          <w:tab w:val="num" w:pos="1418"/>
+        </w:tabs>
+        <w:ind w:left="1418" w:hanging="283"/>
+      </w:pPr>
+      <w:rPr/>
+    </w:lvl>
+    <w:lvl w:ilvl="2">
+      <w:start w:val="1"/>
+      <w:numFmt w:val="decimal"/>
+      <w:lvlText w:val="%3."/>
+      <w:lvlJc w:val="left"/>
+      <w:pPr>
+        <w:tabs>
+          <w:tab w:val="num" w:pos="2127"/>
+        </w:tabs>
+        <w:ind w:left="2127" w:hanging="283"/>
+      </w:pPr>
+      <w:rPr/>
+    </w:lvl>
+    <w:lvl w:ilvl="3">
+      <w:start w:val="1"/>
+      <w:numFmt w:val="decimal"/>
+      <w:lvlText w:val="%4."/>
+      <w:lvlJc w:val="left"/>
+      <w:pPr>
+        <w:tabs>
+          <w:tab w:val="num" w:pos="2836"/>
+        </w:tabs>
+        <w:ind w:left="2836" w:hanging="283"/>
+      </w:pPr>
+      <w:rPr/>
+    </w:lvl>
+    <w:lvl w:ilvl="4">
+      <w:start w:val="1"/>
+      <w:numFmt w:val="decimal"/>
+      <w:lvlText w:val="%5."/>
+      <w:lvlJc w:val="left"/>
+      <w:pPr>
+        <w:tabs>
+          <w:tab w:val="num" w:pos="3545"/>
+        </w:tabs>
+        <w:ind w:left="3545" w:hanging="283"/>
+      </w:pPr>
+      <w:rPr/>
+    </w:lvl>
+    <w:lvl w:ilvl="5">
+      <w:start w:val="1"/>
+      <w:numFmt w:val="decimal"/>
+      <w:lvlText w:val="%6."/>
+      <w:lvlJc w:val="left"/>
+      <w:pPr>
+        <w:tabs>
+          <w:tab w:val="num" w:pos="4254"/>
+        </w:tabs>
+        <w:ind w:left="4254" w:hanging="283"/>
+      </w:pPr>
+      <w:rPr/>
+    </w:lvl>
+    <w:lvl w:ilvl="6">
+      <w:start w:val="1"/>
+      <w:numFmt w:val="decimal"/>
+      <w:lvlText w:val="%7."/>
+      <w:lvlJc w:val="left"/>
+      <w:pPr>
+        <w:tabs>
+          <w:tab w:val="num" w:pos="4963"/>
+        </w:tabs>
+        <w:ind w:left="4963" w:hanging="283"/>
+      </w:pPr>
+      <w:rPr/>
+    </w:lvl>
+    <w:lvl w:ilvl="7">
+      <w:start w:val="1"/>
+      <w:numFmt w:val="decimal"/>
+      <w:lvlText w:val="%8."/>
+      <w:lvlJc w:val="left"/>
+      <w:pPr>
+        <w:tabs>
+          <w:tab w:val="num" w:pos="5672"/>
+        </w:tabs>
+        <w:ind w:left="5672" w:hanging="283"/>
+      </w:pPr>
+      <w:rPr/>
+    </w:lvl>
+    <w:lvl w:ilvl="8">
+      <w:start w:val="1"/>
+      <w:numFmt w:val="decimal"/>
+      <w:lvlText w:val="%9."/>
+      <w:lvlJc w:val="left"/>
+      <w:pPr>
+        <w:tabs>
+          <w:tab w:val="num" w:pos="6381"/>
+        </w:tabs>
+        <w:ind w:left="6381" w:hanging="283"/>
+      </w:pPr>
+      <w:rPr/>
+    </w:lvl>
+  </w:abstractNum>
+  <w:abstractNum w:abstractNumId="9">
+    <w:lvl w:ilvl="0">
+      <w:start w:val="1"/>
+      <w:numFmt w:val="decimal"/>
+      <w:lvlText w:val="%1."/>
+      <w:lvlJc w:val="left"/>
+      <w:pPr>
+        <w:tabs>
+          <w:tab w:val="num" w:pos="709"/>
+        </w:tabs>
+        <w:ind w:left="709" w:hanging="283"/>
+      </w:pPr>
+      <w:rPr/>
+    </w:lvl>
+    <w:lvl w:ilvl="1">
+      <w:start w:val="1"/>
+      <w:numFmt w:val="decimal"/>
+      <w:lvlText w:val="%2."/>
+      <w:lvlJc w:val="left"/>
+      <w:pPr>
+        <w:tabs>
+          <w:tab w:val="num" w:pos="1418"/>
+        </w:tabs>
+        <w:ind w:left="1418" w:hanging="283"/>
+      </w:pPr>
+      <w:rPr/>
+    </w:lvl>
+    <w:lvl w:ilvl="2">
+      <w:start w:val="1"/>
+      <w:numFmt w:val="decimal"/>
+      <w:lvlText w:val="%3."/>
+      <w:lvlJc w:val="left"/>
+      <w:pPr>
+        <w:tabs>
+          <w:tab w:val="num" w:pos="2127"/>
+        </w:tabs>
+        <w:ind w:left="2127" w:hanging="283"/>
+      </w:pPr>
+      <w:rPr/>
+    </w:lvl>
+    <w:lvl w:ilvl="3">
+      <w:start w:val="1"/>
+      <w:numFmt w:val="decimal"/>
+      <w:lvlText w:val="%4."/>
+      <w:lvlJc w:val="left"/>
+      <w:pPr>
+        <w:tabs>
+          <w:tab w:val="num" w:pos="2836"/>
+        </w:tabs>
+        <w:ind w:left="2836" w:hanging="283"/>
+      </w:pPr>
+      <w:rPr/>
+    </w:lvl>
+    <w:lvl w:ilvl="4">
+      <w:start w:val="1"/>
+      <w:numFmt w:val="decimal"/>
+      <w:lvlText w:val="%5."/>
+      <w:lvlJc w:val="left"/>
+      <w:pPr>
+        <w:tabs>
+          <w:tab w:val="num" w:pos="3545"/>
+        </w:tabs>
+        <w:ind w:left="3545" w:hanging="283"/>
+      </w:pPr>
+      <w:rPr/>
+    </w:lvl>
+    <w:lvl w:ilvl="5">
+      <w:start w:val="1"/>
+      <w:numFmt w:val="decimal"/>
+      <w:lvlText w:val="%6."/>
+      <w:lvlJc w:val="left"/>
+      <w:pPr>
+        <w:tabs>
+          <w:tab w:val="num" w:pos="4254"/>
+        </w:tabs>
+        <w:ind w:left="4254" w:hanging="283"/>
+      </w:pPr>
+      <w:rPr/>
+    </w:lvl>
+    <w:lvl w:ilvl="6">
+      <w:start w:val="1"/>
+      <w:numFmt w:val="decimal"/>
+      <w:lvlText w:val="%7."/>
+      <w:lvlJc w:val="left"/>
+      <w:pPr>
+        <w:tabs>
+          <w:tab w:val="num" w:pos="4963"/>
+        </w:tabs>
+        <w:ind w:left="4963" w:hanging="283"/>
+      </w:pPr>
+      <w:rPr/>
+    </w:lvl>
+    <w:lvl w:ilvl="7">
+      <w:start w:val="1"/>
+      <w:numFmt w:val="decimal"/>
+      <w:lvlText w:val="%8."/>
+      <w:lvlJc w:val="left"/>
+      <w:pPr>
+        <w:tabs>
+          <w:tab w:val="num" w:pos="5672"/>
+        </w:tabs>
+        <w:ind w:left="5672" w:hanging="283"/>
+      </w:pPr>
+      <w:rPr/>
+    </w:lvl>
+    <w:lvl w:ilvl="8">
+      <w:start w:val="1"/>
+      <w:numFmt w:val="decimal"/>
+      <w:lvlText w:val="%9."/>
+      <w:lvlJc w:val="left"/>
+      <w:pPr>
+        <w:tabs>
+          <w:tab w:val="num" w:pos="6381"/>
+        </w:tabs>
+        <w:ind w:left="6381" w:hanging="283"/>
+      </w:pPr>
+      <w:rPr/>
+    </w:lvl>
+  </w:abstractNum>
+  <w:abstractNum w:abstractNumId="10">
+    <w:lvl w:ilvl="0">
+      <w:start w:val="1"/>
+      <w:numFmt w:val="decimal"/>
+      <w:lvlText w:val="%1."/>
+      <w:lvlJc w:val="left"/>
+      <w:pPr>
+        <w:tabs>
+          <w:tab w:val="num" w:pos="709"/>
+        </w:tabs>
+        <w:ind w:left="709" w:hanging="283"/>
+      </w:pPr>
+      <w:rPr/>
+    </w:lvl>
+    <w:lvl w:ilvl="1">
+      <w:start w:val="1"/>
+      <w:numFmt w:val="decimal"/>
+      <w:lvlText w:val="%2."/>
+      <w:lvlJc w:val="left"/>
+      <w:pPr>
+        <w:tabs>
+          <w:tab w:val="num" w:pos="1418"/>
+        </w:tabs>
+        <w:ind w:left="1418" w:hanging="283"/>
+      </w:pPr>
+      <w:rPr/>
+    </w:lvl>
+    <w:lvl w:ilvl="2">
+      <w:start w:val="1"/>
+      <w:numFmt w:val="decimal"/>
+      <w:lvlText w:val="%3."/>
+      <w:lvlJc w:val="left"/>
+      <w:pPr>
+        <w:tabs>
+          <w:tab w:val="num" w:pos="2127"/>
+        </w:tabs>
+        <w:ind w:left="2127" w:hanging="283"/>
+      </w:pPr>
+      <w:rPr/>
+    </w:lvl>
+    <w:lvl w:ilvl="3">
+      <w:start w:val="1"/>
+      <w:numFmt w:val="decimal"/>
+      <w:lvlText w:val="%4."/>
+      <w:lvlJc w:val="left"/>
+      <w:pPr>
+        <w:tabs>
+          <w:tab w:val="num" w:pos="2836"/>
+        </w:tabs>
+        <w:ind w:left="2836" w:hanging="283"/>
+      </w:pPr>
+      <w:rPr/>
+    </w:lvl>
+    <w:lvl w:ilvl="4">
+      <w:start w:val="1"/>
+      <w:numFmt w:val="decimal"/>
+      <w:lvlText w:val="%5."/>
+      <w:lvlJc w:val="left"/>
+      <w:pPr>
+        <w:tabs>
+          <w:tab w:val="num" w:pos="3545"/>
+        </w:tabs>
+        <w:ind w:left="3545" w:hanging="283"/>
+      </w:pPr>
+      <w:rPr/>
+    </w:lvl>
+    <w:lvl w:ilvl="5">
+      <w:start w:val="1"/>
+      <w:numFmt w:val="decimal"/>
+      <w:lvlText w:val="%6."/>
+      <w:lvlJc w:val="left"/>
+      <w:pPr>
+        <w:tabs>
+          <w:tab w:val="num" w:pos="4254"/>
+        </w:tabs>
+        <w:ind w:left="4254" w:hanging="283"/>
+      </w:pPr>
+      <w:rPr/>
+    </w:lvl>
+    <w:lvl w:ilvl="6">
+      <w:start w:val="1"/>
+      <w:numFmt w:val="decimal"/>
+      <w:lvlText w:val="%7."/>
+      <w:lvlJc w:val="left"/>
+      <w:pPr>
+        <w:tabs>
+          <w:tab w:val="num" w:pos="4963"/>
+        </w:tabs>
+        <w:ind w:left="4963" w:hanging="283"/>
+      </w:pPr>
+      <w:rPr/>
+    </w:lvl>
+    <w:lvl w:ilvl="7">
+      <w:start w:val="1"/>
+      <w:numFmt w:val="decimal"/>
+      <w:lvlText w:val="%8."/>
+      <w:lvlJc w:val="left"/>
+      <w:pPr>
+        <w:tabs>
+          <w:tab w:val="num" w:pos="5672"/>
+        </w:tabs>
+        <w:ind w:left="5672" w:hanging="283"/>
+      </w:pPr>
+      <w:rPr/>
+    </w:lvl>
+    <w:lvl w:ilvl="8">
+      <w:start w:val="1"/>
+      <w:numFmt w:val="decimal"/>
+      <w:lvlText w:val="%9."/>
+      <w:lvlJc w:val="left"/>
+      <w:pPr>
+        <w:tabs>
+          <w:tab w:val="num" w:pos="6381"/>
+        </w:tabs>
+        <w:ind w:left="6381" w:hanging="283"/>
+      </w:pPr>
+      <w:rPr/>
+    </w:lvl>
+  </w:abstractNum>
+  <w:abstractNum w:abstractNumId="11">
+    <w:lvl w:ilvl="0">
+      <w:start w:val="1"/>
+      <w:numFmt w:val="decimal"/>
+      <w:lvlText w:val="%1."/>
+      <w:lvlJc w:val="left"/>
+      <w:pPr>
+        <w:tabs>
+          <w:tab w:val="num" w:pos="709"/>
+        </w:tabs>
+        <w:ind w:left="709" w:hanging="283"/>
+      </w:pPr>
+      <w:rPr/>
+    </w:lvl>
+    <w:lvl w:ilvl="1">
+      <w:start w:val="1"/>
+      <w:numFmt w:val="decimal"/>
+      <w:lvlText w:val="%2."/>
+      <w:lvlJc w:val="left"/>
+      <w:pPr>
+        <w:tabs>
+          <w:tab w:val="num" w:pos="1418"/>
+        </w:tabs>
+        <w:ind w:left="1418" w:hanging="283"/>
+      </w:pPr>
+      <w:rPr/>
+    </w:lvl>
+    <w:lvl w:ilvl="2">
+      <w:start w:val="1"/>
+      <w:numFmt w:val="decimal"/>
+      <w:lvlText w:val="%3."/>
+      <w:lvlJc w:val="left"/>
+      <w:pPr>
+        <w:tabs>
+          <w:tab w:val="num" w:pos="2127"/>
+        </w:tabs>
+        <w:ind w:left="2127" w:hanging="283"/>
+      </w:pPr>
+      <w:rPr/>
+    </w:lvl>
+    <w:lvl w:ilvl="3">
+      <w:start w:val="1"/>
+      <w:numFmt w:val="decimal"/>
+      <w:lvlText w:val="%4."/>
+      <w:lvlJc w:val="left"/>
+      <w:pPr>
+        <w:tabs>
+          <w:tab w:val="num" w:pos="2836"/>
+        </w:tabs>
+        <w:ind w:left="2836" w:hanging="283"/>
+      </w:pPr>
+      <w:rPr/>
+    </w:lvl>
+    <w:lvl w:ilvl="4">
+      <w:start w:val="1"/>
+      <w:numFmt w:val="decimal"/>
+      <w:lvlText w:val="%5."/>
+      <w:lvlJc w:val="left"/>
+      <w:pPr>
+        <w:tabs>
+          <w:tab w:val="num" w:pos="3545"/>
+        </w:tabs>
+        <w:ind w:left="3545" w:hanging="283"/>
+      </w:pPr>
+      <w:rPr/>
+    </w:lvl>
+    <w:lvl w:ilvl="5">
+      <w:start w:val="1"/>
+      <w:numFmt w:val="decimal"/>
+      <w:lvlText w:val="%6."/>
+      <w:lvlJc w:val="left"/>
+      <w:pPr>
+        <w:tabs>
+          <w:tab w:val="num" w:pos="4254"/>
+        </w:tabs>
+        <w:ind w:left="4254" w:hanging="283"/>
+      </w:pPr>
+      <w:rPr/>
+    </w:lvl>
+    <w:lvl w:ilvl="6">
+      <w:start w:val="1"/>
+      <w:numFmt w:val="decimal"/>
+      <w:lvlText w:val="%7."/>
+      <w:lvlJc w:val="left"/>
+      <w:pPr>
+        <w:tabs>
+          <w:tab w:val="num" w:pos="4963"/>
+        </w:tabs>
+        <w:ind w:left="4963" w:hanging="283"/>
+      </w:pPr>
+      <w:rPr/>
+    </w:lvl>
+    <w:lvl w:ilvl="7">
+      <w:start w:val="1"/>
+      <w:numFmt w:val="decimal"/>
+      <w:lvlText w:val="%8."/>
+      <w:lvlJc w:val="left"/>
+      <w:pPr>
+        <w:tabs>
+          <w:tab w:val="num" w:pos="5672"/>
+        </w:tabs>
+        <w:ind w:left="5672" w:hanging="283"/>
+      </w:pPr>
+      <w:rPr/>
+    </w:lvl>
+    <w:lvl w:ilvl="8">
+      <w:start w:val="1"/>
+      <w:numFmt w:val="decimal"/>
+      <w:lvlText w:val="%9."/>
+      <w:lvlJc w:val="left"/>
+      <w:pPr>
+        <w:tabs>
+          <w:tab w:val="num" w:pos="6381"/>
+        </w:tabs>
+        <w:ind w:left="6381" w:hanging="283"/>
+      </w:pPr>
+      <w:rPr/>
+    </w:lvl>
+  </w:abstractNum>
+  <w:abstractNum w:abstractNumId="12">
+    <w:lvl w:ilvl="0">
+      <w:start w:val="1"/>
+      <w:numFmt w:val="decimal"/>
+      <w:lvlText w:val="%1."/>
+      <w:lvlJc w:val="left"/>
+      <w:pPr>
+        <w:tabs>
+          <w:tab w:val="num" w:pos="709"/>
+        </w:tabs>
+        <w:ind w:left="709" w:hanging="283"/>
+      </w:pPr>
+      <w:rPr/>
+    </w:lvl>
+    <w:lvl w:ilvl="1">
+      <w:start w:val="1"/>
+      <w:numFmt w:val="decimal"/>
+      <w:lvlText w:val="%2."/>
+      <w:lvlJc w:val="left"/>
+      <w:pPr>
+        <w:tabs>
+          <w:tab w:val="num" w:pos="1418"/>
+        </w:tabs>
+        <w:ind w:left="1418" w:hanging="283"/>
+      </w:pPr>
+      <w:rPr/>
+    </w:lvl>
+    <w:lvl w:ilvl="2">
+      <w:start w:val="1"/>
+      <w:numFmt w:val="decimal"/>
+      <w:lvlText w:val="%3."/>
+      <w:lvlJc w:val="left"/>
+      <w:pPr>
+        <w:tabs>
+          <w:tab w:val="num" w:pos="2127"/>
+        </w:tabs>
+        <w:ind w:left="2127" w:hanging="283"/>
+      </w:pPr>
+      <w:rPr/>
+    </w:lvl>
+    <w:lvl w:ilvl="3">
+      <w:start w:val="1"/>
+      <w:numFmt w:val="decimal"/>
+      <w:lvlText w:val="%4."/>
+      <w:lvlJc w:val="left"/>
+      <w:pPr>
+        <w:tabs>
+          <w:tab w:val="num" w:pos="2836"/>
+        </w:tabs>
+        <w:ind w:left="2836" w:hanging="283"/>
+      </w:pPr>
+      <w:rPr/>
+    </w:lvl>
+    <w:lvl w:ilvl="4">
+      <w:start w:val="1"/>
+      <w:numFmt w:val="decimal"/>
+      <w:lvlText w:val="%5."/>
+      <w:lvlJc w:val="left"/>
+      <w:pPr>
+        <w:tabs>
+          <w:tab w:val="num" w:pos="3545"/>
+        </w:tabs>
+        <w:ind w:left="3545" w:hanging="283"/>
+      </w:pPr>
+      <w:rPr/>
+    </w:lvl>
+    <w:lvl w:ilvl="5">
+      <w:start w:val="1"/>
+      <w:numFmt w:val="decimal"/>
+      <w:lvlText w:val="%6."/>
+      <w:lvlJc w:val="left"/>
+      <w:pPr>
+        <w:tabs>
+          <w:tab w:val="num" w:pos="4254"/>
+        </w:tabs>
+        <w:ind w:left="4254" w:hanging="283"/>
+      </w:pPr>
+      <w:rPr/>
+    </w:lvl>
+    <w:lvl w:ilvl="6">
+      <w:start w:val="1"/>
+      <w:numFmt w:val="decimal"/>
+      <w:lvlText w:val="%7."/>
+      <w:lvlJc w:val="left"/>
+      <w:pPr>
+        <w:tabs>
+          <w:tab w:val="num" w:pos="4963"/>
+        </w:tabs>
+        <w:ind w:left="4963" w:hanging="283"/>
+      </w:pPr>
+      <w:rPr/>
+    </w:lvl>
+    <w:lvl w:ilvl="7">
+      <w:start w:val="1"/>
+      <w:numFmt w:val="decimal"/>
+      <w:lvlText w:val="%8."/>
+      <w:lvlJc w:val="left"/>
+      <w:pPr>
+        <w:tabs>
+          <w:tab w:val="num" w:pos="5672"/>
+        </w:tabs>
+        <w:ind w:left="5672" w:hanging="283"/>
+      </w:pPr>
+      <w:rPr/>
+    </w:lvl>
+    <w:lvl w:ilvl="8">
+      <w:start w:val="1"/>
+      <w:numFmt w:val="decimal"/>
+      <w:lvlText w:val="%9."/>
+      <w:lvlJc w:val="left"/>
+      <w:pPr>
+        <w:tabs>
+          <w:tab w:val="num" w:pos="6381"/>
+        </w:tabs>
+        <w:ind w:left="6381" w:hanging="283"/>
+      </w:pPr>
+      <w:rPr/>
+    </w:lvl>
+  </w:abstractNum>
+  <w:abstractNum w:abstractNumId="13">
+    <w:lvl w:ilvl="0">
+      <w:start w:val="1"/>
+      <w:numFmt w:val="decimal"/>
+      <w:lvlText w:val="%1."/>
+      <w:lvlJc w:val="left"/>
+      <w:pPr>
+        <w:tabs>
+          <w:tab w:val="num" w:pos="709"/>
+        </w:tabs>
+        <w:ind w:left="709" w:hanging="283"/>
+      </w:pPr>
+      <w:rPr/>
+    </w:lvl>
+    <w:lvl w:ilvl="1">
+      <w:start w:val="1"/>
+      <w:numFmt w:val="decimal"/>
+      <w:lvlText w:val="%2."/>
+      <w:lvlJc w:val="left"/>
+      <w:pPr>
+        <w:tabs>
+          <w:tab w:val="num" w:pos="1418"/>
+        </w:tabs>
+        <w:ind w:left="1418" w:hanging="283"/>
+      </w:pPr>
+      <w:rPr/>
+    </w:lvl>
+    <w:lvl w:ilvl="2">
+      <w:start w:val="1"/>
+      <w:numFmt w:val="decimal"/>
+      <w:lvlText w:val="%3."/>
+      <w:lvlJc w:val="left"/>
+      <w:pPr>
+        <w:tabs>
+          <w:tab w:val="num" w:pos="2127"/>
+        </w:tabs>
+        <w:ind w:left="2127" w:hanging="283"/>
+      </w:pPr>
+      <w:rPr/>
+    </w:lvl>
+    <w:lvl w:ilvl="3">
+      <w:start w:val="1"/>
+      <w:numFmt w:val="decimal"/>
+      <w:lvlText w:val="%4."/>
+      <w:lvlJc w:val="left"/>
+      <w:pPr>
+        <w:tabs>
+          <w:tab w:val="num" w:pos="2836"/>
+        </w:tabs>
+        <w:ind w:left="2836" w:hanging="283"/>
+      </w:pPr>
+      <w:rPr/>
+    </w:lvl>
+    <w:lvl w:ilvl="4">
+      <w:start w:val="1"/>
+      <w:numFmt w:val="decimal"/>
+      <w:lvlText w:val="%5."/>
+      <w:lvlJc w:val="left"/>
+      <w:pPr>
+        <w:tabs>
+          <w:tab w:val="num" w:pos="3545"/>
+        </w:tabs>
+        <w:ind w:left="3545" w:hanging="283"/>
+      </w:pPr>
+      <w:rPr/>
+    </w:lvl>
+    <w:lvl w:ilvl="5">
+      <w:start w:val="1"/>
+      <w:numFmt w:val="decimal"/>
+      <w:lvlText w:val="%6."/>
+      <w:lvlJc w:val="left"/>
+      <w:pPr>
+        <w:tabs>
+          <w:tab w:val="num" w:pos="4254"/>
+        </w:tabs>
+        <w:ind w:left="4254" w:hanging="283"/>
+      </w:pPr>
+      <w:rPr/>
+    </w:lvl>
+    <w:lvl w:ilvl="6">
+      <w:start w:val="1"/>
+      <w:numFmt w:val="decimal"/>
+      <w:lvlText w:val="%7."/>
+      <w:lvlJc w:val="left"/>
+      <w:pPr>
+        <w:tabs>
+          <w:tab w:val="num" w:pos="4963"/>
+        </w:tabs>
+        <w:ind w:left="4963" w:hanging="283"/>
+      </w:pPr>
+      <w:rPr/>
+    </w:lvl>
+    <w:lvl w:ilvl="7">
+      <w:start w:val="1"/>
+      <w:numFmt w:val="decimal"/>
+      <w:lvlText w:val="%8."/>
+      <w:lvlJc w:val="left"/>
+      <w:pPr>
+        <w:tabs>
+          <w:tab w:val="num" w:pos="5672"/>
+        </w:tabs>
+        <w:ind w:left="5672" w:hanging="283"/>
+      </w:pPr>
+      <w:rPr/>
+    </w:lvl>
+    <w:lvl w:ilvl="8">
+      <w:start w:val="1"/>
+      <w:numFmt w:val="decimal"/>
+      <w:lvlText w:val="%9."/>
+      <w:lvlJc w:val="left"/>
+      <w:pPr>
+        <w:tabs>
+          <w:tab w:val="num" w:pos="6381"/>
+        </w:tabs>
+        <w:ind w:left="6381" w:hanging="283"/>
+      </w:pPr>
+      <w:rPr/>
+    </w:lvl>
+  </w:abstractNum>
+  <w:abstractNum w:abstractNumId="14">
+    <w:lvl w:ilvl="0">
+      <w:start w:val="1"/>
+      <w:numFmt w:val="decimal"/>
+      <w:lvlText w:val="%1."/>
+      <w:lvlJc w:val="left"/>
+      <w:pPr>
+        <w:tabs>
+          <w:tab w:val="num" w:pos="709"/>
+        </w:tabs>
+        <w:ind w:left="709" w:hanging="283"/>
+      </w:pPr>
+      <w:rPr/>
+    </w:lvl>
+    <w:lvl w:ilvl="1">
+      <w:start w:val="1"/>
+      <w:numFmt w:val="decimal"/>
+      <w:lvlText w:val="%2."/>
+      <w:lvlJc w:val="left"/>
+      <w:pPr>
+        <w:tabs>
+          <w:tab w:val="num" w:pos="1418"/>
+        </w:tabs>
+        <w:ind w:left="1418" w:hanging="283"/>
+      </w:pPr>
+      <w:rPr/>
+    </w:lvl>
+    <w:lvl w:ilvl="2">
+      <w:start w:val="1"/>
+      <w:numFmt w:val="decimal"/>
+      <w:lvlText w:val="%3."/>
+      <w:lvlJc w:val="left"/>
+      <w:pPr>
+        <w:tabs>
+          <w:tab w:val="num" w:pos="2127"/>
+        </w:tabs>
+        <w:ind w:left="2127" w:hanging="283"/>
+      </w:pPr>
+      <w:rPr/>
+    </w:lvl>
+    <w:lvl w:ilvl="3">
+      <w:start w:val="1"/>
+      <w:numFmt w:val="decimal"/>
+      <w:lvlText w:val="%4."/>
+      <w:lvlJc w:val="left"/>
+      <w:pPr>
+        <w:tabs>
+          <w:tab w:val="num" w:pos="2836"/>
+        </w:tabs>
+        <w:ind w:left="2836" w:hanging="283"/>
+      </w:pPr>
+      <w:rPr/>
+    </w:lvl>
+    <w:lvl w:ilvl="4">
+      <w:start w:val="1"/>
+      <w:numFmt w:val="decimal"/>
+      <w:lvlText w:val="%5."/>
+      <w:lvlJc w:val="left"/>
+      <w:pPr>
+        <w:tabs>
+          <w:tab w:val="num" w:pos="3545"/>
+        </w:tabs>
+        <w:ind w:left="3545" w:hanging="283"/>
+      </w:pPr>
+      <w:rPr/>
+    </w:lvl>
+    <w:lvl w:ilvl="5">
+      <w:start w:val="1"/>
+      <w:numFmt w:val="decimal"/>
+      <w:lvlText w:val="%6."/>
+      <w:lvlJc w:val="left"/>
+      <w:pPr>
+        <w:tabs>
+          <w:tab w:val="num" w:pos="4254"/>
+        </w:tabs>
+        <w:ind w:left="4254" w:hanging="283"/>
+      </w:pPr>
+      <w:rPr/>
+    </w:lvl>
+    <w:lvl w:ilvl="6">
+      <w:start w:val="1"/>
+      <w:numFmt w:val="decimal"/>
+      <w:lvlText w:val="%7."/>
+      <w:lvlJc w:val="left"/>
+      <w:pPr>
+        <w:tabs>
+          <w:tab w:val="num" w:pos="4963"/>
+        </w:tabs>
+        <w:ind w:left="4963" w:hanging="283"/>
+      </w:pPr>
+      <w:rPr/>
+    </w:lvl>
+    <w:lvl w:ilvl="7">
+      <w:start w:val="1"/>
+      <w:numFmt w:val="decimal"/>
+      <w:lvlText w:val="%8."/>
+      <w:lvlJc w:val="left"/>
+      <w:pPr>
+        <w:tabs>
+          <w:tab w:val="num" w:pos="5672"/>
+        </w:tabs>
+        <w:ind w:left="5672" w:hanging="283"/>
+      </w:pPr>
+      <w:rPr/>
+    </w:lvl>
+    <w:lvl w:ilvl="8">
+      <w:start w:val="1"/>
+      <w:numFmt w:val="decimal"/>
+      <w:lvlText w:val="%9."/>
+      <w:lvlJc w:val="left"/>
+      <w:pPr>
+        <w:tabs>
+          <w:tab w:val="num" w:pos="6381"/>
+        </w:tabs>
+        <w:ind w:left="6381" w:hanging="283"/>
+      </w:pPr>
+      <w:rPr/>
+    </w:lvl>
+  </w:abstractNum>
+  <w:abstractNum w:abstractNumId="15">
+    <w:lvl w:ilvl="0">
+      <w:start w:val="1"/>
+      <w:numFmt w:val="decimal"/>
+      <w:lvlText w:val="%1."/>
+      <w:lvlJc w:val="left"/>
+      <w:pPr>
+        <w:tabs>
+          <w:tab w:val="num" w:pos="709"/>
+        </w:tabs>
+        <w:ind w:left="709" w:hanging="283"/>
+      </w:pPr>
+      <w:rPr/>
+    </w:lvl>
+    <w:lvl w:ilvl="1">
+      <w:start w:val="1"/>
+      <w:numFmt w:val="decimal"/>
+      <w:lvlText w:val="%2."/>
+      <w:lvlJc w:val="left"/>
+      <w:pPr>
+        <w:tabs>
+          <w:tab w:val="num" w:pos="1418"/>
+        </w:tabs>
+        <w:ind w:left="1418" w:hanging="283"/>
+      </w:pPr>
+      <w:rPr/>
+    </w:lvl>
+    <w:lvl w:ilvl="2">
+      <w:start w:val="1"/>
+      <w:numFmt w:val="decimal"/>
+      <w:lvlText w:val="%3."/>
+      <w:lvlJc w:val="left"/>
+      <w:pPr>
+        <w:tabs>
+          <w:tab w:val="num" w:pos="2127"/>
+        </w:tabs>
+        <w:ind w:left="2127" w:hanging="283"/>
+      </w:pPr>
+      <w:rPr/>
+    </w:lvl>
+    <w:lvl w:ilvl="3">
+      <w:start w:val="1"/>
+      <w:numFmt w:val="decimal"/>
+      <w:lvlText w:val="%4."/>
+      <w:lvlJc w:val="left"/>
+      <w:pPr>
+        <w:tabs>
+          <w:tab w:val="num" w:pos="2836"/>
+        </w:tabs>
+        <w:ind w:left="2836" w:hanging="283"/>
+      </w:pPr>
+      <w:rPr/>
+    </w:lvl>
+    <w:lvl w:ilvl="4">
+      <w:start w:val="1"/>
+      <w:numFmt w:val="decimal"/>
+      <w:lvlText w:val="%5."/>
+      <w:lvlJc w:val="left"/>
+      <w:pPr>
+        <w:tabs>
+          <w:tab w:val="num" w:pos="3545"/>
+        </w:tabs>
+        <w:ind w:left="3545" w:hanging="283"/>
+      </w:pPr>
+      <w:rPr/>
+    </w:lvl>
+    <w:lvl w:ilvl="5">
+      <w:start w:val="1"/>
+      <w:numFmt w:val="decimal"/>
+      <w:lvlText w:val="%6."/>
+      <w:lvlJc w:val="left"/>
+      <w:pPr>
+        <w:tabs>
+          <w:tab w:val="num" w:pos="4254"/>
+        </w:tabs>
+        <w:ind w:left="4254" w:hanging="283"/>
+      </w:pPr>
+      <w:rPr/>
+    </w:lvl>
+    <w:lvl w:ilvl="6">
+      <w:start w:val="1"/>
+      <w:numFmt w:val="decimal"/>
+      <w:lvlText w:val="%7."/>
+      <w:lvlJc w:val="left"/>
+      <w:pPr>
+        <w:tabs>
+          <w:tab w:val="num" w:pos="4963"/>
+        </w:tabs>
+        <w:ind w:left="4963" w:hanging="283"/>
+      </w:pPr>
+      <w:rPr/>
+    </w:lvl>
+    <w:lvl w:ilvl="7">
+      <w:start w:val="1"/>
+      <w:numFmt w:val="decimal"/>
+      <w:lvlText w:val="%8."/>
+      <w:lvlJc w:val="left"/>
+      <w:pPr>
+        <w:tabs>
+          <w:tab w:val="num" w:pos="5672"/>
+        </w:tabs>
+        <w:ind w:left="5672" w:hanging="283"/>
+      </w:pPr>
+      <w:rPr/>
+    </w:lvl>
+    <w:lvl w:ilvl="8">
+      <w:start w:val="1"/>
+      <w:numFmt w:val="decimal"/>
+      <w:lvlText w:val="%9."/>
+      <w:lvlJc w:val="left"/>
+      <w:pPr>
+        <w:tabs>
+          <w:tab w:val="num" w:pos="6381"/>
+        </w:tabs>
+        <w:ind w:left="6381" w:hanging="283"/>
+      </w:pPr>
+      <w:rPr/>
+    </w:lvl>
+  </w:abstractNum>
+  <w:abstractNum w:abstractNumId="16">
+    <w:lvl w:ilvl="0">
+      <w:start w:val="1"/>
+      <w:numFmt w:val="decimal"/>
+      <w:lvlText w:val="%1."/>
+      <w:lvlJc w:val="left"/>
+      <w:pPr>
+        <w:tabs>
+          <w:tab w:val="num" w:pos="709"/>
+        </w:tabs>
+        <w:ind w:left="709" w:hanging="283"/>
+      </w:pPr>
+      <w:rPr/>
+    </w:lvl>
+    <w:lvl w:ilvl="1">
+      <w:start w:val="1"/>
+      <w:numFmt w:val="decimal"/>
+      <w:lvlText w:val="%2."/>
+      <w:lvlJc w:val="left"/>
+      <w:pPr>
+        <w:tabs>
+          <w:tab w:val="num" w:pos="1418"/>
+        </w:tabs>
+        <w:ind w:left="1418" w:hanging="283"/>
+      </w:pPr>
+      <w:rPr/>
+    </w:lvl>
+    <w:lvl w:ilvl="2">
+      <w:start w:val="1"/>
+      <w:numFmt w:val="decimal"/>
+      <w:lvlText w:val="%3."/>
+      <w:lvlJc w:val="left"/>
+      <w:pPr>
+        <w:tabs>
+          <w:tab w:val="num" w:pos="2127"/>
+        </w:tabs>
+        <w:ind w:left="2127" w:hanging="283"/>
+      </w:pPr>
+      <w:rPr/>
+    </w:lvl>
+    <w:lvl w:ilvl="3">
+      <w:start w:val="1"/>
+      <w:numFmt w:val="decimal"/>
+      <w:lvlText w:val="%4."/>
+      <w:lvlJc w:val="left"/>
+      <w:pPr>
+        <w:tabs>
+          <w:tab w:val="num" w:pos="2836"/>
+        </w:tabs>
+        <w:ind w:left="2836" w:hanging="283"/>
+      </w:pPr>
+      <w:rPr/>
+    </w:lvl>
+    <w:lvl w:ilvl="4">
+      <w:start w:val="1"/>
+      <w:numFmt w:val="decimal"/>
+      <w:lvlText w:val="%5."/>
+      <w:lvlJc w:val="left"/>
+      <w:pPr>
+        <w:tabs>
+          <w:tab w:val="num" w:pos="3545"/>
+        </w:tabs>
+        <w:ind w:left="3545" w:hanging="283"/>
+      </w:pPr>
+      <w:rPr/>
+    </w:lvl>
+    <w:lvl w:ilvl="5">
+      <w:start w:val="1"/>
+      <w:numFmt w:val="decimal"/>
+      <w:lvlText w:val="%6."/>
+      <w:lvlJc w:val="left"/>
+      <w:pPr>
+        <w:tabs>
+          <w:tab w:val="num" w:pos="4254"/>
+        </w:tabs>
+        <w:ind w:left="4254" w:hanging="283"/>
+      </w:pPr>
+      <w:rPr/>
+    </w:lvl>
+    <w:lvl w:ilvl="6">
+      <w:start w:val="1"/>
+      <w:numFmt w:val="decimal"/>
+      <w:lvlText w:val="%7."/>
+      <w:lvlJc w:val="left"/>
+      <w:pPr>
+        <w:tabs>
+          <w:tab w:val="num" w:pos="4963"/>
+        </w:tabs>
+        <w:ind w:left="4963" w:hanging="283"/>
+      </w:pPr>
+      <w:rPr/>
+    </w:lvl>
+    <w:lvl w:ilvl="7">
+      <w:start w:val="1"/>
+      <w:numFmt w:val="decimal"/>
+      <w:lvlText w:val="%8."/>
+      <w:lvlJc w:val="left"/>
+      <w:pPr>
+        <w:tabs>
+          <w:tab w:val="num" w:pos="5672"/>
+        </w:tabs>
+        <w:ind w:left="5672" w:hanging="283"/>
+      </w:pPr>
+      <w:rPr/>
+    </w:lvl>
+    <w:lvl w:ilvl="8">
+      <w:start w:val="1"/>
+      <w:numFmt w:val="decimal"/>
+      <w:lvlText w:val="%9."/>
+      <w:lvlJc w:val="left"/>
+      <w:pPr>
+        <w:tabs>
+          <w:tab w:val="num" w:pos="6381"/>
+        </w:tabs>
+        <w:ind w:left="6381" w:hanging="283"/>
+      </w:pPr>
+      <w:rPr/>
+    </w:lvl>
+  </w:abstractNum>
+  <w:abstractNum w:abstractNumId="17">
+    <w:lvl w:ilvl="0">
+      <w:start w:val="1"/>
+      <w:numFmt w:val="decimal"/>
+      <w:lvlText w:val="%1."/>
+      <w:lvlJc w:val="left"/>
+      <w:pPr>
+        <w:tabs>
+          <w:tab w:val="num" w:pos="709"/>
+        </w:tabs>
+        <w:ind w:left="709" w:hanging="283"/>
+      </w:pPr>
+      <w:rPr/>
+    </w:lvl>
+    <w:lvl w:ilvl="1">
+      <w:start w:val="1"/>
+      <w:numFmt w:val="decimal"/>
+      <w:lvlText w:val="%2."/>
+      <w:lvlJc w:val="left"/>
+      <w:pPr>
+        <w:tabs>
+          <w:tab w:val="num" w:pos="1418"/>
+        </w:tabs>
+        <w:ind w:left="1418" w:hanging="283"/>
+      </w:pPr>
+      <w:rPr/>
+    </w:lvl>
+    <w:lvl w:ilvl="2">
+      <w:start w:val="1"/>
+      <w:numFmt w:val="decimal"/>
+      <w:lvlText w:val="%3."/>
+      <w:lvlJc w:val="left"/>
+      <w:pPr>
+        <w:tabs>
+          <w:tab w:val="num" w:pos="2127"/>
+        </w:tabs>
+        <w:ind w:left="2127" w:hanging="283"/>
+      </w:pPr>
+      <w:rPr/>
+    </w:lvl>
+    <w:lvl w:ilvl="3">
+      <w:start w:val="1"/>
+      <w:numFmt w:val="decimal"/>
+      <w:lvlText w:val="%4."/>
+      <w:lvlJc w:val="left"/>
+      <w:pPr>
+        <w:tabs>
+          <w:tab w:val="num" w:pos="2836"/>
+        </w:tabs>
+        <w:ind w:left="2836" w:hanging="283"/>
+      </w:pPr>
+      <w:rPr/>
+    </w:lvl>
+    <w:lvl w:ilvl="4">
+      <w:start w:val="1"/>
+      <w:numFmt w:val="decimal"/>
+      <w:lvlText w:val="%5."/>
+      <w:lvlJc w:val="left"/>
+      <w:pPr>
+        <w:tabs>
+          <w:tab w:val="num" w:pos="3545"/>
+        </w:tabs>
+        <w:ind w:left="3545" w:hanging="283"/>
+      </w:pPr>
+      <w:rPr/>
+    </w:lvl>
+    <w:lvl w:ilvl="5">
+      <w:start w:val="1"/>
+      <w:numFmt w:val="decimal"/>
+      <w:lvlText w:val="%6."/>
+      <w:lvlJc w:val="left"/>
+      <w:pPr>
+        <w:tabs>
+          <w:tab w:val="num" w:pos="4254"/>
+        </w:tabs>
+        <w:ind w:left="4254" w:hanging="283"/>
+      </w:pPr>
+      <w:rPr/>
+    </w:lvl>
+    <w:lvl w:ilvl="6">
+      <w:start w:val="1"/>
+      <w:numFmt w:val="decimal"/>
+      <w:lvlText w:val="%7."/>
+      <w:lvlJc w:val="left"/>
+      <w:pPr>
+        <w:tabs>
+          <w:tab w:val="num" w:pos="4963"/>
+        </w:tabs>
+        <w:ind w:left="4963" w:hanging="283"/>
+      </w:pPr>
+      <w:rPr/>
+    </w:lvl>
+    <w:lvl w:ilvl="7">
+      <w:start w:val="1"/>
+      <w:numFmt w:val="decimal"/>
+      <w:lvlText w:val="%8."/>
+      <w:lvlJc w:val="left"/>
+      <w:pPr>
+        <w:tabs>
+          <w:tab w:val="num" w:pos="5672"/>
+        </w:tabs>
+        <w:ind w:left="5672" w:hanging="283"/>
+      </w:pPr>
+      <w:rPr/>
+    </w:lvl>
+    <w:lvl w:ilvl="8">
+      <w:start w:val="1"/>
+      <w:numFmt w:val="decimal"/>
+      <w:lvlText w:val="%9."/>
+      <w:lvlJc w:val="left"/>
+      <w:pPr>
+        <w:tabs>
+          <w:tab w:val="num" w:pos="6381"/>
+        </w:tabs>
+        <w:ind w:left="6381" w:hanging="283"/>
+      </w:pPr>
+      <w:rPr/>
+    </w:lvl>
+  </w:abstractNum>
+  <w:abstractNum w:abstractNumId="18">
+    <w:lvl w:ilvl="0">
+      <w:start w:val="1"/>
+      <w:numFmt w:val="decimal"/>
+      <w:lvlText w:val="%1."/>
+      <w:lvlJc w:val="left"/>
+      <w:pPr>
+        <w:tabs>
+          <w:tab w:val="num" w:pos="709"/>
+        </w:tabs>
+        <w:ind w:left="709" w:hanging="283"/>
+      </w:pPr>
+      <w:rPr/>
+    </w:lvl>
+    <w:lvl w:ilvl="1">
+      <w:start w:val="1"/>
+      <w:numFmt w:val="decimal"/>
+      <w:lvlText w:val="%2."/>
+      <w:lvlJc w:val="left"/>
+      <w:pPr>
+        <w:tabs>
+          <w:tab w:val="num" w:pos="1418"/>
+        </w:tabs>
+        <w:ind w:left="1418" w:hanging="283"/>
+      </w:pPr>
+      <w:rPr/>
+    </w:lvl>
+    <w:lvl w:ilvl="2">
+      <w:start w:val="1"/>
+      <w:numFmt w:val="decimal"/>
+      <w:lvlText w:val="%3."/>
+      <w:lvlJc w:val="left"/>
+      <w:pPr>
+        <w:tabs>
+          <w:tab w:val="num" w:pos="2127"/>
+        </w:tabs>
+        <w:ind w:left="2127" w:hanging="283"/>
+      </w:pPr>
+      <w:rPr/>
+    </w:lvl>
+    <w:lvl w:ilvl="3">
+      <w:start w:val="1"/>
+      <w:numFmt w:val="decimal"/>
+      <w:lvlText w:val="%4."/>
+      <w:lvlJc w:val="left"/>
+      <w:pPr>
+        <w:tabs>
+          <w:tab w:val="num" w:pos="2836"/>
+        </w:tabs>
+        <w:ind w:left="2836" w:hanging="283"/>
+      </w:pPr>
+      <w:rPr/>
+    </w:lvl>
+    <w:lvl w:ilvl="4">
+      <w:start w:val="1"/>
+      <w:numFmt w:val="decimal"/>
+      <w:lvlText w:val="%5."/>
+      <w:lvlJc w:val="left"/>
+      <w:pPr>
+        <w:tabs>
+          <w:tab w:val="num" w:pos="3545"/>
+        </w:tabs>
+        <w:ind w:left="3545" w:hanging="283"/>
+      </w:pPr>
+      <w:rPr/>
+    </w:lvl>
+    <w:lvl w:ilvl="5">
+      <w:start w:val="1"/>
+      <w:numFmt w:val="decimal"/>
+      <w:lvlText w:val="%6."/>
+      <w:lvlJc w:val="left"/>
+      <w:pPr>
+        <w:tabs>
+          <w:tab w:val="num" w:pos="4254"/>
+        </w:tabs>
+        <w:ind w:left="4254" w:hanging="283"/>
+      </w:pPr>
+      <w:rPr/>
+    </w:lvl>
+    <w:lvl w:ilvl="6">
+      <w:start w:val="1"/>
+      <w:numFmt w:val="decimal"/>
+      <w:lvlText w:val="%7."/>
+      <w:lvlJc w:val="left"/>
+      <w:pPr>
+        <w:tabs>
+          <w:tab w:val="num" w:pos="4963"/>
+        </w:tabs>
+        <w:ind w:left="4963" w:hanging="283"/>
+      </w:pPr>
+      <w:rPr/>
+    </w:lvl>
+    <w:lvl w:ilvl="7">
+      <w:start w:val="1"/>
+      <w:numFmt w:val="decimal"/>
+      <w:lvlText w:val="%8."/>
+      <w:lvlJc w:val="left"/>
+      <w:pPr>
+        <w:tabs>
+          <w:tab w:val="num" w:pos="5672"/>
+        </w:tabs>
+        <w:ind w:left="5672" w:hanging="283"/>
+      </w:pPr>
+      <w:rPr/>
+    </w:lvl>
+    <w:lvl w:ilvl="8">
+      <w:start w:val="1"/>
+      <w:numFmt w:val="decimal"/>
+      <w:lvlText w:val="%9."/>
+      <w:lvlJc w:val="left"/>
+      <w:pPr>
+        <w:tabs>
+          <w:tab w:val="num" w:pos="6381"/>
+        </w:tabs>
+        <w:ind w:left="6381" w:hanging="283"/>
+      </w:pPr>
+      <w:rPr/>
+    </w:lvl>
+  </w:abstractNum>
+  <w:abstractNum w:abstractNumId="19">
+    <w:lvl w:ilvl="0">
+      <w:start w:val="1"/>
+      <w:numFmt w:val="decimal"/>
+      <w:lvlText w:val="%1."/>
+      <w:lvlJc w:val="left"/>
+      <w:pPr>
+        <w:tabs>
+          <w:tab w:val="num" w:pos="709"/>
+        </w:tabs>
+        <w:ind w:left="709" w:hanging="283"/>
+      </w:pPr>
+      <w:rPr/>
+    </w:lvl>
+    <w:lvl w:ilvl="1">
+      <w:start w:val="1"/>
+      <w:numFmt w:val="decimal"/>
+      <w:lvlText w:val="%2."/>
+      <w:lvlJc w:val="left"/>
+      <w:pPr>
+        <w:tabs>
+          <w:tab w:val="num" w:pos="1418"/>
+        </w:tabs>
+        <w:ind w:left="1418" w:hanging="283"/>
+      </w:pPr>
+      <w:rPr/>
+    </w:lvl>
+    <w:lvl w:ilvl="2">
+      <w:start w:val="1"/>
+      <w:numFmt w:val="decimal"/>
+      <w:lvlText w:val="%3."/>
+      <w:lvlJc w:val="left"/>
+      <w:pPr>
+        <w:tabs>
+          <w:tab w:val="num" w:pos="2127"/>
+        </w:tabs>
+        <w:ind w:left="2127" w:hanging="283"/>
+      </w:pPr>
+      <w:rPr/>
+    </w:lvl>
+    <w:lvl w:ilvl="3">
+      <w:start w:val="1"/>
+      <w:numFmt w:val="decimal"/>
+      <w:lvlText w:val="%4."/>
+      <w:lvlJc w:val="left"/>
+      <w:pPr>
+        <w:tabs>
+          <w:tab w:val="num" w:pos="2836"/>
+        </w:tabs>
+        <w:ind w:left="2836" w:hanging="283"/>
+      </w:pPr>
+      <w:rPr/>
+    </w:lvl>
+    <w:lvl w:ilvl="4">
+      <w:start w:val="1"/>
+      <w:numFmt w:val="decimal"/>
+      <w:lvlText w:val="%5."/>
+      <w:lvlJc w:val="left"/>
+      <w:pPr>
+        <w:tabs>
+          <w:tab w:val="num" w:pos="3545"/>
+        </w:tabs>
+        <w:ind w:left="3545" w:hanging="283"/>
+      </w:pPr>
+      <w:rPr/>
+    </w:lvl>
+    <w:lvl w:ilvl="5">
+      <w:start w:val="1"/>
+      <w:numFmt w:val="decimal"/>
+      <w:lvlText w:val="%6."/>
+      <w:lvlJc w:val="left"/>
+      <w:pPr>
+        <w:tabs>
+          <w:tab w:val="num" w:pos="4254"/>
+        </w:tabs>
+        <w:ind w:left="4254" w:hanging="283"/>
+      </w:pPr>
+      <w:rPr/>
+    </w:lvl>
+    <w:lvl w:ilvl="6">
+      <w:start w:val="1"/>
+      <w:numFmt w:val="decimal"/>
+      <w:lvlText w:val="%7."/>
+      <w:lvlJc w:val="left"/>
+      <w:pPr>
+        <w:tabs>
+          <w:tab w:val="num" w:pos="4963"/>
+        </w:tabs>
+        <w:ind w:left="4963" w:hanging="283"/>
+      </w:pPr>
+      <w:rPr/>
+    </w:lvl>
+    <w:lvl w:ilvl="7">
+      <w:start w:val="1"/>
+      <w:numFmt w:val="decimal"/>
+      <w:lvlText w:val="%8."/>
+      <w:lvlJc w:val="left"/>
+      <w:pPr>
+        <w:tabs>
+          <w:tab w:val="num" w:pos="5672"/>
+        </w:tabs>
+        <w:ind w:left="5672" w:hanging="283"/>
+      </w:pPr>
+      <w:rPr/>
+    </w:lvl>
+    <w:lvl w:ilvl="8">
+      <w:start w:val="1"/>
+      <w:numFmt w:val="decimal"/>
+      <w:lvlText w:val="%9."/>
+      <w:lvlJc w:val="left"/>
+      <w:pPr>
+        <w:tabs>
+          <w:tab w:val="num" w:pos="6381"/>
+        </w:tabs>
+        <w:ind w:left="6381" w:hanging="283"/>
+      </w:pPr>
+      <w:rPr/>
+    </w:lvl>
+  </w:abstractNum>
+  <w:abstractNum w:abstractNumId="20">
+    <w:lvl w:ilvl="0">
+      <w:start w:val="1"/>
+      <w:numFmt w:val="decimal"/>
+      <w:lvlText w:val="%1."/>
+      <w:lvlJc w:val="left"/>
+      <w:pPr>
+        <w:tabs>
+          <w:tab w:val="num" w:pos="709"/>
+        </w:tabs>
+        <w:ind w:left="709" w:hanging="283"/>
+      </w:pPr>
+      <w:rPr/>
+    </w:lvl>
+    <w:lvl w:ilvl="1">
+      <w:start w:val="1"/>
+      <w:numFmt w:val="decimal"/>
+      <w:lvlText w:val="%2."/>
+      <w:lvlJc w:val="left"/>
+      <w:pPr>
+        <w:tabs>
+          <w:tab w:val="num" w:pos="1418"/>
+        </w:tabs>
+        <w:ind w:left="1418" w:hanging="283"/>
+      </w:pPr>
+      <w:rPr/>
+    </w:lvl>
+    <w:lvl w:ilvl="2">
+      <w:start w:val="1"/>
+      <w:numFmt w:val="decimal"/>
+      <w:lvlText w:val="%3."/>
+      <w:lvlJc w:val="left"/>
+      <w:pPr>
+        <w:tabs>
+          <w:tab w:val="num" w:pos="2127"/>
+        </w:tabs>
+        <w:ind w:left="2127" w:hanging="283"/>
+      </w:pPr>
+      <w:rPr/>
+    </w:lvl>
+    <w:lvl w:ilvl="3">
+      <w:start w:val="1"/>
+      <w:numFmt w:val="decimal"/>
+      <w:lvlText w:val="%4."/>
+      <w:lvlJc w:val="left"/>
+      <w:pPr>
+        <w:tabs>
+          <w:tab w:val="num" w:pos="2836"/>
+        </w:tabs>
+        <w:ind w:left="2836" w:hanging="283"/>
+      </w:pPr>
+      <w:rPr/>
+    </w:lvl>
+    <w:lvl w:ilvl="4">
+      <w:start w:val="1"/>
+      <w:numFmt w:val="decimal"/>
+      <w:lvlText w:val="%5."/>
+      <w:lvlJc w:val="left"/>
+      <w:pPr>
+        <w:tabs>
+          <w:tab w:val="num" w:pos="3545"/>
+        </w:tabs>
+        <w:ind w:left="3545" w:hanging="283"/>
+      </w:pPr>
+      <w:rPr/>
+    </w:lvl>
+    <w:lvl w:ilvl="5">
+      <w:start w:val="1"/>
+      <w:numFmt w:val="decimal"/>
+      <w:lvlText w:val="%6."/>
+      <w:lvlJc w:val="left"/>
+      <w:pPr>
+        <w:tabs>
+          <w:tab w:val="num" w:pos="4254"/>
+        </w:tabs>
+        <w:ind w:left="4254" w:hanging="283"/>
+      </w:pPr>
+      <w:rPr/>
+    </w:lvl>
+    <w:lvl w:ilvl="6">
+      <w:start w:val="1"/>
+      <w:numFmt w:val="decimal"/>
+      <w:lvlText w:val="%7."/>
+      <w:lvlJc w:val="left"/>
+      <w:pPr>
+        <w:tabs>
+          <w:tab w:val="num" w:pos="4963"/>
+        </w:tabs>
+        <w:ind w:left="4963" w:hanging="283"/>
+      </w:pPr>
+      <w:rPr/>
+    </w:lvl>
+    <w:lvl w:ilvl="7">
+      <w:start w:val="1"/>
+      <w:numFmt w:val="decimal"/>
+      <w:lvlText w:val="%8."/>
+      <w:lvlJc w:val="left"/>
+      <w:pPr>
+        <w:tabs>
+          <w:tab w:val="num" w:pos="5672"/>
+        </w:tabs>
+        <w:ind w:left="5672" w:hanging="283"/>
+      </w:pPr>
+      <w:rPr/>
+    </w:lvl>
+    <w:lvl w:ilvl="8">
+      <w:start w:val="1"/>
+      <w:numFmt w:val="decimal"/>
+      <w:lvlText w:val="%9."/>
+      <w:lvlJc w:val="left"/>
+      <w:pPr>
+        <w:tabs>
+          <w:tab w:val="num" w:pos="6381"/>
+        </w:tabs>
+        <w:ind w:left="6381" w:hanging="283"/>
+      </w:pPr>
+      <w:rPr/>
+    </w:lvl>
+  </w:abstractNum>
+  <w:abstractNum w:abstractNumId="21">
+    <w:lvl w:ilvl="0">
+      <w:start w:val="1"/>
+      <w:numFmt w:val="decimal"/>
+      <w:lvlText w:val="%1."/>
+      <w:lvlJc w:val="left"/>
+      <w:pPr>
+        <w:tabs>
+          <w:tab w:val="num" w:pos="709"/>
+        </w:tabs>
+        <w:ind w:left="709" w:hanging="283"/>
+      </w:pPr>
+      <w:rPr/>
+    </w:lvl>
+    <w:lvl w:ilvl="1">
+      <w:start w:val="1"/>
+      <w:numFmt w:val="decimal"/>
+      <w:lvlText w:val="%2."/>
+      <w:lvlJc w:val="left"/>
+      <w:pPr>
+        <w:tabs>
+          <w:tab w:val="num" w:pos="1418"/>
+        </w:tabs>
+        <w:ind w:left="1418" w:hanging="283"/>
+      </w:pPr>
+      <w:rPr/>
+    </w:lvl>
+    <w:lvl w:ilvl="2">
+      <w:start w:val="1"/>
+      <w:numFmt w:val="decimal"/>
+      <w:lvlText w:val="%3."/>
+      <w:lvlJc w:val="left"/>
+      <w:pPr>
+        <w:tabs>
+          <w:tab w:val="num" w:pos="2127"/>
+        </w:tabs>
+        <w:ind w:left="2127" w:hanging="283"/>
+      </w:pPr>
+      <w:rPr/>
+    </w:lvl>
+    <w:lvl w:ilvl="3">
+      <w:start w:val="1"/>
+      <w:numFmt w:val="decimal"/>
+      <w:lvlText w:val="%4."/>
+      <w:lvlJc w:val="left"/>
+      <w:pPr>
+        <w:tabs>
+          <w:tab w:val="num" w:pos="2836"/>
+        </w:tabs>
+        <w:ind w:left="2836" w:hanging="283"/>
+      </w:pPr>
+      <w:rPr/>
+    </w:lvl>
+    <w:lvl w:ilvl="4">
+      <w:start w:val="1"/>
+      <w:numFmt w:val="decimal"/>
+      <w:lvlText w:val="%5."/>
+      <w:lvlJc w:val="left"/>
+      <w:pPr>
+        <w:tabs>
+          <w:tab w:val="num" w:pos="3545"/>
+        </w:tabs>
+        <w:ind w:left="3545" w:hanging="283"/>
+      </w:pPr>
+      <w:rPr/>
+    </w:lvl>
+    <w:lvl w:ilvl="5">
+      <w:start w:val="1"/>
+      <w:numFmt w:val="decimal"/>
+      <w:lvlText w:val="%6."/>
+      <w:lvlJc w:val="left"/>
+      <w:pPr>
+        <w:tabs>
+          <w:tab w:val="num" w:pos="4254"/>
+        </w:tabs>
+        <w:ind w:left="4254" w:hanging="283"/>
+      </w:pPr>
+      <w:rPr/>
+    </w:lvl>
+    <w:lvl w:ilvl="6">
+      <w:start w:val="1"/>
+      <w:numFmt w:val="decimal"/>
+      <w:lvlText w:val="%7."/>
+      <w:lvlJc w:val="left"/>
+      <w:pPr>
+        <w:tabs>
+          <w:tab w:val="num" w:pos="4963"/>
+        </w:tabs>
+        <w:ind w:left="4963" w:hanging="283"/>
+      </w:pPr>
+      <w:rPr/>
+    </w:lvl>
+    <w:lvl w:ilvl="7">
+      <w:start w:val="1"/>
+      <w:numFmt w:val="decimal"/>
+      <w:lvlText w:val="%8."/>
+      <w:lvlJc w:val="left"/>
+      <w:pPr>
+        <w:tabs>
+          <w:tab w:val="num" w:pos="5672"/>
+        </w:tabs>
+        <w:ind w:left="5672" w:hanging="283"/>
+      </w:pPr>
+      <w:rPr/>
+    </w:lvl>
+    <w:lvl w:ilvl="8">
+      <w:start w:val="1"/>
+      <w:numFmt w:val="decimal"/>
+      <w:lvlText w:val="%9."/>
+      <w:lvlJc w:val="left"/>
+      <w:pPr>
+        <w:tabs>
+          <w:tab w:val="num" w:pos="6381"/>
+        </w:tabs>
+        <w:ind w:left="6381" w:hanging="283"/>
+      </w:pPr>
+      <w:rPr/>
+    </w:lvl>
+  </w:abstractNum>
+  <w:abstractNum w:abstractNumId="22">
+    <w:lvl w:ilvl="0">
+      <w:start w:val="1"/>
+      <w:numFmt w:val="decimal"/>
+      <w:lvlText w:val="%1."/>
+      <w:lvlJc w:val="left"/>
+      <w:pPr>
+        <w:tabs>
+          <w:tab w:val="num" w:pos="709"/>
+        </w:tabs>
+        <w:ind w:left="709" w:hanging="283"/>
+      </w:pPr>
+      <w:rPr/>
+    </w:lvl>
+    <w:lvl w:ilvl="1">
+      <w:start w:val="1"/>
+      <w:numFmt w:val="decimal"/>
+      <w:lvlText w:val="%2."/>
+      <w:lvlJc w:val="left"/>
+      <w:pPr>
+        <w:tabs>
+          <w:tab w:val="num" w:pos="1418"/>
+        </w:tabs>
+        <w:ind w:left="1418" w:hanging="283"/>
+      </w:pPr>
+      <w:rPr/>
+    </w:lvl>
+    <w:lvl w:ilvl="2">
+      <w:start w:val="1"/>
+      <w:numFmt w:val="decimal"/>
+      <w:lvlText w:val="%3."/>
+      <w:lvlJc w:val="left"/>
+      <w:pPr>
+        <w:tabs>
+          <w:tab w:val="num" w:pos="2127"/>
+        </w:tabs>
+        <w:ind w:left="2127" w:hanging="283"/>
+      </w:pPr>
+      <w:rPr/>
+    </w:lvl>
+    <w:lvl w:ilvl="3">
+      <w:start w:val="1"/>
+      <w:numFmt w:val="decimal"/>
+      <w:lvlText w:val="%4."/>
+      <w:lvlJc w:val="left"/>
+      <w:pPr>
+        <w:tabs>
+          <w:tab w:val="num" w:pos="2836"/>
+        </w:tabs>
+        <w:ind w:left="2836" w:hanging="283"/>
+      </w:pPr>
+      <w:rPr/>
+    </w:lvl>
+    <w:lvl w:ilvl="4">
+      <w:start w:val="1"/>
+      <w:numFmt w:val="decimal"/>
+      <w:lvlText w:val="%5."/>
+      <w:lvlJc w:val="left"/>
+      <w:pPr>
+        <w:tabs>
+          <w:tab w:val="num" w:pos="3545"/>
+        </w:tabs>
+        <w:ind w:left="3545" w:hanging="283"/>
+      </w:pPr>
+      <w:rPr/>
+    </w:lvl>
+    <w:lvl w:ilvl="5">
+      <w:start w:val="1"/>
+      <w:numFmt w:val="decimal"/>
+      <w:lvlText w:val="%6."/>
+      <w:lvlJc w:val="left"/>
+      <w:pPr>
+        <w:tabs>
+          <w:tab w:val="num" w:pos="4254"/>
+        </w:tabs>
+        <w:ind w:left="4254" w:hanging="283"/>
+      </w:pPr>
+      <w:rPr/>
+    </w:lvl>
+    <w:lvl w:ilvl="6">
+      <w:start w:val="1"/>
+      <w:numFmt w:val="decimal"/>
+      <w:lvlText w:val="%7."/>
+      <w:lvlJc w:val="left"/>
+      <w:pPr>
+        <w:tabs>
+          <w:tab w:val="num" w:pos="4963"/>
+        </w:tabs>
+        <w:ind w:left="4963" w:hanging="283"/>
+      </w:pPr>
+      <w:rPr/>
+    </w:lvl>
+    <w:lvl w:ilvl="7">
+      <w:start w:val="1"/>
+      <w:numFmt w:val="decimal"/>
+      <w:lvlText w:val="%8."/>
+      <w:lvlJc w:val="left"/>
+      <w:pPr>
+        <w:tabs>
+          <w:tab w:val="num" w:pos="5672"/>
+        </w:tabs>
+        <w:ind w:left="5672" w:hanging="283"/>
+      </w:pPr>
+      <w:rPr/>
+    </w:lvl>
+    <w:lvl w:ilvl="8">
+      <w:start w:val="1"/>
+      <w:numFmt w:val="decimal"/>
+      <w:lvlText w:val="%9."/>
+      <w:lvlJc w:val="left"/>
+      <w:pPr>
+        <w:tabs>
+          <w:tab w:val="num" w:pos="6381"/>
+        </w:tabs>
+        <w:ind w:left="6381" w:hanging="283"/>
+      </w:pPr>
+      <w:rPr/>
+    </w:lvl>
+  </w:abstractNum>
+  <w:abstractNum w:abstractNumId="23">
+    <w:lvl w:ilvl="0">
+      <w:start w:val="1"/>
+      <w:numFmt w:val="decimal"/>
+      <w:lvlText w:val="%1."/>
+      <w:lvlJc w:val="left"/>
+      <w:pPr>
+        <w:tabs>
+          <w:tab w:val="num" w:pos="709"/>
+        </w:tabs>
+        <w:ind w:left="709" w:hanging="283"/>
+      </w:pPr>
+      <w:rPr/>
+    </w:lvl>
+    <w:lvl w:ilvl="1">
+      <w:start w:val="1"/>
+      <w:numFmt w:val="decimal"/>
+      <w:lvlText w:val="%2."/>
+      <w:lvlJc w:val="left"/>
+      <w:pPr>
+        <w:tabs>
+          <w:tab w:val="num" w:pos="1418"/>
+        </w:tabs>
+        <w:ind w:left="1418" w:hanging="283"/>
+      </w:pPr>
+      <w:rPr/>
+    </w:lvl>
+    <w:lvl w:ilvl="2">
+      <w:start w:val="1"/>
+      <w:numFmt w:val="decimal"/>
+      <w:lvlText w:val="%3."/>
+      <w:lvlJc w:val="left"/>
+      <w:pPr>
+        <w:tabs>
+          <w:tab w:val="num" w:pos="2127"/>
+        </w:tabs>
+        <w:ind w:left="2127" w:hanging="283"/>
+      </w:pPr>
+      <w:rPr/>
+    </w:lvl>
+    <w:lvl w:ilvl="3">
+      <w:start w:val="1"/>
+      <w:numFmt w:val="decimal"/>
+      <w:lvlText w:val="%4."/>
+      <w:lvlJc w:val="left"/>
+      <w:pPr>
+        <w:tabs>
+          <w:tab w:val="num" w:pos="2836"/>
+        </w:tabs>
+        <w:ind w:left="2836" w:hanging="283"/>
+      </w:pPr>
+      <w:rPr/>
+    </w:lvl>
+    <w:lvl w:ilvl="4">
+      <w:start w:val="1"/>
+      <w:numFmt w:val="decimal"/>
+      <w:lvlText w:val="%5."/>
+      <w:lvlJc w:val="left"/>
+      <w:pPr>
+        <w:tabs>
+          <w:tab w:val="num" w:pos="3545"/>
+        </w:tabs>
+        <w:ind w:left="3545" w:hanging="283"/>
+      </w:pPr>
+      <w:rPr/>
+    </w:lvl>
+    <w:lvl w:ilvl="5">
+      <w:start w:val="1"/>
+      <w:numFmt w:val="decimal"/>
+      <w:lvlText w:val="%6."/>
+      <w:lvlJc w:val="left"/>
+      <w:pPr>
+        <w:tabs>
+          <w:tab w:val="num" w:pos="4254"/>
+        </w:tabs>
+        <w:ind w:left="4254" w:hanging="283"/>
+      </w:pPr>
+      <w:rPr/>
+    </w:lvl>
+    <w:lvl w:ilvl="6">
+      <w:start w:val="1"/>
+      <w:numFmt w:val="decimal"/>
+      <w:lvlText w:val="%7."/>
+      <w:lvlJc w:val="left"/>
+      <w:pPr>
+        <w:tabs>
+          <w:tab w:val="num" w:pos="4963"/>
+        </w:tabs>
+        <w:ind w:left="4963" w:hanging="283"/>
+      </w:pPr>
+      <w:rPr/>
+    </w:lvl>
+    <w:lvl w:ilvl="7">
+      <w:start w:val="1"/>
+      <w:numFmt w:val="decimal"/>
+      <w:lvlText w:val="%8."/>
+      <w:lvlJc w:val="left"/>
+      <w:pPr>
+        <w:tabs>
+          <w:tab w:val="num" w:pos="5672"/>
+        </w:tabs>
+        <w:ind w:left="5672" w:hanging="283"/>
+      </w:pPr>
+      <w:rPr/>
+    </w:lvl>
+    <w:lvl w:ilvl="8">
+      <w:start w:val="1"/>
+      <w:numFmt w:val="decimal"/>
+      <w:lvlText w:val="%9."/>
+      <w:lvlJc w:val="left"/>
+      <w:pPr>
+        <w:tabs>
+          <w:tab w:val="num" w:pos="6381"/>
+        </w:tabs>
+        <w:ind w:left="6381" w:hanging="283"/>
+      </w:pPr>
+      <w:rPr/>
+    </w:lvl>
+  </w:abstractNum>
+  <w:abstractNum w:abstractNumId="24">
+    <w:lvl w:ilvl="0">
+      <w:start w:val="1"/>
+      <w:numFmt w:val="decimal"/>
+      <w:lvlText w:val="%1."/>
+      <w:lvlJc w:val="left"/>
+      <w:pPr>
+        <w:tabs>
+          <w:tab w:val="num" w:pos="709"/>
+        </w:tabs>
+        <w:ind w:left="709" w:hanging="283"/>
+      </w:pPr>
+      <w:rPr/>
+    </w:lvl>
+    <w:lvl w:ilvl="1">
+      <w:start w:val="1"/>
+      <w:numFmt w:val="decimal"/>
+      <w:lvlText w:val="%2."/>
+      <w:lvlJc w:val="left"/>
+      <w:pPr>
+        <w:tabs>
+          <w:tab w:val="num" w:pos="1418"/>
+        </w:tabs>
+        <w:ind w:left="1418" w:hanging="283"/>
+      </w:pPr>
+      <w:rPr/>
+    </w:lvl>
+    <w:lvl w:ilvl="2">
+      <w:start w:val="1"/>
+      <w:numFmt w:val="decimal"/>
+      <w:lvlText w:val="%3."/>
+      <w:lvlJc w:val="left"/>
+      <w:pPr>
+        <w:tabs>
+          <w:tab w:val="num" w:pos="2127"/>
+        </w:tabs>
+        <w:ind w:left="2127" w:hanging="283"/>
+      </w:pPr>
+      <w:rPr/>
+    </w:lvl>
+    <w:lvl w:ilvl="3">
+      <w:start w:val="1"/>
+      <w:numFmt w:val="decimal"/>
+      <w:lvlText w:val="%4."/>
+      <w:lvlJc w:val="left"/>
+      <w:pPr>
+        <w:tabs>
+          <w:tab w:val="num" w:pos="2836"/>
+        </w:tabs>
+        <w:ind w:left="2836" w:hanging="283"/>
+      </w:pPr>
+      <w:rPr/>
+    </w:lvl>
+    <w:lvl w:ilvl="4">
+      <w:start w:val="1"/>
+      <w:numFmt w:val="decimal"/>
+      <w:lvlText w:val="%5."/>
+      <w:lvlJc w:val="left"/>
+      <w:pPr>
+        <w:tabs>
+          <w:tab w:val="num" w:pos="3545"/>
+        </w:tabs>
+        <w:ind w:left="3545" w:hanging="283"/>
+      </w:pPr>
+      <w:rPr/>
+    </w:lvl>
+    <w:lvl w:ilvl="5">
+      <w:start w:val="1"/>
+      <w:numFmt w:val="decimal"/>
+      <w:lvlText w:val="%6."/>
+      <w:lvlJc w:val="left"/>
+      <w:pPr>
+        <w:tabs>
+          <w:tab w:val="num" w:pos="4254"/>
+        </w:tabs>
+        <w:ind w:left="4254" w:hanging="283"/>
+      </w:pPr>
+      <w:rPr/>
+    </w:lvl>
+    <w:lvl w:ilvl="6">
+      <w:start w:val="1"/>
+      <w:numFmt w:val="decimal"/>
+      <w:lvlText w:val="%7."/>
+      <w:lvlJc w:val="left"/>
+      <w:pPr>
+        <w:tabs>
+          <w:tab w:val="num" w:pos="4963"/>
+        </w:tabs>
+        <w:ind w:left="4963" w:hanging="283"/>
+      </w:pPr>
+      <w:rPr/>
+    </w:lvl>
+    <w:lvl w:ilvl="7">
+      <w:start w:val="1"/>
+      <w:numFmt w:val="decimal"/>
+      <w:lvlText w:val="%8."/>
+      <w:lvlJc w:val="left"/>
+      <w:pPr>
+        <w:tabs>
+          <w:tab w:val="num" w:pos="5672"/>
+        </w:tabs>
+        <w:ind w:left="5672" w:hanging="283"/>
+      </w:pPr>
+      <w:rPr/>
+    </w:lvl>
+    <w:lvl w:ilvl="8">
+      <w:start w:val="1"/>
+      <w:numFmt w:val="decimal"/>
+      <w:lvlText w:val="%9."/>
+      <w:lvlJc w:val="left"/>
+      <w:pPr>
+        <w:tabs>
+          <w:tab w:val="num" w:pos="6381"/>
+        </w:tabs>
+        <w:ind w:left="6381" w:hanging="283"/>
+      </w:pPr>
+      <w:rPr/>
+    </w:lvl>
+  </w:abstractNum>
+  <w:abstractNum w:abstractNumId="25">
+    <w:lvl w:ilvl="0">
+      <w:start w:val="1"/>
+      <w:numFmt w:val="decimal"/>
+      <w:lvlText w:val="%1."/>
+      <w:lvlJc w:val="left"/>
+      <w:pPr>
+        <w:tabs>
+          <w:tab w:val="num" w:pos="709"/>
+        </w:tabs>
+        <w:ind w:left="709" w:hanging="283"/>
+      </w:pPr>
+      <w:rPr/>
+    </w:lvl>
+    <w:lvl w:ilvl="1">
+      <w:start w:val="1"/>
+      <w:numFmt w:val="decimal"/>
+      <w:lvlText w:val="%2."/>
+      <w:lvlJc w:val="left"/>
+      <w:pPr>
+        <w:tabs>
+          <w:tab w:val="num" w:pos="1418"/>
+        </w:tabs>
+        <w:ind w:left="1418" w:hanging="283"/>
+      </w:pPr>
+      <w:rPr/>
+    </w:lvl>
+    <w:lvl w:ilvl="2">
+      <w:start w:val="1"/>
+      <w:numFmt w:val="decimal"/>
+      <w:lvlText w:val="%3."/>
+      <w:lvlJc w:val="left"/>
+      <w:pPr>
+        <w:tabs>
+          <w:tab w:val="num" w:pos="2127"/>
+        </w:tabs>
+        <w:ind w:left="2127" w:hanging="283"/>
+      </w:pPr>
+      <w:rPr/>
+    </w:lvl>
+    <w:lvl w:ilvl="3">
+      <w:start w:val="1"/>
+      <w:numFmt w:val="decimal"/>
+      <w:lvlText w:val="%4."/>
+      <w:lvlJc w:val="left"/>
+      <w:pPr>
+        <w:tabs>
+          <w:tab w:val="num" w:pos="2836"/>
+        </w:tabs>
+        <w:ind w:left="2836" w:hanging="283"/>
+      </w:pPr>
+      <w:rPr/>
+    </w:lvl>
+    <w:lvl w:ilvl="4">
+      <w:start w:val="1"/>
+      <w:numFmt w:val="decimal"/>
+      <w:lvlText w:val="%5."/>
+      <w:lvlJc w:val="left"/>
+      <w:pPr>
+        <w:tabs>
+          <w:tab w:val="num" w:pos="3545"/>
+        </w:tabs>
+        <w:ind w:left="3545" w:hanging="283"/>
+      </w:pPr>
+      <w:rPr/>
+    </w:lvl>
+    <w:lvl w:ilvl="5">
+      <w:start w:val="1"/>
+      <w:numFmt w:val="decimal"/>
+      <w:lvlText w:val="%6."/>
+      <w:lvlJc w:val="left"/>
+      <w:pPr>
+        <w:tabs>
+          <w:tab w:val="num" w:pos="4254"/>
+        </w:tabs>
+        <w:ind w:left="4254" w:hanging="283"/>
+      </w:pPr>
+      <w:rPr/>
+    </w:lvl>
+    <w:lvl w:ilvl="6">
+      <w:start w:val="1"/>
+      <w:numFmt w:val="decimal"/>
+      <w:lvlText w:val="%7."/>
+      <w:lvlJc w:val="left"/>
+      <w:pPr>
+        <w:tabs>
+          <w:tab w:val="num" w:pos="4963"/>
+        </w:tabs>
+        <w:ind w:left="4963" w:hanging="283"/>
+      </w:pPr>
+      <w:rPr/>
+    </w:lvl>
+    <w:lvl w:ilvl="7">
+      <w:start w:val="1"/>
+      <w:numFmt w:val="decimal"/>
+      <w:lvlText w:val="%8."/>
+      <w:lvlJc w:val="left"/>
+      <w:pPr>
+        <w:tabs>
+          <w:tab w:val="num" w:pos="5672"/>
+        </w:tabs>
+        <w:ind w:left="5672" w:hanging="283"/>
+      </w:pPr>
+      <w:rPr/>
+    </w:lvl>
+    <w:lvl w:ilvl="8">
+      <w:start w:val="1"/>
+      <w:numFmt w:val="decimal"/>
+      <w:lvlText w:val="%9."/>
+      <w:lvlJc w:val="left"/>
+      <w:pPr>
+        <w:tabs>
+          <w:tab w:val="num" w:pos="6381"/>
+        </w:tabs>
+        <w:ind w:left="6381" w:hanging="283"/>
+      </w:pPr>
+      <w:rPr/>
+    </w:lvl>
+  </w:abstractNum>
+  <w:abstractNum w:abstractNumId="26">
+    <w:lvl w:ilvl="0">
+      <w:start w:val="1"/>
+      <w:numFmt w:val="decimal"/>
+      <w:lvlText w:val="%1."/>
+      <w:lvlJc w:val="left"/>
+      <w:pPr>
+        <w:tabs>
+          <w:tab w:val="num" w:pos="709"/>
+        </w:tabs>
+        <w:ind w:left="709" w:hanging="283"/>
+      </w:pPr>
+      <w:rPr/>
+    </w:lvl>
+    <w:lvl w:ilvl="1">
+      <w:start w:val="1"/>
+      <w:numFmt w:val="decimal"/>
+      <w:lvlText w:val="%2."/>
+      <w:lvlJc w:val="left"/>
+      <w:pPr>
+        <w:tabs>
+          <w:tab w:val="num" w:pos="1418"/>
+        </w:tabs>
+        <w:ind w:left="1418" w:hanging="283"/>
+      </w:pPr>
+      <w:rPr/>
+    </w:lvl>
+    <w:lvl w:ilvl="2">
+      <w:start w:val="1"/>
+      <w:numFmt w:val="decimal"/>
+      <w:lvlText w:val="%3."/>
+      <w:lvlJc w:val="left"/>
+      <w:pPr>
+        <w:tabs>
+          <w:tab w:val="num" w:pos="2127"/>
+        </w:tabs>
+        <w:ind w:left="2127" w:hanging="283"/>
+      </w:pPr>
+      <w:rPr/>
+    </w:lvl>
+    <w:lvl w:ilvl="3">
+      <w:start w:val="1"/>
+      <w:numFmt w:val="decimal"/>
+      <w:lvlText w:val="%4."/>
+      <w:lvlJc w:val="left"/>
+      <w:pPr>
+        <w:tabs>
+          <w:tab w:val="num" w:pos="2836"/>
+        </w:tabs>
+        <w:ind w:left="2836" w:hanging="283"/>
+      </w:pPr>
+      <w:rPr/>
+    </w:lvl>
+    <w:lvl w:ilvl="4">
+      <w:start w:val="1"/>
+      <w:numFmt w:val="decimal"/>
+      <w:lvlText w:val="%5."/>
+      <w:lvlJc w:val="left"/>
+      <w:pPr>
+        <w:tabs>
+          <w:tab w:val="num" w:pos="3545"/>
+        </w:tabs>
+        <w:ind w:left="3545" w:hanging="283"/>
+      </w:pPr>
+      <w:rPr/>
+    </w:lvl>
+    <w:lvl w:ilvl="5">
+      <w:start w:val="1"/>
+      <w:numFmt w:val="decimal"/>
+      <w:lvlText w:val="%6."/>
+      <w:lvlJc w:val="left"/>
+      <w:pPr>
+        <w:tabs>
+          <w:tab w:val="num" w:pos="4254"/>
+        </w:tabs>
+        <w:ind w:left="4254" w:hanging="283"/>
+      </w:pPr>
+      <w:rPr/>
+    </w:lvl>
+    <w:lvl w:ilvl="6">
+      <w:start w:val="1"/>
+      <w:numFmt w:val="decimal"/>
+      <w:lvlText w:val="%7."/>
+      <w:lvlJc w:val="left"/>
+      <w:pPr>
+        <w:tabs>
+          <w:tab w:val="num" w:pos="4963"/>
+        </w:tabs>
+        <w:ind w:left="4963" w:hanging="283"/>
+      </w:pPr>
+      <w:rPr/>
+    </w:lvl>
+    <w:lvl w:ilvl="7">
+      <w:start w:val="1"/>
+      <w:numFmt w:val="decimal"/>
+      <w:lvlText w:val="%8."/>
+      <w:lvlJc w:val="left"/>
+      <w:pPr>
+        <w:tabs>
+          <w:tab w:val="num" w:pos="5672"/>
+        </w:tabs>
+        <w:ind w:left="5672" w:hanging="283"/>
+      </w:pPr>
+      <w:rPr/>
+    </w:lvl>
+    <w:lvl w:ilvl="8">
+      <w:start w:val="1"/>
+      <w:numFmt w:val="decimal"/>
+      <w:lvlText w:val="%9."/>
+      <w:lvlJc w:val="left"/>
+      <w:pPr>
+        <w:tabs>
+          <w:tab w:val="num" w:pos="6381"/>
+        </w:tabs>
+        <w:ind w:left="6381" w:hanging="283"/>
+      </w:pPr>
+      <w:rPr/>
+    </w:lvl>
+  </w:abstractNum>
+  <w:abstractNum w:abstractNumId="27">
+    <w:lvl w:ilvl="0">
+      <w:start w:val="1"/>
+      <w:numFmt w:val="decimal"/>
+      <w:lvlText w:val="%1."/>
+      <w:lvlJc w:val="left"/>
+      <w:pPr>
+        <w:tabs>
+          <w:tab w:val="num" w:pos="709"/>
+        </w:tabs>
+        <w:ind w:left="709" w:hanging="283"/>
+      </w:pPr>
+      <w:rPr/>
+    </w:lvl>
+    <w:lvl w:ilvl="1">
+      <w:start w:val="1"/>
+      <w:numFmt w:val="decimal"/>
+      <w:lvlText w:val="%2."/>
+      <w:lvlJc w:val="left"/>
+      <w:pPr>
+        <w:tabs>
+          <w:tab w:val="num" w:pos="1418"/>
+        </w:tabs>
+        <w:ind w:left="1418" w:hanging="283"/>
+      </w:pPr>
+      <w:rPr/>
+    </w:lvl>
+    <w:lvl w:ilvl="2">
+      <w:start w:val="1"/>
+      <w:numFmt w:val="decimal"/>
+      <w:lvlText w:val="%3."/>
+      <w:lvlJc w:val="left"/>
+      <w:pPr>
+        <w:tabs>
+          <w:tab w:val="num" w:pos="2127"/>
+        </w:tabs>
+        <w:ind w:left="2127" w:hanging="283"/>
+      </w:pPr>
+      <w:rPr/>
+    </w:lvl>
+    <w:lvl w:ilvl="3">
+      <w:start w:val="1"/>
+      <w:numFmt w:val="decimal"/>
+      <w:lvlText w:val="%4."/>
+      <w:lvlJc w:val="left"/>
+      <w:pPr>
+        <w:tabs>
+          <w:tab w:val="num" w:pos="2836"/>
+        </w:tabs>
+        <w:ind w:left="2836" w:hanging="283"/>
+      </w:pPr>
+      <w:rPr/>
+    </w:lvl>
+    <w:lvl w:ilvl="4">
+      <w:start w:val="1"/>
+      <w:numFmt w:val="decimal"/>
+      <w:lvlText w:val="%5."/>
+      <w:lvlJc w:val="left"/>
+      <w:pPr>
+        <w:tabs>
+          <w:tab w:val="num" w:pos="3545"/>
+        </w:tabs>
+        <w:ind w:left="3545" w:hanging="283"/>
+      </w:pPr>
+      <w:rPr/>
+    </w:lvl>
+    <w:lvl w:ilvl="5">
+      <w:start w:val="1"/>
+      <w:numFmt w:val="decimal"/>
+      <w:lvlText w:val="%6."/>
+      <w:lvlJc w:val="left"/>
+      <w:pPr>
+        <w:tabs>
+          <w:tab w:val="num" w:pos="4254"/>
+        </w:tabs>
+        <w:ind w:left="4254" w:hanging="283"/>
+      </w:pPr>
+      <w:rPr/>
+    </w:lvl>
+    <w:lvl w:ilvl="6">
+      <w:start w:val="1"/>
+      <w:numFmt w:val="decimal"/>
+      <w:lvlText w:val="%7."/>
+      <w:lvlJc w:val="left"/>
+      <w:pPr>
+        <w:tabs>
+          <w:tab w:val="num" w:pos="4963"/>
+        </w:tabs>
+        <w:ind w:left="4963" w:hanging="283"/>
+      </w:pPr>
+      <w:rPr/>
+    </w:lvl>
+    <w:lvl w:ilvl="7">
+      <w:start w:val="1"/>
+      <w:numFmt w:val="decimal"/>
+      <w:lvlText w:val="%8."/>
+      <w:lvlJc w:val="left"/>
+      <w:pPr>
+        <w:tabs>
+          <w:tab w:val="num" w:pos="5672"/>
+        </w:tabs>
+        <w:ind w:left="5672" w:hanging="283"/>
+      </w:pPr>
+      <w:rPr/>
+    </w:lvl>
+    <w:lvl w:ilvl="8">
+      <w:start w:val="1"/>
+      <w:numFmt w:val="decimal"/>
+      <w:lvlText w:val="%9."/>
+      <w:lvlJc w:val="left"/>
+      <w:pPr>
+        <w:tabs>
+          <w:tab w:val="num" w:pos="6381"/>
+        </w:tabs>
+        <w:ind w:left="6381" w:hanging="283"/>
+      </w:pPr>
+      <w:rPr/>
+    </w:lvl>
+  </w:abstractNum>
+  <w:abstractNum w:abstractNumId="28">
+    <w:lvl w:ilvl="0">
+      <w:start w:val="1"/>
+      <w:numFmt w:val="decimal"/>
+      <w:lvlText w:val="%1."/>
+      <w:lvlJc w:val="left"/>
+      <w:pPr>
+        <w:tabs>
+          <w:tab w:val="num" w:pos="709"/>
+        </w:tabs>
+        <w:ind w:left="709" w:hanging="283"/>
+      </w:pPr>
+      <w:rPr/>
+    </w:lvl>
+    <w:lvl w:ilvl="1">
+      <w:start w:val="1"/>
+      <w:numFmt w:val="decimal"/>
+      <w:lvlText w:val="%2."/>
+      <w:lvlJc w:val="left"/>
+      <w:pPr>
+        <w:tabs>
+          <w:tab w:val="num" w:pos="1418"/>
+        </w:tabs>
+        <w:ind w:left="1418" w:hanging="283"/>
+      </w:pPr>
+      <w:rPr/>
+    </w:lvl>
+    <w:lvl w:ilvl="2">
+      <w:start w:val="1"/>
+      <w:numFmt w:val="decimal"/>
+      <w:lvlText w:val="%3."/>
+      <w:lvlJc w:val="left"/>
+      <w:pPr>
+        <w:tabs>
+          <w:tab w:val="num" w:pos="2127"/>
+        </w:tabs>
+        <w:ind w:left="2127" w:hanging="283"/>
+      </w:pPr>
+      <w:rPr/>
+    </w:lvl>
+    <w:lvl w:ilvl="3">
+      <w:start w:val="1"/>
+      <w:numFmt w:val="decimal"/>
+      <w:lvlText w:val="%4."/>
+      <w:lvlJc w:val="left"/>
+      <w:pPr>
+        <w:tabs>
+          <w:tab w:val="num" w:pos="2836"/>
+        </w:tabs>
+        <w:ind w:left="2836" w:hanging="283"/>
+      </w:pPr>
+      <w:rPr/>
+    </w:lvl>
+    <w:lvl w:ilvl="4">
+      <w:start w:val="1"/>
+      <w:numFmt w:val="decimal"/>
+      <w:lvlText w:val="%5."/>
+      <w:lvlJc w:val="left"/>
+      <w:pPr>
+        <w:tabs>
+          <w:tab w:val="num" w:pos="3545"/>
+        </w:tabs>
+        <w:ind w:left="3545" w:hanging="283"/>
+      </w:pPr>
+      <w:rPr/>
+    </w:lvl>
+    <w:lvl w:ilvl="5">
+      <w:start w:val="1"/>
+      <w:numFmt w:val="decimal"/>
+      <w:lvlText w:val="%6."/>
+      <w:lvlJc w:val="left"/>
+      <w:pPr>
+        <w:tabs>
+          <w:tab w:val="num" w:pos="4254"/>
+        </w:tabs>
+        <w:ind w:left="4254" w:hanging="283"/>
+      </w:pPr>
+      <w:rPr/>
+    </w:lvl>
+    <w:lvl w:ilvl="6">
+      <w:start w:val="1"/>
+      <w:numFmt w:val="decimal"/>
+      <w:lvlText w:val="%7."/>
+      <w:lvlJc w:val="left"/>
+      <w:pPr>
+        <w:tabs>
+          <w:tab w:val="num" w:pos="4963"/>
+        </w:tabs>
+        <w:ind w:left="4963" w:hanging="283"/>
+      </w:pPr>
+      <w:rPr/>
+    </w:lvl>
+    <w:lvl w:ilvl="7">
+      <w:start w:val="1"/>
+      <w:numFmt w:val="decimal"/>
+      <w:lvlText w:val="%8."/>
+      <w:lvlJc w:val="left"/>
+      <w:pPr>
+        <w:tabs>
+          <w:tab w:val="num" w:pos="5672"/>
+        </w:tabs>
+        <w:ind w:left="5672" w:hanging="283"/>
+      </w:pPr>
+      <w:rPr/>
+    </w:lvl>
+    <w:lvl w:ilvl="8">
+      <w:start w:val="1"/>
+      <w:numFmt w:val="decimal"/>
+      <w:lvlText w:val="%9."/>
+      <w:lvlJc w:val="left"/>
+      <w:pPr>
+        <w:tabs>
+          <w:tab w:val="num" w:pos="6381"/>
+        </w:tabs>
+        <w:ind w:left="6381" w:hanging="283"/>
+      </w:pPr>
+      <w:rPr/>
+    </w:lvl>
+  </w:abstractNum>
+  <w:abstractNum w:abstractNumId="29">
+    <w:lvl w:ilvl="0">
+      <w:start w:val="1"/>
+      <w:numFmt w:val="decimal"/>
+      <w:lvlText w:val="%1."/>
+      <w:lvlJc w:val="left"/>
+      <w:pPr>
+        <w:tabs>
+          <w:tab w:val="num" w:pos="709"/>
+        </w:tabs>
+        <w:ind w:left="709" w:hanging="283"/>
+      </w:pPr>
+      <w:rPr/>
+    </w:lvl>
+    <w:lvl w:ilvl="1">
+      <w:start w:val="1"/>
+      <w:numFmt w:val="decimal"/>
+      <w:lvlText w:val="%2."/>
+      <w:lvlJc w:val="left"/>
+      <w:pPr>
+        <w:tabs>
+          <w:tab w:val="num" w:pos="1418"/>
+        </w:tabs>
+        <w:ind w:left="1418" w:hanging="283"/>
+      </w:pPr>
+      <w:rPr/>
+    </w:lvl>
+    <w:lvl w:ilvl="2">
+      <w:start w:val="1"/>
+      <w:numFmt w:val="decimal"/>
+      <w:lvlText w:val="%3."/>
+      <w:lvlJc w:val="left"/>
+      <w:pPr>
+        <w:tabs>
+          <w:tab w:val="num" w:pos="2127"/>
+        </w:tabs>
+        <w:ind w:left="2127" w:hanging="283"/>
+      </w:pPr>
+      <w:rPr/>
+    </w:lvl>
+    <w:lvl w:ilvl="3">
+      <w:start w:val="1"/>
+      <w:numFmt w:val="decimal"/>
+      <w:lvlText w:val="%4."/>
+      <w:lvlJc w:val="left"/>
+      <w:pPr>
+        <w:tabs>
+          <w:tab w:val="num" w:pos="2836"/>
+        </w:tabs>
+        <w:ind w:left="2836" w:hanging="283"/>
+      </w:pPr>
+      <w:rPr/>
+    </w:lvl>
+    <w:lvl w:ilvl="4">
+      <w:start w:val="1"/>
+      <w:numFmt w:val="decimal"/>
+      <w:lvlText w:val="%5."/>
+      <w:lvlJc w:val="left"/>
+      <w:pPr>
+        <w:tabs>
+          <w:tab w:val="num" w:pos="3545"/>
+        </w:tabs>
+        <w:ind w:left="3545" w:hanging="283"/>
+      </w:pPr>
+      <w:rPr/>
+    </w:lvl>
+    <w:lvl w:ilvl="5">
+      <w:start w:val="1"/>
+      <w:numFmt w:val="decimal"/>
+      <w:lvlText w:val="%6."/>
+      <w:lvlJc w:val="left"/>
+      <w:pPr>
+        <w:tabs>
+          <w:tab w:val="num" w:pos="4254"/>
+        </w:tabs>
+        <w:ind w:left="4254" w:hanging="283"/>
+      </w:pPr>
+      <w:rPr/>
+    </w:lvl>
+    <w:lvl w:ilvl="6">
+      <w:start w:val="1"/>
+      <w:numFmt w:val="decimal"/>
+      <w:lvlText w:val="%7."/>
+      <w:lvlJc w:val="left"/>
+      <w:pPr>
+        <w:tabs>
+          <w:tab w:val="num" w:pos="4963"/>
+        </w:tabs>
+        <w:ind w:left="4963" w:hanging="283"/>
+      </w:pPr>
+      <w:rPr/>
+    </w:lvl>
+    <w:lvl w:ilvl="7">
+      <w:start w:val="1"/>
+      <w:numFmt w:val="decimal"/>
+      <w:lvlText w:val="%8."/>
+      <w:lvlJc w:val="left"/>
+      <w:pPr>
+        <w:tabs>
+          <w:tab w:val="num" w:pos="5672"/>
+        </w:tabs>
+        <w:ind w:left="5672" w:hanging="283"/>
+      </w:pPr>
+      <w:rPr/>
+    </w:lvl>
+    <w:lvl w:ilvl="8">
+      <w:start w:val="1"/>
+      <w:numFmt w:val="decimal"/>
+      <w:lvlText w:val="%9."/>
+      <w:lvlJc w:val="left"/>
+      <w:pPr>
+        <w:tabs>
+          <w:tab w:val="num" w:pos="6381"/>
+        </w:tabs>
+        <w:ind w:left="6381" w:hanging="283"/>
+      </w:pPr>
+      <w:rPr/>
+    </w:lvl>
+  </w:abstractNum>
+  <w:abstractNum w:abstractNumId="30">
+    <w:lvl w:ilvl="0">
+      <w:start w:val="1"/>
+      <w:numFmt w:val="decimal"/>
+      <w:lvlText w:val="%1."/>
+      <w:lvlJc w:val="left"/>
+      <w:pPr>
+        <w:tabs>
+          <w:tab w:val="num" w:pos="709"/>
+        </w:tabs>
+        <w:ind w:left="709" w:hanging="283"/>
+      </w:pPr>
+      <w:rPr/>
+    </w:lvl>
+    <w:lvl w:ilvl="1">
+      <w:start w:val="1"/>
+      <w:numFmt w:val="decimal"/>
+      <w:lvlText w:val="%2."/>
+      <w:lvlJc w:val="left"/>
+      <w:pPr>
+        <w:tabs>
+          <w:tab w:val="num" w:pos="1418"/>
+        </w:tabs>
+        <w:ind w:left="1418" w:hanging="283"/>
+      </w:pPr>
+      <w:rPr/>
+    </w:lvl>
+    <w:lvl w:ilvl="2">
+      <w:start w:val="1"/>
+      <w:numFmt w:val="decimal"/>
+      <w:lvlText w:val="%3."/>
+      <w:lvlJc w:val="left"/>
+      <w:pPr>
+        <w:tabs>
+          <w:tab w:val="num" w:pos="2127"/>
+        </w:tabs>
+        <w:ind w:left="2127" w:hanging="283"/>
+      </w:pPr>
+      <w:rPr/>
+    </w:lvl>
+    <w:lvl w:ilvl="3">
+      <w:start w:val="1"/>
+      <w:numFmt w:val="decimal"/>
+      <w:lvlText w:val="%4."/>
+      <w:lvlJc w:val="left"/>
+      <w:pPr>
+        <w:tabs>
+          <w:tab w:val="num" w:pos="2836"/>
+        </w:tabs>
+        <w:ind w:left="2836" w:hanging="283"/>
+      </w:pPr>
+      <w:rPr/>
+    </w:lvl>
+    <w:lvl w:ilvl="4">
+      <w:start w:val="1"/>
+      <w:numFmt w:val="decimal"/>
+      <w:lvlText w:val="%5."/>
+      <w:lvlJc w:val="left"/>
+      <w:pPr>
+        <w:tabs>
+          <w:tab w:val="num" w:pos="3545"/>
+        </w:tabs>
+        <w:ind w:left="3545" w:hanging="283"/>
+      </w:pPr>
+      <w:rPr/>
+    </w:lvl>
+    <w:lvl w:ilvl="5">
+      <w:start w:val="1"/>
+      <w:numFmt w:val="decimal"/>
+      <w:lvlText w:val="%6."/>
+      <w:lvlJc w:val="left"/>
+      <w:pPr>
+        <w:tabs>
+          <w:tab w:val="num" w:pos="4254"/>
+        </w:tabs>
+        <w:ind w:left="4254" w:hanging="283"/>
+      </w:pPr>
+      <w:rPr/>
+    </w:lvl>
+    <w:lvl w:ilvl="6">
+      <w:start w:val="1"/>
+      <w:numFmt w:val="decimal"/>
+      <w:lvlText w:val="%7."/>
+      <w:lvlJc w:val="left"/>
+      <w:pPr>
+        <w:tabs>
+          <w:tab w:val="num" w:pos="4963"/>
+        </w:tabs>
+        <w:ind w:left="4963" w:hanging="283"/>
+      </w:pPr>
+      <w:rPr/>
+    </w:lvl>
+    <w:lvl w:ilvl="7">
+      <w:start w:val="1"/>
+      <w:numFmt w:val="decimal"/>
+      <w:lvlText w:val="%8."/>
+      <w:lvlJc w:val="left"/>
+      <w:pPr>
+        <w:tabs>
+          <w:tab w:val="num" w:pos="5672"/>
+        </w:tabs>
+        <w:ind w:left="5672" w:hanging="283"/>
+      </w:pPr>
+      <w:rPr/>
+    </w:lvl>
+    <w:lvl w:ilvl="8">
+      <w:start w:val="1"/>
+      <w:numFmt w:val="decimal"/>
+      <w:lvlText w:val="%9."/>
+      <w:lvlJc w:val="left"/>
+      <w:pPr>
+        <w:tabs>
+          <w:tab w:val="num" w:pos="6381"/>
+        </w:tabs>
+        <w:ind w:left="6381" w:hanging="283"/>
+      </w:pPr>
+      <w:rPr/>
+    </w:lvl>
+  </w:abstractNum>
+  <w:abstractNum w:abstractNumId="31">
+    <w:lvl w:ilvl="0">
+      <w:start w:val="1"/>
       <w:pStyle w:val="Heading1"/>
       <w:numFmt w:val="none"/>
       <w:suff w:val="nothing"/>
@@ -4849,6 +13648,93 @@
   </w:num>
   <w:num w:numId="2">
     <w:abstractNumId w:val="2"/>
+  </w:num>
+  <w:num w:numId="3">
+    <w:abstractNumId w:val="3"/>
+  </w:num>
+  <w:num w:numId="4">
+    <w:abstractNumId w:val="4"/>
+  </w:num>
+  <w:num w:numId="5">
+    <w:abstractNumId w:val="5"/>
+  </w:num>
+  <w:num w:numId="6">
+    <w:abstractNumId w:val="6"/>
+  </w:num>
+  <w:num w:numId="7">
+    <w:abstractNumId w:val="7"/>
+  </w:num>
+  <w:num w:numId="8">
+    <w:abstractNumId w:val="8"/>
+  </w:num>
+  <w:num w:numId="9">
+    <w:abstractNumId w:val="9"/>
+  </w:num>
+  <w:num w:numId="10">
+    <w:abstractNumId w:val="10"/>
+  </w:num>
+  <w:num w:numId="11">
+    <w:abstractNumId w:val="11"/>
+  </w:num>
+  <w:num w:numId="12">
+    <w:abstractNumId w:val="12"/>
+  </w:num>
+  <w:num w:numId="13">
+    <w:abstractNumId w:val="13"/>
+  </w:num>
+  <w:num w:numId="14">
+    <w:abstractNumId w:val="14"/>
+  </w:num>
+  <w:num w:numId="15">
+    <w:abstractNumId w:val="15"/>
+  </w:num>
+  <w:num w:numId="16">
+    <w:abstractNumId w:val="16"/>
+  </w:num>
+  <w:num w:numId="17">
+    <w:abstractNumId w:val="17"/>
+  </w:num>
+  <w:num w:numId="18">
+    <w:abstractNumId w:val="18"/>
+  </w:num>
+  <w:num w:numId="19">
+    <w:abstractNumId w:val="19"/>
+  </w:num>
+  <w:num w:numId="20">
+    <w:abstractNumId w:val="20"/>
+  </w:num>
+  <w:num w:numId="21">
+    <w:abstractNumId w:val="21"/>
+  </w:num>
+  <w:num w:numId="22">
+    <w:abstractNumId w:val="22"/>
+  </w:num>
+  <w:num w:numId="23">
+    <w:abstractNumId w:val="23"/>
+  </w:num>
+  <w:num w:numId="24">
+    <w:abstractNumId w:val="24"/>
+  </w:num>
+  <w:num w:numId="25">
+    <w:abstractNumId w:val="25"/>
+  </w:num>
+  <w:num w:numId="26">
+    <w:abstractNumId w:val="26"/>
+  </w:num>
+  <w:num w:numId="27">
+    <w:abstractNumId w:val="27"/>
+  </w:num>
+  <w:num w:numId="28">
+    <w:abstractNumId w:val="28"/>
+  </w:num>
+  <w:num w:numId="29">
+    <w:abstractNumId w:val="29"/>
+  </w:num>
+  <w:num w:numId="30">
+    <w:abstractNumId w:val="30"/>
+  </w:num>
+  <w:num w:numId="31">
+    <w:abstractNumId w:val="31"/>
   </w:num>
 </w:numbering>
 </file>
@@ -4952,6 +13838,11 @@
     <w:rPr>
       <w:rFonts w:ascii="OpenSymbol" w:hAnsi="OpenSymbol" w:eastAsia="OpenSymbol" w:cs="OpenSymbol"/>
     </w:rPr>
+  </w:style>
+  <w:style w:type="character" w:styleId="NumberingSymbols">
+    <w:name w:val="Numbering Symbols"/>
+    <w:qFormat/>
+    <w:rPr/>
   </w:style>
   <w:style w:type="paragraph" w:styleId="Heading">
     <w:name w:val="Heading"/>
@@ -5039,6 +13930,36 @@
     <w:qFormat/>
     <w:pPr/>
     <w:rPr/>
+  </w:style>
+  <w:style w:type="paragraph" w:styleId="BodyTexttab-tit">
+    <w:name w:val="Body Text.tab-tit"/>
+    <w:basedOn w:val="BodyText"/>
+    <w:qFormat/>
+    <w:pPr/>
+    <w:rPr/>
+  </w:style>
+  <w:style w:type="paragraph" w:styleId="TableContents">
+    <w:name w:val="Table Contents"/>
+    <w:basedOn w:val="Normal"/>
+    <w:qFormat/>
+    <w:pPr>
+      <w:widowControl w:val="false"/>
+      <w:suppressLineNumbers/>
+    </w:pPr>
+    <w:rPr/>
+  </w:style>
+  <w:style w:type="paragraph" w:styleId="TableHeading">
+    <w:name w:val="Table Heading"/>
+    <w:basedOn w:val="TableContents"/>
+    <w:qFormat/>
+    <w:pPr>
+      <w:suppressLineNumbers/>
+      <w:jc w:val="center"/>
+    </w:pPr>
+    <w:rPr>
+      <w:b/>
+      <w:bCs/>
+    </w:rPr>
   </w:style>
 </w:styles>
 </file>

--- a/manuales_sena/Diagramas-UML-CodeByMike.docx
+++ b/manuales_sena/Diagramas-UML-CodeByMike.docx
@@ -8846,55 +8846,6 @@
           </wp:inline>
         </w:drawing>
       </w:r>
-      <w:r>
-        <w:br w:type="page"/>
-      </w:r>
-    </w:p>
-    <w:p>
-      <w:pPr>
-        <w:pStyle w:val="Heading2"/>
-        <w:bidi w:val="0"/>
-        <w:ind w:hanging="0" w:left="0" w:right="0"/>
-        <w:jc w:val="left"/>
-        <w:rPr/>
-      </w:pPr>
-      <w:bookmarkStart w:id="12" w:name="h12"/>
-      <w:bookmarkEnd w:id="12"/>
-      <w:r>
-        <w:rPr/>
-        <w:t>Diagrama de objetos</w:t>
-      </w:r>
-      <w:r>
-        <w:rPr>
-          <w:color w:val="FFFFFF"/>
-          <w:sz w:val="2"/>
-        </w:rPr>
-        <w:t>[[h12]]</w:t>
-      </w:r>
-    </w:p>
-    <w:p>
-      <w:pPr>
-        <w:pStyle w:val="BodyText"/>
-        <w:bidi w:val="0"/>
-        <w:jc w:val="left"/>
-        <w:rPr/>
-      </w:pPr>
-      <w:r>
-        <w:rPr/>
-        <w:t>Un diagrama de objetos es en esencia muy similar a uno de clases, pero su propósito es modelar el sistema en un momento determinado a partir de las instancias derivadas de las clases (SENA, 2018). En lugar de presentar el nombre de la clase como una abstracción general, presenta un objeto concreto, lo que aporta claridad al modelo. Se emplean los mismos componentes que en el diagrama de clases, con la salvedad de que se omite la multiplicidad, pues esta se observa de manera explícita al incorporar varias instancias de una misma clase.</w:t>
-      </w:r>
-    </w:p>
-    <w:p>
-      <w:pPr>
-        <w:pStyle w:val="BodyText"/>
-        <w:bidi w:val="0"/>
-        <w:jc w:val="left"/>
-        <w:rPr/>
-      </w:pPr>
-      <w:r>
-        <w:rPr/>
-        <w:t>La sintaxis del nombre de un objeto es nombreObjeto:NombreClase. Las dos instantáneas que siguen se construyeron con datos que efectivamente ocurren en producción, y cumplen una función de verificación: si una configuración real no puede representarse con el diagrama de clases vigente, el modelo estructural está incompleto.</w:t>
-      </w:r>
     </w:p>
     <w:p>
       <w:pPr>
@@ -8925,7 +8876,7 @@
         <w:rPr>
           <w:i/>
         </w:rPr>
-        <w:t>Instantánea 1 - Proyecto DobleYo con sus servicios</w:t>
+        <w:t>Seguridad (micro-SIEM)</w:t>
       </w:r>
     </w:p>
     <w:p>
@@ -8940,7 +8891,7 @@
         <w:rPr/>
         <w:drawing>
           <wp:inline distT="0" distB="0" distL="0" distR="0">
-            <wp:extent cx="5939790" cy="3715385"/>
+            <wp:extent cx="5939790" cy="1843405"/>
             <wp:effectExtent l="0" t="0" r="0" b="0"/>
             <wp:docPr id="26" name="Image26" descr=""/>
             <wp:cNvGraphicFramePr>
@@ -8964,7 +8915,7 @@
                   <pic:spPr bwMode="auto">
                     <a:xfrm>
                       <a:off x="0" y="0"/>
-                      <a:ext cx="5939790" cy="3715385"/>
+                      <a:ext cx="5939790" cy="1843405"/>
                     </a:xfrm>
                     <a:prstGeom prst="rect">
                       <a:avLst/>
@@ -8976,24 +8927,54 @@
           </wp:inline>
         </w:drawing>
       </w:r>
-    </w:p>
-    <w:p>
-      <w:pPr>
-        <w:pStyle w:val="BodyText"/>
-        <w:bidi w:val="0"/>
-        <w:ind w:hanging="0" w:left="0" w:right="0"/>
-        <w:jc w:val="left"/>
-        <w:rPr/>
-      </w:pPr>
-      <w:r>
-        <w:rPr>
-          <w:i/>
-        </w:rPr>
-        <w:t>Nota.</w:t>
-      </w:r>
-      <w:r>
-        <w:rPr/>
-        <w:t xml:space="preserve"> Un cliente con un proyecto activo, dos costos asociados, un monitor y un briefing aprobado.</w:t>
+      <w:r>
+        <w:br w:type="page"/>
+      </w:r>
+    </w:p>
+    <w:p>
+      <w:pPr>
+        <w:pStyle w:val="Heading2"/>
+        <w:bidi w:val="0"/>
+        <w:ind w:hanging="0" w:left="0" w:right="0"/>
+        <w:jc w:val="left"/>
+        <w:rPr/>
+      </w:pPr>
+      <w:bookmarkStart w:id="12" w:name="h12"/>
+      <w:bookmarkEnd w:id="12"/>
+      <w:r>
+        <w:rPr/>
+        <w:t>Diagrama de objetos</w:t>
+      </w:r>
+      <w:r>
+        <w:rPr>
+          <w:color w:val="FFFFFF"/>
+          <w:sz w:val="2"/>
+        </w:rPr>
+        <w:t>[[h12]]</w:t>
+      </w:r>
+    </w:p>
+    <w:p>
+      <w:pPr>
+        <w:pStyle w:val="BodyText"/>
+        <w:bidi w:val="0"/>
+        <w:jc w:val="left"/>
+        <w:rPr/>
+      </w:pPr>
+      <w:r>
+        <w:rPr/>
+        <w:t>Un diagrama de objetos es en esencia muy similar a uno de clases, pero su propósito es modelar el sistema en un momento determinado a partir de las instancias derivadas de las clases (SENA, 2018). En lugar de presentar el nombre de la clase como una abstracción general, presenta un objeto concreto, lo que aporta claridad al modelo. Se emplean los mismos componentes que en el diagrama de clases, con la salvedad de que se omite la multiplicidad, pues esta se observa de manera explícita al incorporar varias instancias de una misma clase.</w:t>
+      </w:r>
+    </w:p>
+    <w:p>
+      <w:pPr>
+        <w:pStyle w:val="BodyText"/>
+        <w:bidi w:val="0"/>
+        <w:jc w:val="left"/>
+        <w:rPr/>
+      </w:pPr>
+      <w:r>
+        <w:rPr/>
+        <w:t>La sintaxis del nombre de un objeto es nombreObjeto:NombreClase. Las dos instantáneas que siguen se construyeron con datos que efectivamente ocurren en producción, y cumplen una función de verificación: si una configuración real no puede representarse con el diagrama de clases vigente, el modelo estructural está incompleto.</w:t>
       </w:r>
     </w:p>
     <w:p>
@@ -9025,7 +9006,7 @@
         <w:rPr>
           <w:i/>
         </w:rPr>
-        <w:t>Instantánea 2 - Pago con evento duplicado + IP bloqueada</w:t>
+        <w:t>Instantánea 1 - Proyecto DobleYo con sus servicios</w:t>
       </w:r>
     </w:p>
     <w:p>
@@ -9040,7 +9021,7 @@
         <w:rPr/>
         <w:drawing>
           <wp:inline distT="0" distB="0" distL="0" distR="0">
-            <wp:extent cx="5939790" cy="2933700"/>
+            <wp:extent cx="5939790" cy="3715385"/>
             <wp:effectExtent l="0" t="0" r="0" b="0"/>
             <wp:docPr id="27" name="Image27" descr=""/>
             <wp:cNvGraphicFramePr>
@@ -9064,7 +9045,7 @@
                   <pic:spPr bwMode="auto">
                     <a:xfrm>
                       <a:off x="0" y="0"/>
-                      <a:ext cx="5939790" cy="2933700"/>
+                      <a:ext cx="5939790" cy="3715385"/>
                     </a:xfrm>
                     <a:prstGeom prst="rect">
                       <a:avLst/>
@@ -9093,56 +9074,7 @@
       </w:r>
       <w:r>
         <w:rPr/>
-        <w:t xml:space="preserve"> Un pago aprobado cuya bitácora conserva el evento duplicado descartado (CU-12), junto a una IP bloqueada automáticamente y la anomalía que la originó (CU-14).</w:t>
-      </w:r>
-      <w:r>
-        <w:br w:type="page"/>
-      </w:r>
-    </w:p>
-    <w:p>
-      <w:pPr>
-        <w:pStyle w:val="Heading2"/>
-        <w:bidi w:val="0"/>
-        <w:ind w:hanging="0" w:left="0" w:right="0"/>
-        <w:jc w:val="left"/>
-        <w:rPr/>
-      </w:pPr>
-      <w:bookmarkStart w:id="13" w:name="h13"/>
-      <w:bookmarkEnd w:id="13"/>
-      <w:r>
-        <w:rPr/>
-        <w:t>Diagrama de componentes</w:t>
-      </w:r>
-      <w:r>
-        <w:rPr>
-          <w:color w:val="FFFFFF"/>
-          <w:sz w:val="2"/>
-        </w:rPr>
-        <w:t>[[h13]]</w:t>
-      </w:r>
-    </w:p>
-    <w:p>
-      <w:pPr>
-        <w:pStyle w:val="BodyText"/>
-        <w:bidi w:val="0"/>
-        <w:jc w:val="left"/>
-        <w:rPr/>
-      </w:pPr>
-      <w:r>
-        <w:rPr/>
-        <w:t>El diagrama de componentes representa las piezas que conforman una aplicación, junto con sus relaciones, interacciones e interfaces públicas (SENA, 2018). Modela el sistema a partir de las unidades desde las cuales se construye la aplicación, y resulta especialmente útil para comprender sistemas grandes como composición de partes pequeñas.</w:t>
-      </w:r>
-    </w:p>
-    <w:p>
-      <w:pPr>
-        <w:pStyle w:val="BodyText"/>
-        <w:bidi w:val="0"/>
-        <w:jc w:val="left"/>
-        <w:rPr/>
-      </w:pPr>
-      <w:r>
-        <w:rPr/>
-        <w:t>La notación se apoya en la metáfora de bola y enchufe: una interfaz proporcionada, aquello que el componente ofrece, se dibuja como un círculo sólido en el extremo de una línea; una interfaz requerida, aquello que el componente necesita, se dibuja como un semicírculo abierto hacia la interfaz con la que se acopla. Cuando la bola encaja dentro del enchufe se representa un conector de ensamblaje, es decir, una dependencia real entre los dos componentes.</w:t>
+        <w:t xml:space="preserve"> Un cliente con un proyecto activo, dos costos asociados, un monitor y un briefing aprobado.</w:t>
       </w:r>
     </w:p>
     <w:p>
@@ -9174,7 +9106,7 @@
         <w:rPr>
           <w:i/>
         </w:rPr>
-        <w:t>Componentes y sus interfaces</w:t>
+        <w:t>Instantánea 2 - Pago con evento duplicado + IP bloqueada</w:t>
       </w:r>
     </w:p>
     <w:p>
@@ -9189,7 +9121,7 @@
         <w:rPr/>
         <w:drawing>
           <wp:inline distT="0" distB="0" distL="0" distR="0">
-            <wp:extent cx="5939790" cy="4129405"/>
+            <wp:extent cx="5939790" cy="2933700"/>
             <wp:effectExtent l="0" t="0" r="0" b="0"/>
             <wp:docPr id="28" name="Image28" descr=""/>
             <wp:cNvGraphicFramePr>
@@ -9213,7 +9145,7 @@
                   <pic:spPr bwMode="auto">
                     <a:xfrm>
                       <a:off x="0" y="0"/>
-                      <a:ext cx="5939790" cy="4129405"/>
+                      <a:ext cx="5939790" cy="2933700"/>
                     </a:xfrm>
                     <a:prstGeom prst="rect">
                       <a:avLst/>
@@ -9242,7 +9174,7 @@
       </w:r>
       <w:r>
         <w:rPr/>
-        <w:t xml:space="preserve"> Las piezas de software del sistema y las interfaces por las que dependen unas de otras. Lo que el diagrama afirma es sustituibilidad: un componente que solo depende de interfaces provistas puede cambiarse por otro que ofrezca las mismas sin tocar a sus consumidores.</w:t>
+        <w:t xml:space="preserve"> Un pago aprobado cuya bitácora conserva el evento duplicado descartado (CU-12), junto a una IP bloqueada automáticamente y la anomalía que la originó (CU-14).</w:t>
       </w:r>
       <w:r>
         <w:br w:type="page"/>
@@ -9256,42 +9188,42 @@
         <w:jc w:val="left"/>
         <w:rPr/>
       </w:pPr>
-      <w:bookmarkStart w:id="14" w:name="h14"/>
-      <w:bookmarkEnd w:id="14"/>
-      <w:r>
-        <w:rPr/>
-        <w:t>Diagrama de despliegue</w:t>
+      <w:bookmarkStart w:id="13" w:name="h13"/>
+      <w:bookmarkEnd w:id="13"/>
+      <w:r>
+        <w:rPr/>
+        <w:t>Diagrama de componentes</w:t>
       </w:r>
       <w:r>
         <w:rPr>
           <w:color w:val="FFFFFF"/>
           <w:sz w:val="2"/>
         </w:rPr>
-        <w:t>[[h14]]</w:t>
-      </w:r>
-    </w:p>
-    <w:p>
-      <w:pPr>
-        <w:pStyle w:val="BodyText"/>
-        <w:bidi w:val="0"/>
-        <w:jc w:val="left"/>
-        <w:rPr/>
-      </w:pPr>
-      <w:r>
-        <w:rPr/>
-        <w:t>El diagrama de despliegue físico muestra cómo y dónde se desplegará el sistema. Las máquinas físicas y los procesadores se representan como nodos, visualizados habitualmente como cubos, y los artefactos se ubican dentro de esos nodos para modelar el despliegue (SENA, 2018). La ubicación de cada artefacto se guía por las especificaciones de despliegue.</w:t>
-      </w:r>
-    </w:p>
-    <w:p>
-      <w:pPr>
-        <w:pStyle w:val="BodyText"/>
-        <w:bidi w:val="0"/>
-        <w:jc w:val="left"/>
-        <w:rPr/>
-      </w:pPr>
-      <w:r>
-        <w:rPr/>
-        <w:t>El caso de este sistema tiene una particularidad que el diagrama expone con claridad: no existe un servidor propio. El cómputo ocurre en funciones administradas por la plataforma de despliegue, la base de datos reside en un servicio gestionado con réplicas por región, y las tareas programadas las dispara un planificador externo mediante peticiones autenticadas. Los nodos del diagrama son, por tanto, entornos de ejecución de terceros y no máquinas bajo control directo del proyecto.</w:t>
+        <w:t>[[h13]]</w:t>
+      </w:r>
+    </w:p>
+    <w:p>
+      <w:pPr>
+        <w:pStyle w:val="BodyText"/>
+        <w:bidi w:val="0"/>
+        <w:jc w:val="left"/>
+        <w:rPr/>
+      </w:pPr>
+      <w:r>
+        <w:rPr/>
+        <w:t>El diagrama de componentes representa las piezas que conforman una aplicación, junto con sus relaciones, interacciones e interfaces públicas (SENA, 2018). Modela el sistema a partir de las unidades desde las cuales se construye la aplicación, y resulta especialmente útil para comprender sistemas grandes como composición de partes pequeñas.</w:t>
+      </w:r>
+    </w:p>
+    <w:p>
+      <w:pPr>
+        <w:pStyle w:val="BodyText"/>
+        <w:bidi w:val="0"/>
+        <w:jc w:val="left"/>
+        <w:rPr/>
+      </w:pPr>
+      <w:r>
+        <w:rPr/>
+        <w:t>La notación se apoya en la metáfora de bola y enchufe: una interfaz proporcionada, aquello que el componente ofrece, se dibuja como un círculo sólido en el extremo de una línea; una interfaz requerida, aquello que el componente necesita, se dibuja como un semicírculo abierto hacia la interfaz con la que se acopla. Cuando la bola encaja dentro del enchufe se representa un conector de ensamblaje, es decir, una dependencia real entre los dos componentes.</w:t>
       </w:r>
     </w:p>
     <w:p>
@@ -9323,7 +9255,7 @@
         <w:rPr>
           <w:i/>
         </w:rPr>
-        <w:t>Despliegue de producción (codebymike.tech)</w:t>
+        <w:t>Componentes y sus interfaces</w:t>
       </w:r>
     </w:p>
     <w:p>
@@ -9338,7 +9270,7 @@
         <w:rPr/>
         <w:drawing>
           <wp:inline distT="0" distB="0" distL="0" distR="0">
-            <wp:extent cx="5939790" cy="3528060"/>
+            <wp:extent cx="5939790" cy="4129405"/>
             <wp:effectExtent l="0" t="0" r="0" b="0"/>
             <wp:docPr id="29" name="Image29" descr=""/>
             <wp:cNvGraphicFramePr>
@@ -9362,7 +9294,7 @@
                   <pic:spPr bwMode="auto">
                     <a:xfrm>
                       <a:off x="0" y="0"/>
-                      <a:ext cx="5939790" cy="3528060"/>
+                      <a:ext cx="5939790" cy="4129405"/>
                     </a:xfrm>
                     <a:prstGeom prst="rect">
                       <a:avLst/>
@@ -9391,7 +9323,7 @@
       </w:r>
       <w:r>
         <w:rPr/>
-        <w:t xml:space="preserve"> Qué corre dónde y por dónde viaja cada cosa. El sistema no tiene servidor propio: todo el cómputo vive en la red de borde de Vercel, la persistencia es un servicio gestionado y los disparadores periódicos vienen de fuera, no de un proceso residente.</w:t>
+        <w:t xml:space="preserve"> Las piezas de software del sistema y las interfaces por las que dependen unas de otras. Lo que el diagrama afirma es sustituibilidad: un componente que solo depende de interfaces provistas puede cambiarse por otro que ofrezca las mismas sin tocar a sus consumidores.</w:t>
       </w:r>
       <w:r>
         <w:br w:type="page"/>
@@ -9405,45 +9337,42 @@
         <w:jc w:val="left"/>
         <w:rPr/>
       </w:pPr>
-      <w:bookmarkStart w:id="15" w:name="h15"/>
-      <w:bookmarkEnd w:id="15"/>
-      <w:r>
-        <w:rPr/>
-        <w:t>Diagrama de paquetes</w:t>
+      <w:bookmarkStart w:id="14" w:name="h14"/>
+      <w:bookmarkEnd w:id="14"/>
+      <w:r>
+        <w:rPr/>
+        <w:t>Diagrama de despliegue</w:t>
       </w:r>
       <w:r>
         <w:rPr>
           <w:color w:val="FFFFFF"/>
           <w:sz w:val="2"/>
         </w:rPr>
-        <w:t>[[h15]]</w:t>
-      </w:r>
-    </w:p>
-    <w:p>
-      <w:pPr>
-        <w:pStyle w:val="BodyText"/>
-        <w:bidi w:val="0"/>
-        <w:jc w:val="left"/>
-        <w:rPr/>
-      </w:pPr>
-      <w:r>
-        <w:rPr/>
-        <w:t>El diagrama de paquetes permite organizar los elementos de modelado en agrupaciones y representar las dependencias entre ellas (SENA, 2018). Sus usos más frecuentes son ordenar diagramas de casos de uso y de clases, aunque no está limitado a esos elementos.</w:t>
-      </w:r>
-    </w:p>
-    <w:p>
-      <w:pPr>
-        <w:pStyle w:val="BodyText"/>
-        <w:bidi w:val="0"/>
-        <w:jc w:val="left"/>
-        <w:rPr/>
-      </w:pPr>
-      <w:r>
-        <w:rPr/>
-        <w:t>En este sistema el diagrama de paquetes documenta una regla de arquitectura que el código debe respetar: las dependencias fluyen en una sola dirección, desde las páginas y los puntos de entrada hacia la lógica de dominio y de ahí hacia el acceso a datos, sin ciclos de retorno. Los módulos de lógica pura no dependen de la base de datos, y esa restricción es la que permite probarlos sin levantar una base de datos real.</w:t>
-      </w:r>
-      <w:r>
-        <w:br w:type="page"/>
+        <w:t>[[h14]]</w:t>
+      </w:r>
+    </w:p>
+    <w:p>
+      <w:pPr>
+        <w:pStyle w:val="BodyText"/>
+        <w:bidi w:val="0"/>
+        <w:jc w:val="left"/>
+        <w:rPr/>
+      </w:pPr>
+      <w:r>
+        <w:rPr/>
+        <w:t>El diagrama de despliegue físico muestra cómo y dónde se desplegará el sistema. Las máquinas físicas y los procesadores se representan como nodos, visualizados habitualmente como cubos, y los artefactos se ubican dentro de esos nodos para modelar el despliegue (SENA, 2018). La ubicación de cada artefacto se guía por las especificaciones de despliegue.</w:t>
+      </w:r>
+    </w:p>
+    <w:p>
+      <w:pPr>
+        <w:pStyle w:val="BodyText"/>
+        <w:bidi w:val="0"/>
+        <w:jc w:val="left"/>
+        <w:rPr/>
+      </w:pPr>
+      <w:r>
+        <w:rPr/>
+        <w:t>El caso de este sistema tiene una particularidad que el diagrama expone con claridad: no existe un servidor propio. El cómputo ocurre en funciones administradas por la plataforma de despliegue, la base de datos reside en un servicio gestionado con réplicas por región, y las tareas programadas las dispara un planificador externo mediante peticiones autenticadas. Los nodos del diagrama son, por tanto, entornos de ejecución de terceros y no máquinas bajo control directo del proyecto.</w:t>
       </w:r>
     </w:p>
     <w:p>
@@ -9457,7 +9386,7 @@
       </w:pPr>
       <w:r>
         <w:rPr/>
-        <w:t>Figura 30 (sección 1 de 2)</w:t>
+        <w:t>Figura 30</w:t>
       </w:r>
     </w:p>
     <w:p>
@@ -9475,7 +9404,7 @@
         <w:rPr>
           <w:i/>
         </w:rPr>
-        <w:t>Diagrama de paquetes</w:t>
+        <w:t>Despliegue de producción (codebymike.tech)</w:t>
       </w:r>
     </w:p>
     <w:p>
@@ -9490,7 +9419,7 @@
         <w:rPr/>
         <w:drawing>
           <wp:inline distT="0" distB="0" distL="0" distR="0">
-            <wp:extent cx="5130165" cy="6840220"/>
+            <wp:extent cx="5939790" cy="3528060"/>
             <wp:effectExtent l="0" t="0" r="0" b="0"/>
             <wp:docPr id="30" name="Image30" descr=""/>
             <wp:cNvGraphicFramePr>
@@ -9514,7 +9443,7 @@
                   <pic:spPr bwMode="auto">
                     <a:xfrm>
                       <a:off x="0" y="0"/>
-                      <a:ext cx="5130165" cy="6840220"/>
+                      <a:ext cx="5939790" cy="3528060"/>
                     </a:xfrm>
                     <a:prstGeom prst="rect">
                       <a:avLst/>
@@ -9543,7 +9472,56 @@
       </w:r>
       <w:r>
         <w:rPr/>
-        <w:t xml:space="preserve"> src/middleware.tsguarda de entrada</w:t>
+        <w:t xml:space="preserve"> Qué corre dónde y por dónde viaja cada cosa. El sistema no tiene servidor propio: todo el cómputo vive en la red de borde de Vercel, la persistencia es un servicio gestionado y los disparadores periódicos vienen de fuera, no de un proceso residente.</w:t>
+      </w:r>
+      <w:r>
+        <w:br w:type="page"/>
+      </w:r>
+    </w:p>
+    <w:p>
+      <w:pPr>
+        <w:pStyle w:val="Heading2"/>
+        <w:bidi w:val="0"/>
+        <w:ind w:hanging="0" w:left="0" w:right="0"/>
+        <w:jc w:val="left"/>
+        <w:rPr/>
+      </w:pPr>
+      <w:bookmarkStart w:id="15" w:name="h15"/>
+      <w:bookmarkEnd w:id="15"/>
+      <w:r>
+        <w:rPr/>
+        <w:t>Diagrama de paquetes</w:t>
+      </w:r>
+      <w:r>
+        <w:rPr>
+          <w:color w:val="FFFFFF"/>
+          <w:sz w:val="2"/>
+        </w:rPr>
+        <w:t>[[h15]]</w:t>
+      </w:r>
+    </w:p>
+    <w:p>
+      <w:pPr>
+        <w:pStyle w:val="BodyText"/>
+        <w:bidi w:val="0"/>
+        <w:jc w:val="left"/>
+        <w:rPr/>
+      </w:pPr>
+      <w:r>
+        <w:rPr/>
+        <w:t>El diagrama de paquetes permite organizar los elementos de modelado en agrupaciones y representar las dependencias entre ellas (SENA, 2018). Sus usos más frecuentes son ordenar diagramas de casos de uso y de clases, aunque no está limitado a esos elementos.</w:t>
+      </w:r>
+    </w:p>
+    <w:p>
+      <w:pPr>
+        <w:pStyle w:val="BodyText"/>
+        <w:bidi w:val="0"/>
+        <w:jc w:val="left"/>
+        <w:rPr/>
+      </w:pPr>
+      <w:r>
+        <w:rPr/>
+        <w:t>En este sistema el diagrama de paquetes documenta una regla de arquitectura que el código debe respetar: las dependencias fluyen en una sola dirección, desde las páginas y los puntos de entrada hacia la lógica de dominio y de ahí hacia el acceso a datos, sin ciclos de retorno. Los módulos de lógica pura no dependen de la base de datos, y esa restricción es la que permite probarlos sin levantar una base de datos real.</w:t>
       </w:r>
       <w:r>
         <w:br w:type="page"/>
@@ -9560,7 +9538,7 @@
       </w:pPr>
       <w:r>
         <w:rPr/>
-        <w:t>Figura 30 (sección 2 de 2)</w:t>
+        <w:t>Figura 31 (sección 1 de 2)</w:t>
       </w:r>
     </w:p>
     <w:p>
@@ -9593,7 +9571,7 @@
         <w:rPr/>
         <w:drawing>
           <wp:inline distT="0" distB="0" distL="0" distR="0">
-            <wp:extent cx="4471035" cy="6840220"/>
+            <wp:extent cx="5130165" cy="6840220"/>
             <wp:effectExtent l="0" t="0" r="0" b="0"/>
             <wp:docPr id="31" name="Image31" descr=""/>
             <wp:cNvGraphicFramePr>
@@ -9610,6 +9588,109 @@
                   </pic:nvPicPr>
                   <pic:blipFill>
                     <a:blip r:embed="rId32"/>
+                    <a:stretch>
+                      <a:fillRect/>
+                    </a:stretch>
+                  </pic:blipFill>
+                  <pic:spPr bwMode="auto">
+                    <a:xfrm>
+                      <a:off x="0" y="0"/>
+                      <a:ext cx="5130165" cy="6840220"/>
+                    </a:xfrm>
+                    <a:prstGeom prst="rect">
+                      <a:avLst/>
+                    </a:prstGeom>
+                  </pic:spPr>
+                </pic:pic>
+              </a:graphicData>
+            </a:graphic>
+          </wp:inline>
+        </w:drawing>
+      </w:r>
+    </w:p>
+    <w:p>
+      <w:pPr>
+        <w:pStyle w:val="BodyText"/>
+        <w:bidi w:val="0"/>
+        <w:ind w:hanging="0" w:left="0" w:right="0"/>
+        <w:jc w:val="left"/>
+        <w:rPr/>
+      </w:pPr>
+      <w:r>
+        <w:rPr>
+          <w:i/>
+        </w:rPr>
+        <w:t>Nota.</w:t>
+      </w:r>
+      <w:r>
+        <w:rPr/>
+        <w:t xml:space="preserve"> src/middleware.tsguarda de entrada</w:t>
+      </w:r>
+      <w:r>
+        <w:br w:type="page"/>
+      </w:r>
+    </w:p>
+    <w:p>
+      <w:pPr>
+        <w:pStyle w:val="BodyTextfig-num"/>
+        <w:keepNext w:val="true"/>
+        <w:bidi w:val="0"/>
+        <w:ind w:hanging="0" w:left="0" w:right="0"/>
+        <w:jc w:val="left"/>
+        <w:rPr/>
+      </w:pPr>
+      <w:r>
+        <w:rPr/>
+        <w:t>Figura 31 (sección 2 de 2)</w:t>
+      </w:r>
+    </w:p>
+    <w:p>
+      <w:pPr>
+        <w:pStyle w:val="BodyTextfig-tit"/>
+        <w:keepNext w:val="true"/>
+        <w:bidi w:val="0"/>
+        <w:ind w:hanging="0" w:left="0" w:right="0"/>
+        <w:jc w:val="left"/>
+        <w:rPr>
+          <w:i/>
+        </w:rPr>
+      </w:pPr>
+      <w:r>
+        <w:rPr>
+          <w:i/>
+        </w:rPr>
+        <w:t>Diagrama de paquetes</w:t>
+      </w:r>
+    </w:p>
+    <w:p>
+      <w:pPr>
+        <w:pStyle w:val="BodyText"/>
+        <w:bidi w:val="0"/>
+        <w:ind w:hanging="0" w:left="0" w:right="0"/>
+        <w:jc w:val="left"/>
+        <w:rPr/>
+      </w:pPr>
+      <w:r>
+        <w:rPr/>
+        <w:drawing>
+          <wp:inline distT="0" distB="0" distL="0" distR="0">
+            <wp:extent cx="4471035" cy="6840220"/>
+            <wp:effectExtent l="0" t="0" r="0" b="0"/>
+            <wp:docPr id="32" name="Image32" descr=""/>
+            <wp:cNvGraphicFramePr>
+              <a:graphicFrameLocks xmlns:a="http://schemas.openxmlformats.org/drawingml/2006/main" noChangeAspect="1"/>
+            </wp:cNvGraphicFramePr>
+            <a:graphic xmlns:a="http://schemas.openxmlformats.org/drawingml/2006/main">
+              <a:graphicData uri="http://schemas.openxmlformats.org/drawingml/2006/picture">
+                <pic:pic xmlns:pic="http://schemas.openxmlformats.org/drawingml/2006/picture">
+                  <pic:nvPicPr>
+                    <pic:cNvPr id="32" name="Image32" descr=""/>
+                    <pic:cNvPicPr>
+                      <a:picLocks noChangeAspect="1" noChangeArrowheads="1"/>
+                    </pic:cNvPicPr>
+                  </pic:nvPicPr>
+                  <pic:blipFill>
+                    <a:blip r:embed="rId33"/>
                     <a:stretch>
                       <a:fillRect/>
                     </a:stretch>

--- a/manuales_sena/Diagramas-UML-CodeByMike.docx
+++ b/manuales_sena/Diagramas-UML-CodeByMike.docx
@@ -2052,14 +2052,14 @@
         </w:tblCellMar>
       </w:tblPr>
       <w:tblGrid>
-        <w:gridCol w:w="1764"/>
-        <w:gridCol w:w="7262"/>
+        <w:gridCol w:w="2432"/>
+        <w:gridCol w:w="6594"/>
       </w:tblGrid>
       <w:tr>
         <w:trPr/>
         <w:tc>
           <w:tcPr>
-            <w:tcW w:w="1764" w:type="dxa"/>
+            <w:tcW w:w="2432" w:type="dxa"/>
             <w:tcBorders/>
             <w:vAlign w:val="center"/>
           </w:tcPr>
@@ -2073,13 +2073,13 @@
             </w:pPr>
             <w:r>
               <w:rPr/>
-              <w:t>Descripción</w:t>
+              <w:t>DESCRIPCIÓN</w:t>
             </w:r>
           </w:p>
         </w:tc>
         <w:tc>
           <w:tcPr>
-            <w:tcW w:w="7262" w:type="dxa"/>
+            <w:tcW w:w="6594" w:type="dxa"/>
             <w:tcBorders/>
             <w:vAlign w:val="center"/>
           </w:tcPr>
@@ -2103,7 +2103,7 @@
         <w:trPr/>
         <w:tc>
           <w:tcPr>
-            <w:tcW w:w="1764" w:type="dxa"/>
+            <w:tcW w:w="2432" w:type="dxa"/>
             <w:tcBorders/>
             <w:vAlign w:val="center"/>
           </w:tcPr>
@@ -2117,13 +2117,13 @@
             </w:pPr>
             <w:r>
               <w:rPr/>
-              <w:t>Precondición</w:t>
+              <w:t>PRECONDICIÓN</w:t>
             </w:r>
           </w:p>
         </w:tc>
         <w:tc>
           <w:tcPr>
-            <w:tcW w:w="7262" w:type="dxa"/>
+            <w:tcW w:w="6594" w:type="dxa"/>
             <w:tcBorders/>
             <w:vAlign w:val="center"/>
           </w:tcPr>
@@ -2147,7 +2147,7 @@
         <w:trPr/>
         <w:tc>
           <w:tcPr>
-            <w:tcW w:w="1764" w:type="dxa"/>
+            <w:tcW w:w="2432" w:type="dxa"/>
             <w:tcBorders/>
             <w:vAlign w:val="center"/>
           </w:tcPr>
@@ -2161,13 +2161,13 @@
             </w:pPr>
             <w:r>
               <w:rPr/>
-              <w:t>Secuencia normal</w:t>
+              <w:t>SECUENCIA NORMAL</w:t>
             </w:r>
           </w:p>
         </w:tc>
         <w:tc>
           <w:tcPr>
-            <w:tcW w:w="7262" w:type="dxa"/>
+            <w:tcW w:w="6594" w:type="dxa"/>
             <w:tcBorders/>
             <w:vAlign w:val="center"/>
           </w:tcPr>
@@ -2189,7 +2189,7 @@
             </w:pPr>
             <w:r>
               <w:rPr/>
-              <w:t>PasoAcción</w:t>
+              <w:t>El administrador visita /admin sin sesión activa.</w:t>
             </w:r>
           </w:p>
           <w:p>
@@ -2210,7 +2210,7 @@
             </w:pPr>
             <w:r>
               <w:rPr/>
-              <w:t>1El administrador visita /admin sin sesión activa.</w:t>
+              <w:t>El middleware detecta ausencia de sesión y redirige a /api/auth/signin.</w:t>
             </w:r>
           </w:p>
           <w:p>
@@ -2231,7 +2231,7 @@
             </w:pPr>
             <w:r>
               <w:rPr/>
-              <w:t>2El middleware detecta ausencia de sesión y redirige a /api/auth/signin.</w:t>
+              <w:t>El administrador autoriza la app OAuth de GitHub.</w:t>
             </w:r>
           </w:p>
           <w:p>
@@ -2252,7 +2252,7 @@
             </w:pPr>
             <w:r>
               <w:rPr/>
-              <w:t>3El administrador autoriza la app OAuth de GitHub.</w:t>
+              <w:t>Auth.js valida el login contra la allowlist.</w:t>
             </w:r>
           </w:p>
           <w:p>
@@ -2273,7 +2273,7 @@
             </w:pPr>
             <w:r>
               <w:rPr/>
-              <w:t>4Auth.js valida el login contra la allowlist.</w:t>
+              <w:t>Se emite un JWT de sesión y se registra el dispositivo en admin_sessions.</w:t>
             </w:r>
           </w:p>
           <w:p>
@@ -2288,27 +2288,6 @@
                 <w:tab w:val="left" w:pos="709" w:leader="none"/>
               </w:tabs>
               <w:bidi w:val="0"/>
-              <w:ind w:hanging="283" w:left="709"/>
-              <w:jc w:val="left"/>
-              <w:rPr/>
-            </w:pPr>
-            <w:r>
-              <w:rPr/>
-              <w:t>5Se emite un JWT de sesión y se registra el dispositivo en admin_sessions.</w:t>
-            </w:r>
-          </w:p>
-          <w:p>
-            <w:pPr>
-              <w:pStyle w:val="TableContents"/>
-              <w:numPr>
-                <w:ilvl w:val="0"/>
-                <w:numId w:val="2"/>
-              </w:numPr>
-              <w:tabs>
-                <w:tab w:val="clear" w:pos="709"/>
-                <w:tab w:val="left" w:pos="709" w:leader="none"/>
-              </w:tabs>
-              <w:bidi w:val="0"/>
               <w:spacing w:before="0" w:after="283"/>
               <w:ind w:hanging="283" w:left="709"/>
               <w:jc w:val="left"/>
@@ -2316,7 +2295,7 @@
             </w:pPr>
             <w:r>
               <w:rPr/>
-              <w:t>6El administrador es redirigido al panel /admin.</w:t>
+              <w:t>El administrador es redirigido al panel /admin.</w:t>
             </w:r>
           </w:p>
         </w:tc>
@@ -2325,7 +2304,7 @@
         <w:trPr/>
         <w:tc>
           <w:tcPr>
-            <w:tcW w:w="1764" w:type="dxa"/>
+            <w:tcW w:w="2432" w:type="dxa"/>
             <w:tcBorders/>
             <w:vAlign w:val="center"/>
           </w:tcPr>
@@ -2339,13 +2318,13 @@
             </w:pPr>
             <w:r>
               <w:rPr/>
-              <w:t>Flujos alternos</w:t>
+              <w:t>FLUJOS ALTERNOS</w:t>
             </w:r>
           </w:p>
         </w:tc>
         <w:tc>
           <w:tcPr>
-            <w:tcW w:w="7262" w:type="dxa"/>
+            <w:tcW w:w="6594" w:type="dxa"/>
             <w:tcBorders/>
             <w:vAlign w:val="center"/>
           </w:tcPr>
@@ -2367,7 +2346,7 @@
             </w:pPr>
             <w:r>
               <w:rPr/>
-              <w:t>1.GitHub autentica correctamente pero el login no está en la allowlist.</w:t>
+              <w:t>GitHub autentica correctamente pero el login no está en la allowlist.</w:t>
             </w:r>
           </w:p>
           <w:p>
@@ -2389,7 +2368,7 @@
             </w:pPr>
             <w:r>
               <w:rPr/>
-              <w:t>2.Auth.js rechaza la sesión y muestra error de acceso denegado.</w:t>
+              <w:t>Auth.js rechaza la sesión y muestra error de acceso denegado.</w:t>
             </w:r>
           </w:p>
         </w:tc>
@@ -2398,7 +2377,7 @@
         <w:trPr/>
         <w:tc>
           <w:tcPr>
-            <w:tcW w:w="1764" w:type="dxa"/>
+            <w:tcW w:w="2432" w:type="dxa"/>
             <w:tcBorders/>
             <w:vAlign w:val="center"/>
           </w:tcPr>
@@ -2412,13 +2391,13 @@
             </w:pPr>
             <w:r>
               <w:rPr/>
-              <w:t>Postcondición</w:t>
+              <w:t>POSTCONDICIÓN</w:t>
             </w:r>
           </w:p>
         </w:tc>
         <w:tc>
           <w:tcPr>
-            <w:tcW w:w="7262" w:type="dxa"/>
+            <w:tcW w:w="6594" w:type="dxa"/>
             <w:tcBorders/>
             <w:vAlign w:val="center"/>
           </w:tcPr>
@@ -2442,7 +2421,7 @@
         <w:trPr/>
         <w:tc>
           <w:tcPr>
-            <w:tcW w:w="1764" w:type="dxa"/>
+            <w:tcW w:w="2432" w:type="dxa"/>
             <w:tcBorders/>
             <w:vAlign w:val="center"/>
           </w:tcPr>
@@ -2456,57 +2435,28 @@
             </w:pPr>
             <w:r>
               <w:rPr/>
-              <w:t>Excepciones</w:t>
+              <w:t>EXCEPCIONES</w:t>
             </w:r>
           </w:p>
         </w:tc>
         <w:tc>
           <w:tcPr>
-            <w:tcW w:w="7262" w:type="dxa"/>
+            <w:tcW w:w="6594" w:type="dxa"/>
             <w:tcBorders/>
             <w:vAlign w:val="center"/>
           </w:tcPr>
           <w:p>
             <w:pPr>
               <w:pStyle w:val="TableContents"/>
-              <w:numPr>
-                <w:ilvl w:val="0"/>
-                <w:numId w:val="4"/>
-              </w:numPr>
-              <w:tabs>
-                <w:tab w:val="clear" w:pos="709"/>
-                <w:tab w:val="left" w:pos="709" w:leader="none"/>
-              </w:tabs>
-              <w:bidi w:val="0"/>
-              <w:ind w:hanging="283" w:left="709"/>
-              <w:jc w:val="left"/>
-              <w:rPr/>
-            </w:pPr>
-            <w:r>
-              <w:rPr/>
-              <w:t>PasoAcción</w:t>
-            </w:r>
-          </w:p>
-          <w:p>
-            <w:pPr>
-              <w:pStyle w:val="TableContents"/>
-              <w:numPr>
-                <w:ilvl w:val="0"/>
-                <w:numId w:val="4"/>
-              </w:numPr>
-              <w:tabs>
-                <w:tab w:val="clear" w:pos="709"/>
-                <w:tab w:val="left" w:pos="709" w:leader="none"/>
-              </w:tabs>
-              <w:bidi w:val="0"/>
-              <w:spacing w:before="0" w:after="283"/>
-              <w:ind w:hanging="283" w:left="709"/>
-              <w:jc w:val="left"/>
-              <w:rPr/>
-            </w:pPr>
-            <w:r>
-              <w:rPr/>
-              <w:t>1GitHub OAuth no disponible: el login falla con mensaje de error genérico, sin exponer detalles internos.</w:t>
+              <w:widowControl w:val="false"/>
+              <w:suppressLineNumbers/>
+              <w:bidi w:val="0"/>
+              <w:jc w:val="left"/>
+              <w:rPr/>
+            </w:pPr>
+            <w:r>
+              <w:rPr/>
+              <w:t>GitHub OAuth no disponible: el login falla con mensaje de error genérico, sin exponer detalles internos.</w:t>
             </w:r>
           </w:p>
         </w:tc>
@@ -2564,14 +2514,14 @@
         </w:tblCellMar>
       </w:tblPr>
       <w:tblGrid>
-        <w:gridCol w:w="1719"/>
-        <w:gridCol w:w="7307"/>
+        <w:gridCol w:w="2365"/>
+        <w:gridCol w:w="6661"/>
       </w:tblGrid>
       <w:tr>
         <w:trPr/>
         <w:tc>
           <w:tcPr>
-            <w:tcW w:w="1719" w:type="dxa"/>
+            <w:tcW w:w="2365" w:type="dxa"/>
             <w:tcBorders/>
             <w:vAlign w:val="center"/>
           </w:tcPr>
@@ -2585,13 +2535,13 @@
             </w:pPr>
             <w:r>
               <w:rPr/>
-              <w:t>Descripción</w:t>
+              <w:t>DESCRIPCIÓN</w:t>
             </w:r>
           </w:p>
         </w:tc>
         <w:tc>
           <w:tcPr>
-            <w:tcW w:w="7307" w:type="dxa"/>
+            <w:tcW w:w="6661" w:type="dxa"/>
             <w:tcBorders/>
             <w:vAlign w:val="center"/>
           </w:tcPr>
@@ -2615,7 +2565,7 @@
         <w:trPr/>
         <w:tc>
           <w:tcPr>
-            <w:tcW w:w="1719" w:type="dxa"/>
+            <w:tcW w:w="2365" w:type="dxa"/>
             <w:tcBorders/>
             <w:vAlign w:val="center"/>
           </w:tcPr>
@@ -2629,13 +2579,13 @@
             </w:pPr>
             <w:r>
               <w:rPr/>
-              <w:t>Precondición</w:t>
+              <w:t>PRECONDICIÓN</w:t>
             </w:r>
           </w:p>
         </w:tc>
         <w:tc>
           <w:tcPr>
-            <w:tcW w:w="7307" w:type="dxa"/>
+            <w:tcW w:w="6661" w:type="dxa"/>
             <w:tcBorders/>
             <w:vAlign w:val="center"/>
           </w:tcPr>
@@ -2659,7 +2609,7 @@
         <w:trPr/>
         <w:tc>
           <w:tcPr>
-            <w:tcW w:w="1719" w:type="dxa"/>
+            <w:tcW w:w="2365" w:type="dxa"/>
             <w:tcBorders/>
             <w:vAlign w:val="center"/>
           </w:tcPr>
@@ -2673,13 +2623,170 @@
             </w:pPr>
             <w:r>
               <w:rPr/>
-              <w:t>Secuencia normal</w:t>
+              <w:t>SECUENCIA NORMAL</w:t>
             </w:r>
           </w:p>
         </w:tc>
         <w:tc>
           <w:tcPr>
-            <w:tcW w:w="7307" w:type="dxa"/>
+            <w:tcW w:w="6661" w:type="dxa"/>
+            <w:tcBorders/>
+            <w:vAlign w:val="center"/>
+          </w:tcPr>
+          <w:p>
+            <w:pPr>
+              <w:pStyle w:val="TableContents"/>
+              <w:numPr>
+                <w:ilvl w:val="0"/>
+                <w:numId w:val="4"/>
+              </w:numPr>
+              <w:tabs>
+                <w:tab w:val="clear" w:pos="709"/>
+                <w:tab w:val="left" w:pos="709" w:leader="none"/>
+              </w:tabs>
+              <w:bidi w:val="0"/>
+              <w:ind w:hanging="283" w:left="709"/>
+              <w:jc w:val="left"/>
+              <w:rPr/>
+            </w:pPr>
+            <w:r>
+              <w:rPr/>
+              <w:t>El cron externo llama a /api/cron/uptime-check con el secreto.</w:t>
+            </w:r>
+          </w:p>
+          <w:p>
+            <w:pPr>
+              <w:pStyle w:val="TableContents"/>
+              <w:numPr>
+                <w:ilvl w:val="0"/>
+                <w:numId w:val="4"/>
+              </w:numPr>
+              <w:tabs>
+                <w:tab w:val="clear" w:pos="709"/>
+                <w:tab w:val="left" w:pos="709" w:leader="none"/>
+              </w:tabs>
+              <w:bidi w:val="0"/>
+              <w:ind w:hanging="283" w:left="709"/>
+              <w:jc w:val="left"/>
+              <w:rPr/>
+            </w:pPr>
+            <w:r>
+              <w:rPr/>
+              <w:t>El sistema itera los monitores activos y hace la petición HTTP configurada (método, texto esperado, umbral de latencia).</w:t>
+            </w:r>
+          </w:p>
+          <w:p>
+            <w:pPr>
+              <w:pStyle w:val="TableContents"/>
+              <w:numPr>
+                <w:ilvl w:val="0"/>
+                <w:numId w:val="4"/>
+              </w:numPr>
+              <w:tabs>
+                <w:tab w:val="clear" w:pos="709"/>
+                <w:tab w:val="left" w:pos="709" w:leader="none"/>
+              </w:tabs>
+              <w:bidi w:val="0"/>
+              <w:ind w:hanging="283" w:left="709"/>
+              <w:jc w:val="left"/>
+              <w:rPr/>
+            </w:pPr>
+            <w:r>
+              <w:rPr/>
+              <w:t>La respuesta falla (status inesperado, timeout o texto ausente).</w:t>
+            </w:r>
+          </w:p>
+          <w:p>
+            <w:pPr>
+              <w:pStyle w:val="TableContents"/>
+              <w:numPr>
+                <w:ilvl w:val="0"/>
+                <w:numId w:val="4"/>
+              </w:numPr>
+              <w:tabs>
+                <w:tab w:val="clear" w:pos="709"/>
+                <w:tab w:val="left" w:pos="709" w:leader="none"/>
+              </w:tabs>
+              <w:bidi w:val="0"/>
+              <w:ind w:hanging="283" w:left="709"/>
+              <w:jc w:val="left"/>
+              <w:rPr/>
+            </w:pPr>
+            <w:r>
+              <w:rPr/>
+              <w:t>Se inserta un monitor_check con ok=false.</w:t>
+            </w:r>
+          </w:p>
+          <w:p>
+            <w:pPr>
+              <w:pStyle w:val="TableContents"/>
+              <w:numPr>
+                <w:ilvl w:val="0"/>
+                <w:numId w:val="4"/>
+              </w:numPr>
+              <w:tabs>
+                <w:tab w:val="clear" w:pos="709"/>
+                <w:tab w:val="left" w:pos="709" w:leader="none"/>
+              </w:tabs>
+              <w:bidi w:val="0"/>
+              <w:ind w:hanging="283" w:left="709"/>
+              <w:jc w:val="left"/>
+              <w:rPr/>
+            </w:pPr>
+            <w:r>
+              <w:rPr/>
+              <w:t>Si es el primer fallo consecutivo, se abre un monitor_incidents con startedAt.</w:t>
+            </w:r>
+          </w:p>
+          <w:p>
+            <w:pPr>
+              <w:pStyle w:val="TableContents"/>
+              <w:numPr>
+                <w:ilvl w:val="0"/>
+                <w:numId w:val="4"/>
+              </w:numPr>
+              <w:tabs>
+                <w:tab w:val="clear" w:pos="709"/>
+                <w:tab w:val="left" w:pos="709" w:leader="none"/>
+              </w:tabs>
+              <w:bidi w:val="0"/>
+              <w:spacing w:before="0" w:after="283"/>
+              <w:ind w:hanging="283" w:left="709"/>
+              <w:jc w:val="left"/>
+              <w:rPr/>
+            </w:pPr>
+            <w:r>
+              <w:rPr/>
+              <w:t>Se actualiza monitors.lastStatus a "down" y se dispara una notificación push (ntfy).</w:t>
+            </w:r>
+          </w:p>
+        </w:tc>
+      </w:tr>
+      <w:tr>
+        <w:trPr/>
+        <w:tc>
+          <w:tcPr>
+            <w:tcW w:w="2365" w:type="dxa"/>
+            <w:tcBorders/>
+            <w:vAlign w:val="center"/>
+          </w:tcPr>
+          <w:p>
+            <w:pPr>
+              <w:pStyle w:val="TableHeading"/>
+              <w:suppressLineNumbers/>
+              <w:bidi w:val="0"/>
+              <w:jc w:val="center"/>
+              <w:rPr/>
+            </w:pPr>
+            <w:r>
+              <w:rPr/>
+              <w:t>FLUJOS ALTERNOS</w:t>
+            </w:r>
+          </w:p>
+        </w:tc>
+        <w:tc>
+          <w:tcPr>
+            <w:tcW w:w="6661" w:type="dxa"/>
             <w:tcBorders/>
             <w:vAlign w:val="center"/>
           </w:tcPr>
@@ -2701,7 +2808,7 @@
             </w:pPr>
             <w:r>
               <w:rPr/>
-              <w:t>PasoAcción</w:t>
+              <w:t>Un chequeo posterior tiene éxito.</w:t>
             </w:r>
           </w:p>
           <w:p>
@@ -2722,7 +2829,7 @@
             </w:pPr>
             <w:r>
               <w:rPr/>
-              <w:t>1El cron externo llama a /api/cron/uptime-check con el secreto.</w:t>
+              <w:t>Se cierra el incidente abierto con resolvedAt y durationSec.</w:t>
             </w:r>
           </w:p>
           <w:p>
@@ -2743,7 +2850,7 @@
             </w:pPr>
             <w:r>
               <w:rPr/>
-              <w:t>2El sistema itera los monitores activos y hace la petición HTTP configurada (método, texto esperado, umbral de latencia).</w:t>
+              <w:t>Se notifica la recuperación.</w:t>
             </w:r>
           </w:p>
           <w:p>
@@ -2764,7 +2871,7 @@
             </w:pPr>
             <w:r>
               <w:rPr/>
-              <w:t>3La respuesta falla (status inesperado, timeout o texto ausente).</w:t>
+              <w:t>La respuesta es exitosa pero supera latencyThresholdMs.</w:t>
             </w:r>
           </w:p>
           <w:p>
@@ -2779,48 +2886,6 @@
                 <w:tab w:val="left" w:pos="709" w:leader="none"/>
               </w:tabs>
               <w:bidi w:val="0"/>
-              <w:ind w:hanging="283" w:left="709"/>
-              <w:jc w:val="left"/>
-              <w:rPr/>
-            </w:pPr>
-            <w:r>
-              <w:rPr/>
-              <w:t>4Se inserta un monitor_check con ok=false.</w:t>
-            </w:r>
-          </w:p>
-          <w:p>
-            <w:pPr>
-              <w:pStyle w:val="TableContents"/>
-              <w:numPr>
-                <w:ilvl w:val="0"/>
-                <w:numId w:val="5"/>
-              </w:numPr>
-              <w:tabs>
-                <w:tab w:val="clear" w:pos="709"/>
-                <w:tab w:val="left" w:pos="709" w:leader="none"/>
-              </w:tabs>
-              <w:bidi w:val="0"/>
-              <w:ind w:hanging="283" w:left="709"/>
-              <w:jc w:val="left"/>
-              <w:rPr/>
-            </w:pPr>
-            <w:r>
-              <w:rPr/>
-              <w:t>5Si es el primer fallo consecutivo, se abre un monitor_incidents con startedAt.</w:t>
-            </w:r>
-          </w:p>
-          <w:p>
-            <w:pPr>
-              <w:pStyle w:val="TableContents"/>
-              <w:numPr>
-                <w:ilvl w:val="0"/>
-                <w:numId w:val="5"/>
-              </w:numPr>
-              <w:tabs>
-                <w:tab w:val="clear" w:pos="709"/>
-                <w:tab w:val="left" w:pos="709" w:leader="none"/>
-              </w:tabs>
-              <w:bidi w:val="0"/>
               <w:spacing w:before="0" w:after="283"/>
               <w:ind w:hanging="283" w:left="709"/>
               <w:jc w:val="left"/>
@@ -2828,7 +2893,7 @@
             </w:pPr>
             <w:r>
               <w:rPr/>
-              <w:t>6Se actualiza monitors.lastStatus a "down" y se dispara una notificación push (ntfy).</w:t>
+              <w:t>lastStatus pasa a "degraded" sin abrir incidente.</w:t>
             </w:r>
           </w:p>
         </w:tc>
@@ -2837,7 +2902,7 @@
         <w:trPr/>
         <w:tc>
           <w:tcPr>
-            <w:tcW w:w="1719" w:type="dxa"/>
+            <w:tcW w:w="2365" w:type="dxa"/>
             <w:tcBorders/>
             <w:vAlign w:val="center"/>
           </w:tcPr>
@@ -2851,120 +2916,28 @@
             </w:pPr>
             <w:r>
               <w:rPr/>
-              <w:t>Flujos alternos</w:t>
+              <w:t>POSTCONDICIÓN</w:t>
             </w:r>
           </w:p>
         </w:tc>
         <w:tc>
           <w:tcPr>
-            <w:tcW w:w="7307" w:type="dxa"/>
+            <w:tcW w:w="6661" w:type="dxa"/>
             <w:tcBorders/>
             <w:vAlign w:val="center"/>
           </w:tcPr>
           <w:p>
             <w:pPr>
               <w:pStyle w:val="TableContents"/>
-              <w:numPr>
-                <w:ilvl w:val="0"/>
-                <w:numId w:val="6"/>
-              </w:numPr>
-              <w:tabs>
-                <w:tab w:val="clear" w:pos="709"/>
-                <w:tab w:val="left" w:pos="709" w:leader="none"/>
-              </w:tabs>
-              <w:bidi w:val="0"/>
-              <w:ind w:hanging="283" w:left="709"/>
-              <w:jc w:val="left"/>
-              <w:rPr/>
-            </w:pPr>
-            <w:r>
-              <w:rPr/>
-              <w:t>1.Un chequeo posterior tiene éxito.</w:t>
-            </w:r>
-          </w:p>
-          <w:p>
-            <w:pPr>
-              <w:pStyle w:val="TableContents"/>
-              <w:numPr>
-                <w:ilvl w:val="0"/>
-                <w:numId w:val="6"/>
-              </w:numPr>
-              <w:tabs>
-                <w:tab w:val="clear" w:pos="709"/>
-                <w:tab w:val="left" w:pos="709" w:leader="none"/>
-              </w:tabs>
-              <w:bidi w:val="0"/>
-              <w:ind w:hanging="283" w:left="709"/>
-              <w:jc w:val="left"/>
-              <w:rPr/>
-            </w:pPr>
-            <w:r>
-              <w:rPr/>
-              <w:t>2.Se cierra el incidente abierto con resolvedAt y durationSec.</w:t>
-            </w:r>
-          </w:p>
-          <w:p>
-            <w:pPr>
-              <w:pStyle w:val="TableContents"/>
-              <w:numPr>
-                <w:ilvl w:val="0"/>
-                <w:numId w:val="6"/>
-              </w:numPr>
-              <w:tabs>
-                <w:tab w:val="clear" w:pos="709"/>
-                <w:tab w:val="left" w:pos="709" w:leader="none"/>
-              </w:tabs>
-              <w:bidi w:val="0"/>
-              <w:ind w:hanging="283" w:left="709"/>
-              <w:jc w:val="left"/>
-              <w:rPr/>
-            </w:pPr>
-            <w:r>
-              <w:rPr/>
-              <w:t>3.Se notifica la recuperación.</w:t>
-            </w:r>
-          </w:p>
-          <w:p>
-            <w:pPr>
-              <w:pStyle w:val="TableContents"/>
-              <w:numPr>
-                <w:ilvl w:val="0"/>
-                <w:numId w:val="6"/>
-              </w:numPr>
-              <w:tabs>
-                <w:tab w:val="clear" w:pos="709"/>
-                <w:tab w:val="left" w:pos="709" w:leader="none"/>
-              </w:tabs>
-              <w:bidi w:val="0"/>
-              <w:ind w:hanging="283" w:left="709"/>
-              <w:jc w:val="left"/>
-              <w:rPr/>
-            </w:pPr>
-            <w:r>
-              <w:rPr/>
-              <w:t>1.La respuesta es exitosa pero supera latencyThresholdMs.</w:t>
-            </w:r>
-          </w:p>
-          <w:p>
-            <w:pPr>
-              <w:pStyle w:val="TableContents"/>
-              <w:numPr>
-                <w:ilvl w:val="0"/>
-                <w:numId w:val="6"/>
-              </w:numPr>
-              <w:tabs>
-                <w:tab w:val="clear" w:pos="709"/>
-                <w:tab w:val="left" w:pos="709" w:leader="none"/>
-              </w:tabs>
-              <w:bidi w:val="0"/>
-              <w:spacing w:before="0" w:after="283"/>
-              <w:ind w:hanging="283" w:left="709"/>
-              <w:jc w:val="left"/>
-              <w:rPr/>
-            </w:pPr>
-            <w:r>
-              <w:rPr/>
-              <w:t>2.lastStatus pasa a "degraded" sin abrir incidente.</w:t>
+              <w:widowControl w:val="false"/>
+              <w:suppressLineNumbers/>
+              <w:bidi w:val="0"/>
+              <w:jc w:val="left"/>
+              <w:rPr/>
+            </w:pPr>
+            <w:r>
+              <w:rPr/>
+              <w:t>El estado materializado del monitor refleja el último chequeo; el historial permite reconstruir el SLO.</w:t>
             </w:r>
           </w:p>
         </w:tc>
@@ -2973,7 +2946,7 @@
         <w:trPr/>
         <w:tc>
           <w:tcPr>
-            <w:tcW w:w="1719" w:type="dxa"/>
+            <w:tcW w:w="2365" w:type="dxa"/>
             <w:tcBorders/>
             <w:vAlign w:val="center"/>
           </w:tcPr>
@@ -2987,13 +2960,13 @@
             </w:pPr>
             <w:r>
               <w:rPr/>
-              <w:t>Postcondición</w:t>
+              <w:t>EXCEPCIONES</w:t>
             </w:r>
           </w:p>
         </w:tc>
         <w:tc>
           <w:tcPr>
-            <w:tcW w:w="7307" w:type="dxa"/>
+            <w:tcW w:w="6661" w:type="dxa"/>
             <w:tcBorders/>
             <w:vAlign w:val="center"/>
           </w:tcPr>
@@ -3008,80 +2981,7 @@
             </w:pPr>
             <w:r>
               <w:rPr/>
-              <w:t>El estado materializado del monitor refleja el último chequeo; el historial permite reconstruir el SLO.</w:t>
-            </w:r>
-          </w:p>
-        </w:tc>
-      </w:tr>
-      <w:tr>
-        <w:trPr/>
-        <w:tc>
-          <w:tcPr>
-            <w:tcW w:w="1719" w:type="dxa"/>
-            <w:tcBorders/>
-            <w:vAlign w:val="center"/>
-          </w:tcPr>
-          <w:p>
-            <w:pPr>
-              <w:pStyle w:val="TableHeading"/>
-              <w:suppressLineNumbers/>
-              <w:bidi w:val="0"/>
-              <w:jc w:val="center"/>
-              <w:rPr/>
-            </w:pPr>
-            <w:r>
-              <w:rPr/>
-              <w:t>Excepciones</w:t>
-            </w:r>
-          </w:p>
-        </w:tc>
-        <w:tc>
-          <w:tcPr>
-            <w:tcW w:w="7307" w:type="dxa"/>
-            <w:tcBorders/>
-            <w:vAlign w:val="center"/>
-          </w:tcPr>
-          <w:p>
-            <w:pPr>
-              <w:pStyle w:val="TableContents"/>
-              <w:numPr>
-                <w:ilvl w:val="0"/>
-                <w:numId w:val="7"/>
-              </w:numPr>
-              <w:tabs>
-                <w:tab w:val="clear" w:pos="709"/>
-                <w:tab w:val="left" w:pos="709" w:leader="none"/>
-              </w:tabs>
-              <w:bidi w:val="0"/>
-              <w:ind w:hanging="283" w:left="709"/>
-              <w:jc w:val="left"/>
-              <w:rPr/>
-            </w:pPr>
-            <w:r>
-              <w:rPr/>
-              <w:t>PasoAcción</w:t>
-            </w:r>
-          </w:p>
-          <w:p>
-            <w:pPr>
-              <w:pStyle w:val="TableContents"/>
-              <w:numPr>
-                <w:ilvl w:val="0"/>
-                <w:numId w:val="7"/>
-              </w:numPr>
-              <w:tabs>
-                <w:tab w:val="clear" w:pos="709"/>
-                <w:tab w:val="left" w:pos="709" w:leader="none"/>
-              </w:tabs>
-              <w:bidi w:val="0"/>
-              <w:spacing w:before="0" w:after="283"/>
-              <w:ind w:hanging="283" w:left="709"/>
-              <w:jc w:val="left"/>
-              <w:rPr/>
-            </w:pPr>
-            <w:r>
-              <w:rPr/>
-              <w:t>1El endpoint del monitor no responde en absoluto (timeout de red): se registra como fallo con error de timeout.</w:t>
+              <w:t>El endpoint del monitor no responde en absoluto (timeout de red): se registra como fallo con error de timeout.</w:t>
             </w:r>
           </w:p>
         </w:tc>
@@ -3139,14 +3039,14 @@
         </w:tblCellMar>
       </w:tblPr>
       <w:tblGrid>
-        <w:gridCol w:w="1703"/>
-        <w:gridCol w:w="7323"/>
+        <w:gridCol w:w="2373"/>
+        <w:gridCol w:w="6653"/>
       </w:tblGrid>
       <w:tr>
         <w:trPr/>
         <w:tc>
           <w:tcPr>
-            <w:tcW w:w="1703" w:type="dxa"/>
+            <w:tcW w:w="2373" w:type="dxa"/>
             <w:tcBorders/>
             <w:vAlign w:val="center"/>
           </w:tcPr>
@@ -3160,13 +3060,13 @@
             </w:pPr>
             <w:r>
               <w:rPr/>
-              <w:t>Descripción</w:t>
+              <w:t>DESCRIPCIÓN</w:t>
             </w:r>
           </w:p>
         </w:tc>
         <w:tc>
           <w:tcPr>
-            <w:tcW w:w="7323" w:type="dxa"/>
+            <w:tcW w:w="6653" w:type="dxa"/>
             <w:tcBorders/>
             <w:vAlign w:val="center"/>
           </w:tcPr>
@@ -3190,7 +3090,7 @@
         <w:trPr/>
         <w:tc>
           <w:tcPr>
-            <w:tcW w:w="1703" w:type="dxa"/>
+            <w:tcW w:w="2373" w:type="dxa"/>
             <w:tcBorders/>
             <w:vAlign w:val="center"/>
           </w:tcPr>
@@ -3204,13 +3104,13 @@
             </w:pPr>
             <w:r>
               <w:rPr/>
-              <w:t>Precondición</w:t>
+              <w:t>PRECONDICIÓN</w:t>
             </w:r>
           </w:p>
         </w:tc>
         <w:tc>
           <w:tcPr>
-            <w:tcW w:w="7323" w:type="dxa"/>
+            <w:tcW w:w="6653" w:type="dxa"/>
             <w:tcBorders/>
             <w:vAlign w:val="center"/>
           </w:tcPr>
@@ -3234,7 +3134,7 @@
         <w:trPr/>
         <w:tc>
           <w:tcPr>
-            <w:tcW w:w="1703" w:type="dxa"/>
+            <w:tcW w:w="2373" w:type="dxa"/>
             <w:tcBorders/>
             <w:vAlign w:val="center"/>
           </w:tcPr>
@@ -3248,13 +3148,13 @@
             </w:pPr>
             <w:r>
               <w:rPr/>
-              <w:t>Secuencia normal</w:t>
+              <w:t>SECUENCIA NORMAL</w:t>
             </w:r>
           </w:p>
         </w:tc>
         <w:tc>
           <w:tcPr>
-            <w:tcW w:w="7323" w:type="dxa"/>
+            <w:tcW w:w="6653" w:type="dxa"/>
             <w:tcBorders/>
             <w:vAlign w:val="center"/>
           </w:tcPr>
@@ -3263,7 +3163,7 @@
               <w:pStyle w:val="TableContents"/>
               <w:numPr>
                 <w:ilvl w:val="0"/>
-                <w:numId w:val="8"/>
+                <w:numId w:val="6"/>
               </w:numPr>
               <w:tabs>
                 <w:tab w:val="clear" w:pos="709"/>
@@ -3276,7 +3176,7 @@
             </w:pPr>
             <w:r>
               <w:rPr/>
-              <w:t>PasoAcción</w:t>
+              <w:t>La pasarela (Wompi) envía un webhook con el resultado de la transacción.</w:t>
             </w:r>
           </w:p>
           <w:p>
@@ -3284,7 +3184,7 @@
               <w:pStyle w:val="TableContents"/>
               <w:numPr>
                 <w:ilvl w:val="0"/>
-                <w:numId w:val="8"/>
+                <w:numId w:val="6"/>
               </w:numPr>
               <w:tabs>
                 <w:tab w:val="clear" w:pos="709"/>
@@ -3297,7 +3197,7 @@
             </w:pPr>
             <w:r>
               <w:rPr/>
-              <w:t>1La pasarela (Wompi) envía un webhook con el resultado de la transacción.</w:t>
+              <w:t>El sistema busca el payment por reference/gatewayTxId.</w:t>
             </w:r>
           </w:p>
           <w:p>
@@ -3305,7 +3205,7 @@
               <w:pStyle w:val="TableContents"/>
               <w:numPr>
                 <w:ilvl w:val="0"/>
-                <w:numId w:val="8"/>
+                <w:numId w:val="6"/>
               </w:numPr>
               <w:tabs>
                 <w:tab w:val="clear" w:pos="709"/>
@@ -3318,7 +3218,7 @@
             </w:pPr>
             <w:r>
               <w:rPr/>
-              <w:t>2El sistema busca el payment por reference/gatewayTxId.</w:t>
+              <w:t>Se registra el evento crudo en payment_events (incluyendo si es duplicado o fuera de orden).</w:t>
             </w:r>
           </w:p>
           <w:p>
@@ -3326,7 +3226,7 @@
               <w:pStyle w:val="TableContents"/>
               <w:numPr>
                 <w:ilvl w:val="0"/>
-                <w:numId w:val="8"/>
+                <w:numId w:val="6"/>
               </w:numPr>
               <w:tabs>
                 <w:tab w:val="clear" w:pos="709"/>
@@ -3339,7 +3239,7 @@
             </w:pPr>
             <w:r>
               <w:rPr/>
-              <w:t>3Se registra el evento crudo en payment_events (incluyendo si es duplicado o fuera de orden).</w:t>
+              <w:t>Si el evento es válido y en orden, se aplica la transición de estado (created→pending→approved/declined).</w:t>
             </w:r>
           </w:p>
           <w:p>
@@ -3347,34 +3247,13 @@
               <w:pStyle w:val="TableContents"/>
               <w:numPr>
                 <w:ilvl w:val="0"/>
-                <w:numId w:val="8"/>
+                <w:numId w:val="6"/>
               </w:numPr>
               <w:tabs>
                 <w:tab w:val="clear" w:pos="709"/>
                 <w:tab w:val="left" w:pos="709" w:leader="none"/>
               </w:tabs>
               <w:bidi w:val="0"/>
-              <w:ind w:hanging="283" w:left="709"/>
-              <w:jc w:val="left"/>
-              <w:rPr/>
-            </w:pPr>
-            <w:r>
-              <w:rPr/>
-              <w:t>4Si el evento es válido y en orden, se aplica la transición de estado (created→pending→approved/declined).</w:t>
-            </w:r>
-          </w:p>
-          <w:p>
-            <w:pPr>
-              <w:pStyle w:val="TableContents"/>
-              <w:numPr>
-                <w:ilvl w:val="0"/>
-                <w:numId w:val="8"/>
-              </w:numPr>
-              <w:tabs>
-                <w:tab w:val="clear" w:pos="709"/>
-                <w:tab w:val="left" w:pos="709" w:leader="none"/>
-              </w:tabs>
-              <w:bidi w:val="0"/>
               <w:spacing w:before="0" w:after="283"/>
               <w:ind w:hanging="283" w:left="709"/>
               <w:jc w:val="left"/>
@@ -3382,7 +3261,7 @@
             </w:pPr>
             <w:r>
               <w:rPr/>
-              <w:t>5Se responde 200 a la pasarela para confirmar recepción.</w:t>
+              <w:t>Se responde 200 a la pasarela para confirmar recepción.</w:t>
             </w:r>
           </w:p>
         </w:tc>
@@ -3391,7 +3270,7 @@
         <w:trPr/>
         <w:tc>
           <w:tcPr>
-            <w:tcW w:w="1703" w:type="dxa"/>
+            <w:tcW w:w="2373" w:type="dxa"/>
             <w:tcBorders/>
             <w:vAlign w:val="center"/>
           </w:tcPr>
@@ -3405,13 +3284,13 @@
             </w:pPr>
             <w:r>
               <w:rPr/>
-              <w:t>Flujos alternos</w:t>
+              <w:t>FLUJOS ALTERNOS</w:t>
             </w:r>
           </w:p>
         </w:tc>
         <w:tc>
           <w:tcPr>
-            <w:tcW w:w="7323" w:type="dxa"/>
+            <w:tcW w:w="6653" w:type="dxa"/>
             <w:tcBorders/>
             <w:vAlign w:val="center"/>
           </w:tcPr>
@@ -3420,7 +3299,7 @@
               <w:pStyle w:val="TableContents"/>
               <w:numPr>
                 <w:ilvl w:val="0"/>
-                <w:numId w:val="9"/>
+                <w:numId w:val="7"/>
               </w:numPr>
               <w:tabs>
                 <w:tab w:val="clear" w:pos="709"/>
@@ -3433,7 +3312,7 @@
             </w:pPr>
             <w:r>
               <w:rPr/>
-              <w:t>1.El gatewayTxId ya fue procesado.</w:t>
+              <w:t>El gatewayTxId ya fue procesado.</w:t>
             </w:r>
           </w:p>
           <w:p>
@@ -3441,7 +3320,7 @@
               <w:pStyle w:val="TableContents"/>
               <w:numPr>
                 <w:ilvl w:val="0"/>
-                <w:numId w:val="9"/>
+                <w:numId w:val="7"/>
               </w:numPr>
               <w:tabs>
                 <w:tab w:val="clear" w:pos="709"/>
@@ -3454,7 +3333,7 @@
             </w:pPr>
             <w:r>
               <w:rPr/>
-              <w:t>2.Se marca duplicate=true en payment_events.</w:t>
+              <w:t>Se marca duplicate=true en payment_events.</w:t>
             </w:r>
           </w:p>
           <w:p>
@@ -3462,7 +3341,7 @@
               <w:pStyle w:val="TableContents"/>
               <w:numPr>
                 <w:ilvl w:val="0"/>
-                <w:numId w:val="9"/>
+                <w:numId w:val="7"/>
               </w:numPr>
               <w:tabs>
                 <w:tab w:val="clear" w:pos="709"/>
@@ -3475,7 +3354,7 @@
             </w:pPr>
             <w:r>
               <w:rPr/>
-              <w:t>3.No se modifica el estado del payment.</w:t>
+              <w:t>No se modifica el estado del payment.</w:t>
             </w:r>
           </w:p>
           <w:p>
@@ -3483,7 +3362,7 @@
               <w:pStyle w:val="TableContents"/>
               <w:numPr>
                 <w:ilvl w:val="0"/>
-                <w:numId w:val="9"/>
+                <w:numId w:val="7"/>
               </w:numPr>
               <w:tabs>
                 <w:tab w:val="clear" w:pos="709"/>
@@ -3496,7 +3375,7 @@
             </w:pPr>
             <w:r>
               <w:rPr/>
-              <w:t>1.Llega un evento "pending" después de uno "approved".</w:t>
+              <w:t>Llega un evento "pending" después de uno "approved".</w:t>
             </w:r>
           </w:p>
           <w:p>
@@ -3504,7 +3383,7 @@
               <w:pStyle w:val="TableContents"/>
               <w:numPr>
                 <w:ilvl w:val="0"/>
-                <w:numId w:val="9"/>
+                <w:numId w:val="7"/>
               </w:numPr>
               <w:tabs>
                 <w:tab w:val="clear" w:pos="709"/>
@@ -3517,7 +3396,7 @@
             </w:pPr>
             <w:r>
               <w:rPr/>
-              <w:t>2.Se marca outOfOrder=true.</w:t>
+              <w:t>Se marca outOfOrder=true.</w:t>
             </w:r>
           </w:p>
           <w:p>
@@ -3525,7 +3404,7 @@
               <w:pStyle w:val="TableContents"/>
               <w:numPr>
                 <w:ilvl w:val="0"/>
-                <w:numId w:val="9"/>
+                <w:numId w:val="7"/>
               </w:numPr>
               <w:tabs>
                 <w:tab w:val="clear" w:pos="709"/>
@@ -3539,7 +3418,7 @@
             </w:pPr>
             <w:r>
               <w:rPr/>
-              <w:t>3.El estado terminal previo se conserva (nunca retrocede).</w:t>
+              <w:t>El estado terminal previo se conserva (nunca retrocede).</w:t>
             </w:r>
           </w:p>
         </w:tc>
@@ -3548,7 +3427,7 @@
         <w:trPr/>
         <w:tc>
           <w:tcPr>
-            <w:tcW w:w="1703" w:type="dxa"/>
+            <w:tcW w:w="2373" w:type="dxa"/>
             <w:tcBorders/>
             <w:vAlign w:val="center"/>
           </w:tcPr>
@@ -3562,13 +3441,13 @@
             </w:pPr>
             <w:r>
               <w:rPr/>
-              <w:t>Postcondición</w:t>
+              <w:t>POSTCONDICIÓN</w:t>
             </w:r>
           </w:p>
         </w:tc>
         <w:tc>
           <w:tcPr>
-            <w:tcW w:w="7323" w:type="dxa"/>
+            <w:tcW w:w="6653" w:type="dxa"/>
             <w:tcBorders/>
             <w:vAlign w:val="center"/>
           </w:tcPr>
@@ -3592,7 +3471,7 @@
         <w:trPr/>
         <w:tc>
           <w:tcPr>
-            <w:tcW w:w="1703" w:type="dxa"/>
+            <w:tcW w:w="2373" w:type="dxa"/>
             <w:tcBorders/>
             <w:vAlign w:val="center"/>
           </w:tcPr>
@@ -3606,57 +3485,28 @@
             </w:pPr>
             <w:r>
               <w:rPr/>
-              <w:t>Excepciones</w:t>
+              <w:t>EXCEPCIONES</w:t>
             </w:r>
           </w:p>
         </w:tc>
         <w:tc>
           <w:tcPr>
-            <w:tcW w:w="7323" w:type="dxa"/>
+            <w:tcW w:w="6653" w:type="dxa"/>
             <w:tcBorders/>
             <w:vAlign w:val="center"/>
           </w:tcPr>
           <w:p>
             <w:pPr>
               <w:pStyle w:val="TableContents"/>
-              <w:numPr>
-                <w:ilvl w:val="0"/>
-                <w:numId w:val="10"/>
-              </w:numPr>
-              <w:tabs>
-                <w:tab w:val="clear" w:pos="709"/>
-                <w:tab w:val="left" w:pos="709" w:leader="none"/>
-              </w:tabs>
-              <w:bidi w:val="0"/>
-              <w:ind w:hanging="283" w:left="709"/>
-              <w:jc w:val="left"/>
-              <w:rPr/>
-            </w:pPr>
-            <w:r>
-              <w:rPr/>
-              <w:t>PasoAcción</w:t>
-            </w:r>
-          </w:p>
-          <w:p>
-            <w:pPr>
-              <w:pStyle w:val="TableContents"/>
-              <w:numPr>
-                <w:ilvl w:val="0"/>
-                <w:numId w:val="10"/>
-              </w:numPr>
-              <w:tabs>
-                <w:tab w:val="clear" w:pos="709"/>
-                <w:tab w:val="left" w:pos="709" w:leader="none"/>
-              </w:tabs>
-              <w:bidi w:val="0"/>
-              <w:spacing w:before="0" w:after="283"/>
-              <w:ind w:hanging="283" w:left="709"/>
-              <w:jc w:val="left"/>
-              <w:rPr/>
-            </w:pPr>
-            <w:r>
-              <w:rPr/>
-              <w:t>1El monto del evento no coincide con el del payment: se marca amountMismatch=true y se genera una alerta; el evento nunca se aplica.</w:t>
+              <w:widowControl w:val="false"/>
+              <w:suppressLineNumbers/>
+              <w:bidi w:val="0"/>
+              <w:jc w:val="left"/>
+              <w:rPr/>
+            </w:pPr>
+            <w:r>
+              <w:rPr/>
+              <w:t>El monto del evento no coincide con el del payment: se marca amountMismatch=true y se genera una alerta; el evento nunca se aplica.</w:t>
             </w:r>
           </w:p>
         </w:tc>
@@ -3714,14 +3564,14 @@
         </w:tblCellMar>
       </w:tblPr>
       <w:tblGrid>
-        <w:gridCol w:w="1713"/>
-        <w:gridCol w:w="7313"/>
+        <w:gridCol w:w="2376"/>
+        <w:gridCol w:w="6650"/>
       </w:tblGrid>
       <w:tr>
         <w:trPr/>
         <w:tc>
           <w:tcPr>
-            <w:tcW w:w="1713" w:type="dxa"/>
+            <w:tcW w:w="2376" w:type="dxa"/>
             <w:tcBorders/>
             <w:vAlign w:val="center"/>
           </w:tcPr>
@@ -3735,13 +3585,13 @@
             </w:pPr>
             <w:r>
               <w:rPr/>
-              <w:t>Descripción</w:t>
+              <w:t>DESCRIPCIÓN</w:t>
             </w:r>
           </w:p>
         </w:tc>
         <w:tc>
           <w:tcPr>
-            <w:tcW w:w="7313" w:type="dxa"/>
+            <w:tcW w:w="6650" w:type="dxa"/>
             <w:tcBorders/>
             <w:vAlign w:val="center"/>
           </w:tcPr>
@@ -3765,7 +3615,7 @@
         <w:trPr/>
         <w:tc>
           <w:tcPr>
-            <w:tcW w:w="1713" w:type="dxa"/>
+            <w:tcW w:w="2376" w:type="dxa"/>
             <w:tcBorders/>
             <w:vAlign w:val="center"/>
           </w:tcPr>
@@ -3779,13 +3629,13 @@
             </w:pPr>
             <w:r>
               <w:rPr/>
-              <w:t>Precondición</w:t>
+              <w:t>PRECONDICIÓN</w:t>
             </w:r>
           </w:p>
         </w:tc>
         <w:tc>
           <w:tcPr>
-            <w:tcW w:w="7313" w:type="dxa"/>
+            <w:tcW w:w="6650" w:type="dxa"/>
             <w:tcBorders/>
             <w:vAlign w:val="center"/>
           </w:tcPr>
@@ -3809,7 +3659,7 @@
         <w:trPr/>
         <w:tc>
           <w:tcPr>
-            <w:tcW w:w="1713" w:type="dxa"/>
+            <w:tcW w:w="2376" w:type="dxa"/>
             <w:tcBorders/>
             <w:vAlign w:val="center"/>
           </w:tcPr>
@@ -3823,13 +3673,13 @@
             </w:pPr>
             <w:r>
               <w:rPr/>
-              <w:t>Secuencia normal</w:t>
+              <w:t>SECUENCIA NORMAL</w:t>
             </w:r>
           </w:p>
         </w:tc>
         <w:tc>
           <w:tcPr>
-            <w:tcW w:w="7313" w:type="dxa"/>
+            <w:tcW w:w="6650" w:type="dxa"/>
             <w:tcBorders/>
             <w:vAlign w:val="center"/>
           </w:tcPr>
@@ -3838,7 +3688,7 @@
               <w:pStyle w:val="TableContents"/>
               <w:numPr>
                 <w:ilvl w:val="0"/>
-                <w:numId w:val="11"/>
+                <w:numId w:val="8"/>
               </w:numPr>
               <w:tabs>
                 <w:tab w:val="clear" w:pos="709"/>
@@ -3851,7 +3701,7 @@
             </w:pPr>
             <w:r>
               <w:rPr/>
-              <w:t>PasoAcción</w:t>
+              <w:t>Llega un request al middleware.</w:t>
             </w:r>
           </w:p>
           <w:p>
@@ -3859,7 +3709,7 @@
               <w:pStyle w:val="TableContents"/>
               <w:numPr>
                 <w:ilvl w:val="0"/>
-                <w:numId w:val="11"/>
+                <w:numId w:val="8"/>
               </w:numPr>
               <w:tabs>
                 <w:tab w:val="clear" w:pos="709"/>
@@ -3872,7 +3722,7 @@
             </w:pPr>
             <w:r>
               <w:rPr/>
-              <w:t>1Llega un request al middleware.</w:t>
+              <w:t>observeRequest clasifica el request contra las firmas conocidas (classify.ts).</w:t>
             </w:r>
           </w:p>
           <w:p>
@@ -3880,7 +3730,7 @@
               <w:pStyle w:val="TableContents"/>
               <w:numPr>
                 <w:ilvl w:val="0"/>
-                <w:numId w:val="11"/>
+                <w:numId w:val="8"/>
               </w:numPr>
               <w:tabs>
                 <w:tab w:val="clear" w:pos="709"/>
@@ -3893,7 +3743,7 @@
             </w:pPr>
             <w:r>
               <w:rPr/>
-              <w:t>2observeRequest clasifica el request contra las firmas conocidas (classify.ts).</w:t>
+              <w:t>Se detecta una firma de severidad alta/crítica (p. ej. intento de path traversal).</w:t>
             </w:r>
           </w:p>
           <w:p>
@@ -3901,7 +3751,7 @@
               <w:pStyle w:val="TableContents"/>
               <w:numPr>
                 <w:ilvl w:val="0"/>
-                <w:numId w:val="11"/>
+                <w:numId w:val="8"/>
               </w:numPr>
               <w:tabs>
                 <w:tab w:val="clear" w:pos="709"/>
@@ -3914,7 +3764,7 @@
             </w:pPr>
             <w:r>
               <w:rPr/>
-              <w:t>3Se detecta una firma de severidad alta/crítica (p. ej. intento de path traversal).</w:t>
+              <w:t>Se registra un security_events con category, severity y ruleId.</w:t>
             </w:r>
           </w:p>
           <w:p>
@@ -3922,7 +3772,7 @@
               <w:pStyle w:val="TableContents"/>
               <w:numPr>
                 <w:ilvl w:val="0"/>
-                <w:numId w:val="11"/>
+                <w:numId w:val="8"/>
               </w:numPr>
               <w:tabs>
                 <w:tab w:val="clear" w:pos="709"/>
@@ -3935,7 +3785,7 @@
             </w:pPr>
             <w:r>
               <w:rPr/>
-              <w:t>4Se registra un security_events con category, severity y ruleId.</w:t>
+              <w:t>El cron de auto-block evalúa la reincidencia de esa IP y decide bloquearla con TTL escalonado (1h → 24h → 7d).</w:t>
             </w:r>
           </w:p>
           <w:p>
@@ -3943,34 +3793,13 @@
               <w:pStyle w:val="TableContents"/>
               <w:numPr>
                 <w:ilvl w:val="0"/>
-                <w:numId w:val="11"/>
+                <w:numId w:val="8"/>
               </w:numPr>
               <w:tabs>
                 <w:tab w:val="clear" w:pos="709"/>
                 <w:tab w:val="left" w:pos="709" w:leader="none"/>
               </w:tabs>
               <w:bidi w:val="0"/>
-              <w:ind w:hanging="283" w:left="709"/>
-              <w:jc w:val="left"/>
-              <w:rPr/>
-            </w:pPr>
-            <w:r>
-              <w:rPr/>
-              <w:t>5El cron de auto-block evalúa la reincidencia de esa IP y decide bloquearla con TTL escalonado (1h → 24h → 7d).</w:t>
-            </w:r>
-          </w:p>
-          <w:p>
-            <w:pPr>
-              <w:pStyle w:val="TableContents"/>
-              <w:numPr>
-                <w:ilvl w:val="0"/>
-                <w:numId w:val="11"/>
-              </w:numPr>
-              <w:tabs>
-                <w:tab w:val="clear" w:pos="709"/>
-                <w:tab w:val="left" w:pos="709" w:leader="none"/>
-              </w:tabs>
-              <w:bidi w:val="0"/>
               <w:spacing w:before="0" w:after="283"/>
               <w:ind w:hanging="283" w:left="709"/>
               <w:jc w:val="left"/>
@@ -3978,7 +3807,7 @@
             </w:pPr>
             <w:r>
               <w:rPr/>
-              <w:t>6La IP queda en blocked_ips con expiresAt obligatorio.</w:t>
+              <w:t>La IP queda en blocked_ips con expiresAt obligatorio.</w:t>
             </w:r>
           </w:p>
         </w:tc>
@@ -3987,7 +3816,7 @@
         <w:trPr/>
         <w:tc>
           <w:tcPr>
-            <w:tcW w:w="1713" w:type="dxa"/>
+            <w:tcW w:w="2376" w:type="dxa"/>
             <w:tcBorders/>
             <w:vAlign w:val="center"/>
           </w:tcPr>
@@ -4001,13 +3830,13 @@
             </w:pPr>
             <w:r>
               <w:rPr/>
-              <w:t>Flujos alternos</w:t>
+              <w:t>FLUJOS ALTERNOS</w:t>
             </w:r>
           </w:p>
         </w:tc>
         <w:tc>
           <w:tcPr>
-            <w:tcW w:w="7313" w:type="dxa"/>
+            <w:tcW w:w="6650" w:type="dxa"/>
             <w:tcBorders/>
             <w:vAlign w:val="center"/>
           </w:tcPr>
@@ -4016,7 +3845,7 @@
               <w:pStyle w:val="TableContents"/>
               <w:numPr>
                 <w:ilvl w:val="0"/>
-                <w:numId w:val="12"/>
+                <w:numId w:val="9"/>
               </w:numPr>
               <w:tabs>
                 <w:tab w:val="clear" w:pos="709"/>
@@ -4029,7 +3858,7 @@
             </w:pPr>
             <w:r>
               <w:rPr/>
-              <w:t>1.El administrador revisa un evento en el panel y decide bloquear la IP manualmente.</w:t>
+              <w:t>El administrador revisa un evento en el panel y decide bloquear la IP manualmente.</w:t>
             </w:r>
           </w:p>
           <w:p>
@@ -4037,7 +3866,7 @@
               <w:pStyle w:val="TableContents"/>
               <w:numPr>
                 <w:ilvl w:val="0"/>
-                <w:numId w:val="12"/>
+                <w:numId w:val="9"/>
               </w:numPr>
               <w:tabs>
                 <w:tab w:val="clear" w:pos="709"/>
@@ -4051,7 +3880,7 @@
             </w:pPr>
             <w:r>
               <w:rPr/>
-              <w:t>2.Se inserta en blocked_ips con source=manual.</w:t>
+              <w:t>Se inserta en blocked_ips con source=manual.</w:t>
             </w:r>
           </w:p>
         </w:tc>
@@ -4060,7 +3889,7 @@
         <w:trPr/>
         <w:tc>
           <w:tcPr>
-            <w:tcW w:w="1713" w:type="dxa"/>
+            <w:tcW w:w="2376" w:type="dxa"/>
             <w:tcBorders/>
             <w:vAlign w:val="center"/>
           </w:tcPr>
@@ -4074,13 +3903,13 @@
             </w:pPr>
             <w:r>
               <w:rPr/>
-              <w:t>Postcondición</w:t>
+              <w:t>POSTCONDICIÓN</w:t>
             </w:r>
           </w:p>
         </w:tc>
         <w:tc>
           <w:tcPr>
-            <w:tcW w:w="7313" w:type="dxa"/>
+            <w:tcW w:w="6650" w:type="dxa"/>
             <w:tcBorders/>
             <w:vAlign w:val="center"/>
           </w:tcPr>
@@ -4104,7 +3933,7 @@
         <w:trPr/>
         <w:tc>
           <w:tcPr>
-            <w:tcW w:w="1713" w:type="dxa"/>
+            <w:tcW w:w="2376" w:type="dxa"/>
             <w:tcBorders/>
             <w:vAlign w:val="center"/>
           </w:tcPr>
@@ -4118,57 +3947,28 @@
             </w:pPr>
             <w:r>
               <w:rPr/>
-              <w:t>Excepciones</w:t>
+              <w:t>EXCEPCIONES</w:t>
             </w:r>
           </w:p>
         </w:tc>
         <w:tc>
           <w:tcPr>
-            <w:tcW w:w="7313" w:type="dxa"/>
+            <w:tcW w:w="6650" w:type="dxa"/>
             <w:tcBorders/>
             <w:vAlign w:val="center"/>
           </w:tcPr>
           <w:p>
             <w:pPr>
               <w:pStyle w:val="TableContents"/>
-              <w:numPr>
-                <w:ilvl w:val="0"/>
-                <w:numId w:val="13"/>
-              </w:numPr>
-              <w:tabs>
-                <w:tab w:val="clear" w:pos="709"/>
-                <w:tab w:val="left" w:pos="709" w:leader="none"/>
-              </w:tabs>
-              <w:bidi w:val="0"/>
-              <w:ind w:hanging="283" w:left="709"/>
-              <w:jc w:val="left"/>
-              <w:rPr/>
-            </w:pPr>
-            <w:r>
-              <w:rPr/>
-              <w:t>PasoAcción</w:t>
-            </w:r>
-          </w:p>
-          <w:p>
-            <w:pPr>
-              <w:pStyle w:val="TableContents"/>
-              <w:numPr>
-                <w:ilvl w:val="0"/>
-                <w:numId w:val="13"/>
-              </w:numPr>
-              <w:tabs>
-                <w:tab w:val="clear" w:pos="709"/>
-                <w:tab w:val="left" w:pos="709" w:leader="none"/>
-              </w:tabs>
-              <w:bidi w:val="0"/>
-              <w:spacing w:before="0" w:after="283"/>
-              <w:ind w:hanging="283" w:left="709"/>
-              <w:jc w:val="left"/>
-              <w:rPr/>
-            </w:pPr>
-            <w:r>
-              <w:rPr/>
-              <w:t>1La lectura de blocklist falla (timeout de DB): el middleware falla abierto y deja pasar el request (nunca bloquea por error interno).</w:t>
+              <w:widowControl w:val="false"/>
+              <w:suppressLineNumbers/>
+              <w:bidi w:val="0"/>
+              <w:jc w:val="left"/>
+              <w:rPr/>
+            </w:pPr>
+            <w:r>
+              <w:rPr/>
+              <w:t>La lectura de blocklist falla (timeout de DB): el middleware falla abierto y deja pasar el request (nunca bloquea por error interno).</w:t>
             </w:r>
           </w:p>
         </w:tc>
@@ -4226,14 +4026,14 @@
         </w:tblCellMar>
       </w:tblPr>
       <w:tblGrid>
-        <w:gridCol w:w="1665"/>
-        <w:gridCol w:w="7361"/>
+        <w:gridCol w:w="2300"/>
+        <w:gridCol w:w="6726"/>
       </w:tblGrid>
       <w:tr>
         <w:trPr/>
         <w:tc>
           <w:tcPr>
-            <w:tcW w:w="1665" w:type="dxa"/>
+            <w:tcW w:w="2300" w:type="dxa"/>
             <w:tcBorders/>
             <w:vAlign w:val="center"/>
           </w:tcPr>
@@ -4247,13 +4047,13 @@
             </w:pPr>
             <w:r>
               <w:rPr/>
-              <w:t>Descripción</w:t>
+              <w:t>DESCRIPCIÓN</w:t>
             </w:r>
           </w:p>
         </w:tc>
         <w:tc>
           <w:tcPr>
-            <w:tcW w:w="7361" w:type="dxa"/>
+            <w:tcW w:w="6726" w:type="dxa"/>
             <w:tcBorders/>
             <w:vAlign w:val="center"/>
           </w:tcPr>
@@ -4277,7 +4077,7 @@
         <w:trPr/>
         <w:tc>
           <w:tcPr>
-            <w:tcW w:w="1665" w:type="dxa"/>
+            <w:tcW w:w="2300" w:type="dxa"/>
             <w:tcBorders/>
             <w:vAlign w:val="center"/>
           </w:tcPr>
@@ -4291,13 +4091,13 @@
             </w:pPr>
             <w:r>
               <w:rPr/>
-              <w:t>Precondición</w:t>
+              <w:t>PRECONDICIÓN</w:t>
             </w:r>
           </w:p>
         </w:tc>
         <w:tc>
           <w:tcPr>
-            <w:tcW w:w="7361" w:type="dxa"/>
+            <w:tcW w:w="6726" w:type="dxa"/>
             <w:tcBorders/>
             <w:vAlign w:val="center"/>
           </w:tcPr>
@@ -4321,7 +4121,7 @@
         <w:trPr/>
         <w:tc>
           <w:tcPr>
-            <w:tcW w:w="1665" w:type="dxa"/>
+            <w:tcW w:w="2300" w:type="dxa"/>
             <w:tcBorders/>
             <w:vAlign w:val="center"/>
           </w:tcPr>
@@ -4335,13 +4135,13 @@
             </w:pPr>
             <w:r>
               <w:rPr/>
-              <w:t>Secuencia normal</w:t>
+              <w:t>SECUENCIA NORMAL</w:t>
             </w:r>
           </w:p>
         </w:tc>
         <w:tc>
           <w:tcPr>
-            <w:tcW w:w="7361" w:type="dxa"/>
+            <w:tcW w:w="6726" w:type="dxa"/>
             <w:tcBorders/>
             <w:vAlign w:val="center"/>
           </w:tcPr>
@@ -4350,7 +4150,7 @@
               <w:pStyle w:val="TableContents"/>
               <w:numPr>
                 <w:ilvl w:val="0"/>
-                <w:numId w:val="14"/>
+                <w:numId w:val="10"/>
               </w:numPr>
               <w:tabs>
                 <w:tab w:val="clear" w:pos="709"/>
@@ -4363,7 +4163,7 @@
             </w:pPr>
             <w:r>
               <w:rPr/>
-              <w:t>PasoAcción</w:t>
+              <w:t>El administrador hace clic en "Documentación" en la sidebar.</w:t>
             </w:r>
           </w:p>
           <w:p>
@@ -4371,7 +4171,7 @@
               <w:pStyle w:val="TableContents"/>
               <w:numPr>
                 <w:ilvl w:val="0"/>
-                <w:numId w:val="14"/>
+                <w:numId w:val="10"/>
               </w:numPr>
               <w:tabs>
                 <w:tab w:val="clear" w:pos="709"/>
@@ -4384,7 +4184,7 @@
             </w:pPr>
             <w:r>
               <w:rPr/>
-              <w:t>1El administrador hace clic en "Documentación" en la sidebar.</w:t>
+              <w:t>Se muestra el hub /docs con visión general, alcance y mapa de subpáginas.</w:t>
             </w:r>
           </w:p>
           <w:p>
@@ -4392,7 +4192,7 @@
               <w:pStyle w:val="TableContents"/>
               <w:numPr>
                 <w:ilvl w:val="0"/>
-                <w:numId w:val="14"/>
+                <w:numId w:val="10"/>
               </w:numPr>
               <w:tabs>
                 <w:tab w:val="clear" w:pos="709"/>
@@ -4405,7 +4205,7 @@
             </w:pPr>
             <w:r>
               <w:rPr/>
-              <w:t>2Se muestra el hub /docs con visión general, alcance y mapa de subpáginas.</w:t>
+              <w:t>El administrador navega a una subpágina (RF, RNF, CU, diagramas o kanban) usando DocsNav.</w:t>
             </w:r>
           </w:p>
           <w:p>
@@ -4413,34 +4213,13 @@
               <w:pStyle w:val="TableContents"/>
               <w:numPr>
                 <w:ilvl w:val="0"/>
-                <w:numId w:val="14"/>
+                <w:numId w:val="10"/>
               </w:numPr>
               <w:tabs>
                 <w:tab w:val="clear" w:pos="709"/>
                 <w:tab w:val="left" w:pos="709" w:leader="none"/>
               </w:tabs>
               <w:bidi w:val="0"/>
-              <w:ind w:hanging="283" w:left="709"/>
-              <w:jc w:val="left"/>
-              <w:rPr/>
-            </w:pPr>
-            <w:r>
-              <w:rPr/>
-              <w:t>3El administrador navega a una subpágina (RF, RNF, CU, diagramas o kanban) usando DocsNav.</w:t>
-            </w:r>
-          </w:p>
-          <w:p>
-            <w:pPr>
-              <w:pStyle w:val="TableContents"/>
-              <w:numPr>
-                <w:ilvl w:val="0"/>
-                <w:numId w:val="14"/>
-              </w:numPr>
-              <w:tabs>
-                <w:tab w:val="clear" w:pos="709"/>
-                <w:tab w:val="left" w:pos="709" w:leader="none"/>
-              </w:tabs>
-              <w:bidi w:val="0"/>
               <w:spacing w:before="0" w:after="283"/>
               <w:ind w:hanging="283" w:left="709"/>
               <w:jc w:val="left"/>
@@ -4448,7 +4227,7 @@
             </w:pPr>
             <w:r>
               <w:rPr/>
-              <w:t>4La página renderiza el contenido desde src/data/documentacion.ts o src/data/iteraciones-portfolio.ts.</w:t>
+              <w:t>La página renderiza el contenido desde src/data/documentacion.ts o src/data/iteraciones-portfolio.ts.</w:t>
             </w:r>
           </w:p>
         </w:tc>
@@ -4457,7 +4236,7 @@
         <w:trPr/>
         <w:tc>
           <w:tcPr>
-            <w:tcW w:w="1665" w:type="dxa"/>
+            <w:tcW w:w="2300" w:type="dxa"/>
             <w:tcBorders/>
             <w:vAlign w:val="center"/>
           </w:tcPr>
@@ -4471,13 +4250,13 @@
             </w:pPr>
             <w:r>
               <w:rPr/>
-              <w:t>Flujos alternos</w:t>
+              <w:t>FLUJOS ALTERNOS</w:t>
             </w:r>
           </w:p>
         </w:tc>
         <w:tc>
           <w:tcPr>
-            <w:tcW w:w="7361" w:type="dxa"/>
+            <w:tcW w:w="6726" w:type="dxa"/>
             <w:tcBorders/>
             <w:vAlign w:val="center"/>
           </w:tcPr>
@@ -4486,7 +4265,7 @@
               <w:pStyle w:val="TableContents"/>
               <w:numPr>
                 <w:ilvl w:val="0"/>
-                <w:numId w:val="15"/>
+                <w:numId w:val="11"/>
               </w:numPr>
               <w:tabs>
                 <w:tab w:val="clear" w:pos="709"/>
@@ -4499,7 +4278,7 @@
             </w:pPr>
             <w:r>
               <w:rPr/>
-              <w:t>1.El administrador entra a una página de diagrama de secuencia, clases u objetos.</w:t>
+              <w:t>El administrador entra a una página de diagrama de secuencia, clases u objetos.</w:t>
             </w:r>
           </w:p>
           <w:p>
@@ -4507,7 +4286,7 @@
               <w:pStyle w:val="TableContents"/>
               <w:numPr>
                 <w:ilvl w:val="0"/>
-                <w:numId w:val="15"/>
+                <w:numId w:val="11"/>
               </w:numPr>
               <w:tabs>
                 <w:tab w:val="clear" w:pos="709"/>
@@ -4520,7 +4299,7 @@
             </w:pPr>
             <w:r>
               <w:rPr/>
-              <w:t>2.El navegador renderiza el diagrama Mermaid desde el texto embebido en la página.</w:t>
+              <w:t>El navegador renderiza el diagrama Mermaid desde el texto embebido en la página.</w:t>
             </w:r>
           </w:p>
           <w:p>
@@ -4528,7 +4307,7 @@
               <w:pStyle w:val="TableContents"/>
               <w:numPr>
                 <w:ilvl w:val="0"/>
-                <w:numId w:val="15"/>
+                <w:numId w:val="11"/>
               </w:numPr>
               <w:tabs>
                 <w:tab w:val="clear" w:pos="709"/>
@@ -4541,7 +4320,7 @@
             </w:pPr>
             <w:r>
               <w:rPr/>
-              <w:t>1.El administrador entra a una página de diagrama BPMN, de despliegue, de comunicación, de actividades o de componentes.</w:t>
+              <w:t>El administrador entra a una página de diagrama BPMN, de despliegue, de comunicación, de actividades o de componentes.</w:t>
             </w:r>
           </w:p>
           <w:p>
@@ -4549,7 +4328,7 @@
               <w:pStyle w:val="TableContents"/>
               <w:numPr>
                 <w:ilvl w:val="0"/>
-                <w:numId w:val="15"/>
+                <w:numId w:val="11"/>
               </w:numPr>
               <w:tabs>
                 <w:tab w:val="clear" w:pos="709"/>
@@ -4563,7 +4342,7 @@
             </w:pPr>
             <w:r>
               <w:rPr/>
-              <w:t>2.El servidor genera el SVG desde el modelo tipado de src/data/ con el motor de layout correspondiente de src/lib/; el navegador no ejecuta JavaScript para dibujarlo.</w:t>
+              <w:t>El servidor genera el SVG desde el modelo tipado de src/data/ con el motor de layout correspondiente de src/lib/; el navegador no ejecuta JavaScript para dibujarlo.</w:t>
             </w:r>
           </w:p>
         </w:tc>
@@ -4572,7 +4351,7 @@
         <w:trPr/>
         <w:tc>
           <w:tcPr>
-            <w:tcW w:w="1665" w:type="dxa"/>
+            <w:tcW w:w="2300" w:type="dxa"/>
             <w:tcBorders/>
             <w:vAlign w:val="center"/>
           </w:tcPr>
@@ -4586,13 +4365,13 @@
             </w:pPr>
             <w:r>
               <w:rPr/>
-              <w:t>Postcondición</w:t>
+              <w:t>POSTCONDICIÓN</w:t>
             </w:r>
           </w:p>
         </w:tc>
         <w:tc>
           <w:tcPr>
-            <w:tcW w:w="7361" w:type="dxa"/>
+            <w:tcW w:w="6726" w:type="dxa"/>
             <w:tcBorders/>
             <w:vAlign w:val="center"/>
           </w:tcPr>
@@ -4665,14 +4444,14 @@
         </w:tblCellMar>
       </w:tblPr>
       <w:tblGrid>
-        <w:gridCol w:w="1666"/>
-        <w:gridCol w:w="7360"/>
+        <w:gridCol w:w="2307"/>
+        <w:gridCol w:w="6719"/>
       </w:tblGrid>
       <w:tr>
         <w:trPr/>
         <w:tc>
           <w:tcPr>
-            <w:tcW w:w="1666" w:type="dxa"/>
+            <w:tcW w:w="2307" w:type="dxa"/>
             <w:tcBorders/>
             <w:vAlign w:val="center"/>
           </w:tcPr>
@@ -4686,13 +4465,13 @@
             </w:pPr>
             <w:r>
               <w:rPr/>
-              <w:t>Descripción</w:t>
+              <w:t>DESCRIPCIÓN</w:t>
             </w:r>
           </w:p>
         </w:tc>
         <w:tc>
           <w:tcPr>
-            <w:tcW w:w="7360" w:type="dxa"/>
+            <w:tcW w:w="6719" w:type="dxa"/>
             <w:tcBorders/>
             <w:vAlign w:val="center"/>
           </w:tcPr>
@@ -4716,7 +4495,7 @@
         <w:trPr/>
         <w:tc>
           <w:tcPr>
-            <w:tcW w:w="1666" w:type="dxa"/>
+            <w:tcW w:w="2307" w:type="dxa"/>
             <w:tcBorders/>
             <w:vAlign w:val="center"/>
           </w:tcPr>
@@ -4730,13 +4509,13 @@
             </w:pPr>
             <w:r>
               <w:rPr/>
-              <w:t>Precondición</w:t>
+              <w:t>PRECONDICIÓN</w:t>
             </w:r>
           </w:p>
         </w:tc>
         <w:tc>
           <w:tcPr>
-            <w:tcW w:w="7360" w:type="dxa"/>
+            <w:tcW w:w="6719" w:type="dxa"/>
             <w:tcBorders/>
             <w:vAlign w:val="center"/>
           </w:tcPr>
@@ -4760,7 +4539,7 @@
         <w:trPr/>
         <w:tc>
           <w:tcPr>
-            <w:tcW w:w="1666" w:type="dxa"/>
+            <w:tcW w:w="2307" w:type="dxa"/>
             <w:tcBorders/>
             <w:vAlign w:val="center"/>
           </w:tcPr>
@@ -4774,13 +4553,13 @@
             </w:pPr>
             <w:r>
               <w:rPr/>
-              <w:t>Secuencia normal</w:t>
+              <w:t>SECUENCIA NORMAL</w:t>
             </w:r>
           </w:p>
         </w:tc>
         <w:tc>
           <w:tcPr>
-            <w:tcW w:w="7360" w:type="dxa"/>
+            <w:tcW w:w="6719" w:type="dxa"/>
             <w:tcBorders/>
             <w:vAlign w:val="center"/>
           </w:tcPr>
@@ -4789,7 +4568,7 @@
               <w:pStyle w:val="TableContents"/>
               <w:numPr>
                 <w:ilvl w:val="0"/>
-                <w:numId w:val="16"/>
+                <w:numId w:val="12"/>
               </w:numPr>
               <w:tabs>
                 <w:tab w:val="clear" w:pos="709"/>
@@ -4802,7 +4581,7 @@
             </w:pPr>
             <w:r>
               <w:rPr/>
-              <w:t>PasoAcción</w:t>
+              <w:t>El administrador crea el proyecto desde /admin/projects con POST /api/admin/projects (requiere slug y title), quedando en estado "activo" y no visible al público.</w:t>
             </w:r>
           </w:p>
           <w:p>
@@ -4810,7 +4589,7 @@
               <w:pStyle w:val="TableContents"/>
               <w:numPr>
                 <w:ilvl w:val="0"/>
-                <w:numId w:val="16"/>
+                <w:numId w:val="12"/>
               </w:numPr>
               <w:tabs>
                 <w:tab w:val="clear" w:pos="709"/>
@@ -4823,7 +4602,7 @@
             </w:pPr>
             <w:r>
               <w:rPr/>
-              <w:t>1El administrador crea el proyecto desde /admin/projects con POST /api/admin/projects (requiere slug y title), quedando en estado "activo" y no visible al público.</w:t>
+              <w:t>Registra una interacción de seguimiento (llamada, reunión, tarea) con POST /api/admin/interactions, insertando en la tabla interactions con tipo, título, cuerpo y próxima acción.</w:t>
             </w:r>
           </w:p>
           <w:p>
@@ -4831,7 +4610,7 @@
               <w:pStyle w:val="TableContents"/>
               <w:numPr>
                 <w:ilvl w:val="0"/>
-                <w:numId w:val="16"/>
+                <w:numId w:val="12"/>
               </w:numPr>
               <w:tabs>
                 <w:tab w:val="clear" w:pos="709"/>
@@ -4844,7 +4623,7 @@
             </w:pPr>
             <w:r>
               <w:rPr/>
-              <w:t>2Registra una interacción de seguimiento (llamada, reunión, tarea) con POST /api/admin/interactions, insertando en la tabla interactions con tipo, título, cuerpo y próxima acción.</w:t>
+              <w:t>Marca la interacción como resuelta con PUT /api/admin/interactions (done, doneAt).</w:t>
             </w:r>
           </w:p>
           <w:p>
@@ -4852,7 +4631,7 @@
               <w:pStyle w:val="TableContents"/>
               <w:numPr>
                 <w:ilvl w:val="0"/>
-                <w:numId w:val="16"/>
+                <w:numId w:val="12"/>
               </w:numPr>
               <w:tabs>
                 <w:tab w:val="clear" w:pos="709"/>
@@ -4865,7 +4644,7 @@
             </w:pPr>
             <w:r>
               <w:rPr/>
-              <w:t>3Marca la interacción como resuelta con PUT /api/admin/interactions (done, doneAt).</w:t>
+              <w:t>Documenta una decisión de arquitectura con POST /api/admin/projects/[id]/adrs, insertando en project_adrs (contexto, decisión, justificación, estado).</w:t>
             </w:r>
           </w:p>
           <w:p>
@@ -4873,34 +4652,13 @@
               <w:pStyle w:val="TableContents"/>
               <w:numPr>
                 <w:ilvl w:val="0"/>
-                <w:numId w:val="16"/>
+                <w:numId w:val="12"/>
               </w:numPr>
               <w:tabs>
                 <w:tab w:val="clear" w:pos="709"/>
                 <w:tab w:val="left" w:pos="709" w:leader="none"/>
               </w:tabs>
               <w:bidi w:val="0"/>
-              <w:ind w:hanging="283" w:left="709"/>
-              <w:jc w:val="left"/>
-              <w:rPr/>
-            </w:pPr>
-            <w:r>
-              <w:rPr/>
-              <w:t>4Documenta una decisión de arquitectura con POST /api/admin/projects/[id]/adrs, insertando en project_adrs (contexto, decisión, justificación, estado).</w:t>
-            </w:r>
-          </w:p>
-          <w:p>
-            <w:pPr>
-              <w:pStyle w:val="TableContents"/>
-              <w:numPr>
-                <w:ilvl w:val="0"/>
-                <w:numId w:val="16"/>
-              </w:numPr>
-              <w:tabs>
-                <w:tab w:val="clear" w:pos="709"/>
-                <w:tab w:val="left" w:pos="709" w:leader="none"/>
-              </w:tabs>
-              <w:bidi w:val="0"/>
               <w:spacing w:before="0" w:after="283"/>
               <w:ind w:hanging="283" w:left="709"/>
               <w:jc w:val="left"/>
@@ -4908,7 +4666,7 @@
             </w:pPr>
             <w:r>
               <w:rPr/>
-              <w:t>5Opcionalmente marca el ADR como isPublic para exponerlo en la vitrina pública del proyecto.</w:t>
+              <w:t>Opcionalmente marca el ADR como isPublic para exponerlo en la vitrina pública del proyecto.</w:t>
             </w:r>
           </w:p>
         </w:tc>
@@ -4917,7 +4675,7 @@
         <w:trPr/>
         <w:tc>
           <w:tcPr>
-            <w:tcW w:w="1666" w:type="dxa"/>
+            <w:tcW w:w="2307" w:type="dxa"/>
             <w:tcBorders/>
             <w:vAlign w:val="center"/>
           </w:tcPr>
@@ -4931,13 +4689,13 @@
             </w:pPr>
             <w:r>
               <w:rPr/>
-              <w:t>Flujos alternos</w:t>
+              <w:t>FLUJOS ALTERNOS</w:t>
             </w:r>
           </w:p>
         </w:tc>
         <w:tc>
           <w:tcPr>
-            <w:tcW w:w="7360" w:type="dxa"/>
+            <w:tcW w:w="6719" w:type="dxa"/>
             <w:tcBorders/>
             <w:vAlign w:val="center"/>
           </w:tcPr>
@@ -4946,7 +4704,7 @@
               <w:pStyle w:val="TableContents"/>
               <w:numPr>
                 <w:ilvl w:val="0"/>
-                <w:numId w:val="17"/>
+                <w:numId w:val="13"/>
               </w:numPr>
               <w:tabs>
                 <w:tab w:val="clear" w:pos="709"/>
@@ -4959,7 +4717,7 @@
             </w:pPr>
             <w:r>
               <w:rPr/>
-              <w:t>1.El administrador cambia el estado con PUT /api/admin/projects/[id] a pausado, completado o archivado.</w:t>
+              <w:t>El administrador cambia el estado con PUT /api/admin/projects/[id] a pausado, completado o archivado.</w:t>
             </w:r>
           </w:p>
           <w:p>
@@ -4967,7 +4725,7 @@
               <w:pStyle w:val="TableContents"/>
               <w:numPr>
                 <w:ilvl w:val="0"/>
-                <w:numId w:val="17"/>
+                <w:numId w:val="13"/>
               </w:numPr>
               <w:tabs>
                 <w:tab w:val="clear" w:pos="709"/>
@@ -4981,7 +4739,7 @@
             </w:pPr>
             <w:r>
               <w:rPr/>
-              <w:t>1.El administrador corrige o elimina una decisión previa vía PUT/DELETE sobre project_adrs.</w:t>
+              <w:t>El administrador corrige o elimina una decisión previa vía PUT/DELETE sobre project_adrs.</w:t>
             </w:r>
           </w:p>
         </w:tc>
@@ -4990,7 +4748,7 @@
         <w:trPr/>
         <w:tc>
           <w:tcPr>
-            <w:tcW w:w="1666" w:type="dxa"/>
+            <w:tcW w:w="2307" w:type="dxa"/>
             <w:tcBorders/>
             <w:vAlign w:val="center"/>
           </w:tcPr>
@@ -5004,13 +4762,13 @@
             </w:pPr>
             <w:r>
               <w:rPr/>
-              <w:t>Postcondición</w:t>
+              <w:t>POSTCONDICIÓN</w:t>
             </w:r>
           </w:p>
         </w:tc>
         <w:tc>
           <w:tcPr>
-            <w:tcW w:w="7360" w:type="dxa"/>
+            <w:tcW w:w="6719" w:type="dxa"/>
             <w:tcBorders/>
             <w:vAlign w:val="center"/>
           </w:tcPr>
@@ -5034,7 +4792,7 @@
         <w:trPr/>
         <w:tc>
           <w:tcPr>
-            <w:tcW w:w="1666" w:type="dxa"/>
+            <w:tcW w:w="2307" w:type="dxa"/>
             <w:tcBorders/>
             <w:vAlign w:val="center"/>
           </w:tcPr>
@@ -5048,57 +4806,28 @@
             </w:pPr>
             <w:r>
               <w:rPr/>
-              <w:t>Excepciones</w:t>
+              <w:t>EXCEPCIONES</w:t>
             </w:r>
           </w:p>
         </w:tc>
         <w:tc>
           <w:tcPr>
-            <w:tcW w:w="7360" w:type="dxa"/>
+            <w:tcW w:w="6719" w:type="dxa"/>
             <w:tcBorders/>
             <w:vAlign w:val="center"/>
           </w:tcPr>
           <w:p>
             <w:pPr>
               <w:pStyle w:val="TableContents"/>
-              <w:numPr>
-                <w:ilvl w:val="0"/>
-                <w:numId w:val="18"/>
-              </w:numPr>
-              <w:tabs>
-                <w:tab w:val="clear" w:pos="709"/>
-                <w:tab w:val="left" w:pos="709" w:leader="none"/>
-              </w:tabs>
-              <w:bidi w:val="0"/>
-              <w:ind w:hanging="283" w:left="709"/>
-              <w:jc w:val="left"/>
-              <w:rPr/>
-            </w:pPr>
-            <w:r>
-              <w:rPr/>
-              <w:t>PasoAcción</w:t>
-            </w:r>
-          </w:p>
-          <w:p>
-            <w:pPr>
-              <w:pStyle w:val="TableContents"/>
-              <w:numPr>
-                <w:ilvl w:val="0"/>
-                <w:numId w:val="18"/>
-              </w:numPr>
-              <w:tabs>
-                <w:tab w:val="clear" w:pos="709"/>
-                <w:tab w:val="left" w:pos="709" w:leader="none"/>
-              </w:tabs>
-              <w:bidi w:val="0"/>
-              <w:spacing w:before="0" w:after="283"/>
-              <w:ind w:hanging="283" w:left="709"/>
-              <w:jc w:val="left"/>
-              <w:rPr/>
-            </w:pPr>
-            <w:r>
-              <w:rPr/>
-              <w:t>1El POST de creación llega sin slug o title: la API responde 400 sin tocar la base de datos.</w:t>
+              <w:widowControl w:val="false"/>
+              <w:suppressLineNumbers/>
+              <w:bidi w:val="0"/>
+              <w:jc w:val="left"/>
+              <w:rPr/>
+            </w:pPr>
+            <w:r>
+              <w:rPr/>
+              <w:t>El POST de creación llega sin slug o title: la API responde 400 sin tocar la base de datos.</w:t>
             </w:r>
           </w:p>
         </w:tc>
@@ -5156,14 +4885,14 @@
         </w:tblCellMar>
       </w:tblPr>
       <w:tblGrid>
-        <w:gridCol w:w="1674"/>
-        <w:gridCol w:w="7352"/>
+        <w:gridCol w:w="2319"/>
+        <w:gridCol w:w="6707"/>
       </w:tblGrid>
       <w:tr>
         <w:trPr/>
         <w:tc>
           <w:tcPr>
-            <w:tcW w:w="1674" w:type="dxa"/>
+            <w:tcW w:w="2319" w:type="dxa"/>
             <w:tcBorders/>
             <w:vAlign w:val="center"/>
           </w:tcPr>
@@ -5177,13 +4906,13 @@
             </w:pPr>
             <w:r>
               <w:rPr/>
-              <w:t>Descripción</w:t>
+              <w:t>DESCRIPCIÓN</w:t>
             </w:r>
           </w:p>
         </w:tc>
         <w:tc>
           <w:tcPr>
-            <w:tcW w:w="7352" w:type="dxa"/>
+            <w:tcW w:w="6707" w:type="dxa"/>
             <w:tcBorders/>
             <w:vAlign w:val="center"/>
           </w:tcPr>
@@ -5207,7 +4936,7 @@
         <w:trPr/>
         <w:tc>
           <w:tcPr>
-            <w:tcW w:w="1674" w:type="dxa"/>
+            <w:tcW w:w="2319" w:type="dxa"/>
             <w:tcBorders/>
             <w:vAlign w:val="center"/>
           </w:tcPr>
@@ -5221,13 +4950,13 @@
             </w:pPr>
             <w:r>
               <w:rPr/>
-              <w:t>Precondición</w:t>
+              <w:t>PRECONDICIÓN</w:t>
             </w:r>
           </w:p>
         </w:tc>
         <w:tc>
           <w:tcPr>
-            <w:tcW w:w="7352" w:type="dxa"/>
+            <w:tcW w:w="6707" w:type="dxa"/>
             <w:tcBorders/>
             <w:vAlign w:val="center"/>
           </w:tcPr>
@@ -5251,7 +4980,7 @@
         <w:trPr/>
         <w:tc>
           <w:tcPr>
-            <w:tcW w:w="1674" w:type="dxa"/>
+            <w:tcW w:w="2319" w:type="dxa"/>
             <w:tcBorders/>
             <w:vAlign w:val="center"/>
           </w:tcPr>
@@ -5265,13 +4994,13 @@
             </w:pPr>
             <w:r>
               <w:rPr/>
-              <w:t>Secuencia normal</w:t>
+              <w:t>SECUENCIA NORMAL</w:t>
             </w:r>
           </w:p>
         </w:tc>
         <w:tc>
           <w:tcPr>
-            <w:tcW w:w="7352" w:type="dxa"/>
+            <w:tcW w:w="6707" w:type="dxa"/>
             <w:tcBorders/>
             <w:vAlign w:val="center"/>
           </w:tcPr>
@@ -5280,7 +5009,7 @@
               <w:pStyle w:val="TableContents"/>
               <w:numPr>
                 <w:ilvl w:val="0"/>
-                <w:numId w:val="19"/>
+                <w:numId w:val="14"/>
               </w:numPr>
               <w:tabs>
                 <w:tab w:val="clear" w:pos="709"/>
@@ -5293,7 +5022,7 @@
             </w:pPr>
             <w:r>
               <w:rPr/>
-              <w:t>PasoAcción</w:t>
+              <w:t>El administrador registra un servicio o costo (ciclo de facturación, moneda, quién paga y a quién se factura) insertando en project_services.</w:t>
             </w:r>
           </w:p>
           <w:p>
@@ -5301,7 +5030,7 @@
               <w:pStyle w:val="TableContents"/>
               <w:numPr>
                 <w:ilvl w:val="0"/>
-                <w:numId w:val="19"/>
+                <w:numId w:val="14"/>
               </w:numPr>
               <w:tabs>
                 <w:tab w:val="clear" w:pos="709"/>
@@ -5314,7 +5043,7 @@
             </w:pPr>
             <w:r>
               <w:rPr/>
-              <w:t>1El administrador registra un servicio o costo (ciclo de facturación, moneda, quién paga y a quién se factura) insertando en project_services.</w:t>
+              <w:t>Registra el ingreso cobrado o pendiente en la tabla finances.</w:t>
             </w:r>
           </w:p>
           <w:p>
@@ -5322,7 +5051,7 @@
               <w:pStyle w:val="TableContents"/>
               <w:numPr>
                 <w:ilvl w:val="0"/>
-                <w:numId w:val="19"/>
+                <w:numId w:val="14"/>
               </w:numPr>
               <w:tabs>
                 <w:tab w:val="clear" w:pos="709"/>
@@ -5335,7 +5064,7 @@
             </w:pPr>
             <w:r>
               <w:rPr/>
-              <w:t>2Registra el ingreso cobrado o pendiente en la tabla finances.</w:t>
+              <w:t>La vista del proyecto invoca projectPnL() (src/lib/pnl.ts) con los servicios, las finanzas y las tasas de cambio.</w:t>
             </w:r>
           </w:p>
           <w:p>
@@ -5343,7 +5072,7 @@
               <w:pStyle w:val="TableContents"/>
               <w:numPr>
                 <w:ilvl w:val="0"/>
-                <w:numId w:val="19"/>
+                <w:numId w:val="14"/>
               </w:numPr>
               <w:tabs>
                 <w:tab w:val="clear" w:pos="709"/>
@@ -5356,7 +5085,7 @@
             </w:pPr>
             <w:r>
               <w:rPr/>
-              <w:t>3La vista del proyecto invoca projectPnL() (src/lib/pnl.ts) con los servicios, las finanzas y las tasas de cambio.</w:t>
+              <w:t>projectPnL calcula el costo mensual equivalente en USD por servicio y lo proyecta desde la fecha de inicio del proyecto.</w:t>
             </w:r>
           </w:p>
           <w:p>
@@ -5364,7 +5093,7 @@
               <w:pStyle w:val="TableContents"/>
               <w:numPr>
                 <w:ilvl w:val="0"/>
-                <w:numId w:val="19"/>
+                <w:numId w:val="14"/>
               </w:numPr>
               <w:tabs>
                 <w:tab w:val="clear" w:pos="709"/>
@@ -5377,7 +5106,7 @@
             </w:pPr>
             <w:r>
               <w:rPr/>
-              <w:t>4projectPnL calcula el costo mensual equivalente en USD por servicio y lo proyecta desde la fecha de inicio del proyecto.</w:t>
+              <w:t>Se obtiene el margen estimado restando el costo acumulado a los ingresos cobrados.</w:t>
             </w:r>
           </w:p>
           <w:p>
@@ -5385,34 +5114,13 @@
               <w:pStyle w:val="TableContents"/>
               <w:numPr>
                 <w:ilvl w:val="0"/>
-                <w:numId w:val="19"/>
+                <w:numId w:val="14"/>
               </w:numPr>
               <w:tabs>
                 <w:tab w:val="clear" w:pos="709"/>
                 <w:tab w:val="left" w:pos="709" w:leader="none"/>
               </w:tabs>
               <w:bidi w:val="0"/>
-              <w:ind w:hanging="283" w:left="709"/>
-              <w:jc w:val="left"/>
-              <w:rPr/>
-            </w:pPr>
-            <w:r>
-              <w:rPr/>
-              <w:t>5Se obtiene el margen estimado restando el costo acumulado a los ingresos cobrados.</w:t>
-            </w:r>
-          </w:p>
-          <w:p>
-            <w:pPr>
-              <w:pStyle w:val="TableContents"/>
-              <w:numPr>
-                <w:ilvl w:val="0"/>
-                <w:numId w:val="19"/>
-              </w:numPr>
-              <w:tabs>
-                <w:tab w:val="clear" w:pos="709"/>
-                <w:tab w:val="left" w:pos="709" w:leader="none"/>
-              </w:tabs>
-              <w:bidi w:val="0"/>
               <w:spacing w:before="0" w:after="283"/>
               <w:ind w:hanging="283" w:left="709"/>
               <w:jc w:val="left"/>
@@ -5420,7 +5128,7 @@
             </w:pPr>
             <w:r>
               <w:rPr/>
-              <w:t>6El panel muestra ingresos, costo mensual/anual, costo acumulado y margen, coloreado según sea positivo o negativo.</w:t>
+              <w:t>El panel muestra ingresos, costo mensual/anual, costo acumulado y margen, coloreado según sea positivo o negativo.</w:t>
             </w:r>
           </w:p>
         </w:tc>
@@ -5429,7 +5137,7 @@
         <w:trPr/>
         <w:tc>
           <w:tcPr>
-            <w:tcW w:w="1674" w:type="dxa"/>
+            <w:tcW w:w="2319" w:type="dxa"/>
             <w:tcBorders/>
             <w:vAlign w:val="center"/>
           </w:tcPr>
@@ -5443,13 +5151,13 @@
             </w:pPr>
             <w:r>
               <w:rPr/>
-              <w:t>Flujos alternos</w:t>
+              <w:t>FLUJOS ALTERNOS</w:t>
             </w:r>
           </w:p>
         </w:tc>
         <w:tc>
           <w:tcPr>
-            <w:tcW w:w="7352" w:type="dxa"/>
+            <w:tcW w:w="6707" w:type="dxa"/>
             <w:tcBorders/>
             <w:vAlign w:val="center"/>
           </w:tcPr>
@@ -5458,7 +5166,7 @@
               <w:pStyle w:val="TableContents"/>
               <w:numPr>
                 <w:ilvl w:val="0"/>
-                <w:numId w:val="20"/>
+                <w:numId w:val="15"/>
               </w:numPr>
               <w:tabs>
                 <w:tab w:val="clear" w:pos="709"/>
@@ -5471,7 +5179,7 @@
             </w:pPr>
             <w:r>
               <w:rPr/>
-              <w:t>1.El administrador ajusta o borra un costo; el P&amp;L se recalcula en el siguiente render, sin job asíncrono.</w:t>
+              <w:t>El administrador ajusta o borra un costo; el P&amp;L se recalcula en el siguiente render, sin job asíncrono.</w:t>
             </w:r>
           </w:p>
           <w:p>
@@ -5479,7 +5187,7 @@
               <w:pStyle w:val="TableContents"/>
               <w:numPr>
                 <w:ilvl w:val="0"/>
-                <w:numId w:val="20"/>
+                <w:numId w:val="15"/>
               </w:numPr>
               <w:tabs>
                 <w:tab w:val="clear" w:pos="709"/>
@@ -5493,7 +5201,7 @@
             </w:pPr>
             <w:r>
               <w:rPr/>
-              <w:t>1.Un costo en moneda sin tasa configurada se excluye del total y se muestra como advertencia con link a /admin/settings.</w:t>
+              <w:t>Un costo en moneda sin tasa configurada se excluye del total y se muestra como advertencia con link a /admin/settings.</w:t>
             </w:r>
           </w:p>
         </w:tc>
@@ -5502,7 +5210,7 @@
         <w:trPr/>
         <w:tc>
           <w:tcPr>
-            <w:tcW w:w="1674" w:type="dxa"/>
+            <w:tcW w:w="2319" w:type="dxa"/>
             <w:tcBorders/>
             <w:vAlign w:val="center"/>
           </w:tcPr>
@@ -5516,13 +5224,13 @@
             </w:pPr>
             <w:r>
               <w:rPr/>
-              <w:t>Postcondición</w:t>
+              <w:t>POSTCONDICIÓN</w:t>
             </w:r>
           </w:p>
         </w:tc>
         <w:tc>
           <w:tcPr>
-            <w:tcW w:w="7352" w:type="dxa"/>
+            <w:tcW w:w="6707" w:type="dxa"/>
             <w:tcBorders/>
             <w:vAlign w:val="center"/>
           </w:tcPr>
@@ -5546,7 +5254,7 @@
         <w:trPr/>
         <w:tc>
           <w:tcPr>
-            <w:tcW w:w="1674" w:type="dxa"/>
+            <w:tcW w:w="2319" w:type="dxa"/>
             <w:tcBorders/>
             <w:vAlign w:val="center"/>
           </w:tcPr>
@@ -5560,57 +5268,28 @@
             </w:pPr>
             <w:r>
               <w:rPr/>
-              <w:t>Excepciones</w:t>
+              <w:t>EXCEPCIONES</w:t>
             </w:r>
           </w:p>
         </w:tc>
         <w:tc>
           <w:tcPr>
-            <w:tcW w:w="7352" w:type="dxa"/>
+            <w:tcW w:w="6707" w:type="dxa"/>
             <w:tcBorders/>
             <w:vAlign w:val="center"/>
           </w:tcPr>
           <w:p>
             <w:pPr>
               <w:pStyle w:val="TableContents"/>
-              <w:numPr>
-                <w:ilvl w:val="0"/>
-                <w:numId w:val="21"/>
-              </w:numPr>
-              <w:tabs>
-                <w:tab w:val="clear" w:pos="709"/>
-                <w:tab w:val="left" w:pos="709" w:leader="none"/>
-              </w:tabs>
-              <w:bidi w:val="0"/>
-              <w:ind w:hanging="283" w:left="709"/>
-              <w:jc w:val="left"/>
-              <w:rPr/>
-            </w:pPr>
-            <w:r>
-              <w:rPr/>
-              <w:t>PasoAcción</w:t>
-            </w:r>
-          </w:p>
-          <w:p>
-            <w:pPr>
-              <w:pStyle w:val="TableContents"/>
-              <w:numPr>
-                <w:ilvl w:val="0"/>
-                <w:numId w:val="21"/>
-              </w:numPr>
-              <w:tabs>
-                <w:tab w:val="clear" w:pos="709"/>
-                <w:tab w:val="left" w:pos="709" w:leader="none"/>
-              </w:tabs>
-              <w:bidi w:val="0"/>
-              <w:spacing w:before="0" w:after="283"/>
-              <w:ind w:hanging="283" w:left="709"/>
-              <w:jc w:val="left"/>
-              <w:rPr/>
-            </w:pPr>
-            <w:r>
-              <w:rPr/>
-              <w:t>1Falta ENCRYPTION_KEY al guardar credenciales de un servicio: la API responde 500 pidiendo configurar la clave de cifrado.</w:t>
+              <w:widowControl w:val="false"/>
+              <w:suppressLineNumbers/>
+              <w:bidi w:val="0"/>
+              <w:jc w:val="left"/>
+              <w:rPr/>
+            </w:pPr>
+            <w:r>
+              <w:rPr/>
+              <w:t>Falta ENCRYPTION_KEY al guardar credenciales de un servicio: la API responde 500 pidiendo configurar la clave de cifrado.</w:t>
             </w:r>
           </w:p>
         </w:tc>
@@ -5668,14 +5347,14 @@
         </w:tblCellMar>
       </w:tblPr>
       <w:tblGrid>
-        <w:gridCol w:w="1693"/>
-        <w:gridCol w:w="7333"/>
+        <w:gridCol w:w="2338"/>
+        <w:gridCol w:w="6688"/>
       </w:tblGrid>
       <w:tr>
         <w:trPr/>
         <w:tc>
           <w:tcPr>
-            <w:tcW w:w="1693" w:type="dxa"/>
+            <w:tcW w:w="2338" w:type="dxa"/>
             <w:tcBorders/>
             <w:vAlign w:val="center"/>
           </w:tcPr>
@@ -5689,13 +5368,13 @@
             </w:pPr>
             <w:r>
               <w:rPr/>
-              <w:t>Descripción</w:t>
+              <w:t>DESCRIPCIÓN</w:t>
             </w:r>
           </w:p>
         </w:tc>
         <w:tc>
           <w:tcPr>
-            <w:tcW w:w="7333" w:type="dxa"/>
+            <w:tcW w:w="6688" w:type="dxa"/>
             <w:tcBorders/>
             <w:vAlign w:val="center"/>
           </w:tcPr>
@@ -5719,7 +5398,7 @@
         <w:trPr/>
         <w:tc>
           <w:tcPr>
-            <w:tcW w:w="1693" w:type="dxa"/>
+            <w:tcW w:w="2338" w:type="dxa"/>
             <w:tcBorders/>
             <w:vAlign w:val="center"/>
           </w:tcPr>
@@ -5733,13 +5412,13 @@
             </w:pPr>
             <w:r>
               <w:rPr/>
-              <w:t>Precondición</w:t>
+              <w:t>PRECONDICIÓN</w:t>
             </w:r>
           </w:p>
         </w:tc>
         <w:tc>
           <w:tcPr>
-            <w:tcW w:w="7333" w:type="dxa"/>
+            <w:tcW w:w="6688" w:type="dxa"/>
             <w:tcBorders/>
             <w:vAlign w:val="center"/>
           </w:tcPr>
@@ -5763,7 +5442,7 @@
         <w:trPr/>
         <w:tc>
           <w:tcPr>
-            <w:tcW w:w="1693" w:type="dxa"/>
+            <w:tcW w:w="2338" w:type="dxa"/>
             <w:tcBorders/>
             <w:vAlign w:val="center"/>
           </w:tcPr>
@@ -5777,13 +5456,13 @@
             </w:pPr>
             <w:r>
               <w:rPr/>
-              <w:t>Secuencia normal</w:t>
+              <w:t>SECUENCIA NORMAL</w:t>
             </w:r>
           </w:p>
         </w:tc>
         <w:tc>
           <w:tcPr>
-            <w:tcW w:w="7333" w:type="dxa"/>
+            <w:tcW w:w="6688" w:type="dxa"/>
             <w:tcBorders/>
             <w:vAlign w:val="center"/>
           </w:tcPr>
@@ -5792,7 +5471,7 @@
               <w:pStyle w:val="TableContents"/>
               <w:numPr>
                 <w:ilvl w:val="0"/>
-                <w:numId w:val="22"/>
+                <w:numId w:val="16"/>
               </w:numPr>
               <w:tabs>
                 <w:tab w:val="clear" w:pos="709"/>
@@ -5805,7 +5484,7 @@
             </w:pPr>
             <w:r>
               <w:rPr/>
-              <w:t>PasoAcción</w:t>
+              <w:t>El administrador dispara el backup manual desde /admin/backup.</w:t>
             </w:r>
           </w:p>
           <w:p>
@@ -5813,7 +5492,7 @@
               <w:pStyle w:val="TableContents"/>
               <w:numPr>
                 <w:ilvl w:val="0"/>
-                <w:numId w:val="22"/>
+                <w:numId w:val="16"/>
               </w:numPr>
               <w:tabs>
                 <w:tab w:val="clear" w:pos="709"/>
@@ -5826,7 +5505,7 @@
             </w:pPr>
             <w:r>
               <w:rPr/>
-              <w:t>1El administrador dispara el backup manual desde /admin/backup.</w:t>
+              <w:t>runBackup() consulta en paralelo las tablas de negocio (clients, projects, messages, finances, projectServices, projectAdrs, briefings, entre otras).</w:t>
             </w:r>
           </w:p>
           <w:p>
@@ -5834,7 +5513,7 @@
               <w:pStyle w:val="TableContents"/>
               <w:numPr>
                 <w:ilvl w:val="0"/>
-                <w:numId w:val="22"/>
+                <w:numId w:val="16"/>
               </w:numPr>
               <w:tabs>
                 <w:tab w:val="clear" w:pos="709"/>
@@ -5847,7 +5526,7 @@
             </w:pPr>
             <w:r>
               <w:rPr/>
-              <w:t>2runBackup() consulta en paralelo las tablas de negocio (clients, projects, messages, finances, projectServices, projectAdrs, briefings, entre otras).</w:t>
+              <w:t>Arma un dump JSON con metadatos de versión y fecha, más el contenido de cada tabla.</w:t>
             </w:r>
           </w:p>
           <w:p>
@@ -5855,7 +5534,7 @@
               <w:pStyle w:val="TableContents"/>
               <w:numPr>
                 <w:ilvl w:val="0"/>
-                <w:numId w:val="22"/>
+                <w:numId w:val="16"/>
               </w:numPr>
               <w:tabs>
                 <w:tab w:val="clear" w:pos="709"/>
@@ -5868,7 +5547,7 @@
             </w:pPr>
             <w:r>
               <w:rPr/>
-              <w:t>3Arma un dump JSON con metadatos de versión y fecha, más el contenido de cada tabla.</w:t>
+              <w:t>Sube el dump a Vercel Blob como backups/portfolio-{fecha}-{timestamp}.json con acceso privado.</w:t>
             </w:r>
           </w:p>
           <w:p>
@@ -5876,7 +5555,7 @@
               <w:pStyle w:val="TableContents"/>
               <w:numPr>
                 <w:ilvl w:val="0"/>
-                <w:numId w:val="22"/>
+                <w:numId w:val="16"/>
               </w:numPr>
               <w:tabs>
                 <w:tab w:val="clear" w:pos="709"/>
@@ -5889,7 +5568,7 @@
             </w:pPr>
             <w:r>
               <w:rPr/>
-              <w:t>4Sube el dump a Vercel Blob como backups/portfolio-{fecha}-{timestamp}.json con acceso privado.</w:t>
+              <w:t>Devuelve al panel la URL, el tamaño y el pathname del backup generado.</w:t>
             </w:r>
           </w:p>
           <w:p>
@@ -5897,34 +5576,13 @@
               <w:pStyle w:val="TableContents"/>
               <w:numPr>
                 <w:ilvl w:val="0"/>
-                <w:numId w:val="22"/>
+                <w:numId w:val="16"/>
               </w:numPr>
               <w:tabs>
                 <w:tab w:val="clear" w:pos="709"/>
                 <w:tab w:val="left" w:pos="709" w:leader="none"/>
               </w:tabs>
               <w:bidi w:val="0"/>
-              <w:ind w:hanging="283" w:left="709"/>
-              <w:jc w:val="left"/>
-              <w:rPr/>
-            </w:pPr>
-            <w:r>
-              <w:rPr/>
-              <w:t>5Devuelve al panel la URL, el tamaño y el pathname del backup generado.</w:t>
-            </w:r>
-          </w:p>
-          <w:p>
-            <w:pPr>
-              <w:pStyle w:val="TableContents"/>
-              <w:numPr>
-                <w:ilvl w:val="0"/>
-                <w:numId w:val="22"/>
-              </w:numPr>
-              <w:tabs>
-                <w:tab w:val="clear" w:pos="709"/>
-                <w:tab w:val="left" w:pos="709" w:leader="none"/>
-              </w:tabs>
-              <w:bidi w:val="0"/>
               <w:spacing w:before="0" w:after="283"/>
               <w:ind w:hanging="283" w:left="709"/>
               <w:jc w:val="left"/>
@@ -5932,7 +5590,7 @@
             </w:pPr>
             <w:r>
               <w:rPr/>
-              <w:t>6El panel lista los últimos 30 backups ordenados por fecha para verificación visual.</w:t>
+              <w:t>El panel lista los últimos 30 backups ordenados por fecha para verificación visual.</w:t>
             </w:r>
           </w:p>
         </w:tc>
@@ -5941,7 +5599,7 @@
         <w:trPr/>
         <w:tc>
           <w:tcPr>
-            <w:tcW w:w="1693" w:type="dxa"/>
+            <w:tcW w:w="2338" w:type="dxa"/>
             <w:tcBorders/>
             <w:vAlign w:val="center"/>
           </w:tcPr>
@@ -5955,13 +5613,13 @@
             </w:pPr>
             <w:r>
               <w:rPr/>
-              <w:t>Flujos alternos</w:t>
+              <w:t>FLUJOS ALTERNOS</w:t>
             </w:r>
           </w:p>
         </w:tc>
         <w:tc>
           <w:tcPr>
-            <w:tcW w:w="7333" w:type="dxa"/>
+            <w:tcW w:w="6688" w:type="dxa"/>
             <w:tcBorders/>
             <w:vAlign w:val="center"/>
           </w:tcPr>
@@ -5970,7 +5628,7 @@
               <w:pStyle w:val="TableContents"/>
               <w:numPr>
                 <w:ilvl w:val="0"/>
-                <w:numId w:val="23"/>
+                <w:numId w:val="17"/>
               </w:numPr>
               <w:tabs>
                 <w:tab w:val="clear" w:pos="709"/>
@@ -5983,7 +5641,7 @@
             </w:pPr>
             <w:r>
               <w:rPr/>
-              <w:t>1.Vercel Cron llama al mismo endpoint con el CRON_SECRET en lugar de sesión de administrador, ejecutando runBackup() sin intervención manual.</w:t>
+              <w:t>Vercel Cron llama al mismo endpoint con el CRON_SECRET en lugar de sesión de administrador, ejecutando runBackup() sin intervención manual.</w:t>
             </w:r>
           </w:p>
           <w:p>
@@ -5991,7 +5649,7 @@
               <w:pStyle w:val="TableContents"/>
               <w:numPr>
                 <w:ilvl w:val="0"/>
-                <w:numId w:val="23"/>
+                <w:numId w:val="17"/>
               </w:numPr>
               <w:tabs>
                 <w:tab w:val="clear" w:pos="709"/>
@@ -6005,7 +5663,7 @@
             </w:pPr>
             <w:r>
               <w:rPr/>
-              <w:t>1.El administrador solo lista los backups existentes, sin generar uno nuevo.</w:t>
+              <w:t>El administrador solo lista los backups existentes, sin generar uno nuevo.</w:t>
             </w:r>
           </w:p>
         </w:tc>
@@ -6014,7 +5672,7 @@
         <w:trPr/>
         <w:tc>
           <w:tcPr>
-            <w:tcW w:w="1693" w:type="dxa"/>
+            <w:tcW w:w="2338" w:type="dxa"/>
             <w:tcBorders/>
             <w:vAlign w:val="center"/>
           </w:tcPr>
@@ -6028,13 +5686,13 @@
             </w:pPr>
             <w:r>
               <w:rPr/>
-              <w:t>Postcondición</w:t>
+              <w:t>POSTCONDICIÓN</w:t>
             </w:r>
           </w:p>
         </w:tc>
         <w:tc>
           <w:tcPr>
-            <w:tcW w:w="7333" w:type="dxa"/>
+            <w:tcW w:w="6688" w:type="dxa"/>
             <w:tcBorders/>
             <w:vAlign w:val="center"/>
           </w:tcPr>
@@ -6058,7 +5716,7 @@
         <w:trPr/>
         <w:tc>
           <w:tcPr>
-            <w:tcW w:w="1693" w:type="dxa"/>
+            <w:tcW w:w="2338" w:type="dxa"/>
             <w:tcBorders/>
             <w:vAlign w:val="center"/>
           </w:tcPr>
@@ -6072,57 +5730,28 @@
             </w:pPr>
             <w:r>
               <w:rPr/>
-              <w:t>Excepciones</w:t>
+              <w:t>EXCEPCIONES</w:t>
             </w:r>
           </w:p>
         </w:tc>
         <w:tc>
           <w:tcPr>
-            <w:tcW w:w="7333" w:type="dxa"/>
+            <w:tcW w:w="6688" w:type="dxa"/>
             <w:tcBorders/>
             <w:vAlign w:val="center"/>
           </w:tcPr>
           <w:p>
             <w:pPr>
               <w:pStyle w:val="TableContents"/>
-              <w:numPr>
-                <w:ilvl w:val="0"/>
-                <w:numId w:val="24"/>
-              </w:numPr>
-              <w:tabs>
-                <w:tab w:val="clear" w:pos="709"/>
-                <w:tab w:val="left" w:pos="709" w:leader="none"/>
-              </w:tabs>
-              <w:bidi w:val="0"/>
-              <w:ind w:hanging="283" w:left="709"/>
-              <w:jc w:val="left"/>
-              <w:rPr/>
-            </w:pPr>
-            <w:r>
-              <w:rPr/>
-              <w:t>PasoAcción</w:t>
-            </w:r>
-          </w:p>
-          <w:p>
-            <w:pPr>
-              <w:pStyle w:val="TableContents"/>
-              <w:numPr>
-                <w:ilvl w:val="0"/>
-                <w:numId w:val="24"/>
-              </w:numPr>
-              <w:tabs>
-                <w:tab w:val="clear" w:pos="709"/>
-                <w:tab w:val="left" w:pos="709" w:leader="none"/>
-              </w:tabs>
-              <w:bidi w:val="0"/>
-              <w:spacing w:before="0" w:after="283"/>
-              <w:ind w:hanging="283" w:left="709"/>
-              <w:jc w:val="left"/>
-              <w:rPr/>
-            </w:pPr>
-            <w:r>
-              <w:rPr/>
-              <w:t>1Falla la conexión a la base de datos durante el respaldo: el endpoint responde 500 y el fallo queda registrado en logs, sin generar un blob parcial.</w:t>
+              <w:widowControl w:val="false"/>
+              <w:suppressLineNumbers/>
+              <w:bidi w:val="0"/>
+              <w:jc w:val="left"/>
+              <w:rPr/>
+            </w:pPr>
+            <w:r>
+              <w:rPr/>
+              <w:t>Falla la conexión a la base de datos durante el respaldo: el endpoint responde 500 y el fallo queda registrado en logs, sin generar un blob parcial.</w:t>
             </w:r>
           </w:p>
         </w:tc>
@@ -6180,14 +5809,14 @@
         </w:tblCellMar>
       </w:tblPr>
       <w:tblGrid>
-        <w:gridCol w:w="1664"/>
-        <w:gridCol w:w="7362"/>
+        <w:gridCol w:w="2309"/>
+        <w:gridCol w:w="6717"/>
       </w:tblGrid>
       <w:tr>
         <w:trPr/>
         <w:tc>
           <w:tcPr>
-            <w:tcW w:w="1664" w:type="dxa"/>
+            <w:tcW w:w="2309" w:type="dxa"/>
             <w:tcBorders/>
             <w:vAlign w:val="center"/>
           </w:tcPr>
@@ -6201,13 +5830,13 @@
             </w:pPr>
             <w:r>
               <w:rPr/>
-              <w:t>Descripción</w:t>
+              <w:t>DESCRIPCIÓN</w:t>
             </w:r>
           </w:p>
         </w:tc>
         <w:tc>
           <w:tcPr>
-            <w:tcW w:w="7362" w:type="dxa"/>
+            <w:tcW w:w="6717" w:type="dxa"/>
             <w:tcBorders/>
             <w:vAlign w:val="center"/>
           </w:tcPr>
@@ -6231,7 +5860,7 @@
         <w:trPr/>
         <w:tc>
           <w:tcPr>
-            <w:tcW w:w="1664" w:type="dxa"/>
+            <w:tcW w:w="2309" w:type="dxa"/>
             <w:tcBorders/>
             <w:vAlign w:val="center"/>
           </w:tcPr>
@@ -6245,13 +5874,13 @@
             </w:pPr>
             <w:r>
               <w:rPr/>
-              <w:t>Precondición</w:t>
+              <w:t>PRECONDICIÓN</w:t>
             </w:r>
           </w:p>
         </w:tc>
         <w:tc>
           <w:tcPr>
-            <w:tcW w:w="7362" w:type="dxa"/>
+            <w:tcW w:w="6717" w:type="dxa"/>
             <w:tcBorders/>
             <w:vAlign w:val="center"/>
           </w:tcPr>
@@ -6275,7 +5904,7 @@
         <w:trPr/>
         <w:tc>
           <w:tcPr>
-            <w:tcW w:w="1664" w:type="dxa"/>
+            <w:tcW w:w="2309" w:type="dxa"/>
             <w:tcBorders/>
             <w:vAlign w:val="center"/>
           </w:tcPr>
@@ -6289,13 +5918,13 @@
             </w:pPr>
             <w:r>
               <w:rPr/>
-              <w:t>Secuencia normal</w:t>
+              <w:t>SECUENCIA NORMAL</w:t>
             </w:r>
           </w:p>
         </w:tc>
         <w:tc>
           <w:tcPr>
-            <w:tcW w:w="7362" w:type="dxa"/>
+            <w:tcW w:w="6717" w:type="dxa"/>
             <w:tcBorders/>
             <w:vAlign w:val="center"/>
           </w:tcPr>
@@ -6304,7 +5933,7 @@
               <w:pStyle w:val="TableContents"/>
               <w:numPr>
                 <w:ilvl w:val="0"/>
-                <w:numId w:val="25"/>
+                <w:numId w:val="18"/>
               </w:numPr>
               <w:tabs>
                 <w:tab w:val="clear" w:pos="709"/>
@@ -6317,7 +5946,7 @@
             </w:pPr>
             <w:r>
               <w:rPr/>
-              <w:t>PasoAcción</w:t>
+              <w:t>El administrador crea un flag de chaos desde /admin/lab/chaos, indicando tipo (latencia, error 500 o caída de servicio), ruta objetivo y TTL.</w:t>
             </w:r>
           </w:p>
           <w:p>
@@ -6325,7 +5954,7 @@
               <w:pStyle w:val="TableContents"/>
               <w:numPr>
                 <w:ilvl w:val="0"/>
-                <w:numId w:val="25"/>
+                <w:numId w:val="18"/>
               </w:numPr>
               <w:tabs>
                 <w:tab w:val="clear" w:pos="709"/>
@@ -6338,7 +5967,7 @@
             </w:pPr>
             <w:r>
               <w:rPr/>
-              <w:t>1El administrador crea un flag de chaos desde /admin/lab/chaos, indicando tipo (latencia, error 500 o caída de servicio), ruta objetivo y TTL.</w:t>
+              <w:t>El sistema valida el tipo y la ruta, aplica topes de seguridad (latencia máxima y TTL máximo) y calcula la expiración.</w:t>
             </w:r>
           </w:p>
           <w:p>
@@ -6346,7 +5975,7 @@
               <w:pStyle w:val="TableContents"/>
               <w:numPr>
                 <w:ilvl w:val="0"/>
-                <w:numId w:val="25"/>
+                <w:numId w:val="18"/>
               </w:numPr>
               <w:tabs>
                 <w:tab w:val="clear" w:pos="709"/>
@@ -6359,7 +5988,7 @@
             </w:pPr>
             <w:r>
               <w:rPr/>
-              <w:t>2El sistema valida el tipo y la ruta, aplica topes de seguridad (latencia máxima y TTL máximo) y calcula la expiración.</w:t>
+              <w:t>El flag se inserta activo en la tabla chaos_flags y se invalida la caché para que aplique de inmediato.</w:t>
             </w:r>
           </w:p>
           <w:p>
@@ -6367,7 +5996,7 @@
               <w:pStyle w:val="TableContents"/>
               <w:numPr>
                 <w:ilvl w:val="0"/>
-                <w:numId w:val="25"/>
+                <w:numId w:val="18"/>
               </w:numPr>
               <w:tabs>
                 <w:tab w:val="clear" w:pos="709"/>
@@ -6380,7 +6009,7 @@
             </w:pPr>
             <w:r>
               <w:rPr/>
-              <w:t>3El flag se inserta activo en la tabla chaos_flags y se invalida la caché para que aplique de inmediato.</w:t>
+              <w:t>En cada request, el middleware evalúa los flags activos (con caché corta) y busca una coincidencia con la ruta solicitada.</w:t>
             </w:r>
           </w:p>
           <w:p>
@@ -6388,7 +6017,7 @@
               <w:pStyle w:val="TableContents"/>
               <w:numPr>
                 <w:ilvl w:val="0"/>
-                <w:numId w:val="25"/>
+                <w:numId w:val="18"/>
               </w:numPr>
               <w:tabs>
                 <w:tab w:val="clear" w:pos="709"/>
@@ -6401,7 +6030,7 @@
             </w:pPr>
             <w:r>
               <w:rPr/>
-              <w:t>4En cada request, el middleware evalúa los flags activos (con caché corta) y busca una coincidencia con la ruta solicitada.</w:t>
+              <w:t>Si coincide, aplica el fallo simulado: introduce latencia, o responde error 500/503 con un header que identifica que es chaos.</w:t>
             </w:r>
           </w:p>
           <w:p>
@@ -6409,34 +6038,13 @@
               <w:pStyle w:val="TableContents"/>
               <w:numPr>
                 <w:ilvl w:val="0"/>
-                <w:numId w:val="25"/>
+                <w:numId w:val="18"/>
               </w:numPr>
               <w:tabs>
                 <w:tab w:val="clear" w:pos="709"/>
                 <w:tab w:val="left" w:pos="709" w:leader="none"/>
               </w:tabs>
               <w:bidi w:val="0"/>
-              <w:ind w:hanging="283" w:left="709"/>
-              <w:jc w:val="left"/>
-              <w:rPr/>
-            </w:pPr>
-            <w:r>
-              <w:rPr/>
-              <w:t>5Si coincide, aplica el fallo simulado: introduce latencia, o responde error 500/503 con un header que identifica que es chaos.</w:t>
-            </w:r>
-          </w:p>
-          <w:p>
-            <w:pPr>
-              <w:pStyle w:val="TableContents"/>
-              <w:numPr>
-                <w:ilvl w:val="0"/>
-                <w:numId w:val="25"/>
-              </w:numPr>
-              <w:tabs>
-                <w:tab w:val="clear" w:pos="709"/>
-                <w:tab w:val="left" w:pos="709" w:leader="none"/>
-              </w:tabs>
-              <w:bidi w:val="0"/>
               <w:spacing w:before="0" w:after="283"/>
               <w:ind w:hanging="283" w:left="709"/>
               <w:jc w:val="left"/>
@@ -6444,7 +6052,7 @@
             </w:pPr>
             <w:r>
               <w:rPr/>
-              <w:t>6El chequeo de uptime del cron detecta la caída simulada en su siguiente sondeo, igual que detectaría una caída real.</w:t>
+              <w:t>El chequeo de uptime del cron detecta la caída simulada en su siguiente sondeo, igual que detectaría una caída real.</w:t>
             </w:r>
           </w:p>
         </w:tc>
@@ -6453,7 +6061,7 @@
         <w:trPr/>
         <w:tc>
           <w:tcPr>
-            <w:tcW w:w="1664" w:type="dxa"/>
+            <w:tcW w:w="2309" w:type="dxa"/>
             <w:tcBorders/>
             <w:vAlign w:val="center"/>
           </w:tcPr>
@@ -6467,13 +6075,13 @@
             </w:pPr>
             <w:r>
               <w:rPr/>
-              <w:t>Flujos alternos</w:t>
+              <w:t>FLUJOS ALTERNOS</w:t>
             </w:r>
           </w:p>
         </w:tc>
         <w:tc>
           <w:tcPr>
-            <w:tcW w:w="7362" w:type="dxa"/>
+            <w:tcW w:w="6717" w:type="dxa"/>
             <w:tcBorders/>
             <w:vAlign w:val="center"/>
           </w:tcPr>
@@ -6482,7 +6090,7 @@
               <w:pStyle w:val="TableContents"/>
               <w:numPr>
                 <w:ilvl w:val="0"/>
-                <w:numId w:val="26"/>
+                <w:numId w:val="19"/>
               </w:numPr>
               <w:tabs>
                 <w:tab w:val="clear" w:pos="709"/>
@@ -6495,7 +6103,7 @@
             </w:pPr>
             <w:r>
               <w:rPr/>
-              <w:t>1.Al vencer el TTL, el flag deja de aplicarse automáticamente, sin que el administrador tenga que desactivarlo.</w:t>
+              <w:t>Al vencer el TTL, el flag deja de aplicarse automáticamente, sin que el administrador tenga que desactivarlo.</w:t>
             </w:r>
           </w:p>
           <w:p>
@@ -6503,7 +6111,7 @@
               <w:pStyle w:val="TableContents"/>
               <w:numPr>
                 <w:ilvl w:val="0"/>
-                <w:numId w:val="26"/>
+                <w:numId w:val="19"/>
               </w:numPr>
               <w:tabs>
                 <w:tab w:val="clear" w:pos="709"/>
@@ -6517,7 +6125,7 @@
             </w:pPr>
             <w:r>
               <w:rPr/>
-              <w:t>1.El administrador desactiva todos los flags activos de una sola vez desde el panel.</w:t>
+              <w:t>El administrador desactiva todos los flags activos de una sola vez desde el panel.</w:t>
             </w:r>
           </w:p>
         </w:tc>
@@ -6526,7 +6134,7 @@
         <w:trPr/>
         <w:tc>
           <w:tcPr>
-            <w:tcW w:w="1664" w:type="dxa"/>
+            <w:tcW w:w="2309" w:type="dxa"/>
             <w:tcBorders/>
             <w:vAlign w:val="center"/>
           </w:tcPr>
@@ -6540,13 +6148,13 @@
             </w:pPr>
             <w:r>
               <w:rPr/>
-              <w:t>Postcondición</w:t>
+              <w:t>POSTCONDICIÓN</w:t>
             </w:r>
           </w:p>
         </w:tc>
         <w:tc>
           <w:tcPr>
-            <w:tcW w:w="7362" w:type="dxa"/>
+            <w:tcW w:w="6717" w:type="dxa"/>
             <w:tcBorders/>
             <w:vAlign w:val="center"/>
           </w:tcPr>
@@ -6570,7 +6178,7 @@
         <w:trPr/>
         <w:tc>
           <w:tcPr>
-            <w:tcW w:w="1664" w:type="dxa"/>
+            <w:tcW w:w="2309" w:type="dxa"/>
             <w:tcBorders/>
             <w:vAlign w:val="center"/>
           </w:tcPr>
@@ -6584,57 +6192,28 @@
             </w:pPr>
             <w:r>
               <w:rPr/>
-              <w:t>Excepciones</w:t>
+              <w:t>EXCEPCIONES</w:t>
             </w:r>
           </w:p>
         </w:tc>
         <w:tc>
           <w:tcPr>
-            <w:tcW w:w="7362" w:type="dxa"/>
+            <w:tcW w:w="6717" w:type="dxa"/>
             <w:tcBorders/>
             <w:vAlign w:val="center"/>
           </w:tcPr>
           <w:p>
             <w:pPr>
               <w:pStyle w:val="TableContents"/>
-              <w:numPr>
-                <w:ilvl w:val="0"/>
-                <w:numId w:val="27"/>
-              </w:numPr>
-              <w:tabs>
-                <w:tab w:val="clear" w:pos="709"/>
-                <w:tab w:val="left" w:pos="709" w:leader="none"/>
-              </w:tabs>
-              <w:bidi w:val="0"/>
-              <w:ind w:hanging="283" w:left="709"/>
-              <w:jc w:val="left"/>
-              <w:rPr/>
-            </w:pPr>
-            <w:r>
-              <w:rPr/>
-              <w:t>PasoAcción</w:t>
-            </w:r>
-          </w:p>
-          <w:p>
-            <w:pPr>
-              <w:pStyle w:val="TableContents"/>
-              <w:numPr>
-                <w:ilvl w:val="0"/>
-                <w:numId w:val="27"/>
-              </w:numPr>
-              <w:tabs>
-                <w:tab w:val="clear" w:pos="709"/>
-                <w:tab w:val="left" w:pos="709" w:leader="none"/>
-              </w:tabs>
-              <w:bidi w:val="0"/>
-              <w:spacing w:before="0" w:after="283"/>
-              <w:ind w:hanging="283" w:left="709"/>
-              <w:jc w:val="left"/>
-              <w:rPr/>
-            </w:pPr>
-            <w:r>
-              <w:rPr/>
-              <w:t>1Si la lectura de flags falla por un problema de base de datos, el middleware falla abierto: el request pasa limpio y nunca se cae el sitio real por un error del propio motor de caos.</w:t>
+              <w:widowControl w:val="false"/>
+              <w:suppressLineNumbers/>
+              <w:bidi w:val="0"/>
+              <w:jc w:val="left"/>
+              <w:rPr/>
+            </w:pPr>
+            <w:r>
+              <w:rPr/>
+              <w:t>Si la lectura de flags falla por un problema de base de datos, el middleware falla abierto: el request pasa limpio y nunca se cae el sitio real por un error del propio motor de caos.</w:t>
             </w:r>
           </w:p>
         </w:tc>
@@ -6692,14 +6271,14 @@
         </w:tblCellMar>
       </w:tblPr>
       <w:tblGrid>
-        <w:gridCol w:w="1653"/>
-        <w:gridCol w:w="7373"/>
+        <w:gridCol w:w="2289"/>
+        <w:gridCol w:w="6737"/>
       </w:tblGrid>
       <w:tr>
         <w:trPr/>
         <w:tc>
           <w:tcPr>
-            <w:tcW w:w="1653" w:type="dxa"/>
+            <w:tcW w:w="2289" w:type="dxa"/>
             <w:tcBorders/>
             <w:vAlign w:val="center"/>
           </w:tcPr>
@@ -6713,13 +6292,13 @@
             </w:pPr>
             <w:r>
               <w:rPr/>
-              <w:t>Descripción</w:t>
+              <w:t>DESCRIPCIÓN</w:t>
             </w:r>
           </w:p>
         </w:tc>
         <w:tc>
           <w:tcPr>
-            <w:tcW w:w="7373" w:type="dxa"/>
+            <w:tcW w:w="6737" w:type="dxa"/>
             <w:tcBorders/>
             <w:vAlign w:val="center"/>
           </w:tcPr>
@@ -6743,7 +6322,7 @@
         <w:trPr/>
         <w:tc>
           <w:tcPr>
-            <w:tcW w:w="1653" w:type="dxa"/>
+            <w:tcW w:w="2289" w:type="dxa"/>
             <w:tcBorders/>
             <w:vAlign w:val="center"/>
           </w:tcPr>
@@ -6757,13 +6336,13 @@
             </w:pPr>
             <w:r>
               <w:rPr/>
-              <w:t>Precondición</w:t>
+              <w:t>PRECONDICIÓN</w:t>
             </w:r>
           </w:p>
         </w:tc>
         <w:tc>
           <w:tcPr>
-            <w:tcW w:w="7373" w:type="dxa"/>
+            <w:tcW w:w="6737" w:type="dxa"/>
             <w:tcBorders/>
             <w:vAlign w:val="center"/>
           </w:tcPr>
@@ -6787,7 +6366,7 @@
         <w:trPr/>
         <w:tc>
           <w:tcPr>
-            <w:tcW w:w="1653" w:type="dxa"/>
+            <w:tcW w:w="2289" w:type="dxa"/>
             <w:tcBorders/>
             <w:vAlign w:val="center"/>
           </w:tcPr>
@@ -6801,13 +6380,13 @@
             </w:pPr>
             <w:r>
               <w:rPr/>
-              <w:t>Secuencia normal</w:t>
+              <w:t>SECUENCIA NORMAL</w:t>
             </w:r>
           </w:p>
         </w:tc>
         <w:tc>
           <w:tcPr>
-            <w:tcW w:w="7373" w:type="dxa"/>
+            <w:tcW w:w="6737" w:type="dxa"/>
             <w:tcBorders/>
             <w:vAlign w:val="center"/>
           </w:tcPr>
@@ -6816,7 +6395,7 @@
               <w:pStyle w:val="TableContents"/>
               <w:numPr>
                 <w:ilvl w:val="0"/>
-                <w:numId w:val="28"/>
+                <w:numId w:val="20"/>
               </w:numPr>
               <w:tabs>
                 <w:tab w:val="clear" w:pos="709"/>
@@ -6829,7 +6408,7 @@
             </w:pPr>
             <w:r>
               <w:rPr/>
-              <w:t>PasoAcción</w:t>
+              <w:t>El administrador pulsa Presentar y confirma en una pantalla que muestra el deck, su número de slides y la caducidad de la sesión.</w:t>
             </w:r>
           </w:p>
           <w:p>
@@ -6837,7 +6416,7 @@
               <w:pStyle w:val="TableContents"/>
               <w:numPr>
                 <w:ilvl w:val="0"/>
-                <w:numId w:val="28"/>
+                <w:numId w:val="20"/>
               </w:numPr>
               <w:tabs>
                 <w:tab w:val="clear" w:pos="709"/>
@@ -6850,7 +6429,7 @@
             </w:pPr>
             <w:r>
               <w:rPr/>
-              <w:t>1El administrador pulsa Presentar y confirma en una pantalla que muestra el deck, su número de slides y la caducidad de la sesión.</w:t>
+              <w:t>El sistema crea la sesión en Redis en estado lobby, con slide 0 y un PIN de cuatro caracteres (dos letras y dos dígitos) comprobado contra las rutas reservadas del sitio y contra los PIN ya en uso.</w:t>
             </w:r>
           </w:p>
           <w:p>
@@ -6858,7 +6437,7 @@
               <w:pStyle w:val="TableContents"/>
               <w:numPr>
                 <w:ilvl w:val="0"/>
-                <w:numId w:val="28"/>
+                <w:numId w:val="20"/>
               </w:numPr>
               <w:tabs>
                 <w:tab w:val="clear" w:pos="709"/>
@@ -6871,7 +6450,7 @@
             </w:pPr>
             <w:r>
               <w:rPr/>
-              <w:t>2El sistema crea la sesión en Redis en estado lobby, con slide 0 y un PIN de cuatro caracteres (dos letras y dos dígitos) comprobado contra las rutas reservadas del sitio y contra los PIN ya en uso.</w:t>
+              <w:t>La pantalla de reparto ofrece las dos vistas: la pantalla principal para el proyector y el control remoto, este último también como QR para escanearlo con el celular.</w:t>
             </w:r>
           </w:p>
           <w:p>
@@ -6879,7 +6458,7 @@
               <w:pStyle w:val="TableContents"/>
               <w:numPr>
                 <w:ilvl w:val="0"/>
-                <w:numId w:val="28"/>
+                <w:numId w:val="20"/>
               </w:numPr>
               <w:tabs>
                 <w:tab w:val="clear" w:pos="709"/>
@@ -6892,7 +6471,7 @@
             </w:pPr>
             <w:r>
               <w:rPr/>
-              <w:t>3La pantalla de reparto ofrece las dos vistas: la pantalla principal para el proyector y el control remoto, este último también como QR para escanearlo con el celular.</w:t>
+              <w:t>La pantalla principal muestra a pantalla completa el QR hacia codebymike.tech/{pin} y el PIN escrito en grande; es la única vista que los muestra.</w:t>
             </w:r>
           </w:p>
           <w:p>
@@ -6900,7 +6479,7 @@
               <w:pStyle w:val="TableContents"/>
               <w:numPr>
                 <w:ilvl w:val="0"/>
-                <w:numId w:val="28"/>
+                <w:numId w:val="20"/>
               </w:numPr>
               <w:tabs>
                 <w:tab w:val="clear" w:pos="709"/>
@@ -6913,7 +6492,7 @@
             </w:pPr>
             <w:r>
               <w:rPr/>
-              <w:t>4La pantalla principal muestra a pantalla completa el QR hacia codebymike.tech/{pin} y el PIN escrito en grande; es la única vista que los muestra.</w:t>
+              <w:t>El público escanea o teclea la dirección y ve la pantalla de espera con el título del deck.</w:t>
             </w:r>
           </w:p>
           <w:p>
@@ -6921,7 +6500,7 @@
               <w:pStyle w:val="TableContents"/>
               <w:numPr>
                 <w:ilvl w:val="0"/>
-                <w:numId w:val="28"/>
+                <w:numId w:val="20"/>
               </w:numPr>
               <w:tabs>
                 <w:tab w:val="clear" w:pos="709"/>
@@ -6934,7 +6513,7 @@
             </w:pPr>
             <w:r>
               <w:rPr/>
-              <w:t>5El público escanea o teclea la dirección y ve la pantalla de espera con el título del deck.</w:t>
+              <w:t>El administrador inicia desde el control remoto, que exige sesión de administrador y valida además el secreto de la sesión.</w:t>
             </w:r>
           </w:p>
           <w:p>
@@ -6942,7 +6521,7 @@
               <w:pStyle w:val="TableContents"/>
               <w:numPr>
                 <w:ilvl w:val="0"/>
-                <w:numId w:val="28"/>
+                <w:numId w:val="20"/>
               </w:numPr>
               <w:tabs>
                 <w:tab w:val="clear" w:pos="709"/>
@@ -6955,7 +6534,7 @@
             </w:pPr>
             <w:r>
               <w:rPr/>
-              <w:t>6El administrador inicia desde el control remoto, que exige sesión de administrador y valida además el secreto de la sesión.</w:t>
+              <w:t>Cada comando (anterior, siguiente, salto directo) se valida en el servidor contra el rango de slides, se persiste en Redis y se publica al bus.</w:t>
             </w:r>
           </w:p>
           <w:p>
@@ -6963,34 +6542,13 @@
               <w:pStyle w:val="TableContents"/>
               <w:numPr>
                 <w:ilvl w:val="0"/>
-                <w:numId w:val="28"/>
+                <w:numId w:val="20"/>
               </w:numPr>
               <w:tabs>
                 <w:tab w:val="clear" w:pos="709"/>
                 <w:tab w:val="left" w:pos="709" w:leader="none"/>
               </w:tabs>
               <w:bidi w:val="0"/>
-              <w:ind w:hanging="283" w:left="709"/>
-              <w:jc w:val="left"/>
-              <w:rPr/>
-            </w:pPr>
-            <w:r>
-              <w:rPr/>
-              <w:t>7Cada comando (anterior, siguiente, salto directo) se valida en el servidor contra el rango de slides, se persiste en Redis y se publica al bus.</w:t>
-            </w:r>
-          </w:p>
-          <w:p>
-            <w:pPr>
-              <w:pStyle w:val="TableContents"/>
-              <w:numPr>
-                <w:ilvl w:val="0"/>
-                <w:numId w:val="28"/>
-              </w:numPr>
-              <w:tabs>
-                <w:tab w:val="clear" w:pos="709"/>
-                <w:tab w:val="left" w:pos="709" w:leader="none"/>
-              </w:tabs>
-              <w:bidi w:val="0"/>
               <w:spacing w:before="0" w:after="283"/>
               <w:ind w:hanging="283" w:left="709"/>
               <w:jc w:val="left"/>
@@ -6998,7 +6556,7 @@
             </w:pPr>
             <w:r>
               <w:rPr/>
-              <w:t>8Cada dispositivo del salón, suscrito directamente al bus, recibe el cambio y salta al slide correspondiente en menos de 300 ms.</w:t>
+              <w:t>Cada dispositivo del salón, suscrito directamente al bus, recibe el cambio y salta al slide correspondiente en menos de 300 ms.</w:t>
             </w:r>
           </w:p>
         </w:tc>
@@ -7007,7 +6565,7 @@
         <w:trPr/>
         <w:tc>
           <w:tcPr>
-            <w:tcW w:w="1653" w:type="dxa"/>
+            <w:tcW w:w="2289" w:type="dxa"/>
             <w:tcBorders/>
             <w:vAlign w:val="center"/>
           </w:tcPr>
@@ -7021,13 +6579,13 @@
             </w:pPr>
             <w:r>
               <w:rPr/>
-              <w:t>Flujos alternos</w:t>
+              <w:t>FLUJOS ALTERNOS</w:t>
             </w:r>
           </w:p>
         </w:tc>
         <w:tc>
           <w:tcPr>
-            <w:tcW w:w="7373" w:type="dxa"/>
+            <w:tcW w:w="6737" w:type="dxa"/>
             <w:tcBorders/>
             <w:vAlign w:val="center"/>
           </w:tcPr>
@@ -7036,7 +6594,7 @@
               <w:pStyle w:val="TableContents"/>
               <w:numPr>
                 <w:ilvl w:val="0"/>
-                <w:numId w:val="29"/>
+                <w:numId w:val="21"/>
               </w:numPr>
               <w:tabs>
                 <w:tab w:val="clear" w:pos="709"/>
@@ -7049,7 +6607,7 @@
             </w:pPr>
             <w:r>
               <w:rPr/>
-              <w:t>1.Al conectar, el cliente pide el snapshot de la sesión y entra directamente al slide en curso, sin ver los anteriores.</w:t>
+              <w:t>Al conectar, el cliente pide el snapshot de la sesión y entra directamente al slide en curso, sin ver los anteriores.</w:t>
             </w:r>
           </w:p>
           <w:p>
@@ -7057,7 +6615,7 @@
               <w:pStyle w:val="TableContents"/>
               <w:numPr>
                 <w:ilvl w:val="0"/>
-                <w:numId w:val="29"/>
+                <w:numId w:val="21"/>
               </w:numPr>
               <w:tabs>
                 <w:tab w:val="clear" w:pos="709"/>
@@ -7070,7 +6628,7 @@
             </w:pPr>
             <w:r>
               <w:rPr/>
-              <w:t>1.El administrador abre el selector de slides del control remoto y salta a uno concreto por su número y rótulo, en lugar de avanzar de a uno.</w:t>
+              <w:t>El administrador abre el selector de slides del control remoto y salta a uno concreto por su número y rótulo, en lugar de avanzar de a uno.</w:t>
             </w:r>
           </w:p>
           <w:p>
@@ -7078,7 +6636,7 @@
               <w:pStyle w:val="TableContents"/>
               <w:numPr>
                 <w:ilvl w:val="0"/>
-                <w:numId w:val="29"/>
+                <w:numId w:val="21"/>
               </w:numPr>
               <w:tabs>
                 <w:tab w:val="clear" w:pos="709"/>
@@ -7092,7 +6650,7 @@
             </w:pPr>
             <w:r>
               <w:rPr/>
-              <w:t>1.Al pasar del último slide o pulsar Finalizar, las tres vistas muestran la misma pantalla de cierre con un QR hacia /feedback.</w:t>
+              <w:t>Al pasar del último slide o pulsar Finalizar, las tres vistas muestran la misma pantalla de cierre con un QR hacia /feedback.</w:t>
             </w:r>
           </w:p>
         </w:tc>
@@ -7101,7 +6659,7 @@
         <w:trPr/>
         <w:tc>
           <w:tcPr>
-            <w:tcW w:w="1653" w:type="dxa"/>
+            <w:tcW w:w="2289" w:type="dxa"/>
             <w:tcBorders/>
             <w:vAlign w:val="center"/>
           </w:tcPr>
@@ -7115,13 +6673,13 @@
             </w:pPr>
             <w:r>
               <w:rPr/>
-              <w:t>Postcondición</w:t>
+              <w:t>POSTCONDICIÓN</w:t>
             </w:r>
           </w:p>
         </w:tc>
         <w:tc>
           <w:tcPr>
-            <w:tcW w:w="7373" w:type="dxa"/>
+            <w:tcW w:w="6737" w:type="dxa"/>
             <w:tcBorders/>
             <w:vAlign w:val="center"/>
           </w:tcPr>
@@ -7145,7 +6703,7 @@
         <w:trPr/>
         <w:tc>
           <w:tcPr>
-            <w:tcW w:w="1653" w:type="dxa"/>
+            <w:tcW w:w="2289" w:type="dxa"/>
             <w:tcBorders/>
             <w:vAlign w:val="center"/>
           </w:tcPr>
@@ -7159,13 +6717,13 @@
             </w:pPr>
             <w:r>
               <w:rPr/>
-              <w:t>Excepciones</w:t>
+              <w:t>EXCEPCIONES</w:t>
             </w:r>
           </w:p>
         </w:tc>
         <w:tc>
           <w:tcPr>
-            <w:tcW w:w="7373" w:type="dxa"/>
+            <w:tcW w:w="6737" w:type="dxa"/>
             <w:tcBorders/>
             <w:vAlign w:val="center"/>
           </w:tcPr>
@@ -7174,7 +6732,7 @@
               <w:pStyle w:val="TableContents"/>
               <w:numPr>
                 <w:ilvl w:val="0"/>
-                <w:numId w:val="30"/>
+                <w:numId w:val="22"/>
               </w:numPr>
               <w:tabs>
                 <w:tab w:val="clear" w:pos="709"/>
@@ -7187,7 +6745,7 @@
             </w:pPr>
             <w:r>
               <w:rPr/>
-              <w:t>PasoAcción</w:t>
+              <w:t>Si se pierde la red del celular, al reconectar el control retoma el slide real: el servidor es la fuente de verdad y el cliente nunca impone su estado.</w:t>
             </w:r>
           </w:p>
           <w:p>
@@ -7195,7 +6753,7 @@
               <w:pStyle w:val="TableContents"/>
               <w:numPr>
                 <w:ilvl w:val="0"/>
-                <w:numId w:val="30"/>
+                <w:numId w:val="22"/>
               </w:numPr>
               <w:tabs>
                 <w:tab w:val="clear" w:pos="709"/>
@@ -7208,7 +6766,7 @@
             </w:pPr>
             <w:r>
               <w:rPr/>
-              <w:t>1Si se pierde la red del celular, al reconectar el control retoma el slide real: el servidor es la fuente de verdad y el cliente nunca impone su estado.</w:t>
+              <w:t>Si un mensaje del bus se pierde (pub/sub no garantiza entrega), la resincronización periódica del snapshot corrige la pantalla en menos de diez segundos.</w:t>
             </w:r>
           </w:p>
           <w:p>
@@ -7216,7 +6774,7 @@
               <w:pStyle w:val="TableContents"/>
               <w:numPr>
                 <w:ilvl w:val="0"/>
-                <w:numId w:val="30"/>
+                <w:numId w:val="22"/>
               </w:numPr>
               <w:tabs>
                 <w:tab w:val="clear" w:pos="709"/>
@@ -7229,7 +6787,7 @@
             </w:pPr>
             <w:r>
               <w:rPr/>
-              <w:t>2Si un mensaje del bus se pierde (pub/sub no garantiza entrega), la resincronización periódica del snapshot corrige la pantalla en menos de diez segundos.</w:t>
+              <w:t>Si el bus no llega a conectar, cada cliente cae a consultar el snapshot en bucle corto: se degrada la latencia, no la sincronía.</w:t>
             </w:r>
           </w:p>
           <w:p>
@@ -7237,7 +6795,7 @@
               <w:pStyle w:val="TableContents"/>
               <w:numPr>
                 <w:ilvl w:val="0"/>
-                <w:numId w:val="30"/>
+                <w:numId w:val="22"/>
               </w:numPr>
               <w:tabs>
                 <w:tab w:val="clear" w:pos="709"/>
@@ -7250,7 +6808,7 @@
             </w:pPr>
             <w:r>
               <w:rPr/>
-              <w:t>3Si el bus no llega a conectar, cada cliente cae a consultar el snapshot en bucle corto: se degrada la latencia, no la sincronía.</w:t>
+              <w:t>Si el PIN no existe o la sesión terminó, la vista del público muestra la pantalla de cierre con el enlace de feedback, nunca un error crudo.</w:t>
             </w:r>
           </w:p>
           <w:p>
@@ -7258,34 +6816,13 @@
               <w:pStyle w:val="TableContents"/>
               <w:numPr>
                 <w:ilvl w:val="0"/>
-                <w:numId w:val="30"/>
+                <w:numId w:val="22"/>
               </w:numPr>
               <w:tabs>
                 <w:tab w:val="clear" w:pos="709"/>
                 <w:tab w:val="left" w:pos="709" w:leader="none"/>
               </w:tabs>
               <w:bidi w:val="0"/>
-              <w:ind w:hanging="283" w:left="709"/>
-              <w:jc w:val="left"/>
-              <w:rPr/>
-            </w:pPr>
-            <w:r>
-              <w:rPr/>
-              <w:t>4Si el PIN no existe o la sesión terminó, la vista del público muestra la pantalla de cierre con el enlace de feedback, nunca un error crudo.</w:t>
-            </w:r>
-          </w:p>
-          <w:p>
-            <w:pPr>
-              <w:pStyle w:val="TableContents"/>
-              <w:numPr>
-                <w:ilvl w:val="0"/>
-                <w:numId w:val="30"/>
-              </w:numPr>
-              <w:tabs>
-                <w:tab w:val="clear" w:pos="709"/>
-                <w:tab w:val="left" w:pos="709" w:leader="none"/>
-              </w:tabs>
-              <w:bidi w:val="0"/>
               <w:spacing w:before="0" w:after="283"/>
               <w:ind w:hanging="283" w:left="709"/>
               <w:jc w:val="left"/>
@@ -7293,7 +6830,7 @@
             </w:pPr>
             <w:r>
               <w:rPr/>
-              <w:t>5Un texto de un segmento que no tenga forma de PIN devuelve el 404 normal del sitio sin llegar a consultar Redis.</w:t>
+              <w:t>Un texto de un segmento que no tenga forma de PIN devuelve el 404 normal del sitio sin llegar a consultar Redis.</w:t>
             </w:r>
           </w:p>
         </w:tc>
@@ -8684,6 +8221,55 @@
         <w:rPr/>
         <w:t>El modelo de datos del sistema se presenta dividido en cuatro vistas temáticas, no porque sean subsistemas aislados sino porque un único diagrama con todas las entidades resultaría ilegible en papel. Las vistas corresponden a la gestión comercial y financiera, la observabilidad y el laboratorio, la seguridad, y el currículo y la formación.</w:t>
       </w:r>
+      <w:r>
+        <w:br w:type="page"/>
+      </w:r>
+    </w:p>
+    <w:p>
+      <w:pPr>
+        <w:pStyle w:val="Heading2"/>
+        <w:bidi w:val="0"/>
+        <w:ind w:hanging="0" w:left="0" w:right="0"/>
+        <w:jc w:val="left"/>
+        <w:rPr/>
+      </w:pPr>
+      <w:bookmarkStart w:id="12" w:name="h12"/>
+      <w:bookmarkEnd w:id="12"/>
+      <w:r>
+        <w:rPr/>
+        <w:t>Diagrama de objetos</w:t>
+      </w:r>
+      <w:r>
+        <w:rPr>
+          <w:color w:val="FFFFFF"/>
+          <w:sz w:val="2"/>
+        </w:rPr>
+        <w:t>[[h12]]</w:t>
+      </w:r>
+    </w:p>
+    <w:p>
+      <w:pPr>
+        <w:pStyle w:val="BodyText"/>
+        <w:bidi w:val="0"/>
+        <w:jc w:val="left"/>
+        <w:rPr/>
+      </w:pPr>
+      <w:r>
+        <w:rPr/>
+        <w:t>Un diagrama de objetos es en esencia muy similar a uno de clases, pero su propósito es modelar el sistema en un momento determinado a partir de las instancias derivadas de las clases (SENA, 2018). En lugar de presentar el nombre de la clase como una abstracción general, presenta un objeto concreto, lo que aporta claridad al modelo. Se emplean los mismos componentes que en el diagrama de clases, con la salvedad de que se omite la multiplicidad, pues esta se observa de manera explícita al incorporar varias instancias de una misma clase.</w:t>
+      </w:r>
+    </w:p>
+    <w:p>
+      <w:pPr>
+        <w:pStyle w:val="BodyText"/>
+        <w:bidi w:val="0"/>
+        <w:jc w:val="left"/>
+        <w:rPr/>
+      </w:pPr>
+      <w:r>
+        <w:rPr/>
+        <w:t>La sintaxis del nombre de un objeto es nombreObjeto:NombreClase. Las dos instantáneas que siguen se construyeron con datos que efectivamente ocurren en producción, y cumplen una función de verificación: si una configuración real no puede representarse con el diagrama de clases vigente, el modelo estructural está incompleto.</w:t>
+      </w:r>
     </w:p>
     <w:p>
       <w:pPr>
@@ -8714,7 +8300,7 @@
         <w:rPr>
           <w:i/>
         </w:rPr>
-        <w:t>CRM y finanzas</w:t>
+        <w:t>Instantánea 1 - Proyecto DobleYo con sus servicios</w:t>
       </w:r>
     </w:p>
     <w:p>
@@ -8729,7 +8315,7 @@
         <w:rPr/>
         <w:drawing>
           <wp:inline distT="0" distB="0" distL="0" distR="0">
-            <wp:extent cx="5939790" cy="4291330"/>
+            <wp:extent cx="5939790" cy="3715385"/>
             <wp:effectExtent l="0" t="0" r="0" b="0"/>
             <wp:docPr id="24" name="Image24" descr=""/>
             <wp:cNvGraphicFramePr>
@@ -8753,7 +8339,7 @@
                   <pic:spPr bwMode="auto">
                     <a:xfrm>
                       <a:off x="0" y="0"/>
-                      <a:ext cx="5939790" cy="4291330"/>
+                      <a:ext cx="5939790" cy="3715385"/>
                     </a:xfrm>
                     <a:prstGeom prst="rect">
                       <a:avLst/>
@@ -8768,6 +8354,25 @@
     </w:p>
     <w:p>
       <w:pPr>
+        <w:pStyle w:val="BodyText"/>
+        <w:bidi w:val="0"/>
+        <w:ind w:hanging="0" w:left="0" w:right="0"/>
+        <w:jc w:val="left"/>
+        <w:rPr/>
+      </w:pPr>
+      <w:r>
+        <w:rPr>
+          <w:i/>
+        </w:rPr>
+        <w:t>Nota.</w:t>
+      </w:r>
+      <w:r>
+        <w:rPr/>
+        <w:t xml:space="preserve"> Un cliente con un proyecto activo, dos costos asociados, un monitor y un briefing aprobado.</w:t>
+      </w:r>
+    </w:p>
+    <w:p>
+      <w:pPr>
         <w:pStyle w:val="BodyTextfig-num"/>
         <w:keepNext w:val="true"/>
         <w:bidi w:val="0"/>
@@ -8795,7 +8400,7 @@
         <w:rPr>
           <w:i/>
         </w:rPr>
-        <w:t>Observabilidad y pagos</w:t>
+        <w:t>Instantánea 2 - Pago con evento duplicado + IP bloqueada</w:t>
       </w:r>
     </w:p>
     <w:p>
@@ -8810,7 +8415,7 @@
         <w:rPr/>
         <w:drawing>
           <wp:inline distT="0" distB="0" distL="0" distR="0">
-            <wp:extent cx="5939790" cy="4294505"/>
+            <wp:extent cx="5939790" cy="2933700"/>
             <wp:effectExtent l="0" t="0" r="0" b="0"/>
             <wp:docPr id="25" name="Image25" descr=""/>
             <wp:cNvGraphicFramePr>
@@ -8834,7 +8439,7 @@
                   <pic:spPr bwMode="auto">
                     <a:xfrm>
                       <a:off x="0" y="0"/>
-                      <a:ext cx="5939790" cy="4294505"/>
+                      <a:ext cx="5939790" cy="2933700"/>
                     </a:xfrm>
                     <a:prstGeom prst="rect">
                       <a:avLst/>
@@ -8849,6 +8454,74 @@
     </w:p>
     <w:p>
       <w:pPr>
+        <w:pStyle w:val="BodyText"/>
+        <w:bidi w:val="0"/>
+        <w:ind w:hanging="0" w:left="0" w:right="0"/>
+        <w:jc w:val="left"/>
+        <w:rPr/>
+      </w:pPr>
+      <w:r>
+        <w:rPr>
+          <w:i/>
+        </w:rPr>
+        <w:t>Nota.</w:t>
+      </w:r>
+      <w:r>
+        <w:rPr/>
+        <w:t xml:space="preserve"> Un pago aprobado cuya bitácora conserva el evento duplicado descartado (CU-12), junto a una IP bloqueada automáticamente y la anomalía que la originó (CU-14).</w:t>
+      </w:r>
+      <w:r>
+        <w:br w:type="page"/>
+      </w:r>
+    </w:p>
+    <w:p>
+      <w:pPr>
+        <w:pStyle w:val="Heading2"/>
+        <w:bidi w:val="0"/>
+        <w:ind w:hanging="0" w:left="0" w:right="0"/>
+        <w:jc w:val="left"/>
+        <w:rPr/>
+      </w:pPr>
+      <w:bookmarkStart w:id="13" w:name="h13"/>
+      <w:bookmarkEnd w:id="13"/>
+      <w:r>
+        <w:rPr/>
+        <w:t>Diagrama de componentes</w:t>
+      </w:r>
+      <w:r>
+        <w:rPr>
+          <w:color w:val="FFFFFF"/>
+          <w:sz w:val="2"/>
+        </w:rPr>
+        <w:t>[[h13]]</w:t>
+      </w:r>
+    </w:p>
+    <w:p>
+      <w:pPr>
+        <w:pStyle w:val="BodyText"/>
+        <w:bidi w:val="0"/>
+        <w:jc w:val="left"/>
+        <w:rPr/>
+      </w:pPr>
+      <w:r>
+        <w:rPr/>
+        <w:t>El diagrama de componentes representa las piezas que conforman una aplicación, junto con sus relaciones, interacciones e interfaces públicas (SENA, 2018). Modela el sistema a partir de las unidades desde las cuales se construye la aplicación, y resulta especialmente útil para comprender sistemas grandes como composición de partes pequeñas.</w:t>
+      </w:r>
+    </w:p>
+    <w:p>
+      <w:pPr>
+        <w:pStyle w:val="BodyText"/>
+        <w:bidi w:val="0"/>
+        <w:jc w:val="left"/>
+        <w:rPr/>
+      </w:pPr>
+      <w:r>
+        <w:rPr/>
+        <w:t>La notación se apoya en la metáfora de bola y enchufe: una interfaz proporcionada, aquello que el componente ofrece, se dibuja como un círculo sólido en el extremo de una línea; una interfaz requerida, aquello que el componente necesita, se dibuja como un semicírculo abierto hacia la interfaz con la que se acopla. Cuando la bola encaja dentro del enchufe se representa un conector de ensamblaje, es decir, una dependencia real entre los dos componentes.</w:t>
+      </w:r>
+    </w:p>
+    <w:p>
+      <w:pPr>
         <w:pStyle w:val="BodyTextfig-num"/>
         <w:keepNext w:val="true"/>
         <w:bidi w:val="0"/>
@@ -8876,7 +8549,7 @@
         <w:rPr>
           <w:i/>
         </w:rPr>
-        <w:t>Seguridad (micro-SIEM)</w:t>
+        <w:t>Componentes y sus interfaces</w:t>
       </w:r>
     </w:p>
     <w:p>
@@ -8891,7 +8564,7 @@
         <w:rPr/>
         <w:drawing>
           <wp:inline distT="0" distB="0" distL="0" distR="0">
-            <wp:extent cx="5939790" cy="1843405"/>
+            <wp:extent cx="5939790" cy="4129405"/>
             <wp:effectExtent l="0" t="0" r="0" b="0"/>
             <wp:docPr id="26" name="Image26" descr=""/>
             <wp:cNvGraphicFramePr>
@@ -8915,7 +8588,7 @@
                   <pic:spPr bwMode="auto">
                     <a:xfrm>
                       <a:off x="0" y="0"/>
-                      <a:ext cx="5939790" cy="1843405"/>
+                      <a:ext cx="5939790" cy="4129405"/>
                     </a:xfrm>
                     <a:prstGeom prst="rect">
                       <a:avLst/>
@@ -8927,6 +8600,25 @@
           </wp:inline>
         </w:drawing>
       </w:r>
+    </w:p>
+    <w:p>
+      <w:pPr>
+        <w:pStyle w:val="BodyText"/>
+        <w:bidi w:val="0"/>
+        <w:ind w:hanging="0" w:left="0" w:right="0"/>
+        <w:jc w:val="left"/>
+        <w:rPr/>
+      </w:pPr>
+      <w:r>
+        <w:rPr>
+          <w:i/>
+        </w:rPr>
+        <w:t>Nota.</w:t>
+      </w:r>
+      <w:r>
+        <w:rPr/>
+        <w:t xml:space="preserve"> Las piezas de software del sistema y las interfaces por las que dependen unas de otras. Lo que el diagrama afirma es sustituibilidad: un componente que solo depende de interfaces provistas puede cambiarse por otro que ofrezca las mismas sin tocar a sus consumidores.</w:t>
+      </w:r>
       <w:r>
         <w:br w:type="page"/>
       </w:r>
@@ -8939,42 +8631,42 @@
         <w:jc w:val="left"/>
         <w:rPr/>
       </w:pPr>
-      <w:bookmarkStart w:id="12" w:name="h12"/>
-      <w:bookmarkEnd w:id="12"/>
-      <w:r>
-        <w:rPr/>
-        <w:t>Diagrama de objetos</w:t>
+      <w:bookmarkStart w:id="14" w:name="h14"/>
+      <w:bookmarkEnd w:id="14"/>
+      <w:r>
+        <w:rPr/>
+        <w:t>Diagrama de despliegue</w:t>
       </w:r>
       <w:r>
         <w:rPr>
           <w:color w:val="FFFFFF"/>
           <w:sz w:val="2"/>
         </w:rPr>
-        <w:t>[[h12]]</w:t>
-      </w:r>
-    </w:p>
-    <w:p>
-      <w:pPr>
-        <w:pStyle w:val="BodyText"/>
-        <w:bidi w:val="0"/>
-        <w:jc w:val="left"/>
-        <w:rPr/>
-      </w:pPr>
-      <w:r>
-        <w:rPr/>
-        <w:t>Un diagrama de objetos es en esencia muy similar a uno de clases, pero su propósito es modelar el sistema en un momento determinado a partir de las instancias derivadas de las clases (SENA, 2018). En lugar de presentar el nombre de la clase como una abstracción general, presenta un objeto concreto, lo que aporta claridad al modelo. Se emplean los mismos componentes que en el diagrama de clases, con la salvedad de que se omite la multiplicidad, pues esta se observa de manera explícita al incorporar varias instancias de una misma clase.</w:t>
-      </w:r>
-    </w:p>
-    <w:p>
-      <w:pPr>
-        <w:pStyle w:val="BodyText"/>
-        <w:bidi w:val="0"/>
-        <w:jc w:val="left"/>
-        <w:rPr/>
-      </w:pPr>
-      <w:r>
-        <w:rPr/>
-        <w:t>La sintaxis del nombre de un objeto es nombreObjeto:NombreClase. Las dos instantáneas que siguen se construyeron con datos que efectivamente ocurren en producción, y cumplen una función de verificación: si una configuración real no puede representarse con el diagrama de clases vigente, el modelo estructural está incompleto.</w:t>
+        <w:t>[[h14]]</w:t>
+      </w:r>
+    </w:p>
+    <w:p>
+      <w:pPr>
+        <w:pStyle w:val="BodyText"/>
+        <w:bidi w:val="0"/>
+        <w:jc w:val="left"/>
+        <w:rPr/>
+      </w:pPr>
+      <w:r>
+        <w:rPr/>
+        <w:t>El diagrama de despliegue físico muestra cómo y dónde se desplegará el sistema. Las máquinas físicas y los procesadores se representan como nodos, visualizados habitualmente como cubos, y los artefactos se ubican dentro de esos nodos para modelar el despliegue (SENA, 2018). La ubicación de cada artefacto se guía por las especificaciones de despliegue.</w:t>
+      </w:r>
+    </w:p>
+    <w:p>
+      <w:pPr>
+        <w:pStyle w:val="BodyText"/>
+        <w:bidi w:val="0"/>
+        <w:jc w:val="left"/>
+        <w:rPr/>
+      </w:pPr>
+      <w:r>
+        <w:rPr/>
+        <w:t>El caso de este sistema tiene una particularidad que el diagrama expone con claridad: no existe un servidor propio. El cómputo ocurre en funciones administradas por la plataforma de despliegue, la base de datos reside en un servicio gestionado con réplicas por región, y las tareas programadas las dispara un planificador externo mediante peticiones autenticadas. Los nodos del diagrama son, por tanto, entornos de ejecución de terceros y no máquinas bajo control directo del proyecto.</w:t>
       </w:r>
     </w:p>
     <w:p>
@@ -9006,7 +8698,7 @@
         <w:rPr>
           <w:i/>
         </w:rPr>
-        <w:t>Instantánea 1 - Proyecto DobleYo con sus servicios</w:t>
+        <w:t>Despliegue de producción (codebymike.tech)</w:t>
       </w:r>
     </w:p>
     <w:p>
@@ -9021,7 +8713,7 @@
         <w:rPr/>
         <w:drawing>
           <wp:inline distT="0" distB="0" distL="0" distR="0">
-            <wp:extent cx="5939790" cy="3715385"/>
+            <wp:extent cx="5939790" cy="3528060"/>
             <wp:effectExtent l="0" t="0" r="0" b="0"/>
             <wp:docPr id="27" name="Image27" descr=""/>
             <wp:cNvGraphicFramePr>
@@ -9045,7 +8737,7 @@
                   <pic:spPr bwMode="auto">
                     <a:xfrm>
                       <a:off x="0" y="0"/>
-                      <a:ext cx="5939790" cy="3715385"/>
+                      <a:ext cx="5939790" cy="3528060"/>
                     </a:xfrm>
                     <a:prstGeom prst="rect">
                       <a:avLst/>
@@ -9074,7 +8766,59 @@
       </w:r>
       <w:r>
         <w:rPr/>
-        <w:t xml:space="preserve"> Un cliente con un proyecto activo, dos costos asociados, un monitor y un briefing aprobado.</w:t>
+        <w:t xml:space="preserve"> Qué corre dónde y por dónde viaja cada cosa. El sistema no tiene servidor propio: todo el cómputo vive en la red de borde de Vercel, la persistencia es un servicio gestionado y los disparadores periódicos vienen de fuera, no de un proceso residente.</w:t>
+      </w:r>
+      <w:r>
+        <w:br w:type="page"/>
+      </w:r>
+    </w:p>
+    <w:p>
+      <w:pPr>
+        <w:pStyle w:val="Heading2"/>
+        <w:bidi w:val="0"/>
+        <w:ind w:hanging="0" w:left="0" w:right="0"/>
+        <w:jc w:val="left"/>
+        <w:rPr/>
+      </w:pPr>
+      <w:bookmarkStart w:id="15" w:name="h15"/>
+      <w:bookmarkEnd w:id="15"/>
+      <w:r>
+        <w:rPr/>
+        <w:t>Diagrama de paquetes</w:t>
+      </w:r>
+      <w:r>
+        <w:rPr>
+          <w:color w:val="FFFFFF"/>
+          <w:sz w:val="2"/>
+        </w:rPr>
+        <w:t>[[h15]]</w:t>
+      </w:r>
+    </w:p>
+    <w:p>
+      <w:pPr>
+        <w:pStyle w:val="BodyText"/>
+        <w:bidi w:val="0"/>
+        <w:jc w:val="left"/>
+        <w:rPr/>
+      </w:pPr>
+      <w:r>
+        <w:rPr/>
+        <w:t>El diagrama de paquetes permite organizar los elementos de modelado en agrupaciones y representar las dependencias entre ellas (SENA, 2018). Sus usos más frecuentes son ordenar diagramas de casos de uso y de clases, aunque no está limitado a esos elementos.</w:t>
+      </w:r>
+    </w:p>
+    <w:p>
+      <w:pPr>
+        <w:pStyle w:val="BodyText"/>
+        <w:bidi w:val="0"/>
+        <w:jc w:val="left"/>
+        <w:rPr/>
+      </w:pPr>
+      <w:r>
+        <w:rPr/>
+        <w:t>En este sistema el diagrama de paquetes documenta una regla de arquitectura que el código debe respetar: las dependencias fluyen en una sola dirección, desde las páginas y los puntos de entrada hacia la lógica de dominio y de ahí hacia el acceso a datos, sin ciclos de retorno. Los módulos de lógica pura no dependen de la base de datos, y esa restricción es la que permite probarlos sin levantar una base de datos real.</w:t>
+      </w:r>
+      <w:r>
+        <w:br w:type="page"/>
       </w:r>
     </w:p>
     <w:p>
@@ -9088,7 +8832,7 @@
       </w:pPr>
       <w:r>
         <w:rPr/>
-        <w:t>Figura 28</w:t>
+        <w:t>Figura 28 (sección 1 de 2)</w:t>
       </w:r>
     </w:p>
     <w:p>
@@ -9106,7 +8850,7 @@
         <w:rPr>
           <w:i/>
         </w:rPr>
-        <w:t>Instantánea 2 - Pago con evento duplicado + IP bloqueada</w:t>
+        <w:t>Diagrama de paquetes</w:t>
       </w:r>
     </w:p>
     <w:p>
@@ -9121,7 +8865,7 @@
         <w:rPr/>
         <w:drawing>
           <wp:inline distT="0" distB="0" distL="0" distR="0">
-            <wp:extent cx="5939790" cy="2933700"/>
+            <wp:extent cx="5130165" cy="6840220"/>
             <wp:effectExtent l="0" t="0" r="0" b="0"/>
             <wp:docPr id="28" name="Image28" descr=""/>
             <wp:cNvGraphicFramePr>
@@ -9145,7 +8889,7 @@
                   <pic:spPr bwMode="auto">
                     <a:xfrm>
                       <a:off x="0" y="0"/>
-                      <a:ext cx="5939790" cy="2933700"/>
+                      <a:ext cx="5130165" cy="6840220"/>
                     </a:xfrm>
                     <a:prstGeom prst="rect">
                       <a:avLst/>
@@ -9174,56 +8918,10 @@
       </w:r>
       <w:r>
         <w:rPr/>
-        <w:t xml:space="preserve"> Un pago aprobado cuya bitácora conserva el evento duplicado descartado (CU-12), junto a una IP bloqueada automáticamente y la anomalía que la originó (CU-14).</w:t>
+        <w:t xml:space="preserve"> src/middleware.tsguarda de entrada</w:t>
       </w:r>
       <w:r>
         <w:br w:type="page"/>
-      </w:r>
-    </w:p>
-    <w:p>
-      <w:pPr>
-        <w:pStyle w:val="Heading2"/>
-        <w:bidi w:val="0"/>
-        <w:ind w:hanging="0" w:left="0" w:right="0"/>
-        <w:jc w:val="left"/>
-        <w:rPr/>
-      </w:pPr>
-      <w:bookmarkStart w:id="13" w:name="h13"/>
-      <w:bookmarkEnd w:id="13"/>
-      <w:r>
-        <w:rPr/>
-        <w:t>Diagrama de componentes</w:t>
-      </w:r>
-      <w:r>
-        <w:rPr>
-          <w:color w:val="FFFFFF"/>
-          <w:sz w:val="2"/>
-        </w:rPr>
-        <w:t>[[h13]]</w:t>
-      </w:r>
-    </w:p>
-    <w:p>
-      <w:pPr>
-        <w:pStyle w:val="BodyText"/>
-        <w:bidi w:val="0"/>
-        <w:jc w:val="left"/>
-        <w:rPr/>
-      </w:pPr>
-      <w:r>
-        <w:rPr/>
-        <w:t>El diagrama de componentes representa las piezas que conforman una aplicación, junto con sus relaciones, interacciones e interfaces públicas (SENA, 2018). Modela el sistema a partir de las unidades desde las cuales se construye la aplicación, y resulta especialmente útil para comprender sistemas grandes como composición de partes pequeñas.</w:t>
-      </w:r>
-    </w:p>
-    <w:p>
-      <w:pPr>
-        <w:pStyle w:val="BodyText"/>
-        <w:bidi w:val="0"/>
-        <w:jc w:val="left"/>
-        <w:rPr/>
-      </w:pPr>
-      <w:r>
-        <w:rPr/>
-        <w:t>La notación se apoya en la metáfora de bola y enchufe: una interfaz proporcionada, aquello que el componente ofrece, se dibuja como un círculo sólido en el extremo de una línea; una interfaz requerida, aquello que el componente necesita, se dibuja como un semicírculo abierto hacia la interfaz con la que se acopla. Cuando la bola encaja dentro del enchufe se representa un conector de ensamblaje, es decir, una dependencia real entre los dos componentes.</w:t>
       </w:r>
     </w:p>
     <w:p>
@@ -9237,7 +8935,7 @@
       </w:pPr>
       <w:r>
         <w:rPr/>
-        <w:t>Figura 29</w:t>
+        <w:t>Figura 28 (sección 2 de 2)</w:t>
       </w:r>
     </w:p>
     <w:p>
@@ -9255,7 +8953,7 @@
         <w:rPr>
           <w:i/>
         </w:rPr>
-        <w:t>Componentes y sus interfaces</w:t>
+        <w:t>Diagrama de paquetes</w:t>
       </w:r>
     </w:p>
     <w:p>
@@ -9270,7 +8968,7 @@
         <w:rPr/>
         <w:drawing>
           <wp:inline distT="0" distB="0" distL="0" distR="0">
-            <wp:extent cx="5939790" cy="4129405"/>
+            <wp:extent cx="4471035" cy="6840220"/>
             <wp:effectExtent l="0" t="0" r="0" b="0"/>
             <wp:docPr id="29" name="Image29" descr=""/>
             <wp:cNvGraphicFramePr>
@@ -9287,410 +8985,6 @@
                   </pic:nvPicPr>
                   <pic:blipFill>
                     <a:blip r:embed="rId30"/>
-                    <a:stretch>
-                      <a:fillRect/>
-                    </a:stretch>
-                  </pic:blipFill>
-                  <pic:spPr bwMode="auto">
-                    <a:xfrm>
-                      <a:off x="0" y="0"/>
-                      <a:ext cx="5939790" cy="4129405"/>
-                    </a:xfrm>
-                    <a:prstGeom prst="rect">
-                      <a:avLst/>
-                    </a:prstGeom>
-                  </pic:spPr>
-                </pic:pic>
-              </a:graphicData>
-            </a:graphic>
-          </wp:inline>
-        </w:drawing>
-      </w:r>
-    </w:p>
-    <w:p>
-      <w:pPr>
-        <w:pStyle w:val="BodyText"/>
-        <w:bidi w:val="0"/>
-        <w:ind w:hanging="0" w:left="0" w:right="0"/>
-        <w:jc w:val="left"/>
-        <w:rPr/>
-      </w:pPr>
-      <w:r>
-        <w:rPr>
-          <w:i/>
-        </w:rPr>
-        <w:t>Nota.</w:t>
-      </w:r>
-      <w:r>
-        <w:rPr/>
-        <w:t xml:space="preserve"> Las piezas de software del sistema y las interfaces por las que dependen unas de otras. Lo que el diagrama afirma es sustituibilidad: un componente que solo depende de interfaces provistas puede cambiarse por otro que ofrezca las mismas sin tocar a sus consumidores.</w:t>
-      </w:r>
-      <w:r>
-        <w:br w:type="page"/>
-      </w:r>
-    </w:p>
-    <w:p>
-      <w:pPr>
-        <w:pStyle w:val="Heading2"/>
-        <w:bidi w:val="0"/>
-        <w:ind w:hanging="0" w:left="0" w:right="0"/>
-        <w:jc w:val="left"/>
-        <w:rPr/>
-      </w:pPr>
-      <w:bookmarkStart w:id="14" w:name="h14"/>
-      <w:bookmarkEnd w:id="14"/>
-      <w:r>
-        <w:rPr/>
-        <w:t>Diagrama de despliegue</w:t>
-      </w:r>
-      <w:r>
-        <w:rPr>
-          <w:color w:val="FFFFFF"/>
-          <w:sz w:val="2"/>
-        </w:rPr>
-        <w:t>[[h14]]</w:t>
-      </w:r>
-    </w:p>
-    <w:p>
-      <w:pPr>
-        <w:pStyle w:val="BodyText"/>
-        <w:bidi w:val="0"/>
-        <w:jc w:val="left"/>
-        <w:rPr/>
-      </w:pPr>
-      <w:r>
-        <w:rPr/>
-        <w:t>El diagrama de despliegue físico muestra cómo y dónde se desplegará el sistema. Las máquinas físicas y los procesadores se representan como nodos, visualizados habitualmente como cubos, y los artefactos se ubican dentro de esos nodos para modelar el despliegue (SENA, 2018). La ubicación de cada artefacto se guía por las especificaciones de despliegue.</w:t>
-      </w:r>
-    </w:p>
-    <w:p>
-      <w:pPr>
-        <w:pStyle w:val="BodyText"/>
-        <w:bidi w:val="0"/>
-        <w:jc w:val="left"/>
-        <w:rPr/>
-      </w:pPr>
-      <w:r>
-        <w:rPr/>
-        <w:t>El caso de este sistema tiene una particularidad que el diagrama expone con claridad: no existe un servidor propio. El cómputo ocurre en funciones administradas por la plataforma de despliegue, la base de datos reside en un servicio gestionado con réplicas por región, y las tareas programadas las dispara un planificador externo mediante peticiones autenticadas. Los nodos del diagrama son, por tanto, entornos de ejecución de terceros y no máquinas bajo control directo del proyecto.</w:t>
-      </w:r>
-    </w:p>
-    <w:p>
-      <w:pPr>
-        <w:pStyle w:val="BodyTextfig-num"/>
-        <w:keepNext w:val="true"/>
-        <w:bidi w:val="0"/>
-        <w:ind w:hanging="0" w:left="0" w:right="0"/>
-        <w:jc w:val="left"/>
-        <w:rPr/>
-      </w:pPr>
-      <w:r>
-        <w:rPr/>
-        <w:t>Figura 30</w:t>
-      </w:r>
-    </w:p>
-    <w:p>
-      <w:pPr>
-        <w:pStyle w:val="BodyTextfig-tit"/>
-        <w:keepNext w:val="true"/>
-        <w:bidi w:val="0"/>
-        <w:ind w:hanging="0" w:left="0" w:right="0"/>
-        <w:jc w:val="left"/>
-        <w:rPr>
-          <w:i/>
-        </w:rPr>
-      </w:pPr>
-      <w:r>
-        <w:rPr>
-          <w:i/>
-        </w:rPr>
-        <w:t>Despliegue de producción (codebymike.tech)</w:t>
-      </w:r>
-    </w:p>
-    <w:p>
-      <w:pPr>
-        <w:pStyle w:val="BodyText"/>
-        <w:bidi w:val="0"/>
-        <w:ind w:hanging="0" w:left="0" w:right="0"/>
-        <w:jc w:val="left"/>
-        <w:rPr/>
-      </w:pPr>
-      <w:r>
-        <w:rPr/>
-        <w:drawing>
-          <wp:inline distT="0" distB="0" distL="0" distR="0">
-            <wp:extent cx="5939790" cy="3528060"/>
-            <wp:effectExtent l="0" t="0" r="0" b="0"/>
-            <wp:docPr id="30" name="Image30" descr=""/>
-            <wp:cNvGraphicFramePr>
-              <a:graphicFrameLocks xmlns:a="http://schemas.openxmlformats.org/drawingml/2006/main" noChangeAspect="1"/>
-            </wp:cNvGraphicFramePr>
-            <a:graphic xmlns:a="http://schemas.openxmlformats.org/drawingml/2006/main">
-              <a:graphicData uri="http://schemas.openxmlformats.org/drawingml/2006/picture">
-                <pic:pic xmlns:pic="http://schemas.openxmlformats.org/drawingml/2006/picture">
-                  <pic:nvPicPr>
-                    <pic:cNvPr id="30" name="Image30" descr=""/>
-                    <pic:cNvPicPr>
-                      <a:picLocks noChangeAspect="1" noChangeArrowheads="1"/>
-                    </pic:cNvPicPr>
-                  </pic:nvPicPr>
-                  <pic:blipFill>
-                    <a:blip r:embed="rId31"/>
-                    <a:stretch>
-                      <a:fillRect/>
-                    </a:stretch>
-                  </pic:blipFill>
-                  <pic:spPr bwMode="auto">
-                    <a:xfrm>
-                      <a:off x="0" y="0"/>
-                      <a:ext cx="5939790" cy="3528060"/>
-                    </a:xfrm>
-                    <a:prstGeom prst="rect">
-                      <a:avLst/>
-                    </a:prstGeom>
-                  </pic:spPr>
-                </pic:pic>
-              </a:graphicData>
-            </a:graphic>
-          </wp:inline>
-        </w:drawing>
-      </w:r>
-    </w:p>
-    <w:p>
-      <w:pPr>
-        <w:pStyle w:val="BodyText"/>
-        <w:bidi w:val="0"/>
-        <w:ind w:hanging="0" w:left="0" w:right="0"/>
-        <w:jc w:val="left"/>
-        <w:rPr/>
-      </w:pPr>
-      <w:r>
-        <w:rPr>
-          <w:i/>
-        </w:rPr>
-        <w:t>Nota.</w:t>
-      </w:r>
-      <w:r>
-        <w:rPr/>
-        <w:t xml:space="preserve"> Qué corre dónde y por dónde viaja cada cosa. El sistema no tiene servidor propio: todo el cómputo vive en la red de borde de Vercel, la persistencia es un servicio gestionado y los disparadores periódicos vienen de fuera, no de un proceso residente.</w:t>
-      </w:r>
-      <w:r>
-        <w:br w:type="page"/>
-      </w:r>
-    </w:p>
-    <w:p>
-      <w:pPr>
-        <w:pStyle w:val="Heading2"/>
-        <w:bidi w:val="0"/>
-        <w:ind w:hanging="0" w:left="0" w:right="0"/>
-        <w:jc w:val="left"/>
-        <w:rPr/>
-      </w:pPr>
-      <w:bookmarkStart w:id="15" w:name="h15"/>
-      <w:bookmarkEnd w:id="15"/>
-      <w:r>
-        <w:rPr/>
-        <w:t>Diagrama de paquetes</w:t>
-      </w:r>
-      <w:r>
-        <w:rPr>
-          <w:color w:val="FFFFFF"/>
-          <w:sz w:val="2"/>
-        </w:rPr>
-        <w:t>[[h15]]</w:t>
-      </w:r>
-    </w:p>
-    <w:p>
-      <w:pPr>
-        <w:pStyle w:val="BodyText"/>
-        <w:bidi w:val="0"/>
-        <w:jc w:val="left"/>
-        <w:rPr/>
-      </w:pPr>
-      <w:r>
-        <w:rPr/>
-        <w:t>El diagrama de paquetes permite organizar los elementos de modelado en agrupaciones y representar las dependencias entre ellas (SENA, 2018). Sus usos más frecuentes son ordenar diagramas de casos de uso y de clases, aunque no está limitado a esos elementos.</w:t>
-      </w:r>
-    </w:p>
-    <w:p>
-      <w:pPr>
-        <w:pStyle w:val="BodyText"/>
-        <w:bidi w:val="0"/>
-        <w:jc w:val="left"/>
-        <w:rPr/>
-      </w:pPr>
-      <w:r>
-        <w:rPr/>
-        <w:t>En este sistema el diagrama de paquetes documenta una regla de arquitectura que el código debe respetar: las dependencias fluyen en una sola dirección, desde las páginas y los puntos de entrada hacia la lógica de dominio y de ahí hacia el acceso a datos, sin ciclos de retorno. Los módulos de lógica pura no dependen de la base de datos, y esa restricción es la que permite probarlos sin levantar una base de datos real.</w:t>
-      </w:r>
-      <w:r>
-        <w:br w:type="page"/>
-      </w:r>
-    </w:p>
-    <w:p>
-      <w:pPr>
-        <w:pStyle w:val="BodyTextfig-num"/>
-        <w:keepNext w:val="true"/>
-        <w:bidi w:val="0"/>
-        <w:ind w:hanging="0" w:left="0" w:right="0"/>
-        <w:jc w:val="left"/>
-        <w:rPr/>
-      </w:pPr>
-      <w:r>
-        <w:rPr/>
-        <w:t>Figura 31 (sección 1 de 2)</w:t>
-      </w:r>
-    </w:p>
-    <w:p>
-      <w:pPr>
-        <w:pStyle w:val="BodyTextfig-tit"/>
-        <w:keepNext w:val="true"/>
-        <w:bidi w:val="0"/>
-        <w:ind w:hanging="0" w:left="0" w:right="0"/>
-        <w:jc w:val="left"/>
-        <w:rPr>
-          <w:i/>
-        </w:rPr>
-      </w:pPr>
-      <w:r>
-        <w:rPr>
-          <w:i/>
-        </w:rPr>
-        <w:t>Diagrama de paquetes</w:t>
-      </w:r>
-    </w:p>
-    <w:p>
-      <w:pPr>
-        <w:pStyle w:val="BodyText"/>
-        <w:bidi w:val="0"/>
-        <w:ind w:hanging="0" w:left="0" w:right="0"/>
-        <w:jc w:val="left"/>
-        <w:rPr/>
-      </w:pPr>
-      <w:r>
-        <w:rPr/>
-        <w:drawing>
-          <wp:inline distT="0" distB="0" distL="0" distR="0">
-            <wp:extent cx="5130165" cy="6840220"/>
-            <wp:effectExtent l="0" t="0" r="0" b="0"/>
-            <wp:docPr id="31" name="Image31" descr=""/>
-            <wp:cNvGraphicFramePr>
-              <a:graphicFrameLocks xmlns:a="http://schemas.openxmlformats.org/drawingml/2006/main" noChangeAspect="1"/>
-            </wp:cNvGraphicFramePr>
-            <a:graphic xmlns:a="http://schemas.openxmlformats.org/drawingml/2006/main">
-              <a:graphicData uri="http://schemas.openxmlformats.org/drawingml/2006/picture">
-                <pic:pic xmlns:pic="http://schemas.openxmlformats.org/drawingml/2006/picture">
-                  <pic:nvPicPr>
-                    <pic:cNvPr id="31" name="Image31" descr=""/>
-                    <pic:cNvPicPr>
-                      <a:picLocks noChangeAspect="1" noChangeArrowheads="1"/>
-                    </pic:cNvPicPr>
-                  </pic:nvPicPr>
-                  <pic:blipFill>
-                    <a:blip r:embed="rId32"/>
-                    <a:stretch>
-                      <a:fillRect/>
-                    </a:stretch>
-                  </pic:blipFill>
-                  <pic:spPr bwMode="auto">
-                    <a:xfrm>
-                      <a:off x="0" y="0"/>
-                      <a:ext cx="5130165" cy="6840220"/>
-                    </a:xfrm>
-                    <a:prstGeom prst="rect">
-                      <a:avLst/>
-                    </a:prstGeom>
-                  </pic:spPr>
-                </pic:pic>
-              </a:graphicData>
-            </a:graphic>
-          </wp:inline>
-        </w:drawing>
-      </w:r>
-    </w:p>
-    <w:p>
-      <w:pPr>
-        <w:pStyle w:val="BodyText"/>
-        <w:bidi w:val="0"/>
-        <w:ind w:hanging="0" w:left="0" w:right="0"/>
-        <w:jc w:val="left"/>
-        <w:rPr/>
-      </w:pPr>
-      <w:r>
-        <w:rPr>
-          <w:i/>
-        </w:rPr>
-        <w:t>Nota.</w:t>
-      </w:r>
-      <w:r>
-        <w:rPr/>
-        <w:t xml:space="preserve"> src/middleware.tsguarda de entrada</w:t>
-      </w:r>
-      <w:r>
-        <w:br w:type="page"/>
-      </w:r>
-    </w:p>
-    <w:p>
-      <w:pPr>
-        <w:pStyle w:val="BodyTextfig-num"/>
-        <w:keepNext w:val="true"/>
-        <w:bidi w:val="0"/>
-        <w:ind w:hanging="0" w:left="0" w:right="0"/>
-        <w:jc w:val="left"/>
-        <w:rPr/>
-      </w:pPr>
-      <w:r>
-        <w:rPr/>
-        <w:t>Figura 31 (sección 2 de 2)</w:t>
-      </w:r>
-    </w:p>
-    <w:p>
-      <w:pPr>
-        <w:pStyle w:val="BodyTextfig-tit"/>
-        <w:keepNext w:val="true"/>
-        <w:bidi w:val="0"/>
-        <w:ind w:hanging="0" w:left="0" w:right="0"/>
-        <w:jc w:val="left"/>
-        <w:rPr>
-          <w:i/>
-        </w:rPr>
-      </w:pPr>
-      <w:r>
-        <w:rPr>
-          <w:i/>
-        </w:rPr>
-        <w:t>Diagrama de paquetes</w:t>
-      </w:r>
-    </w:p>
-    <w:p>
-      <w:pPr>
-        <w:pStyle w:val="BodyText"/>
-        <w:bidi w:val="0"/>
-        <w:ind w:hanging="0" w:left="0" w:right="0"/>
-        <w:jc w:val="left"/>
-        <w:rPr/>
-      </w:pPr>
-      <w:r>
-        <w:rPr/>
-        <w:drawing>
-          <wp:inline distT="0" distB="0" distL="0" distR="0">
-            <wp:extent cx="4471035" cy="6840220"/>
-            <wp:effectExtent l="0" t="0" r="0" b="0"/>
-            <wp:docPr id="32" name="Image32" descr=""/>
-            <wp:cNvGraphicFramePr>
-              <a:graphicFrameLocks xmlns:a="http://schemas.openxmlformats.org/drawingml/2006/main" noChangeAspect="1"/>
-            </wp:cNvGraphicFramePr>
-            <a:graphic xmlns:a="http://schemas.openxmlformats.org/drawingml/2006/main">
-              <a:graphicData uri="http://schemas.openxmlformats.org/drawingml/2006/picture">
-                <pic:pic xmlns:pic="http://schemas.openxmlformats.org/drawingml/2006/picture">
-                  <pic:nvPicPr>
-                    <pic:cNvPr id="32" name="Image32" descr=""/>
-                    <pic:cNvPicPr>
-                      <a:picLocks noChangeAspect="1" noChangeArrowheads="1"/>
-                    </pic:cNvPicPr>
-                  </pic:nvPicPr>
-                  <pic:blipFill>
-                    <a:blip r:embed="rId33"/>
                     <a:stretch>
                       <a:fillRect/>
                     </a:stretch>
@@ -12651,958 +11945,6 @@
     </w:lvl>
   </w:abstractNum>
   <w:abstractNum w:abstractNumId="23">
-    <w:lvl w:ilvl="0">
-      <w:start w:val="1"/>
-      <w:numFmt w:val="decimal"/>
-      <w:lvlText w:val="%1."/>
-      <w:lvlJc w:val="left"/>
-      <w:pPr>
-        <w:tabs>
-          <w:tab w:val="num" w:pos="709"/>
-        </w:tabs>
-        <w:ind w:left="709" w:hanging="283"/>
-      </w:pPr>
-      <w:rPr/>
-    </w:lvl>
-    <w:lvl w:ilvl="1">
-      <w:start w:val="1"/>
-      <w:numFmt w:val="decimal"/>
-      <w:lvlText w:val="%2."/>
-      <w:lvlJc w:val="left"/>
-      <w:pPr>
-        <w:tabs>
-          <w:tab w:val="num" w:pos="1418"/>
-        </w:tabs>
-        <w:ind w:left="1418" w:hanging="283"/>
-      </w:pPr>
-      <w:rPr/>
-    </w:lvl>
-    <w:lvl w:ilvl="2">
-      <w:start w:val="1"/>
-      <w:numFmt w:val="decimal"/>
-      <w:lvlText w:val="%3."/>
-      <w:lvlJc w:val="left"/>
-      <w:pPr>
-        <w:tabs>
-          <w:tab w:val="num" w:pos="2127"/>
-        </w:tabs>
-        <w:ind w:left="2127" w:hanging="283"/>
-      </w:pPr>
-      <w:rPr/>
-    </w:lvl>
-    <w:lvl w:ilvl="3">
-      <w:start w:val="1"/>
-      <w:numFmt w:val="decimal"/>
-      <w:lvlText w:val="%4."/>
-      <w:lvlJc w:val="left"/>
-      <w:pPr>
-        <w:tabs>
-          <w:tab w:val="num" w:pos="2836"/>
-        </w:tabs>
-        <w:ind w:left="2836" w:hanging="283"/>
-      </w:pPr>
-      <w:rPr/>
-    </w:lvl>
-    <w:lvl w:ilvl="4">
-      <w:start w:val="1"/>
-      <w:numFmt w:val="decimal"/>
-      <w:lvlText w:val="%5."/>
-      <w:lvlJc w:val="left"/>
-      <w:pPr>
-        <w:tabs>
-          <w:tab w:val="num" w:pos="3545"/>
-        </w:tabs>
-        <w:ind w:left="3545" w:hanging="283"/>
-      </w:pPr>
-      <w:rPr/>
-    </w:lvl>
-    <w:lvl w:ilvl="5">
-      <w:start w:val="1"/>
-      <w:numFmt w:val="decimal"/>
-      <w:lvlText w:val="%6."/>
-      <w:lvlJc w:val="left"/>
-      <w:pPr>
-        <w:tabs>
-          <w:tab w:val="num" w:pos="4254"/>
-        </w:tabs>
-        <w:ind w:left="4254" w:hanging="283"/>
-      </w:pPr>
-      <w:rPr/>
-    </w:lvl>
-    <w:lvl w:ilvl="6">
-      <w:start w:val="1"/>
-      <w:numFmt w:val="decimal"/>
-      <w:lvlText w:val="%7."/>
-      <w:lvlJc w:val="left"/>
-      <w:pPr>
-        <w:tabs>
-          <w:tab w:val="num" w:pos="4963"/>
-        </w:tabs>
-        <w:ind w:left="4963" w:hanging="283"/>
-      </w:pPr>
-      <w:rPr/>
-    </w:lvl>
-    <w:lvl w:ilvl="7">
-      <w:start w:val="1"/>
-      <w:numFmt w:val="decimal"/>
-      <w:lvlText w:val="%8."/>
-      <w:lvlJc w:val="left"/>
-      <w:pPr>
-        <w:tabs>
-          <w:tab w:val="num" w:pos="5672"/>
-        </w:tabs>
-        <w:ind w:left="5672" w:hanging="283"/>
-      </w:pPr>
-      <w:rPr/>
-    </w:lvl>
-    <w:lvl w:ilvl="8">
-      <w:start w:val="1"/>
-      <w:numFmt w:val="decimal"/>
-      <w:lvlText w:val="%9."/>
-      <w:lvlJc w:val="left"/>
-      <w:pPr>
-        <w:tabs>
-          <w:tab w:val="num" w:pos="6381"/>
-        </w:tabs>
-        <w:ind w:left="6381" w:hanging="283"/>
-      </w:pPr>
-      <w:rPr/>
-    </w:lvl>
-  </w:abstractNum>
-  <w:abstractNum w:abstractNumId="24">
-    <w:lvl w:ilvl="0">
-      <w:start w:val="1"/>
-      <w:numFmt w:val="decimal"/>
-      <w:lvlText w:val="%1."/>
-      <w:lvlJc w:val="left"/>
-      <w:pPr>
-        <w:tabs>
-          <w:tab w:val="num" w:pos="709"/>
-        </w:tabs>
-        <w:ind w:left="709" w:hanging="283"/>
-      </w:pPr>
-      <w:rPr/>
-    </w:lvl>
-    <w:lvl w:ilvl="1">
-      <w:start w:val="1"/>
-      <w:numFmt w:val="decimal"/>
-      <w:lvlText w:val="%2."/>
-      <w:lvlJc w:val="left"/>
-      <w:pPr>
-        <w:tabs>
-          <w:tab w:val="num" w:pos="1418"/>
-        </w:tabs>
-        <w:ind w:left="1418" w:hanging="283"/>
-      </w:pPr>
-      <w:rPr/>
-    </w:lvl>
-    <w:lvl w:ilvl="2">
-      <w:start w:val="1"/>
-      <w:numFmt w:val="decimal"/>
-      <w:lvlText w:val="%3."/>
-      <w:lvlJc w:val="left"/>
-      <w:pPr>
-        <w:tabs>
-          <w:tab w:val="num" w:pos="2127"/>
-        </w:tabs>
-        <w:ind w:left="2127" w:hanging="283"/>
-      </w:pPr>
-      <w:rPr/>
-    </w:lvl>
-    <w:lvl w:ilvl="3">
-      <w:start w:val="1"/>
-      <w:numFmt w:val="decimal"/>
-      <w:lvlText w:val="%4."/>
-      <w:lvlJc w:val="left"/>
-      <w:pPr>
-        <w:tabs>
-          <w:tab w:val="num" w:pos="2836"/>
-        </w:tabs>
-        <w:ind w:left="2836" w:hanging="283"/>
-      </w:pPr>
-      <w:rPr/>
-    </w:lvl>
-    <w:lvl w:ilvl="4">
-      <w:start w:val="1"/>
-      <w:numFmt w:val="decimal"/>
-      <w:lvlText w:val="%5."/>
-      <w:lvlJc w:val="left"/>
-      <w:pPr>
-        <w:tabs>
-          <w:tab w:val="num" w:pos="3545"/>
-        </w:tabs>
-        <w:ind w:left="3545" w:hanging="283"/>
-      </w:pPr>
-      <w:rPr/>
-    </w:lvl>
-    <w:lvl w:ilvl="5">
-      <w:start w:val="1"/>
-      <w:numFmt w:val="decimal"/>
-      <w:lvlText w:val="%6."/>
-      <w:lvlJc w:val="left"/>
-      <w:pPr>
-        <w:tabs>
-          <w:tab w:val="num" w:pos="4254"/>
-        </w:tabs>
-        <w:ind w:left="4254" w:hanging="283"/>
-      </w:pPr>
-      <w:rPr/>
-    </w:lvl>
-    <w:lvl w:ilvl="6">
-      <w:start w:val="1"/>
-      <w:numFmt w:val="decimal"/>
-      <w:lvlText w:val="%7."/>
-      <w:lvlJc w:val="left"/>
-      <w:pPr>
-        <w:tabs>
-          <w:tab w:val="num" w:pos="4963"/>
-        </w:tabs>
-        <w:ind w:left="4963" w:hanging="283"/>
-      </w:pPr>
-      <w:rPr/>
-    </w:lvl>
-    <w:lvl w:ilvl="7">
-      <w:start w:val="1"/>
-      <w:numFmt w:val="decimal"/>
-      <w:lvlText w:val="%8."/>
-      <w:lvlJc w:val="left"/>
-      <w:pPr>
-        <w:tabs>
-          <w:tab w:val="num" w:pos="5672"/>
-        </w:tabs>
-        <w:ind w:left="5672" w:hanging="283"/>
-      </w:pPr>
-      <w:rPr/>
-    </w:lvl>
-    <w:lvl w:ilvl="8">
-      <w:start w:val="1"/>
-      <w:numFmt w:val="decimal"/>
-      <w:lvlText w:val="%9."/>
-      <w:lvlJc w:val="left"/>
-      <w:pPr>
-        <w:tabs>
-          <w:tab w:val="num" w:pos="6381"/>
-        </w:tabs>
-        <w:ind w:left="6381" w:hanging="283"/>
-      </w:pPr>
-      <w:rPr/>
-    </w:lvl>
-  </w:abstractNum>
-  <w:abstractNum w:abstractNumId="25">
-    <w:lvl w:ilvl="0">
-      <w:start w:val="1"/>
-      <w:numFmt w:val="decimal"/>
-      <w:lvlText w:val="%1."/>
-      <w:lvlJc w:val="left"/>
-      <w:pPr>
-        <w:tabs>
-          <w:tab w:val="num" w:pos="709"/>
-        </w:tabs>
-        <w:ind w:left="709" w:hanging="283"/>
-      </w:pPr>
-      <w:rPr/>
-    </w:lvl>
-    <w:lvl w:ilvl="1">
-      <w:start w:val="1"/>
-      <w:numFmt w:val="decimal"/>
-      <w:lvlText w:val="%2."/>
-      <w:lvlJc w:val="left"/>
-      <w:pPr>
-        <w:tabs>
-          <w:tab w:val="num" w:pos="1418"/>
-        </w:tabs>
-        <w:ind w:left="1418" w:hanging="283"/>
-      </w:pPr>
-      <w:rPr/>
-    </w:lvl>
-    <w:lvl w:ilvl="2">
-      <w:start w:val="1"/>
-      <w:numFmt w:val="decimal"/>
-      <w:lvlText w:val="%3."/>
-      <w:lvlJc w:val="left"/>
-      <w:pPr>
-        <w:tabs>
-          <w:tab w:val="num" w:pos="2127"/>
-        </w:tabs>
-        <w:ind w:left="2127" w:hanging="283"/>
-      </w:pPr>
-      <w:rPr/>
-    </w:lvl>
-    <w:lvl w:ilvl="3">
-      <w:start w:val="1"/>
-      <w:numFmt w:val="decimal"/>
-      <w:lvlText w:val="%4."/>
-      <w:lvlJc w:val="left"/>
-      <w:pPr>
-        <w:tabs>
-          <w:tab w:val="num" w:pos="2836"/>
-        </w:tabs>
-        <w:ind w:left="2836" w:hanging="283"/>
-      </w:pPr>
-      <w:rPr/>
-    </w:lvl>
-    <w:lvl w:ilvl="4">
-      <w:start w:val="1"/>
-      <w:numFmt w:val="decimal"/>
-      <w:lvlText w:val="%5."/>
-      <w:lvlJc w:val="left"/>
-      <w:pPr>
-        <w:tabs>
-          <w:tab w:val="num" w:pos="3545"/>
-        </w:tabs>
-        <w:ind w:left="3545" w:hanging="283"/>
-      </w:pPr>
-      <w:rPr/>
-    </w:lvl>
-    <w:lvl w:ilvl="5">
-      <w:start w:val="1"/>
-      <w:numFmt w:val="decimal"/>
-      <w:lvlText w:val="%6."/>
-      <w:lvlJc w:val="left"/>
-      <w:pPr>
-        <w:tabs>
-          <w:tab w:val="num" w:pos="4254"/>
-        </w:tabs>
-        <w:ind w:left="4254" w:hanging="283"/>
-      </w:pPr>
-      <w:rPr/>
-    </w:lvl>
-    <w:lvl w:ilvl="6">
-      <w:start w:val="1"/>
-      <w:numFmt w:val="decimal"/>
-      <w:lvlText w:val="%7."/>
-      <w:lvlJc w:val="left"/>
-      <w:pPr>
-        <w:tabs>
-          <w:tab w:val="num" w:pos="4963"/>
-        </w:tabs>
-        <w:ind w:left="4963" w:hanging="283"/>
-      </w:pPr>
-      <w:rPr/>
-    </w:lvl>
-    <w:lvl w:ilvl="7">
-      <w:start w:val="1"/>
-      <w:numFmt w:val="decimal"/>
-      <w:lvlText w:val="%8."/>
-      <w:lvlJc w:val="left"/>
-      <w:pPr>
-        <w:tabs>
-          <w:tab w:val="num" w:pos="5672"/>
-        </w:tabs>
-        <w:ind w:left="5672" w:hanging="283"/>
-      </w:pPr>
-      <w:rPr/>
-    </w:lvl>
-    <w:lvl w:ilvl="8">
-      <w:start w:val="1"/>
-      <w:numFmt w:val="decimal"/>
-      <w:lvlText w:val="%9."/>
-      <w:lvlJc w:val="left"/>
-      <w:pPr>
-        <w:tabs>
-          <w:tab w:val="num" w:pos="6381"/>
-        </w:tabs>
-        <w:ind w:left="6381" w:hanging="283"/>
-      </w:pPr>
-      <w:rPr/>
-    </w:lvl>
-  </w:abstractNum>
-  <w:abstractNum w:abstractNumId="26">
-    <w:lvl w:ilvl="0">
-      <w:start w:val="1"/>
-      <w:numFmt w:val="decimal"/>
-      <w:lvlText w:val="%1."/>
-      <w:lvlJc w:val="left"/>
-      <w:pPr>
-        <w:tabs>
-          <w:tab w:val="num" w:pos="709"/>
-        </w:tabs>
-        <w:ind w:left="709" w:hanging="283"/>
-      </w:pPr>
-      <w:rPr/>
-    </w:lvl>
-    <w:lvl w:ilvl="1">
-      <w:start w:val="1"/>
-      <w:numFmt w:val="decimal"/>
-      <w:lvlText w:val="%2."/>
-      <w:lvlJc w:val="left"/>
-      <w:pPr>
-        <w:tabs>
-          <w:tab w:val="num" w:pos="1418"/>
-        </w:tabs>
-        <w:ind w:left="1418" w:hanging="283"/>
-      </w:pPr>
-      <w:rPr/>
-    </w:lvl>
-    <w:lvl w:ilvl="2">
-      <w:start w:val="1"/>
-      <w:numFmt w:val="decimal"/>
-      <w:lvlText w:val="%3."/>
-      <w:lvlJc w:val="left"/>
-      <w:pPr>
-        <w:tabs>
-          <w:tab w:val="num" w:pos="2127"/>
-        </w:tabs>
-        <w:ind w:left="2127" w:hanging="283"/>
-      </w:pPr>
-      <w:rPr/>
-    </w:lvl>
-    <w:lvl w:ilvl="3">
-      <w:start w:val="1"/>
-      <w:numFmt w:val="decimal"/>
-      <w:lvlText w:val="%4."/>
-      <w:lvlJc w:val="left"/>
-      <w:pPr>
-        <w:tabs>
-          <w:tab w:val="num" w:pos="2836"/>
-        </w:tabs>
-        <w:ind w:left="2836" w:hanging="283"/>
-      </w:pPr>
-      <w:rPr/>
-    </w:lvl>
-    <w:lvl w:ilvl="4">
-      <w:start w:val="1"/>
-      <w:numFmt w:val="decimal"/>
-      <w:lvlText w:val="%5."/>
-      <w:lvlJc w:val="left"/>
-      <w:pPr>
-        <w:tabs>
-          <w:tab w:val="num" w:pos="3545"/>
-        </w:tabs>
-        <w:ind w:left="3545" w:hanging="283"/>
-      </w:pPr>
-      <w:rPr/>
-    </w:lvl>
-    <w:lvl w:ilvl="5">
-      <w:start w:val="1"/>
-      <w:numFmt w:val="decimal"/>
-      <w:lvlText w:val="%6."/>
-      <w:lvlJc w:val="left"/>
-      <w:pPr>
-        <w:tabs>
-          <w:tab w:val="num" w:pos="4254"/>
-        </w:tabs>
-        <w:ind w:left="4254" w:hanging="283"/>
-      </w:pPr>
-      <w:rPr/>
-    </w:lvl>
-    <w:lvl w:ilvl="6">
-      <w:start w:val="1"/>
-      <w:numFmt w:val="decimal"/>
-      <w:lvlText w:val="%7."/>
-      <w:lvlJc w:val="left"/>
-      <w:pPr>
-        <w:tabs>
-          <w:tab w:val="num" w:pos="4963"/>
-        </w:tabs>
-        <w:ind w:left="4963" w:hanging="283"/>
-      </w:pPr>
-      <w:rPr/>
-    </w:lvl>
-    <w:lvl w:ilvl="7">
-      <w:start w:val="1"/>
-      <w:numFmt w:val="decimal"/>
-      <w:lvlText w:val="%8."/>
-      <w:lvlJc w:val="left"/>
-      <w:pPr>
-        <w:tabs>
-          <w:tab w:val="num" w:pos="5672"/>
-        </w:tabs>
-        <w:ind w:left="5672" w:hanging="283"/>
-      </w:pPr>
-      <w:rPr/>
-    </w:lvl>
-    <w:lvl w:ilvl="8">
-      <w:start w:val="1"/>
-      <w:numFmt w:val="decimal"/>
-      <w:lvlText w:val="%9."/>
-      <w:lvlJc w:val="left"/>
-      <w:pPr>
-        <w:tabs>
-          <w:tab w:val="num" w:pos="6381"/>
-        </w:tabs>
-        <w:ind w:left="6381" w:hanging="283"/>
-      </w:pPr>
-      <w:rPr/>
-    </w:lvl>
-  </w:abstractNum>
-  <w:abstractNum w:abstractNumId="27">
-    <w:lvl w:ilvl="0">
-      <w:start w:val="1"/>
-      <w:numFmt w:val="decimal"/>
-      <w:lvlText w:val="%1."/>
-      <w:lvlJc w:val="left"/>
-      <w:pPr>
-        <w:tabs>
-          <w:tab w:val="num" w:pos="709"/>
-        </w:tabs>
-        <w:ind w:left="709" w:hanging="283"/>
-      </w:pPr>
-      <w:rPr/>
-    </w:lvl>
-    <w:lvl w:ilvl="1">
-      <w:start w:val="1"/>
-      <w:numFmt w:val="decimal"/>
-      <w:lvlText w:val="%2."/>
-      <w:lvlJc w:val="left"/>
-      <w:pPr>
-        <w:tabs>
-          <w:tab w:val="num" w:pos="1418"/>
-        </w:tabs>
-        <w:ind w:left="1418" w:hanging="283"/>
-      </w:pPr>
-      <w:rPr/>
-    </w:lvl>
-    <w:lvl w:ilvl="2">
-      <w:start w:val="1"/>
-      <w:numFmt w:val="decimal"/>
-      <w:lvlText w:val="%3."/>
-      <w:lvlJc w:val="left"/>
-      <w:pPr>
-        <w:tabs>
-          <w:tab w:val="num" w:pos="2127"/>
-        </w:tabs>
-        <w:ind w:left="2127" w:hanging="283"/>
-      </w:pPr>
-      <w:rPr/>
-    </w:lvl>
-    <w:lvl w:ilvl="3">
-      <w:start w:val="1"/>
-      <w:numFmt w:val="decimal"/>
-      <w:lvlText w:val="%4."/>
-      <w:lvlJc w:val="left"/>
-      <w:pPr>
-        <w:tabs>
-          <w:tab w:val="num" w:pos="2836"/>
-        </w:tabs>
-        <w:ind w:left="2836" w:hanging="283"/>
-      </w:pPr>
-      <w:rPr/>
-    </w:lvl>
-    <w:lvl w:ilvl="4">
-      <w:start w:val="1"/>
-      <w:numFmt w:val="decimal"/>
-      <w:lvlText w:val="%5."/>
-      <w:lvlJc w:val="left"/>
-      <w:pPr>
-        <w:tabs>
-          <w:tab w:val="num" w:pos="3545"/>
-        </w:tabs>
-        <w:ind w:left="3545" w:hanging="283"/>
-      </w:pPr>
-      <w:rPr/>
-    </w:lvl>
-    <w:lvl w:ilvl="5">
-      <w:start w:val="1"/>
-      <w:numFmt w:val="decimal"/>
-      <w:lvlText w:val="%6."/>
-      <w:lvlJc w:val="left"/>
-      <w:pPr>
-        <w:tabs>
-          <w:tab w:val="num" w:pos="4254"/>
-        </w:tabs>
-        <w:ind w:left="4254" w:hanging="283"/>
-      </w:pPr>
-      <w:rPr/>
-    </w:lvl>
-    <w:lvl w:ilvl="6">
-      <w:start w:val="1"/>
-      <w:numFmt w:val="decimal"/>
-      <w:lvlText w:val="%7."/>
-      <w:lvlJc w:val="left"/>
-      <w:pPr>
-        <w:tabs>
-          <w:tab w:val="num" w:pos="4963"/>
-        </w:tabs>
-        <w:ind w:left="4963" w:hanging="283"/>
-      </w:pPr>
-      <w:rPr/>
-    </w:lvl>
-    <w:lvl w:ilvl="7">
-      <w:start w:val="1"/>
-      <w:numFmt w:val="decimal"/>
-      <w:lvlText w:val="%8."/>
-      <w:lvlJc w:val="left"/>
-      <w:pPr>
-        <w:tabs>
-          <w:tab w:val="num" w:pos="5672"/>
-        </w:tabs>
-        <w:ind w:left="5672" w:hanging="283"/>
-      </w:pPr>
-      <w:rPr/>
-    </w:lvl>
-    <w:lvl w:ilvl="8">
-      <w:start w:val="1"/>
-      <w:numFmt w:val="decimal"/>
-      <w:lvlText w:val="%9."/>
-      <w:lvlJc w:val="left"/>
-      <w:pPr>
-        <w:tabs>
-          <w:tab w:val="num" w:pos="6381"/>
-        </w:tabs>
-        <w:ind w:left="6381" w:hanging="283"/>
-      </w:pPr>
-      <w:rPr/>
-    </w:lvl>
-  </w:abstractNum>
-  <w:abstractNum w:abstractNumId="28">
-    <w:lvl w:ilvl="0">
-      <w:start w:val="1"/>
-      <w:numFmt w:val="decimal"/>
-      <w:lvlText w:val="%1."/>
-      <w:lvlJc w:val="left"/>
-      <w:pPr>
-        <w:tabs>
-          <w:tab w:val="num" w:pos="709"/>
-        </w:tabs>
-        <w:ind w:left="709" w:hanging="283"/>
-      </w:pPr>
-      <w:rPr/>
-    </w:lvl>
-    <w:lvl w:ilvl="1">
-      <w:start w:val="1"/>
-      <w:numFmt w:val="decimal"/>
-      <w:lvlText w:val="%2."/>
-      <w:lvlJc w:val="left"/>
-      <w:pPr>
-        <w:tabs>
-          <w:tab w:val="num" w:pos="1418"/>
-        </w:tabs>
-        <w:ind w:left="1418" w:hanging="283"/>
-      </w:pPr>
-      <w:rPr/>
-    </w:lvl>
-    <w:lvl w:ilvl="2">
-      <w:start w:val="1"/>
-      <w:numFmt w:val="decimal"/>
-      <w:lvlText w:val="%3."/>
-      <w:lvlJc w:val="left"/>
-      <w:pPr>
-        <w:tabs>
-          <w:tab w:val="num" w:pos="2127"/>
-        </w:tabs>
-        <w:ind w:left="2127" w:hanging="283"/>
-      </w:pPr>
-      <w:rPr/>
-    </w:lvl>
-    <w:lvl w:ilvl="3">
-      <w:start w:val="1"/>
-      <w:numFmt w:val="decimal"/>
-      <w:lvlText w:val="%4."/>
-      <w:lvlJc w:val="left"/>
-      <w:pPr>
-        <w:tabs>
-          <w:tab w:val="num" w:pos="2836"/>
-        </w:tabs>
-        <w:ind w:left="2836" w:hanging="283"/>
-      </w:pPr>
-      <w:rPr/>
-    </w:lvl>
-    <w:lvl w:ilvl="4">
-      <w:start w:val="1"/>
-      <w:numFmt w:val="decimal"/>
-      <w:lvlText w:val="%5."/>
-      <w:lvlJc w:val="left"/>
-      <w:pPr>
-        <w:tabs>
-          <w:tab w:val="num" w:pos="3545"/>
-        </w:tabs>
-        <w:ind w:left="3545" w:hanging="283"/>
-      </w:pPr>
-      <w:rPr/>
-    </w:lvl>
-    <w:lvl w:ilvl="5">
-      <w:start w:val="1"/>
-      <w:numFmt w:val="decimal"/>
-      <w:lvlText w:val="%6."/>
-      <w:lvlJc w:val="left"/>
-      <w:pPr>
-        <w:tabs>
-          <w:tab w:val="num" w:pos="4254"/>
-        </w:tabs>
-        <w:ind w:left="4254" w:hanging="283"/>
-      </w:pPr>
-      <w:rPr/>
-    </w:lvl>
-    <w:lvl w:ilvl="6">
-      <w:start w:val="1"/>
-      <w:numFmt w:val="decimal"/>
-      <w:lvlText w:val="%7."/>
-      <w:lvlJc w:val="left"/>
-      <w:pPr>
-        <w:tabs>
-          <w:tab w:val="num" w:pos="4963"/>
-        </w:tabs>
-        <w:ind w:left="4963" w:hanging="283"/>
-      </w:pPr>
-      <w:rPr/>
-    </w:lvl>
-    <w:lvl w:ilvl="7">
-      <w:start w:val="1"/>
-      <w:numFmt w:val="decimal"/>
-      <w:lvlText w:val="%8."/>
-      <w:lvlJc w:val="left"/>
-      <w:pPr>
-        <w:tabs>
-          <w:tab w:val="num" w:pos="5672"/>
-        </w:tabs>
-        <w:ind w:left="5672" w:hanging="283"/>
-      </w:pPr>
-      <w:rPr/>
-    </w:lvl>
-    <w:lvl w:ilvl="8">
-      <w:start w:val="1"/>
-      <w:numFmt w:val="decimal"/>
-      <w:lvlText w:val="%9."/>
-      <w:lvlJc w:val="left"/>
-      <w:pPr>
-        <w:tabs>
-          <w:tab w:val="num" w:pos="6381"/>
-        </w:tabs>
-        <w:ind w:left="6381" w:hanging="283"/>
-      </w:pPr>
-      <w:rPr/>
-    </w:lvl>
-  </w:abstractNum>
-  <w:abstractNum w:abstractNumId="29">
-    <w:lvl w:ilvl="0">
-      <w:start w:val="1"/>
-      <w:numFmt w:val="decimal"/>
-      <w:lvlText w:val="%1."/>
-      <w:lvlJc w:val="left"/>
-      <w:pPr>
-        <w:tabs>
-          <w:tab w:val="num" w:pos="709"/>
-        </w:tabs>
-        <w:ind w:left="709" w:hanging="283"/>
-      </w:pPr>
-      <w:rPr/>
-    </w:lvl>
-    <w:lvl w:ilvl="1">
-      <w:start w:val="1"/>
-      <w:numFmt w:val="decimal"/>
-      <w:lvlText w:val="%2."/>
-      <w:lvlJc w:val="left"/>
-      <w:pPr>
-        <w:tabs>
-          <w:tab w:val="num" w:pos="1418"/>
-        </w:tabs>
-        <w:ind w:left="1418" w:hanging="283"/>
-      </w:pPr>
-      <w:rPr/>
-    </w:lvl>
-    <w:lvl w:ilvl="2">
-      <w:start w:val="1"/>
-      <w:numFmt w:val="decimal"/>
-      <w:lvlText w:val="%3."/>
-      <w:lvlJc w:val="left"/>
-      <w:pPr>
-        <w:tabs>
-          <w:tab w:val="num" w:pos="2127"/>
-        </w:tabs>
-        <w:ind w:left="2127" w:hanging="283"/>
-      </w:pPr>
-      <w:rPr/>
-    </w:lvl>
-    <w:lvl w:ilvl="3">
-      <w:start w:val="1"/>
-      <w:numFmt w:val="decimal"/>
-      <w:lvlText w:val="%4."/>
-      <w:lvlJc w:val="left"/>
-      <w:pPr>
-        <w:tabs>
-          <w:tab w:val="num" w:pos="2836"/>
-        </w:tabs>
-        <w:ind w:left="2836" w:hanging="283"/>
-      </w:pPr>
-      <w:rPr/>
-    </w:lvl>
-    <w:lvl w:ilvl="4">
-      <w:start w:val="1"/>
-      <w:numFmt w:val="decimal"/>
-      <w:lvlText w:val="%5."/>
-      <w:lvlJc w:val="left"/>
-      <w:pPr>
-        <w:tabs>
-          <w:tab w:val="num" w:pos="3545"/>
-        </w:tabs>
-        <w:ind w:left="3545" w:hanging="283"/>
-      </w:pPr>
-      <w:rPr/>
-    </w:lvl>
-    <w:lvl w:ilvl="5">
-      <w:start w:val="1"/>
-      <w:numFmt w:val="decimal"/>
-      <w:lvlText w:val="%6."/>
-      <w:lvlJc w:val="left"/>
-      <w:pPr>
-        <w:tabs>
-          <w:tab w:val="num" w:pos="4254"/>
-        </w:tabs>
-        <w:ind w:left="4254" w:hanging="283"/>
-      </w:pPr>
-      <w:rPr/>
-    </w:lvl>
-    <w:lvl w:ilvl="6">
-      <w:start w:val="1"/>
-      <w:numFmt w:val="decimal"/>
-      <w:lvlText w:val="%7."/>
-      <w:lvlJc w:val="left"/>
-      <w:pPr>
-        <w:tabs>
-          <w:tab w:val="num" w:pos="4963"/>
-        </w:tabs>
-        <w:ind w:left="4963" w:hanging="283"/>
-      </w:pPr>
-      <w:rPr/>
-    </w:lvl>
-    <w:lvl w:ilvl="7">
-      <w:start w:val="1"/>
-      <w:numFmt w:val="decimal"/>
-      <w:lvlText w:val="%8."/>
-      <w:lvlJc w:val="left"/>
-      <w:pPr>
-        <w:tabs>
-          <w:tab w:val="num" w:pos="5672"/>
-        </w:tabs>
-        <w:ind w:left="5672" w:hanging="283"/>
-      </w:pPr>
-      <w:rPr/>
-    </w:lvl>
-    <w:lvl w:ilvl="8">
-      <w:start w:val="1"/>
-      <w:numFmt w:val="decimal"/>
-      <w:lvlText w:val="%9."/>
-      <w:lvlJc w:val="left"/>
-      <w:pPr>
-        <w:tabs>
-          <w:tab w:val="num" w:pos="6381"/>
-        </w:tabs>
-        <w:ind w:left="6381" w:hanging="283"/>
-      </w:pPr>
-      <w:rPr/>
-    </w:lvl>
-  </w:abstractNum>
-  <w:abstractNum w:abstractNumId="30">
-    <w:lvl w:ilvl="0">
-      <w:start w:val="1"/>
-      <w:numFmt w:val="decimal"/>
-      <w:lvlText w:val="%1."/>
-      <w:lvlJc w:val="left"/>
-      <w:pPr>
-        <w:tabs>
-          <w:tab w:val="num" w:pos="709"/>
-        </w:tabs>
-        <w:ind w:left="709" w:hanging="283"/>
-      </w:pPr>
-      <w:rPr/>
-    </w:lvl>
-    <w:lvl w:ilvl="1">
-      <w:start w:val="1"/>
-      <w:numFmt w:val="decimal"/>
-      <w:lvlText w:val="%2."/>
-      <w:lvlJc w:val="left"/>
-      <w:pPr>
-        <w:tabs>
-          <w:tab w:val="num" w:pos="1418"/>
-        </w:tabs>
-        <w:ind w:left="1418" w:hanging="283"/>
-      </w:pPr>
-      <w:rPr/>
-    </w:lvl>
-    <w:lvl w:ilvl="2">
-      <w:start w:val="1"/>
-      <w:numFmt w:val="decimal"/>
-      <w:lvlText w:val="%3."/>
-      <w:lvlJc w:val="left"/>
-      <w:pPr>
-        <w:tabs>
-          <w:tab w:val="num" w:pos="2127"/>
-        </w:tabs>
-        <w:ind w:left="2127" w:hanging="283"/>
-      </w:pPr>
-      <w:rPr/>
-    </w:lvl>
-    <w:lvl w:ilvl="3">
-      <w:start w:val="1"/>
-      <w:numFmt w:val="decimal"/>
-      <w:lvlText w:val="%4."/>
-      <w:lvlJc w:val="left"/>
-      <w:pPr>
-        <w:tabs>
-          <w:tab w:val="num" w:pos="2836"/>
-        </w:tabs>
-        <w:ind w:left="2836" w:hanging="283"/>
-      </w:pPr>
-      <w:rPr/>
-    </w:lvl>
-    <w:lvl w:ilvl="4">
-      <w:start w:val="1"/>
-      <w:numFmt w:val="decimal"/>
-      <w:lvlText w:val="%5."/>
-      <w:lvlJc w:val="left"/>
-      <w:pPr>
-        <w:tabs>
-          <w:tab w:val="num" w:pos="3545"/>
-        </w:tabs>
-        <w:ind w:left="3545" w:hanging="283"/>
-      </w:pPr>
-      <w:rPr/>
-    </w:lvl>
-    <w:lvl w:ilvl="5">
-      <w:start w:val="1"/>
-      <w:numFmt w:val="decimal"/>
-      <w:lvlText w:val="%6."/>
-      <w:lvlJc w:val="left"/>
-      <w:pPr>
-        <w:tabs>
-          <w:tab w:val="num" w:pos="4254"/>
-        </w:tabs>
-        <w:ind w:left="4254" w:hanging="283"/>
-      </w:pPr>
-      <w:rPr/>
-    </w:lvl>
-    <w:lvl w:ilvl="6">
-      <w:start w:val="1"/>
-      <w:numFmt w:val="decimal"/>
-      <w:lvlText w:val="%7."/>
-      <w:lvlJc w:val="left"/>
-      <w:pPr>
-        <w:tabs>
-          <w:tab w:val="num" w:pos="4963"/>
-        </w:tabs>
-        <w:ind w:left="4963" w:hanging="283"/>
-      </w:pPr>
-      <w:rPr/>
-    </w:lvl>
-    <w:lvl w:ilvl="7">
-      <w:start w:val="1"/>
-      <w:numFmt w:val="decimal"/>
-      <w:lvlText w:val="%8."/>
-      <w:lvlJc w:val="left"/>
-      <w:pPr>
-        <w:tabs>
-          <w:tab w:val="num" w:pos="5672"/>
-        </w:tabs>
-        <w:ind w:left="5672" w:hanging="283"/>
-      </w:pPr>
-      <w:rPr/>
-    </w:lvl>
-    <w:lvl w:ilvl="8">
-      <w:start w:val="1"/>
-      <w:numFmt w:val="decimal"/>
-      <w:lvlText w:val="%9."/>
-      <w:lvlJc w:val="left"/>
-      <w:pPr>
-        <w:tabs>
-          <w:tab w:val="num" w:pos="6381"/>
-        </w:tabs>
-        <w:ind w:left="6381" w:hanging="283"/>
-      </w:pPr>
-      <w:rPr/>
-    </w:lvl>
-  </w:abstractNum>
-  <w:abstractNum w:abstractNumId="31">
     <w:lvl w:ilvl="0">
       <w:start w:val="1"/>
       <w:pStyle w:val="Heading1"/>
@@ -13792,30 +12134,6 @@
   </w:num>
   <w:num w:numId="23">
     <w:abstractNumId w:val="23"/>
-  </w:num>
-  <w:num w:numId="24">
-    <w:abstractNumId w:val="24"/>
-  </w:num>
-  <w:num w:numId="25">
-    <w:abstractNumId w:val="25"/>
-  </w:num>
-  <w:num w:numId="26">
-    <w:abstractNumId w:val="26"/>
-  </w:num>
-  <w:num w:numId="27">
-    <w:abstractNumId w:val="27"/>
-  </w:num>
-  <w:num w:numId="28">
-    <w:abstractNumId w:val="28"/>
-  </w:num>
-  <w:num w:numId="29">
-    <w:abstractNumId w:val="29"/>
-  </w:num>
-  <w:num w:numId="30">
-    <w:abstractNumId w:val="30"/>
-  </w:num>
-  <w:num w:numId="31">
-    <w:abstractNumId w:val="31"/>
   </w:num>
 </w:numbering>
 </file>

--- a/manuales_sena/Diagramas-UML-CodeByMike.docx
+++ b/manuales_sena/Diagramas-UML-CodeByMike.docx
@@ -2035,7 +2035,7 @@
         <w:rPr>
           <w:i/>
         </w:rPr>
-        <w:t>Descripción del caso de uso CU-04Iniciar sesión como administradorAdministrador (Mike)</w:t>
+        <w:t>Descripción del caso de uso CU-04: Iniciar sesión como administrador (actor: Administrador (Mike))</w:t>
       </w:r>
     </w:p>
     <w:tbl>
@@ -2052,14 +2052,14 @@
         </w:tblCellMar>
       </w:tblPr>
       <w:tblGrid>
-        <w:gridCol w:w="2432"/>
-        <w:gridCol w:w="6594"/>
+        <w:gridCol w:w="1775"/>
+        <w:gridCol w:w="7251"/>
       </w:tblGrid>
       <w:tr>
         <w:trPr/>
         <w:tc>
           <w:tcPr>
-            <w:tcW w:w="2432" w:type="dxa"/>
+            <w:tcW w:w="1775" w:type="dxa"/>
             <w:tcBorders/>
             <w:vAlign w:val="center"/>
           </w:tcPr>
@@ -2073,13 +2073,13 @@
             </w:pPr>
             <w:r>
               <w:rPr/>
-              <w:t>DESCRIPCIÓN</w:t>
+              <w:t>Descripción</w:t>
             </w:r>
           </w:p>
         </w:tc>
         <w:tc>
           <w:tcPr>
-            <w:tcW w:w="6594" w:type="dxa"/>
+            <w:tcW w:w="7251" w:type="dxa"/>
             <w:tcBorders/>
             <w:vAlign w:val="center"/>
           </w:tcPr>
@@ -2103,7 +2103,7 @@
         <w:trPr/>
         <w:tc>
           <w:tcPr>
-            <w:tcW w:w="2432" w:type="dxa"/>
+            <w:tcW w:w="1775" w:type="dxa"/>
             <w:tcBorders/>
             <w:vAlign w:val="center"/>
           </w:tcPr>
@@ -2117,13 +2117,13 @@
             </w:pPr>
             <w:r>
               <w:rPr/>
-              <w:t>PRECONDICIÓN</w:t>
+              <w:t>Precondición</w:t>
             </w:r>
           </w:p>
         </w:tc>
         <w:tc>
           <w:tcPr>
-            <w:tcW w:w="6594" w:type="dxa"/>
+            <w:tcW w:w="7251" w:type="dxa"/>
             <w:tcBorders/>
             <w:vAlign w:val="center"/>
           </w:tcPr>
@@ -2147,7 +2147,7 @@
         <w:trPr/>
         <w:tc>
           <w:tcPr>
-            <w:tcW w:w="2432" w:type="dxa"/>
+            <w:tcW w:w="1775" w:type="dxa"/>
             <w:tcBorders/>
             <w:vAlign w:val="center"/>
           </w:tcPr>
@@ -2161,13 +2161,13 @@
             </w:pPr>
             <w:r>
               <w:rPr/>
-              <w:t>SECUENCIA NORMAL</w:t>
+              <w:t>Secuencia normal</w:t>
             </w:r>
           </w:p>
         </w:tc>
         <w:tc>
           <w:tcPr>
-            <w:tcW w:w="6594" w:type="dxa"/>
+            <w:tcW w:w="7251" w:type="dxa"/>
             <w:tcBorders/>
             <w:vAlign w:val="center"/>
           </w:tcPr>
@@ -2304,7 +2304,7 @@
         <w:trPr/>
         <w:tc>
           <w:tcPr>
-            <w:tcW w:w="2432" w:type="dxa"/>
+            <w:tcW w:w="1775" w:type="dxa"/>
             <w:tcBorders/>
             <w:vAlign w:val="center"/>
           </w:tcPr>
@@ -2318,13 +2318,13 @@
             </w:pPr>
             <w:r>
               <w:rPr/>
-              <w:t>FLUJOS ALTERNOS</w:t>
+              <w:t>Flujos alternos</w:t>
             </w:r>
           </w:p>
         </w:tc>
         <w:tc>
           <w:tcPr>
-            <w:tcW w:w="6594" w:type="dxa"/>
+            <w:tcW w:w="7251" w:type="dxa"/>
             <w:tcBorders/>
             <w:vAlign w:val="center"/>
           </w:tcPr>
@@ -2377,7 +2377,7 @@
         <w:trPr/>
         <w:tc>
           <w:tcPr>
-            <w:tcW w:w="2432" w:type="dxa"/>
+            <w:tcW w:w="1775" w:type="dxa"/>
             <w:tcBorders/>
             <w:vAlign w:val="center"/>
           </w:tcPr>
@@ -2391,13 +2391,13 @@
             </w:pPr>
             <w:r>
               <w:rPr/>
-              <w:t>POSTCONDICIÓN</w:t>
+              <w:t>Postcondición</w:t>
             </w:r>
           </w:p>
         </w:tc>
         <w:tc>
           <w:tcPr>
-            <w:tcW w:w="6594" w:type="dxa"/>
+            <w:tcW w:w="7251" w:type="dxa"/>
             <w:tcBorders/>
             <w:vAlign w:val="center"/>
           </w:tcPr>
@@ -2421,7 +2421,7 @@
         <w:trPr/>
         <w:tc>
           <w:tcPr>
-            <w:tcW w:w="2432" w:type="dxa"/>
+            <w:tcW w:w="1775" w:type="dxa"/>
             <w:tcBorders/>
             <w:vAlign w:val="center"/>
           </w:tcPr>
@@ -2435,13 +2435,13 @@
             </w:pPr>
             <w:r>
               <w:rPr/>
-              <w:t>EXCEPCIONES</w:t>
+              <w:t>Excepciones</w:t>
             </w:r>
           </w:p>
         </w:tc>
         <w:tc>
           <w:tcPr>
-            <w:tcW w:w="6594" w:type="dxa"/>
+            <w:tcW w:w="7251" w:type="dxa"/>
             <w:tcBorders/>
             <w:vAlign w:val="center"/>
           </w:tcPr>
@@ -2497,7 +2497,7 @@
         <w:rPr>
           <w:i/>
         </w:rPr>
-        <w:t>Descripción del caso de uso CU-09Recibir alerta de monitor caídoCron externo (cron-job.org / Vercel Cron)</w:t>
+        <w:t>Descripción del caso de uso CU-09: Recibir alerta de monitor caído (actor: Cron externo (cron-job.org / Vercel Cron))</w:t>
       </w:r>
     </w:p>
     <w:tbl>
@@ -2514,14 +2514,14 @@
         </w:tblCellMar>
       </w:tblPr>
       <w:tblGrid>
-        <w:gridCol w:w="2365"/>
-        <w:gridCol w:w="6661"/>
+        <w:gridCol w:w="1721"/>
+        <w:gridCol w:w="7305"/>
       </w:tblGrid>
       <w:tr>
         <w:trPr/>
         <w:tc>
           <w:tcPr>
-            <w:tcW w:w="2365" w:type="dxa"/>
+            <w:tcW w:w="1721" w:type="dxa"/>
             <w:tcBorders/>
             <w:vAlign w:val="center"/>
           </w:tcPr>
@@ -2535,13 +2535,13 @@
             </w:pPr>
             <w:r>
               <w:rPr/>
-              <w:t>DESCRIPCIÓN</w:t>
+              <w:t>Descripción</w:t>
             </w:r>
           </w:p>
         </w:tc>
         <w:tc>
           <w:tcPr>
-            <w:tcW w:w="6661" w:type="dxa"/>
+            <w:tcW w:w="7305" w:type="dxa"/>
             <w:tcBorders/>
             <w:vAlign w:val="center"/>
           </w:tcPr>
@@ -2565,7 +2565,7 @@
         <w:trPr/>
         <w:tc>
           <w:tcPr>
-            <w:tcW w:w="2365" w:type="dxa"/>
+            <w:tcW w:w="1721" w:type="dxa"/>
             <w:tcBorders/>
             <w:vAlign w:val="center"/>
           </w:tcPr>
@@ -2579,13 +2579,13 @@
             </w:pPr>
             <w:r>
               <w:rPr/>
-              <w:t>PRECONDICIÓN</w:t>
+              <w:t>Precondición</w:t>
             </w:r>
           </w:p>
         </w:tc>
         <w:tc>
           <w:tcPr>
-            <w:tcW w:w="6661" w:type="dxa"/>
+            <w:tcW w:w="7305" w:type="dxa"/>
             <w:tcBorders/>
             <w:vAlign w:val="center"/>
           </w:tcPr>
@@ -2609,7 +2609,7 @@
         <w:trPr/>
         <w:tc>
           <w:tcPr>
-            <w:tcW w:w="2365" w:type="dxa"/>
+            <w:tcW w:w="1721" w:type="dxa"/>
             <w:tcBorders/>
             <w:vAlign w:val="center"/>
           </w:tcPr>
@@ -2623,13 +2623,13 @@
             </w:pPr>
             <w:r>
               <w:rPr/>
-              <w:t>SECUENCIA NORMAL</w:t>
+              <w:t>Secuencia normal</w:t>
             </w:r>
           </w:p>
         </w:tc>
         <w:tc>
           <w:tcPr>
-            <w:tcW w:w="6661" w:type="dxa"/>
+            <w:tcW w:w="7305" w:type="dxa"/>
             <w:tcBorders/>
             <w:vAlign w:val="center"/>
           </w:tcPr>
@@ -2766,7 +2766,7 @@
         <w:trPr/>
         <w:tc>
           <w:tcPr>
-            <w:tcW w:w="2365" w:type="dxa"/>
+            <w:tcW w:w="1721" w:type="dxa"/>
             <w:tcBorders/>
             <w:vAlign w:val="center"/>
           </w:tcPr>
@@ -2780,13 +2780,13 @@
             </w:pPr>
             <w:r>
               <w:rPr/>
-              <w:t>FLUJOS ALTERNOS</w:t>
+              <w:t>Flujos alternos</w:t>
             </w:r>
           </w:p>
         </w:tc>
         <w:tc>
           <w:tcPr>
-            <w:tcW w:w="6661" w:type="dxa"/>
+            <w:tcW w:w="7305" w:type="dxa"/>
             <w:tcBorders/>
             <w:vAlign w:val="center"/>
           </w:tcPr>
@@ -2902,7 +2902,7 @@
         <w:trPr/>
         <w:tc>
           <w:tcPr>
-            <w:tcW w:w="2365" w:type="dxa"/>
+            <w:tcW w:w="1721" w:type="dxa"/>
             <w:tcBorders/>
             <w:vAlign w:val="center"/>
           </w:tcPr>
@@ -2916,13 +2916,13 @@
             </w:pPr>
             <w:r>
               <w:rPr/>
-              <w:t>POSTCONDICIÓN</w:t>
+              <w:t>Postcondición</w:t>
             </w:r>
           </w:p>
         </w:tc>
         <w:tc>
           <w:tcPr>
-            <w:tcW w:w="6661" w:type="dxa"/>
+            <w:tcW w:w="7305" w:type="dxa"/>
             <w:tcBorders/>
             <w:vAlign w:val="center"/>
           </w:tcPr>
@@ -2946,7 +2946,7 @@
         <w:trPr/>
         <w:tc>
           <w:tcPr>
-            <w:tcW w:w="2365" w:type="dxa"/>
+            <w:tcW w:w="1721" w:type="dxa"/>
             <w:tcBorders/>
             <w:vAlign w:val="center"/>
           </w:tcPr>
@@ -2960,13 +2960,13 @@
             </w:pPr>
             <w:r>
               <w:rPr/>
-              <w:t>EXCEPCIONES</w:t>
+              <w:t>Excepciones</w:t>
             </w:r>
           </w:p>
         </w:tc>
         <w:tc>
           <w:tcPr>
-            <w:tcW w:w="6661" w:type="dxa"/>
+            <w:tcW w:w="7305" w:type="dxa"/>
             <w:tcBorders/>
             <w:vAlign w:val="center"/>
           </w:tcPr>
@@ -3022,7 +3022,7 @@
         <w:rPr>
           <w:i/>
         </w:rPr>
-        <w:t>Descripción del caso de uso CU-12Procesar un pago con idempotenciaPasarela de pagos (Wompi)</w:t>
+        <w:t>Descripción del caso de uso CU-12: Procesar un pago con idempotencia (actor: Pasarela de pagos (Wompi))</w:t>
       </w:r>
     </w:p>
     <w:tbl>
@@ -3039,14 +3039,14 @@
         </w:tblCellMar>
       </w:tblPr>
       <w:tblGrid>
-        <w:gridCol w:w="2373"/>
-        <w:gridCol w:w="6653"/>
+        <w:gridCol w:w="1724"/>
+        <w:gridCol w:w="7302"/>
       </w:tblGrid>
       <w:tr>
         <w:trPr/>
         <w:tc>
           <w:tcPr>
-            <w:tcW w:w="2373" w:type="dxa"/>
+            <w:tcW w:w="1724" w:type="dxa"/>
             <w:tcBorders/>
             <w:vAlign w:val="center"/>
           </w:tcPr>
@@ -3060,13 +3060,13 @@
             </w:pPr>
             <w:r>
               <w:rPr/>
-              <w:t>DESCRIPCIÓN</w:t>
+              <w:t>Descripción</w:t>
             </w:r>
           </w:p>
         </w:tc>
         <w:tc>
           <w:tcPr>
-            <w:tcW w:w="6653" w:type="dxa"/>
+            <w:tcW w:w="7302" w:type="dxa"/>
             <w:tcBorders/>
             <w:vAlign w:val="center"/>
           </w:tcPr>
@@ -3090,7 +3090,7 @@
         <w:trPr/>
         <w:tc>
           <w:tcPr>
-            <w:tcW w:w="2373" w:type="dxa"/>
+            <w:tcW w:w="1724" w:type="dxa"/>
             <w:tcBorders/>
             <w:vAlign w:val="center"/>
           </w:tcPr>
@@ -3104,13 +3104,13 @@
             </w:pPr>
             <w:r>
               <w:rPr/>
-              <w:t>PRECONDICIÓN</w:t>
+              <w:t>Precondición</w:t>
             </w:r>
           </w:p>
         </w:tc>
         <w:tc>
           <w:tcPr>
-            <w:tcW w:w="6653" w:type="dxa"/>
+            <w:tcW w:w="7302" w:type="dxa"/>
             <w:tcBorders/>
             <w:vAlign w:val="center"/>
           </w:tcPr>
@@ -3134,7 +3134,7 @@
         <w:trPr/>
         <w:tc>
           <w:tcPr>
-            <w:tcW w:w="2373" w:type="dxa"/>
+            <w:tcW w:w="1724" w:type="dxa"/>
             <w:tcBorders/>
             <w:vAlign w:val="center"/>
           </w:tcPr>
@@ -3148,13 +3148,13 @@
             </w:pPr>
             <w:r>
               <w:rPr/>
-              <w:t>SECUENCIA NORMAL</w:t>
+              <w:t>Secuencia normal</w:t>
             </w:r>
           </w:p>
         </w:tc>
         <w:tc>
           <w:tcPr>
-            <w:tcW w:w="6653" w:type="dxa"/>
+            <w:tcW w:w="7302" w:type="dxa"/>
             <w:tcBorders/>
             <w:vAlign w:val="center"/>
           </w:tcPr>
@@ -3270,7 +3270,7 @@
         <w:trPr/>
         <w:tc>
           <w:tcPr>
-            <w:tcW w:w="2373" w:type="dxa"/>
+            <w:tcW w:w="1724" w:type="dxa"/>
             <w:tcBorders/>
             <w:vAlign w:val="center"/>
           </w:tcPr>
@@ -3284,13 +3284,13 @@
             </w:pPr>
             <w:r>
               <w:rPr/>
-              <w:t>FLUJOS ALTERNOS</w:t>
+              <w:t>Flujos alternos</w:t>
             </w:r>
           </w:p>
         </w:tc>
         <w:tc>
           <w:tcPr>
-            <w:tcW w:w="6653" w:type="dxa"/>
+            <w:tcW w:w="7302" w:type="dxa"/>
             <w:tcBorders/>
             <w:vAlign w:val="center"/>
           </w:tcPr>
@@ -3427,7 +3427,7 @@
         <w:trPr/>
         <w:tc>
           <w:tcPr>
-            <w:tcW w:w="2373" w:type="dxa"/>
+            <w:tcW w:w="1724" w:type="dxa"/>
             <w:tcBorders/>
             <w:vAlign w:val="center"/>
           </w:tcPr>
@@ -3441,13 +3441,13 @@
             </w:pPr>
             <w:r>
               <w:rPr/>
-              <w:t>POSTCONDICIÓN</w:t>
+              <w:t>Postcondición</w:t>
             </w:r>
           </w:p>
         </w:tc>
         <w:tc>
           <w:tcPr>
-            <w:tcW w:w="6653" w:type="dxa"/>
+            <w:tcW w:w="7302" w:type="dxa"/>
             <w:tcBorders/>
             <w:vAlign w:val="center"/>
           </w:tcPr>
@@ -3471,7 +3471,7 @@
         <w:trPr/>
         <w:tc>
           <w:tcPr>
-            <w:tcW w:w="2373" w:type="dxa"/>
+            <w:tcW w:w="1724" w:type="dxa"/>
             <w:tcBorders/>
             <w:vAlign w:val="center"/>
           </w:tcPr>
@@ -3485,13 +3485,13 @@
             </w:pPr>
             <w:r>
               <w:rPr/>
-              <w:t>EXCEPCIONES</w:t>
+              <w:t>Excepciones</w:t>
             </w:r>
           </w:p>
         </w:tc>
         <w:tc>
           <w:tcPr>
-            <w:tcW w:w="6653" w:type="dxa"/>
+            <w:tcW w:w="7302" w:type="dxa"/>
             <w:tcBorders/>
             <w:vAlign w:val="center"/>
           </w:tcPr>
@@ -3547,7 +3547,7 @@
         <w:rPr>
           <w:i/>
         </w:rPr>
-        <w:t>Descripción del caso de uso CU-14Bloquear una IP maliciosaAdministrador (Mike)</w:t>
+        <w:t>Descripción del caso de uso CU-14: Bloquear una IP maliciosa (actor: Administrador (Mike))</w:t>
       </w:r>
     </w:p>
     <w:tbl>
@@ -3564,14 +3564,14 @@
         </w:tblCellMar>
       </w:tblPr>
       <w:tblGrid>
-        <w:gridCol w:w="2376"/>
-        <w:gridCol w:w="6650"/>
+        <w:gridCol w:w="1728"/>
+        <w:gridCol w:w="7298"/>
       </w:tblGrid>
       <w:tr>
         <w:trPr/>
         <w:tc>
           <w:tcPr>
-            <w:tcW w:w="2376" w:type="dxa"/>
+            <w:tcW w:w="1728" w:type="dxa"/>
             <w:tcBorders/>
             <w:vAlign w:val="center"/>
           </w:tcPr>
@@ -3585,13 +3585,13 @@
             </w:pPr>
             <w:r>
               <w:rPr/>
-              <w:t>DESCRIPCIÓN</w:t>
+              <w:t>Descripción</w:t>
             </w:r>
           </w:p>
         </w:tc>
         <w:tc>
           <w:tcPr>
-            <w:tcW w:w="6650" w:type="dxa"/>
+            <w:tcW w:w="7298" w:type="dxa"/>
             <w:tcBorders/>
             <w:vAlign w:val="center"/>
           </w:tcPr>
@@ -3615,7 +3615,7 @@
         <w:trPr/>
         <w:tc>
           <w:tcPr>
-            <w:tcW w:w="2376" w:type="dxa"/>
+            <w:tcW w:w="1728" w:type="dxa"/>
             <w:tcBorders/>
             <w:vAlign w:val="center"/>
           </w:tcPr>
@@ -3629,13 +3629,13 @@
             </w:pPr>
             <w:r>
               <w:rPr/>
-              <w:t>PRECONDICIÓN</w:t>
+              <w:t>Precondición</w:t>
             </w:r>
           </w:p>
         </w:tc>
         <w:tc>
           <w:tcPr>
-            <w:tcW w:w="6650" w:type="dxa"/>
+            <w:tcW w:w="7298" w:type="dxa"/>
             <w:tcBorders/>
             <w:vAlign w:val="center"/>
           </w:tcPr>
@@ -3659,7 +3659,7 @@
         <w:trPr/>
         <w:tc>
           <w:tcPr>
-            <w:tcW w:w="2376" w:type="dxa"/>
+            <w:tcW w:w="1728" w:type="dxa"/>
             <w:tcBorders/>
             <w:vAlign w:val="center"/>
           </w:tcPr>
@@ -3673,13 +3673,13 @@
             </w:pPr>
             <w:r>
               <w:rPr/>
-              <w:t>SECUENCIA NORMAL</w:t>
+              <w:t>Secuencia normal</w:t>
             </w:r>
           </w:p>
         </w:tc>
         <w:tc>
           <w:tcPr>
-            <w:tcW w:w="6650" w:type="dxa"/>
+            <w:tcW w:w="7298" w:type="dxa"/>
             <w:tcBorders/>
             <w:vAlign w:val="center"/>
           </w:tcPr>
@@ -3816,7 +3816,7 @@
         <w:trPr/>
         <w:tc>
           <w:tcPr>
-            <w:tcW w:w="2376" w:type="dxa"/>
+            <w:tcW w:w="1728" w:type="dxa"/>
             <w:tcBorders/>
             <w:vAlign w:val="center"/>
           </w:tcPr>
@@ -3830,13 +3830,13 @@
             </w:pPr>
             <w:r>
               <w:rPr/>
-              <w:t>FLUJOS ALTERNOS</w:t>
+              <w:t>Flujos alternos</w:t>
             </w:r>
           </w:p>
         </w:tc>
         <w:tc>
           <w:tcPr>
-            <w:tcW w:w="6650" w:type="dxa"/>
+            <w:tcW w:w="7298" w:type="dxa"/>
             <w:tcBorders/>
             <w:vAlign w:val="center"/>
           </w:tcPr>
@@ -3889,7 +3889,7 @@
         <w:trPr/>
         <w:tc>
           <w:tcPr>
-            <w:tcW w:w="2376" w:type="dxa"/>
+            <w:tcW w:w="1728" w:type="dxa"/>
             <w:tcBorders/>
             <w:vAlign w:val="center"/>
           </w:tcPr>
@@ -3903,13 +3903,13 @@
             </w:pPr>
             <w:r>
               <w:rPr/>
-              <w:t>POSTCONDICIÓN</w:t>
+              <w:t>Postcondición</w:t>
             </w:r>
           </w:p>
         </w:tc>
         <w:tc>
           <w:tcPr>
-            <w:tcW w:w="6650" w:type="dxa"/>
+            <w:tcW w:w="7298" w:type="dxa"/>
             <w:tcBorders/>
             <w:vAlign w:val="center"/>
           </w:tcPr>
@@ -3933,7 +3933,7 @@
         <w:trPr/>
         <w:tc>
           <w:tcPr>
-            <w:tcW w:w="2376" w:type="dxa"/>
+            <w:tcW w:w="1728" w:type="dxa"/>
             <w:tcBorders/>
             <w:vAlign w:val="center"/>
           </w:tcPr>
@@ -3947,13 +3947,13 @@
             </w:pPr>
             <w:r>
               <w:rPr/>
-              <w:t>EXCEPCIONES</w:t>
+              <w:t>Excepciones</w:t>
             </w:r>
           </w:p>
         </w:tc>
         <w:tc>
           <w:tcPr>
-            <w:tcW w:w="6650" w:type="dxa"/>
+            <w:tcW w:w="7298" w:type="dxa"/>
             <w:tcBorders/>
             <w:vAlign w:val="center"/>
           </w:tcPr>
@@ -4009,7 +4009,7 @@
         <w:rPr>
           <w:i/>
         </w:rPr>
-        <w:t>Descripción del caso de uso CU-18Consultar documentación del proyectoAdministrador (Mike)</w:t>
+        <w:t>Descripción del caso de uso CU-18: Consultar documentación del proyecto (actor: Administrador (Mike))</w:t>
       </w:r>
     </w:p>
     <w:tbl>
@@ -4026,14 +4026,14 @@
         </w:tblCellMar>
       </w:tblPr>
       <w:tblGrid>
-        <w:gridCol w:w="2300"/>
-        <w:gridCol w:w="6726"/>
+        <w:gridCol w:w="1666"/>
+        <w:gridCol w:w="7360"/>
       </w:tblGrid>
       <w:tr>
         <w:trPr/>
         <w:tc>
           <w:tcPr>
-            <w:tcW w:w="2300" w:type="dxa"/>
+            <w:tcW w:w="1666" w:type="dxa"/>
             <w:tcBorders/>
             <w:vAlign w:val="center"/>
           </w:tcPr>
@@ -4047,13 +4047,13 @@
             </w:pPr>
             <w:r>
               <w:rPr/>
-              <w:t>DESCRIPCIÓN</w:t>
+              <w:t>Descripción</w:t>
             </w:r>
           </w:p>
         </w:tc>
         <w:tc>
           <w:tcPr>
-            <w:tcW w:w="6726" w:type="dxa"/>
+            <w:tcW w:w="7360" w:type="dxa"/>
             <w:tcBorders/>
             <w:vAlign w:val="center"/>
           </w:tcPr>
@@ -4077,7 +4077,7 @@
         <w:trPr/>
         <w:tc>
           <w:tcPr>
-            <w:tcW w:w="2300" w:type="dxa"/>
+            <w:tcW w:w="1666" w:type="dxa"/>
             <w:tcBorders/>
             <w:vAlign w:val="center"/>
           </w:tcPr>
@@ -4091,13 +4091,13 @@
             </w:pPr>
             <w:r>
               <w:rPr/>
-              <w:t>PRECONDICIÓN</w:t>
+              <w:t>Precondición</w:t>
             </w:r>
           </w:p>
         </w:tc>
         <w:tc>
           <w:tcPr>
-            <w:tcW w:w="6726" w:type="dxa"/>
+            <w:tcW w:w="7360" w:type="dxa"/>
             <w:tcBorders/>
             <w:vAlign w:val="center"/>
           </w:tcPr>
@@ -4121,7 +4121,7 @@
         <w:trPr/>
         <w:tc>
           <w:tcPr>
-            <w:tcW w:w="2300" w:type="dxa"/>
+            <w:tcW w:w="1666" w:type="dxa"/>
             <w:tcBorders/>
             <w:vAlign w:val="center"/>
           </w:tcPr>
@@ -4135,13 +4135,13 @@
             </w:pPr>
             <w:r>
               <w:rPr/>
-              <w:t>SECUENCIA NORMAL</w:t>
+              <w:t>Secuencia normal</w:t>
             </w:r>
           </w:p>
         </w:tc>
         <w:tc>
           <w:tcPr>
-            <w:tcW w:w="6726" w:type="dxa"/>
+            <w:tcW w:w="7360" w:type="dxa"/>
             <w:tcBorders/>
             <w:vAlign w:val="center"/>
           </w:tcPr>
@@ -4236,7 +4236,7 @@
         <w:trPr/>
         <w:tc>
           <w:tcPr>
-            <w:tcW w:w="2300" w:type="dxa"/>
+            <w:tcW w:w="1666" w:type="dxa"/>
             <w:tcBorders/>
             <w:vAlign w:val="center"/>
           </w:tcPr>
@@ -4250,13 +4250,13 @@
             </w:pPr>
             <w:r>
               <w:rPr/>
-              <w:t>FLUJOS ALTERNOS</w:t>
+              <w:t>Flujos alternos</w:t>
             </w:r>
           </w:p>
         </w:tc>
         <w:tc>
           <w:tcPr>
-            <w:tcW w:w="6726" w:type="dxa"/>
+            <w:tcW w:w="7360" w:type="dxa"/>
             <w:tcBorders/>
             <w:vAlign w:val="center"/>
           </w:tcPr>
@@ -4351,7 +4351,7 @@
         <w:trPr/>
         <w:tc>
           <w:tcPr>
-            <w:tcW w:w="2300" w:type="dxa"/>
+            <w:tcW w:w="1666" w:type="dxa"/>
             <w:tcBorders/>
             <w:vAlign w:val="center"/>
           </w:tcPr>
@@ -4365,13 +4365,13 @@
             </w:pPr>
             <w:r>
               <w:rPr/>
-              <w:t>POSTCONDICIÓN</w:t>
+              <w:t>Postcondición</w:t>
             </w:r>
           </w:p>
         </w:tc>
         <w:tc>
           <w:tcPr>
-            <w:tcW w:w="6726" w:type="dxa"/>
+            <w:tcW w:w="7360" w:type="dxa"/>
             <w:tcBorders/>
             <w:vAlign w:val="center"/>
           </w:tcPr>
@@ -4427,7 +4427,7 @@
         <w:rPr>
           <w:i/>
         </w:rPr>
-        <w:t>Descripción del caso de uso CU-06Registrar y dar seguimiento a un proyectoAdministrador (Mike)</w:t>
+        <w:t>Descripción del caso de uso CU-06: Registrar y dar seguimiento a un proyecto (actor: Administrador (Mike))</w:t>
       </w:r>
     </w:p>
     <w:tbl>
@@ -4444,14 +4444,14 @@
         </w:tblCellMar>
       </w:tblPr>
       <w:tblGrid>
-        <w:gridCol w:w="2307"/>
-        <w:gridCol w:w="6719"/>
+        <w:gridCol w:w="1669"/>
+        <w:gridCol w:w="7357"/>
       </w:tblGrid>
       <w:tr>
         <w:trPr/>
         <w:tc>
           <w:tcPr>
-            <w:tcW w:w="2307" w:type="dxa"/>
+            <w:tcW w:w="1669" w:type="dxa"/>
             <w:tcBorders/>
             <w:vAlign w:val="center"/>
           </w:tcPr>
@@ -4465,13 +4465,13 @@
             </w:pPr>
             <w:r>
               <w:rPr/>
-              <w:t>DESCRIPCIÓN</w:t>
+              <w:t>Descripción</w:t>
             </w:r>
           </w:p>
         </w:tc>
         <w:tc>
           <w:tcPr>
-            <w:tcW w:w="6719" w:type="dxa"/>
+            <w:tcW w:w="7357" w:type="dxa"/>
             <w:tcBorders/>
             <w:vAlign w:val="center"/>
           </w:tcPr>
@@ -4495,7 +4495,7 @@
         <w:trPr/>
         <w:tc>
           <w:tcPr>
-            <w:tcW w:w="2307" w:type="dxa"/>
+            <w:tcW w:w="1669" w:type="dxa"/>
             <w:tcBorders/>
             <w:vAlign w:val="center"/>
           </w:tcPr>
@@ -4509,13 +4509,13 @@
             </w:pPr>
             <w:r>
               <w:rPr/>
-              <w:t>PRECONDICIÓN</w:t>
+              <w:t>Precondición</w:t>
             </w:r>
           </w:p>
         </w:tc>
         <w:tc>
           <w:tcPr>
-            <w:tcW w:w="6719" w:type="dxa"/>
+            <w:tcW w:w="7357" w:type="dxa"/>
             <w:tcBorders/>
             <w:vAlign w:val="center"/>
           </w:tcPr>
@@ -4539,7 +4539,7 @@
         <w:trPr/>
         <w:tc>
           <w:tcPr>
-            <w:tcW w:w="2307" w:type="dxa"/>
+            <w:tcW w:w="1669" w:type="dxa"/>
             <w:tcBorders/>
             <w:vAlign w:val="center"/>
           </w:tcPr>
@@ -4553,13 +4553,13 @@
             </w:pPr>
             <w:r>
               <w:rPr/>
-              <w:t>SECUENCIA NORMAL</w:t>
+              <w:t>Secuencia normal</w:t>
             </w:r>
           </w:p>
         </w:tc>
         <w:tc>
           <w:tcPr>
-            <w:tcW w:w="6719" w:type="dxa"/>
+            <w:tcW w:w="7357" w:type="dxa"/>
             <w:tcBorders/>
             <w:vAlign w:val="center"/>
           </w:tcPr>
@@ -4675,7 +4675,7 @@
         <w:trPr/>
         <w:tc>
           <w:tcPr>
-            <w:tcW w:w="2307" w:type="dxa"/>
+            <w:tcW w:w="1669" w:type="dxa"/>
             <w:tcBorders/>
             <w:vAlign w:val="center"/>
           </w:tcPr>
@@ -4689,13 +4689,13 @@
             </w:pPr>
             <w:r>
               <w:rPr/>
-              <w:t>FLUJOS ALTERNOS</w:t>
+              <w:t>Flujos alternos</w:t>
             </w:r>
           </w:p>
         </w:tc>
         <w:tc>
           <w:tcPr>
-            <w:tcW w:w="6719" w:type="dxa"/>
+            <w:tcW w:w="7357" w:type="dxa"/>
             <w:tcBorders/>
             <w:vAlign w:val="center"/>
           </w:tcPr>
@@ -4748,7 +4748,7 @@
         <w:trPr/>
         <w:tc>
           <w:tcPr>
-            <w:tcW w:w="2307" w:type="dxa"/>
+            <w:tcW w:w="1669" w:type="dxa"/>
             <w:tcBorders/>
             <w:vAlign w:val="center"/>
           </w:tcPr>
@@ -4762,13 +4762,13 @@
             </w:pPr>
             <w:r>
               <w:rPr/>
-              <w:t>POSTCONDICIÓN</w:t>
+              <w:t>Postcondición</w:t>
             </w:r>
           </w:p>
         </w:tc>
         <w:tc>
           <w:tcPr>
-            <w:tcW w:w="6719" w:type="dxa"/>
+            <w:tcW w:w="7357" w:type="dxa"/>
             <w:tcBorders/>
             <w:vAlign w:val="center"/>
           </w:tcPr>
@@ -4792,7 +4792,7 @@
         <w:trPr/>
         <w:tc>
           <w:tcPr>
-            <w:tcW w:w="2307" w:type="dxa"/>
+            <w:tcW w:w="1669" w:type="dxa"/>
             <w:tcBorders/>
             <w:vAlign w:val="center"/>
           </w:tcPr>
@@ -4806,13 +4806,13 @@
             </w:pPr>
             <w:r>
               <w:rPr/>
-              <w:t>EXCEPCIONES</w:t>
+              <w:t>Excepciones</w:t>
             </w:r>
           </w:p>
         </w:tc>
         <w:tc>
           <w:tcPr>
-            <w:tcW w:w="6719" w:type="dxa"/>
+            <w:tcW w:w="7357" w:type="dxa"/>
             <w:tcBorders/>
             <w:vAlign w:val="center"/>
           </w:tcPr>
@@ -4868,7 +4868,7 @@
         <w:rPr>
           <w:i/>
         </w:rPr>
-        <w:t>Descripción del caso de uso CU-08Registrar costos y calcular P&amp;LAdministrador (Mike)</w:t>
+        <w:t>Descripción del caso de uso CU-08: Registrar costos y calcular P&amp;L (actor: Administrador (Mike))</w:t>
       </w:r>
     </w:p>
     <w:tbl>
@@ -4885,14 +4885,14 @@
         </w:tblCellMar>
       </w:tblPr>
       <w:tblGrid>
-        <w:gridCol w:w="2319"/>
-        <w:gridCol w:w="6707"/>
+        <w:gridCol w:w="1679"/>
+        <w:gridCol w:w="7347"/>
       </w:tblGrid>
       <w:tr>
         <w:trPr/>
         <w:tc>
           <w:tcPr>
-            <w:tcW w:w="2319" w:type="dxa"/>
+            <w:tcW w:w="1679" w:type="dxa"/>
             <w:tcBorders/>
             <w:vAlign w:val="center"/>
           </w:tcPr>
@@ -4906,13 +4906,13 @@
             </w:pPr>
             <w:r>
               <w:rPr/>
-              <w:t>DESCRIPCIÓN</w:t>
+              <w:t>Descripción</w:t>
             </w:r>
           </w:p>
         </w:tc>
         <w:tc>
           <w:tcPr>
-            <w:tcW w:w="6707" w:type="dxa"/>
+            <w:tcW w:w="7347" w:type="dxa"/>
             <w:tcBorders/>
             <w:vAlign w:val="center"/>
           </w:tcPr>
@@ -4936,7 +4936,7 @@
         <w:trPr/>
         <w:tc>
           <w:tcPr>
-            <w:tcW w:w="2319" w:type="dxa"/>
+            <w:tcW w:w="1679" w:type="dxa"/>
             <w:tcBorders/>
             <w:vAlign w:val="center"/>
           </w:tcPr>
@@ -4950,13 +4950,13 @@
             </w:pPr>
             <w:r>
               <w:rPr/>
-              <w:t>PRECONDICIÓN</w:t>
+              <w:t>Precondición</w:t>
             </w:r>
           </w:p>
         </w:tc>
         <w:tc>
           <w:tcPr>
-            <w:tcW w:w="6707" w:type="dxa"/>
+            <w:tcW w:w="7347" w:type="dxa"/>
             <w:tcBorders/>
             <w:vAlign w:val="center"/>
           </w:tcPr>
@@ -4980,7 +4980,7 @@
         <w:trPr/>
         <w:tc>
           <w:tcPr>
-            <w:tcW w:w="2319" w:type="dxa"/>
+            <w:tcW w:w="1679" w:type="dxa"/>
             <w:tcBorders/>
             <w:vAlign w:val="center"/>
           </w:tcPr>
@@ -4994,13 +4994,13 @@
             </w:pPr>
             <w:r>
               <w:rPr/>
-              <w:t>SECUENCIA NORMAL</w:t>
+              <w:t>Secuencia normal</w:t>
             </w:r>
           </w:p>
         </w:tc>
         <w:tc>
           <w:tcPr>
-            <w:tcW w:w="6707" w:type="dxa"/>
+            <w:tcW w:w="7347" w:type="dxa"/>
             <w:tcBorders/>
             <w:vAlign w:val="center"/>
           </w:tcPr>
@@ -5137,7 +5137,7 @@
         <w:trPr/>
         <w:tc>
           <w:tcPr>
-            <w:tcW w:w="2319" w:type="dxa"/>
+            <w:tcW w:w="1679" w:type="dxa"/>
             <w:tcBorders/>
             <w:vAlign w:val="center"/>
           </w:tcPr>
@@ -5151,13 +5151,13 @@
             </w:pPr>
             <w:r>
               <w:rPr/>
-              <w:t>FLUJOS ALTERNOS</w:t>
+              <w:t>Flujos alternos</w:t>
             </w:r>
           </w:p>
         </w:tc>
         <w:tc>
           <w:tcPr>
-            <w:tcW w:w="6707" w:type="dxa"/>
+            <w:tcW w:w="7347" w:type="dxa"/>
             <w:tcBorders/>
             <w:vAlign w:val="center"/>
           </w:tcPr>
@@ -5210,7 +5210,7 @@
         <w:trPr/>
         <w:tc>
           <w:tcPr>
-            <w:tcW w:w="2319" w:type="dxa"/>
+            <w:tcW w:w="1679" w:type="dxa"/>
             <w:tcBorders/>
             <w:vAlign w:val="center"/>
           </w:tcPr>
@@ -5224,13 +5224,13 @@
             </w:pPr>
             <w:r>
               <w:rPr/>
-              <w:t>POSTCONDICIÓN</w:t>
+              <w:t>Postcondición</w:t>
             </w:r>
           </w:p>
         </w:tc>
         <w:tc>
           <w:tcPr>
-            <w:tcW w:w="6707" w:type="dxa"/>
+            <w:tcW w:w="7347" w:type="dxa"/>
             <w:tcBorders/>
             <w:vAlign w:val="center"/>
           </w:tcPr>
@@ -5254,7 +5254,7 @@
         <w:trPr/>
         <w:tc>
           <w:tcPr>
-            <w:tcW w:w="2319" w:type="dxa"/>
+            <w:tcW w:w="1679" w:type="dxa"/>
             <w:tcBorders/>
             <w:vAlign w:val="center"/>
           </w:tcPr>
@@ -5268,13 +5268,13 @@
             </w:pPr>
             <w:r>
               <w:rPr/>
-              <w:t>EXCEPCIONES</w:t>
+              <w:t>Excepciones</w:t>
             </w:r>
           </w:p>
         </w:tc>
         <w:tc>
           <w:tcPr>
-            <w:tcW w:w="6707" w:type="dxa"/>
+            <w:tcW w:w="7347" w:type="dxa"/>
             <w:tcBorders/>
             <w:vAlign w:val="center"/>
           </w:tcPr>
@@ -5330,7 +5330,7 @@
         <w:rPr>
           <w:i/>
         </w:rPr>
-        <w:t>Descripción del caso de uso CU-11Ejecutar backup manualAdministrador (Mike)</w:t>
+        <w:t>Descripción del caso de uso CU-11: Ejecutar backup manual (actor: Administrador (Mike))</w:t>
       </w:r>
     </w:p>
     <w:tbl>
@@ -5347,14 +5347,14 @@
         </w:tblCellMar>
       </w:tblPr>
       <w:tblGrid>
-        <w:gridCol w:w="2338"/>
-        <w:gridCol w:w="6688"/>
+        <w:gridCol w:w="1695"/>
+        <w:gridCol w:w="7331"/>
       </w:tblGrid>
       <w:tr>
         <w:trPr/>
         <w:tc>
           <w:tcPr>
-            <w:tcW w:w="2338" w:type="dxa"/>
+            <w:tcW w:w="1695" w:type="dxa"/>
             <w:tcBorders/>
             <w:vAlign w:val="center"/>
           </w:tcPr>
@@ -5368,13 +5368,13 @@
             </w:pPr>
             <w:r>
               <w:rPr/>
-              <w:t>DESCRIPCIÓN</w:t>
+              <w:t>Descripción</w:t>
             </w:r>
           </w:p>
         </w:tc>
         <w:tc>
           <w:tcPr>
-            <w:tcW w:w="6688" w:type="dxa"/>
+            <w:tcW w:w="7331" w:type="dxa"/>
             <w:tcBorders/>
             <w:vAlign w:val="center"/>
           </w:tcPr>
@@ -5398,7 +5398,7 @@
         <w:trPr/>
         <w:tc>
           <w:tcPr>
-            <w:tcW w:w="2338" w:type="dxa"/>
+            <w:tcW w:w="1695" w:type="dxa"/>
             <w:tcBorders/>
             <w:vAlign w:val="center"/>
           </w:tcPr>
@@ -5412,13 +5412,13 @@
             </w:pPr>
             <w:r>
               <w:rPr/>
-              <w:t>PRECONDICIÓN</w:t>
+              <w:t>Precondición</w:t>
             </w:r>
           </w:p>
         </w:tc>
         <w:tc>
           <w:tcPr>
-            <w:tcW w:w="6688" w:type="dxa"/>
+            <w:tcW w:w="7331" w:type="dxa"/>
             <w:tcBorders/>
             <w:vAlign w:val="center"/>
           </w:tcPr>
@@ -5442,7 +5442,7 @@
         <w:trPr/>
         <w:tc>
           <w:tcPr>
-            <w:tcW w:w="2338" w:type="dxa"/>
+            <w:tcW w:w="1695" w:type="dxa"/>
             <w:tcBorders/>
             <w:vAlign w:val="center"/>
           </w:tcPr>
@@ -5456,13 +5456,13 @@
             </w:pPr>
             <w:r>
               <w:rPr/>
-              <w:t>SECUENCIA NORMAL</w:t>
+              <w:t>Secuencia normal</w:t>
             </w:r>
           </w:p>
         </w:tc>
         <w:tc>
           <w:tcPr>
-            <w:tcW w:w="6688" w:type="dxa"/>
+            <w:tcW w:w="7331" w:type="dxa"/>
             <w:tcBorders/>
             <w:vAlign w:val="center"/>
           </w:tcPr>
@@ -5599,7 +5599,7 @@
         <w:trPr/>
         <w:tc>
           <w:tcPr>
-            <w:tcW w:w="2338" w:type="dxa"/>
+            <w:tcW w:w="1695" w:type="dxa"/>
             <w:tcBorders/>
             <w:vAlign w:val="center"/>
           </w:tcPr>
@@ -5613,13 +5613,13 @@
             </w:pPr>
             <w:r>
               <w:rPr/>
-              <w:t>FLUJOS ALTERNOS</w:t>
+              <w:t>Flujos alternos</w:t>
             </w:r>
           </w:p>
         </w:tc>
         <w:tc>
           <w:tcPr>
-            <w:tcW w:w="6688" w:type="dxa"/>
+            <w:tcW w:w="7331" w:type="dxa"/>
             <w:tcBorders/>
             <w:vAlign w:val="center"/>
           </w:tcPr>
@@ -5672,7 +5672,7 @@
         <w:trPr/>
         <w:tc>
           <w:tcPr>
-            <w:tcW w:w="2338" w:type="dxa"/>
+            <w:tcW w:w="1695" w:type="dxa"/>
             <w:tcBorders/>
             <w:vAlign w:val="center"/>
           </w:tcPr>
@@ -5686,13 +5686,13 @@
             </w:pPr>
             <w:r>
               <w:rPr/>
-              <w:t>POSTCONDICIÓN</w:t>
+              <w:t>Postcondición</w:t>
             </w:r>
           </w:p>
         </w:tc>
         <w:tc>
           <w:tcPr>
-            <w:tcW w:w="6688" w:type="dxa"/>
+            <w:tcW w:w="7331" w:type="dxa"/>
             <w:tcBorders/>
             <w:vAlign w:val="center"/>
           </w:tcPr>
@@ -5716,7 +5716,7 @@
         <w:trPr/>
         <w:tc>
           <w:tcPr>
-            <w:tcW w:w="2338" w:type="dxa"/>
+            <w:tcW w:w="1695" w:type="dxa"/>
             <w:tcBorders/>
             <w:vAlign w:val="center"/>
           </w:tcPr>
@@ -5730,13 +5730,13 @@
             </w:pPr>
             <w:r>
               <w:rPr/>
-              <w:t>EXCEPCIONES</w:t>
+              <w:t>Excepciones</w:t>
             </w:r>
           </w:p>
         </w:tc>
         <w:tc>
           <w:tcPr>
-            <w:tcW w:w="6688" w:type="dxa"/>
+            <w:tcW w:w="7331" w:type="dxa"/>
             <w:tcBorders/>
             <w:vAlign w:val="center"/>
           </w:tcPr>
@@ -5792,7 +5792,7 @@
         <w:rPr>
           <w:i/>
         </w:rPr>
-        <w:t>Descripción del caso de uso CU-13Inyectar un fallo de chaos engineeringAdministrador (Mike)</w:t>
+        <w:t>Descripción del caso de uso CU-13: Inyectar un fallo de chaos engineering (actor: Administrador (Mike))</w:t>
       </w:r>
     </w:p>
     <w:tbl>
@@ -5809,14 +5809,14 @@
         </w:tblCellMar>
       </w:tblPr>
       <w:tblGrid>
-        <w:gridCol w:w="2309"/>
-        <w:gridCol w:w="6717"/>
+        <w:gridCol w:w="1671"/>
+        <w:gridCol w:w="7355"/>
       </w:tblGrid>
       <w:tr>
         <w:trPr/>
         <w:tc>
           <w:tcPr>
-            <w:tcW w:w="2309" w:type="dxa"/>
+            <w:tcW w:w="1671" w:type="dxa"/>
             <w:tcBorders/>
             <w:vAlign w:val="center"/>
           </w:tcPr>
@@ -5830,13 +5830,13 @@
             </w:pPr>
             <w:r>
               <w:rPr/>
-              <w:t>DESCRIPCIÓN</w:t>
+              <w:t>Descripción</w:t>
             </w:r>
           </w:p>
         </w:tc>
         <w:tc>
           <w:tcPr>
-            <w:tcW w:w="6717" w:type="dxa"/>
+            <w:tcW w:w="7355" w:type="dxa"/>
             <w:tcBorders/>
             <w:vAlign w:val="center"/>
           </w:tcPr>
@@ -5860,7 +5860,7 @@
         <w:trPr/>
         <w:tc>
           <w:tcPr>
-            <w:tcW w:w="2309" w:type="dxa"/>
+            <w:tcW w:w="1671" w:type="dxa"/>
             <w:tcBorders/>
             <w:vAlign w:val="center"/>
           </w:tcPr>
@@ -5874,13 +5874,13 @@
             </w:pPr>
             <w:r>
               <w:rPr/>
-              <w:t>PRECONDICIÓN</w:t>
+              <w:t>Precondición</w:t>
             </w:r>
           </w:p>
         </w:tc>
         <w:tc>
           <w:tcPr>
-            <w:tcW w:w="6717" w:type="dxa"/>
+            <w:tcW w:w="7355" w:type="dxa"/>
             <w:tcBorders/>
             <w:vAlign w:val="center"/>
           </w:tcPr>
@@ -5904,7 +5904,7 @@
         <w:trPr/>
         <w:tc>
           <w:tcPr>
-            <w:tcW w:w="2309" w:type="dxa"/>
+            <w:tcW w:w="1671" w:type="dxa"/>
             <w:tcBorders/>
             <w:vAlign w:val="center"/>
           </w:tcPr>
@@ -5918,13 +5918,13 @@
             </w:pPr>
             <w:r>
               <w:rPr/>
-              <w:t>SECUENCIA NORMAL</w:t>
+              <w:t>Secuencia normal</w:t>
             </w:r>
           </w:p>
         </w:tc>
         <w:tc>
           <w:tcPr>
-            <w:tcW w:w="6717" w:type="dxa"/>
+            <w:tcW w:w="7355" w:type="dxa"/>
             <w:tcBorders/>
             <w:vAlign w:val="center"/>
           </w:tcPr>
@@ -6061,7 +6061,7 @@
         <w:trPr/>
         <w:tc>
           <w:tcPr>
-            <w:tcW w:w="2309" w:type="dxa"/>
+            <w:tcW w:w="1671" w:type="dxa"/>
             <w:tcBorders/>
             <w:vAlign w:val="center"/>
           </w:tcPr>
@@ -6075,13 +6075,13 @@
             </w:pPr>
             <w:r>
               <w:rPr/>
-              <w:t>FLUJOS ALTERNOS</w:t>
+              <w:t>Flujos alternos</w:t>
             </w:r>
           </w:p>
         </w:tc>
         <w:tc>
           <w:tcPr>
-            <w:tcW w:w="6717" w:type="dxa"/>
+            <w:tcW w:w="7355" w:type="dxa"/>
             <w:tcBorders/>
             <w:vAlign w:val="center"/>
           </w:tcPr>
@@ -6134,7 +6134,7 @@
         <w:trPr/>
         <w:tc>
           <w:tcPr>
-            <w:tcW w:w="2309" w:type="dxa"/>
+            <w:tcW w:w="1671" w:type="dxa"/>
             <w:tcBorders/>
             <w:vAlign w:val="center"/>
           </w:tcPr>
@@ -6148,13 +6148,13 @@
             </w:pPr>
             <w:r>
               <w:rPr/>
-              <w:t>POSTCONDICIÓN</w:t>
+              <w:t>Postcondición</w:t>
             </w:r>
           </w:p>
         </w:tc>
         <w:tc>
           <w:tcPr>
-            <w:tcW w:w="6717" w:type="dxa"/>
+            <w:tcW w:w="7355" w:type="dxa"/>
             <w:tcBorders/>
             <w:vAlign w:val="center"/>
           </w:tcPr>
@@ -6178,7 +6178,7 @@
         <w:trPr/>
         <w:tc>
           <w:tcPr>
-            <w:tcW w:w="2309" w:type="dxa"/>
+            <w:tcW w:w="1671" w:type="dxa"/>
             <w:tcBorders/>
             <w:vAlign w:val="center"/>
           </w:tcPr>
@@ -6192,13 +6192,13 @@
             </w:pPr>
             <w:r>
               <w:rPr/>
-              <w:t>EXCEPCIONES</w:t>
+              <w:t>Excepciones</w:t>
             </w:r>
           </w:p>
         </w:tc>
         <w:tc>
           <w:tcPr>
-            <w:tcW w:w="6717" w:type="dxa"/>
+            <w:tcW w:w="7355" w:type="dxa"/>
             <w:tcBorders/>
             <w:vAlign w:val="center"/>
           </w:tcPr>
@@ -6254,7 +6254,7 @@
         <w:rPr>
           <w:i/>
         </w:rPr>
-        <w:t>Descripción del caso de uso CU-16Proyectar una presentación con el público en sincroníaCliente</w:t>
+        <w:t>Descripción del caso de uso CU-16: Proyectar una presentación con el público en sincronía (actor: Cliente)</w:t>
       </w:r>
     </w:p>
     <w:tbl>
@@ -6271,14 +6271,14 @@
         </w:tblCellMar>
       </w:tblPr>
       <w:tblGrid>
-        <w:gridCol w:w="2289"/>
-        <w:gridCol w:w="6737"/>
+        <w:gridCol w:w="1654"/>
+        <w:gridCol w:w="7372"/>
       </w:tblGrid>
       <w:tr>
         <w:trPr/>
         <w:tc>
           <w:tcPr>
-            <w:tcW w:w="2289" w:type="dxa"/>
+            <w:tcW w:w="1654" w:type="dxa"/>
             <w:tcBorders/>
             <w:vAlign w:val="center"/>
           </w:tcPr>
@@ -6292,13 +6292,13 @@
             </w:pPr>
             <w:r>
               <w:rPr/>
-              <w:t>DESCRIPCIÓN</w:t>
+              <w:t>Descripción</w:t>
             </w:r>
           </w:p>
         </w:tc>
         <w:tc>
           <w:tcPr>
-            <w:tcW w:w="6737" w:type="dxa"/>
+            <w:tcW w:w="7372" w:type="dxa"/>
             <w:tcBorders/>
             <w:vAlign w:val="center"/>
           </w:tcPr>
@@ -6322,7 +6322,7 @@
         <w:trPr/>
         <w:tc>
           <w:tcPr>
-            <w:tcW w:w="2289" w:type="dxa"/>
+            <w:tcW w:w="1654" w:type="dxa"/>
             <w:tcBorders/>
             <w:vAlign w:val="center"/>
           </w:tcPr>
@@ -6336,13 +6336,13 @@
             </w:pPr>
             <w:r>
               <w:rPr/>
-              <w:t>PRECONDICIÓN</w:t>
+              <w:t>Precondición</w:t>
             </w:r>
           </w:p>
         </w:tc>
         <w:tc>
           <w:tcPr>
-            <w:tcW w:w="6737" w:type="dxa"/>
+            <w:tcW w:w="7372" w:type="dxa"/>
             <w:tcBorders/>
             <w:vAlign w:val="center"/>
           </w:tcPr>
@@ -6366,7 +6366,7 @@
         <w:trPr/>
         <w:tc>
           <w:tcPr>
-            <w:tcW w:w="2289" w:type="dxa"/>
+            <w:tcW w:w="1654" w:type="dxa"/>
             <w:tcBorders/>
             <w:vAlign w:val="center"/>
           </w:tcPr>
@@ -6380,13 +6380,13 @@
             </w:pPr>
             <w:r>
               <w:rPr/>
-              <w:t>SECUENCIA NORMAL</w:t>
+              <w:t>Secuencia normal</w:t>
             </w:r>
           </w:p>
         </w:tc>
         <w:tc>
           <w:tcPr>
-            <w:tcW w:w="6737" w:type="dxa"/>
+            <w:tcW w:w="7372" w:type="dxa"/>
             <w:tcBorders/>
             <w:vAlign w:val="center"/>
           </w:tcPr>
@@ -6565,7 +6565,7 @@
         <w:trPr/>
         <w:tc>
           <w:tcPr>
-            <w:tcW w:w="2289" w:type="dxa"/>
+            <w:tcW w:w="1654" w:type="dxa"/>
             <w:tcBorders/>
             <w:vAlign w:val="center"/>
           </w:tcPr>
@@ -6579,13 +6579,13 @@
             </w:pPr>
             <w:r>
               <w:rPr/>
-              <w:t>FLUJOS ALTERNOS</w:t>
+              <w:t>Flujos alternos</w:t>
             </w:r>
           </w:p>
         </w:tc>
         <w:tc>
           <w:tcPr>
-            <w:tcW w:w="6737" w:type="dxa"/>
+            <w:tcW w:w="7372" w:type="dxa"/>
             <w:tcBorders/>
             <w:vAlign w:val="center"/>
           </w:tcPr>
@@ -6659,7 +6659,7 @@
         <w:trPr/>
         <w:tc>
           <w:tcPr>
-            <w:tcW w:w="2289" w:type="dxa"/>
+            <w:tcW w:w="1654" w:type="dxa"/>
             <w:tcBorders/>
             <w:vAlign w:val="center"/>
           </w:tcPr>
@@ -6673,13 +6673,13 @@
             </w:pPr>
             <w:r>
               <w:rPr/>
-              <w:t>POSTCONDICIÓN</w:t>
+              <w:t>Postcondición</w:t>
             </w:r>
           </w:p>
         </w:tc>
         <w:tc>
           <w:tcPr>
-            <w:tcW w:w="6737" w:type="dxa"/>
+            <w:tcW w:w="7372" w:type="dxa"/>
             <w:tcBorders/>
             <w:vAlign w:val="center"/>
           </w:tcPr>
@@ -6703,7 +6703,7 @@
         <w:trPr/>
         <w:tc>
           <w:tcPr>
-            <w:tcW w:w="2289" w:type="dxa"/>
+            <w:tcW w:w="1654" w:type="dxa"/>
             <w:tcBorders/>
             <w:vAlign w:val="center"/>
           </w:tcPr>
@@ -6717,13 +6717,13 @@
             </w:pPr>
             <w:r>
               <w:rPr/>
-              <w:t>EXCEPCIONES</w:t>
+              <w:t>Excepciones</w:t>
             </w:r>
           </w:p>
         </w:tc>
         <w:tc>
           <w:tcPr>
-            <w:tcW w:w="6737" w:type="dxa"/>
+            <w:tcW w:w="7372" w:type="dxa"/>
             <w:tcBorders/>
             <w:vAlign w:val="center"/>
           </w:tcPr>
@@ -8221,55 +8221,6 @@
         <w:rPr/>
         <w:t>El modelo de datos del sistema se presenta dividido en cuatro vistas temáticas, no porque sean subsistemas aislados sino porque un único diagrama con todas las entidades resultaría ilegible en papel. Las vistas corresponden a la gestión comercial y financiera, la observabilidad y el laboratorio, la seguridad, y el currículo y la formación.</w:t>
       </w:r>
-      <w:r>
-        <w:br w:type="page"/>
-      </w:r>
-    </w:p>
-    <w:p>
-      <w:pPr>
-        <w:pStyle w:val="Heading2"/>
-        <w:bidi w:val="0"/>
-        <w:ind w:hanging="0" w:left="0" w:right="0"/>
-        <w:jc w:val="left"/>
-        <w:rPr/>
-      </w:pPr>
-      <w:bookmarkStart w:id="12" w:name="h12"/>
-      <w:bookmarkEnd w:id="12"/>
-      <w:r>
-        <w:rPr/>
-        <w:t>Diagrama de objetos</w:t>
-      </w:r>
-      <w:r>
-        <w:rPr>
-          <w:color w:val="FFFFFF"/>
-          <w:sz w:val="2"/>
-        </w:rPr>
-        <w:t>[[h12]]</w:t>
-      </w:r>
-    </w:p>
-    <w:p>
-      <w:pPr>
-        <w:pStyle w:val="BodyText"/>
-        <w:bidi w:val="0"/>
-        <w:jc w:val="left"/>
-        <w:rPr/>
-      </w:pPr>
-      <w:r>
-        <w:rPr/>
-        <w:t>Un diagrama de objetos es en esencia muy similar a uno de clases, pero su propósito es modelar el sistema en un momento determinado a partir de las instancias derivadas de las clases (SENA, 2018). En lugar de presentar el nombre de la clase como una abstracción general, presenta un objeto concreto, lo que aporta claridad al modelo. Se emplean los mismos componentes que en el diagrama de clases, con la salvedad de que se omite la multiplicidad, pues esta se observa de manera explícita al incorporar varias instancias de una misma clase.</w:t>
-      </w:r>
-    </w:p>
-    <w:p>
-      <w:pPr>
-        <w:pStyle w:val="BodyText"/>
-        <w:bidi w:val="0"/>
-        <w:jc w:val="left"/>
-        <w:rPr/>
-      </w:pPr>
-      <w:r>
-        <w:rPr/>
-        <w:t>La sintaxis del nombre de un objeto es nombreObjeto:NombreClase. Las dos instantáneas que siguen se construyeron con datos que efectivamente ocurren en producción, y cumplen una función de verificación: si una configuración real no puede representarse con el diagrama de clases vigente, el modelo estructural está incompleto.</w:t>
-      </w:r>
     </w:p>
     <w:p>
       <w:pPr>
@@ -8300,7 +8251,7 @@
         <w:rPr>
           <w:i/>
         </w:rPr>
-        <w:t>Instantánea 1 - Proyecto DobleYo con sus servicios</w:t>
+        <w:t>CRM y finanzas</w:t>
       </w:r>
     </w:p>
     <w:p>
@@ -8315,7 +8266,7 @@
         <w:rPr/>
         <w:drawing>
           <wp:inline distT="0" distB="0" distL="0" distR="0">
-            <wp:extent cx="5939790" cy="3715385"/>
+            <wp:extent cx="5939790" cy="4291330"/>
             <wp:effectExtent l="0" t="0" r="0" b="0"/>
             <wp:docPr id="24" name="Image24" descr=""/>
             <wp:cNvGraphicFramePr>
@@ -8339,7 +8290,7 @@
                   <pic:spPr bwMode="auto">
                     <a:xfrm>
                       <a:off x="0" y="0"/>
-                      <a:ext cx="5939790" cy="3715385"/>
+                      <a:ext cx="5939790" cy="4291330"/>
                     </a:xfrm>
                     <a:prstGeom prst="rect">
                       <a:avLst/>
@@ -8354,25 +8305,6 @@
     </w:p>
     <w:p>
       <w:pPr>
-        <w:pStyle w:val="BodyText"/>
-        <w:bidi w:val="0"/>
-        <w:ind w:hanging="0" w:left="0" w:right="0"/>
-        <w:jc w:val="left"/>
-        <w:rPr/>
-      </w:pPr>
-      <w:r>
-        <w:rPr>
-          <w:i/>
-        </w:rPr>
-        <w:t>Nota.</w:t>
-      </w:r>
-      <w:r>
-        <w:rPr/>
-        <w:t xml:space="preserve"> Un cliente con un proyecto activo, dos costos asociados, un monitor y un briefing aprobado.</w:t>
-      </w:r>
-    </w:p>
-    <w:p>
-      <w:pPr>
         <w:pStyle w:val="BodyTextfig-num"/>
         <w:keepNext w:val="true"/>
         <w:bidi w:val="0"/>
@@ -8400,7 +8332,7 @@
         <w:rPr>
           <w:i/>
         </w:rPr>
-        <w:t>Instantánea 2 - Pago con evento duplicado + IP bloqueada</w:t>
+        <w:t>Observabilidad y pagos</w:t>
       </w:r>
     </w:p>
     <w:p>
@@ -8415,7 +8347,7 @@
         <w:rPr/>
         <w:drawing>
           <wp:inline distT="0" distB="0" distL="0" distR="0">
-            <wp:extent cx="5939790" cy="2933700"/>
+            <wp:extent cx="5939790" cy="4294505"/>
             <wp:effectExtent l="0" t="0" r="0" b="0"/>
             <wp:docPr id="25" name="Image25" descr=""/>
             <wp:cNvGraphicFramePr>
@@ -8439,7 +8371,7 @@
                   <pic:spPr bwMode="auto">
                     <a:xfrm>
                       <a:off x="0" y="0"/>
-                      <a:ext cx="5939790" cy="2933700"/>
+                      <a:ext cx="5939790" cy="4294505"/>
                     </a:xfrm>
                     <a:prstGeom prst="rect">
                       <a:avLst/>
@@ -8454,74 +8386,6 @@
     </w:p>
     <w:p>
       <w:pPr>
-        <w:pStyle w:val="BodyText"/>
-        <w:bidi w:val="0"/>
-        <w:ind w:hanging="0" w:left="0" w:right="0"/>
-        <w:jc w:val="left"/>
-        <w:rPr/>
-      </w:pPr>
-      <w:r>
-        <w:rPr>
-          <w:i/>
-        </w:rPr>
-        <w:t>Nota.</w:t>
-      </w:r>
-      <w:r>
-        <w:rPr/>
-        <w:t xml:space="preserve"> Un pago aprobado cuya bitácora conserva el evento duplicado descartado (CU-12), junto a una IP bloqueada automáticamente y la anomalía que la originó (CU-14).</w:t>
-      </w:r>
-      <w:r>
-        <w:br w:type="page"/>
-      </w:r>
-    </w:p>
-    <w:p>
-      <w:pPr>
-        <w:pStyle w:val="Heading2"/>
-        <w:bidi w:val="0"/>
-        <w:ind w:hanging="0" w:left="0" w:right="0"/>
-        <w:jc w:val="left"/>
-        <w:rPr/>
-      </w:pPr>
-      <w:bookmarkStart w:id="13" w:name="h13"/>
-      <w:bookmarkEnd w:id="13"/>
-      <w:r>
-        <w:rPr/>
-        <w:t>Diagrama de componentes</w:t>
-      </w:r>
-      <w:r>
-        <w:rPr>
-          <w:color w:val="FFFFFF"/>
-          <w:sz w:val="2"/>
-        </w:rPr>
-        <w:t>[[h13]]</w:t>
-      </w:r>
-    </w:p>
-    <w:p>
-      <w:pPr>
-        <w:pStyle w:val="BodyText"/>
-        <w:bidi w:val="0"/>
-        <w:jc w:val="left"/>
-        <w:rPr/>
-      </w:pPr>
-      <w:r>
-        <w:rPr/>
-        <w:t>El diagrama de componentes representa las piezas que conforman una aplicación, junto con sus relaciones, interacciones e interfaces públicas (SENA, 2018). Modela el sistema a partir de las unidades desde las cuales se construye la aplicación, y resulta especialmente útil para comprender sistemas grandes como composición de partes pequeñas.</w:t>
-      </w:r>
-    </w:p>
-    <w:p>
-      <w:pPr>
-        <w:pStyle w:val="BodyText"/>
-        <w:bidi w:val="0"/>
-        <w:jc w:val="left"/>
-        <w:rPr/>
-      </w:pPr>
-      <w:r>
-        <w:rPr/>
-        <w:t>La notación se apoya en la metáfora de bola y enchufe: una interfaz proporcionada, aquello que el componente ofrece, se dibuja como un círculo sólido en el extremo de una línea; una interfaz requerida, aquello que el componente necesita, se dibuja como un semicírculo abierto hacia la interfaz con la que se acopla. Cuando la bola encaja dentro del enchufe se representa un conector de ensamblaje, es decir, una dependencia real entre los dos componentes.</w:t>
-      </w:r>
-    </w:p>
-    <w:p>
-      <w:pPr>
         <w:pStyle w:val="BodyTextfig-num"/>
         <w:keepNext w:val="true"/>
         <w:bidi w:val="0"/>
@@ -8549,7 +8413,7 @@
         <w:rPr>
           <w:i/>
         </w:rPr>
-        <w:t>Componentes y sus interfaces</w:t>
+        <w:t>Seguridad (micro-SIEM)</w:t>
       </w:r>
     </w:p>
     <w:p>
@@ -8564,7 +8428,7 @@
         <w:rPr/>
         <w:drawing>
           <wp:inline distT="0" distB="0" distL="0" distR="0">
-            <wp:extent cx="5939790" cy="4129405"/>
+            <wp:extent cx="5939790" cy="1843405"/>
             <wp:effectExtent l="0" t="0" r="0" b="0"/>
             <wp:docPr id="26" name="Image26" descr=""/>
             <wp:cNvGraphicFramePr>
@@ -8588,7 +8452,7 @@
                   <pic:spPr bwMode="auto">
                     <a:xfrm>
                       <a:off x="0" y="0"/>
-                      <a:ext cx="5939790" cy="4129405"/>
+                      <a:ext cx="5939790" cy="1843405"/>
                     </a:xfrm>
                     <a:prstGeom prst="rect">
                       <a:avLst/>
@@ -8600,25 +8464,6 @@
           </wp:inline>
         </w:drawing>
       </w:r>
-    </w:p>
-    <w:p>
-      <w:pPr>
-        <w:pStyle w:val="BodyText"/>
-        <w:bidi w:val="0"/>
-        <w:ind w:hanging="0" w:left="0" w:right="0"/>
-        <w:jc w:val="left"/>
-        <w:rPr/>
-      </w:pPr>
-      <w:r>
-        <w:rPr>
-          <w:i/>
-        </w:rPr>
-        <w:t>Nota.</w:t>
-      </w:r>
-      <w:r>
-        <w:rPr/>
-        <w:t xml:space="preserve"> Las piezas de software del sistema y las interfaces por las que dependen unas de otras. Lo que el diagrama afirma es sustituibilidad: un componente que solo depende de interfaces provistas puede cambiarse por otro que ofrezca las mismas sin tocar a sus consumidores.</w:t>
-      </w:r>
       <w:r>
         <w:br w:type="page"/>
       </w:r>
@@ -8631,42 +8476,42 @@
         <w:jc w:val="left"/>
         <w:rPr/>
       </w:pPr>
-      <w:bookmarkStart w:id="14" w:name="h14"/>
-      <w:bookmarkEnd w:id="14"/>
-      <w:r>
-        <w:rPr/>
-        <w:t>Diagrama de despliegue</w:t>
+      <w:bookmarkStart w:id="12" w:name="h12"/>
+      <w:bookmarkEnd w:id="12"/>
+      <w:r>
+        <w:rPr/>
+        <w:t>Diagrama de objetos</w:t>
       </w:r>
       <w:r>
         <w:rPr>
           <w:color w:val="FFFFFF"/>
           <w:sz w:val="2"/>
         </w:rPr>
-        <w:t>[[h14]]</w:t>
-      </w:r>
-    </w:p>
-    <w:p>
-      <w:pPr>
-        <w:pStyle w:val="BodyText"/>
-        <w:bidi w:val="0"/>
-        <w:jc w:val="left"/>
-        <w:rPr/>
-      </w:pPr>
-      <w:r>
-        <w:rPr/>
-        <w:t>El diagrama de despliegue físico muestra cómo y dónde se desplegará el sistema. Las máquinas físicas y los procesadores se representan como nodos, visualizados habitualmente como cubos, y los artefactos se ubican dentro de esos nodos para modelar el despliegue (SENA, 2018). La ubicación de cada artefacto se guía por las especificaciones de despliegue.</w:t>
-      </w:r>
-    </w:p>
-    <w:p>
-      <w:pPr>
-        <w:pStyle w:val="BodyText"/>
-        <w:bidi w:val="0"/>
-        <w:jc w:val="left"/>
-        <w:rPr/>
-      </w:pPr>
-      <w:r>
-        <w:rPr/>
-        <w:t>El caso de este sistema tiene una particularidad que el diagrama expone con claridad: no existe un servidor propio. El cómputo ocurre en funciones administradas por la plataforma de despliegue, la base de datos reside en un servicio gestionado con réplicas por región, y las tareas programadas las dispara un planificador externo mediante peticiones autenticadas. Los nodos del diagrama son, por tanto, entornos de ejecución de terceros y no máquinas bajo control directo del proyecto.</w:t>
+        <w:t>[[h12]]</w:t>
+      </w:r>
+    </w:p>
+    <w:p>
+      <w:pPr>
+        <w:pStyle w:val="BodyText"/>
+        <w:bidi w:val="0"/>
+        <w:jc w:val="left"/>
+        <w:rPr/>
+      </w:pPr>
+      <w:r>
+        <w:rPr/>
+        <w:t>Un diagrama de objetos es en esencia muy similar a uno de clases, pero su propósito es modelar el sistema en un momento determinado a partir de las instancias derivadas de las clases (SENA, 2018). En lugar de presentar el nombre de la clase como una abstracción general, presenta un objeto concreto, lo que aporta claridad al modelo. Se emplean los mismos componentes que en el diagrama de clases, con la salvedad de que se omite la multiplicidad, pues esta se observa de manera explícita al incorporar varias instancias de una misma clase.</w:t>
+      </w:r>
+    </w:p>
+    <w:p>
+      <w:pPr>
+        <w:pStyle w:val="BodyText"/>
+        <w:bidi w:val="0"/>
+        <w:jc w:val="left"/>
+        <w:rPr/>
+      </w:pPr>
+      <w:r>
+        <w:rPr/>
+        <w:t>La sintaxis del nombre de un objeto es nombreObjeto:NombreClase. Las dos instantáneas que siguen se construyeron con datos que efectivamente ocurren en producción, y cumplen una función de verificación: si una configuración real no puede representarse con el diagrama de clases vigente, el modelo estructural está incompleto.</w:t>
       </w:r>
     </w:p>
     <w:p>
@@ -8698,7 +8543,7 @@
         <w:rPr>
           <w:i/>
         </w:rPr>
-        <w:t>Despliegue de producción (codebymike.tech)</w:t>
+        <w:t>Instantánea 1 - Proyecto DobleYo con sus servicios</w:t>
       </w:r>
     </w:p>
     <w:p>
@@ -8713,7 +8558,7 @@
         <w:rPr/>
         <w:drawing>
           <wp:inline distT="0" distB="0" distL="0" distR="0">
-            <wp:extent cx="5939790" cy="3528060"/>
+            <wp:extent cx="5939790" cy="3715385"/>
             <wp:effectExtent l="0" t="0" r="0" b="0"/>
             <wp:docPr id="27" name="Image27" descr=""/>
             <wp:cNvGraphicFramePr>
@@ -8737,7 +8582,7 @@
                   <pic:spPr bwMode="auto">
                     <a:xfrm>
                       <a:off x="0" y="0"/>
-                      <a:ext cx="5939790" cy="3528060"/>
+                      <a:ext cx="5939790" cy="3715385"/>
                     </a:xfrm>
                     <a:prstGeom prst="rect">
                       <a:avLst/>
@@ -8766,59 +8611,7 @@
       </w:r>
       <w:r>
         <w:rPr/>
-        <w:t xml:space="preserve"> Qué corre dónde y por dónde viaja cada cosa. El sistema no tiene servidor propio: todo el cómputo vive en la red de borde de Vercel, la persistencia es un servicio gestionado y los disparadores periódicos vienen de fuera, no de un proceso residente.</w:t>
-      </w:r>
-      <w:r>
-        <w:br w:type="page"/>
-      </w:r>
-    </w:p>
-    <w:p>
-      <w:pPr>
-        <w:pStyle w:val="Heading2"/>
-        <w:bidi w:val="0"/>
-        <w:ind w:hanging="0" w:left="0" w:right="0"/>
-        <w:jc w:val="left"/>
-        <w:rPr/>
-      </w:pPr>
-      <w:bookmarkStart w:id="15" w:name="h15"/>
-      <w:bookmarkEnd w:id="15"/>
-      <w:r>
-        <w:rPr/>
-        <w:t>Diagrama de paquetes</w:t>
-      </w:r>
-      <w:r>
-        <w:rPr>
-          <w:color w:val="FFFFFF"/>
-          <w:sz w:val="2"/>
-        </w:rPr>
-        <w:t>[[h15]]</w:t>
-      </w:r>
-    </w:p>
-    <w:p>
-      <w:pPr>
-        <w:pStyle w:val="BodyText"/>
-        <w:bidi w:val="0"/>
-        <w:jc w:val="left"/>
-        <w:rPr/>
-      </w:pPr>
-      <w:r>
-        <w:rPr/>
-        <w:t>El diagrama de paquetes permite organizar los elementos de modelado en agrupaciones y representar las dependencias entre ellas (SENA, 2018). Sus usos más frecuentes son ordenar diagramas de casos de uso y de clases, aunque no está limitado a esos elementos.</w:t>
-      </w:r>
-    </w:p>
-    <w:p>
-      <w:pPr>
-        <w:pStyle w:val="BodyText"/>
-        <w:bidi w:val="0"/>
-        <w:jc w:val="left"/>
-        <w:rPr/>
-      </w:pPr>
-      <w:r>
-        <w:rPr/>
-        <w:t>En este sistema el diagrama de paquetes documenta una regla de arquitectura que el código debe respetar: las dependencias fluyen en una sola dirección, desde las páginas y los puntos de entrada hacia la lógica de dominio y de ahí hacia el acceso a datos, sin ciclos de retorno. Los módulos de lógica pura no dependen de la base de datos, y esa restricción es la que permite probarlos sin levantar una base de datos real.</w:t>
-      </w:r>
-      <w:r>
-        <w:br w:type="page"/>
+        <w:t xml:space="preserve"> Un cliente con un proyecto activo, dos costos asociados, un monitor y un briefing aprobado.</w:t>
       </w:r>
     </w:p>
     <w:p>
@@ -8832,7 +8625,7 @@
       </w:pPr>
       <w:r>
         <w:rPr/>
-        <w:t>Figura 28 (sección 1 de 2)</w:t>
+        <w:t>Figura 28</w:t>
       </w:r>
     </w:p>
     <w:p>
@@ -8850,7 +8643,7 @@
         <w:rPr>
           <w:i/>
         </w:rPr>
-        <w:t>Diagrama de paquetes</w:t>
+        <w:t>Instantánea 2 - Pago con evento duplicado + IP bloqueada</w:t>
       </w:r>
     </w:p>
     <w:p>
@@ -8865,7 +8658,7 @@
         <w:rPr/>
         <w:drawing>
           <wp:inline distT="0" distB="0" distL="0" distR="0">
-            <wp:extent cx="5130165" cy="6840220"/>
+            <wp:extent cx="5939790" cy="2933700"/>
             <wp:effectExtent l="0" t="0" r="0" b="0"/>
             <wp:docPr id="28" name="Image28" descr=""/>
             <wp:cNvGraphicFramePr>
@@ -8889,7 +8682,7 @@
                   <pic:spPr bwMode="auto">
                     <a:xfrm>
                       <a:off x="0" y="0"/>
-                      <a:ext cx="5130165" cy="6840220"/>
+                      <a:ext cx="5939790" cy="2933700"/>
                     </a:xfrm>
                     <a:prstGeom prst="rect">
                       <a:avLst/>
@@ -8918,10 +8711,56 @@
       </w:r>
       <w:r>
         <w:rPr/>
-        <w:t xml:space="preserve"> src/middleware.tsguarda de entrada</w:t>
+        <w:t xml:space="preserve"> Un pago aprobado cuya bitácora conserva el evento duplicado descartado (CU-12), junto a una IP bloqueada automáticamente y la anomalía que la originó (CU-14).</w:t>
       </w:r>
       <w:r>
         <w:br w:type="page"/>
+      </w:r>
+    </w:p>
+    <w:p>
+      <w:pPr>
+        <w:pStyle w:val="Heading2"/>
+        <w:bidi w:val="0"/>
+        <w:ind w:hanging="0" w:left="0" w:right="0"/>
+        <w:jc w:val="left"/>
+        <w:rPr/>
+      </w:pPr>
+      <w:bookmarkStart w:id="13" w:name="h13"/>
+      <w:bookmarkEnd w:id="13"/>
+      <w:r>
+        <w:rPr/>
+        <w:t>Diagrama de componentes</w:t>
+      </w:r>
+      <w:r>
+        <w:rPr>
+          <w:color w:val="FFFFFF"/>
+          <w:sz w:val="2"/>
+        </w:rPr>
+        <w:t>[[h13]]</w:t>
+      </w:r>
+    </w:p>
+    <w:p>
+      <w:pPr>
+        <w:pStyle w:val="BodyText"/>
+        <w:bidi w:val="0"/>
+        <w:jc w:val="left"/>
+        <w:rPr/>
+      </w:pPr>
+      <w:r>
+        <w:rPr/>
+        <w:t>El diagrama de componentes representa las piezas que conforman una aplicación, junto con sus relaciones, interacciones e interfaces públicas (SENA, 2018). Modela el sistema a partir de las unidades desde las cuales se construye la aplicación, y resulta especialmente útil para comprender sistemas grandes como composición de partes pequeñas.</w:t>
+      </w:r>
+    </w:p>
+    <w:p>
+      <w:pPr>
+        <w:pStyle w:val="BodyText"/>
+        <w:bidi w:val="0"/>
+        <w:jc w:val="left"/>
+        <w:rPr/>
+      </w:pPr>
+      <w:r>
+        <w:rPr/>
+        <w:t>La notación se apoya en la metáfora de bola y enchufe: una interfaz proporcionada, aquello que el componente ofrece, se dibuja como un círculo sólido en el extremo de una línea; una interfaz requerida, aquello que el componente necesita, se dibuja como un semicírculo abierto hacia la interfaz con la que se acopla. Cuando la bola encaja dentro del enchufe se representa un conector de ensamblaje, es decir, una dependencia real entre los dos componentes.</w:t>
       </w:r>
     </w:p>
     <w:p>
@@ -8935,7 +8774,7 @@
       </w:pPr>
       <w:r>
         <w:rPr/>
-        <w:t>Figura 28 (sección 2 de 2)</w:t>
+        <w:t>Figura 29</w:t>
       </w:r>
     </w:p>
     <w:p>
@@ -8953,7 +8792,7 @@
         <w:rPr>
           <w:i/>
         </w:rPr>
-        <w:t>Diagrama de paquetes</w:t>
+        <w:t>Componentes y sus interfaces</w:t>
       </w:r>
     </w:p>
     <w:p>
@@ -8968,7 +8807,7 @@
         <w:rPr/>
         <w:drawing>
           <wp:inline distT="0" distB="0" distL="0" distR="0">
-            <wp:extent cx="4471035" cy="6840220"/>
+            <wp:extent cx="5939790" cy="4129405"/>
             <wp:effectExtent l="0" t="0" r="0" b="0"/>
             <wp:docPr id="29" name="Image29" descr=""/>
             <wp:cNvGraphicFramePr>
@@ -8992,7 +8831,7 @@
                   <pic:spPr bwMode="auto">
                     <a:xfrm>
                       <a:off x="0" y="0"/>
-                      <a:ext cx="4471035" cy="6840220"/>
+                      <a:ext cx="5939790" cy="4129405"/>
                     </a:xfrm>
                     <a:prstGeom prst="rect">
                       <a:avLst/>
@@ -9003,6 +8842,326 @@
             </a:graphic>
           </wp:inline>
         </w:drawing>
+      </w:r>
+    </w:p>
+    <w:p>
+      <w:pPr>
+        <w:pStyle w:val="BodyText"/>
+        <w:bidi w:val="0"/>
+        <w:ind w:hanging="0" w:left="0" w:right="0"/>
+        <w:jc w:val="left"/>
+        <w:rPr/>
+      </w:pPr>
+      <w:r>
+        <w:rPr>
+          <w:i/>
+        </w:rPr>
+        <w:t>Nota.</w:t>
+      </w:r>
+      <w:r>
+        <w:rPr/>
+        <w:t xml:space="preserve"> Las piezas de software del sistema y las interfaces por las que dependen unas de otras. Lo que el diagrama afirma es sustituibilidad: un componente que solo depende de interfaces provistas puede cambiarse por otro que ofrezca las mismas sin tocar a sus consumidores.</w:t>
+      </w:r>
+      <w:r>
+        <w:br w:type="page"/>
+      </w:r>
+    </w:p>
+    <w:p>
+      <w:pPr>
+        <w:pStyle w:val="Heading2"/>
+        <w:bidi w:val="0"/>
+        <w:ind w:hanging="0" w:left="0" w:right="0"/>
+        <w:jc w:val="left"/>
+        <w:rPr/>
+      </w:pPr>
+      <w:bookmarkStart w:id="14" w:name="h14"/>
+      <w:bookmarkEnd w:id="14"/>
+      <w:r>
+        <w:rPr/>
+        <w:t>Diagrama de despliegue</w:t>
+      </w:r>
+      <w:r>
+        <w:rPr>
+          <w:color w:val="FFFFFF"/>
+          <w:sz w:val="2"/>
+        </w:rPr>
+        <w:t>[[h14]]</w:t>
+      </w:r>
+    </w:p>
+    <w:p>
+      <w:pPr>
+        <w:pStyle w:val="BodyText"/>
+        <w:bidi w:val="0"/>
+        <w:jc w:val="left"/>
+        <w:rPr/>
+      </w:pPr>
+      <w:r>
+        <w:rPr/>
+        <w:t>El diagrama de despliegue físico muestra cómo y dónde se desplegará el sistema. Las máquinas físicas y los procesadores se representan como nodos, visualizados habitualmente como cubos, y los artefactos se ubican dentro de esos nodos para modelar el despliegue (SENA, 2018). La ubicación de cada artefacto se guía por las especificaciones de despliegue.</w:t>
+      </w:r>
+    </w:p>
+    <w:p>
+      <w:pPr>
+        <w:pStyle w:val="BodyText"/>
+        <w:bidi w:val="0"/>
+        <w:jc w:val="left"/>
+        <w:rPr/>
+      </w:pPr>
+      <w:r>
+        <w:rPr/>
+        <w:t>El caso de este sistema tiene una particularidad que el diagrama expone con claridad: no existe un servidor propio. El cómputo ocurre en funciones administradas por la plataforma de despliegue, la base de datos reside en un servicio gestionado con réplicas por región, y las tareas programadas las dispara un planificador externo mediante peticiones autenticadas. Los nodos del diagrama son, por tanto, entornos de ejecución de terceros y no máquinas bajo control directo del proyecto.</w:t>
+      </w:r>
+    </w:p>
+    <w:p>
+      <w:pPr>
+        <w:pStyle w:val="BodyTextfig-num"/>
+        <w:keepNext w:val="true"/>
+        <w:bidi w:val="0"/>
+        <w:ind w:hanging="0" w:left="0" w:right="0"/>
+        <w:jc w:val="left"/>
+        <w:rPr/>
+      </w:pPr>
+      <w:r>
+        <w:rPr/>
+        <w:t>Figura 30</w:t>
+      </w:r>
+    </w:p>
+    <w:p>
+      <w:pPr>
+        <w:pStyle w:val="BodyTextfig-tit"/>
+        <w:keepNext w:val="true"/>
+        <w:bidi w:val="0"/>
+        <w:ind w:hanging="0" w:left="0" w:right="0"/>
+        <w:jc w:val="left"/>
+        <w:rPr>
+          <w:i/>
+        </w:rPr>
+      </w:pPr>
+      <w:r>
+        <w:rPr>
+          <w:i/>
+        </w:rPr>
+        <w:t>Despliegue de producción (codebymike.tech)</w:t>
+      </w:r>
+    </w:p>
+    <w:p>
+      <w:pPr>
+        <w:pStyle w:val="BodyText"/>
+        <w:bidi w:val="0"/>
+        <w:ind w:hanging="0" w:left="0" w:right="0"/>
+        <w:jc w:val="left"/>
+        <w:rPr/>
+      </w:pPr>
+      <w:r>
+        <w:rPr/>
+        <w:drawing>
+          <wp:inline distT="0" distB="0" distL="0" distR="0">
+            <wp:extent cx="5939790" cy="3528060"/>
+            <wp:effectExtent l="0" t="0" r="0" b="0"/>
+            <wp:docPr id="30" name="Image30" descr=""/>
+            <wp:cNvGraphicFramePr>
+              <a:graphicFrameLocks xmlns:a="http://schemas.openxmlformats.org/drawingml/2006/main" noChangeAspect="1"/>
+            </wp:cNvGraphicFramePr>
+            <a:graphic xmlns:a="http://schemas.openxmlformats.org/drawingml/2006/main">
+              <a:graphicData uri="http://schemas.openxmlformats.org/drawingml/2006/picture">
+                <pic:pic xmlns:pic="http://schemas.openxmlformats.org/drawingml/2006/picture">
+                  <pic:nvPicPr>
+                    <pic:cNvPr id="30" name="Image30" descr=""/>
+                    <pic:cNvPicPr>
+                      <a:picLocks noChangeAspect="1" noChangeArrowheads="1"/>
+                    </pic:cNvPicPr>
+                  </pic:nvPicPr>
+                  <pic:blipFill>
+                    <a:blip r:embed="rId31"/>
+                    <a:stretch>
+                      <a:fillRect/>
+                    </a:stretch>
+                  </pic:blipFill>
+                  <pic:spPr bwMode="auto">
+                    <a:xfrm>
+                      <a:off x="0" y="0"/>
+                      <a:ext cx="5939790" cy="3528060"/>
+                    </a:xfrm>
+                    <a:prstGeom prst="rect">
+                      <a:avLst/>
+                    </a:prstGeom>
+                  </pic:spPr>
+                </pic:pic>
+              </a:graphicData>
+            </a:graphic>
+          </wp:inline>
+        </w:drawing>
+      </w:r>
+    </w:p>
+    <w:p>
+      <w:pPr>
+        <w:pStyle w:val="BodyText"/>
+        <w:bidi w:val="0"/>
+        <w:ind w:hanging="0" w:left="0" w:right="0"/>
+        <w:jc w:val="left"/>
+        <w:rPr/>
+      </w:pPr>
+      <w:r>
+        <w:rPr>
+          <w:i/>
+        </w:rPr>
+        <w:t>Nota.</w:t>
+      </w:r>
+      <w:r>
+        <w:rPr/>
+        <w:t xml:space="preserve"> Qué corre dónde y por dónde viaja cada cosa. El sistema no tiene servidor propio: todo el cómputo vive en la red de borde de Vercel, la persistencia es un servicio gestionado y los disparadores periódicos vienen de fuera, no de un proceso residente.</w:t>
+      </w:r>
+      <w:r>
+        <w:br w:type="page"/>
+      </w:r>
+    </w:p>
+    <w:p>
+      <w:pPr>
+        <w:pStyle w:val="Heading2"/>
+        <w:bidi w:val="0"/>
+        <w:ind w:hanging="0" w:left="0" w:right="0"/>
+        <w:jc w:val="left"/>
+        <w:rPr/>
+      </w:pPr>
+      <w:bookmarkStart w:id="15" w:name="h15"/>
+      <w:bookmarkEnd w:id="15"/>
+      <w:r>
+        <w:rPr/>
+        <w:t>Diagrama de paquetes</w:t>
+      </w:r>
+      <w:r>
+        <w:rPr>
+          <w:color w:val="FFFFFF"/>
+          <w:sz w:val="2"/>
+        </w:rPr>
+        <w:t>[[h15]]</w:t>
+      </w:r>
+    </w:p>
+    <w:p>
+      <w:pPr>
+        <w:pStyle w:val="BodyText"/>
+        <w:bidi w:val="0"/>
+        <w:jc w:val="left"/>
+        <w:rPr/>
+      </w:pPr>
+      <w:r>
+        <w:rPr/>
+        <w:t>El diagrama de paquetes permite organizar los elementos de modelado en agrupaciones y representar las dependencias entre ellas (SENA, 2018). Sus usos más frecuentes son ordenar diagramas de casos de uso y de clases, aunque no está limitado a esos elementos.</w:t>
+      </w:r>
+    </w:p>
+    <w:p>
+      <w:pPr>
+        <w:pStyle w:val="BodyText"/>
+        <w:bidi w:val="0"/>
+        <w:jc w:val="left"/>
+        <w:rPr/>
+      </w:pPr>
+      <w:r>
+        <w:rPr/>
+        <w:t>En este sistema el diagrama de paquetes documenta una regla de arquitectura que el código debe respetar: las dependencias fluyen en una sola dirección, desde las páginas y los puntos de entrada hacia la lógica de dominio y de ahí hacia el acceso a datos, sin ciclos de retorno. Los módulos de lógica pura no dependen de la base de datos, y esa restricción es la que permite probarlos sin levantar una base de datos real.</w:t>
+      </w:r>
+      <w:r>
+        <w:br w:type="page"/>
+      </w:r>
+    </w:p>
+    <w:p>
+      <w:pPr>
+        <w:pStyle w:val="BodyTextfig-num"/>
+        <w:keepNext w:val="true"/>
+        <w:bidi w:val="0"/>
+        <w:ind w:hanging="0" w:left="0" w:right="0"/>
+        <w:jc w:val="left"/>
+        <w:rPr/>
+      </w:pPr>
+      <w:r>
+        <w:rPr/>
+        <w:t>Figura 31</w:t>
+      </w:r>
+    </w:p>
+    <w:p>
+      <w:pPr>
+        <w:pStyle w:val="BodyTextfig-tit"/>
+        <w:keepNext w:val="true"/>
+        <w:bidi w:val="0"/>
+        <w:ind w:hanging="0" w:left="0" w:right="0"/>
+        <w:jc w:val="left"/>
+        <w:rPr>
+          <w:i/>
+        </w:rPr>
+      </w:pPr>
+      <w:r>
+        <w:rPr>
+          <w:i/>
+        </w:rPr>
+        <w:t>Diagrama de paquetes</w:t>
+      </w:r>
+    </w:p>
+    <w:p>
+      <w:pPr>
+        <w:pStyle w:val="BodyText"/>
+        <w:bidi w:val="0"/>
+        <w:ind w:hanging="0" w:left="0" w:right="0"/>
+        <w:jc w:val="left"/>
+        <w:rPr/>
+      </w:pPr>
+      <w:r>
+        <w:rPr/>
+        <w:drawing>
+          <wp:inline distT="0" distB="0" distL="0" distR="0">
+            <wp:extent cx="2566670" cy="6840220"/>
+            <wp:effectExtent l="0" t="0" r="0" b="0"/>
+            <wp:docPr id="31" name="Image31" descr=""/>
+            <wp:cNvGraphicFramePr>
+              <a:graphicFrameLocks xmlns:a="http://schemas.openxmlformats.org/drawingml/2006/main" noChangeAspect="1"/>
+            </wp:cNvGraphicFramePr>
+            <a:graphic xmlns:a="http://schemas.openxmlformats.org/drawingml/2006/main">
+              <a:graphicData uri="http://schemas.openxmlformats.org/drawingml/2006/picture">
+                <pic:pic xmlns:pic="http://schemas.openxmlformats.org/drawingml/2006/picture">
+                  <pic:nvPicPr>
+                    <pic:cNvPr id="31" name="Image31" descr=""/>
+                    <pic:cNvPicPr>
+                      <a:picLocks noChangeAspect="1" noChangeArrowheads="1"/>
+                    </pic:cNvPicPr>
+                  </pic:nvPicPr>
+                  <pic:blipFill>
+                    <a:blip r:embed="rId32"/>
+                    <a:stretch>
+                      <a:fillRect/>
+                    </a:stretch>
+                  </pic:blipFill>
+                  <pic:spPr bwMode="auto">
+                    <a:xfrm>
+                      <a:off x="0" y="0"/>
+                      <a:ext cx="2566670" cy="6840220"/>
+                    </a:xfrm>
+                    <a:prstGeom prst="rect">
+                      <a:avLst/>
+                    </a:prstGeom>
+                  </pic:spPr>
+                </pic:pic>
+              </a:graphicData>
+            </a:graphic>
+          </wp:inline>
+        </w:drawing>
+      </w:r>
+    </w:p>
+    <w:p>
+      <w:pPr>
+        <w:pStyle w:val="BodyText"/>
+        <w:bidi w:val="0"/>
+        <w:ind w:hanging="0" w:left="0" w:right="0"/>
+        <w:jc w:val="left"/>
+        <w:rPr/>
+      </w:pPr>
+      <w:r>
+        <w:rPr>
+          <w:i/>
+        </w:rPr>
+        <w:t>Nota.</w:t>
+      </w:r>
+      <w:r>
+        <w:rPr/>
+        <w:t xml:space="preserve"> src/middleware.tsguarda de entrada</w:t>
       </w:r>
       <w:r>
         <w:br w:type="page"/>

--- a/manuales_sena/Diagramas-UML-CodeByMike.docx
+++ b/manuales_sena/Diagramas-UML-CodeByMike.docx
@@ -108,7 +108,7 @@
       </w:pPr>
       <w:r>
         <w:rPr/>
-        <w:t>9 de agosto de 2026</w:t>
+        <w:t>10 de agosto de 2026</w:t>
       </w:r>
       <w:r>
         <w:br w:type="page"/>
@@ -9143,25 +9143,6 @@
             </a:graphic>
           </wp:inline>
         </w:drawing>
-      </w:r>
-    </w:p>
-    <w:p>
-      <w:pPr>
-        <w:pStyle w:val="BodyText"/>
-        <w:bidi w:val="0"/>
-        <w:ind w:hanging="0" w:left="0" w:right="0"/>
-        <w:jc w:val="left"/>
-        <w:rPr/>
-      </w:pPr>
-      <w:r>
-        <w:rPr>
-          <w:i/>
-        </w:rPr>
-        <w:t>Nota.</w:t>
-      </w:r>
-      <w:r>
-        <w:rPr/>
-        <w:t xml:space="preserve"> src/middleware.tsguarda de entrada</w:t>
       </w:r>
       <w:r>
         <w:br w:type="page"/>

--- a/manuales_sena/Diagramas-UML-CodeByMike.docx
+++ b/manuales_sena/Diagramas-UML-CodeByMike.docx
@@ -2046,9 +2046,9 @@
         <w:tblLayout w:type="fixed"/>
         <w:tblCellMar>
           <w:top w:w="28" w:type="dxa"/>
-          <w:left w:w="28" w:type="dxa"/>
+          <w:left w:w="0" w:type="dxa"/>
           <w:bottom w:w="28" w:type="dxa"/>
-          <w:right w:w="28" w:type="dxa"/>
+          <w:right w:w="0" w:type="dxa"/>
         </w:tblCellMar>
       </w:tblPr>
       <w:tblGrid>
@@ -2060,19 +2060,27 @@
         <w:tc>
           <w:tcPr>
             <w:tcW w:w="1775" w:type="dxa"/>
-            <w:tcBorders/>
+            <w:tcBorders>
+              <w:top w:val="single" w:sz="4" w:space="0" w:color="000000"/>
+              <w:bottom w:val="single" w:sz="4" w:space="0" w:color="000000"/>
+            </w:tcBorders>
             <w:vAlign w:val="center"/>
           </w:tcPr>
           <w:p>
             <w:pPr>
               <w:pStyle w:val="TableHeading"/>
-              <w:suppressLineNumbers/>
-              <w:bidi w:val="0"/>
-              <w:jc w:val="center"/>
-              <w:rPr/>
-            </w:pPr>
-            <w:r>
-              <w:rPr/>
+              <w:bidi w:val="0"/>
+              <w:spacing w:lineRule="auto" w:line="324"/>
+              <w:ind w:hanging="0" w:left="0" w:right="0"/>
+              <w:jc w:val="left"/>
+              <w:rPr>
+                <w:b/>
+              </w:rPr>
+            </w:pPr>
+            <w:r>
+              <w:rPr>
+                <w:b/>
+              </w:rPr>
               <w:t>Descripción</w:t>
             </w:r>
           </w:p>
@@ -2080,15 +2088,18 @@
         <w:tc>
           <w:tcPr>
             <w:tcW w:w="7251" w:type="dxa"/>
-            <w:tcBorders/>
+            <w:tcBorders>
+              <w:top w:val="single" w:sz="4" w:space="0" w:color="000000"/>
+              <w:bottom w:val="single" w:sz="4" w:space="0" w:color="000000"/>
+            </w:tcBorders>
             <w:vAlign w:val="center"/>
           </w:tcPr>
           <w:p>
             <w:pPr>
               <w:pStyle w:val="TableContents"/>
-              <w:widowControl w:val="false"/>
-              <w:suppressLineNumbers/>
-              <w:bidi w:val="0"/>
+              <w:bidi w:val="0"/>
+              <w:spacing w:lineRule="auto" w:line="324"/>
+              <w:ind w:hanging="0" w:left="0" w:right="0"/>
               <w:jc w:val="left"/>
               <w:rPr/>
             </w:pPr>
@@ -2104,19 +2115,27 @@
         <w:tc>
           <w:tcPr>
             <w:tcW w:w="1775" w:type="dxa"/>
-            <w:tcBorders/>
+            <w:tcBorders>
+              <w:top w:val="single" w:sz="4" w:space="0" w:color="000000"/>
+              <w:bottom w:val="single" w:sz="4" w:space="0" w:color="000000"/>
+            </w:tcBorders>
             <w:vAlign w:val="center"/>
           </w:tcPr>
           <w:p>
             <w:pPr>
               <w:pStyle w:val="TableHeading"/>
-              <w:suppressLineNumbers/>
-              <w:bidi w:val="0"/>
-              <w:jc w:val="center"/>
-              <w:rPr/>
-            </w:pPr>
-            <w:r>
-              <w:rPr/>
+              <w:bidi w:val="0"/>
+              <w:spacing w:lineRule="auto" w:line="324"/>
+              <w:ind w:hanging="0" w:left="0" w:right="0"/>
+              <w:jc w:val="left"/>
+              <w:rPr>
+                <w:b/>
+              </w:rPr>
+            </w:pPr>
+            <w:r>
+              <w:rPr>
+                <w:b/>
+              </w:rPr>
               <w:t>Precondición</w:t>
             </w:r>
           </w:p>
@@ -2124,15 +2143,18 @@
         <w:tc>
           <w:tcPr>
             <w:tcW w:w="7251" w:type="dxa"/>
-            <w:tcBorders/>
+            <w:tcBorders>
+              <w:top w:val="single" w:sz="4" w:space="0" w:color="000000"/>
+              <w:bottom w:val="single" w:sz="4" w:space="0" w:color="000000"/>
+            </w:tcBorders>
             <w:vAlign w:val="center"/>
           </w:tcPr>
           <w:p>
             <w:pPr>
               <w:pStyle w:val="TableContents"/>
-              <w:widowControl w:val="false"/>
-              <w:suppressLineNumbers/>
-              <w:bidi w:val="0"/>
+              <w:bidi w:val="0"/>
+              <w:spacing w:lineRule="auto" w:line="324"/>
+              <w:ind w:hanging="0" w:left="0" w:right="0"/>
               <w:jc w:val="left"/>
               <w:rPr/>
             </w:pPr>
@@ -2148,19 +2170,27 @@
         <w:tc>
           <w:tcPr>
             <w:tcW w:w="1775" w:type="dxa"/>
-            <w:tcBorders/>
+            <w:tcBorders>
+              <w:top w:val="single" w:sz="4" w:space="0" w:color="000000"/>
+              <w:bottom w:val="single" w:sz="4" w:space="0" w:color="000000"/>
+            </w:tcBorders>
             <w:vAlign w:val="center"/>
           </w:tcPr>
           <w:p>
             <w:pPr>
               <w:pStyle w:val="TableHeading"/>
-              <w:suppressLineNumbers/>
-              <w:bidi w:val="0"/>
-              <w:jc w:val="center"/>
-              <w:rPr/>
-            </w:pPr>
-            <w:r>
-              <w:rPr/>
+              <w:bidi w:val="0"/>
+              <w:spacing w:lineRule="auto" w:line="324"/>
+              <w:ind w:hanging="0" w:left="0" w:right="0"/>
+              <w:jc w:val="left"/>
+              <w:rPr>
+                <w:b/>
+              </w:rPr>
+            </w:pPr>
+            <w:r>
+              <w:rPr>
+                <w:b/>
+              </w:rPr>
               <w:t>Secuencia normal</w:t>
             </w:r>
           </w:p>
@@ -2168,7 +2198,10 @@
         <w:tc>
           <w:tcPr>
             <w:tcW w:w="7251" w:type="dxa"/>
-            <w:tcBorders/>
+            <w:tcBorders>
+              <w:top w:val="single" w:sz="4" w:space="0" w:color="000000"/>
+              <w:bottom w:val="single" w:sz="4" w:space="0" w:color="000000"/>
+            </w:tcBorders>
             <w:vAlign w:val="center"/>
           </w:tcPr>
           <w:p>
@@ -2183,7 +2216,8 @@
                 <w:tab w:val="left" w:pos="709" w:leader="none"/>
               </w:tabs>
               <w:bidi w:val="0"/>
-              <w:ind w:hanging="283" w:left="709"/>
+              <w:spacing w:lineRule="auto" w:line="324"/>
+              <w:ind w:hanging="283" w:left="709" w:right="0"/>
               <w:jc w:val="left"/>
               <w:rPr/>
             </w:pPr>
@@ -2204,7 +2238,8 @@
                 <w:tab w:val="left" w:pos="709" w:leader="none"/>
               </w:tabs>
               <w:bidi w:val="0"/>
-              <w:ind w:hanging="283" w:left="709"/>
+              <w:spacing w:lineRule="auto" w:line="324"/>
+              <w:ind w:hanging="283" w:left="709" w:right="0"/>
               <w:jc w:val="left"/>
               <w:rPr/>
             </w:pPr>
@@ -2225,7 +2260,8 @@
                 <w:tab w:val="left" w:pos="709" w:leader="none"/>
               </w:tabs>
               <w:bidi w:val="0"/>
-              <w:ind w:hanging="283" w:left="709"/>
+              <w:spacing w:lineRule="auto" w:line="324"/>
+              <w:ind w:hanging="283" w:left="709" w:right="0"/>
               <w:jc w:val="left"/>
               <w:rPr/>
             </w:pPr>
@@ -2246,7 +2282,8 @@
                 <w:tab w:val="left" w:pos="709" w:leader="none"/>
               </w:tabs>
               <w:bidi w:val="0"/>
-              <w:ind w:hanging="283" w:left="709"/>
+              <w:spacing w:lineRule="auto" w:line="324"/>
+              <w:ind w:hanging="283" w:left="709" w:right="0"/>
               <w:jc w:val="left"/>
               <w:rPr/>
             </w:pPr>
@@ -2267,7 +2304,8 @@
                 <w:tab w:val="left" w:pos="709" w:leader="none"/>
               </w:tabs>
               <w:bidi w:val="0"/>
-              <w:ind w:hanging="283" w:left="709"/>
+              <w:spacing w:lineRule="auto" w:line="324"/>
+              <w:ind w:hanging="283" w:left="709" w:right="0"/>
               <w:jc w:val="left"/>
               <w:rPr/>
             </w:pPr>
@@ -2288,8 +2326,8 @@
                 <w:tab w:val="left" w:pos="709" w:leader="none"/>
               </w:tabs>
               <w:bidi w:val="0"/>
-              <w:spacing w:before="0" w:after="283"/>
-              <w:ind w:hanging="283" w:left="709"/>
+              <w:spacing w:lineRule="auto" w:line="324" w:before="0" w:after="283"/>
+              <w:ind w:hanging="283" w:left="709" w:right="0"/>
               <w:jc w:val="left"/>
               <w:rPr/>
             </w:pPr>
@@ -2305,19 +2343,27 @@
         <w:tc>
           <w:tcPr>
             <w:tcW w:w="1775" w:type="dxa"/>
-            <w:tcBorders/>
+            <w:tcBorders>
+              <w:top w:val="single" w:sz="4" w:space="0" w:color="000000"/>
+              <w:bottom w:val="single" w:sz="4" w:space="0" w:color="000000"/>
+            </w:tcBorders>
             <w:vAlign w:val="center"/>
           </w:tcPr>
           <w:p>
             <w:pPr>
               <w:pStyle w:val="TableHeading"/>
-              <w:suppressLineNumbers/>
-              <w:bidi w:val="0"/>
-              <w:jc w:val="center"/>
-              <w:rPr/>
-            </w:pPr>
-            <w:r>
-              <w:rPr/>
+              <w:bidi w:val="0"/>
+              <w:spacing w:lineRule="auto" w:line="324"/>
+              <w:ind w:hanging="0" w:left="0" w:right="0"/>
+              <w:jc w:val="left"/>
+              <w:rPr>
+                <w:b/>
+              </w:rPr>
+            </w:pPr>
+            <w:r>
+              <w:rPr>
+                <w:b/>
+              </w:rPr>
               <w:t>Flujos alternos</w:t>
             </w:r>
           </w:p>
@@ -2325,7 +2371,10 @@
         <w:tc>
           <w:tcPr>
             <w:tcW w:w="7251" w:type="dxa"/>
-            <w:tcBorders/>
+            <w:tcBorders>
+              <w:top w:val="single" w:sz="4" w:space="0" w:color="000000"/>
+              <w:bottom w:val="single" w:sz="4" w:space="0" w:color="000000"/>
+            </w:tcBorders>
             <w:vAlign w:val="center"/>
           </w:tcPr>
           <w:p>
@@ -2340,7 +2389,8 @@
                 <w:tab w:val="left" w:pos="709" w:leader="none"/>
               </w:tabs>
               <w:bidi w:val="0"/>
-              <w:ind w:hanging="283" w:left="709"/>
+              <w:spacing w:lineRule="auto" w:line="324"/>
+              <w:ind w:hanging="283" w:left="709" w:right="0"/>
               <w:jc w:val="left"/>
               <w:rPr/>
             </w:pPr>
@@ -2361,8 +2411,8 @@
                 <w:tab w:val="left" w:pos="709" w:leader="none"/>
               </w:tabs>
               <w:bidi w:val="0"/>
-              <w:spacing w:before="0" w:after="283"/>
-              <w:ind w:hanging="283" w:left="709"/>
+              <w:spacing w:lineRule="auto" w:line="324" w:before="0" w:after="283"/>
+              <w:ind w:hanging="283" w:left="709" w:right="0"/>
               <w:jc w:val="left"/>
               <w:rPr/>
             </w:pPr>
@@ -2378,19 +2428,27 @@
         <w:tc>
           <w:tcPr>
             <w:tcW w:w="1775" w:type="dxa"/>
-            <w:tcBorders/>
+            <w:tcBorders>
+              <w:top w:val="single" w:sz="4" w:space="0" w:color="000000"/>
+              <w:bottom w:val="single" w:sz="4" w:space="0" w:color="000000"/>
+            </w:tcBorders>
             <w:vAlign w:val="center"/>
           </w:tcPr>
           <w:p>
             <w:pPr>
               <w:pStyle w:val="TableHeading"/>
-              <w:suppressLineNumbers/>
-              <w:bidi w:val="0"/>
-              <w:jc w:val="center"/>
-              <w:rPr/>
-            </w:pPr>
-            <w:r>
-              <w:rPr/>
+              <w:bidi w:val="0"/>
+              <w:spacing w:lineRule="auto" w:line="324"/>
+              <w:ind w:hanging="0" w:left="0" w:right="0"/>
+              <w:jc w:val="left"/>
+              <w:rPr>
+                <w:b/>
+              </w:rPr>
+            </w:pPr>
+            <w:r>
+              <w:rPr>
+                <w:b/>
+              </w:rPr>
               <w:t>Postcondición</w:t>
             </w:r>
           </w:p>
@@ -2398,15 +2456,18 @@
         <w:tc>
           <w:tcPr>
             <w:tcW w:w="7251" w:type="dxa"/>
-            <w:tcBorders/>
+            <w:tcBorders>
+              <w:top w:val="single" w:sz="4" w:space="0" w:color="000000"/>
+              <w:bottom w:val="single" w:sz="4" w:space="0" w:color="000000"/>
+            </w:tcBorders>
             <w:vAlign w:val="center"/>
           </w:tcPr>
           <w:p>
             <w:pPr>
               <w:pStyle w:val="TableContents"/>
-              <w:widowControl w:val="false"/>
-              <w:suppressLineNumbers/>
-              <w:bidi w:val="0"/>
+              <w:bidi w:val="0"/>
+              <w:spacing w:lineRule="auto" w:line="324"/>
+              <w:ind w:hanging="0" w:left="0" w:right="0"/>
               <w:jc w:val="left"/>
               <w:rPr/>
             </w:pPr>
@@ -2422,19 +2483,27 @@
         <w:tc>
           <w:tcPr>
             <w:tcW w:w="1775" w:type="dxa"/>
-            <w:tcBorders/>
+            <w:tcBorders>
+              <w:top w:val="single" w:sz="4" w:space="0" w:color="000000"/>
+              <w:bottom w:val="single" w:sz="4" w:space="0" w:color="000000"/>
+            </w:tcBorders>
             <w:vAlign w:val="center"/>
           </w:tcPr>
           <w:p>
             <w:pPr>
               <w:pStyle w:val="TableHeading"/>
-              <w:suppressLineNumbers/>
-              <w:bidi w:val="0"/>
-              <w:jc w:val="center"/>
-              <w:rPr/>
-            </w:pPr>
-            <w:r>
-              <w:rPr/>
+              <w:bidi w:val="0"/>
+              <w:spacing w:lineRule="auto" w:line="324"/>
+              <w:ind w:hanging="0" w:left="0" w:right="0"/>
+              <w:jc w:val="left"/>
+              <w:rPr>
+                <w:b/>
+              </w:rPr>
+            </w:pPr>
+            <w:r>
+              <w:rPr>
+                <w:b/>
+              </w:rPr>
               <w:t>Excepciones</w:t>
             </w:r>
           </w:p>
@@ -2442,15 +2511,17 @@
         <w:tc>
           <w:tcPr>
             <w:tcW w:w="7251" w:type="dxa"/>
-            <w:tcBorders/>
+            <w:tcBorders>
+              <w:top w:val="single" w:sz="4" w:space="0" w:color="000000"/>
+              <w:bottom w:val="single" w:sz="4" w:space="0" w:color="000000"/>
+            </w:tcBorders>
             <w:vAlign w:val="center"/>
           </w:tcPr>
           <w:p>
             <w:pPr>
               <w:pStyle w:val="TableContents"/>
-              <w:widowControl w:val="false"/>
-              <w:suppressLineNumbers/>
-              <w:bidi w:val="0"/>
+              <w:bidi w:val="0"/>
+              <w:spacing w:lineRule="auto" w:line="324"/>
               <w:jc w:val="left"/>
               <w:rPr/>
             </w:pPr>
@@ -2508,9 +2579,9 @@
         <w:tblLayout w:type="fixed"/>
         <w:tblCellMar>
           <w:top w:w="28" w:type="dxa"/>
-          <w:left w:w="28" w:type="dxa"/>
+          <w:left w:w="0" w:type="dxa"/>
           <w:bottom w:w="28" w:type="dxa"/>
-          <w:right w:w="28" w:type="dxa"/>
+          <w:right w:w="0" w:type="dxa"/>
         </w:tblCellMar>
       </w:tblPr>
       <w:tblGrid>
@@ -2522,19 +2593,27 @@
         <w:tc>
           <w:tcPr>
             <w:tcW w:w="1721" w:type="dxa"/>
-            <w:tcBorders/>
+            <w:tcBorders>
+              <w:top w:val="single" w:sz="4" w:space="0" w:color="000000"/>
+              <w:bottom w:val="single" w:sz="4" w:space="0" w:color="000000"/>
+            </w:tcBorders>
             <w:vAlign w:val="center"/>
           </w:tcPr>
           <w:p>
             <w:pPr>
               <w:pStyle w:val="TableHeading"/>
-              <w:suppressLineNumbers/>
-              <w:bidi w:val="0"/>
-              <w:jc w:val="center"/>
-              <w:rPr/>
-            </w:pPr>
-            <w:r>
-              <w:rPr/>
+              <w:bidi w:val="0"/>
+              <w:spacing w:lineRule="auto" w:line="324"/>
+              <w:ind w:hanging="0" w:left="0" w:right="0"/>
+              <w:jc w:val="left"/>
+              <w:rPr>
+                <w:b/>
+              </w:rPr>
+            </w:pPr>
+            <w:r>
+              <w:rPr>
+                <w:b/>
+              </w:rPr>
               <w:t>Descripción</w:t>
             </w:r>
           </w:p>
@@ -2542,15 +2621,18 @@
         <w:tc>
           <w:tcPr>
             <w:tcW w:w="7305" w:type="dxa"/>
-            <w:tcBorders/>
+            <w:tcBorders>
+              <w:top w:val="single" w:sz="4" w:space="0" w:color="000000"/>
+              <w:bottom w:val="single" w:sz="4" w:space="0" w:color="000000"/>
+            </w:tcBorders>
             <w:vAlign w:val="center"/>
           </w:tcPr>
           <w:p>
             <w:pPr>
               <w:pStyle w:val="TableContents"/>
-              <w:widowControl w:val="false"/>
-              <w:suppressLineNumbers/>
-              <w:bidi w:val="0"/>
+              <w:bidi w:val="0"/>
+              <w:spacing w:lineRule="auto" w:line="324"/>
+              <w:ind w:hanging="0" w:left="0" w:right="0"/>
               <w:jc w:val="left"/>
               <w:rPr/>
             </w:pPr>
@@ -2566,19 +2648,27 @@
         <w:tc>
           <w:tcPr>
             <w:tcW w:w="1721" w:type="dxa"/>
-            <w:tcBorders/>
+            <w:tcBorders>
+              <w:top w:val="single" w:sz="4" w:space="0" w:color="000000"/>
+              <w:bottom w:val="single" w:sz="4" w:space="0" w:color="000000"/>
+            </w:tcBorders>
             <w:vAlign w:val="center"/>
           </w:tcPr>
           <w:p>
             <w:pPr>
               <w:pStyle w:val="TableHeading"/>
-              <w:suppressLineNumbers/>
-              <w:bidi w:val="0"/>
-              <w:jc w:val="center"/>
-              <w:rPr/>
-            </w:pPr>
-            <w:r>
-              <w:rPr/>
+              <w:bidi w:val="0"/>
+              <w:spacing w:lineRule="auto" w:line="324"/>
+              <w:ind w:hanging="0" w:left="0" w:right="0"/>
+              <w:jc w:val="left"/>
+              <w:rPr>
+                <w:b/>
+              </w:rPr>
+            </w:pPr>
+            <w:r>
+              <w:rPr>
+                <w:b/>
+              </w:rPr>
               <w:t>Precondición</w:t>
             </w:r>
           </w:p>
@@ -2586,15 +2676,18 @@
         <w:tc>
           <w:tcPr>
             <w:tcW w:w="7305" w:type="dxa"/>
-            <w:tcBorders/>
+            <w:tcBorders>
+              <w:top w:val="single" w:sz="4" w:space="0" w:color="000000"/>
+              <w:bottom w:val="single" w:sz="4" w:space="0" w:color="000000"/>
+            </w:tcBorders>
             <w:vAlign w:val="center"/>
           </w:tcPr>
           <w:p>
             <w:pPr>
               <w:pStyle w:val="TableContents"/>
-              <w:widowControl w:val="false"/>
-              <w:suppressLineNumbers/>
-              <w:bidi w:val="0"/>
+              <w:bidi w:val="0"/>
+              <w:spacing w:lineRule="auto" w:line="324"/>
+              <w:ind w:hanging="0" w:left="0" w:right="0"/>
               <w:jc w:val="left"/>
               <w:rPr/>
             </w:pPr>
@@ -2610,19 +2703,27 @@
         <w:tc>
           <w:tcPr>
             <w:tcW w:w="1721" w:type="dxa"/>
-            <w:tcBorders/>
+            <w:tcBorders>
+              <w:top w:val="single" w:sz="4" w:space="0" w:color="000000"/>
+              <w:bottom w:val="single" w:sz="4" w:space="0" w:color="000000"/>
+            </w:tcBorders>
             <w:vAlign w:val="center"/>
           </w:tcPr>
           <w:p>
             <w:pPr>
               <w:pStyle w:val="TableHeading"/>
-              <w:suppressLineNumbers/>
-              <w:bidi w:val="0"/>
-              <w:jc w:val="center"/>
-              <w:rPr/>
-            </w:pPr>
-            <w:r>
-              <w:rPr/>
+              <w:bidi w:val="0"/>
+              <w:spacing w:lineRule="auto" w:line="324"/>
+              <w:ind w:hanging="0" w:left="0" w:right="0"/>
+              <w:jc w:val="left"/>
+              <w:rPr>
+                <w:b/>
+              </w:rPr>
+            </w:pPr>
+            <w:r>
+              <w:rPr>
+                <w:b/>
+              </w:rPr>
               <w:t>Secuencia normal</w:t>
             </w:r>
           </w:p>
@@ -2630,7 +2731,10 @@
         <w:tc>
           <w:tcPr>
             <w:tcW w:w="7305" w:type="dxa"/>
-            <w:tcBorders/>
+            <w:tcBorders>
+              <w:top w:val="single" w:sz="4" w:space="0" w:color="000000"/>
+              <w:bottom w:val="single" w:sz="4" w:space="0" w:color="000000"/>
+            </w:tcBorders>
             <w:vAlign w:val="center"/>
           </w:tcPr>
           <w:p>
@@ -2645,7 +2749,8 @@
                 <w:tab w:val="left" w:pos="709" w:leader="none"/>
               </w:tabs>
               <w:bidi w:val="0"/>
-              <w:ind w:hanging="283" w:left="709"/>
+              <w:spacing w:lineRule="auto" w:line="324"/>
+              <w:ind w:hanging="283" w:left="709" w:right="0"/>
               <w:jc w:val="left"/>
               <w:rPr/>
             </w:pPr>
@@ -2666,7 +2771,8 @@
                 <w:tab w:val="left" w:pos="709" w:leader="none"/>
               </w:tabs>
               <w:bidi w:val="0"/>
-              <w:ind w:hanging="283" w:left="709"/>
+              <w:spacing w:lineRule="auto" w:line="324"/>
+              <w:ind w:hanging="283" w:left="709" w:right="0"/>
               <w:jc w:val="left"/>
               <w:rPr/>
             </w:pPr>
@@ -2687,7 +2793,8 @@
                 <w:tab w:val="left" w:pos="709" w:leader="none"/>
               </w:tabs>
               <w:bidi w:val="0"/>
-              <w:ind w:hanging="283" w:left="709"/>
+              <w:spacing w:lineRule="auto" w:line="324"/>
+              <w:ind w:hanging="283" w:left="709" w:right="0"/>
               <w:jc w:val="left"/>
               <w:rPr/>
             </w:pPr>
@@ -2708,7 +2815,8 @@
                 <w:tab w:val="left" w:pos="709" w:leader="none"/>
               </w:tabs>
               <w:bidi w:val="0"/>
-              <w:ind w:hanging="283" w:left="709"/>
+              <w:spacing w:lineRule="auto" w:line="324"/>
+              <w:ind w:hanging="283" w:left="709" w:right="0"/>
               <w:jc w:val="left"/>
               <w:rPr/>
             </w:pPr>
@@ -2729,7 +2837,8 @@
                 <w:tab w:val="left" w:pos="709" w:leader="none"/>
               </w:tabs>
               <w:bidi w:val="0"/>
-              <w:ind w:hanging="283" w:left="709"/>
+              <w:spacing w:lineRule="auto" w:line="324"/>
+              <w:ind w:hanging="283" w:left="709" w:right="0"/>
               <w:jc w:val="left"/>
               <w:rPr/>
             </w:pPr>
@@ -2750,8 +2859,8 @@
                 <w:tab w:val="left" w:pos="709" w:leader="none"/>
               </w:tabs>
               <w:bidi w:val="0"/>
-              <w:spacing w:before="0" w:after="283"/>
-              <w:ind w:hanging="283" w:left="709"/>
+              <w:spacing w:lineRule="auto" w:line="324" w:before="0" w:after="283"/>
+              <w:ind w:hanging="283" w:left="709" w:right="0"/>
               <w:jc w:val="left"/>
               <w:rPr/>
             </w:pPr>
@@ -2767,19 +2876,27 @@
         <w:tc>
           <w:tcPr>
             <w:tcW w:w="1721" w:type="dxa"/>
-            <w:tcBorders/>
+            <w:tcBorders>
+              <w:top w:val="single" w:sz="4" w:space="0" w:color="000000"/>
+              <w:bottom w:val="single" w:sz="4" w:space="0" w:color="000000"/>
+            </w:tcBorders>
             <w:vAlign w:val="center"/>
           </w:tcPr>
           <w:p>
             <w:pPr>
               <w:pStyle w:val="TableHeading"/>
-              <w:suppressLineNumbers/>
-              <w:bidi w:val="0"/>
-              <w:jc w:val="center"/>
-              <w:rPr/>
-            </w:pPr>
-            <w:r>
-              <w:rPr/>
+              <w:bidi w:val="0"/>
+              <w:spacing w:lineRule="auto" w:line="324"/>
+              <w:ind w:hanging="0" w:left="0" w:right="0"/>
+              <w:jc w:val="left"/>
+              <w:rPr>
+                <w:b/>
+              </w:rPr>
+            </w:pPr>
+            <w:r>
+              <w:rPr>
+                <w:b/>
+              </w:rPr>
               <w:t>Flujos alternos</w:t>
             </w:r>
           </w:p>
@@ -2787,7 +2904,10 @@
         <w:tc>
           <w:tcPr>
             <w:tcW w:w="7305" w:type="dxa"/>
-            <w:tcBorders/>
+            <w:tcBorders>
+              <w:top w:val="single" w:sz="4" w:space="0" w:color="000000"/>
+              <w:bottom w:val="single" w:sz="4" w:space="0" w:color="000000"/>
+            </w:tcBorders>
             <w:vAlign w:val="center"/>
           </w:tcPr>
           <w:p>
@@ -2802,7 +2922,8 @@
                 <w:tab w:val="left" w:pos="709" w:leader="none"/>
               </w:tabs>
               <w:bidi w:val="0"/>
-              <w:ind w:hanging="283" w:left="709"/>
+              <w:spacing w:lineRule="auto" w:line="324"/>
+              <w:ind w:hanging="283" w:left="709" w:right="0"/>
               <w:jc w:val="left"/>
               <w:rPr/>
             </w:pPr>
@@ -2823,7 +2944,8 @@
                 <w:tab w:val="left" w:pos="709" w:leader="none"/>
               </w:tabs>
               <w:bidi w:val="0"/>
-              <w:ind w:hanging="283" w:left="709"/>
+              <w:spacing w:lineRule="auto" w:line="324"/>
+              <w:ind w:hanging="283" w:left="709" w:right="0"/>
               <w:jc w:val="left"/>
               <w:rPr/>
             </w:pPr>
@@ -2844,7 +2966,8 @@
                 <w:tab w:val="left" w:pos="709" w:leader="none"/>
               </w:tabs>
               <w:bidi w:val="0"/>
-              <w:ind w:hanging="283" w:left="709"/>
+              <w:spacing w:lineRule="auto" w:line="324"/>
+              <w:ind w:hanging="283" w:left="709" w:right="0"/>
               <w:jc w:val="left"/>
               <w:rPr/>
             </w:pPr>
@@ -2865,7 +2988,8 @@
                 <w:tab w:val="left" w:pos="709" w:leader="none"/>
               </w:tabs>
               <w:bidi w:val="0"/>
-              <w:ind w:hanging="283" w:left="709"/>
+              <w:spacing w:lineRule="auto" w:line="324"/>
+              <w:ind w:hanging="283" w:left="709" w:right="0"/>
               <w:jc w:val="left"/>
               <w:rPr/>
             </w:pPr>
@@ -2886,8 +3010,8 @@
                 <w:tab w:val="left" w:pos="709" w:leader="none"/>
               </w:tabs>
               <w:bidi w:val="0"/>
-              <w:spacing w:before="0" w:after="283"/>
-              <w:ind w:hanging="283" w:left="709"/>
+              <w:spacing w:lineRule="auto" w:line="324" w:before="0" w:after="283"/>
+              <w:ind w:hanging="283" w:left="709" w:right="0"/>
               <w:jc w:val="left"/>
               <w:rPr/>
             </w:pPr>
@@ -2903,19 +3027,27 @@
         <w:tc>
           <w:tcPr>
             <w:tcW w:w="1721" w:type="dxa"/>
-            <w:tcBorders/>
+            <w:tcBorders>
+              <w:top w:val="single" w:sz="4" w:space="0" w:color="000000"/>
+              <w:bottom w:val="single" w:sz="4" w:space="0" w:color="000000"/>
+            </w:tcBorders>
             <w:vAlign w:val="center"/>
           </w:tcPr>
           <w:p>
             <w:pPr>
               <w:pStyle w:val="TableHeading"/>
-              <w:suppressLineNumbers/>
-              <w:bidi w:val="0"/>
-              <w:jc w:val="center"/>
-              <w:rPr/>
-            </w:pPr>
-            <w:r>
-              <w:rPr/>
+              <w:bidi w:val="0"/>
+              <w:spacing w:lineRule="auto" w:line="324"/>
+              <w:ind w:hanging="0" w:left="0" w:right="0"/>
+              <w:jc w:val="left"/>
+              <w:rPr>
+                <w:b/>
+              </w:rPr>
+            </w:pPr>
+            <w:r>
+              <w:rPr>
+                <w:b/>
+              </w:rPr>
               <w:t>Postcondición</w:t>
             </w:r>
           </w:p>
@@ -2923,15 +3055,18 @@
         <w:tc>
           <w:tcPr>
             <w:tcW w:w="7305" w:type="dxa"/>
-            <w:tcBorders/>
+            <w:tcBorders>
+              <w:top w:val="single" w:sz="4" w:space="0" w:color="000000"/>
+              <w:bottom w:val="single" w:sz="4" w:space="0" w:color="000000"/>
+            </w:tcBorders>
             <w:vAlign w:val="center"/>
           </w:tcPr>
           <w:p>
             <w:pPr>
               <w:pStyle w:val="TableContents"/>
-              <w:widowControl w:val="false"/>
-              <w:suppressLineNumbers/>
-              <w:bidi w:val="0"/>
+              <w:bidi w:val="0"/>
+              <w:spacing w:lineRule="auto" w:line="324"/>
+              <w:ind w:hanging="0" w:left="0" w:right="0"/>
               <w:jc w:val="left"/>
               <w:rPr/>
             </w:pPr>
@@ -2947,19 +3082,27 @@
         <w:tc>
           <w:tcPr>
             <w:tcW w:w="1721" w:type="dxa"/>
-            <w:tcBorders/>
+            <w:tcBorders>
+              <w:top w:val="single" w:sz="4" w:space="0" w:color="000000"/>
+              <w:bottom w:val="single" w:sz="4" w:space="0" w:color="000000"/>
+            </w:tcBorders>
             <w:vAlign w:val="center"/>
           </w:tcPr>
           <w:p>
             <w:pPr>
               <w:pStyle w:val="TableHeading"/>
-              <w:suppressLineNumbers/>
-              <w:bidi w:val="0"/>
-              <w:jc w:val="center"/>
-              <w:rPr/>
-            </w:pPr>
-            <w:r>
-              <w:rPr/>
+              <w:bidi w:val="0"/>
+              <w:spacing w:lineRule="auto" w:line="324"/>
+              <w:ind w:hanging="0" w:left="0" w:right="0"/>
+              <w:jc w:val="left"/>
+              <w:rPr>
+                <w:b/>
+              </w:rPr>
+            </w:pPr>
+            <w:r>
+              <w:rPr>
+                <w:b/>
+              </w:rPr>
               <w:t>Excepciones</w:t>
             </w:r>
           </w:p>
@@ -2967,15 +3110,17 @@
         <w:tc>
           <w:tcPr>
             <w:tcW w:w="7305" w:type="dxa"/>
-            <w:tcBorders/>
+            <w:tcBorders>
+              <w:top w:val="single" w:sz="4" w:space="0" w:color="000000"/>
+              <w:bottom w:val="single" w:sz="4" w:space="0" w:color="000000"/>
+            </w:tcBorders>
             <w:vAlign w:val="center"/>
           </w:tcPr>
           <w:p>
             <w:pPr>
               <w:pStyle w:val="TableContents"/>
-              <w:widowControl w:val="false"/>
-              <w:suppressLineNumbers/>
-              <w:bidi w:val="0"/>
+              <w:bidi w:val="0"/>
+              <w:spacing w:lineRule="auto" w:line="324"/>
               <w:jc w:val="left"/>
               <w:rPr/>
             </w:pPr>
@@ -3033,9 +3178,9 @@
         <w:tblLayout w:type="fixed"/>
         <w:tblCellMar>
           <w:top w:w="28" w:type="dxa"/>
-          <w:left w:w="28" w:type="dxa"/>
+          <w:left w:w="0" w:type="dxa"/>
           <w:bottom w:w="28" w:type="dxa"/>
-          <w:right w:w="28" w:type="dxa"/>
+          <w:right w:w="0" w:type="dxa"/>
         </w:tblCellMar>
       </w:tblPr>
       <w:tblGrid>
@@ -3047,19 +3192,27 @@
         <w:tc>
           <w:tcPr>
             <w:tcW w:w="1724" w:type="dxa"/>
-            <w:tcBorders/>
+            <w:tcBorders>
+              <w:top w:val="single" w:sz="4" w:space="0" w:color="000000"/>
+              <w:bottom w:val="single" w:sz="4" w:space="0" w:color="000000"/>
+            </w:tcBorders>
             <w:vAlign w:val="center"/>
           </w:tcPr>
           <w:p>
             <w:pPr>
               <w:pStyle w:val="TableHeading"/>
-              <w:suppressLineNumbers/>
-              <w:bidi w:val="0"/>
-              <w:jc w:val="center"/>
-              <w:rPr/>
-            </w:pPr>
-            <w:r>
-              <w:rPr/>
+              <w:bidi w:val="0"/>
+              <w:spacing w:lineRule="auto" w:line="324"/>
+              <w:ind w:hanging="0" w:left="0" w:right="0"/>
+              <w:jc w:val="left"/>
+              <w:rPr>
+                <w:b/>
+              </w:rPr>
+            </w:pPr>
+            <w:r>
+              <w:rPr>
+                <w:b/>
+              </w:rPr>
               <w:t>Descripción</w:t>
             </w:r>
           </w:p>
@@ -3067,15 +3220,18 @@
         <w:tc>
           <w:tcPr>
             <w:tcW w:w="7302" w:type="dxa"/>
-            <w:tcBorders/>
+            <w:tcBorders>
+              <w:top w:val="single" w:sz="4" w:space="0" w:color="000000"/>
+              <w:bottom w:val="single" w:sz="4" w:space="0" w:color="000000"/>
+            </w:tcBorders>
             <w:vAlign w:val="center"/>
           </w:tcPr>
           <w:p>
             <w:pPr>
               <w:pStyle w:val="TableContents"/>
-              <w:widowControl w:val="false"/>
-              <w:suppressLineNumbers/>
-              <w:bidi w:val="0"/>
+              <w:bidi w:val="0"/>
+              <w:spacing w:lineRule="auto" w:line="324"/>
+              <w:ind w:hanging="0" w:left="0" w:right="0"/>
               <w:jc w:val="left"/>
               <w:rPr/>
             </w:pPr>
@@ -3091,19 +3247,27 @@
         <w:tc>
           <w:tcPr>
             <w:tcW w:w="1724" w:type="dxa"/>
-            <w:tcBorders/>
+            <w:tcBorders>
+              <w:top w:val="single" w:sz="4" w:space="0" w:color="000000"/>
+              <w:bottom w:val="single" w:sz="4" w:space="0" w:color="000000"/>
+            </w:tcBorders>
             <w:vAlign w:val="center"/>
           </w:tcPr>
           <w:p>
             <w:pPr>
               <w:pStyle w:val="TableHeading"/>
-              <w:suppressLineNumbers/>
-              <w:bidi w:val="0"/>
-              <w:jc w:val="center"/>
-              <w:rPr/>
-            </w:pPr>
-            <w:r>
-              <w:rPr/>
+              <w:bidi w:val="0"/>
+              <w:spacing w:lineRule="auto" w:line="324"/>
+              <w:ind w:hanging="0" w:left="0" w:right="0"/>
+              <w:jc w:val="left"/>
+              <w:rPr>
+                <w:b/>
+              </w:rPr>
+            </w:pPr>
+            <w:r>
+              <w:rPr>
+                <w:b/>
+              </w:rPr>
               <w:t>Precondición</w:t>
             </w:r>
           </w:p>
@@ -3111,15 +3275,18 @@
         <w:tc>
           <w:tcPr>
             <w:tcW w:w="7302" w:type="dxa"/>
-            <w:tcBorders/>
+            <w:tcBorders>
+              <w:top w:val="single" w:sz="4" w:space="0" w:color="000000"/>
+              <w:bottom w:val="single" w:sz="4" w:space="0" w:color="000000"/>
+            </w:tcBorders>
             <w:vAlign w:val="center"/>
           </w:tcPr>
           <w:p>
             <w:pPr>
               <w:pStyle w:val="TableContents"/>
-              <w:widowControl w:val="false"/>
-              <w:suppressLineNumbers/>
-              <w:bidi w:val="0"/>
+              <w:bidi w:val="0"/>
+              <w:spacing w:lineRule="auto" w:line="324"/>
+              <w:ind w:hanging="0" w:left="0" w:right="0"/>
               <w:jc w:val="left"/>
               <w:rPr/>
             </w:pPr>
@@ -3135,19 +3302,27 @@
         <w:tc>
           <w:tcPr>
             <w:tcW w:w="1724" w:type="dxa"/>
-            <w:tcBorders/>
+            <w:tcBorders>
+              <w:top w:val="single" w:sz="4" w:space="0" w:color="000000"/>
+              <w:bottom w:val="single" w:sz="4" w:space="0" w:color="000000"/>
+            </w:tcBorders>
             <w:vAlign w:val="center"/>
           </w:tcPr>
           <w:p>
             <w:pPr>
               <w:pStyle w:val="TableHeading"/>
-              <w:suppressLineNumbers/>
-              <w:bidi w:val="0"/>
-              <w:jc w:val="center"/>
-              <w:rPr/>
-            </w:pPr>
-            <w:r>
-              <w:rPr/>
+              <w:bidi w:val="0"/>
+              <w:spacing w:lineRule="auto" w:line="324"/>
+              <w:ind w:hanging="0" w:left="0" w:right="0"/>
+              <w:jc w:val="left"/>
+              <w:rPr>
+                <w:b/>
+              </w:rPr>
+            </w:pPr>
+            <w:r>
+              <w:rPr>
+                <w:b/>
+              </w:rPr>
               <w:t>Secuencia normal</w:t>
             </w:r>
           </w:p>
@@ -3155,7 +3330,10 @@
         <w:tc>
           <w:tcPr>
             <w:tcW w:w="7302" w:type="dxa"/>
-            <w:tcBorders/>
+            <w:tcBorders>
+              <w:top w:val="single" w:sz="4" w:space="0" w:color="000000"/>
+              <w:bottom w:val="single" w:sz="4" w:space="0" w:color="000000"/>
+            </w:tcBorders>
             <w:vAlign w:val="center"/>
           </w:tcPr>
           <w:p>
@@ -3170,7 +3348,8 @@
                 <w:tab w:val="left" w:pos="709" w:leader="none"/>
               </w:tabs>
               <w:bidi w:val="0"/>
-              <w:ind w:hanging="283" w:left="709"/>
+              <w:spacing w:lineRule="auto" w:line="324"/>
+              <w:ind w:hanging="283" w:left="709" w:right="0"/>
               <w:jc w:val="left"/>
               <w:rPr/>
             </w:pPr>
@@ -3191,7 +3370,8 @@
                 <w:tab w:val="left" w:pos="709" w:leader="none"/>
               </w:tabs>
               <w:bidi w:val="0"/>
-              <w:ind w:hanging="283" w:left="709"/>
+              <w:spacing w:lineRule="auto" w:line="324"/>
+              <w:ind w:hanging="283" w:left="709" w:right="0"/>
               <w:jc w:val="left"/>
               <w:rPr/>
             </w:pPr>
@@ -3212,7 +3392,8 @@
                 <w:tab w:val="left" w:pos="709" w:leader="none"/>
               </w:tabs>
               <w:bidi w:val="0"/>
-              <w:ind w:hanging="283" w:left="709"/>
+              <w:spacing w:lineRule="auto" w:line="324"/>
+              <w:ind w:hanging="283" w:left="709" w:right="0"/>
               <w:jc w:val="left"/>
               <w:rPr/>
             </w:pPr>
@@ -3233,7 +3414,8 @@
                 <w:tab w:val="left" w:pos="709" w:leader="none"/>
               </w:tabs>
               <w:bidi w:val="0"/>
-              <w:ind w:hanging="283" w:left="709"/>
+              <w:spacing w:lineRule="auto" w:line="324"/>
+              <w:ind w:hanging="283" w:left="709" w:right="0"/>
               <w:jc w:val="left"/>
               <w:rPr/>
             </w:pPr>
@@ -3254,8 +3436,8 @@
                 <w:tab w:val="left" w:pos="709" w:leader="none"/>
               </w:tabs>
               <w:bidi w:val="0"/>
-              <w:spacing w:before="0" w:after="283"/>
-              <w:ind w:hanging="283" w:left="709"/>
+              <w:spacing w:lineRule="auto" w:line="324" w:before="0" w:after="283"/>
+              <w:ind w:hanging="283" w:left="709" w:right="0"/>
               <w:jc w:val="left"/>
               <w:rPr/>
             </w:pPr>
@@ -3271,19 +3453,27 @@
         <w:tc>
           <w:tcPr>
             <w:tcW w:w="1724" w:type="dxa"/>
-            <w:tcBorders/>
+            <w:tcBorders>
+              <w:top w:val="single" w:sz="4" w:space="0" w:color="000000"/>
+              <w:bottom w:val="single" w:sz="4" w:space="0" w:color="000000"/>
+            </w:tcBorders>
             <w:vAlign w:val="center"/>
           </w:tcPr>
           <w:p>
             <w:pPr>
               <w:pStyle w:val="TableHeading"/>
-              <w:suppressLineNumbers/>
-              <w:bidi w:val="0"/>
-              <w:jc w:val="center"/>
-              <w:rPr/>
-            </w:pPr>
-            <w:r>
-              <w:rPr/>
+              <w:bidi w:val="0"/>
+              <w:spacing w:lineRule="auto" w:line="324"/>
+              <w:ind w:hanging="0" w:left="0" w:right="0"/>
+              <w:jc w:val="left"/>
+              <w:rPr>
+                <w:b/>
+              </w:rPr>
+            </w:pPr>
+            <w:r>
+              <w:rPr>
+                <w:b/>
+              </w:rPr>
               <w:t>Flujos alternos</w:t>
             </w:r>
           </w:p>
@@ -3291,7 +3481,10 @@
         <w:tc>
           <w:tcPr>
             <w:tcW w:w="7302" w:type="dxa"/>
-            <w:tcBorders/>
+            <w:tcBorders>
+              <w:top w:val="single" w:sz="4" w:space="0" w:color="000000"/>
+              <w:bottom w:val="single" w:sz="4" w:space="0" w:color="000000"/>
+            </w:tcBorders>
             <w:vAlign w:val="center"/>
           </w:tcPr>
           <w:p>
@@ -3306,7 +3499,8 @@
                 <w:tab w:val="left" w:pos="709" w:leader="none"/>
               </w:tabs>
               <w:bidi w:val="0"/>
-              <w:ind w:hanging="283" w:left="709"/>
+              <w:spacing w:lineRule="auto" w:line="324"/>
+              <w:ind w:hanging="283" w:left="709" w:right="0"/>
               <w:jc w:val="left"/>
               <w:rPr/>
             </w:pPr>
@@ -3327,7 +3521,8 @@
                 <w:tab w:val="left" w:pos="709" w:leader="none"/>
               </w:tabs>
               <w:bidi w:val="0"/>
-              <w:ind w:hanging="283" w:left="709"/>
+              <w:spacing w:lineRule="auto" w:line="324"/>
+              <w:ind w:hanging="283" w:left="709" w:right="0"/>
               <w:jc w:val="left"/>
               <w:rPr/>
             </w:pPr>
@@ -3348,7 +3543,8 @@
                 <w:tab w:val="left" w:pos="709" w:leader="none"/>
               </w:tabs>
               <w:bidi w:val="0"/>
-              <w:ind w:hanging="283" w:left="709"/>
+              <w:spacing w:lineRule="auto" w:line="324"/>
+              <w:ind w:hanging="283" w:left="709" w:right="0"/>
               <w:jc w:val="left"/>
               <w:rPr/>
             </w:pPr>
@@ -3369,7 +3565,8 @@
                 <w:tab w:val="left" w:pos="709" w:leader="none"/>
               </w:tabs>
               <w:bidi w:val="0"/>
-              <w:ind w:hanging="283" w:left="709"/>
+              <w:spacing w:lineRule="auto" w:line="324"/>
+              <w:ind w:hanging="283" w:left="709" w:right="0"/>
               <w:jc w:val="left"/>
               <w:rPr/>
             </w:pPr>
@@ -3390,7 +3587,8 @@
                 <w:tab w:val="left" w:pos="709" w:leader="none"/>
               </w:tabs>
               <w:bidi w:val="0"/>
-              <w:ind w:hanging="283" w:left="709"/>
+              <w:spacing w:lineRule="auto" w:line="324"/>
+              <w:ind w:hanging="283" w:left="709" w:right="0"/>
               <w:jc w:val="left"/>
               <w:rPr/>
             </w:pPr>
@@ -3411,8 +3609,8 @@
                 <w:tab w:val="left" w:pos="709" w:leader="none"/>
               </w:tabs>
               <w:bidi w:val="0"/>
-              <w:spacing w:before="0" w:after="283"/>
-              <w:ind w:hanging="283" w:left="709"/>
+              <w:spacing w:lineRule="auto" w:line="324" w:before="0" w:after="283"/>
+              <w:ind w:hanging="283" w:left="709" w:right="0"/>
               <w:jc w:val="left"/>
               <w:rPr/>
             </w:pPr>
@@ -3428,19 +3626,27 @@
         <w:tc>
           <w:tcPr>
             <w:tcW w:w="1724" w:type="dxa"/>
-            <w:tcBorders/>
+            <w:tcBorders>
+              <w:top w:val="single" w:sz="4" w:space="0" w:color="000000"/>
+              <w:bottom w:val="single" w:sz="4" w:space="0" w:color="000000"/>
+            </w:tcBorders>
             <w:vAlign w:val="center"/>
           </w:tcPr>
           <w:p>
             <w:pPr>
               <w:pStyle w:val="TableHeading"/>
-              <w:suppressLineNumbers/>
-              <w:bidi w:val="0"/>
-              <w:jc w:val="center"/>
-              <w:rPr/>
-            </w:pPr>
-            <w:r>
-              <w:rPr/>
+              <w:bidi w:val="0"/>
+              <w:spacing w:lineRule="auto" w:line="324"/>
+              <w:ind w:hanging="0" w:left="0" w:right="0"/>
+              <w:jc w:val="left"/>
+              <w:rPr>
+                <w:b/>
+              </w:rPr>
+            </w:pPr>
+            <w:r>
+              <w:rPr>
+                <w:b/>
+              </w:rPr>
               <w:t>Postcondición</w:t>
             </w:r>
           </w:p>
@@ -3448,15 +3654,18 @@
         <w:tc>
           <w:tcPr>
             <w:tcW w:w="7302" w:type="dxa"/>
-            <w:tcBorders/>
+            <w:tcBorders>
+              <w:top w:val="single" w:sz="4" w:space="0" w:color="000000"/>
+              <w:bottom w:val="single" w:sz="4" w:space="0" w:color="000000"/>
+            </w:tcBorders>
             <w:vAlign w:val="center"/>
           </w:tcPr>
           <w:p>
             <w:pPr>
               <w:pStyle w:val="TableContents"/>
-              <w:widowControl w:val="false"/>
-              <w:suppressLineNumbers/>
-              <w:bidi w:val="0"/>
+              <w:bidi w:val="0"/>
+              <w:spacing w:lineRule="auto" w:line="324"/>
+              <w:ind w:hanging="0" w:left="0" w:right="0"/>
               <w:jc w:val="left"/>
               <w:rPr/>
             </w:pPr>
@@ -3472,19 +3681,27 @@
         <w:tc>
           <w:tcPr>
             <w:tcW w:w="1724" w:type="dxa"/>
-            <w:tcBorders/>
+            <w:tcBorders>
+              <w:top w:val="single" w:sz="4" w:space="0" w:color="000000"/>
+              <w:bottom w:val="single" w:sz="4" w:space="0" w:color="000000"/>
+            </w:tcBorders>
             <w:vAlign w:val="center"/>
           </w:tcPr>
           <w:p>
             <w:pPr>
               <w:pStyle w:val="TableHeading"/>
-              <w:suppressLineNumbers/>
-              <w:bidi w:val="0"/>
-              <w:jc w:val="center"/>
-              <w:rPr/>
-            </w:pPr>
-            <w:r>
-              <w:rPr/>
+              <w:bidi w:val="0"/>
+              <w:spacing w:lineRule="auto" w:line="324"/>
+              <w:ind w:hanging="0" w:left="0" w:right="0"/>
+              <w:jc w:val="left"/>
+              <w:rPr>
+                <w:b/>
+              </w:rPr>
+            </w:pPr>
+            <w:r>
+              <w:rPr>
+                <w:b/>
+              </w:rPr>
               <w:t>Excepciones</w:t>
             </w:r>
           </w:p>
@@ -3492,15 +3709,17 @@
         <w:tc>
           <w:tcPr>
             <w:tcW w:w="7302" w:type="dxa"/>
-            <w:tcBorders/>
+            <w:tcBorders>
+              <w:top w:val="single" w:sz="4" w:space="0" w:color="000000"/>
+              <w:bottom w:val="single" w:sz="4" w:space="0" w:color="000000"/>
+            </w:tcBorders>
             <w:vAlign w:val="center"/>
           </w:tcPr>
           <w:p>
             <w:pPr>
               <w:pStyle w:val="TableContents"/>
-              <w:widowControl w:val="false"/>
-              <w:suppressLineNumbers/>
-              <w:bidi w:val="0"/>
+              <w:bidi w:val="0"/>
+              <w:spacing w:lineRule="auto" w:line="324"/>
               <w:jc w:val="left"/>
               <w:rPr/>
             </w:pPr>
@@ -3558,9 +3777,9 @@
         <w:tblLayout w:type="fixed"/>
         <w:tblCellMar>
           <w:top w:w="28" w:type="dxa"/>
-          <w:left w:w="28" w:type="dxa"/>
+          <w:left w:w="0" w:type="dxa"/>
           <w:bottom w:w="28" w:type="dxa"/>
-          <w:right w:w="28" w:type="dxa"/>
+          <w:right w:w="0" w:type="dxa"/>
         </w:tblCellMar>
       </w:tblPr>
       <w:tblGrid>
@@ -3572,19 +3791,27 @@
         <w:tc>
           <w:tcPr>
             <w:tcW w:w="1728" w:type="dxa"/>
-            <w:tcBorders/>
+            <w:tcBorders>
+              <w:top w:val="single" w:sz="4" w:space="0" w:color="000000"/>
+              <w:bottom w:val="single" w:sz="4" w:space="0" w:color="000000"/>
+            </w:tcBorders>
             <w:vAlign w:val="center"/>
           </w:tcPr>
           <w:p>
             <w:pPr>
               <w:pStyle w:val="TableHeading"/>
-              <w:suppressLineNumbers/>
-              <w:bidi w:val="0"/>
-              <w:jc w:val="center"/>
-              <w:rPr/>
-            </w:pPr>
-            <w:r>
-              <w:rPr/>
+              <w:bidi w:val="0"/>
+              <w:spacing w:lineRule="auto" w:line="324"/>
+              <w:ind w:hanging="0" w:left="0" w:right="0"/>
+              <w:jc w:val="left"/>
+              <w:rPr>
+                <w:b/>
+              </w:rPr>
+            </w:pPr>
+            <w:r>
+              <w:rPr>
+                <w:b/>
+              </w:rPr>
               <w:t>Descripción</w:t>
             </w:r>
           </w:p>
@@ -3592,15 +3819,18 @@
         <w:tc>
           <w:tcPr>
             <w:tcW w:w="7298" w:type="dxa"/>
-            <w:tcBorders/>
+            <w:tcBorders>
+              <w:top w:val="single" w:sz="4" w:space="0" w:color="000000"/>
+              <w:bottom w:val="single" w:sz="4" w:space="0" w:color="000000"/>
+            </w:tcBorders>
             <w:vAlign w:val="center"/>
           </w:tcPr>
           <w:p>
             <w:pPr>
               <w:pStyle w:val="TableContents"/>
-              <w:widowControl w:val="false"/>
-              <w:suppressLineNumbers/>
-              <w:bidi w:val="0"/>
+              <w:bidi w:val="0"/>
+              <w:spacing w:lineRule="auto" w:line="324"/>
+              <w:ind w:hanging="0" w:left="0" w:right="0"/>
               <w:jc w:val="left"/>
               <w:rPr/>
             </w:pPr>
@@ -3616,19 +3846,27 @@
         <w:tc>
           <w:tcPr>
             <w:tcW w:w="1728" w:type="dxa"/>
-            <w:tcBorders/>
+            <w:tcBorders>
+              <w:top w:val="single" w:sz="4" w:space="0" w:color="000000"/>
+              <w:bottom w:val="single" w:sz="4" w:space="0" w:color="000000"/>
+            </w:tcBorders>
             <w:vAlign w:val="center"/>
           </w:tcPr>
           <w:p>
             <w:pPr>
               <w:pStyle w:val="TableHeading"/>
-              <w:suppressLineNumbers/>
-              <w:bidi w:val="0"/>
-              <w:jc w:val="center"/>
-              <w:rPr/>
-            </w:pPr>
-            <w:r>
-              <w:rPr/>
+              <w:bidi w:val="0"/>
+              <w:spacing w:lineRule="auto" w:line="324"/>
+              <w:ind w:hanging="0" w:left="0" w:right="0"/>
+              <w:jc w:val="left"/>
+              <w:rPr>
+                <w:b/>
+              </w:rPr>
+            </w:pPr>
+            <w:r>
+              <w:rPr>
+                <w:b/>
+              </w:rPr>
               <w:t>Precondición</w:t>
             </w:r>
           </w:p>
@@ -3636,15 +3874,18 @@
         <w:tc>
           <w:tcPr>
             <w:tcW w:w="7298" w:type="dxa"/>
-            <w:tcBorders/>
+            <w:tcBorders>
+              <w:top w:val="single" w:sz="4" w:space="0" w:color="000000"/>
+              <w:bottom w:val="single" w:sz="4" w:space="0" w:color="000000"/>
+            </w:tcBorders>
             <w:vAlign w:val="center"/>
           </w:tcPr>
           <w:p>
             <w:pPr>
               <w:pStyle w:val="TableContents"/>
-              <w:widowControl w:val="false"/>
-              <w:suppressLineNumbers/>
-              <w:bidi w:val="0"/>
+              <w:bidi w:val="0"/>
+              <w:spacing w:lineRule="auto" w:line="324"/>
+              <w:ind w:hanging="0" w:left="0" w:right="0"/>
               <w:jc w:val="left"/>
               <w:rPr/>
             </w:pPr>
@@ -3660,19 +3901,27 @@
         <w:tc>
           <w:tcPr>
             <w:tcW w:w="1728" w:type="dxa"/>
-            <w:tcBorders/>
+            <w:tcBorders>
+              <w:top w:val="single" w:sz="4" w:space="0" w:color="000000"/>
+              <w:bottom w:val="single" w:sz="4" w:space="0" w:color="000000"/>
+            </w:tcBorders>
             <w:vAlign w:val="center"/>
           </w:tcPr>
           <w:p>
             <w:pPr>
               <w:pStyle w:val="TableHeading"/>
-              <w:suppressLineNumbers/>
-              <w:bidi w:val="0"/>
-              <w:jc w:val="center"/>
-              <w:rPr/>
-            </w:pPr>
-            <w:r>
-              <w:rPr/>
+              <w:bidi w:val="0"/>
+              <w:spacing w:lineRule="auto" w:line="324"/>
+              <w:ind w:hanging="0" w:left="0" w:right="0"/>
+              <w:jc w:val="left"/>
+              <w:rPr>
+                <w:b/>
+              </w:rPr>
+            </w:pPr>
+            <w:r>
+              <w:rPr>
+                <w:b/>
+              </w:rPr>
               <w:t>Secuencia normal</w:t>
             </w:r>
           </w:p>
@@ -3680,7 +3929,10 @@
         <w:tc>
           <w:tcPr>
             <w:tcW w:w="7298" w:type="dxa"/>
-            <w:tcBorders/>
+            <w:tcBorders>
+              <w:top w:val="single" w:sz="4" w:space="0" w:color="000000"/>
+              <w:bottom w:val="single" w:sz="4" w:space="0" w:color="000000"/>
+            </w:tcBorders>
             <w:vAlign w:val="center"/>
           </w:tcPr>
           <w:p>
@@ -3695,7 +3947,8 @@
                 <w:tab w:val="left" w:pos="709" w:leader="none"/>
               </w:tabs>
               <w:bidi w:val="0"/>
-              <w:ind w:hanging="283" w:left="709"/>
+              <w:spacing w:lineRule="auto" w:line="324"/>
+              <w:ind w:hanging="283" w:left="709" w:right="0"/>
               <w:jc w:val="left"/>
               <w:rPr/>
             </w:pPr>
@@ -3716,7 +3969,8 @@
                 <w:tab w:val="left" w:pos="709" w:leader="none"/>
               </w:tabs>
               <w:bidi w:val="0"/>
-              <w:ind w:hanging="283" w:left="709"/>
+              <w:spacing w:lineRule="auto" w:line="324"/>
+              <w:ind w:hanging="283" w:left="709" w:right="0"/>
               <w:jc w:val="left"/>
               <w:rPr/>
             </w:pPr>
@@ -3737,7 +3991,8 @@
                 <w:tab w:val="left" w:pos="709" w:leader="none"/>
               </w:tabs>
               <w:bidi w:val="0"/>
-              <w:ind w:hanging="283" w:left="709"/>
+              <w:spacing w:lineRule="auto" w:line="324"/>
+              <w:ind w:hanging="283" w:left="709" w:right="0"/>
               <w:jc w:val="left"/>
               <w:rPr/>
             </w:pPr>
@@ -3758,7 +4013,8 @@
                 <w:tab w:val="left" w:pos="709" w:leader="none"/>
               </w:tabs>
               <w:bidi w:val="0"/>
-              <w:ind w:hanging="283" w:left="709"/>
+              <w:spacing w:lineRule="auto" w:line="324"/>
+              <w:ind w:hanging="283" w:left="709" w:right="0"/>
               <w:jc w:val="left"/>
               <w:rPr/>
             </w:pPr>
@@ -3779,7 +4035,8 @@
                 <w:tab w:val="left" w:pos="709" w:leader="none"/>
               </w:tabs>
               <w:bidi w:val="0"/>
-              <w:ind w:hanging="283" w:left="709"/>
+              <w:spacing w:lineRule="auto" w:line="324"/>
+              <w:ind w:hanging="283" w:left="709" w:right="0"/>
               <w:jc w:val="left"/>
               <w:rPr/>
             </w:pPr>
@@ -3800,8 +4057,8 @@
                 <w:tab w:val="left" w:pos="709" w:leader="none"/>
               </w:tabs>
               <w:bidi w:val="0"/>
-              <w:spacing w:before="0" w:after="283"/>
-              <w:ind w:hanging="283" w:left="709"/>
+              <w:spacing w:lineRule="auto" w:line="324" w:before="0" w:after="283"/>
+              <w:ind w:hanging="283" w:left="709" w:right="0"/>
               <w:jc w:val="left"/>
               <w:rPr/>
             </w:pPr>
@@ -3817,19 +4074,27 @@
         <w:tc>
           <w:tcPr>
             <w:tcW w:w="1728" w:type="dxa"/>
-            <w:tcBorders/>
+            <w:tcBorders>
+              <w:top w:val="single" w:sz="4" w:space="0" w:color="000000"/>
+              <w:bottom w:val="single" w:sz="4" w:space="0" w:color="000000"/>
+            </w:tcBorders>
             <w:vAlign w:val="center"/>
           </w:tcPr>
           <w:p>
             <w:pPr>
               <w:pStyle w:val="TableHeading"/>
-              <w:suppressLineNumbers/>
-              <w:bidi w:val="0"/>
-              <w:jc w:val="center"/>
-              <w:rPr/>
-            </w:pPr>
-            <w:r>
-              <w:rPr/>
+              <w:bidi w:val="0"/>
+              <w:spacing w:lineRule="auto" w:line="324"/>
+              <w:ind w:hanging="0" w:left="0" w:right="0"/>
+              <w:jc w:val="left"/>
+              <w:rPr>
+                <w:b/>
+              </w:rPr>
+            </w:pPr>
+            <w:r>
+              <w:rPr>
+                <w:b/>
+              </w:rPr>
               <w:t>Flujos alternos</w:t>
             </w:r>
           </w:p>
@@ -3837,7 +4102,10 @@
         <w:tc>
           <w:tcPr>
             <w:tcW w:w="7298" w:type="dxa"/>
-            <w:tcBorders/>
+            <w:tcBorders>
+              <w:top w:val="single" w:sz="4" w:space="0" w:color="000000"/>
+              <w:bottom w:val="single" w:sz="4" w:space="0" w:color="000000"/>
+            </w:tcBorders>
             <w:vAlign w:val="center"/>
           </w:tcPr>
           <w:p>
@@ -3852,7 +4120,8 @@
                 <w:tab w:val="left" w:pos="709" w:leader="none"/>
               </w:tabs>
               <w:bidi w:val="0"/>
-              <w:ind w:hanging="283" w:left="709"/>
+              <w:spacing w:lineRule="auto" w:line="324"/>
+              <w:ind w:hanging="283" w:left="709" w:right="0"/>
               <w:jc w:val="left"/>
               <w:rPr/>
             </w:pPr>
@@ -3873,8 +4142,8 @@
                 <w:tab w:val="left" w:pos="709" w:leader="none"/>
               </w:tabs>
               <w:bidi w:val="0"/>
-              <w:spacing w:before="0" w:after="283"/>
-              <w:ind w:hanging="283" w:left="709"/>
+              <w:spacing w:lineRule="auto" w:line="324" w:before="0" w:after="283"/>
+              <w:ind w:hanging="283" w:left="709" w:right="0"/>
               <w:jc w:val="left"/>
               <w:rPr/>
             </w:pPr>
@@ -3890,19 +4159,27 @@
         <w:tc>
           <w:tcPr>
             <w:tcW w:w="1728" w:type="dxa"/>
-            <w:tcBorders/>
+            <w:tcBorders>
+              <w:top w:val="single" w:sz="4" w:space="0" w:color="000000"/>
+              <w:bottom w:val="single" w:sz="4" w:space="0" w:color="000000"/>
+            </w:tcBorders>
             <w:vAlign w:val="center"/>
           </w:tcPr>
           <w:p>
             <w:pPr>
               <w:pStyle w:val="TableHeading"/>
-              <w:suppressLineNumbers/>
-              <w:bidi w:val="0"/>
-              <w:jc w:val="center"/>
-              <w:rPr/>
-            </w:pPr>
-            <w:r>
-              <w:rPr/>
+              <w:bidi w:val="0"/>
+              <w:spacing w:lineRule="auto" w:line="324"/>
+              <w:ind w:hanging="0" w:left="0" w:right="0"/>
+              <w:jc w:val="left"/>
+              <w:rPr>
+                <w:b/>
+              </w:rPr>
+            </w:pPr>
+            <w:r>
+              <w:rPr>
+                <w:b/>
+              </w:rPr>
               <w:t>Postcondición</w:t>
             </w:r>
           </w:p>
@@ -3910,15 +4187,18 @@
         <w:tc>
           <w:tcPr>
             <w:tcW w:w="7298" w:type="dxa"/>
-            <w:tcBorders/>
+            <w:tcBorders>
+              <w:top w:val="single" w:sz="4" w:space="0" w:color="000000"/>
+              <w:bottom w:val="single" w:sz="4" w:space="0" w:color="000000"/>
+            </w:tcBorders>
             <w:vAlign w:val="center"/>
           </w:tcPr>
           <w:p>
             <w:pPr>
               <w:pStyle w:val="TableContents"/>
-              <w:widowControl w:val="false"/>
-              <w:suppressLineNumbers/>
-              <w:bidi w:val="0"/>
+              <w:bidi w:val="0"/>
+              <w:spacing w:lineRule="auto" w:line="324"/>
+              <w:ind w:hanging="0" w:left="0" w:right="0"/>
               <w:jc w:val="left"/>
               <w:rPr/>
             </w:pPr>
@@ -3934,19 +4214,27 @@
         <w:tc>
           <w:tcPr>
             <w:tcW w:w="1728" w:type="dxa"/>
-            <w:tcBorders/>
+            <w:tcBorders>
+              <w:top w:val="single" w:sz="4" w:space="0" w:color="000000"/>
+              <w:bottom w:val="single" w:sz="4" w:space="0" w:color="000000"/>
+            </w:tcBorders>
             <w:vAlign w:val="center"/>
           </w:tcPr>
           <w:p>
             <w:pPr>
               <w:pStyle w:val="TableHeading"/>
-              <w:suppressLineNumbers/>
-              <w:bidi w:val="0"/>
-              <w:jc w:val="center"/>
-              <w:rPr/>
-            </w:pPr>
-            <w:r>
-              <w:rPr/>
+              <w:bidi w:val="0"/>
+              <w:spacing w:lineRule="auto" w:line="324"/>
+              <w:ind w:hanging="0" w:left="0" w:right="0"/>
+              <w:jc w:val="left"/>
+              <w:rPr>
+                <w:b/>
+              </w:rPr>
+            </w:pPr>
+            <w:r>
+              <w:rPr>
+                <w:b/>
+              </w:rPr>
               <w:t>Excepciones</w:t>
             </w:r>
           </w:p>
@@ -3954,15 +4242,17 @@
         <w:tc>
           <w:tcPr>
             <w:tcW w:w="7298" w:type="dxa"/>
-            <w:tcBorders/>
+            <w:tcBorders>
+              <w:top w:val="single" w:sz="4" w:space="0" w:color="000000"/>
+              <w:bottom w:val="single" w:sz="4" w:space="0" w:color="000000"/>
+            </w:tcBorders>
             <w:vAlign w:val="center"/>
           </w:tcPr>
           <w:p>
             <w:pPr>
               <w:pStyle w:val="TableContents"/>
-              <w:widowControl w:val="false"/>
-              <w:suppressLineNumbers/>
-              <w:bidi w:val="0"/>
+              <w:bidi w:val="0"/>
+              <w:spacing w:lineRule="auto" w:line="324"/>
               <w:jc w:val="left"/>
               <w:rPr/>
             </w:pPr>
@@ -4020,9 +4310,9 @@
         <w:tblLayout w:type="fixed"/>
         <w:tblCellMar>
           <w:top w:w="28" w:type="dxa"/>
-          <w:left w:w="28" w:type="dxa"/>
+          <w:left w:w="0" w:type="dxa"/>
           <w:bottom w:w="28" w:type="dxa"/>
-          <w:right w:w="28" w:type="dxa"/>
+          <w:right w:w="0" w:type="dxa"/>
         </w:tblCellMar>
       </w:tblPr>
       <w:tblGrid>
@@ -4034,19 +4324,27 @@
         <w:tc>
           <w:tcPr>
             <w:tcW w:w="1666" w:type="dxa"/>
-            <w:tcBorders/>
+            <w:tcBorders>
+              <w:top w:val="single" w:sz="4" w:space="0" w:color="000000"/>
+              <w:bottom w:val="single" w:sz="4" w:space="0" w:color="000000"/>
+            </w:tcBorders>
             <w:vAlign w:val="center"/>
           </w:tcPr>
           <w:p>
             <w:pPr>
               <w:pStyle w:val="TableHeading"/>
-              <w:suppressLineNumbers/>
-              <w:bidi w:val="0"/>
-              <w:jc w:val="center"/>
-              <w:rPr/>
-            </w:pPr>
-            <w:r>
-              <w:rPr/>
+              <w:bidi w:val="0"/>
+              <w:spacing w:lineRule="auto" w:line="324"/>
+              <w:ind w:hanging="0" w:left="0" w:right="0"/>
+              <w:jc w:val="left"/>
+              <w:rPr>
+                <w:b/>
+              </w:rPr>
+            </w:pPr>
+            <w:r>
+              <w:rPr>
+                <w:b/>
+              </w:rPr>
               <w:t>Descripción</w:t>
             </w:r>
           </w:p>
@@ -4054,15 +4352,18 @@
         <w:tc>
           <w:tcPr>
             <w:tcW w:w="7360" w:type="dxa"/>
-            <w:tcBorders/>
+            <w:tcBorders>
+              <w:top w:val="single" w:sz="4" w:space="0" w:color="000000"/>
+              <w:bottom w:val="single" w:sz="4" w:space="0" w:color="000000"/>
+            </w:tcBorders>
             <w:vAlign w:val="center"/>
           </w:tcPr>
           <w:p>
             <w:pPr>
               <w:pStyle w:val="TableContents"/>
-              <w:widowControl w:val="false"/>
-              <w:suppressLineNumbers/>
-              <w:bidi w:val="0"/>
+              <w:bidi w:val="0"/>
+              <w:spacing w:lineRule="auto" w:line="324"/>
+              <w:ind w:hanging="0" w:left="0" w:right="0"/>
               <w:jc w:val="left"/>
               <w:rPr/>
             </w:pPr>
@@ -4078,19 +4379,27 @@
         <w:tc>
           <w:tcPr>
             <w:tcW w:w="1666" w:type="dxa"/>
-            <w:tcBorders/>
+            <w:tcBorders>
+              <w:top w:val="single" w:sz="4" w:space="0" w:color="000000"/>
+              <w:bottom w:val="single" w:sz="4" w:space="0" w:color="000000"/>
+            </w:tcBorders>
             <w:vAlign w:val="center"/>
           </w:tcPr>
           <w:p>
             <w:pPr>
               <w:pStyle w:val="TableHeading"/>
-              <w:suppressLineNumbers/>
-              <w:bidi w:val="0"/>
-              <w:jc w:val="center"/>
-              <w:rPr/>
-            </w:pPr>
-            <w:r>
-              <w:rPr/>
+              <w:bidi w:val="0"/>
+              <w:spacing w:lineRule="auto" w:line="324"/>
+              <w:ind w:hanging="0" w:left="0" w:right="0"/>
+              <w:jc w:val="left"/>
+              <w:rPr>
+                <w:b/>
+              </w:rPr>
+            </w:pPr>
+            <w:r>
+              <w:rPr>
+                <w:b/>
+              </w:rPr>
               <w:t>Precondición</w:t>
             </w:r>
           </w:p>
@@ -4098,15 +4407,18 @@
         <w:tc>
           <w:tcPr>
             <w:tcW w:w="7360" w:type="dxa"/>
-            <w:tcBorders/>
+            <w:tcBorders>
+              <w:top w:val="single" w:sz="4" w:space="0" w:color="000000"/>
+              <w:bottom w:val="single" w:sz="4" w:space="0" w:color="000000"/>
+            </w:tcBorders>
             <w:vAlign w:val="center"/>
           </w:tcPr>
           <w:p>
             <w:pPr>
               <w:pStyle w:val="TableContents"/>
-              <w:widowControl w:val="false"/>
-              <w:suppressLineNumbers/>
-              <w:bidi w:val="0"/>
+              <w:bidi w:val="0"/>
+              <w:spacing w:lineRule="auto" w:line="324"/>
+              <w:ind w:hanging="0" w:left="0" w:right="0"/>
               <w:jc w:val="left"/>
               <w:rPr/>
             </w:pPr>
@@ -4122,19 +4434,27 @@
         <w:tc>
           <w:tcPr>
             <w:tcW w:w="1666" w:type="dxa"/>
-            <w:tcBorders/>
+            <w:tcBorders>
+              <w:top w:val="single" w:sz="4" w:space="0" w:color="000000"/>
+              <w:bottom w:val="single" w:sz="4" w:space="0" w:color="000000"/>
+            </w:tcBorders>
             <w:vAlign w:val="center"/>
           </w:tcPr>
           <w:p>
             <w:pPr>
               <w:pStyle w:val="TableHeading"/>
-              <w:suppressLineNumbers/>
-              <w:bidi w:val="0"/>
-              <w:jc w:val="center"/>
-              <w:rPr/>
-            </w:pPr>
-            <w:r>
-              <w:rPr/>
+              <w:bidi w:val="0"/>
+              <w:spacing w:lineRule="auto" w:line="324"/>
+              <w:ind w:hanging="0" w:left="0" w:right="0"/>
+              <w:jc w:val="left"/>
+              <w:rPr>
+                <w:b/>
+              </w:rPr>
+            </w:pPr>
+            <w:r>
+              <w:rPr>
+                <w:b/>
+              </w:rPr>
               <w:t>Secuencia normal</w:t>
             </w:r>
           </w:p>
@@ -4142,7 +4462,10 @@
         <w:tc>
           <w:tcPr>
             <w:tcW w:w="7360" w:type="dxa"/>
-            <w:tcBorders/>
+            <w:tcBorders>
+              <w:top w:val="single" w:sz="4" w:space="0" w:color="000000"/>
+              <w:bottom w:val="single" w:sz="4" w:space="0" w:color="000000"/>
+            </w:tcBorders>
             <w:vAlign w:val="center"/>
           </w:tcPr>
           <w:p>
@@ -4157,7 +4480,8 @@
                 <w:tab w:val="left" w:pos="709" w:leader="none"/>
               </w:tabs>
               <w:bidi w:val="0"/>
-              <w:ind w:hanging="283" w:left="709"/>
+              <w:spacing w:lineRule="auto" w:line="324"/>
+              <w:ind w:hanging="283" w:left="709" w:right="0"/>
               <w:jc w:val="left"/>
               <w:rPr/>
             </w:pPr>
@@ -4178,7 +4502,8 @@
                 <w:tab w:val="left" w:pos="709" w:leader="none"/>
               </w:tabs>
               <w:bidi w:val="0"/>
-              <w:ind w:hanging="283" w:left="709"/>
+              <w:spacing w:lineRule="auto" w:line="324"/>
+              <w:ind w:hanging="283" w:left="709" w:right="0"/>
               <w:jc w:val="left"/>
               <w:rPr/>
             </w:pPr>
@@ -4199,7 +4524,8 @@
                 <w:tab w:val="left" w:pos="709" w:leader="none"/>
               </w:tabs>
               <w:bidi w:val="0"/>
-              <w:ind w:hanging="283" w:left="709"/>
+              <w:spacing w:lineRule="auto" w:line="324"/>
+              <w:ind w:hanging="283" w:left="709" w:right="0"/>
               <w:jc w:val="left"/>
               <w:rPr/>
             </w:pPr>
@@ -4220,8 +4546,8 @@
                 <w:tab w:val="left" w:pos="709" w:leader="none"/>
               </w:tabs>
               <w:bidi w:val="0"/>
-              <w:spacing w:before="0" w:after="283"/>
-              <w:ind w:hanging="283" w:left="709"/>
+              <w:spacing w:lineRule="auto" w:line="324" w:before="0" w:after="283"/>
+              <w:ind w:hanging="283" w:left="709" w:right="0"/>
               <w:jc w:val="left"/>
               <w:rPr/>
             </w:pPr>
@@ -4237,19 +4563,27 @@
         <w:tc>
           <w:tcPr>
             <w:tcW w:w="1666" w:type="dxa"/>
-            <w:tcBorders/>
+            <w:tcBorders>
+              <w:top w:val="single" w:sz="4" w:space="0" w:color="000000"/>
+              <w:bottom w:val="single" w:sz="4" w:space="0" w:color="000000"/>
+            </w:tcBorders>
             <w:vAlign w:val="center"/>
           </w:tcPr>
           <w:p>
             <w:pPr>
               <w:pStyle w:val="TableHeading"/>
-              <w:suppressLineNumbers/>
-              <w:bidi w:val="0"/>
-              <w:jc w:val="center"/>
-              <w:rPr/>
-            </w:pPr>
-            <w:r>
-              <w:rPr/>
+              <w:bidi w:val="0"/>
+              <w:spacing w:lineRule="auto" w:line="324"/>
+              <w:ind w:hanging="0" w:left="0" w:right="0"/>
+              <w:jc w:val="left"/>
+              <w:rPr>
+                <w:b/>
+              </w:rPr>
+            </w:pPr>
+            <w:r>
+              <w:rPr>
+                <w:b/>
+              </w:rPr>
               <w:t>Flujos alternos</w:t>
             </w:r>
           </w:p>
@@ -4257,7 +4591,10 @@
         <w:tc>
           <w:tcPr>
             <w:tcW w:w="7360" w:type="dxa"/>
-            <w:tcBorders/>
+            <w:tcBorders>
+              <w:top w:val="single" w:sz="4" w:space="0" w:color="000000"/>
+              <w:bottom w:val="single" w:sz="4" w:space="0" w:color="000000"/>
+            </w:tcBorders>
             <w:vAlign w:val="center"/>
           </w:tcPr>
           <w:p>
@@ -4272,7 +4609,8 @@
                 <w:tab w:val="left" w:pos="709" w:leader="none"/>
               </w:tabs>
               <w:bidi w:val="0"/>
-              <w:ind w:hanging="283" w:left="709"/>
+              <w:spacing w:lineRule="auto" w:line="324"/>
+              <w:ind w:hanging="283" w:left="709" w:right="0"/>
               <w:jc w:val="left"/>
               <w:rPr/>
             </w:pPr>
@@ -4293,7 +4631,8 @@
                 <w:tab w:val="left" w:pos="709" w:leader="none"/>
               </w:tabs>
               <w:bidi w:val="0"/>
-              <w:ind w:hanging="283" w:left="709"/>
+              <w:spacing w:lineRule="auto" w:line="324"/>
+              <w:ind w:hanging="283" w:left="709" w:right="0"/>
               <w:jc w:val="left"/>
               <w:rPr/>
             </w:pPr>
@@ -4314,7 +4653,8 @@
                 <w:tab w:val="left" w:pos="709" w:leader="none"/>
               </w:tabs>
               <w:bidi w:val="0"/>
-              <w:ind w:hanging="283" w:left="709"/>
+              <w:spacing w:lineRule="auto" w:line="324"/>
+              <w:ind w:hanging="283" w:left="709" w:right="0"/>
               <w:jc w:val="left"/>
               <w:rPr/>
             </w:pPr>
@@ -4335,8 +4675,8 @@
                 <w:tab w:val="left" w:pos="709" w:leader="none"/>
               </w:tabs>
               <w:bidi w:val="0"/>
-              <w:spacing w:before="0" w:after="283"/>
-              <w:ind w:hanging="283" w:left="709"/>
+              <w:spacing w:lineRule="auto" w:line="324" w:before="0" w:after="283"/>
+              <w:ind w:hanging="283" w:left="709" w:right="0"/>
               <w:jc w:val="left"/>
               <w:rPr/>
             </w:pPr>
@@ -4352,19 +4692,27 @@
         <w:tc>
           <w:tcPr>
             <w:tcW w:w="1666" w:type="dxa"/>
-            <w:tcBorders/>
+            <w:tcBorders>
+              <w:top w:val="single" w:sz="4" w:space="0" w:color="000000"/>
+              <w:bottom w:val="single" w:sz="4" w:space="0" w:color="000000"/>
+            </w:tcBorders>
             <w:vAlign w:val="center"/>
           </w:tcPr>
           <w:p>
             <w:pPr>
               <w:pStyle w:val="TableHeading"/>
-              <w:suppressLineNumbers/>
-              <w:bidi w:val="0"/>
-              <w:jc w:val="center"/>
-              <w:rPr/>
-            </w:pPr>
-            <w:r>
-              <w:rPr/>
+              <w:bidi w:val="0"/>
+              <w:spacing w:lineRule="auto" w:line="324"/>
+              <w:ind w:hanging="0" w:left="0" w:right="0"/>
+              <w:jc w:val="left"/>
+              <w:rPr>
+                <w:b/>
+              </w:rPr>
+            </w:pPr>
+            <w:r>
+              <w:rPr>
+                <w:b/>
+              </w:rPr>
               <w:t>Postcondición</w:t>
             </w:r>
           </w:p>
@@ -4372,15 +4720,17 @@
         <w:tc>
           <w:tcPr>
             <w:tcW w:w="7360" w:type="dxa"/>
-            <w:tcBorders/>
+            <w:tcBorders>
+              <w:top w:val="single" w:sz="4" w:space="0" w:color="000000"/>
+              <w:bottom w:val="single" w:sz="4" w:space="0" w:color="000000"/>
+            </w:tcBorders>
             <w:vAlign w:val="center"/>
           </w:tcPr>
           <w:p>
             <w:pPr>
               <w:pStyle w:val="TableContents"/>
-              <w:widowControl w:val="false"/>
-              <w:suppressLineNumbers/>
-              <w:bidi w:val="0"/>
+              <w:bidi w:val="0"/>
+              <w:spacing w:lineRule="auto" w:line="324"/>
               <w:jc w:val="left"/>
               <w:rPr/>
             </w:pPr>
@@ -4438,9 +4788,9 @@
         <w:tblLayout w:type="fixed"/>
         <w:tblCellMar>
           <w:top w:w="28" w:type="dxa"/>
-          <w:left w:w="28" w:type="dxa"/>
+          <w:left w:w="0" w:type="dxa"/>
           <w:bottom w:w="28" w:type="dxa"/>
-          <w:right w:w="28" w:type="dxa"/>
+          <w:right w:w="0" w:type="dxa"/>
         </w:tblCellMar>
       </w:tblPr>
       <w:tblGrid>
@@ -4452,19 +4802,27 @@
         <w:tc>
           <w:tcPr>
             <w:tcW w:w="1669" w:type="dxa"/>
-            <w:tcBorders/>
+            <w:tcBorders>
+              <w:top w:val="single" w:sz="4" w:space="0" w:color="000000"/>
+              <w:bottom w:val="single" w:sz="4" w:space="0" w:color="000000"/>
+            </w:tcBorders>
             <w:vAlign w:val="center"/>
           </w:tcPr>
           <w:p>
             <w:pPr>
               <w:pStyle w:val="TableHeading"/>
-              <w:suppressLineNumbers/>
-              <w:bidi w:val="0"/>
-              <w:jc w:val="center"/>
-              <w:rPr/>
-            </w:pPr>
-            <w:r>
-              <w:rPr/>
+              <w:bidi w:val="0"/>
+              <w:spacing w:lineRule="auto" w:line="324"/>
+              <w:ind w:hanging="0" w:left="0" w:right="0"/>
+              <w:jc w:val="left"/>
+              <w:rPr>
+                <w:b/>
+              </w:rPr>
+            </w:pPr>
+            <w:r>
+              <w:rPr>
+                <w:b/>
+              </w:rPr>
               <w:t>Descripción</w:t>
             </w:r>
           </w:p>
@@ -4472,15 +4830,18 @@
         <w:tc>
           <w:tcPr>
             <w:tcW w:w="7357" w:type="dxa"/>
-            <w:tcBorders/>
+            <w:tcBorders>
+              <w:top w:val="single" w:sz="4" w:space="0" w:color="000000"/>
+              <w:bottom w:val="single" w:sz="4" w:space="0" w:color="000000"/>
+            </w:tcBorders>
             <w:vAlign w:val="center"/>
           </w:tcPr>
           <w:p>
             <w:pPr>
               <w:pStyle w:val="TableContents"/>
-              <w:widowControl w:val="false"/>
-              <w:suppressLineNumbers/>
-              <w:bidi w:val="0"/>
+              <w:bidi w:val="0"/>
+              <w:spacing w:lineRule="auto" w:line="324"/>
+              <w:ind w:hanging="0" w:left="0" w:right="0"/>
               <w:jc w:val="left"/>
               <w:rPr/>
             </w:pPr>
@@ -4496,19 +4857,27 @@
         <w:tc>
           <w:tcPr>
             <w:tcW w:w="1669" w:type="dxa"/>
-            <w:tcBorders/>
+            <w:tcBorders>
+              <w:top w:val="single" w:sz="4" w:space="0" w:color="000000"/>
+              <w:bottom w:val="single" w:sz="4" w:space="0" w:color="000000"/>
+            </w:tcBorders>
             <w:vAlign w:val="center"/>
           </w:tcPr>
           <w:p>
             <w:pPr>
               <w:pStyle w:val="TableHeading"/>
-              <w:suppressLineNumbers/>
-              <w:bidi w:val="0"/>
-              <w:jc w:val="center"/>
-              <w:rPr/>
-            </w:pPr>
-            <w:r>
-              <w:rPr/>
+              <w:bidi w:val="0"/>
+              <w:spacing w:lineRule="auto" w:line="324"/>
+              <w:ind w:hanging="0" w:left="0" w:right="0"/>
+              <w:jc w:val="left"/>
+              <w:rPr>
+                <w:b/>
+              </w:rPr>
+            </w:pPr>
+            <w:r>
+              <w:rPr>
+                <w:b/>
+              </w:rPr>
               <w:t>Precondición</w:t>
             </w:r>
           </w:p>
@@ -4516,15 +4885,18 @@
         <w:tc>
           <w:tcPr>
             <w:tcW w:w="7357" w:type="dxa"/>
-            <w:tcBorders/>
+            <w:tcBorders>
+              <w:top w:val="single" w:sz="4" w:space="0" w:color="000000"/>
+              <w:bottom w:val="single" w:sz="4" w:space="0" w:color="000000"/>
+            </w:tcBorders>
             <w:vAlign w:val="center"/>
           </w:tcPr>
           <w:p>
             <w:pPr>
               <w:pStyle w:val="TableContents"/>
-              <w:widowControl w:val="false"/>
-              <w:suppressLineNumbers/>
-              <w:bidi w:val="0"/>
+              <w:bidi w:val="0"/>
+              <w:spacing w:lineRule="auto" w:line="324"/>
+              <w:ind w:hanging="0" w:left="0" w:right="0"/>
               <w:jc w:val="left"/>
               <w:rPr/>
             </w:pPr>
@@ -4540,19 +4912,27 @@
         <w:tc>
           <w:tcPr>
             <w:tcW w:w="1669" w:type="dxa"/>
-            <w:tcBorders/>
+            <w:tcBorders>
+              <w:top w:val="single" w:sz="4" w:space="0" w:color="000000"/>
+              <w:bottom w:val="single" w:sz="4" w:space="0" w:color="000000"/>
+            </w:tcBorders>
             <w:vAlign w:val="center"/>
           </w:tcPr>
           <w:p>
             <w:pPr>
               <w:pStyle w:val="TableHeading"/>
-              <w:suppressLineNumbers/>
-              <w:bidi w:val="0"/>
-              <w:jc w:val="center"/>
-              <w:rPr/>
-            </w:pPr>
-            <w:r>
-              <w:rPr/>
+              <w:bidi w:val="0"/>
+              <w:spacing w:lineRule="auto" w:line="324"/>
+              <w:ind w:hanging="0" w:left="0" w:right="0"/>
+              <w:jc w:val="left"/>
+              <w:rPr>
+                <w:b/>
+              </w:rPr>
+            </w:pPr>
+            <w:r>
+              <w:rPr>
+                <w:b/>
+              </w:rPr>
               <w:t>Secuencia normal</w:t>
             </w:r>
           </w:p>
@@ -4560,7 +4940,10 @@
         <w:tc>
           <w:tcPr>
             <w:tcW w:w="7357" w:type="dxa"/>
-            <w:tcBorders/>
+            <w:tcBorders>
+              <w:top w:val="single" w:sz="4" w:space="0" w:color="000000"/>
+              <w:bottom w:val="single" w:sz="4" w:space="0" w:color="000000"/>
+            </w:tcBorders>
             <w:vAlign w:val="center"/>
           </w:tcPr>
           <w:p>
@@ -4575,7 +4958,8 @@
                 <w:tab w:val="left" w:pos="709" w:leader="none"/>
               </w:tabs>
               <w:bidi w:val="0"/>
-              <w:ind w:hanging="283" w:left="709"/>
+              <w:spacing w:lineRule="auto" w:line="324"/>
+              <w:ind w:hanging="283" w:left="709" w:right="0"/>
               <w:jc w:val="left"/>
               <w:rPr/>
             </w:pPr>
@@ -4596,7 +4980,8 @@
                 <w:tab w:val="left" w:pos="709" w:leader="none"/>
               </w:tabs>
               <w:bidi w:val="0"/>
-              <w:ind w:hanging="283" w:left="709"/>
+              <w:spacing w:lineRule="auto" w:line="324"/>
+              <w:ind w:hanging="283" w:left="709" w:right="0"/>
               <w:jc w:val="left"/>
               <w:rPr/>
             </w:pPr>
@@ -4617,7 +5002,8 @@
                 <w:tab w:val="left" w:pos="709" w:leader="none"/>
               </w:tabs>
               <w:bidi w:val="0"/>
-              <w:ind w:hanging="283" w:left="709"/>
+              <w:spacing w:lineRule="auto" w:line="324"/>
+              <w:ind w:hanging="283" w:left="709" w:right="0"/>
               <w:jc w:val="left"/>
               <w:rPr/>
             </w:pPr>
@@ -4638,7 +5024,8 @@
                 <w:tab w:val="left" w:pos="709" w:leader="none"/>
               </w:tabs>
               <w:bidi w:val="0"/>
-              <w:ind w:hanging="283" w:left="709"/>
+              <w:spacing w:lineRule="auto" w:line="324"/>
+              <w:ind w:hanging="283" w:left="709" w:right="0"/>
               <w:jc w:val="left"/>
               <w:rPr/>
             </w:pPr>
@@ -4659,8 +5046,8 @@
                 <w:tab w:val="left" w:pos="709" w:leader="none"/>
               </w:tabs>
               <w:bidi w:val="0"/>
-              <w:spacing w:before="0" w:after="283"/>
-              <w:ind w:hanging="283" w:left="709"/>
+              <w:spacing w:lineRule="auto" w:line="324" w:before="0" w:after="283"/>
+              <w:ind w:hanging="283" w:left="709" w:right="0"/>
               <w:jc w:val="left"/>
               <w:rPr/>
             </w:pPr>
@@ -4676,19 +5063,27 @@
         <w:tc>
           <w:tcPr>
             <w:tcW w:w="1669" w:type="dxa"/>
-            <w:tcBorders/>
+            <w:tcBorders>
+              <w:top w:val="single" w:sz="4" w:space="0" w:color="000000"/>
+              <w:bottom w:val="single" w:sz="4" w:space="0" w:color="000000"/>
+            </w:tcBorders>
             <w:vAlign w:val="center"/>
           </w:tcPr>
           <w:p>
             <w:pPr>
               <w:pStyle w:val="TableHeading"/>
-              <w:suppressLineNumbers/>
-              <w:bidi w:val="0"/>
-              <w:jc w:val="center"/>
-              <w:rPr/>
-            </w:pPr>
-            <w:r>
-              <w:rPr/>
+              <w:bidi w:val="0"/>
+              <w:spacing w:lineRule="auto" w:line="324"/>
+              <w:ind w:hanging="0" w:left="0" w:right="0"/>
+              <w:jc w:val="left"/>
+              <w:rPr>
+                <w:b/>
+              </w:rPr>
+            </w:pPr>
+            <w:r>
+              <w:rPr>
+                <w:b/>
+              </w:rPr>
               <w:t>Flujos alternos</w:t>
             </w:r>
           </w:p>
@@ -4696,7 +5091,10 @@
         <w:tc>
           <w:tcPr>
             <w:tcW w:w="7357" w:type="dxa"/>
-            <w:tcBorders/>
+            <w:tcBorders>
+              <w:top w:val="single" w:sz="4" w:space="0" w:color="000000"/>
+              <w:bottom w:val="single" w:sz="4" w:space="0" w:color="000000"/>
+            </w:tcBorders>
             <w:vAlign w:val="center"/>
           </w:tcPr>
           <w:p>
@@ -4711,7 +5109,8 @@
                 <w:tab w:val="left" w:pos="709" w:leader="none"/>
               </w:tabs>
               <w:bidi w:val="0"/>
-              <w:ind w:hanging="283" w:left="709"/>
+              <w:spacing w:lineRule="auto" w:line="324"/>
+              <w:ind w:hanging="283" w:left="709" w:right="0"/>
               <w:jc w:val="left"/>
               <w:rPr/>
             </w:pPr>
@@ -4732,8 +5131,8 @@
                 <w:tab w:val="left" w:pos="709" w:leader="none"/>
               </w:tabs>
               <w:bidi w:val="0"/>
-              <w:spacing w:before="0" w:after="283"/>
-              <w:ind w:hanging="283" w:left="709"/>
+              <w:spacing w:lineRule="auto" w:line="324" w:before="0" w:after="283"/>
+              <w:ind w:hanging="283" w:left="709" w:right="0"/>
               <w:jc w:val="left"/>
               <w:rPr/>
             </w:pPr>
@@ -4749,19 +5148,27 @@
         <w:tc>
           <w:tcPr>
             <w:tcW w:w="1669" w:type="dxa"/>
-            <w:tcBorders/>
+            <w:tcBorders>
+              <w:top w:val="single" w:sz="4" w:space="0" w:color="000000"/>
+              <w:bottom w:val="single" w:sz="4" w:space="0" w:color="000000"/>
+            </w:tcBorders>
             <w:vAlign w:val="center"/>
           </w:tcPr>
           <w:p>
             <w:pPr>
               <w:pStyle w:val="TableHeading"/>
-              <w:suppressLineNumbers/>
-              <w:bidi w:val="0"/>
-              <w:jc w:val="center"/>
-              <w:rPr/>
-            </w:pPr>
-            <w:r>
-              <w:rPr/>
+              <w:bidi w:val="0"/>
+              <w:spacing w:lineRule="auto" w:line="324"/>
+              <w:ind w:hanging="0" w:left="0" w:right="0"/>
+              <w:jc w:val="left"/>
+              <w:rPr>
+                <w:b/>
+              </w:rPr>
+            </w:pPr>
+            <w:r>
+              <w:rPr>
+                <w:b/>
+              </w:rPr>
               <w:t>Postcondición</w:t>
             </w:r>
           </w:p>
@@ -4769,15 +5176,18 @@
         <w:tc>
           <w:tcPr>
             <w:tcW w:w="7357" w:type="dxa"/>
-            <w:tcBorders/>
+            <w:tcBorders>
+              <w:top w:val="single" w:sz="4" w:space="0" w:color="000000"/>
+              <w:bottom w:val="single" w:sz="4" w:space="0" w:color="000000"/>
+            </w:tcBorders>
             <w:vAlign w:val="center"/>
           </w:tcPr>
           <w:p>
             <w:pPr>
               <w:pStyle w:val="TableContents"/>
-              <w:widowControl w:val="false"/>
-              <w:suppressLineNumbers/>
-              <w:bidi w:val="0"/>
+              <w:bidi w:val="0"/>
+              <w:spacing w:lineRule="auto" w:line="324"/>
+              <w:ind w:hanging="0" w:left="0" w:right="0"/>
               <w:jc w:val="left"/>
               <w:rPr/>
             </w:pPr>
@@ -4793,19 +5203,27 @@
         <w:tc>
           <w:tcPr>
             <w:tcW w:w="1669" w:type="dxa"/>
-            <w:tcBorders/>
+            <w:tcBorders>
+              <w:top w:val="single" w:sz="4" w:space="0" w:color="000000"/>
+              <w:bottom w:val="single" w:sz="4" w:space="0" w:color="000000"/>
+            </w:tcBorders>
             <w:vAlign w:val="center"/>
           </w:tcPr>
           <w:p>
             <w:pPr>
               <w:pStyle w:val="TableHeading"/>
-              <w:suppressLineNumbers/>
-              <w:bidi w:val="0"/>
-              <w:jc w:val="center"/>
-              <w:rPr/>
-            </w:pPr>
-            <w:r>
-              <w:rPr/>
+              <w:bidi w:val="0"/>
+              <w:spacing w:lineRule="auto" w:line="324"/>
+              <w:ind w:hanging="0" w:left="0" w:right="0"/>
+              <w:jc w:val="left"/>
+              <w:rPr>
+                <w:b/>
+              </w:rPr>
+            </w:pPr>
+            <w:r>
+              <w:rPr>
+                <w:b/>
+              </w:rPr>
               <w:t>Excepciones</w:t>
             </w:r>
           </w:p>
@@ -4813,15 +5231,17 @@
         <w:tc>
           <w:tcPr>
             <w:tcW w:w="7357" w:type="dxa"/>
-            <w:tcBorders/>
+            <w:tcBorders>
+              <w:top w:val="single" w:sz="4" w:space="0" w:color="000000"/>
+              <w:bottom w:val="single" w:sz="4" w:space="0" w:color="000000"/>
+            </w:tcBorders>
             <w:vAlign w:val="center"/>
           </w:tcPr>
           <w:p>
             <w:pPr>
               <w:pStyle w:val="TableContents"/>
-              <w:widowControl w:val="false"/>
-              <w:suppressLineNumbers/>
-              <w:bidi w:val="0"/>
+              <w:bidi w:val="0"/>
+              <w:spacing w:lineRule="auto" w:line="324"/>
               <w:jc w:val="left"/>
               <w:rPr/>
             </w:pPr>
@@ -4879,9 +5299,9 @@
         <w:tblLayout w:type="fixed"/>
         <w:tblCellMar>
           <w:top w:w="28" w:type="dxa"/>
-          <w:left w:w="28" w:type="dxa"/>
+          <w:left w:w="0" w:type="dxa"/>
           <w:bottom w:w="28" w:type="dxa"/>
-          <w:right w:w="28" w:type="dxa"/>
+          <w:right w:w="0" w:type="dxa"/>
         </w:tblCellMar>
       </w:tblPr>
       <w:tblGrid>
@@ -4893,19 +5313,27 @@
         <w:tc>
           <w:tcPr>
             <w:tcW w:w="1679" w:type="dxa"/>
-            <w:tcBorders/>
+            <w:tcBorders>
+              <w:top w:val="single" w:sz="4" w:space="0" w:color="000000"/>
+              <w:bottom w:val="single" w:sz="4" w:space="0" w:color="000000"/>
+            </w:tcBorders>
             <w:vAlign w:val="center"/>
           </w:tcPr>
           <w:p>
             <w:pPr>
               <w:pStyle w:val="TableHeading"/>
-              <w:suppressLineNumbers/>
-              <w:bidi w:val="0"/>
-              <w:jc w:val="center"/>
-              <w:rPr/>
-            </w:pPr>
-            <w:r>
-              <w:rPr/>
+              <w:bidi w:val="0"/>
+              <w:spacing w:lineRule="auto" w:line="324"/>
+              <w:ind w:hanging="0" w:left="0" w:right="0"/>
+              <w:jc w:val="left"/>
+              <w:rPr>
+                <w:b/>
+              </w:rPr>
+            </w:pPr>
+            <w:r>
+              <w:rPr>
+                <w:b/>
+              </w:rPr>
               <w:t>Descripción</w:t>
             </w:r>
           </w:p>
@@ -4913,15 +5341,18 @@
         <w:tc>
           <w:tcPr>
             <w:tcW w:w="7347" w:type="dxa"/>
-            <w:tcBorders/>
+            <w:tcBorders>
+              <w:top w:val="single" w:sz="4" w:space="0" w:color="000000"/>
+              <w:bottom w:val="single" w:sz="4" w:space="0" w:color="000000"/>
+            </w:tcBorders>
             <w:vAlign w:val="center"/>
           </w:tcPr>
           <w:p>
             <w:pPr>
               <w:pStyle w:val="TableContents"/>
-              <w:widowControl w:val="false"/>
-              <w:suppressLineNumbers/>
-              <w:bidi w:val="0"/>
+              <w:bidi w:val="0"/>
+              <w:spacing w:lineRule="auto" w:line="324"/>
+              <w:ind w:hanging="0" w:left="0" w:right="0"/>
               <w:jc w:val="left"/>
               <w:rPr/>
             </w:pPr>
@@ -4937,19 +5368,27 @@
         <w:tc>
           <w:tcPr>
             <w:tcW w:w="1679" w:type="dxa"/>
-            <w:tcBorders/>
+            <w:tcBorders>
+              <w:top w:val="single" w:sz="4" w:space="0" w:color="000000"/>
+              <w:bottom w:val="single" w:sz="4" w:space="0" w:color="000000"/>
+            </w:tcBorders>
             <w:vAlign w:val="center"/>
           </w:tcPr>
           <w:p>
             <w:pPr>
               <w:pStyle w:val="TableHeading"/>
-              <w:suppressLineNumbers/>
-              <w:bidi w:val="0"/>
-              <w:jc w:val="center"/>
-              <w:rPr/>
-            </w:pPr>
-            <w:r>
-              <w:rPr/>
+              <w:bidi w:val="0"/>
+              <w:spacing w:lineRule="auto" w:line="324"/>
+              <w:ind w:hanging="0" w:left="0" w:right="0"/>
+              <w:jc w:val="left"/>
+              <w:rPr>
+                <w:b/>
+              </w:rPr>
+            </w:pPr>
+            <w:r>
+              <w:rPr>
+                <w:b/>
+              </w:rPr>
               <w:t>Precondición</w:t>
             </w:r>
           </w:p>
@@ -4957,15 +5396,18 @@
         <w:tc>
           <w:tcPr>
             <w:tcW w:w="7347" w:type="dxa"/>
-            <w:tcBorders/>
+            <w:tcBorders>
+              <w:top w:val="single" w:sz="4" w:space="0" w:color="000000"/>
+              <w:bottom w:val="single" w:sz="4" w:space="0" w:color="000000"/>
+            </w:tcBorders>
             <w:vAlign w:val="center"/>
           </w:tcPr>
           <w:p>
             <w:pPr>
               <w:pStyle w:val="TableContents"/>
-              <w:widowControl w:val="false"/>
-              <w:suppressLineNumbers/>
-              <w:bidi w:val="0"/>
+              <w:bidi w:val="0"/>
+              <w:spacing w:lineRule="auto" w:line="324"/>
+              <w:ind w:hanging="0" w:left="0" w:right="0"/>
               <w:jc w:val="left"/>
               <w:rPr/>
             </w:pPr>
@@ -4981,19 +5423,27 @@
         <w:tc>
           <w:tcPr>
             <w:tcW w:w="1679" w:type="dxa"/>
-            <w:tcBorders/>
+            <w:tcBorders>
+              <w:top w:val="single" w:sz="4" w:space="0" w:color="000000"/>
+              <w:bottom w:val="single" w:sz="4" w:space="0" w:color="000000"/>
+            </w:tcBorders>
             <w:vAlign w:val="center"/>
           </w:tcPr>
           <w:p>
             <w:pPr>
               <w:pStyle w:val="TableHeading"/>
-              <w:suppressLineNumbers/>
-              <w:bidi w:val="0"/>
-              <w:jc w:val="center"/>
-              <w:rPr/>
-            </w:pPr>
-            <w:r>
-              <w:rPr/>
+              <w:bidi w:val="0"/>
+              <w:spacing w:lineRule="auto" w:line="324"/>
+              <w:ind w:hanging="0" w:left="0" w:right="0"/>
+              <w:jc w:val="left"/>
+              <w:rPr>
+                <w:b/>
+              </w:rPr>
+            </w:pPr>
+            <w:r>
+              <w:rPr>
+                <w:b/>
+              </w:rPr>
               <w:t>Secuencia normal</w:t>
             </w:r>
           </w:p>
@@ -5001,7 +5451,10 @@
         <w:tc>
           <w:tcPr>
             <w:tcW w:w="7347" w:type="dxa"/>
-            <w:tcBorders/>
+            <w:tcBorders>
+              <w:top w:val="single" w:sz="4" w:space="0" w:color="000000"/>
+              <w:bottom w:val="single" w:sz="4" w:space="0" w:color="000000"/>
+            </w:tcBorders>
             <w:vAlign w:val="center"/>
           </w:tcPr>
           <w:p>
@@ -5016,7 +5469,8 @@
                 <w:tab w:val="left" w:pos="709" w:leader="none"/>
               </w:tabs>
               <w:bidi w:val="0"/>
-              <w:ind w:hanging="283" w:left="709"/>
+              <w:spacing w:lineRule="auto" w:line="324"/>
+              <w:ind w:hanging="283" w:left="709" w:right="0"/>
               <w:jc w:val="left"/>
               <w:rPr/>
             </w:pPr>
@@ -5037,7 +5491,8 @@
                 <w:tab w:val="left" w:pos="709" w:leader="none"/>
               </w:tabs>
               <w:bidi w:val="0"/>
-              <w:ind w:hanging="283" w:left="709"/>
+              <w:spacing w:lineRule="auto" w:line="324"/>
+              <w:ind w:hanging="283" w:left="709" w:right="0"/>
               <w:jc w:val="left"/>
               <w:rPr/>
             </w:pPr>
@@ -5058,7 +5513,8 @@
                 <w:tab w:val="left" w:pos="709" w:leader="none"/>
               </w:tabs>
               <w:bidi w:val="0"/>
-              <w:ind w:hanging="283" w:left="709"/>
+              <w:spacing w:lineRule="auto" w:line="324"/>
+              <w:ind w:hanging="283" w:left="709" w:right="0"/>
               <w:jc w:val="left"/>
               <w:rPr/>
             </w:pPr>
@@ -5079,7 +5535,8 @@
                 <w:tab w:val="left" w:pos="709" w:leader="none"/>
               </w:tabs>
               <w:bidi w:val="0"/>
-              <w:ind w:hanging="283" w:left="709"/>
+              <w:spacing w:lineRule="auto" w:line="324"/>
+              <w:ind w:hanging="283" w:left="709" w:right="0"/>
               <w:jc w:val="left"/>
               <w:rPr/>
             </w:pPr>
@@ -5100,7 +5557,8 @@
                 <w:tab w:val="left" w:pos="709" w:leader="none"/>
               </w:tabs>
               <w:bidi w:val="0"/>
-              <w:ind w:hanging="283" w:left="709"/>
+              <w:spacing w:lineRule="auto" w:line="324"/>
+              <w:ind w:hanging="283" w:left="709" w:right="0"/>
               <w:jc w:val="left"/>
               <w:rPr/>
             </w:pPr>
@@ -5121,8 +5579,8 @@
                 <w:tab w:val="left" w:pos="709" w:leader="none"/>
               </w:tabs>
               <w:bidi w:val="0"/>
-              <w:spacing w:before="0" w:after="283"/>
-              <w:ind w:hanging="283" w:left="709"/>
+              <w:spacing w:lineRule="auto" w:line="324" w:before="0" w:after="283"/>
+              <w:ind w:hanging="283" w:left="709" w:right="0"/>
               <w:jc w:val="left"/>
               <w:rPr/>
             </w:pPr>
@@ -5138,19 +5596,27 @@
         <w:tc>
           <w:tcPr>
             <w:tcW w:w="1679" w:type="dxa"/>
-            <w:tcBorders/>
+            <w:tcBorders>
+              <w:top w:val="single" w:sz="4" w:space="0" w:color="000000"/>
+              <w:bottom w:val="single" w:sz="4" w:space="0" w:color="000000"/>
+            </w:tcBorders>
             <w:vAlign w:val="center"/>
           </w:tcPr>
           <w:p>
             <w:pPr>
               <w:pStyle w:val="TableHeading"/>
-              <w:suppressLineNumbers/>
-              <w:bidi w:val="0"/>
-              <w:jc w:val="center"/>
-              <w:rPr/>
-            </w:pPr>
-            <w:r>
-              <w:rPr/>
+              <w:bidi w:val="0"/>
+              <w:spacing w:lineRule="auto" w:line="324"/>
+              <w:ind w:hanging="0" w:left="0" w:right="0"/>
+              <w:jc w:val="left"/>
+              <w:rPr>
+                <w:b/>
+              </w:rPr>
+            </w:pPr>
+            <w:r>
+              <w:rPr>
+                <w:b/>
+              </w:rPr>
               <w:t>Flujos alternos</w:t>
             </w:r>
           </w:p>
@@ -5158,7 +5624,10 @@
         <w:tc>
           <w:tcPr>
             <w:tcW w:w="7347" w:type="dxa"/>
-            <w:tcBorders/>
+            <w:tcBorders>
+              <w:top w:val="single" w:sz="4" w:space="0" w:color="000000"/>
+              <w:bottom w:val="single" w:sz="4" w:space="0" w:color="000000"/>
+            </w:tcBorders>
             <w:vAlign w:val="center"/>
           </w:tcPr>
           <w:p>
@@ -5173,7 +5642,8 @@
                 <w:tab w:val="left" w:pos="709" w:leader="none"/>
               </w:tabs>
               <w:bidi w:val="0"/>
-              <w:ind w:hanging="283" w:left="709"/>
+              <w:spacing w:lineRule="auto" w:line="324"/>
+              <w:ind w:hanging="283" w:left="709" w:right="0"/>
               <w:jc w:val="left"/>
               <w:rPr/>
             </w:pPr>
@@ -5194,8 +5664,8 @@
                 <w:tab w:val="left" w:pos="709" w:leader="none"/>
               </w:tabs>
               <w:bidi w:val="0"/>
-              <w:spacing w:before="0" w:after="283"/>
-              <w:ind w:hanging="283" w:left="709"/>
+              <w:spacing w:lineRule="auto" w:line="324" w:before="0" w:after="283"/>
+              <w:ind w:hanging="283" w:left="709" w:right="0"/>
               <w:jc w:val="left"/>
               <w:rPr/>
             </w:pPr>
@@ -5211,19 +5681,27 @@
         <w:tc>
           <w:tcPr>
             <w:tcW w:w="1679" w:type="dxa"/>
-            <w:tcBorders/>
+            <w:tcBorders>
+              <w:top w:val="single" w:sz="4" w:space="0" w:color="000000"/>
+              <w:bottom w:val="single" w:sz="4" w:space="0" w:color="000000"/>
+            </w:tcBorders>
             <w:vAlign w:val="center"/>
           </w:tcPr>
           <w:p>
             <w:pPr>
               <w:pStyle w:val="TableHeading"/>
-              <w:suppressLineNumbers/>
-              <w:bidi w:val="0"/>
-              <w:jc w:val="center"/>
-              <w:rPr/>
-            </w:pPr>
-            <w:r>
-              <w:rPr/>
+              <w:bidi w:val="0"/>
+              <w:spacing w:lineRule="auto" w:line="324"/>
+              <w:ind w:hanging="0" w:left="0" w:right="0"/>
+              <w:jc w:val="left"/>
+              <w:rPr>
+                <w:b/>
+              </w:rPr>
+            </w:pPr>
+            <w:r>
+              <w:rPr>
+                <w:b/>
+              </w:rPr>
               <w:t>Postcondición</w:t>
             </w:r>
           </w:p>
@@ -5231,15 +5709,18 @@
         <w:tc>
           <w:tcPr>
             <w:tcW w:w="7347" w:type="dxa"/>
-            <w:tcBorders/>
+            <w:tcBorders>
+              <w:top w:val="single" w:sz="4" w:space="0" w:color="000000"/>
+              <w:bottom w:val="single" w:sz="4" w:space="0" w:color="000000"/>
+            </w:tcBorders>
             <w:vAlign w:val="center"/>
           </w:tcPr>
           <w:p>
             <w:pPr>
               <w:pStyle w:val="TableContents"/>
-              <w:widowControl w:val="false"/>
-              <w:suppressLineNumbers/>
-              <w:bidi w:val="0"/>
+              <w:bidi w:val="0"/>
+              <w:spacing w:lineRule="auto" w:line="324"/>
+              <w:ind w:hanging="0" w:left="0" w:right="0"/>
               <w:jc w:val="left"/>
               <w:rPr/>
             </w:pPr>
@@ -5255,19 +5736,27 @@
         <w:tc>
           <w:tcPr>
             <w:tcW w:w="1679" w:type="dxa"/>
-            <w:tcBorders/>
+            <w:tcBorders>
+              <w:top w:val="single" w:sz="4" w:space="0" w:color="000000"/>
+              <w:bottom w:val="single" w:sz="4" w:space="0" w:color="000000"/>
+            </w:tcBorders>
             <w:vAlign w:val="center"/>
           </w:tcPr>
           <w:p>
             <w:pPr>
               <w:pStyle w:val="TableHeading"/>
-              <w:suppressLineNumbers/>
-              <w:bidi w:val="0"/>
-              <w:jc w:val="center"/>
-              <w:rPr/>
-            </w:pPr>
-            <w:r>
-              <w:rPr/>
+              <w:bidi w:val="0"/>
+              <w:spacing w:lineRule="auto" w:line="324"/>
+              <w:ind w:hanging="0" w:left="0" w:right="0"/>
+              <w:jc w:val="left"/>
+              <w:rPr>
+                <w:b/>
+              </w:rPr>
+            </w:pPr>
+            <w:r>
+              <w:rPr>
+                <w:b/>
+              </w:rPr>
               <w:t>Excepciones</w:t>
             </w:r>
           </w:p>
@@ -5275,15 +5764,17 @@
         <w:tc>
           <w:tcPr>
             <w:tcW w:w="7347" w:type="dxa"/>
-            <w:tcBorders/>
+            <w:tcBorders>
+              <w:top w:val="single" w:sz="4" w:space="0" w:color="000000"/>
+              <w:bottom w:val="single" w:sz="4" w:space="0" w:color="000000"/>
+            </w:tcBorders>
             <w:vAlign w:val="center"/>
           </w:tcPr>
           <w:p>
             <w:pPr>
               <w:pStyle w:val="TableContents"/>
-              <w:widowControl w:val="false"/>
-              <w:suppressLineNumbers/>
-              <w:bidi w:val="0"/>
+              <w:bidi w:val="0"/>
+              <w:spacing w:lineRule="auto" w:line="324"/>
               <w:jc w:val="left"/>
               <w:rPr/>
             </w:pPr>
@@ -5341,9 +5832,9 @@
         <w:tblLayout w:type="fixed"/>
         <w:tblCellMar>
           <w:top w:w="28" w:type="dxa"/>
-          <w:left w:w="28" w:type="dxa"/>
+          <w:left w:w="0" w:type="dxa"/>
           <w:bottom w:w="28" w:type="dxa"/>
-          <w:right w:w="28" w:type="dxa"/>
+          <w:right w:w="0" w:type="dxa"/>
         </w:tblCellMar>
       </w:tblPr>
       <w:tblGrid>
@@ -5355,19 +5846,27 @@
         <w:tc>
           <w:tcPr>
             <w:tcW w:w="1695" w:type="dxa"/>
-            <w:tcBorders/>
+            <w:tcBorders>
+              <w:top w:val="single" w:sz="4" w:space="0" w:color="000000"/>
+              <w:bottom w:val="single" w:sz="4" w:space="0" w:color="000000"/>
+            </w:tcBorders>
             <w:vAlign w:val="center"/>
           </w:tcPr>
           <w:p>
             <w:pPr>
               <w:pStyle w:val="TableHeading"/>
-              <w:suppressLineNumbers/>
-              <w:bidi w:val="0"/>
-              <w:jc w:val="center"/>
-              <w:rPr/>
-            </w:pPr>
-            <w:r>
-              <w:rPr/>
+              <w:bidi w:val="0"/>
+              <w:spacing w:lineRule="auto" w:line="324"/>
+              <w:ind w:hanging="0" w:left="0" w:right="0"/>
+              <w:jc w:val="left"/>
+              <w:rPr>
+                <w:b/>
+              </w:rPr>
+            </w:pPr>
+            <w:r>
+              <w:rPr>
+                <w:b/>
+              </w:rPr>
               <w:t>Descripción</w:t>
             </w:r>
           </w:p>
@@ -5375,15 +5874,18 @@
         <w:tc>
           <w:tcPr>
             <w:tcW w:w="7331" w:type="dxa"/>
-            <w:tcBorders/>
+            <w:tcBorders>
+              <w:top w:val="single" w:sz="4" w:space="0" w:color="000000"/>
+              <w:bottom w:val="single" w:sz="4" w:space="0" w:color="000000"/>
+            </w:tcBorders>
             <w:vAlign w:val="center"/>
           </w:tcPr>
           <w:p>
             <w:pPr>
               <w:pStyle w:val="TableContents"/>
-              <w:widowControl w:val="false"/>
-              <w:suppressLineNumbers/>
-              <w:bidi w:val="0"/>
+              <w:bidi w:val="0"/>
+              <w:spacing w:lineRule="auto" w:line="324"/>
+              <w:ind w:hanging="0" w:left="0" w:right="0"/>
               <w:jc w:val="left"/>
               <w:rPr/>
             </w:pPr>
@@ -5399,19 +5901,27 @@
         <w:tc>
           <w:tcPr>
             <w:tcW w:w="1695" w:type="dxa"/>
-            <w:tcBorders/>
+            <w:tcBorders>
+              <w:top w:val="single" w:sz="4" w:space="0" w:color="000000"/>
+              <w:bottom w:val="single" w:sz="4" w:space="0" w:color="000000"/>
+            </w:tcBorders>
             <w:vAlign w:val="center"/>
           </w:tcPr>
           <w:p>
             <w:pPr>
               <w:pStyle w:val="TableHeading"/>
-              <w:suppressLineNumbers/>
-              <w:bidi w:val="0"/>
-              <w:jc w:val="center"/>
-              <w:rPr/>
-            </w:pPr>
-            <w:r>
-              <w:rPr/>
+              <w:bidi w:val="0"/>
+              <w:spacing w:lineRule="auto" w:line="324"/>
+              <w:ind w:hanging="0" w:left="0" w:right="0"/>
+              <w:jc w:val="left"/>
+              <w:rPr>
+                <w:b/>
+              </w:rPr>
+            </w:pPr>
+            <w:r>
+              <w:rPr>
+                <w:b/>
+              </w:rPr>
               <w:t>Precondición</w:t>
             </w:r>
           </w:p>
@@ -5419,15 +5929,18 @@
         <w:tc>
           <w:tcPr>
             <w:tcW w:w="7331" w:type="dxa"/>
-            <w:tcBorders/>
+            <w:tcBorders>
+              <w:top w:val="single" w:sz="4" w:space="0" w:color="000000"/>
+              <w:bottom w:val="single" w:sz="4" w:space="0" w:color="000000"/>
+            </w:tcBorders>
             <w:vAlign w:val="center"/>
           </w:tcPr>
           <w:p>
             <w:pPr>
               <w:pStyle w:val="TableContents"/>
-              <w:widowControl w:val="false"/>
-              <w:suppressLineNumbers/>
-              <w:bidi w:val="0"/>
+              <w:bidi w:val="0"/>
+              <w:spacing w:lineRule="auto" w:line="324"/>
+              <w:ind w:hanging="0" w:left="0" w:right="0"/>
               <w:jc w:val="left"/>
               <w:rPr/>
             </w:pPr>
@@ -5443,19 +5956,27 @@
         <w:tc>
           <w:tcPr>
             <w:tcW w:w="1695" w:type="dxa"/>
-            <w:tcBorders/>
+            <w:tcBorders>
+              <w:top w:val="single" w:sz="4" w:space="0" w:color="000000"/>
+              <w:bottom w:val="single" w:sz="4" w:space="0" w:color="000000"/>
+            </w:tcBorders>
             <w:vAlign w:val="center"/>
           </w:tcPr>
           <w:p>
             <w:pPr>
               <w:pStyle w:val="TableHeading"/>
-              <w:suppressLineNumbers/>
-              <w:bidi w:val="0"/>
-              <w:jc w:val="center"/>
-              <w:rPr/>
-            </w:pPr>
-            <w:r>
-              <w:rPr/>
+              <w:bidi w:val="0"/>
+              <w:spacing w:lineRule="auto" w:line="324"/>
+              <w:ind w:hanging="0" w:left="0" w:right="0"/>
+              <w:jc w:val="left"/>
+              <w:rPr>
+                <w:b/>
+              </w:rPr>
+            </w:pPr>
+            <w:r>
+              <w:rPr>
+                <w:b/>
+              </w:rPr>
               <w:t>Secuencia normal</w:t>
             </w:r>
           </w:p>
@@ -5463,7 +5984,10 @@
         <w:tc>
           <w:tcPr>
             <w:tcW w:w="7331" w:type="dxa"/>
-            <w:tcBorders/>
+            <w:tcBorders>
+              <w:top w:val="single" w:sz="4" w:space="0" w:color="000000"/>
+              <w:bottom w:val="single" w:sz="4" w:space="0" w:color="000000"/>
+            </w:tcBorders>
             <w:vAlign w:val="center"/>
           </w:tcPr>
           <w:p>
@@ -5478,7 +6002,8 @@
                 <w:tab w:val="left" w:pos="709" w:leader="none"/>
               </w:tabs>
               <w:bidi w:val="0"/>
-              <w:ind w:hanging="283" w:left="709"/>
+              <w:spacing w:lineRule="auto" w:line="324"/>
+              <w:ind w:hanging="283" w:left="709" w:right="0"/>
               <w:jc w:val="left"/>
               <w:rPr/>
             </w:pPr>
@@ -5499,7 +6024,8 @@
                 <w:tab w:val="left" w:pos="709" w:leader="none"/>
               </w:tabs>
               <w:bidi w:val="0"/>
-              <w:ind w:hanging="283" w:left="709"/>
+              <w:spacing w:lineRule="auto" w:line="324"/>
+              <w:ind w:hanging="283" w:left="709" w:right="0"/>
               <w:jc w:val="left"/>
               <w:rPr/>
             </w:pPr>
@@ -5520,7 +6046,8 @@
                 <w:tab w:val="left" w:pos="709" w:leader="none"/>
               </w:tabs>
               <w:bidi w:val="0"/>
-              <w:ind w:hanging="283" w:left="709"/>
+              <w:spacing w:lineRule="auto" w:line="324"/>
+              <w:ind w:hanging="283" w:left="709" w:right="0"/>
               <w:jc w:val="left"/>
               <w:rPr/>
             </w:pPr>
@@ -5541,7 +6068,8 @@
                 <w:tab w:val="left" w:pos="709" w:leader="none"/>
               </w:tabs>
               <w:bidi w:val="0"/>
-              <w:ind w:hanging="283" w:left="709"/>
+              <w:spacing w:lineRule="auto" w:line="324"/>
+              <w:ind w:hanging="283" w:left="709" w:right="0"/>
               <w:jc w:val="left"/>
               <w:rPr/>
             </w:pPr>
@@ -5562,7 +6090,8 @@
                 <w:tab w:val="left" w:pos="709" w:leader="none"/>
               </w:tabs>
               <w:bidi w:val="0"/>
-              <w:ind w:hanging="283" w:left="709"/>
+              <w:spacing w:lineRule="auto" w:line="324"/>
+              <w:ind w:hanging="283" w:left="709" w:right="0"/>
               <w:jc w:val="left"/>
               <w:rPr/>
             </w:pPr>
@@ -5583,8 +6112,8 @@
                 <w:tab w:val="left" w:pos="709" w:leader="none"/>
               </w:tabs>
               <w:bidi w:val="0"/>
-              <w:spacing w:before="0" w:after="283"/>
-              <w:ind w:hanging="283" w:left="709"/>
+              <w:spacing w:lineRule="auto" w:line="324" w:before="0" w:after="283"/>
+              <w:ind w:hanging="283" w:left="709" w:right="0"/>
               <w:jc w:val="left"/>
               <w:rPr/>
             </w:pPr>
@@ -5600,19 +6129,27 @@
         <w:tc>
           <w:tcPr>
             <w:tcW w:w="1695" w:type="dxa"/>
-            <w:tcBorders/>
+            <w:tcBorders>
+              <w:top w:val="single" w:sz="4" w:space="0" w:color="000000"/>
+              <w:bottom w:val="single" w:sz="4" w:space="0" w:color="000000"/>
+            </w:tcBorders>
             <w:vAlign w:val="center"/>
           </w:tcPr>
           <w:p>
             <w:pPr>
               <w:pStyle w:val="TableHeading"/>
-              <w:suppressLineNumbers/>
-              <w:bidi w:val="0"/>
-              <w:jc w:val="center"/>
-              <w:rPr/>
-            </w:pPr>
-            <w:r>
-              <w:rPr/>
+              <w:bidi w:val="0"/>
+              <w:spacing w:lineRule="auto" w:line="324"/>
+              <w:ind w:hanging="0" w:left="0" w:right="0"/>
+              <w:jc w:val="left"/>
+              <w:rPr>
+                <w:b/>
+              </w:rPr>
+            </w:pPr>
+            <w:r>
+              <w:rPr>
+                <w:b/>
+              </w:rPr>
               <w:t>Flujos alternos</w:t>
             </w:r>
           </w:p>
@@ -5620,7 +6157,10 @@
         <w:tc>
           <w:tcPr>
             <w:tcW w:w="7331" w:type="dxa"/>
-            <w:tcBorders/>
+            <w:tcBorders>
+              <w:top w:val="single" w:sz="4" w:space="0" w:color="000000"/>
+              <w:bottom w:val="single" w:sz="4" w:space="0" w:color="000000"/>
+            </w:tcBorders>
             <w:vAlign w:val="center"/>
           </w:tcPr>
           <w:p>
@@ -5635,7 +6175,8 @@
                 <w:tab w:val="left" w:pos="709" w:leader="none"/>
               </w:tabs>
               <w:bidi w:val="0"/>
-              <w:ind w:hanging="283" w:left="709"/>
+              <w:spacing w:lineRule="auto" w:line="324"/>
+              <w:ind w:hanging="283" w:left="709" w:right="0"/>
               <w:jc w:val="left"/>
               <w:rPr/>
             </w:pPr>
@@ -5656,8 +6197,8 @@
                 <w:tab w:val="left" w:pos="709" w:leader="none"/>
               </w:tabs>
               <w:bidi w:val="0"/>
-              <w:spacing w:before="0" w:after="283"/>
-              <w:ind w:hanging="283" w:left="709"/>
+              <w:spacing w:lineRule="auto" w:line="324" w:before="0" w:after="283"/>
+              <w:ind w:hanging="283" w:left="709" w:right="0"/>
               <w:jc w:val="left"/>
               <w:rPr/>
             </w:pPr>
@@ -5673,19 +6214,27 @@
         <w:tc>
           <w:tcPr>
             <w:tcW w:w="1695" w:type="dxa"/>
-            <w:tcBorders/>
+            <w:tcBorders>
+              <w:top w:val="single" w:sz="4" w:space="0" w:color="000000"/>
+              <w:bottom w:val="single" w:sz="4" w:space="0" w:color="000000"/>
+            </w:tcBorders>
             <w:vAlign w:val="center"/>
           </w:tcPr>
           <w:p>
             <w:pPr>
               <w:pStyle w:val="TableHeading"/>
-              <w:suppressLineNumbers/>
-              <w:bidi w:val="0"/>
-              <w:jc w:val="center"/>
-              <w:rPr/>
-            </w:pPr>
-            <w:r>
-              <w:rPr/>
+              <w:bidi w:val="0"/>
+              <w:spacing w:lineRule="auto" w:line="324"/>
+              <w:ind w:hanging="0" w:left="0" w:right="0"/>
+              <w:jc w:val="left"/>
+              <w:rPr>
+                <w:b/>
+              </w:rPr>
+            </w:pPr>
+            <w:r>
+              <w:rPr>
+                <w:b/>
+              </w:rPr>
               <w:t>Postcondición</w:t>
             </w:r>
           </w:p>
@@ -5693,15 +6242,18 @@
         <w:tc>
           <w:tcPr>
             <w:tcW w:w="7331" w:type="dxa"/>
-            <w:tcBorders/>
+            <w:tcBorders>
+              <w:top w:val="single" w:sz="4" w:space="0" w:color="000000"/>
+              <w:bottom w:val="single" w:sz="4" w:space="0" w:color="000000"/>
+            </w:tcBorders>
             <w:vAlign w:val="center"/>
           </w:tcPr>
           <w:p>
             <w:pPr>
               <w:pStyle w:val="TableContents"/>
-              <w:widowControl w:val="false"/>
-              <w:suppressLineNumbers/>
-              <w:bidi w:val="0"/>
+              <w:bidi w:val="0"/>
+              <w:spacing w:lineRule="auto" w:line="324"/>
+              <w:ind w:hanging="0" w:left="0" w:right="0"/>
               <w:jc w:val="left"/>
               <w:rPr/>
             </w:pPr>
@@ -5717,19 +6269,27 @@
         <w:tc>
           <w:tcPr>
             <w:tcW w:w="1695" w:type="dxa"/>
-            <w:tcBorders/>
+            <w:tcBorders>
+              <w:top w:val="single" w:sz="4" w:space="0" w:color="000000"/>
+              <w:bottom w:val="single" w:sz="4" w:space="0" w:color="000000"/>
+            </w:tcBorders>
             <w:vAlign w:val="center"/>
           </w:tcPr>
           <w:p>
             <w:pPr>
               <w:pStyle w:val="TableHeading"/>
-              <w:suppressLineNumbers/>
-              <w:bidi w:val="0"/>
-              <w:jc w:val="center"/>
-              <w:rPr/>
-            </w:pPr>
-            <w:r>
-              <w:rPr/>
+              <w:bidi w:val="0"/>
+              <w:spacing w:lineRule="auto" w:line="324"/>
+              <w:ind w:hanging="0" w:left="0" w:right="0"/>
+              <w:jc w:val="left"/>
+              <w:rPr>
+                <w:b/>
+              </w:rPr>
+            </w:pPr>
+            <w:r>
+              <w:rPr>
+                <w:b/>
+              </w:rPr>
               <w:t>Excepciones</w:t>
             </w:r>
           </w:p>
@@ -5737,15 +6297,17 @@
         <w:tc>
           <w:tcPr>
             <w:tcW w:w="7331" w:type="dxa"/>
-            <w:tcBorders/>
+            <w:tcBorders>
+              <w:top w:val="single" w:sz="4" w:space="0" w:color="000000"/>
+              <w:bottom w:val="single" w:sz="4" w:space="0" w:color="000000"/>
+            </w:tcBorders>
             <w:vAlign w:val="center"/>
           </w:tcPr>
           <w:p>
             <w:pPr>
               <w:pStyle w:val="TableContents"/>
-              <w:widowControl w:val="false"/>
-              <w:suppressLineNumbers/>
-              <w:bidi w:val="0"/>
+              <w:bidi w:val="0"/>
+              <w:spacing w:lineRule="auto" w:line="324"/>
               <w:jc w:val="left"/>
               <w:rPr/>
             </w:pPr>
@@ -5803,9 +6365,9 @@
         <w:tblLayout w:type="fixed"/>
         <w:tblCellMar>
           <w:top w:w="28" w:type="dxa"/>
-          <w:left w:w="28" w:type="dxa"/>
+          <w:left w:w="0" w:type="dxa"/>
           <w:bottom w:w="28" w:type="dxa"/>
-          <w:right w:w="28" w:type="dxa"/>
+          <w:right w:w="0" w:type="dxa"/>
         </w:tblCellMar>
       </w:tblPr>
       <w:tblGrid>
@@ -5817,19 +6379,27 @@
         <w:tc>
           <w:tcPr>
             <w:tcW w:w="1671" w:type="dxa"/>
-            <w:tcBorders/>
+            <w:tcBorders>
+              <w:top w:val="single" w:sz="4" w:space="0" w:color="000000"/>
+              <w:bottom w:val="single" w:sz="4" w:space="0" w:color="000000"/>
+            </w:tcBorders>
             <w:vAlign w:val="center"/>
           </w:tcPr>
           <w:p>
             <w:pPr>
               <w:pStyle w:val="TableHeading"/>
-              <w:suppressLineNumbers/>
-              <w:bidi w:val="0"/>
-              <w:jc w:val="center"/>
-              <w:rPr/>
-            </w:pPr>
-            <w:r>
-              <w:rPr/>
+              <w:bidi w:val="0"/>
+              <w:spacing w:lineRule="auto" w:line="324"/>
+              <w:ind w:hanging="0" w:left="0" w:right="0"/>
+              <w:jc w:val="left"/>
+              <w:rPr>
+                <w:b/>
+              </w:rPr>
+            </w:pPr>
+            <w:r>
+              <w:rPr>
+                <w:b/>
+              </w:rPr>
               <w:t>Descripción</w:t>
             </w:r>
           </w:p>
@@ -5837,15 +6407,18 @@
         <w:tc>
           <w:tcPr>
             <w:tcW w:w="7355" w:type="dxa"/>
-            <w:tcBorders/>
+            <w:tcBorders>
+              <w:top w:val="single" w:sz="4" w:space="0" w:color="000000"/>
+              <w:bottom w:val="single" w:sz="4" w:space="0" w:color="000000"/>
+            </w:tcBorders>
             <w:vAlign w:val="center"/>
           </w:tcPr>
           <w:p>
             <w:pPr>
               <w:pStyle w:val="TableContents"/>
-              <w:widowControl w:val="false"/>
-              <w:suppressLineNumbers/>
-              <w:bidi w:val="0"/>
+              <w:bidi w:val="0"/>
+              <w:spacing w:lineRule="auto" w:line="324"/>
+              <w:ind w:hanging="0" w:left="0" w:right="0"/>
               <w:jc w:val="left"/>
               <w:rPr/>
             </w:pPr>
@@ -5861,19 +6434,27 @@
         <w:tc>
           <w:tcPr>
             <w:tcW w:w="1671" w:type="dxa"/>
-            <w:tcBorders/>
+            <w:tcBorders>
+              <w:top w:val="single" w:sz="4" w:space="0" w:color="000000"/>
+              <w:bottom w:val="single" w:sz="4" w:space="0" w:color="000000"/>
+            </w:tcBorders>
             <w:vAlign w:val="center"/>
           </w:tcPr>
           <w:p>
             <w:pPr>
               <w:pStyle w:val="TableHeading"/>
-              <w:suppressLineNumbers/>
-              <w:bidi w:val="0"/>
-              <w:jc w:val="center"/>
-              <w:rPr/>
-            </w:pPr>
-            <w:r>
-              <w:rPr/>
+              <w:bidi w:val="0"/>
+              <w:spacing w:lineRule="auto" w:line="324"/>
+              <w:ind w:hanging="0" w:left="0" w:right="0"/>
+              <w:jc w:val="left"/>
+              <w:rPr>
+                <w:b/>
+              </w:rPr>
+            </w:pPr>
+            <w:r>
+              <w:rPr>
+                <w:b/>
+              </w:rPr>
               <w:t>Precondición</w:t>
             </w:r>
           </w:p>
@@ -5881,15 +6462,18 @@
         <w:tc>
           <w:tcPr>
             <w:tcW w:w="7355" w:type="dxa"/>
-            <w:tcBorders/>
+            <w:tcBorders>
+              <w:top w:val="single" w:sz="4" w:space="0" w:color="000000"/>
+              <w:bottom w:val="single" w:sz="4" w:space="0" w:color="000000"/>
+            </w:tcBorders>
             <w:vAlign w:val="center"/>
           </w:tcPr>
           <w:p>
             <w:pPr>
               <w:pStyle w:val="TableContents"/>
-              <w:widowControl w:val="false"/>
-              <w:suppressLineNumbers/>
-              <w:bidi w:val="0"/>
+              <w:bidi w:val="0"/>
+              <w:spacing w:lineRule="auto" w:line="324"/>
+              <w:ind w:hanging="0" w:left="0" w:right="0"/>
               <w:jc w:val="left"/>
               <w:rPr/>
             </w:pPr>
@@ -5905,19 +6489,27 @@
         <w:tc>
           <w:tcPr>
             <w:tcW w:w="1671" w:type="dxa"/>
-            <w:tcBorders/>
+            <w:tcBorders>
+              <w:top w:val="single" w:sz="4" w:space="0" w:color="000000"/>
+              <w:bottom w:val="single" w:sz="4" w:space="0" w:color="000000"/>
+            </w:tcBorders>
             <w:vAlign w:val="center"/>
           </w:tcPr>
           <w:p>
             <w:pPr>
               <w:pStyle w:val="TableHeading"/>
-              <w:suppressLineNumbers/>
-              <w:bidi w:val="0"/>
-              <w:jc w:val="center"/>
-              <w:rPr/>
-            </w:pPr>
-            <w:r>
-              <w:rPr/>
+              <w:bidi w:val="0"/>
+              <w:spacing w:lineRule="auto" w:line="324"/>
+              <w:ind w:hanging="0" w:left="0" w:right="0"/>
+              <w:jc w:val="left"/>
+              <w:rPr>
+                <w:b/>
+              </w:rPr>
+            </w:pPr>
+            <w:r>
+              <w:rPr>
+                <w:b/>
+              </w:rPr>
               <w:t>Secuencia normal</w:t>
             </w:r>
           </w:p>
@@ -5925,7 +6517,10 @@
         <w:tc>
           <w:tcPr>
             <w:tcW w:w="7355" w:type="dxa"/>
-            <w:tcBorders/>
+            <w:tcBorders>
+              <w:top w:val="single" w:sz="4" w:space="0" w:color="000000"/>
+              <w:bottom w:val="single" w:sz="4" w:space="0" w:color="000000"/>
+            </w:tcBorders>
             <w:vAlign w:val="center"/>
           </w:tcPr>
           <w:p>
@@ -5940,7 +6535,8 @@
                 <w:tab w:val="left" w:pos="709" w:leader="none"/>
               </w:tabs>
               <w:bidi w:val="0"/>
-              <w:ind w:hanging="283" w:left="709"/>
+              <w:spacing w:lineRule="auto" w:line="324"/>
+              <w:ind w:hanging="283" w:left="709" w:right="0"/>
               <w:jc w:val="left"/>
               <w:rPr/>
             </w:pPr>
@@ -5961,7 +6557,8 @@
                 <w:tab w:val="left" w:pos="709" w:leader="none"/>
               </w:tabs>
               <w:bidi w:val="0"/>
-              <w:ind w:hanging="283" w:left="709"/>
+              <w:spacing w:lineRule="auto" w:line="324"/>
+              <w:ind w:hanging="283" w:left="709" w:right="0"/>
               <w:jc w:val="left"/>
               <w:rPr/>
             </w:pPr>
@@ -5982,7 +6579,8 @@
                 <w:tab w:val="left" w:pos="709" w:leader="none"/>
               </w:tabs>
               <w:bidi w:val="0"/>
-              <w:ind w:hanging="283" w:left="709"/>
+              <w:spacing w:lineRule="auto" w:line="324"/>
+              <w:ind w:hanging="283" w:left="709" w:right="0"/>
               <w:jc w:val="left"/>
               <w:rPr/>
             </w:pPr>
@@ -6003,7 +6601,8 @@
                 <w:tab w:val="left" w:pos="709" w:leader="none"/>
               </w:tabs>
               <w:bidi w:val="0"/>
-              <w:ind w:hanging="283" w:left="709"/>
+              <w:spacing w:lineRule="auto" w:line="324"/>
+              <w:ind w:hanging="283" w:left="709" w:right="0"/>
               <w:jc w:val="left"/>
               <w:rPr/>
             </w:pPr>
@@ -6024,7 +6623,8 @@
                 <w:tab w:val="left" w:pos="709" w:leader="none"/>
               </w:tabs>
               <w:bidi w:val="0"/>
-              <w:ind w:hanging="283" w:left="709"/>
+              <w:spacing w:lineRule="auto" w:line="324"/>
+              <w:ind w:hanging="283" w:left="709" w:right="0"/>
               <w:jc w:val="left"/>
               <w:rPr/>
             </w:pPr>
@@ -6045,8 +6645,8 @@
                 <w:tab w:val="left" w:pos="709" w:leader="none"/>
               </w:tabs>
               <w:bidi w:val="0"/>
-              <w:spacing w:before="0" w:after="283"/>
-              <w:ind w:hanging="283" w:left="709"/>
+              <w:spacing w:lineRule="auto" w:line="324" w:before="0" w:after="283"/>
+              <w:ind w:hanging="283" w:left="709" w:right="0"/>
               <w:jc w:val="left"/>
               <w:rPr/>
             </w:pPr>
@@ -6062,19 +6662,27 @@
         <w:tc>
           <w:tcPr>
             <w:tcW w:w="1671" w:type="dxa"/>
-            <w:tcBorders/>
+            <w:tcBorders>
+              <w:top w:val="single" w:sz="4" w:space="0" w:color="000000"/>
+              <w:bottom w:val="single" w:sz="4" w:space="0" w:color="000000"/>
+            </w:tcBorders>
             <w:vAlign w:val="center"/>
           </w:tcPr>
           <w:p>
             <w:pPr>
               <w:pStyle w:val="TableHeading"/>
-              <w:suppressLineNumbers/>
-              <w:bidi w:val="0"/>
-              <w:jc w:val="center"/>
-              <w:rPr/>
-            </w:pPr>
-            <w:r>
-              <w:rPr/>
+              <w:bidi w:val="0"/>
+              <w:spacing w:lineRule="auto" w:line="324"/>
+              <w:ind w:hanging="0" w:left="0" w:right="0"/>
+              <w:jc w:val="left"/>
+              <w:rPr>
+                <w:b/>
+              </w:rPr>
+            </w:pPr>
+            <w:r>
+              <w:rPr>
+                <w:b/>
+              </w:rPr>
               <w:t>Flujos alternos</w:t>
             </w:r>
           </w:p>
@@ -6082,7 +6690,10 @@
         <w:tc>
           <w:tcPr>
             <w:tcW w:w="7355" w:type="dxa"/>
-            <w:tcBorders/>
+            <w:tcBorders>
+              <w:top w:val="single" w:sz="4" w:space="0" w:color="000000"/>
+              <w:bottom w:val="single" w:sz="4" w:space="0" w:color="000000"/>
+            </w:tcBorders>
             <w:vAlign w:val="center"/>
           </w:tcPr>
           <w:p>
@@ -6097,7 +6708,8 @@
                 <w:tab w:val="left" w:pos="709" w:leader="none"/>
               </w:tabs>
               <w:bidi w:val="0"/>
-              <w:ind w:hanging="283" w:left="709"/>
+              <w:spacing w:lineRule="auto" w:line="324"/>
+              <w:ind w:hanging="283" w:left="709" w:right="0"/>
               <w:jc w:val="left"/>
               <w:rPr/>
             </w:pPr>
@@ -6118,8 +6730,8 @@
                 <w:tab w:val="left" w:pos="709" w:leader="none"/>
               </w:tabs>
               <w:bidi w:val="0"/>
-              <w:spacing w:before="0" w:after="283"/>
-              <w:ind w:hanging="283" w:left="709"/>
+              <w:spacing w:lineRule="auto" w:line="324" w:before="0" w:after="283"/>
+              <w:ind w:hanging="283" w:left="709" w:right="0"/>
               <w:jc w:val="left"/>
               <w:rPr/>
             </w:pPr>
@@ -6135,19 +6747,27 @@
         <w:tc>
           <w:tcPr>
             <w:tcW w:w="1671" w:type="dxa"/>
-            <w:tcBorders/>
+            <w:tcBorders>
+              <w:top w:val="single" w:sz="4" w:space="0" w:color="000000"/>
+              <w:bottom w:val="single" w:sz="4" w:space="0" w:color="000000"/>
+            </w:tcBorders>
             <w:vAlign w:val="center"/>
           </w:tcPr>
           <w:p>
             <w:pPr>
               <w:pStyle w:val="TableHeading"/>
-              <w:suppressLineNumbers/>
-              <w:bidi w:val="0"/>
-              <w:jc w:val="center"/>
-              <w:rPr/>
-            </w:pPr>
-            <w:r>
-              <w:rPr/>
+              <w:bidi w:val="0"/>
+              <w:spacing w:lineRule="auto" w:line="324"/>
+              <w:ind w:hanging="0" w:left="0" w:right="0"/>
+              <w:jc w:val="left"/>
+              <w:rPr>
+                <w:b/>
+              </w:rPr>
+            </w:pPr>
+            <w:r>
+              <w:rPr>
+                <w:b/>
+              </w:rPr>
               <w:t>Postcondición</w:t>
             </w:r>
           </w:p>
@@ -6155,15 +6775,18 @@
         <w:tc>
           <w:tcPr>
             <w:tcW w:w="7355" w:type="dxa"/>
-            <w:tcBorders/>
+            <w:tcBorders>
+              <w:top w:val="single" w:sz="4" w:space="0" w:color="000000"/>
+              <w:bottom w:val="single" w:sz="4" w:space="0" w:color="000000"/>
+            </w:tcBorders>
             <w:vAlign w:val="center"/>
           </w:tcPr>
           <w:p>
             <w:pPr>
               <w:pStyle w:val="TableContents"/>
-              <w:widowControl w:val="false"/>
-              <w:suppressLineNumbers/>
-              <w:bidi w:val="0"/>
+              <w:bidi w:val="0"/>
+              <w:spacing w:lineRule="auto" w:line="324"/>
+              <w:ind w:hanging="0" w:left="0" w:right="0"/>
               <w:jc w:val="left"/>
               <w:rPr/>
             </w:pPr>
@@ -6179,19 +6802,27 @@
         <w:tc>
           <w:tcPr>
             <w:tcW w:w="1671" w:type="dxa"/>
-            <w:tcBorders/>
+            <w:tcBorders>
+              <w:top w:val="single" w:sz="4" w:space="0" w:color="000000"/>
+              <w:bottom w:val="single" w:sz="4" w:space="0" w:color="000000"/>
+            </w:tcBorders>
             <w:vAlign w:val="center"/>
           </w:tcPr>
           <w:p>
             <w:pPr>
               <w:pStyle w:val="TableHeading"/>
-              <w:suppressLineNumbers/>
-              <w:bidi w:val="0"/>
-              <w:jc w:val="center"/>
-              <w:rPr/>
-            </w:pPr>
-            <w:r>
-              <w:rPr/>
+              <w:bidi w:val="0"/>
+              <w:spacing w:lineRule="auto" w:line="324"/>
+              <w:ind w:hanging="0" w:left="0" w:right="0"/>
+              <w:jc w:val="left"/>
+              <w:rPr>
+                <w:b/>
+              </w:rPr>
+            </w:pPr>
+            <w:r>
+              <w:rPr>
+                <w:b/>
+              </w:rPr>
               <w:t>Excepciones</w:t>
             </w:r>
           </w:p>
@@ -6199,15 +6830,17 @@
         <w:tc>
           <w:tcPr>
             <w:tcW w:w="7355" w:type="dxa"/>
-            <w:tcBorders/>
+            <w:tcBorders>
+              <w:top w:val="single" w:sz="4" w:space="0" w:color="000000"/>
+              <w:bottom w:val="single" w:sz="4" w:space="0" w:color="000000"/>
+            </w:tcBorders>
             <w:vAlign w:val="center"/>
           </w:tcPr>
           <w:p>
             <w:pPr>
               <w:pStyle w:val="TableContents"/>
-              <w:widowControl w:val="false"/>
-              <w:suppressLineNumbers/>
-              <w:bidi w:val="0"/>
+              <w:bidi w:val="0"/>
+              <w:spacing w:lineRule="auto" w:line="324"/>
               <w:jc w:val="left"/>
               <w:rPr/>
             </w:pPr>
@@ -6265,9 +6898,9 @@
         <w:tblLayout w:type="fixed"/>
         <w:tblCellMar>
           <w:top w:w="28" w:type="dxa"/>
-          <w:left w:w="28" w:type="dxa"/>
+          <w:left w:w="0" w:type="dxa"/>
           <w:bottom w:w="28" w:type="dxa"/>
-          <w:right w:w="28" w:type="dxa"/>
+          <w:right w:w="0" w:type="dxa"/>
         </w:tblCellMar>
       </w:tblPr>
       <w:tblGrid>
@@ -6279,19 +6912,27 @@
         <w:tc>
           <w:tcPr>
             <w:tcW w:w="1654" w:type="dxa"/>
-            <w:tcBorders/>
+            <w:tcBorders>
+              <w:top w:val="single" w:sz="4" w:space="0" w:color="000000"/>
+              <w:bottom w:val="single" w:sz="4" w:space="0" w:color="000000"/>
+            </w:tcBorders>
             <w:vAlign w:val="center"/>
           </w:tcPr>
           <w:p>
             <w:pPr>
               <w:pStyle w:val="TableHeading"/>
-              <w:suppressLineNumbers/>
-              <w:bidi w:val="0"/>
-              <w:jc w:val="center"/>
-              <w:rPr/>
-            </w:pPr>
-            <w:r>
-              <w:rPr/>
+              <w:bidi w:val="0"/>
+              <w:spacing w:lineRule="auto" w:line="324"/>
+              <w:ind w:hanging="0" w:left="0" w:right="0"/>
+              <w:jc w:val="left"/>
+              <w:rPr>
+                <w:b/>
+              </w:rPr>
+            </w:pPr>
+            <w:r>
+              <w:rPr>
+                <w:b/>
+              </w:rPr>
               <w:t>Descripción</w:t>
             </w:r>
           </w:p>
@@ -6299,15 +6940,18 @@
         <w:tc>
           <w:tcPr>
             <w:tcW w:w="7372" w:type="dxa"/>
-            <w:tcBorders/>
+            <w:tcBorders>
+              <w:top w:val="single" w:sz="4" w:space="0" w:color="000000"/>
+              <w:bottom w:val="single" w:sz="4" w:space="0" w:color="000000"/>
+            </w:tcBorders>
             <w:vAlign w:val="center"/>
           </w:tcPr>
           <w:p>
             <w:pPr>
               <w:pStyle w:val="TableContents"/>
-              <w:widowControl w:val="false"/>
-              <w:suppressLineNumbers/>
-              <w:bidi w:val="0"/>
+              <w:bidi w:val="0"/>
+              <w:spacing w:lineRule="auto" w:line="324"/>
+              <w:ind w:hanging="0" w:left="0" w:right="0"/>
               <w:jc w:val="left"/>
               <w:rPr/>
             </w:pPr>
@@ -6323,19 +6967,27 @@
         <w:tc>
           <w:tcPr>
             <w:tcW w:w="1654" w:type="dxa"/>
-            <w:tcBorders/>
+            <w:tcBorders>
+              <w:top w:val="single" w:sz="4" w:space="0" w:color="000000"/>
+              <w:bottom w:val="single" w:sz="4" w:space="0" w:color="000000"/>
+            </w:tcBorders>
             <w:vAlign w:val="center"/>
           </w:tcPr>
           <w:p>
             <w:pPr>
               <w:pStyle w:val="TableHeading"/>
-              <w:suppressLineNumbers/>
-              <w:bidi w:val="0"/>
-              <w:jc w:val="center"/>
-              <w:rPr/>
-            </w:pPr>
-            <w:r>
-              <w:rPr/>
+              <w:bidi w:val="0"/>
+              <w:spacing w:lineRule="auto" w:line="324"/>
+              <w:ind w:hanging="0" w:left="0" w:right="0"/>
+              <w:jc w:val="left"/>
+              <w:rPr>
+                <w:b/>
+              </w:rPr>
+            </w:pPr>
+            <w:r>
+              <w:rPr>
+                <w:b/>
+              </w:rPr>
               <w:t>Precondición</w:t>
             </w:r>
           </w:p>
@@ -6343,15 +6995,18 @@
         <w:tc>
           <w:tcPr>
             <w:tcW w:w="7372" w:type="dxa"/>
-            <w:tcBorders/>
+            <w:tcBorders>
+              <w:top w:val="single" w:sz="4" w:space="0" w:color="000000"/>
+              <w:bottom w:val="single" w:sz="4" w:space="0" w:color="000000"/>
+            </w:tcBorders>
             <w:vAlign w:val="center"/>
           </w:tcPr>
           <w:p>
             <w:pPr>
               <w:pStyle w:val="TableContents"/>
-              <w:widowControl w:val="false"/>
-              <w:suppressLineNumbers/>
-              <w:bidi w:val="0"/>
+              <w:bidi w:val="0"/>
+              <w:spacing w:lineRule="auto" w:line="324"/>
+              <w:ind w:hanging="0" w:left="0" w:right="0"/>
               <w:jc w:val="left"/>
               <w:rPr/>
             </w:pPr>
@@ -6367,19 +7022,27 @@
         <w:tc>
           <w:tcPr>
             <w:tcW w:w="1654" w:type="dxa"/>
-            <w:tcBorders/>
+            <w:tcBorders>
+              <w:top w:val="single" w:sz="4" w:space="0" w:color="000000"/>
+              <w:bottom w:val="single" w:sz="4" w:space="0" w:color="000000"/>
+            </w:tcBorders>
             <w:vAlign w:val="center"/>
           </w:tcPr>
           <w:p>
             <w:pPr>
               <w:pStyle w:val="TableHeading"/>
-              <w:suppressLineNumbers/>
-              <w:bidi w:val="0"/>
-              <w:jc w:val="center"/>
-              <w:rPr/>
-            </w:pPr>
-            <w:r>
-              <w:rPr/>
+              <w:bidi w:val="0"/>
+              <w:spacing w:lineRule="auto" w:line="324"/>
+              <w:ind w:hanging="0" w:left="0" w:right="0"/>
+              <w:jc w:val="left"/>
+              <w:rPr>
+                <w:b/>
+              </w:rPr>
+            </w:pPr>
+            <w:r>
+              <w:rPr>
+                <w:b/>
+              </w:rPr>
               <w:t>Secuencia normal</w:t>
             </w:r>
           </w:p>
@@ -6387,7 +7050,10 @@
         <w:tc>
           <w:tcPr>
             <w:tcW w:w="7372" w:type="dxa"/>
-            <w:tcBorders/>
+            <w:tcBorders>
+              <w:top w:val="single" w:sz="4" w:space="0" w:color="000000"/>
+              <w:bottom w:val="single" w:sz="4" w:space="0" w:color="000000"/>
+            </w:tcBorders>
             <w:vAlign w:val="center"/>
           </w:tcPr>
           <w:p>
@@ -6402,7 +7068,8 @@
                 <w:tab w:val="left" w:pos="709" w:leader="none"/>
               </w:tabs>
               <w:bidi w:val="0"/>
-              <w:ind w:hanging="283" w:left="709"/>
+              <w:spacing w:lineRule="auto" w:line="324"/>
+              <w:ind w:hanging="283" w:left="709" w:right="0"/>
               <w:jc w:val="left"/>
               <w:rPr/>
             </w:pPr>
@@ -6423,7 +7090,8 @@
                 <w:tab w:val="left" w:pos="709" w:leader="none"/>
               </w:tabs>
               <w:bidi w:val="0"/>
-              <w:ind w:hanging="283" w:left="709"/>
+              <w:spacing w:lineRule="auto" w:line="324"/>
+              <w:ind w:hanging="283" w:left="709" w:right="0"/>
               <w:jc w:val="left"/>
               <w:rPr/>
             </w:pPr>
@@ -6444,7 +7112,8 @@
                 <w:tab w:val="left" w:pos="709" w:leader="none"/>
               </w:tabs>
               <w:bidi w:val="0"/>
-              <w:ind w:hanging="283" w:left="709"/>
+              <w:spacing w:lineRule="auto" w:line="324"/>
+              <w:ind w:hanging="283" w:left="709" w:right="0"/>
               <w:jc w:val="left"/>
               <w:rPr/>
             </w:pPr>
@@ -6465,7 +7134,8 @@
                 <w:tab w:val="left" w:pos="709" w:leader="none"/>
               </w:tabs>
               <w:bidi w:val="0"/>
-              <w:ind w:hanging="283" w:left="709"/>
+              <w:spacing w:lineRule="auto" w:line="324"/>
+              <w:ind w:hanging="283" w:left="709" w:right="0"/>
               <w:jc w:val="left"/>
               <w:rPr/>
             </w:pPr>
@@ -6486,7 +7156,8 @@
                 <w:tab w:val="left" w:pos="709" w:leader="none"/>
               </w:tabs>
               <w:bidi w:val="0"/>
-              <w:ind w:hanging="283" w:left="709"/>
+              <w:spacing w:lineRule="auto" w:line="324"/>
+              <w:ind w:hanging="283" w:left="709" w:right="0"/>
               <w:jc w:val="left"/>
               <w:rPr/>
             </w:pPr>
@@ -6507,7 +7178,8 @@
                 <w:tab w:val="left" w:pos="709" w:leader="none"/>
               </w:tabs>
               <w:bidi w:val="0"/>
-              <w:ind w:hanging="283" w:left="709"/>
+              <w:spacing w:lineRule="auto" w:line="324"/>
+              <w:ind w:hanging="283" w:left="709" w:right="0"/>
               <w:jc w:val="left"/>
               <w:rPr/>
             </w:pPr>
@@ -6528,7 +7200,8 @@
                 <w:tab w:val="left" w:pos="709" w:leader="none"/>
               </w:tabs>
               <w:bidi w:val="0"/>
-              <w:ind w:hanging="283" w:left="709"/>
+              <w:spacing w:lineRule="auto" w:line="324"/>
+              <w:ind w:hanging="283" w:left="709" w:right="0"/>
               <w:jc w:val="left"/>
               <w:rPr/>
             </w:pPr>
@@ -6549,8 +7222,8 @@
                 <w:tab w:val="left" w:pos="709" w:leader="none"/>
               </w:tabs>
               <w:bidi w:val="0"/>
-              <w:spacing w:before="0" w:after="283"/>
-              <w:ind w:hanging="283" w:left="709"/>
+              <w:spacing w:lineRule="auto" w:line="324" w:before="0" w:after="283"/>
+              <w:ind w:hanging="283" w:left="709" w:right="0"/>
               <w:jc w:val="left"/>
               <w:rPr/>
             </w:pPr>
@@ -6566,19 +7239,27 @@
         <w:tc>
           <w:tcPr>
             <w:tcW w:w="1654" w:type="dxa"/>
-            <w:tcBorders/>
+            <w:tcBorders>
+              <w:top w:val="single" w:sz="4" w:space="0" w:color="000000"/>
+              <w:bottom w:val="single" w:sz="4" w:space="0" w:color="000000"/>
+            </w:tcBorders>
             <w:vAlign w:val="center"/>
           </w:tcPr>
           <w:p>
             <w:pPr>
               <w:pStyle w:val="TableHeading"/>
-              <w:suppressLineNumbers/>
-              <w:bidi w:val="0"/>
-              <w:jc w:val="center"/>
-              <w:rPr/>
-            </w:pPr>
-            <w:r>
-              <w:rPr/>
+              <w:bidi w:val="0"/>
+              <w:spacing w:lineRule="auto" w:line="324"/>
+              <w:ind w:hanging="0" w:left="0" w:right="0"/>
+              <w:jc w:val="left"/>
+              <w:rPr>
+                <w:b/>
+              </w:rPr>
+            </w:pPr>
+            <w:r>
+              <w:rPr>
+                <w:b/>
+              </w:rPr>
               <w:t>Flujos alternos</w:t>
             </w:r>
           </w:p>
@@ -6586,7 +7267,10 @@
         <w:tc>
           <w:tcPr>
             <w:tcW w:w="7372" w:type="dxa"/>
-            <w:tcBorders/>
+            <w:tcBorders>
+              <w:top w:val="single" w:sz="4" w:space="0" w:color="000000"/>
+              <w:bottom w:val="single" w:sz="4" w:space="0" w:color="000000"/>
+            </w:tcBorders>
             <w:vAlign w:val="center"/>
           </w:tcPr>
           <w:p>
@@ -6601,7 +7285,8 @@
                 <w:tab w:val="left" w:pos="709" w:leader="none"/>
               </w:tabs>
               <w:bidi w:val="0"/>
-              <w:ind w:hanging="283" w:left="709"/>
+              <w:spacing w:lineRule="auto" w:line="324"/>
+              <w:ind w:hanging="283" w:left="709" w:right="0"/>
               <w:jc w:val="left"/>
               <w:rPr/>
             </w:pPr>
@@ -6622,7 +7307,8 @@
                 <w:tab w:val="left" w:pos="709" w:leader="none"/>
               </w:tabs>
               <w:bidi w:val="0"/>
-              <w:ind w:hanging="283" w:left="709"/>
+              <w:spacing w:lineRule="auto" w:line="324"/>
+              <w:ind w:hanging="283" w:left="709" w:right="0"/>
               <w:jc w:val="left"/>
               <w:rPr/>
             </w:pPr>
@@ -6643,8 +7329,8 @@
                 <w:tab w:val="left" w:pos="709" w:leader="none"/>
               </w:tabs>
               <w:bidi w:val="0"/>
-              <w:spacing w:before="0" w:after="283"/>
-              <w:ind w:hanging="283" w:left="709"/>
+              <w:spacing w:lineRule="auto" w:line="324" w:before="0" w:after="283"/>
+              <w:ind w:hanging="283" w:left="709" w:right="0"/>
               <w:jc w:val="left"/>
               <w:rPr/>
             </w:pPr>
@@ -6660,19 +7346,27 @@
         <w:tc>
           <w:tcPr>
             <w:tcW w:w="1654" w:type="dxa"/>
-            <w:tcBorders/>
+            <w:tcBorders>
+              <w:top w:val="single" w:sz="4" w:space="0" w:color="000000"/>
+              <w:bottom w:val="single" w:sz="4" w:space="0" w:color="000000"/>
+            </w:tcBorders>
             <w:vAlign w:val="center"/>
           </w:tcPr>
           <w:p>
             <w:pPr>
               <w:pStyle w:val="TableHeading"/>
-              <w:suppressLineNumbers/>
-              <w:bidi w:val="0"/>
-              <w:jc w:val="center"/>
-              <w:rPr/>
-            </w:pPr>
-            <w:r>
-              <w:rPr/>
+              <w:bidi w:val="0"/>
+              <w:spacing w:lineRule="auto" w:line="324"/>
+              <w:ind w:hanging="0" w:left="0" w:right="0"/>
+              <w:jc w:val="left"/>
+              <w:rPr>
+                <w:b/>
+              </w:rPr>
+            </w:pPr>
+            <w:r>
+              <w:rPr>
+                <w:b/>
+              </w:rPr>
               <w:t>Postcondición</w:t>
             </w:r>
           </w:p>
@@ -6680,15 +7374,18 @@
         <w:tc>
           <w:tcPr>
             <w:tcW w:w="7372" w:type="dxa"/>
-            <w:tcBorders/>
+            <w:tcBorders>
+              <w:top w:val="single" w:sz="4" w:space="0" w:color="000000"/>
+              <w:bottom w:val="single" w:sz="4" w:space="0" w:color="000000"/>
+            </w:tcBorders>
             <w:vAlign w:val="center"/>
           </w:tcPr>
           <w:p>
             <w:pPr>
               <w:pStyle w:val="TableContents"/>
-              <w:widowControl w:val="false"/>
-              <w:suppressLineNumbers/>
-              <w:bidi w:val="0"/>
+              <w:bidi w:val="0"/>
+              <w:spacing w:lineRule="auto" w:line="324"/>
+              <w:ind w:hanging="0" w:left="0" w:right="0"/>
               <w:jc w:val="left"/>
               <w:rPr/>
             </w:pPr>
@@ -6704,19 +7401,27 @@
         <w:tc>
           <w:tcPr>
             <w:tcW w:w="1654" w:type="dxa"/>
-            <w:tcBorders/>
+            <w:tcBorders>
+              <w:top w:val="single" w:sz="4" w:space="0" w:color="000000"/>
+              <w:bottom w:val="single" w:sz="4" w:space="0" w:color="000000"/>
+            </w:tcBorders>
             <w:vAlign w:val="center"/>
           </w:tcPr>
           <w:p>
             <w:pPr>
               <w:pStyle w:val="TableHeading"/>
-              <w:suppressLineNumbers/>
-              <w:bidi w:val="0"/>
-              <w:jc w:val="center"/>
-              <w:rPr/>
-            </w:pPr>
-            <w:r>
-              <w:rPr/>
+              <w:bidi w:val="0"/>
+              <w:spacing w:lineRule="auto" w:line="324"/>
+              <w:ind w:hanging="0" w:left="0" w:right="0"/>
+              <w:jc w:val="left"/>
+              <w:rPr>
+                <w:b/>
+              </w:rPr>
+            </w:pPr>
+            <w:r>
+              <w:rPr>
+                <w:b/>
+              </w:rPr>
               <w:t>Excepciones</w:t>
             </w:r>
           </w:p>
@@ -6724,7 +7429,10 @@
         <w:tc>
           <w:tcPr>
             <w:tcW w:w="7372" w:type="dxa"/>
-            <w:tcBorders/>
+            <w:tcBorders>
+              <w:top w:val="single" w:sz="4" w:space="0" w:color="000000"/>
+              <w:bottom w:val="single" w:sz="4" w:space="0" w:color="000000"/>
+            </w:tcBorders>
             <w:vAlign w:val="center"/>
           </w:tcPr>
           <w:p>
@@ -6739,7 +7447,8 @@
                 <w:tab w:val="left" w:pos="709" w:leader="none"/>
               </w:tabs>
               <w:bidi w:val="0"/>
-              <w:ind w:hanging="283" w:left="709"/>
+              <w:spacing w:lineRule="auto" w:line="324"/>
+              <w:ind w:hanging="283" w:left="709" w:right="0"/>
               <w:jc w:val="left"/>
               <w:rPr/>
             </w:pPr>
@@ -6760,7 +7469,8 @@
                 <w:tab w:val="left" w:pos="709" w:leader="none"/>
               </w:tabs>
               <w:bidi w:val="0"/>
-              <w:ind w:hanging="283" w:left="709"/>
+              <w:spacing w:lineRule="auto" w:line="324"/>
+              <w:ind w:hanging="283" w:left="709" w:right="0"/>
               <w:jc w:val="left"/>
               <w:rPr/>
             </w:pPr>
@@ -6781,7 +7491,8 @@
                 <w:tab w:val="left" w:pos="709" w:leader="none"/>
               </w:tabs>
               <w:bidi w:val="0"/>
-              <w:ind w:hanging="283" w:left="709"/>
+              <w:spacing w:lineRule="auto" w:line="324"/>
+              <w:ind w:hanging="283" w:left="709" w:right="0"/>
               <w:jc w:val="left"/>
               <w:rPr/>
             </w:pPr>
@@ -6802,7 +7513,8 @@
                 <w:tab w:val="left" w:pos="709" w:leader="none"/>
               </w:tabs>
               <w:bidi w:val="0"/>
-              <w:ind w:hanging="283" w:left="709"/>
+              <w:spacing w:lineRule="auto" w:line="324"/>
+              <w:ind w:hanging="283" w:left="709" w:right="0"/>
               <w:jc w:val="left"/>
               <w:rPr/>
             </w:pPr>
@@ -6823,8 +7535,8 @@
                 <w:tab w:val="left" w:pos="709" w:leader="none"/>
               </w:tabs>
               <w:bidi w:val="0"/>
-              <w:spacing w:before="0" w:after="283"/>
-              <w:ind w:hanging="283" w:left="709"/>
+              <w:spacing w:lineRule="auto" w:line="324" w:before="0" w:after="283"/>
+              <w:ind w:hanging="283" w:left="709" w:right="0"/>
               <w:jc w:val="left"/>
               <w:rPr/>
             </w:pPr>
